--- a/docs/Yasir_Thesis_Chapters_1-5.docx
+++ b/docs/Yasir_Thesis_Chapters_1-5.docx
@@ -215,9 +215,9 @@
     <w:p>
       <w:pPr>
         <w:sectPr>
-          <w:footerReference w:type="default" r:id="rId34"/>
           <w:headerReference w:type="default" r:id="rId40"/>
           <w:headerReference w:type="even" r:id="rId41"/>
+          <w:footerReference w:type="default" r:id="rId34"/>
           <w:footerReference w:type="even" r:id="rId42"/>
           <w:pgSz w:w="11906" w:h="16838"/>
           <w:pgMar w:top="1417" w:right="1701" w:bottom="1417" w:left="1701" w:header="737" w:footer="737" w:gutter="0"/>
@@ -389,7 +389,7 @@
         <w:t>Table of Contents</w:t>
       </w:r>
     </w:p>
-    <w:p xmlns:ns0="http://halah" ns0:marker="TOC">
+    <w:p xmlns:ns0="http://halah">
       <w:r>
         <w:fldChar w:fldCharType="begin"/>
       </w:r>
@@ -7356,7 +7356,7 @@
         <w:t>List of Figures</w:t>
       </w:r>
     </w:p>
-    <w:p xmlns:ns1="http://halah" ns1:marker="LOF">
+    <w:p xmlns:ns1="http://halah">
       <w:r>
         <w:fldChar w:fldCharType="begin"/>
       </w:r>
@@ -7679,7 +7679,7 @@
         <w:t>List of Tables</w:t>
       </w:r>
     </w:p>
-    <w:p xmlns:ns2="http://halah" ns2:marker="LOT">
+    <w:p xmlns:ns2="http://halah">
       <w:r>
         <w:fldChar w:fldCharType="begin"/>
       </w:r>
@@ -8169,9 +8169,9 @@
           <w:footerReference w:type="even" r:id="rId46"/>
           <w:pgSz w:w="11906" w:h="16838"/>
           <w:pgMar w:top="1417" w:right="1701" w:bottom="1417" w:left="1701" w:header="737" w:footer="737" w:gutter="0"/>
+          <w:pgNumType w:fmt="lowerRoman" w:start="1"/>
           <w:cols w:space="720"/>
           <w:docGrid w:linePitch="360"/>
-          <w:pgNumType w:fmt="lowerRoman" w:start="1"/>
         </w:sectPr>
       </w:pPr>
     </w:p>
@@ -8204,8 +8204,8 @@
               <w:rPr>
                 <w:rFonts w:ascii="Palatino Linotype" w:hAnsi="Palatino Linotype"/>
                 <w:color w:val="595959"/>
+                <w:spacing w:val="40"/>
                 <w:sz w:val="22"/>
-                <w:spacing w:val="40"/>
               </w:rPr>
               <w:t>CHAPTER</w:t>
             </w:r>
@@ -8701,8 +8701,8 @@
               <w:rPr>
                 <w:rFonts w:ascii="Palatino Linotype" w:hAnsi="Palatino Linotype"/>
                 <w:color w:val="595959"/>
+                <w:spacing w:val="40"/>
                 <w:sz w:val="22"/>
-                <w:spacing w:val="40"/>
               </w:rPr>
               <w:t>CHAPTER</w:t>
             </w:r>
@@ -9019,7 +9019,6 @@
       <w:tblPr>
         <w:tblW w:type="auto" w:w="0"/>
         <w:jc w:val="center"/>
-        <w:tblLook w:firstColumn="1" w:firstRow="1" w:lastColumn="0" w:lastRow="0" w:noHBand="0" w:noVBand="1" w:val="04A0"/>
         <w:tblBorders>
           <w:top w:val="single" w:sz="12" w:color="000000" w:space="0"/>
           <w:left w:val="nil"/>
@@ -9029,6 +9028,7 @@
           <w:insideV w:val="nil"/>
         </w:tblBorders>
         <w:tblLayout w:type="fixed"/>
+        <w:tblLook w:firstColumn="1" w:firstRow="1" w:lastColumn="0" w:lastRow="0" w:noHBand="0" w:noVBand="1" w:val="04A0"/>
       </w:tblPr>
       <w:tblGrid>
         <w:gridCol w:w="850"/>
@@ -10153,7 +10153,6 @@
       <w:tblPr>
         <w:tblW w:type="auto" w:w="0"/>
         <w:jc w:val="center"/>
-        <w:tblLook w:firstColumn="1" w:firstRow="1" w:lastColumn="0" w:lastRow="0" w:noHBand="0" w:noVBand="1" w:val="04A0"/>
         <w:tblBorders>
           <w:top w:val="single" w:sz="12" w:color="000000" w:space="0"/>
           <w:left w:val="nil"/>
@@ -10163,6 +10162,7 @@
           <w:insideV w:val="nil"/>
         </w:tblBorders>
         <w:tblLayout w:type="fixed"/>
+        <w:tblLook w:firstColumn="1" w:firstRow="1" w:lastColumn="0" w:lastRow="0" w:noHBand="0" w:noVBand="1" w:val="04A0"/>
       </w:tblPr>
       <w:tblGrid>
         <w:gridCol w:w="1247"/>
@@ -12333,12 +12333,12 @@
           <w:insideH w:val="nil"/>
           <w:insideV w:val="nil"/>
         </w:tblBorders>
+        <w:tblLayout w:type="fixed"/>
         <w:tblCellMar>
           <w:left w:w="10" w:type="dxa"/>
           <w:right w:w="10" w:type="dxa"/>
         </w:tblCellMar>
         <w:tblLook w:val="0000" w:firstRow="0" w:lastRow="0" w:firstColumn="0" w:lastColumn="0" w:noHBand="0" w:noVBand="0"/>
-        <w:tblLayout w:type="fixed"/>
       </w:tblPr>
       <w:tblGrid>
         <w:gridCol w:w="680"/>
@@ -16974,7 +16974,6 @@
       <w:tblPr>
         <w:tblW w:type="auto" w:w="0"/>
         <w:jc w:val="center"/>
-        <w:tblLook w:firstColumn="1" w:firstRow="1" w:lastColumn="0" w:lastRow="0" w:noHBand="0" w:noVBand="1" w:val="04A0"/>
         <w:tblBorders>
           <w:top w:val="single" w:sz="12" w:color="000000" w:space="0"/>
           <w:left w:val="nil"/>
@@ -16984,6 +16983,7 @@
           <w:insideV w:val="nil"/>
         </w:tblBorders>
         <w:tblLayout w:type="fixed"/>
+        <w:tblLook w:firstColumn="1" w:firstRow="1" w:lastColumn="0" w:lastRow="0" w:noHBand="0" w:noVBand="1" w:val="04A0"/>
       </w:tblPr>
       <w:tblGrid>
         <w:gridCol w:w="1020"/>
@@ -18317,7 +18317,6 @@
       <w:tblPr>
         <w:tblW w:type="auto" w:w="0"/>
         <w:jc w:val="center"/>
-        <w:tblLook w:firstColumn="1" w:firstRow="1" w:lastColumn="0" w:lastRow="0" w:noHBand="0" w:noVBand="1" w:val="04A0"/>
         <w:tblBorders>
           <w:top w:val="single" w:sz="12" w:color="000000" w:space="0"/>
           <w:left w:val="nil"/>
@@ -18327,6 +18326,7 @@
           <w:insideV w:val="nil"/>
         </w:tblBorders>
         <w:tblLayout w:type="fixed"/>
+        <w:tblLook w:firstColumn="1" w:firstRow="1" w:lastColumn="0" w:lastRow="0" w:noHBand="0" w:noVBand="1" w:val="04A0"/>
       </w:tblPr>
       <w:tblGrid>
         <w:gridCol w:w="1020"/>
@@ -19660,7 +19660,6 @@
       <w:tblPr>
         <w:tblW w:type="auto" w:w="0"/>
         <w:jc w:val="center"/>
-        <w:tblLook w:firstColumn="1" w:firstRow="1" w:lastColumn="0" w:lastRow="0" w:noHBand="0" w:noVBand="1" w:val="04A0"/>
         <w:tblBorders>
           <w:top w:val="single" w:sz="12" w:color="000000" w:space="0"/>
           <w:left w:val="nil"/>
@@ -19670,6 +19669,7 @@
           <w:insideV w:val="nil"/>
         </w:tblBorders>
         <w:tblLayout w:type="fixed"/>
+        <w:tblLook w:firstColumn="1" w:firstRow="1" w:lastColumn="0" w:lastRow="0" w:noHBand="0" w:noVBand="1" w:val="04A0"/>
       </w:tblPr>
       <w:tblGrid>
         <w:gridCol w:w="1020"/>
@@ -22255,7 +22255,6 @@
       <w:tblPr>
         <w:tblW w:type="auto" w:w="0"/>
         <w:jc w:val="center"/>
-        <w:tblLook w:firstColumn="1" w:firstRow="1" w:lastColumn="0" w:lastRow="0" w:noHBand="0" w:noVBand="1" w:val="04A0"/>
         <w:tblBorders>
           <w:top w:val="single" w:sz="12" w:color="000000" w:space="0"/>
           <w:left w:val="nil"/>
@@ -22265,6 +22264,7 @@
           <w:insideV w:val="nil"/>
         </w:tblBorders>
         <w:tblLayout w:type="fixed"/>
+        <w:tblLook w:firstColumn="1" w:firstRow="1" w:lastColumn="0" w:lastRow="0" w:noHBand="0" w:noVBand="1" w:val="04A0"/>
       </w:tblPr>
       <w:tblGrid>
         <w:gridCol w:w="1020"/>
@@ -23911,7 +23911,6 @@
       <w:tblPr>
         <w:tblW w:type="auto" w:w="0"/>
         <w:jc w:val="center"/>
-        <w:tblLook w:firstColumn="1" w:firstRow="1" w:lastColumn="0" w:lastRow="0" w:noHBand="0" w:noVBand="1" w:val="04A0"/>
         <w:tblBorders>
           <w:top w:val="single" w:sz="12" w:color="000000" w:space="0"/>
           <w:left w:val="nil"/>
@@ -23921,6 +23920,7 @@
           <w:insideV w:val="nil"/>
         </w:tblBorders>
         <w:tblLayout w:type="fixed"/>
+        <w:tblLook w:firstColumn="1" w:firstRow="1" w:lastColumn="0" w:lastRow="0" w:noHBand="0" w:noVBand="1" w:val="04A0"/>
       </w:tblPr>
       <w:tblGrid>
         <w:gridCol w:w="1020"/>
@@ -25567,7 +25567,6 @@
       <w:tblPr>
         <w:tblW w:type="auto" w:w="0"/>
         <w:jc w:val="center"/>
-        <w:tblLook w:firstColumn="1" w:firstRow="1" w:lastColumn="0" w:lastRow="0" w:noHBand="0" w:noVBand="1" w:val="04A0"/>
         <w:tblBorders>
           <w:top w:val="single" w:sz="12" w:color="000000" w:space="0"/>
           <w:left w:val="nil"/>
@@ -25577,6 +25576,7 @@
           <w:insideV w:val="nil"/>
         </w:tblBorders>
         <w:tblLayout w:type="fixed"/>
+        <w:tblLook w:firstColumn="1" w:firstRow="1" w:lastColumn="0" w:lastRow="0" w:noHBand="0" w:noVBand="1" w:val="04A0"/>
       </w:tblPr>
       <w:tblGrid>
         <w:gridCol w:w="1020"/>
@@ -27244,12 +27244,12 @@
           <w:insideH w:val="nil"/>
           <w:insideV w:val="nil"/>
         </w:tblBorders>
+        <w:tblLayout w:type="fixed"/>
         <w:tblCellMar>
           <w:left w:w="10" w:type="dxa"/>
           <w:right w:w="10" w:type="dxa"/>
         </w:tblCellMar>
         <w:tblLook w:val="0000" w:firstRow="0" w:lastRow="0" w:firstColumn="0" w:lastColumn="0" w:noHBand="0" w:noVBand="0"/>
-        <w:tblLayout w:type="fixed"/>
       </w:tblPr>
       <w:tblGrid>
         <w:gridCol w:w="3402"/>
@@ -33968,8 +33968,8 @@
               <w:rPr>
                 <w:rFonts w:ascii="Palatino Linotype" w:hAnsi="Palatino Linotype"/>
                 <w:color w:val="595959"/>
+                <w:spacing w:val="40"/>
                 <w:sz w:val="22"/>
-                <w:spacing w:val="40"/>
               </w:rPr>
               <w:t>CHAPTER</w:t>
             </w:r>
@@ -36003,8 +36003,8 @@
               <w:rPr>
                 <w:rFonts w:ascii="Palatino Linotype" w:hAnsi="Palatino Linotype"/>
                 <w:color w:val="595959"/>
+                <w:spacing w:val="40"/>
                 <w:sz w:val="22"/>
-                <w:spacing w:val="40"/>
               </w:rPr>
               <w:t>CHAPTER</w:t>
             </w:r>
@@ -36798,8 +36798,8 @@
               <w:rPr>
                 <w:rFonts w:ascii="Palatino Linotype" w:hAnsi="Palatino Linotype"/>
                 <w:color w:val="595959"/>
+                <w:spacing w:val="40"/>
                 <w:sz w:val="22"/>
-                <w:spacing w:val="40"/>
               </w:rPr>
               <w:t>CHAPTER</w:t>
             </w:r>
@@ -40855,7 +40855,6 @@
       <w:tblPr>
         <w:tblW w:type="auto" w:w="0"/>
         <w:jc w:val="center"/>
-        <w:tblLook w:firstColumn="1" w:firstRow="1" w:lastColumn="0" w:lastRow="0" w:noHBand="0" w:noVBand="1" w:val="04A0"/>
         <w:tblBorders>
           <w:top w:val="single" w:sz="12" w:color="000000" w:space="0"/>
           <w:left w:val="nil"/>
@@ -40865,6 +40864,7 @@
           <w:insideV w:val="nil"/>
         </w:tblBorders>
         <w:tblLayout w:type="fixed"/>
+        <w:tblLook w:firstColumn="1" w:firstRow="1" w:lastColumn="0" w:lastRow="0" w:noHBand="0" w:noVBand="1" w:val="04A0"/>
       </w:tblPr>
       <w:tblGrid>
         <w:gridCol w:w="2041"/>
@@ -41662,9 +41662,9 @@
       <w:footerReference w:type="even" r:id="rId50"/>
       <w:pgSz w:w="11906" w:h="16838"/>
       <w:pgMar w:top="1417" w:right="1701" w:bottom="1417" w:left="1701" w:header="737" w:footer="737" w:gutter="0"/>
+      <w:pgNumType w:fmt="decimal" w:start="1"/>
       <w:cols w:space="720"/>
       <w:docGrid w:linePitch="360"/>
-      <w:pgNumType w:fmt="decimal" w:start="1"/>
     </w:sectPr>
   </w:body>
 </w:document>
@@ -41987,10 +41987,10 @@
   <w:p>
     <w:pPr>
       <w:pStyle w:val="Header"/>
-      <w:jc w:val="right"/>
       <w:pBdr>
         <w:bottom w:val="single" w:sz="6" w:space="1" w:color="000000"/>
       </w:pBdr>
+      <w:jc w:val="right"/>
     </w:pPr>
     <w:r/>
     <w:r>
@@ -42042,10 +42042,10 @@
   <w:p>
     <w:pPr>
       <w:pStyle w:val="Header"/>
-      <w:jc w:val="left"/>
       <w:pBdr>
         <w:bottom w:val="single" w:sz="6" w:space="1" w:color="000000"/>
       </w:pBdr>
+      <w:jc w:val="left"/>
     </w:pPr>
     <w:r/>
     <w:r>

--- a/docs/Yasir_Thesis_Chapters_1-5.docx
+++ b/docs/Yasir_Thesis_Chapters_1-5.docx
@@ -6866,6 +6866,357 @@
           <w:tab w:pos="8504" w:val="right" w:leader="dot"/>
         </w:tabs>
         <w:spacing w:after="40" w:before="0"/>
+        <w:ind w:left="1020"/>
+        <w:jc w:val="left"/>
+      </w:pPr>
+      <w:r>
+        <w:rPr>
+          <w:rFonts w:ascii="Palatino Linotype" w:hAnsi="Palatino Linotype"/>
+          <w:b w:val="0"/>
+          <w:sz w:val="22"/>
+        </w:rPr>
+        <w:t>5.6.1 Aims of Engineering the Prototype System</w:t>
+        <w:tab/>
+        <w:t>62</w:t>
+      </w:r>
+    </w:p>
+    <w:p xmlns:ns0="http://halah">
+      <w:pPr>
+        <w:tabs>
+          <w:tab w:pos="8504" w:val="right" w:leader="dot"/>
+          <w:tab w:pos="8504" w:val="right" w:leader="dot"/>
+          <w:tab w:pos="8504" w:val="right" w:leader="dot"/>
+          <w:tab w:pos="8504" w:val="right" w:leader="dot"/>
+          <w:tab w:pos="8504" w:val="right" w:leader="dot"/>
+          <w:tab w:pos="8504" w:val="right" w:leader="dot"/>
+          <w:tab w:pos="8504" w:val="right" w:leader="dot"/>
+          <w:tab w:pos="8504" w:val="right" w:leader="dot"/>
+          <w:tab w:pos="8504" w:val="right" w:leader="dot"/>
+          <w:tab w:pos="8504" w:val="right" w:leader="dot"/>
+          <w:tab w:pos="8504" w:val="right" w:leader="dot"/>
+          <w:tab w:pos="8504" w:val="right" w:leader="dot"/>
+          <w:tab w:pos="8504" w:val="right" w:leader="dot"/>
+          <w:tab w:pos="8504" w:val="right" w:leader="dot"/>
+          <w:tab w:pos="8504" w:val="right" w:leader="dot"/>
+          <w:tab w:pos="8504" w:val="right" w:leader="dot"/>
+          <w:tab w:pos="8504" w:val="right" w:leader="dot"/>
+          <w:tab w:pos="8504" w:val="right" w:leader="dot"/>
+          <w:tab w:pos="8504" w:val="right" w:leader="dot"/>
+          <w:tab w:pos="8504" w:val="right" w:leader="dot"/>
+          <w:tab w:pos="8504" w:val="right" w:leader="dot"/>
+          <w:tab w:pos="8504" w:val="right" w:leader="dot"/>
+          <w:tab w:pos="8504" w:val="right" w:leader="dot"/>
+          <w:tab w:pos="8504" w:val="right" w:leader="dot"/>
+          <w:tab w:pos="8504" w:val="right" w:leader="dot"/>
+          <w:tab w:pos="8504" w:val="right" w:leader="dot"/>
+          <w:tab w:pos="8504" w:val="right" w:leader="dot"/>
+          <w:tab w:pos="8504" w:val="right" w:leader="dot"/>
+          <w:tab w:pos="8504" w:val="right" w:leader="dot"/>
+          <w:tab w:pos="8504" w:val="right" w:leader="dot"/>
+          <w:tab w:pos="8504" w:val="right" w:leader="dot"/>
+          <w:tab w:pos="8504" w:val="right" w:leader="dot"/>
+          <w:tab w:pos="8504" w:val="right" w:leader="dot"/>
+          <w:tab w:pos="8504" w:val="right" w:leader="dot"/>
+          <w:tab w:pos="8504" w:val="right" w:leader="dot"/>
+          <w:tab w:pos="8504" w:val="right" w:leader="dot"/>
+          <w:tab w:pos="8504" w:val="right" w:leader="dot"/>
+          <w:tab w:pos="8504" w:val="right" w:leader="dot"/>
+          <w:tab w:pos="8504" w:val="right" w:leader="dot"/>
+          <w:tab w:pos="8504" w:val="right" w:leader="dot"/>
+          <w:tab w:pos="8504" w:val="right" w:leader="dot"/>
+          <w:tab w:pos="8504" w:val="right" w:leader="dot"/>
+          <w:tab w:pos="8504" w:val="right" w:leader="dot"/>
+          <w:tab w:pos="8504" w:val="right" w:leader="dot"/>
+          <w:tab w:pos="8504" w:val="right" w:leader="dot"/>
+          <w:tab w:pos="8504" w:val="right" w:leader="dot"/>
+          <w:tab w:pos="8504" w:val="right" w:leader="dot"/>
+          <w:tab w:pos="8504" w:val="right" w:leader="dot"/>
+          <w:tab w:pos="8504" w:val="right" w:leader="dot"/>
+          <w:tab w:pos="8504" w:val="right" w:leader="dot"/>
+          <w:tab w:pos="8504" w:val="right" w:leader="dot"/>
+          <w:tab w:pos="8504" w:val="right" w:leader="dot"/>
+          <w:tab w:pos="8504" w:val="right" w:leader="dot"/>
+          <w:tab w:pos="8504" w:val="right" w:leader="dot"/>
+          <w:tab w:pos="8504" w:val="right" w:leader="dot"/>
+          <w:tab w:pos="8504" w:val="right" w:leader="dot"/>
+          <w:tab w:pos="8504" w:val="right" w:leader="dot"/>
+          <w:tab w:pos="8504" w:val="right" w:leader="dot"/>
+          <w:tab w:pos="8504" w:val="right" w:leader="dot"/>
+          <w:tab w:pos="8504" w:val="right" w:leader="dot"/>
+          <w:tab w:pos="8504" w:val="right" w:leader="dot"/>
+          <w:tab w:pos="8504" w:val="right" w:leader="dot"/>
+          <w:tab w:pos="8504" w:val="right" w:leader="dot"/>
+          <w:tab w:pos="8504" w:val="right" w:leader="dot"/>
+          <w:tab w:pos="8504" w:val="right" w:leader="dot"/>
+          <w:tab w:pos="8504" w:val="right" w:leader="dot"/>
+          <w:tab w:pos="8504" w:val="right" w:leader="dot"/>
+          <w:tab w:pos="8504" w:val="right" w:leader="dot"/>
+          <w:tab w:pos="8504" w:val="right" w:leader="dot"/>
+          <w:tab w:pos="8504" w:val="right" w:leader="dot"/>
+          <w:tab w:pos="8504" w:val="right" w:leader="dot"/>
+          <w:tab w:pos="8504" w:val="right" w:leader="dot"/>
+          <w:tab w:pos="8504" w:val="right" w:leader="dot"/>
+          <w:tab w:pos="8504" w:val="right" w:leader="dot"/>
+          <w:tab w:pos="8504" w:val="right" w:leader="dot"/>
+          <w:tab w:pos="8504" w:val="right" w:leader="dot"/>
+          <w:tab w:pos="8504" w:val="right" w:leader="dot"/>
+          <w:tab w:pos="8504" w:val="right" w:leader="dot"/>
+          <w:tab w:pos="8504" w:val="right" w:leader="dot"/>
+          <w:tab w:pos="8504" w:val="right" w:leader="dot"/>
+          <w:tab w:pos="8504" w:val="right" w:leader="dot"/>
+          <w:tab w:pos="8504" w:val="right" w:leader="dot"/>
+          <w:tab w:pos="8504" w:val="right" w:leader="dot"/>
+          <w:tab w:pos="8504" w:val="right" w:leader="dot"/>
+          <w:tab w:pos="8504" w:val="right" w:leader="dot"/>
+          <w:tab w:pos="8504" w:val="right" w:leader="dot"/>
+          <w:tab w:pos="8504" w:val="right" w:leader="dot"/>
+          <w:tab w:pos="8504" w:val="right" w:leader="dot"/>
+          <w:tab w:pos="8504" w:val="right" w:leader="dot"/>
+          <w:tab w:pos="8504" w:val="right" w:leader="dot"/>
+          <w:tab w:pos="8504" w:val="right" w:leader="dot"/>
+          <w:tab w:pos="8504" w:val="right" w:leader="dot"/>
+          <w:tab w:pos="8504" w:val="right" w:leader="dot"/>
+          <w:tab w:pos="8504" w:val="right" w:leader="dot"/>
+          <w:tab w:pos="8504" w:val="right" w:leader="dot"/>
+          <w:tab w:pos="8504" w:val="right" w:leader="dot"/>
+          <w:tab w:pos="8504" w:val="right" w:leader="dot"/>
+        </w:tabs>
+        <w:spacing w:after="40" w:before="0"/>
+        <w:ind w:left="1020"/>
+        <w:jc w:val="left"/>
+      </w:pPr>
+      <w:r>
+        <w:rPr>
+          <w:rFonts w:ascii="Palatino Linotype" w:hAnsi="Palatino Linotype"/>
+          <w:b w:val="0"/>
+          <w:sz w:val="22"/>
+        </w:rPr>
+        <w:t>5.6.2 Dataset Used for Validation</w:t>
+        <w:tab/>
+        <w:t>62</w:t>
+      </w:r>
+    </w:p>
+    <w:p xmlns:ns0="http://halah">
+      <w:pPr>
+        <w:tabs>
+          <w:tab w:pos="8504" w:val="right" w:leader="dot"/>
+          <w:tab w:pos="8504" w:val="right" w:leader="dot"/>
+          <w:tab w:pos="8504" w:val="right" w:leader="dot"/>
+          <w:tab w:pos="8504" w:val="right" w:leader="dot"/>
+          <w:tab w:pos="8504" w:val="right" w:leader="dot"/>
+          <w:tab w:pos="8504" w:val="right" w:leader="dot"/>
+          <w:tab w:pos="8504" w:val="right" w:leader="dot"/>
+          <w:tab w:pos="8504" w:val="right" w:leader="dot"/>
+          <w:tab w:pos="8504" w:val="right" w:leader="dot"/>
+          <w:tab w:pos="8504" w:val="right" w:leader="dot"/>
+          <w:tab w:pos="8504" w:val="right" w:leader="dot"/>
+          <w:tab w:pos="8504" w:val="right" w:leader="dot"/>
+          <w:tab w:pos="8504" w:val="right" w:leader="dot"/>
+          <w:tab w:pos="8504" w:val="right" w:leader="dot"/>
+          <w:tab w:pos="8504" w:val="right" w:leader="dot"/>
+          <w:tab w:pos="8504" w:val="right" w:leader="dot"/>
+          <w:tab w:pos="8504" w:val="right" w:leader="dot"/>
+          <w:tab w:pos="8504" w:val="right" w:leader="dot"/>
+          <w:tab w:pos="8504" w:val="right" w:leader="dot"/>
+          <w:tab w:pos="8504" w:val="right" w:leader="dot"/>
+          <w:tab w:pos="8504" w:val="right" w:leader="dot"/>
+          <w:tab w:pos="8504" w:val="right" w:leader="dot"/>
+          <w:tab w:pos="8504" w:val="right" w:leader="dot"/>
+          <w:tab w:pos="8504" w:val="right" w:leader="dot"/>
+          <w:tab w:pos="8504" w:val="right" w:leader="dot"/>
+          <w:tab w:pos="8504" w:val="right" w:leader="dot"/>
+          <w:tab w:pos="8504" w:val="right" w:leader="dot"/>
+          <w:tab w:pos="8504" w:val="right" w:leader="dot"/>
+          <w:tab w:pos="8504" w:val="right" w:leader="dot"/>
+          <w:tab w:pos="8504" w:val="right" w:leader="dot"/>
+          <w:tab w:pos="8504" w:val="right" w:leader="dot"/>
+          <w:tab w:pos="8504" w:val="right" w:leader="dot"/>
+          <w:tab w:pos="8504" w:val="right" w:leader="dot"/>
+          <w:tab w:pos="8504" w:val="right" w:leader="dot"/>
+          <w:tab w:pos="8504" w:val="right" w:leader="dot"/>
+          <w:tab w:pos="8504" w:val="right" w:leader="dot"/>
+          <w:tab w:pos="8504" w:val="right" w:leader="dot"/>
+          <w:tab w:pos="8504" w:val="right" w:leader="dot"/>
+          <w:tab w:pos="8504" w:val="right" w:leader="dot"/>
+          <w:tab w:pos="8504" w:val="right" w:leader="dot"/>
+          <w:tab w:pos="8504" w:val="right" w:leader="dot"/>
+          <w:tab w:pos="8504" w:val="right" w:leader="dot"/>
+          <w:tab w:pos="8504" w:val="right" w:leader="dot"/>
+          <w:tab w:pos="8504" w:val="right" w:leader="dot"/>
+          <w:tab w:pos="8504" w:val="right" w:leader="dot"/>
+          <w:tab w:pos="8504" w:val="right" w:leader="dot"/>
+          <w:tab w:pos="8504" w:val="right" w:leader="dot"/>
+          <w:tab w:pos="8504" w:val="right" w:leader="dot"/>
+          <w:tab w:pos="8504" w:val="right" w:leader="dot"/>
+          <w:tab w:pos="8504" w:val="right" w:leader="dot"/>
+          <w:tab w:pos="8504" w:val="right" w:leader="dot"/>
+          <w:tab w:pos="8504" w:val="right" w:leader="dot"/>
+          <w:tab w:pos="8504" w:val="right" w:leader="dot"/>
+          <w:tab w:pos="8504" w:val="right" w:leader="dot"/>
+          <w:tab w:pos="8504" w:val="right" w:leader="dot"/>
+          <w:tab w:pos="8504" w:val="right" w:leader="dot"/>
+          <w:tab w:pos="8504" w:val="right" w:leader="dot"/>
+          <w:tab w:pos="8504" w:val="right" w:leader="dot"/>
+          <w:tab w:pos="8504" w:val="right" w:leader="dot"/>
+          <w:tab w:pos="8504" w:val="right" w:leader="dot"/>
+          <w:tab w:pos="8504" w:val="right" w:leader="dot"/>
+          <w:tab w:pos="8504" w:val="right" w:leader="dot"/>
+          <w:tab w:pos="8504" w:val="right" w:leader="dot"/>
+          <w:tab w:pos="8504" w:val="right" w:leader="dot"/>
+          <w:tab w:pos="8504" w:val="right" w:leader="dot"/>
+          <w:tab w:pos="8504" w:val="right" w:leader="dot"/>
+          <w:tab w:pos="8504" w:val="right" w:leader="dot"/>
+          <w:tab w:pos="8504" w:val="right" w:leader="dot"/>
+          <w:tab w:pos="8504" w:val="right" w:leader="dot"/>
+          <w:tab w:pos="8504" w:val="right" w:leader="dot"/>
+          <w:tab w:pos="8504" w:val="right" w:leader="dot"/>
+          <w:tab w:pos="8504" w:val="right" w:leader="dot"/>
+          <w:tab w:pos="8504" w:val="right" w:leader="dot"/>
+          <w:tab w:pos="8504" w:val="right" w:leader="dot"/>
+          <w:tab w:pos="8504" w:val="right" w:leader="dot"/>
+          <w:tab w:pos="8504" w:val="right" w:leader="dot"/>
+          <w:tab w:pos="8504" w:val="right" w:leader="dot"/>
+          <w:tab w:pos="8504" w:val="right" w:leader="dot"/>
+          <w:tab w:pos="8504" w:val="right" w:leader="dot"/>
+          <w:tab w:pos="8504" w:val="right" w:leader="dot"/>
+          <w:tab w:pos="8504" w:val="right" w:leader="dot"/>
+          <w:tab w:pos="8504" w:val="right" w:leader="dot"/>
+          <w:tab w:pos="8504" w:val="right" w:leader="dot"/>
+          <w:tab w:pos="8504" w:val="right" w:leader="dot"/>
+          <w:tab w:pos="8504" w:val="right" w:leader="dot"/>
+          <w:tab w:pos="8504" w:val="right" w:leader="dot"/>
+          <w:tab w:pos="8504" w:val="right" w:leader="dot"/>
+          <w:tab w:pos="8504" w:val="right" w:leader="dot"/>
+          <w:tab w:pos="8504" w:val="right" w:leader="dot"/>
+          <w:tab w:pos="8504" w:val="right" w:leader="dot"/>
+          <w:tab w:pos="8504" w:val="right" w:leader="dot"/>
+          <w:tab w:pos="8504" w:val="right" w:leader="dot"/>
+          <w:tab w:pos="8504" w:val="right" w:leader="dot"/>
+          <w:tab w:pos="8504" w:val="right" w:leader="dot"/>
+          <w:tab w:pos="8504" w:val="right" w:leader="dot"/>
+          <w:tab w:pos="8504" w:val="right" w:leader="dot"/>
+          <w:tab w:pos="8504" w:val="right" w:leader="dot"/>
+          <w:tab w:pos="8504" w:val="right" w:leader="dot"/>
+        </w:tabs>
+        <w:spacing w:after="40" w:before="0"/>
+        <w:ind w:left="1020"/>
+        <w:jc w:val="left"/>
+      </w:pPr>
+      <w:r>
+        <w:rPr>
+          <w:rFonts w:ascii="Palatino Linotype" w:hAnsi="Palatino Linotype"/>
+          <w:b w:val="0"/>
+          <w:sz w:val="22"/>
+        </w:rPr>
+        <w:t>5.6.3 Steps in the Working of the Prototype for Consent Creation</w:t>
+        <w:tab/>
+        <w:t>63</w:t>
+      </w:r>
+    </w:p>
+    <w:p xmlns:ns0="http://halah">
+      <w:pPr>
+        <w:tabs>
+          <w:tab w:pos="8504" w:val="right" w:leader="dot"/>
+          <w:tab w:pos="8504" w:val="right" w:leader="dot"/>
+          <w:tab w:pos="8504" w:val="right" w:leader="dot"/>
+          <w:tab w:pos="8504" w:val="right" w:leader="dot"/>
+          <w:tab w:pos="8504" w:val="right" w:leader="dot"/>
+          <w:tab w:pos="8504" w:val="right" w:leader="dot"/>
+          <w:tab w:pos="8504" w:val="right" w:leader="dot"/>
+          <w:tab w:pos="8504" w:val="right" w:leader="dot"/>
+          <w:tab w:pos="8504" w:val="right" w:leader="dot"/>
+          <w:tab w:pos="8504" w:val="right" w:leader="dot"/>
+          <w:tab w:pos="8504" w:val="right" w:leader="dot"/>
+          <w:tab w:pos="8504" w:val="right" w:leader="dot"/>
+          <w:tab w:pos="8504" w:val="right" w:leader="dot"/>
+          <w:tab w:pos="8504" w:val="right" w:leader="dot"/>
+          <w:tab w:pos="8504" w:val="right" w:leader="dot"/>
+          <w:tab w:pos="8504" w:val="right" w:leader="dot"/>
+          <w:tab w:pos="8504" w:val="right" w:leader="dot"/>
+          <w:tab w:pos="8504" w:val="right" w:leader="dot"/>
+          <w:tab w:pos="8504" w:val="right" w:leader="dot"/>
+          <w:tab w:pos="8504" w:val="right" w:leader="dot"/>
+          <w:tab w:pos="8504" w:val="right" w:leader="dot"/>
+          <w:tab w:pos="8504" w:val="right" w:leader="dot"/>
+          <w:tab w:pos="8504" w:val="right" w:leader="dot"/>
+          <w:tab w:pos="8504" w:val="right" w:leader="dot"/>
+          <w:tab w:pos="8504" w:val="right" w:leader="dot"/>
+          <w:tab w:pos="8504" w:val="right" w:leader="dot"/>
+          <w:tab w:pos="8504" w:val="right" w:leader="dot"/>
+          <w:tab w:pos="8504" w:val="right" w:leader="dot"/>
+          <w:tab w:pos="8504" w:val="right" w:leader="dot"/>
+          <w:tab w:pos="8504" w:val="right" w:leader="dot"/>
+          <w:tab w:pos="8504" w:val="right" w:leader="dot"/>
+          <w:tab w:pos="8504" w:val="right" w:leader="dot"/>
+          <w:tab w:pos="8504" w:val="right" w:leader="dot"/>
+          <w:tab w:pos="8504" w:val="right" w:leader="dot"/>
+          <w:tab w:pos="8504" w:val="right" w:leader="dot"/>
+          <w:tab w:pos="8504" w:val="right" w:leader="dot"/>
+          <w:tab w:pos="8504" w:val="right" w:leader="dot"/>
+          <w:tab w:pos="8504" w:val="right" w:leader="dot"/>
+          <w:tab w:pos="8504" w:val="right" w:leader="dot"/>
+          <w:tab w:pos="8504" w:val="right" w:leader="dot"/>
+          <w:tab w:pos="8504" w:val="right" w:leader="dot"/>
+          <w:tab w:pos="8504" w:val="right" w:leader="dot"/>
+          <w:tab w:pos="8504" w:val="right" w:leader="dot"/>
+          <w:tab w:pos="8504" w:val="right" w:leader="dot"/>
+          <w:tab w:pos="8504" w:val="right" w:leader="dot"/>
+          <w:tab w:pos="8504" w:val="right" w:leader="dot"/>
+          <w:tab w:pos="8504" w:val="right" w:leader="dot"/>
+          <w:tab w:pos="8504" w:val="right" w:leader="dot"/>
+          <w:tab w:pos="8504" w:val="right" w:leader="dot"/>
+          <w:tab w:pos="8504" w:val="right" w:leader="dot"/>
+          <w:tab w:pos="8504" w:val="right" w:leader="dot"/>
+          <w:tab w:pos="8504" w:val="right" w:leader="dot"/>
+          <w:tab w:pos="8504" w:val="right" w:leader="dot"/>
+          <w:tab w:pos="8504" w:val="right" w:leader="dot"/>
+          <w:tab w:pos="8504" w:val="right" w:leader="dot"/>
+          <w:tab w:pos="8504" w:val="right" w:leader="dot"/>
+          <w:tab w:pos="8504" w:val="right" w:leader="dot"/>
+          <w:tab w:pos="8504" w:val="right" w:leader="dot"/>
+          <w:tab w:pos="8504" w:val="right" w:leader="dot"/>
+          <w:tab w:pos="8504" w:val="right" w:leader="dot"/>
+          <w:tab w:pos="8504" w:val="right" w:leader="dot"/>
+          <w:tab w:pos="8504" w:val="right" w:leader="dot"/>
+          <w:tab w:pos="8504" w:val="right" w:leader="dot"/>
+          <w:tab w:pos="8504" w:val="right" w:leader="dot"/>
+          <w:tab w:pos="8504" w:val="right" w:leader="dot"/>
+          <w:tab w:pos="8504" w:val="right" w:leader="dot"/>
+          <w:tab w:pos="8504" w:val="right" w:leader="dot"/>
+          <w:tab w:pos="8504" w:val="right" w:leader="dot"/>
+          <w:tab w:pos="8504" w:val="right" w:leader="dot"/>
+          <w:tab w:pos="8504" w:val="right" w:leader="dot"/>
+          <w:tab w:pos="8504" w:val="right" w:leader="dot"/>
+          <w:tab w:pos="8504" w:val="right" w:leader="dot"/>
+          <w:tab w:pos="8504" w:val="right" w:leader="dot"/>
+          <w:tab w:pos="8504" w:val="right" w:leader="dot"/>
+          <w:tab w:pos="8504" w:val="right" w:leader="dot"/>
+          <w:tab w:pos="8504" w:val="right" w:leader="dot"/>
+          <w:tab w:pos="8504" w:val="right" w:leader="dot"/>
+          <w:tab w:pos="8504" w:val="right" w:leader="dot"/>
+          <w:tab w:pos="8504" w:val="right" w:leader="dot"/>
+          <w:tab w:pos="8504" w:val="right" w:leader="dot"/>
+          <w:tab w:pos="8504" w:val="right" w:leader="dot"/>
+          <w:tab w:pos="8504" w:val="right" w:leader="dot"/>
+          <w:tab w:pos="8504" w:val="right" w:leader="dot"/>
+          <w:tab w:pos="8504" w:val="right" w:leader="dot"/>
+          <w:tab w:pos="8504" w:val="right" w:leader="dot"/>
+          <w:tab w:pos="8504" w:val="right" w:leader="dot"/>
+          <w:tab w:pos="8504" w:val="right" w:leader="dot"/>
+          <w:tab w:pos="8504" w:val="right" w:leader="dot"/>
+          <w:tab w:pos="8504" w:val="right" w:leader="dot"/>
+          <w:tab w:pos="8504" w:val="right" w:leader="dot"/>
+          <w:tab w:pos="8504" w:val="right" w:leader="dot"/>
+          <w:tab w:pos="8504" w:val="right" w:leader="dot"/>
+          <w:tab w:pos="8504" w:val="right" w:leader="dot"/>
+          <w:tab w:pos="8504" w:val="right" w:leader="dot"/>
+          <w:tab w:pos="8504" w:val="right" w:leader="dot"/>
+          <w:tab w:pos="8504" w:val="right" w:leader="dot"/>
+          <w:tab w:pos="8504" w:val="right" w:leader="dot"/>
+          <w:tab w:pos="8504" w:val="right" w:leader="dot"/>
+          <w:tab w:pos="8504" w:val="right" w:leader="dot"/>
+        </w:tabs>
+        <w:spacing w:after="40" w:before="0"/>
         <w:ind w:left="454"/>
         <w:jc w:val="left"/>
       </w:pPr>
@@ -6877,12 +7228,15 @@
         </w:rPr>
         <w:t>5.7 Validation and Evaluation</w:t>
         <w:tab/>
-        <w:t>63</w:t>
+        <w:t>64</w:t>
       </w:r>
     </w:p>
     <w:p xmlns:ns0="http://halah">
       <w:pPr>
         <w:tabs>
+          <w:tab w:pos="8504" w:val="right" w:leader="dot"/>
+          <w:tab w:pos="8504" w:val="right" w:leader="dot"/>
+          <w:tab w:pos="8504" w:val="right" w:leader="dot"/>
           <w:tab w:pos="8504" w:val="right" w:leader="dot"/>
           <w:tab w:pos="8504" w:val="right" w:leader="dot"/>
           <w:tab w:pos="8504" w:val="right" w:leader="dot"/>
@@ -6993,12 +7347,15 @@
         </w:rPr>
         <w:t>5.7.1 Validation of Consent Creation</w:t>
         <w:tab/>
-        <w:t>63</w:t>
+        <w:t>64</w:t>
       </w:r>
     </w:p>
     <w:p xmlns:ns0="http://halah">
       <w:pPr>
         <w:tabs>
+          <w:tab w:pos="8504" w:val="right" w:leader="dot"/>
+          <w:tab w:pos="8504" w:val="right" w:leader="dot"/>
+          <w:tab w:pos="8504" w:val="right" w:leader="dot"/>
           <w:tab w:pos="8504" w:val="right" w:leader="dot"/>
           <w:tab w:pos="8504" w:val="right" w:leader="dot"/>
           <w:tab w:pos="8504" w:val="right" w:leader="dot"/>
@@ -7110,12 +7467,15 @@
         </w:rPr>
         <w:t>5.7.2 Evaluation of the Architecture against the Security Properties</w:t>
         <w:tab/>
-        <w:t>64</w:t>
+        <w:t>65</w:t>
       </w:r>
     </w:p>
     <w:p xmlns:ns0="http://halah">
       <w:pPr>
         <w:tabs>
+          <w:tab w:pos="8504" w:val="right" w:leader="dot"/>
+          <w:tab w:pos="8504" w:val="right" w:leader="dot"/>
+          <w:tab w:pos="8504" w:val="right" w:leader="dot"/>
           <w:tab w:pos="8504" w:val="right" w:leader="dot"/>
           <w:tab w:pos="8504" w:val="right" w:leader="dot"/>
           <w:tab w:pos="8504" w:val="right" w:leader="dot"/>
@@ -7333,6 +7693,9 @@
           <w:tab w:pos="8504" w:val="right" w:leader="dot"/>
           <w:tab w:pos="8504" w:val="right" w:leader="dot"/>
           <w:tab w:pos="8504" w:val="right" w:leader="dot"/>
+          <w:tab w:pos="8504" w:val="right" w:leader="dot"/>
+          <w:tab w:pos="8504" w:val="right" w:leader="dot"/>
+          <w:tab w:pos="8504" w:val="right" w:leader="dot"/>
         </w:tabs>
         <w:spacing w:after="40" w:before="0"/>
         <w:ind w:left="454"/>
@@ -7609,7 +7972,7 @@
         </w:rPr>
         <w:t>5.7 The patient interface of the HALAH prototype after a consent has been created: the consent specification on the left and right, and the confirmation with the consent identifier below.</w:t>
         <w:tab/>
-        <w:t>63</w:t>
+        <w:t>64</w:t>
       </w:r>
     </w:p>
     <w:p xmlns:ns1="http://halah">
@@ -7639,7 +8002,7 @@
         </w:rPr>
         <w:t>5.8 A specification that names the same guardian twice is rejected by Algorithm 1 before any consent is stored.</w:t>
         <w:tab/>
-        <w:t>64</w:t>
+        <w:t>65</w:t>
       </w:r>
     </w:p>
     <w:p xmlns:ns1="http://halah">
@@ -8092,7 +8455,7 @@
         </w:rPr>
         <w:t>5.3 Security properties supported by the proposed MVC-based consent architecture</w:t>
         <w:tab/>
-        <w:t>65</w:t>
+        <w:t>66</w:t>
       </w:r>
     </w:p>
     <w:p xmlns:ns2="http://halah">
@@ -36862,7 +37225,7 @@
     <w:p>
       <w:pPr/>
       <w:r>
-        <w:t>Sections 5.2 to 5.4 present the architecture: its three layers and their components, where trust is evaluated and where the boundaries between the layers lie, and how the architecture maps to the six research objectives. Section 5.5 presents the consent model: the creation workflow, the structure of the consent object C = (I, A, P, T, L, E), and the creation procedure as Algorithm 1. Section 5.6 shows how the model is implemented in the HALAH prototype. Section 5.7 validates the consent creation against the live scenarios, the automated tests and the audit ledger, and evaluates the architecture against the security properties it is designed to provide. Section 5.8 concludes the chapter.</w:t>
+        <w:t>Sections 5.2 to 5.4 present the architecture: its three layers and their components, where trust is evaluated and where the boundaries between the layers lie, and how the architecture maps to the six research objectives. Section 5.5 presents the consent model: the creation workflow, the structure of the consent object C = (I, A, P, T, L, E), and the creation procedure as Algorithm 1. Section 5.6 shows how the model is implemented in the HALAH prototype: the aims of the prototype, the dataset it uses and the steps of consent creation. Section 5.7 validates the consent creation against the live scenarios, the automated tests and the audit ledger, and evaluates the architecture against the security properties it is designed to provide. Section 5.8 concludes the chapter.</w:t>
       </w:r>
     </w:p>
     <w:p>
@@ -40671,9 +41034,98 @@
       </w:r>
     </w:p>
     <w:p>
+      <w:pPr>
+        <w:pStyle w:val="3"/>
+      </w:pPr>
+      <w:r>
+        <w:t>5.6.1 Aims of Engineering the Prototype System</w:t>
+      </w:r>
+    </w:p>
+    <w:p>
       <w:pPr/>
       <w:r>
-        <w:t>Figure 5.7 shows the patient interface of the prototype at the moment a consent is created. The patient selects their own DID from the loaded record set, enters the DID of the authorised doctor and the DIDs of the guardians, chooses the data modules from the four EMR modules, and sets the start and expiry times. When the patient submits the form, the interface runs the checks of Algorithm 1 and, if they pass, shows the identifier of the new consent and confirms that the creation was logged. The consent then appears in the patient's list in the state PENDING_SIGNATURE with no approvals, which is the state defined in Section 5.5.1. The guardians, the doctor and the auditor each use their own interface, presented in the chapters that follow.</w:t>
+        <w:t>The prototype was engineered for three aims. The first is to show that the consent model can be built: a patient can create the object C = (I, A, P, T, L, E) through an interface, and the object carries every component that the later checks need. The second is to make the design testable: the same code that the interface calls is called by the automated tests, so a check that the interface enforces can also be attacked directly at the service level, which is how the gaps closed by the hardening of 1 October 2026 were found. The third is to produce evidence: every creation, approval, decision and revocation is written to the audit ledger with the result of each check, so the claims of this and the following chapters can be traced to recorded events rather than to screenshots alone. The prototype is not engineered for throughput or for a production deployment; its purpose is to validate the design.</w:t>
+      </w:r>
+    </w:p>
+    <w:p>
+      <w:pPr>
+        <w:pStyle w:val="3"/>
+      </w:pPr>
+      <w:r>
+        <w:t>5.6.2 Dataset Used for Validation</w:t>
+      </w:r>
+    </w:p>
+    <w:p>
+      <w:pPr>
+        <w:spacing w:after="110" w:line="264" w:lineRule="auto"/>
+        <w:jc w:val="both"/>
+      </w:pPr>
+      <w:r>
+        <w:t>The prototype uses synthetic patient records from the Synthea 1K sample (Walonoski et al. 2018), taken from synthea.mitre.org in its CSV export rather than its FHIR R4 export (HL7 International 2019). Synthea generates realistic but artificial patients, so no real patient data is involved.</w:t>
+      </w:r>
+      <w:r>
+        <w:rPr/>
+        <w:t xml:space="preserve"> The Synthea 1K sample is a public synthetic healthcare dataset of 1,000 simulated patient records, with patient demographics, medical conditions, medications and procedures in CSV files.</w:t>
+      </w:r>
+      <w:r>
+        <w:t xml:space="preserve"> The prototype loads a subset of patients together with their conditions, observations, medications and procedures, and these tables provide the healthcare data modules that a consent can authorise, such as Observation, Medication and Procedure. The records are used only to construct representative consent workflows</w:t>
+      </w:r>
+      <w:r>
+        <w:rPr/>
+        <w:t xml:space="preserve"> and the healthcare data-access scenarios used to test the prototype</w:t>
+      </w:r>
+      <w:r>
+        <w:t>. The authorisation decisions do not depend on the clinical content, and no medical content is written to the chain. The records are not changed. The only step is the selection of the subset loaded into the local database of the prototype.</w:t>
+      </w:r>
+    </w:p>
+    <w:p>
+      <w:pPr>
+        <w:pStyle w:val="3"/>
+      </w:pPr>
+      <w:r>
+        <w:t>5.6.3 Steps in the Working of the Prototype for Consent Creation</w:t>
+      </w:r>
+    </w:p>
+    <w:p>
+      <w:pPr/>
+      <w:r>
+        <w:t>The creation of a consent in the prototype follows the steps of Algorithm 1 as shown in Figure 5.7:</w:t>
+      </w:r>
+    </w:p>
+    <w:p>
+      <w:pPr/>
+      <w:r>
+        <w:t>1. The patient selects the role Patient and their own DID, which the prototype loads from the record set.</w:t>
+      </w:r>
+    </w:p>
+    <w:p>
+      <w:pPr/>
+      <w:r>
+        <w:t>2. The patient enters the DID of the authorised doctor and the DIDs of the guardians, separated by commas.</w:t>
+      </w:r>
+    </w:p>
+    <w:p>
+      <w:pPr/>
+      <w:r>
+        <w:t>3. The patient selects the data modules from Observation, Medication, Condition and Procedure, and sets the start and expiry times.</w:t>
+      </w:r>
+    </w:p>
+    <w:p>
+      <w:pPr/>
+      <w:r>
+        <w:t>4. The patient presses Initial Consent. The prototype checks that the doctor DID holds a valid doctor credential, that each guardian DID holds a valid guardian credential, that no guardian appears twice, that the data scope is not empty and that the expiry time is later than the start time. If any check fails, an error message names the failed field and nothing is stored.</w:t>
+      </w:r>
+    </w:p>
+    <w:p>
+      <w:pPr/>
+      <w:r>
+        <w:t>5. If every check passes, the prototype assigns the consent identifier, stores the object in the state PENDING_SIGNATURE with N set to the number of guardians, writes the CREATE_CONSENT event to the audit ledger, and shows the identifier to the patient.</w:t>
+      </w:r>
+    </w:p>
+    <w:p>
+      <w:pPr/>
+      <w:r>
+        <w:t>6. The new consent appears in the patient's list with 0 of N approvals, where it waits for the guardians, whose steps are presented in Chapter 7.</w:t>
       </w:r>
     </w:p>
     <w:p>

--- a/docs/Yasir_Thesis_Chapters_1-5.docx
+++ b/docs/Yasir_Thesis_Chapters_1-5.docx
@@ -6877,7 +6877,7 @@
         </w:rPr>
         <w:t>5.6.1 Aims of Engineering the Prototype System</w:t>
         <w:tab/>
-        <w:t>62</w:t>
+        <w:t>63</w:t>
       </w:r>
     </w:p>
     <w:p xmlns:ns0="http://halah">
@@ -6993,7 +6993,7 @@
         </w:rPr>
         <w:t>5.6.2 Dataset Used for Validation</w:t>
         <w:tab/>
-        <w:t>62</w:t>
+        <w:t>63</w:t>
       </w:r>
     </w:p>
     <w:p xmlns:ns0="http://halah">
@@ -7347,7 +7347,7 @@
         </w:rPr>
         <w:t>5.7.1 Validation of Consent Creation</w:t>
         <w:tab/>
-        <w:t>64</w:t>
+        <w:t>65</w:t>
       </w:r>
     </w:p>
     <w:p xmlns:ns0="http://halah">
@@ -7467,7 +7467,7 @@
         </w:rPr>
         <w:t>5.7.2 Evaluation of the Architecture against the Security Properties</w:t>
         <w:tab/>
-        <w:t>65</w:t>
+        <w:t>66</w:t>
       </w:r>
     </w:p>
     <w:p xmlns:ns0="http://halah">
@@ -7588,7 +7588,7 @@
         </w:rPr>
         <w:t>5.8 Conclusion</w:t>
         <w:tab/>
-        <w:t>66</w:t>
+        <w:t>67</w:t>
       </w:r>
     </w:p>
     <w:p xmlns:ns0="http://halah">
@@ -8002,7 +8002,7 @@
         </w:rPr>
         <w:t>5.8 A specification that names the same guardian twice is rejected by Algorithm 1 before any consent is stored.</w:t>
         <w:tab/>
-        <w:t>65</w:t>
+        <w:t>66</w:t>
       </w:r>
     </w:p>
     <w:p xmlns:ns1="http://halah">
@@ -8455,7 +8455,7 @@
         </w:rPr>
         <w:t>5.3 Security properties supported by the proposed MVC-based consent architecture</w:t>
         <w:tab/>
-        <w:t>66</w:t>
+        <w:t>67</w:t>
       </w:r>
     </w:p>
     <w:p xmlns:ns2="http://halah">
@@ -40026,140 +40026,201 @@
       </w:r>
     </w:p>
     <w:p>
-      <w:pPr>
-        <w:spacing w:after="110" w:line="264" w:lineRule="auto"/>
-        <w:jc w:val="both"/>
-      </w:pPr>
-      <w:r>
-        <w:t>The procedure establishes a valid and auditable consent object by sequentially validating the participating entities, consent purpose, data scope, and temporal constraints. The system first validates the patient's identity I</w:t>
-      </w:r>
+      <w:pPr/>
+      <w:r>
+        <w:t>The Trust-Aware Consent Creation procedure establishes a valid and auditable consent object by sequentially validating the participating entities, consent purpose, data scope, and temporal constraints before the consent is persisted. The procedure consists of the following steps.</w:t>
+      </w:r>
+    </w:p>
+    <w:p>
+      <w:pPr>
+        <w:pStyle w:val="a4"/>
+      </w:pPr>
       <w:r>
         <w:rPr>
-          <w:vertAlign w:val="subscript"/>
+          <w:b/>
         </w:rPr>
-        <w:t>p</w:t>
-      </w:r>
-      <w:r>
-        <w:t>. If I</w:t>
-      </w:r>
+        <w:t xml:space="preserve">Step 1 – Validate Patient Identity. </w:t>
+      </w:r>
+      <w:r>
+        <w:t>The system first validates the patient’s identity Ip. The identity is checked against the available identity and credential verification mechanisms to ensure that the consent request originates from a recognised patient entity. If Ip cannot be successfully validated, the procedure terminates immediately and returns REJECT.</w:t>
+      </w:r>
+    </w:p>
+    <w:p>
+      <w:pPr>
+        <w:pStyle w:val="a4"/>
+      </w:pPr>
       <w:r>
         <w:rPr>
-          <w:vertAlign w:val="subscript"/>
+          <w:b/>
         </w:rPr>
-        <w:t>p</w:t>
-      </w:r>
-      <w:r>
-        <w:t xml:space="preserve"> cannot be successfully validated, the procedure terminates immediately and returns REJECT. The system validates the designated doctor D, whose DID must hold a valid doctor credential. The system then validates the guardian set G, which must be non-empty, and every guardian in it must have a well-formed DID that holds a valid guardian credential. This step prevents an arbitrary third party from being treated as an authorised representative of the patient. The intended data-use purpose P</w:t>
-      </w:r>
+        <w:t xml:space="preserve">Step 2 – Validate the Authorised Doctor. </w:t>
+      </w:r>
+      <w:r>
+        <w:t>The system validates the identity and authorisation status of the designated doctor D. This step determines whether the doctor is a recognised healthcare participant and whether the presented credentials are sufficient for participation in the requested consent relationship. An invalid or unauthorised doctor results in rejection of the consent request.</w:t>
+      </w:r>
+    </w:p>
+    <w:p>
+      <w:pPr>
+        <w:pStyle w:val="a4"/>
+      </w:pPr>
       <w:r>
         <w:rPr>
-          <w:vertAlign w:val="subscript"/>
+          <w:b/>
         </w:rPr>
-        <w:t>u</w:t>
-      </w:r>
-      <w:r>
-        <w:t xml:space="preserve"> is validated and bound to the consent object so that authorisation is not interpreted as unrestricted access to the patient's healthcare information. The authorised data scope S</w:t>
-      </w:r>
+        <w:t xml:space="preserve">Step 3 – Validate Guardian or Proxy Participants. </w:t>
+      </w:r>
+      <w:r>
+        <w:t>If a guardian or proxy is specified, the system validates the guardian set G. Each guardian is checked to determine whether the individual or entity possesses the required authority to participate in consent-related decisions. This step prevents an arbitrary third party from being treated as an authorised representative of the patient.</w:t>
+      </w:r>
+    </w:p>
+    <w:p>
+      <w:pPr>
+        <w:pStyle w:val="a4"/>
+      </w:pPr>
       <w:r>
         <w:rPr>
-          <w:vertAlign w:val="subscript"/>
+          <w:b/>
         </w:rPr>
-        <w:t>C</w:t>
-      </w:r>
-      <w:r>
-        <w:t xml:space="preserve"> is validated to determine precisely which healthcare resources may be accessed under the consent. The scope may represent specific resource categories, such as observations, medications, conditions, or procedures, which are the modules used in the prototype. This step establishes the principle of least privilege by ensuring that consent is associated with explicitly defined data resources rather than the patient's entire healthcare record. If any of D, G, P</w:t>
-      </w:r>
+        <w:t xml:space="preserve">Step 4 – Validate the Intended Purpose. </w:t>
+      </w:r>
+      <w:r>
+        <w:t>The intended data-use purpose Pu is validated to ensure that the purpose is explicitly specified and conforms to the supported healthcare-use policies. The purpose is subsequently bound to the consent object so that authorisation is not interpreted as unrestricted access to the patient’s healthcare information.</w:t>
+      </w:r>
+    </w:p>
+    <w:p>
+      <w:pPr>
+        <w:pStyle w:val="a4"/>
+      </w:pPr>
       <w:r>
         <w:rPr>
-          <w:vertAlign w:val="subscript"/>
+          <w:b/>
         </w:rPr>
-        <w:t>u</w:t>
-      </w:r>
-      <w:r>
-        <w:t xml:space="preserve"> or S</w:t>
-      </w:r>
+        <w:t xml:space="preserve">Step 5 – Validate the Data Scope. </w:t>
+      </w:r>
+      <w:r>
+        <w:t>The requested data scope SC is validated to determine precisely which healthcare resources may be accessed under the consent. The scope may represent specific resource categories, such as observations, medications, procedures, or other FHIR resources. This step establishes the principle of least privilege by ensuring that consent is associated with explicitly defined data resources rather than the patient’s entire healthcare record.</w:t>
+      </w:r>
+    </w:p>
+    <w:p>
+      <w:pPr>
+        <w:pStyle w:val="a4"/>
+      </w:pPr>
       <w:r>
         <w:rPr>
-          <w:vertAlign w:val="subscript"/>
+          <w:b/>
         </w:rPr>
-        <w:t>C</w:t>
-      </w:r>
-      <w:r>
-        <w:t xml:space="preserve"> is invalid, the consent request is rejected and no consent is created.</w:t>
-      </w:r>
-    </w:p>
-    <w:p>
-      <w:pPr>
-        <w:spacing w:after="110" w:line="264" w:lineRule="auto"/>
-        <w:jc w:val="both"/>
-      </w:pPr>
-      <w:r>
-        <w:t xml:space="preserve">The system verifies that the interval is logically valid by requiring t</w:t>
-      </w:r>
+        <w:t xml:space="preserve">Step 6 – Validate the Consent Validity Interval. </w:t>
+      </w:r>
+      <w:r>
+        <w:t>The system validates the temporal validity interval T = (ts, te), where ts represents the consent start time and te represents the expiration time. The system verifies that the interval is logically valid by requiring te &gt; ts. If this condition is not satisfied, the consent request is rejected.</w:t>
+      </w:r>
+    </w:p>
+    <w:p>
+      <w:pPr>
+        <w:pStyle w:val="a4"/>
+      </w:pPr>
       <w:r>
         <w:rPr>
-          <w:vertAlign w:val="subscript"/>
+          <w:b/>
         </w:rPr>
-        <w:t>e</w:t>
-      </w:r>
-      <w:r>
-        <w:t xml:space="preserve"> &gt; t</w:t>
-      </w:r>
+        <w:t xml:space="preserve">Step 7 – Define the Authorisation Requirement. </w:t>
+      </w:r>
+      <w:r>
+        <w:t>After all input elements have been validated, the system defines the authorisation requirement A. This requirement specifies the conditions that must subsequently be satisfied before access can be granted. Depending on the system configuration, A may incorporate patient approval, guardian approval, doctor authority, role requirements, multi-party approval, scope restrictions, purpose restrictions, and temporal constraints.</w:t>
+      </w:r>
+    </w:p>
+    <w:p>
+      <w:pPr>
+        <w:pStyle w:val="a4"/>
+      </w:pPr>
       <w:r>
         <w:rPr>
-          <w:vertAlign w:val="subscript"/>
+          <w:b/>
         </w:rPr>
-        <w:t>s</w:t>
-      </w:r>
-      <w:r>
-        <w:t xml:space="preserve">. If this condition is not satisfied, the consent request is rejected. After all input elements have been validated, the system defines the authorisation requirement A. This requirement specifies the conditions that must subsequently be satisfied before access can be granted. The system generates a unique consent identifier id</w:t>
-      </w:r>
+        <w:t xml:space="preserve">Step 8 – Generate a Unique Consent Identifier. </w:t>
+      </w:r>
+      <w:r>
+        <w:t>The system generates a unique consent identifier idC. This identifier provides a persistent reference to the consent object and enables subsequent operations, including consent verification, access authorisation, modification, revocation, and audit.</w:t>
+      </w:r>
+    </w:p>
+    <w:p>
+      <w:pPr>
+        <w:pStyle w:val="a4"/>
+      </w:pPr>
       <w:r>
         <w:rPr>
-          <w:vertAlign w:val="subscript"/>
+          <w:b/>
         </w:rPr>
-        <w:t>C</w:t>
-      </w:r>
-      <w:r>
-        <w:t xml:space="preserve">. This identifier provides a persistent reference to the consent object and enables subsequent operations, including consent verification, access authorisation, modification, revocation, and audit. Possession of the identifier alone grants no access, because every subsequent request is evaluated by the complete decision rule. The smart contract assigns the on-chain token identifier separately, only when the consent is activated. The constructed consent object C is persisted, and finally the system records evidence </w:t>
-        <w:lastRenderedPageBreak/>
-        <w:t>associated with the creation event. The overall procedure can therefore be represented as a sequential trust establishment process that I</w:t>
-      </w:r>
+        <w:t xml:space="preserve">Step 9 – Construct the Consent Object. </w:t>
+      </w:r>
+      <w:r>
+        <w:t xml:space="preserve">The validated information is combined to construct the consent object C = (I, A, P, </w:t>
+      </w:r>
+      <w:r>
+        <w:t xml:space="preserve">T, L, </w:t>
+      </w:r>
+      <w:r>
+        <w:t xml:space="preserve">E), where I represents the verified identity information, A represents the authorisation requirements, P represents the consent purpose and associated permissions, </w:t>
+      </w:r>
+      <w:r>
+        <w:t xml:space="preserve">T represents the validity interval, L represents the lifecycle state, </w:t>
+      </w:r>
+      <w:r>
+        <w:t>and E represents the evidence associated with the consent decision. The resulting object therefore captures not only the patient’s preference but also the evidence required to support subsequent authorisation decisions.</w:t>
+      </w:r>
+    </w:p>
+    <w:p>
+      <w:pPr>
+        <w:pStyle w:val="a4"/>
+      </w:pPr>
       <w:r>
         <w:rPr>
-          <w:vertAlign w:val="subscript"/>
+          <w:b/>
         </w:rPr>
-        <w:t>p</w:t>
-      </w:r>
-      <w:r>
-        <w:t xml:space="preserve"> → D → G → P</w:t>
-      </w:r>
+        <w:t xml:space="preserve">Step 10 – Persist the Consent Object. </w:t>
+      </w:r>
+      <w:r>
+        <w:t>The constructed consent object C is persisted in the consent-management infrastructure. The persistence mechanism provides a stable representation of the consent state that can subsequently be referenced by the access-control and authorisation components.</w:t>
+      </w:r>
+    </w:p>
+    <w:p>
+      <w:pPr>
+        <w:pStyle w:val="a4"/>
+      </w:pPr>
       <w:r>
         <w:rPr>
-          <w:vertAlign w:val="subscript"/>
+          <w:b/>
         </w:rPr>
-        <w:t>u</w:t>
-      </w:r>
-      <w:r>
-        <w:t xml:space="preserve"> → S</w:t>
-      </w:r>
+        <w:t xml:space="preserve">Step 11 – Record Consent Creation Evidence. </w:t>
+      </w:r>
+      <w:r>
+        <w:t>Finally, the system records evidence associated with the creation event, including the consent identifier, participating entities, relevant timestamps, and the resulting consent state. This evidence provides an auditable record that can be used to reconstruct and verify the consent lifecycle.</w:t>
+      </w:r>
+    </w:p>
+    <w:p>
+      <w:pPr>
+        <w:pStyle w:val="a4"/>
+      </w:pPr>
       <w:r>
         <w:rPr>
-          <w:vertAlign w:val="subscript"/>
+          <w:b/>
         </w:rPr>
-        <w:t>C</w:t>
-      </w:r>
-      <w:r>
-        <w:t xml:space="preserve"> → T → A → id</w:t>
-      </w:r>
-      <w:r>
-        <w:rPr>
-          <w:vertAlign w:val="subscript"/>
-        </w:rPr>
-        <w:t>C</w:t>
-      </w:r>
-      <w:r>
-        <w:t xml:space="preserve"> → C → E. Consent is therefore created only after the identity, authority, purpose, scope, and temporal fields have been validated.</w:t>
+        <w:t xml:space="preserve">Step 12 – Return the Consent Result. </w:t>
+      </w:r>
+      <w:r>
+        <w:t>If all validation and construction operations are completed successfully, the system returns the newly created consent object C. If any mandatory validation fails during the process, the system terminates the procedure and returns REJECT.</w:t>
+      </w:r>
+    </w:p>
+    <w:p>
+      <w:pPr/>
+      <w:r>
+        <w:t>The overall procedure can therefore be represented as a sequential trust establishment process that Ip → D → G → Pu → SC → T → A → idC → C → E.</w:t>
+      </w:r>
+    </w:p>
+    <w:p>
+      <w:pPr/>
+      <w:r>
+        <w:t>This sequence ensures that consent is created only after the relevant identity, authority, purpose, scope, and temporal constraints have been validated. Consequently, the resulting consent object serves not merely as a record of patient preference, but as a structured authorisation artefact that can provide evidence for subsequent healthcare data-access decisions.</w:t>
       </w:r>
     </w:p>
     <w:p>

--- a/docs/Yasir_Thesis_Chapters_1-5.docx
+++ b/docs/Yasir_Thesis_Chapters_1-5.docx
@@ -5878,12 +5878,120 @@
         </w:rPr>
         <w:t>5 Research Architecture and Trust-Centric Consent Model</w:t>
         <w:tab/>
-        <w:t>50</w:t>
+        <w:t>49</w:t>
       </w:r>
     </w:p>
     <w:p xmlns:ns0="http://halah">
       <w:pPr>
         <w:tabs>
+          <w:tab w:pos="8504" w:val="right" w:leader="dot"/>
+          <w:tab w:pos="8504" w:val="right" w:leader="dot"/>
+          <w:tab w:pos="8504" w:val="right" w:leader="dot"/>
+          <w:tab w:pos="8504" w:val="right" w:leader="dot"/>
+          <w:tab w:pos="8504" w:val="right" w:leader="dot"/>
+          <w:tab w:pos="8504" w:val="right" w:leader="dot"/>
+          <w:tab w:pos="8504" w:val="right" w:leader="dot"/>
+          <w:tab w:pos="8504" w:val="right" w:leader="dot"/>
+          <w:tab w:pos="8504" w:val="right" w:leader="dot"/>
+          <w:tab w:pos="8504" w:val="right" w:leader="dot"/>
+          <w:tab w:pos="8504" w:val="right" w:leader="dot"/>
+          <w:tab w:pos="8504" w:val="right" w:leader="dot"/>
+          <w:tab w:pos="8504" w:val="right" w:leader="dot"/>
+          <w:tab w:pos="8504" w:val="right" w:leader="dot"/>
+          <w:tab w:pos="8504" w:val="right" w:leader="dot"/>
+          <w:tab w:pos="8504" w:val="right" w:leader="dot"/>
+          <w:tab w:pos="8504" w:val="right" w:leader="dot"/>
+          <w:tab w:pos="8504" w:val="right" w:leader="dot"/>
+          <w:tab w:pos="8504" w:val="right" w:leader="dot"/>
+          <w:tab w:pos="8504" w:val="right" w:leader="dot"/>
+          <w:tab w:pos="8504" w:val="right" w:leader="dot"/>
+          <w:tab w:pos="8504" w:val="right" w:leader="dot"/>
+          <w:tab w:pos="8504" w:val="right" w:leader="dot"/>
+          <w:tab w:pos="8504" w:val="right" w:leader="dot"/>
+          <w:tab w:pos="8504" w:val="right" w:leader="dot"/>
+          <w:tab w:pos="8504" w:val="right" w:leader="dot"/>
+          <w:tab w:pos="8504" w:val="right" w:leader="dot"/>
+          <w:tab w:pos="8504" w:val="right" w:leader="dot"/>
+          <w:tab w:pos="8504" w:val="right" w:leader="dot"/>
+          <w:tab w:pos="8504" w:val="right" w:leader="dot"/>
+          <w:tab w:pos="8504" w:val="right" w:leader="dot"/>
+          <w:tab w:pos="8504" w:val="right" w:leader="dot"/>
+          <w:tab w:pos="8504" w:val="right" w:leader="dot"/>
+          <w:tab w:pos="8504" w:val="right" w:leader="dot"/>
+          <w:tab w:pos="8504" w:val="right" w:leader="dot"/>
+          <w:tab w:pos="8504" w:val="right" w:leader="dot"/>
+          <w:tab w:pos="8504" w:val="right" w:leader="dot"/>
+          <w:tab w:pos="8504" w:val="right" w:leader="dot"/>
+          <w:tab w:pos="8504" w:val="right" w:leader="dot"/>
+          <w:tab w:pos="8504" w:val="right" w:leader="dot"/>
+          <w:tab w:pos="8504" w:val="right" w:leader="dot"/>
+          <w:tab w:pos="8504" w:val="right" w:leader="dot"/>
+          <w:tab w:pos="8504" w:val="right" w:leader="dot"/>
+          <w:tab w:pos="8504" w:val="right" w:leader="dot"/>
+          <w:tab w:pos="8504" w:val="right" w:leader="dot"/>
+          <w:tab w:pos="8504" w:val="right" w:leader="dot"/>
+          <w:tab w:pos="8504" w:val="right" w:leader="dot"/>
+          <w:tab w:pos="8504" w:val="right" w:leader="dot"/>
+          <w:tab w:pos="8504" w:val="right" w:leader="dot"/>
+          <w:tab w:pos="8504" w:val="right" w:leader="dot"/>
+          <w:tab w:pos="8504" w:val="right" w:leader="dot"/>
+          <w:tab w:pos="8504" w:val="right" w:leader="dot"/>
+          <w:tab w:pos="8504" w:val="right" w:leader="dot"/>
+          <w:tab w:pos="8504" w:val="right" w:leader="dot"/>
+          <w:tab w:pos="8504" w:val="right" w:leader="dot"/>
+          <w:tab w:pos="8504" w:val="right" w:leader="dot"/>
+          <w:tab w:pos="8504" w:val="right" w:leader="dot"/>
+          <w:tab w:pos="8504" w:val="right" w:leader="dot"/>
+          <w:tab w:pos="8504" w:val="right" w:leader="dot"/>
+          <w:tab w:pos="8504" w:val="right" w:leader="dot"/>
+          <w:tab w:pos="8504" w:val="right" w:leader="dot"/>
+          <w:tab w:pos="8504" w:val="right" w:leader="dot"/>
+          <w:tab w:pos="8504" w:val="right" w:leader="dot"/>
+          <w:tab w:pos="8504" w:val="right" w:leader="dot"/>
+          <w:tab w:pos="8504" w:val="right" w:leader="dot"/>
+          <w:tab w:pos="8504" w:val="right" w:leader="dot"/>
+          <w:tab w:pos="8504" w:val="right" w:leader="dot"/>
+          <w:tab w:pos="8504" w:val="right" w:leader="dot"/>
+          <w:tab w:pos="8504" w:val="right" w:leader="dot"/>
+          <w:tab w:pos="8504" w:val="right" w:leader="dot"/>
+          <w:tab w:pos="8504" w:val="right" w:leader="dot"/>
+          <w:tab w:pos="8504" w:val="right" w:leader="dot"/>
+          <w:tab w:pos="8504" w:val="right" w:leader="dot"/>
+          <w:tab w:pos="8504" w:val="right" w:leader="dot"/>
+          <w:tab w:pos="8504" w:val="right" w:leader="dot"/>
+          <w:tab w:pos="8504" w:val="right" w:leader="dot"/>
+          <w:tab w:pos="8504" w:val="right" w:leader="dot"/>
+          <w:tab w:pos="8504" w:val="right" w:leader="dot"/>
+          <w:tab w:pos="8504" w:val="right" w:leader="dot"/>
+          <w:tab w:pos="8504" w:val="right" w:leader="dot"/>
+          <w:tab w:pos="8504" w:val="right" w:leader="dot"/>
+          <w:tab w:pos="8504" w:val="right" w:leader="dot"/>
+          <w:tab w:pos="8504" w:val="right" w:leader="dot"/>
+          <w:tab w:pos="8504" w:val="right" w:leader="dot"/>
+          <w:tab w:pos="8504" w:val="right" w:leader="dot"/>
+          <w:tab w:pos="8504" w:val="right" w:leader="dot"/>
+          <w:tab w:pos="8504" w:val="right" w:leader="dot"/>
+          <w:tab w:pos="8504" w:val="right" w:leader="dot"/>
+        </w:tabs>
+        <w:spacing w:after="40" w:before="0"/>
+        <w:ind w:left="454"/>
+        <w:jc w:val="left"/>
+      </w:pPr>
+      <w:r>
+        <w:rPr>
+          <w:rFonts w:ascii="Palatino Linotype" w:hAnsi="Palatino Linotype"/>
+          <w:b w:val="0"/>
+          <w:sz w:val="22"/>
+        </w:rPr>
+        <w:t>5.1 Introduction</w:t>
+        <w:tab/>
+        <w:t>49</w:t>
+      </w:r>
+    </w:p>
+    <w:p xmlns:ns0="http://halah">
+      <w:pPr>
+        <w:tabs>
+          <w:tab w:pos="8504" w:val="right" w:leader="dot"/>
           <w:tab w:pos="8504" w:val="right" w:leader="dot"/>
           <w:tab w:pos="8504" w:val="right" w:leader="dot"/>
           <w:tab w:pos="8504" w:val="right" w:leader="dot"/>
@@ -5985,12 +6093,13 @@
         </w:rPr>
         <w:t>5.2 Layered Architecture and Component Decomposition</w:t>
         <w:tab/>
-        <w:t>51</w:t>
+        <w:t>49</w:t>
       </w:r>
     </w:p>
     <w:p xmlns:ns0="http://halah">
       <w:pPr>
         <w:tabs>
+          <w:tab w:pos="8504" w:val="right" w:leader="dot"/>
           <w:tab w:pos="8504" w:val="right" w:leader="dot"/>
           <w:tab w:pos="8504" w:val="right" w:leader="dot"/>
           <w:tab w:pos="8504" w:val="right" w:leader="dot"/>
@@ -6189,6 +6298,7 @@
           <w:tab w:pos="8504" w:val="right" w:leader="dot"/>
           <w:tab w:pos="8504" w:val="right" w:leader="dot"/>
           <w:tab w:pos="8504" w:val="right" w:leader="dot"/>
+          <w:tab w:pos="8504" w:val="right" w:leader="dot"/>
         </w:tabs>
         <w:spacing w:after="40" w:before="0"/>
         <w:ind w:left="454"/>
@@ -6299,6 +6409,7 @@
           <w:tab w:pos="8504" w:val="right" w:leader="dot"/>
           <w:tab w:pos="8504" w:val="right" w:leader="dot"/>
           <w:tab w:pos="8504" w:val="right" w:leader="dot"/>
+          <w:tab w:pos="8504" w:val="right" w:leader="dot"/>
         </w:tabs>
         <w:spacing w:after="40" w:before="0"/>
         <w:ind w:left="454"/>
@@ -6410,6 +6521,7 @@
           <w:tab w:pos="8504" w:val="right" w:leader="dot"/>
           <w:tab w:pos="8504" w:val="right" w:leader="dot"/>
           <w:tab w:pos="8504" w:val="right" w:leader="dot"/>
+          <w:tab w:pos="8504" w:val="right" w:leader="dot"/>
         </w:tabs>
         <w:spacing w:after="40" w:before="0"/>
         <w:ind w:left="1020"/>
@@ -6522,6 +6634,7 @@
           <w:tab w:pos="8504" w:val="right" w:leader="dot"/>
           <w:tab w:pos="8504" w:val="right" w:leader="dot"/>
           <w:tab w:pos="8504" w:val="right" w:leader="dot"/>
+          <w:tab w:pos="8504" w:val="right" w:leader="dot"/>
         </w:tabs>
         <w:spacing w:after="40" w:before="0"/>
         <w:ind w:left="1020"/>
@@ -6635,6 +6748,7 @@
           <w:tab w:pos="8504" w:val="right" w:leader="dot"/>
           <w:tab w:pos="8504" w:val="right" w:leader="dot"/>
           <w:tab w:pos="8504" w:val="right" w:leader="dot"/>
+          <w:tab w:pos="8504" w:val="right" w:leader="dot"/>
         </w:tabs>
         <w:spacing w:after="40" w:before="0"/>
         <w:ind w:left="1020"/>
@@ -6749,6 +6863,7 @@
           <w:tab w:pos="8504" w:val="right" w:leader="dot"/>
           <w:tab w:pos="8504" w:val="right" w:leader="dot"/>
           <w:tab w:pos="8504" w:val="right" w:leader="dot"/>
+          <w:tab w:pos="8504" w:val="right" w:leader="dot"/>
         </w:tabs>
         <w:spacing w:after="40" w:before="0"/>
         <w:ind w:left="454"/>
@@ -6864,6 +6979,7 @@
           <w:tab w:pos="8504" w:val="right" w:leader="dot"/>
           <w:tab w:pos="8504" w:val="right" w:leader="dot"/>
           <w:tab w:pos="8504" w:val="right" w:leader="dot"/>
+          <w:tab w:pos="8504" w:val="right" w:leader="dot"/>
         </w:tabs>
         <w:spacing w:after="40" w:before="0"/>
         <w:ind w:left="1020"/>
@@ -6980,6 +7096,7 @@
           <w:tab w:pos="8504" w:val="right" w:leader="dot"/>
           <w:tab w:pos="8504" w:val="right" w:leader="dot"/>
           <w:tab w:pos="8504" w:val="right" w:leader="dot"/>
+          <w:tab w:pos="8504" w:val="right" w:leader="dot"/>
         </w:tabs>
         <w:spacing w:after="40" w:before="0"/>
         <w:ind w:left="1020"/>
@@ -7097,6 +7214,7 @@
           <w:tab w:pos="8504" w:val="right" w:leader="dot"/>
           <w:tab w:pos="8504" w:val="right" w:leader="dot"/>
           <w:tab w:pos="8504" w:val="right" w:leader="dot"/>
+          <w:tab w:pos="8504" w:val="right" w:leader="dot"/>
         </w:tabs>
         <w:spacing w:after="40" w:before="0"/>
         <w:ind w:left="1020"/>
@@ -7215,6 +7333,7 @@
           <w:tab w:pos="8504" w:val="right" w:leader="dot"/>
           <w:tab w:pos="8504" w:val="right" w:leader="dot"/>
           <w:tab w:pos="8504" w:val="right" w:leader="dot"/>
+          <w:tab w:pos="8504" w:val="right" w:leader="dot"/>
         </w:tabs>
         <w:spacing w:after="40" w:before="0"/>
         <w:ind w:left="454"/>
@@ -7334,6 +7453,7 @@
           <w:tab w:pos="8504" w:val="right" w:leader="dot"/>
           <w:tab w:pos="8504" w:val="right" w:leader="dot"/>
           <w:tab w:pos="8504" w:val="right" w:leader="dot"/>
+          <w:tab w:pos="8504" w:val="right" w:leader="dot"/>
         </w:tabs>
         <w:spacing w:after="40" w:before="0"/>
         <w:ind w:left="1020"/>
@@ -7454,6 +7574,7 @@
           <w:tab w:pos="8504" w:val="right" w:leader="dot"/>
           <w:tab w:pos="8504" w:val="right" w:leader="dot"/>
           <w:tab w:pos="8504" w:val="right" w:leader="dot"/>
+          <w:tab w:pos="8504" w:val="right" w:leader="dot"/>
         </w:tabs>
         <w:spacing w:after="40" w:before="0"/>
         <w:ind w:left="1020"/>
@@ -7575,6 +7696,7 @@
           <w:tab w:pos="8504" w:val="right" w:leader="dot"/>
           <w:tab w:pos="8504" w:val="right" w:leader="dot"/>
           <w:tab w:pos="8504" w:val="right" w:leader="dot"/>
+          <w:tab w:pos="8504" w:val="right" w:leader="dot"/>
         </w:tabs>
         <w:spacing w:after="40" w:before="0"/>
         <w:ind w:left="454"/>
@@ -7696,6 +7818,7 @@
           <w:tab w:pos="8504" w:val="right" w:leader="dot"/>
           <w:tab w:pos="8504" w:val="right" w:leader="dot"/>
           <w:tab w:pos="8504" w:val="right" w:leader="dot"/>
+          <w:tab w:pos="8504" w:val="right" w:leader="dot"/>
         </w:tabs>
         <w:spacing w:after="40" w:before="0"/>
         <w:ind w:left="454"/>
@@ -7835,6 +7958,31 @@
           <w:b w:val="0"/>
           <w:sz w:val="22"/>
         </w:rPr>
+        <w:t>5.1 Layered MVC architecture and component decomposition of the HALAH framework.</w:t>
+        <w:tab/>
+        <w:t>50</w:t>
+      </w:r>
+    </w:p>
+    <w:p xmlns:ns1="http://halah">
+      <w:pPr>
+        <w:tabs>
+          <w:tab w:pos="8504" w:val="right" w:leader="dot"/>
+          <w:tab w:pos="8504" w:val="right" w:leader="dot"/>
+          <w:tab w:pos="8504" w:val="right" w:leader="dot"/>
+          <w:tab w:pos="8504" w:val="right" w:leader="dot"/>
+          <w:tab w:pos="8504" w:val="right" w:leader="dot"/>
+          <w:tab w:pos="8504" w:val="right" w:leader="dot"/>
+        </w:tabs>
+        <w:spacing w:after="40" w:before="0"/>
+        <w:ind w:left="454"/>
+        <w:jc w:val="left"/>
+      </w:pPr>
+      <w:r>
+        <w:rPr>
+          <w:rFonts w:ascii="Palatino Linotype" w:hAnsi="Palatino Linotype"/>
+          <w:b w:val="0"/>
+          <w:sz w:val="22"/>
+        </w:rPr>
         <w:t>5.2 Functional decomposition of the MVC components.</w:t>
         <w:tab/>
         <w:t>51</w:t>
@@ -7843,6 +7991,7 @@
     <w:p xmlns:ns1="http://halah">
       <w:pPr>
         <w:tabs>
+          <w:tab w:pos="8504" w:val="right" w:leader="dot"/>
           <w:tab w:pos="8504" w:val="right" w:leader="dot"/>
           <w:tab w:pos="8504" w:val="right" w:leader="dot"/>
           <w:tab w:pos="8504" w:val="right" w:leader="dot"/>
@@ -7875,6 +8024,7 @@
           <w:tab w:pos="8504" w:val="right" w:leader="dot"/>
           <w:tab w:pos="8504" w:val="right" w:leader="dot"/>
           <w:tab w:pos="8504" w:val="right" w:leader="dot"/>
+          <w:tab w:pos="8504" w:val="right" w:leader="dot"/>
         </w:tabs>
         <w:spacing w:after="40" w:before="0"/>
         <w:ind w:left="454"/>
@@ -7902,6 +8052,7 @@
           <w:tab w:pos="8504" w:val="right" w:leader="dot"/>
           <w:tab w:pos="8504" w:val="right" w:leader="dot"/>
           <w:tab w:pos="8504" w:val="right" w:leader="dot"/>
+          <w:tab w:pos="8504" w:val="right" w:leader="dot"/>
         </w:tabs>
         <w:spacing w:after="40" w:before="0"/>
         <w:ind w:left="454"/>
@@ -7930,6 +8081,7 @@
           <w:tab w:pos="8504" w:val="right" w:leader="dot"/>
           <w:tab w:pos="8504" w:val="right" w:leader="dot"/>
           <w:tab w:pos="8504" w:val="right" w:leader="dot"/>
+          <w:tab w:pos="8504" w:val="right" w:leader="dot"/>
         </w:tabs>
         <w:spacing w:after="40" w:before="0"/>
         <w:ind w:left="454"/>
@@ -7959,6 +8111,7 @@
           <w:tab w:pos="8504" w:val="right" w:leader="dot"/>
           <w:tab w:pos="8504" w:val="right" w:leader="dot"/>
           <w:tab w:pos="8504" w:val="right" w:leader="dot"/>
+          <w:tab w:pos="8504" w:val="right" w:leader="dot"/>
         </w:tabs>
         <w:spacing w:after="40" w:before="0"/>
         <w:ind w:left="454"/>
@@ -7989,6 +8142,7 @@
           <w:tab w:pos="8504" w:val="right" w:leader="dot"/>
           <w:tab w:pos="8504" w:val="right" w:leader="dot"/>
           <w:tab w:pos="8504" w:val="right" w:leader="dot"/>
+          <w:tab w:pos="8504" w:val="right" w:leader="dot"/>
         </w:tabs>
         <w:spacing w:after="40" w:before="0"/>
         <w:ind w:left="454"/>
@@ -8008,6 +8162,7 @@
     <w:p xmlns:ns1="http://halah">
       <w:pPr>
         <w:tabs>
+          <w:tab w:pos="8504" w:val="right" w:leader="dot"/>
           <w:tab w:pos="8504" w:val="right" w:leader="dot"/>
           <w:tab w:pos="8504" w:val="right" w:leader="dot"/>
           <w:tab w:pos="8504" w:val="right" w:leader="dot"/>

--- a/docs/Yasir_Thesis_Chapters_1-5.docx
+++ b/docs/Yasir_Thesis_Chapters_1-5.docx
@@ -389,7 +389,7 @@
         <w:t>Table of Contents</w:t>
       </w:r>
     </w:p>
-    <w:p xmlns:ns0="http://halah">
+    <w:p>
       <w:r>
         <w:fldChar w:fldCharType="begin"/>
       </w:r>
@@ -400,7 +400,7 @@
         <w:fldChar w:fldCharType="separate"/>
       </w:r>
     </w:p>
-    <w:p xmlns:ns0="http://halah">
+    <w:p>
       <w:pPr>
         <w:tabs>
           <w:tab w:pos="8504" w:val="right" w:leader="dot"/>
@@ -420,10 +420,9 @@
         <w:t>i</w:t>
       </w:r>
     </w:p>
-    <w:p xmlns:ns0="http://halah">
+    <w:p>
       <w:pPr>
         <w:tabs>
-          <w:tab w:pos="8504" w:val="right" w:leader="dot"/>
           <w:tab w:pos="8504" w:val="right" w:leader="dot"/>
         </w:tabs>
         <w:spacing w:after="120" w:before="160"/>
@@ -441,11 +440,9 @@
         <w:t>ii</w:t>
       </w:r>
     </w:p>
-    <w:p xmlns:ns0="http://halah">
+    <w:p>
       <w:pPr>
         <w:tabs>
-          <w:tab w:pos="8504" w:val="right" w:leader="dot"/>
-          <w:tab w:pos="8504" w:val="right" w:leader="dot"/>
           <w:tab w:pos="8504" w:val="right" w:leader="dot"/>
         </w:tabs>
         <w:spacing w:after="120" w:before="160"/>
@@ -463,12 +460,9 @@
         <w:t>iii</w:t>
       </w:r>
     </w:p>
-    <w:p xmlns:ns0="http://halah">
+    <w:p>
       <w:pPr>
         <w:tabs>
-          <w:tab w:pos="8504" w:val="right" w:leader="dot"/>
-          <w:tab w:pos="8504" w:val="right" w:leader="dot"/>
-          <w:tab w:pos="8504" w:val="right" w:leader="dot"/>
           <w:tab w:pos="8504" w:val="right" w:leader="dot"/>
         </w:tabs>
         <w:spacing w:after="120" w:before="160"/>
@@ -486,13 +480,9 @@
         <w:t>iv</w:t>
       </w:r>
     </w:p>
-    <w:p xmlns:ns0="http://halah">
+    <w:p>
       <w:pPr>
         <w:tabs>
-          <w:tab w:pos="8504" w:val="right" w:leader="dot"/>
-          <w:tab w:pos="8504" w:val="right" w:leader="dot"/>
-          <w:tab w:pos="8504" w:val="right" w:leader="dot"/>
-          <w:tab w:pos="8504" w:val="right" w:leader="dot"/>
           <w:tab w:pos="8504" w:val="right" w:leader="dot"/>
         </w:tabs>
         <w:spacing w:after="120" w:before="160"/>
@@ -510,14 +500,9 @@
         <w:t>v</w:t>
       </w:r>
     </w:p>
-    <w:p xmlns:ns0="http://halah">
+    <w:p>
       <w:pPr>
         <w:tabs>
-          <w:tab w:pos="8504" w:val="right" w:leader="dot"/>
-          <w:tab w:pos="8504" w:val="right" w:leader="dot"/>
-          <w:tab w:pos="8504" w:val="right" w:leader="dot"/>
-          <w:tab w:pos="8504" w:val="right" w:leader="dot"/>
-          <w:tab w:pos="8504" w:val="right" w:leader="dot"/>
           <w:tab w:pos="8504" w:val="right" w:leader="dot"/>
         </w:tabs>
         <w:spacing w:after="120" w:before="160"/>
@@ -535,15 +520,9 @@
         <w:t>ix</w:t>
       </w:r>
     </w:p>
-    <w:p xmlns:ns0="http://halah">
+    <w:p>
       <w:pPr>
         <w:tabs>
-          <w:tab w:pos="8504" w:val="right" w:leader="dot"/>
-          <w:tab w:pos="8504" w:val="right" w:leader="dot"/>
-          <w:tab w:pos="8504" w:val="right" w:leader="dot"/>
-          <w:tab w:pos="8504" w:val="right" w:leader="dot"/>
-          <w:tab w:pos="8504" w:val="right" w:leader="dot"/>
-          <w:tab w:pos="8504" w:val="right" w:leader="dot"/>
           <w:tab w:pos="8504" w:val="right" w:leader="dot"/>
         </w:tabs>
         <w:spacing w:after="120" w:before="160"/>
@@ -561,16 +540,9 @@
         <w:t>x</w:t>
       </w:r>
     </w:p>
-    <w:p xmlns:ns0="http://halah">
+    <w:p>
       <w:pPr>
         <w:tabs>
-          <w:tab w:pos="8504" w:val="right" w:leader="dot"/>
-          <w:tab w:pos="8504" w:val="right" w:leader="dot"/>
-          <w:tab w:pos="8504" w:val="right" w:leader="dot"/>
-          <w:tab w:pos="8504" w:val="right" w:leader="dot"/>
-          <w:tab w:pos="8504" w:val="right" w:leader="dot"/>
-          <w:tab w:pos="8504" w:val="right" w:leader="dot"/>
-          <w:tab w:pos="8504" w:val="right" w:leader="dot"/>
           <w:tab w:pos="8504" w:val="right" w:leader="dot"/>
         </w:tabs>
         <w:spacing w:after="120" w:before="160"/>
@@ -588,17 +560,9 @@
         <w:t>xi</w:t>
       </w:r>
     </w:p>
-    <w:p xmlns:ns0="http://halah">
+    <w:p>
       <w:pPr>
         <w:tabs>
-          <w:tab w:pos="8504" w:val="right" w:leader="dot"/>
-          <w:tab w:pos="8504" w:val="right" w:leader="dot"/>
-          <w:tab w:pos="8504" w:val="right" w:leader="dot"/>
-          <w:tab w:pos="8504" w:val="right" w:leader="dot"/>
-          <w:tab w:pos="8504" w:val="right" w:leader="dot"/>
-          <w:tab w:pos="8504" w:val="right" w:leader="dot"/>
-          <w:tab w:pos="8504" w:val="right" w:leader="dot"/>
-          <w:tab w:pos="8504" w:val="right" w:leader="dot"/>
           <w:tab w:pos="8504" w:val="right" w:leader="dot"/>
         </w:tabs>
         <w:spacing w:after="120" w:before="160"/>
@@ -616,18 +580,9 @@
         <w:t>1</w:t>
       </w:r>
     </w:p>
-    <w:p xmlns:ns0="http://halah">
+    <w:p>
       <w:pPr>
         <w:tabs>
-          <w:tab w:pos="8504" w:val="right" w:leader="dot"/>
-          <w:tab w:pos="8504" w:val="right" w:leader="dot"/>
-          <w:tab w:pos="8504" w:val="right" w:leader="dot"/>
-          <w:tab w:pos="8504" w:val="right" w:leader="dot"/>
-          <w:tab w:pos="8504" w:val="right" w:leader="dot"/>
-          <w:tab w:pos="8504" w:val="right" w:leader="dot"/>
-          <w:tab w:pos="8504" w:val="right" w:leader="dot"/>
-          <w:tab w:pos="8504" w:val="right" w:leader="dot"/>
-          <w:tab w:pos="8504" w:val="right" w:leader="dot"/>
           <w:tab w:pos="8504" w:val="right" w:leader="dot"/>
         </w:tabs>
         <w:spacing w:after="40" w:before="0"/>
@@ -645,19 +600,9 @@
         <w:t>1</w:t>
       </w:r>
     </w:p>
-    <w:p xmlns:ns0="http://halah">
+    <w:p>
       <w:pPr>
         <w:tabs>
-          <w:tab w:pos="8504" w:val="right" w:leader="dot"/>
-          <w:tab w:pos="8504" w:val="right" w:leader="dot"/>
-          <w:tab w:pos="8504" w:val="right" w:leader="dot"/>
-          <w:tab w:pos="8504" w:val="right" w:leader="dot"/>
-          <w:tab w:pos="8504" w:val="right" w:leader="dot"/>
-          <w:tab w:pos="8504" w:val="right" w:leader="dot"/>
-          <w:tab w:pos="8504" w:val="right" w:leader="dot"/>
-          <w:tab w:pos="8504" w:val="right" w:leader="dot"/>
-          <w:tab w:pos="8504" w:val="right" w:leader="dot"/>
-          <w:tab w:pos="8504" w:val="right" w:leader="dot"/>
           <w:tab w:pos="8504" w:val="right" w:leader="dot"/>
         </w:tabs>
         <w:spacing w:after="40" w:before="0"/>
@@ -675,20 +620,9 @@
         <w:t>2</w:t>
       </w:r>
     </w:p>
-    <w:p xmlns:ns0="http://halah">
+    <w:p>
       <w:pPr>
         <w:tabs>
-          <w:tab w:pos="8504" w:val="right" w:leader="dot"/>
-          <w:tab w:pos="8504" w:val="right" w:leader="dot"/>
-          <w:tab w:pos="8504" w:val="right" w:leader="dot"/>
-          <w:tab w:pos="8504" w:val="right" w:leader="dot"/>
-          <w:tab w:pos="8504" w:val="right" w:leader="dot"/>
-          <w:tab w:pos="8504" w:val="right" w:leader="dot"/>
-          <w:tab w:pos="8504" w:val="right" w:leader="dot"/>
-          <w:tab w:pos="8504" w:val="right" w:leader="dot"/>
-          <w:tab w:pos="8504" w:val="right" w:leader="dot"/>
-          <w:tab w:pos="8504" w:val="right" w:leader="dot"/>
-          <w:tab w:pos="8504" w:val="right" w:leader="dot"/>
           <w:tab w:pos="8504" w:val="right" w:leader="dot"/>
         </w:tabs>
         <w:spacing w:after="40" w:before="0"/>
@@ -706,21 +640,9 @@
         <w:t>2</w:t>
       </w:r>
     </w:p>
-    <w:p xmlns:ns0="http://halah">
+    <w:p>
       <w:pPr>
         <w:tabs>
-          <w:tab w:pos="8504" w:val="right" w:leader="dot"/>
-          <w:tab w:pos="8504" w:val="right" w:leader="dot"/>
-          <w:tab w:pos="8504" w:val="right" w:leader="dot"/>
-          <w:tab w:pos="8504" w:val="right" w:leader="dot"/>
-          <w:tab w:pos="8504" w:val="right" w:leader="dot"/>
-          <w:tab w:pos="8504" w:val="right" w:leader="dot"/>
-          <w:tab w:pos="8504" w:val="right" w:leader="dot"/>
-          <w:tab w:pos="8504" w:val="right" w:leader="dot"/>
-          <w:tab w:pos="8504" w:val="right" w:leader="dot"/>
-          <w:tab w:pos="8504" w:val="right" w:leader="dot"/>
-          <w:tab w:pos="8504" w:val="right" w:leader="dot"/>
-          <w:tab w:pos="8504" w:val="right" w:leader="dot"/>
           <w:tab w:pos="8504" w:val="right" w:leader="dot"/>
         </w:tabs>
         <w:spacing w:after="40" w:before="0"/>
@@ -738,22 +660,9 @@
         <w:t>4</w:t>
       </w:r>
     </w:p>
-    <w:p xmlns:ns0="http://halah">
+    <w:p>
       <w:pPr>
         <w:tabs>
-          <w:tab w:pos="8504" w:val="right" w:leader="dot"/>
-          <w:tab w:pos="8504" w:val="right" w:leader="dot"/>
-          <w:tab w:pos="8504" w:val="right" w:leader="dot"/>
-          <w:tab w:pos="8504" w:val="right" w:leader="dot"/>
-          <w:tab w:pos="8504" w:val="right" w:leader="dot"/>
-          <w:tab w:pos="8504" w:val="right" w:leader="dot"/>
-          <w:tab w:pos="8504" w:val="right" w:leader="dot"/>
-          <w:tab w:pos="8504" w:val="right" w:leader="dot"/>
-          <w:tab w:pos="8504" w:val="right" w:leader="dot"/>
-          <w:tab w:pos="8504" w:val="right" w:leader="dot"/>
-          <w:tab w:pos="8504" w:val="right" w:leader="dot"/>
-          <w:tab w:pos="8504" w:val="right" w:leader="dot"/>
-          <w:tab w:pos="8504" w:val="right" w:leader="dot"/>
           <w:tab w:pos="8504" w:val="right" w:leader="dot"/>
         </w:tabs>
         <w:spacing w:after="40" w:before="0"/>
@@ -771,23 +680,9 @@
         <w:t>5</w:t>
       </w:r>
     </w:p>
-    <w:p xmlns:ns0="http://halah">
+    <w:p>
       <w:pPr>
         <w:tabs>
-          <w:tab w:pos="8504" w:val="right" w:leader="dot"/>
-          <w:tab w:pos="8504" w:val="right" w:leader="dot"/>
-          <w:tab w:pos="8504" w:val="right" w:leader="dot"/>
-          <w:tab w:pos="8504" w:val="right" w:leader="dot"/>
-          <w:tab w:pos="8504" w:val="right" w:leader="dot"/>
-          <w:tab w:pos="8504" w:val="right" w:leader="dot"/>
-          <w:tab w:pos="8504" w:val="right" w:leader="dot"/>
-          <w:tab w:pos="8504" w:val="right" w:leader="dot"/>
-          <w:tab w:pos="8504" w:val="right" w:leader="dot"/>
-          <w:tab w:pos="8504" w:val="right" w:leader="dot"/>
-          <w:tab w:pos="8504" w:val="right" w:leader="dot"/>
-          <w:tab w:pos="8504" w:val="right" w:leader="dot"/>
-          <w:tab w:pos="8504" w:val="right" w:leader="dot"/>
-          <w:tab w:pos="8504" w:val="right" w:leader="dot"/>
           <w:tab w:pos="8504" w:val="right" w:leader="dot"/>
         </w:tabs>
         <w:spacing w:after="40" w:before="0"/>
@@ -805,24 +700,9 @@
         <w:t>5</w:t>
       </w:r>
     </w:p>
-    <w:p xmlns:ns0="http://halah">
+    <w:p>
       <w:pPr>
         <w:tabs>
-          <w:tab w:pos="8504" w:val="right" w:leader="dot"/>
-          <w:tab w:pos="8504" w:val="right" w:leader="dot"/>
-          <w:tab w:pos="8504" w:val="right" w:leader="dot"/>
-          <w:tab w:pos="8504" w:val="right" w:leader="dot"/>
-          <w:tab w:pos="8504" w:val="right" w:leader="dot"/>
-          <w:tab w:pos="8504" w:val="right" w:leader="dot"/>
-          <w:tab w:pos="8504" w:val="right" w:leader="dot"/>
-          <w:tab w:pos="8504" w:val="right" w:leader="dot"/>
-          <w:tab w:pos="8504" w:val="right" w:leader="dot"/>
-          <w:tab w:pos="8504" w:val="right" w:leader="dot"/>
-          <w:tab w:pos="8504" w:val="right" w:leader="dot"/>
-          <w:tab w:pos="8504" w:val="right" w:leader="dot"/>
-          <w:tab w:pos="8504" w:val="right" w:leader="dot"/>
-          <w:tab w:pos="8504" w:val="right" w:leader="dot"/>
-          <w:tab w:pos="8504" w:val="right" w:leader="dot"/>
           <w:tab w:pos="8504" w:val="right" w:leader="dot"/>
         </w:tabs>
         <w:spacing w:after="40" w:before="0"/>
@@ -840,25 +720,9 @@
         <w:t>5</w:t>
       </w:r>
     </w:p>
-    <w:p xmlns:ns0="http://halah">
+    <w:p>
       <w:pPr>
         <w:tabs>
-          <w:tab w:pos="8504" w:val="right" w:leader="dot"/>
-          <w:tab w:pos="8504" w:val="right" w:leader="dot"/>
-          <w:tab w:pos="8504" w:val="right" w:leader="dot"/>
-          <w:tab w:pos="8504" w:val="right" w:leader="dot"/>
-          <w:tab w:pos="8504" w:val="right" w:leader="dot"/>
-          <w:tab w:pos="8504" w:val="right" w:leader="dot"/>
-          <w:tab w:pos="8504" w:val="right" w:leader="dot"/>
-          <w:tab w:pos="8504" w:val="right" w:leader="dot"/>
-          <w:tab w:pos="8504" w:val="right" w:leader="dot"/>
-          <w:tab w:pos="8504" w:val="right" w:leader="dot"/>
-          <w:tab w:pos="8504" w:val="right" w:leader="dot"/>
-          <w:tab w:pos="8504" w:val="right" w:leader="dot"/>
-          <w:tab w:pos="8504" w:val="right" w:leader="dot"/>
-          <w:tab w:pos="8504" w:val="right" w:leader="dot"/>
-          <w:tab w:pos="8504" w:val="right" w:leader="dot"/>
-          <w:tab w:pos="8504" w:val="right" w:leader="dot"/>
           <w:tab w:pos="8504" w:val="right" w:leader="dot"/>
         </w:tabs>
         <w:spacing w:after="40" w:before="0"/>
@@ -876,26 +740,9 @@
         <w:t>5</w:t>
       </w:r>
     </w:p>
-    <w:p xmlns:ns0="http://halah">
+    <w:p>
       <w:pPr>
         <w:tabs>
-          <w:tab w:pos="8504" w:val="right" w:leader="dot"/>
-          <w:tab w:pos="8504" w:val="right" w:leader="dot"/>
-          <w:tab w:pos="8504" w:val="right" w:leader="dot"/>
-          <w:tab w:pos="8504" w:val="right" w:leader="dot"/>
-          <w:tab w:pos="8504" w:val="right" w:leader="dot"/>
-          <w:tab w:pos="8504" w:val="right" w:leader="dot"/>
-          <w:tab w:pos="8504" w:val="right" w:leader="dot"/>
-          <w:tab w:pos="8504" w:val="right" w:leader="dot"/>
-          <w:tab w:pos="8504" w:val="right" w:leader="dot"/>
-          <w:tab w:pos="8504" w:val="right" w:leader="dot"/>
-          <w:tab w:pos="8504" w:val="right" w:leader="dot"/>
-          <w:tab w:pos="8504" w:val="right" w:leader="dot"/>
-          <w:tab w:pos="8504" w:val="right" w:leader="dot"/>
-          <w:tab w:pos="8504" w:val="right" w:leader="dot"/>
-          <w:tab w:pos="8504" w:val="right" w:leader="dot"/>
-          <w:tab w:pos="8504" w:val="right" w:leader="dot"/>
-          <w:tab w:pos="8504" w:val="right" w:leader="dot"/>
           <w:tab w:pos="8504" w:val="right" w:leader="dot"/>
         </w:tabs>
         <w:spacing w:after="40" w:before="0"/>
@@ -913,27 +760,9 @@
         <w:t>6</w:t>
       </w:r>
     </w:p>
-    <w:p xmlns:ns0="http://halah">
+    <w:p>
       <w:pPr>
         <w:tabs>
-          <w:tab w:pos="8504" w:val="right" w:leader="dot"/>
-          <w:tab w:pos="8504" w:val="right" w:leader="dot"/>
-          <w:tab w:pos="8504" w:val="right" w:leader="dot"/>
-          <w:tab w:pos="8504" w:val="right" w:leader="dot"/>
-          <w:tab w:pos="8504" w:val="right" w:leader="dot"/>
-          <w:tab w:pos="8504" w:val="right" w:leader="dot"/>
-          <w:tab w:pos="8504" w:val="right" w:leader="dot"/>
-          <w:tab w:pos="8504" w:val="right" w:leader="dot"/>
-          <w:tab w:pos="8504" w:val="right" w:leader="dot"/>
-          <w:tab w:pos="8504" w:val="right" w:leader="dot"/>
-          <w:tab w:pos="8504" w:val="right" w:leader="dot"/>
-          <w:tab w:pos="8504" w:val="right" w:leader="dot"/>
-          <w:tab w:pos="8504" w:val="right" w:leader="dot"/>
-          <w:tab w:pos="8504" w:val="right" w:leader="dot"/>
-          <w:tab w:pos="8504" w:val="right" w:leader="dot"/>
-          <w:tab w:pos="8504" w:val="right" w:leader="dot"/>
-          <w:tab w:pos="8504" w:val="right" w:leader="dot"/>
-          <w:tab w:pos="8504" w:val="right" w:leader="dot"/>
           <w:tab w:pos="8504" w:val="right" w:leader="dot"/>
         </w:tabs>
         <w:spacing w:after="40" w:before="0"/>
@@ -951,28 +780,9 @@
         <w:t>6</w:t>
       </w:r>
     </w:p>
-    <w:p xmlns:ns0="http://halah">
+    <w:p>
       <w:pPr>
         <w:tabs>
-          <w:tab w:pos="8504" w:val="right" w:leader="dot"/>
-          <w:tab w:pos="8504" w:val="right" w:leader="dot"/>
-          <w:tab w:pos="8504" w:val="right" w:leader="dot"/>
-          <w:tab w:pos="8504" w:val="right" w:leader="dot"/>
-          <w:tab w:pos="8504" w:val="right" w:leader="dot"/>
-          <w:tab w:pos="8504" w:val="right" w:leader="dot"/>
-          <w:tab w:pos="8504" w:val="right" w:leader="dot"/>
-          <w:tab w:pos="8504" w:val="right" w:leader="dot"/>
-          <w:tab w:pos="8504" w:val="right" w:leader="dot"/>
-          <w:tab w:pos="8504" w:val="right" w:leader="dot"/>
-          <w:tab w:pos="8504" w:val="right" w:leader="dot"/>
-          <w:tab w:pos="8504" w:val="right" w:leader="dot"/>
-          <w:tab w:pos="8504" w:val="right" w:leader="dot"/>
-          <w:tab w:pos="8504" w:val="right" w:leader="dot"/>
-          <w:tab w:pos="8504" w:val="right" w:leader="dot"/>
-          <w:tab w:pos="8504" w:val="right" w:leader="dot"/>
-          <w:tab w:pos="8504" w:val="right" w:leader="dot"/>
-          <w:tab w:pos="8504" w:val="right" w:leader="dot"/>
-          <w:tab w:pos="8504" w:val="right" w:leader="dot"/>
           <w:tab w:pos="8504" w:val="right" w:leader="dot"/>
         </w:tabs>
         <w:spacing w:after="40" w:before="0"/>
@@ -990,29 +800,9 @@
         <w:t>7</w:t>
       </w:r>
     </w:p>
-    <w:p xmlns:ns0="http://halah">
+    <w:p>
       <w:pPr>
         <w:tabs>
-          <w:tab w:pos="8504" w:val="right" w:leader="dot"/>
-          <w:tab w:pos="8504" w:val="right" w:leader="dot"/>
-          <w:tab w:pos="8504" w:val="right" w:leader="dot"/>
-          <w:tab w:pos="8504" w:val="right" w:leader="dot"/>
-          <w:tab w:pos="8504" w:val="right" w:leader="dot"/>
-          <w:tab w:pos="8504" w:val="right" w:leader="dot"/>
-          <w:tab w:pos="8504" w:val="right" w:leader="dot"/>
-          <w:tab w:pos="8504" w:val="right" w:leader="dot"/>
-          <w:tab w:pos="8504" w:val="right" w:leader="dot"/>
-          <w:tab w:pos="8504" w:val="right" w:leader="dot"/>
-          <w:tab w:pos="8504" w:val="right" w:leader="dot"/>
-          <w:tab w:pos="8504" w:val="right" w:leader="dot"/>
-          <w:tab w:pos="8504" w:val="right" w:leader="dot"/>
-          <w:tab w:pos="8504" w:val="right" w:leader="dot"/>
-          <w:tab w:pos="8504" w:val="right" w:leader="dot"/>
-          <w:tab w:pos="8504" w:val="right" w:leader="dot"/>
-          <w:tab w:pos="8504" w:val="right" w:leader="dot"/>
-          <w:tab w:pos="8504" w:val="right" w:leader="dot"/>
-          <w:tab w:pos="8504" w:val="right" w:leader="dot"/>
-          <w:tab w:pos="8504" w:val="right" w:leader="dot"/>
           <w:tab w:pos="8504" w:val="right" w:leader="dot"/>
         </w:tabs>
         <w:spacing w:after="40" w:before="0"/>
@@ -1030,30 +820,9 @@
         <w:t>7</w:t>
       </w:r>
     </w:p>
-    <w:p xmlns:ns0="http://halah">
+    <w:p>
       <w:pPr>
         <w:tabs>
-          <w:tab w:pos="8504" w:val="right" w:leader="dot"/>
-          <w:tab w:pos="8504" w:val="right" w:leader="dot"/>
-          <w:tab w:pos="8504" w:val="right" w:leader="dot"/>
-          <w:tab w:pos="8504" w:val="right" w:leader="dot"/>
-          <w:tab w:pos="8504" w:val="right" w:leader="dot"/>
-          <w:tab w:pos="8504" w:val="right" w:leader="dot"/>
-          <w:tab w:pos="8504" w:val="right" w:leader="dot"/>
-          <w:tab w:pos="8504" w:val="right" w:leader="dot"/>
-          <w:tab w:pos="8504" w:val="right" w:leader="dot"/>
-          <w:tab w:pos="8504" w:val="right" w:leader="dot"/>
-          <w:tab w:pos="8504" w:val="right" w:leader="dot"/>
-          <w:tab w:pos="8504" w:val="right" w:leader="dot"/>
-          <w:tab w:pos="8504" w:val="right" w:leader="dot"/>
-          <w:tab w:pos="8504" w:val="right" w:leader="dot"/>
-          <w:tab w:pos="8504" w:val="right" w:leader="dot"/>
-          <w:tab w:pos="8504" w:val="right" w:leader="dot"/>
-          <w:tab w:pos="8504" w:val="right" w:leader="dot"/>
-          <w:tab w:pos="8504" w:val="right" w:leader="dot"/>
-          <w:tab w:pos="8504" w:val="right" w:leader="dot"/>
-          <w:tab w:pos="8504" w:val="right" w:leader="dot"/>
-          <w:tab w:pos="8504" w:val="right" w:leader="dot"/>
           <w:tab w:pos="8504" w:val="right" w:leader="dot"/>
         </w:tabs>
         <w:spacing w:after="40" w:before="0"/>
@@ -1071,31 +840,9 @@
         <w:t>7</w:t>
       </w:r>
     </w:p>
-    <w:p xmlns:ns0="http://halah">
+    <w:p>
       <w:pPr>
         <w:tabs>
-          <w:tab w:pos="8504" w:val="right" w:leader="dot"/>
-          <w:tab w:pos="8504" w:val="right" w:leader="dot"/>
-          <w:tab w:pos="8504" w:val="right" w:leader="dot"/>
-          <w:tab w:pos="8504" w:val="right" w:leader="dot"/>
-          <w:tab w:pos="8504" w:val="right" w:leader="dot"/>
-          <w:tab w:pos="8504" w:val="right" w:leader="dot"/>
-          <w:tab w:pos="8504" w:val="right" w:leader="dot"/>
-          <w:tab w:pos="8504" w:val="right" w:leader="dot"/>
-          <w:tab w:pos="8504" w:val="right" w:leader="dot"/>
-          <w:tab w:pos="8504" w:val="right" w:leader="dot"/>
-          <w:tab w:pos="8504" w:val="right" w:leader="dot"/>
-          <w:tab w:pos="8504" w:val="right" w:leader="dot"/>
-          <w:tab w:pos="8504" w:val="right" w:leader="dot"/>
-          <w:tab w:pos="8504" w:val="right" w:leader="dot"/>
-          <w:tab w:pos="8504" w:val="right" w:leader="dot"/>
-          <w:tab w:pos="8504" w:val="right" w:leader="dot"/>
-          <w:tab w:pos="8504" w:val="right" w:leader="dot"/>
-          <w:tab w:pos="8504" w:val="right" w:leader="dot"/>
-          <w:tab w:pos="8504" w:val="right" w:leader="dot"/>
-          <w:tab w:pos="8504" w:val="right" w:leader="dot"/>
-          <w:tab w:pos="8504" w:val="right" w:leader="dot"/>
-          <w:tab w:pos="8504" w:val="right" w:leader="dot"/>
           <w:tab w:pos="8504" w:val="right" w:leader="dot"/>
         </w:tabs>
         <w:spacing w:after="40" w:before="0"/>
@@ -1113,32 +860,9 @@
         <w:t>8</w:t>
       </w:r>
     </w:p>
-    <w:p xmlns:ns0="http://halah">
+    <w:p>
       <w:pPr>
         <w:tabs>
-          <w:tab w:pos="8504" w:val="right" w:leader="dot"/>
-          <w:tab w:pos="8504" w:val="right" w:leader="dot"/>
-          <w:tab w:pos="8504" w:val="right" w:leader="dot"/>
-          <w:tab w:pos="8504" w:val="right" w:leader="dot"/>
-          <w:tab w:pos="8504" w:val="right" w:leader="dot"/>
-          <w:tab w:pos="8504" w:val="right" w:leader="dot"/>
-          <w:tab w:pos="8504" w:val="right" w:leader="dot"/>
-          <w:tab w:pos="8504" w:val="right" w:leader="dot"/>
-          <w:tab w:pos="8504" w:val="right" w:leader="dot"/>
-          <w:tab w:pos="8504" w:val="right" w:leader="dot"/>
-          <w:tab w:pos="8504" w:val="right" w:leader="dot"/>
-          <w:tab w:pos="8504" w:val="right" w:leader="dot"/>
-          <w:tab w:pos="8504" w:val="right" w:leader="dot"/>
-          <w:tab w:pos="8504" w:val="right" w:leader="dot"/>
-          <w:tab w:pos="8504" w:val="right" w:leader="dot"/>
-          <w:tab w:pos="8504" w:val="right" w:leader="dot"/>
-          <w:tab w:pos="8504" w:val="right" w:leader="dot"/>
-          <w:tab w:pos="8504" w:val="right" w:leader="dot"/>
-          <w:tab w:pos="8504" w:val="right" w:leader="dot"/>
-          <w:tab w:pos="8504" w:val="right" w:leader="dot"/>
-          <w:tab w:pos="8504" w:val="right" w:leader="dot"/>
-          <w:tab w:pos="8504" w:val="right" w:leader="dot"/>
-          <w:tab w:pos="8504" w:val="right" w:leader="dot"/>
           <w:tab w:pos="8504" w:val="right" w:leader="dot"/>
         </w:tabs>
         <w:spacing w:after="40" w:before="0"/>
@@ -1156,33 +880,9 @@
         <w:t>8</w:t>
       </w:r>
     </w:p>
-    <w:p xmlns:ns0="http://halah">
+    <w:p>
       <w:pPr>
         <w:tabs>
-          <w:tab w:pos="8504" w:val="right" w:leader="dot"/>
-          <w:tab w:pos="8504" w:val="right" w:leader="dot"/>
-          <w:tab w:pos="8504" w:val="right" w:leader="dot"/>
-          <w:tab w:pos="8504" w:val="right" w:leader="dot"/>
-          <w:tab w:pos="8504" w:val="right" w:leader="dot"/>
-          <w:tab w:pos="8504" w:val="right" w:leader="dot"/>
-          <w:tab w:pos="8504" w:val="right" w:leader="dot"/>
-          <w:tab w:pos="8504" w:val="right" w:leader="dot"/>
-          <w:tab w:pos="8504" w:val="right" w:leader="dot"/>
-          <w:tab w:pos="8504" w:val="right" w:leader="dot"/>
-          <w:tab w:pos="8504" w:val="right" w:leader="dot"/>
-          <w:tab w:pos="8504" w:val="right" w:leader="dot"/>
-          <w:tab w:pos="8504" w:val="right" w:leader="dot"/>
-          <w:tab w:pos="8504" w:val="right" w:leader="dot"/>
-          <w:tab w:pos="8504" w:val="right" w:leader="dot"/>
-          <w:tab w:pos="8504" w:val="right" w:leader="dot"/>
-          <w:tab w:pos="8504" w:val="right" w:leader="dot"/>
-          <w:tab w:pos="8504" w:val="right" w:leader="dot"/>
-          <w:tab w:pos="8504" w:val="right" w:leader="dot"/>
-          <w:tab w:pos="8504" w:val="right" w:leader="dot"/>
-          <w:tab w:pos="8504" w:val="right" w:leader="dot"/>
-          <w:tab w:pos="8504" w:val="right" w:leader="dot"/>
-          <w:tab w:pos="8504" w:val="right" w:leader="dot"/>
-          <w:tab w:pos="8504" w:val="right" w:leader="dot"/>
           <w:tab w:pos="8504" w:val="right" w:leader="dot"/>
         </w:tabs>
         <w:spacing w:after="40" w:before="0"/>
@@ -1200,34 +900,9 @@
         <w:t>8</w:t>
       </w:r>
     </w:p>
-    <w:p xmlns:ns0="http://halah">
+    <w:p>
       <w:pPr>
         <w:tabs>
-          <w:tab w:pos="8504" w:val="right" w:leader="dot"/>
-          <w:tab w:pos="8504" w:val="right" w:leader="dot"/>
-          <w:tab w:pos="8504" w:val="right" w:leader="dot"/>
-          <w:tab w:pos="8504" w:val="right" w:leader="dot"/>
-          <w:tab w:pos="8504" w:val="right" w:leader="dot"/>
-          <w:tab w:pos="8504" w:val="right" w:leader="dot"/>
-          <w:tab w:pos="8504" w:val="right" w:leader="dot"/>
-          <w:tab w:pos="8504" w:val="right" w:leader="dot"/>
-          <w:tab w:pos="8504" w:val="right" w:leader="dot"/>
-          <w:tab w:pos="8504" w:val="right" w:leader="dot"/>
-          <w:tab w:pos="8504" w:val="right" w:leader="dot"/>
-          <w:tab w:pos="8504" w:val="right" w:leader="dot"/>
-          <w:tab w:pos="8504" w:val="right" w:leader="dot"/>
-          <w:tab w:pos="8504" w:val="right" w:leader="dot"/>
-          <w:tab w:pos="8504" w:val="right" w:leader="dot"/>
-          <w:tab w:pos="8504" w:val="right" w:leader="dot"/>
-          <w:tab w:pos="8504" w:val="right" w:leader="dot"/>
-          <w:tab w:pos="8504" w:val="right" w:leader="dot"/>
-          <w:tab w:pos="8504" w:val="right" w:leader="dot"/>
-          <w:tab w:pos="8504" w:val="right" w:leader="dot"/>
-          <w:tab w:pos="8504" w:val="right" w:leader="dot"/>
-          <w:tab w:pos="8504" w:val="right" w:leader="dot"/>
-          <w:tab w:pos="8504" w:val="right" w:leader="dot"/>
-          <w:tab w:pos="8504" w:val="right" w:leader="dot"/>
-          <w:tab w:pos="8504" w:val="right" w:leader="dot"/>
           <w:tab w:pos="8504" w:val="right" w:leader="dot"/>
         </w:tabs>
         <w:spacing w:after="40" w:before="0"/>
@@ -1245,35 +920,9 @@
         <w:t>8</w:t>
       </w:r>
     </w:p>
-    <w:p xmlns:ns0="http://halah">
+    <w:p>
       <w:pPr>
         <w:tabs>
-          <w:tab w:pos="8504" w:val="right" w:leader="dot"/>
-          <w:tab w:pos="8504" w:val="right" w:leader="dot"/>
-          <w:tab w:pos="8504" w:val="right" w:leader="dot"/>
-          <w:tab w:pos="8504" w:val="right" w:leader="dot"/>
-          <w:tab w:pos="8504" w:val="right" w:leader="dot"/>
-          <w:tab w:pos="8504" w:val="right" w:leader="dot"/>
-          <w:tab w:pos="8504" w:val="right" w:leader="dot"/>
-          <w:tab w:pos="8504" w:val="right" w:leader="dot"/>
-          <w:tab w:pos="8504" w:val="right" w:leader="dot"/>
-          <w:tab w:pos="8504" w:val="right" w:leader="dot"/>
-          <w:tab w:pos="8504" w:val="right" w:leader="dot"/>
-          <w:tab w:pos="8504" w:val="right" w:leader="dot"/>
-          <w:tab w:pos="8504" w:val="right" w:leader="dot"/>
-          <w:tab w:pos="8504" w:val="right" w:leader="dot"/>
-          <w:tab w:pos="8504" w:val="right" w:leader="dot"/>
-          <w:tab w:pos="8504" w:val="right" w:leader="dot"/>
-          <w:tab w:pos="8504" w:val="right" w:leader="dot"/>
-          <w:tab w:pos="8504" w:val="right" w:leader="dot"/>
-          <w:tab w:pos="8504" w:val="right" w:leader="dot"/>
-          <w:tab w:pos="8504" w:val="right" w:leader="dot"/>
-          <w:tab w:pos="8504" w:val="right" w:leader="dot"/>
-          <w:tab w:pos="8504" w:val="right" w:leader="dot"/>
-          <w:tab w:pos="8504" w:val="right" w:leader="dot"/>
-          <w:tab w:pos="8504" w:val="right" w:leader="dot"/>
-          <w:tab w:pos="8504" w:val="right" w:leader="dot"/>
-          <w:tab w:pos="8504" w:val="right" w:leader="dot"/>
           <w:tab w:pos="8504" w:val="right" w:leader="dot"/>
         </w:tabs>
         <w:spacing w:after="40" w:before="0"/>
@@ -1291,36 +940,9 @@
         <w:t>9</w:t>
       </w:r>
     </w:p>
-    <w:p xmlns:ns0="http://halah">
+    <w:p>
       <w:pPr>
         <w:tabs>
-          <w:tab w:pos="8504" w:val="right" w:leader="dot"/>
-          <w:tab w:pos="8504" w:val="right" w:leader="dot"/>
-          <w:tab w:pos="8504" w:val="right" w:leader="dot"/>
-          <w:tab w:pos="8504" w:val="right" w:leader="dot"/>
-          <w:tab w:pos="8504" w:val="right" w:leader="dot"/>
-          <w:tab w:pos="8504" w:val="right" w:leader="dot"/>
-          <w:tab w:pos="8504" w:val="right" w:leader="dot"/>
-          <w:tab w:pos="8504" w:val="right" w:leader="dot"/>
-          <w:tab w:pos="8504" w:val="right" w:leader="dot"/>
-          <w:tab w:pos="8504" w:val="right" w:leader="dot"/>
-          <w:tab w:pos="8504" w:val="right" w:leader="dot"/>
-          <w:tab w:pos="8504" w:val="right" w:leader="dot"/>
-          <w:tab w:pos="8504" w:val="right" w:leader="dot"/>
-          <w:tab w:pos="8504" w:val="right" w:leader="dot"/>
-          <w:tab w:pos="8504" w:val="right" w:leader="dot"/>
-          <w:tab w:pos="8504" w:val="right" w:leader="dot"/>
-          <w:tab w:pos="8504" w:val="right" w:leader="dot"/>
-          <w:tab w:pos="8504" w:val="right" w:leader="dot"/>
-          <w:tab w:pos="8504" w:val="right" w:leader="dot"/>
-          <w:tab w:pos="8504" w:val="right" w:leader="dot"/>
-          <w:tab w:pos="8504" w:val="right" w:leader="dot"/>
-          <w:tab w:pos="8504" w:val="right" w:leader="dot"/>
-          <w:tab w:pos="8504" w:val="right" w:leader="dot"/>
-          <w:tab w:pos="8504" w:val="right" w:leader="dot"/>
-          <w:tab w:pos="8504" w:val="right" w:leader="dot"/>
-          <w:tab w:pos="8504" w:val="right" w:leader="dot"/>
-          <w:tab w:pos="8504" w:val="right" w:leader="dot"/>
           <w:tab w:pos="8504" w:val="right" w:leader="dot"/>
         </w:tabs>
         <w:spacing w:after="40" w:before="0"/>
@@ -1338,37 +960,9 @@
         <w:t>9</w:t>
       </w:r>
     </w:p>
-    <w:p xmlns:ns0="http://halah">
+    <w:p>
       <w:pPr>
         <w:tabs>
-          <w:tab w:pos="8504" w:val="right" w:leader="dot"/>
-          <w:tab w:pos="8504" w:val="right" w:leader="dot"/>
-          <w:tab w:pos="8504" w:val="right" w:leader="dot"/>
-          <w:tab w:pos="8504" w:val="right" w:leader="dot"/>
-          <w:tab w:pos="8504" w:val="right" w:leader="dot"/>
-          <w:tab w:pos="8504" w:val="right" w:leader="dot"/>
-          <w:tab w:pos="8504" w:val="right" w:leader="dot"/>
-          <w:tab w:pos="8504" w:val="right" w:leader="dot"/>
-          <w:tab w:pos="8504" w:val="right" w:leader="dot"/>
-          <w:tab w:pos="8504" w:val="right" w:leader="dot"/>
-          <w:tab w:pos="8504" w:val="right" w:leader="dot"/>
-          <w:tab w:pos="8504" w:val="right" w:leader="dot"/>
-          <w:tab w:pos="8504" w:val="right" w:leader="dot"/>
-          <w:tab w:pos="8504" w:val="right" w:leader="dot"/>
-          <w:tab w:pos="8504" w:val="right" w:leader="dot"/>
-          <w:tab w:pos="8504" w:val="right" w:leader="dot"/>
-          <w:tab w:pos="8504" w:val="right" w:leader="dot"/>
-          <w:tab w:pos="8504" w:val="right" w:leader="dot"/>
-          <w:tab w:pos="8504" w:val="right" w:leader="dot"/>
-          <w:tab w:pos="8504" w:val="right" w:leader="dot"/>
-          <w:tab w:pos="8504" w:val="right" w:leader="dot"/>
-          <w:tab w:pos="8504" w:val="right" w:leader="dot"/>
-          <w:tab w:pos="8504" w:val="right" w:leader="dot"/>
-          <w:tab w:pos="8504" w:val="right" w:leader="dot"/>
-          <w:tab w:pos="8504" w:val="right" w:leader="dot"/>
-          <w:tab w:pos="8504" w:val="right" w:leader="dot"/>
-          <w:tab w:pos="8504" w:val="right" w:leader="dot"/>
-          <w:tab w:pos="8504" w:val="right" w:leader="dot"/>
           <w:tab w:pos="8504" w:val="right" w:leader="dot"/>
         </w:tabs>
         <w:spacing w:after="120" w:before="160"/>
@@ -1386,38 +980,9 @@
         <w:t>11</w:t>
       </w:r>
     </w:p>
-    <w:p xmlns:ns0="http://halah">
+    <w:p>
       <w:pPr>
         <w:tabs>
-          <w:tab w:pos="8504" w:val="right" w:leader="dot"/>
-          <w:tab w:pos="8504" w:val="right" w:leader="dot"/>
-          <w:tab w:pos="8504" w:val="right" w:leader="dot"/>
-          <w:tab w:pos="8504" w:val="right" w:leader="dot"/>
-          <w:tab w:pos="8504" w:val="right" w:leader="dot"/>
-          <w:tab w:pos="8504" w:val="right" w:leader="dot"/>
-          <w:tab w:pos="8504" w:val="right" w:leader="dot"/>
-          <w:tab w:pos="8504" w:val="right" w:leader="dot"/>
-          <w:tab w:pos="8504" w:val="right" w:leader="dot"/>
-          <w:tab w:pos="8504" w:val="right" w:leader="dot"/>
-          <w:tab w:pos="8504" w:val="right" w:leader="dot"/>
-          <w:tab w:pos="8504" w:val="right" w:leader="dot"/>
-          <w:tab w:pos="8504" w:val="right" w:leader="dot"/>
-          <w:tab w:pos="8504" w:val="right" w:leader="dot"/>
-          <w:tab w:pos="8504" w:val="right" w:leader="dot"/>
-          <w:tab w:pos="8504" w:val="right" w:leader="dot"/>
-          <w:tab w:pos="8504" w:val="right" w:leader="dot"/>
-          <w:tab w:pos="8504" w:val="right" w:leader="dot"/>
-          <w:tab w:pos="8504" w:val="right" w:leader="dot"/>
-          <w:tab w:pos="8504" w:val="right" w:leader="dot"/>
-          <w:tab w:pos="8504" w:val="right" w:leader="dot"/>
-          <w:tab w:pos="8504" w:val="right" w:leader="dot"/>
-          <w:tab w:pos="8504" w:val="right" w:leader="dot"/>
-          <w:tab w:pos="8504" w:val="right" w:leader="dot"/>
-          <w:tab w:pos="8504" w:val="right" w:leader="dot"/>
-          <w:tab w:pos="8504" w:val="right" w:leader="dot"/>
-          <w:tab w:pos="8504" w:val="right" w:leader="dot"/>
-          <w:tab w:pos="8504" w:val="right" w:leader="dot"/>
-          <w:tab w:pos="8504" w:val="right" w:leader="dot"/>
           <w:tab w:pos="8504" w:val="right" w:leader="dot"/>
         </w:tabs>
         <w:spacing w:after="40" w:before="0"/>
@@ -1435,39 +1000,9 @@
         <w:t>11</w:t>
       </w:r>
     </w:p>
-    <w:p xmlns:ns0="http://halah">
+    <w:p>
       <w:pPr>
         <w:tabs>
-          <w:tab w:pos="8504" w:val="right" w:leader="dot"/>
-          <w:tab w:pos="8504" w:val="right" w:leader="dot"/>
-          <w:tab w:pos="8504" w:val="right" w:leader="dot"/>
-          <w:tab w:pos="8504" w:val="right" w:leader="dot"/>
-          <w:tab w:pos="8504" w:val="right" w:leader="dot"/>
-          <w:tab w:pos="8504" w:val="right" w:leader="dot"/>
-          <w:tab w:pos="8504" w:val="right" w:leader="dot"/>
-          <w:tab w:pos="8504" w:val="right" w:leader="dot"/>
-          <w:tab w:pos="8504" w:val="right" w:leader="dot"/>
-          <w:tab w:pos="8504" w:val="right" w:leader="dot"/>
-          <w:tab w:pos="8504" w:val="right" w:leader="dot"/>
-          <w:tab w:pos="8504" w:val="right" w:leader="dot"/>
-          <w:tab w:pos="8504" w:val="right" w:leader="dot"/>
-          <w:tab w:pos="8504" w:val="right" w:leader="dot"/>
-          <w:tab w:pos="8504" w:val="right" w:leader="dot"/>
-          <w:tab w:pos="8504" w:val="right" w:leader="dot"/>
-          <w:tab w:pos="8504" w:val="right" w:leader="dot"/>
-          <w:tab w:pos="8504" w:val="right" w:leader="dot"/>
-          <w:tab w:pos="8504" w:val="right" w:leader="dot"/>
-          <w:tab w:pos="8504" w:val="right" w:leader="dot"/>
-          <w:tab w:pos="8504" w:val="right" w:leader="dot"/>
-          <w:tab w:pos="8504" w:val="right" w:leader="dot"/>
-          <w:tab w:pos="8504" w:val="right" w:leader="dot"/>
-          <w:tab w:pos="8504" w:val="right" w:leader="dot"/>
-          <w:tab w:pos="8504" w:val="right" w:leader="dot"/>
-          <w:tab w:pos="8504" w:val="right" w:leader="dot"/>
-          <w:tab w:pos="8504" w:val="right" w:leader="dot"/>
-          <w:tab w:pos="8504" w:val="right" w:leader="dot"/>
-          <w:tab w:pos="8504" w:val="right" w:leader="dot"/>
-          <w:tab w:pos="8504" w:val="right" w:leader="dot"/>
           <w:tab w:pos="8504" w:val="right" w:leader="dot"/>
         </w:tabs>
         <w:spacing w:after="40" w:before="0"/>
@@ -1485,40 +1020,9 @@
         <w:t>12</w:t>
       </w:r>
     </w:p>
-    <w:p xmlns:ns0="http://halah">
+    <w:p>
       <w:pPr>
         <w:tabs>
-          <w:tab w:pos="8504" w:val="right" w:leader="dot"/>
-          <w:tab w:pos="8504" w:val="right" w:leader="dot"/>
-          <w:tab w:pos="8504" w:val="right" w:leader="dot"/>
-          <w:tab w:pos="8504" w:val="right" w:leader="dot"/>
-          <w:tab w:pos="8504" w:val="right" w:leader="dot"/>
-          <w:tab w:pos="8504" w:val="right" w:leader="dot"/>
-          <w:tab w:pos="8504" w:val="right" w:leader="dot"/>
-          <w:tab w:pos="8504" w:val="right" w:leader="dot"/>
-          <w:tab w:pos="8504" w:val="right" w:leader="dot"/>
-          <w:tab w:pos="8504" w:val="right" w:leader="dot"/>
-          <w:tab w:pos="8504" w:val="right" w:leader="dot"/>
-          <w:tab w:pos="8504" w:val="right" w:leader="dot"/>
-          <w:tab w:pos="8504" w:val="right" w:leader="dot"/>
-          <w:tab w:pos="8504" w:val="right" w:leader="dot"/>
-          <w:tab w:pos="8504" w:val="right" w:leader="dot"/>
-          <w:tab w:pos="8504" w:val="right" w:leader="dot"/>
-          <w:tab w:pos="8504" w:val="right" w:leader="dot"/>
-          <w:tab w:pos="8504" w:val="right" w:leader="dot"/>
-          <w:tab w:pos="8504" w:val="right" w:leader="dot"/>
-          <w:tab w:pos="8504" w:val="right" w:leader="dot"/>
-          <w:tab w:pos="8504" w:val="right" w:leader="dot"/>
-          <w:tab w:pos="8504" w:val="right" w:leader="dot"/>
-          <w:tab w:pos="8504" w:val="right" w:leader="dot"/>
-          <w:tab w:pos="8504" w:val="right" w:leader="dot"/>
-          <w:tab w:pos="8504" w:val="right" w:leader="dot"/>
-          <w:tab w:pos="8504" w:val="right" w:leader="dot"/>
-          <w:tab w:pos="8504" w:val="right" w:leader="dot"/>
-          <w:tab w:pos="8504" w:val="right" w:leader="dot"/>
-          <w:tab w:pos="8504" w:val="right" w:leader="dot"/>
-          <w:tab w:pos="8504" w:val="right" w:leader="dot"/>
-          <w:tab w:pos="8504" w:val="right" w:leader="dot"/>
           <w:tab w:pos="8504" w:val="right" w:leader="dot"/>
         </w:tabs>
         <w:spacing w:after="40" w:before="0"/>
@@ -1536,41 +1040,9 @@
         <w:t>12</w:t>
       </w:r>
     </w:p>
-    <w:p xmlns:ns0="http://halah">
+    <w:p>
       <w:pPr>
         <w:tabs>
-          <w:tab w:pos="8504" w:val="right" w:leader="dot"/>
-          <w:tab w:pos="8504" w:val="right" w:leader="dot"/>
-          <w:tab w:pos="8504" w:val="right" w:leader="dot"/>
-          <w:tab w:pos="8504" w:val="right" w:leader="dot"/>
-          <w:tab w:pos="8504" w:val="right" w:leader="dot"/>
-          <w:tab w:pos="8504" w:val="right" w:leader="dot"/>
-          <w:tab w:pos="8504" w:val="right" w:leader="dot"/>
-          <w:tab w:pos="8504" w:val="right" w:leader="dot"/>
-          <w:tab w:pos="8504" w:val="right" w:leader="dot"/>
-          <w:tab w:pos="8504" w:val="right" w:leader="dot"/>
-          <w:tab w:pos="8504" w:val="right" w:leader="dot"/>
-          <w:tab w:pos="8504" w:val="right" w:leader="dot"/>
-          <w:tab w:pos="8504" w:val="right" w:leader="dot"/>
-          <w:tab w:pos="8504" w:val="right" w:leader="dot"/>
-          <w:tab w:pos="8504" w:val="right" w:leader="dot"/>
-          <w:tab w:pos="8504" w:val="right" w:leader="dot"/>
-          <w:tab w:pos="8504" w:val="right" w:leader="dot"/>
-          <w:tab w:pos="8504" w:val="right" w:leader="dot"/>
-          <w:tab w:pos="8504" w:val="right" w:leader="dot"/>
-          <w:tab w:pos="8504" w:val="right" w:leader="dot"/>
-          <w:tab w:pos="8504" w:val="right" w:leader="dot"/>
-          <w:tab w:pos="8504" w:val="right" w:leader="dot"/>
-          <w:tab w:pos="8504" w:val="right" w:leader="dot"/>
-          <w:tab w:pos="8504" w:val="right" w:leader="dot"/>
-          <w:tab w:pos="8504" w:val="right" w:leader="dot"/>
-          <w:tab w:pos="8504" w:val="right" w:leader="dot"/>
-          <w:tab w:pos="8504" w:val="right" w:leader="dot"/>
-          <w:tab w:pos="8504" w:val="right" w:leader="dot"/>
-          <w:tab w:pos="8504" w:val="right" w:leader="dot"/>
-          <w:tab w:pos="8504" w:val="right" w:leader="dot"/>
-          <w:tab w:pos="8504" w:val="right" w:leader="dot"/>
-          <w:tab w:pos="8504" w:val="right" w:leader="dot"/>
           <w:tab w:pos="8504" w:val="right" w:leader="dot"/>
         </w:tabs>
         <w:spacing w:after="40" w:before="0"/>
@@ -1588,42 +1060,9 @@
         <w:t>12</w:t>
       </w:r>
     </w:p>
-    <w:p xmlns:ns0="http://halah">
+    <w:p>
       <w:pPr>
         <w:tabs>
-          <w:tab w:pos="8504" w:val="right" w:leader="dot"/>
-          <w:tab w:pos="8504" w:val="right" w:leader="dot"/>
-          <w:tab w:pos="8504" w:val="right" w:leader="dot"/>
-          <w:tab w:pos="8504" w:val="right" w:leader="dot"/>
-          <w:tab w:pos="8504" w:val="right" w:leader="dot"/>
-          <w:tab w:pos="8504" w:val="right" w:leader="dot"/>
-          <w:tab w:pos="8504" w:val="right" w:leader="dot"/>
-          <w:tab w:pos="8504" w:val="right" w:leader="dot"/>
-          <w:tab w:pos="8504" w:val="right" w:leader="dot"/>
-          <w:tab w:pos="8504" w:val="right" w:leader="dot"/>
-          <w:tab w:pos="8504" w:val="right" w:leader="dot"/>
-          <w:tab w:pos="8504" w:val="right" w:leader="dot"/>
-          <w:tab w:pos="8504" w:val="right" w:leader="dot"/>
-          <w:tab w:pos="8504" w:val="right" w:leader="dot"/>
-          <w:tab w:pos="8504" w:val="right" w:leader="dot"/>
-          <w:tab w:pos="8504" w:val="right" w:leader="dot"/>
-          <w:tab w:pos="8504" w:val="right" w:leader="dot"/>
-          <w:tab w:pos="8504" w:val="right" w:leader="dot"/>
-          <w:tab w:pos="8504" w:val="right" w:leader="dot"/>
-          <w:tab w:pos="8504" w:val="right" w:leader="dot"/>
-          <w:tab w:pos="8504" w:val="right" w:leader="dot"/>
-          <w:tab w:pos="8504" w:val="right" w:leader="dot"/>
-          <w:tab w:pos="8504" w:val="right" w:leader="dot"/>
-          <w:tab w:pos="8504" w:val="right" w:leader="dot"/>
-          <w:tab w:pos="8504" w:val="right" w:leader="dot"/>
-          <w:tab w:pos="8504" w:val="right" w:leader="dot"/>
-          <w:tab w:pos="8504" w:val="right" w:leader="dot"/>
-          <w:tab w:pos="8504" w:val="right" w:leader="dot"/>
-          <w:tab w:pos="8504" w:val="right" w:leader="dot"/>
-          <w:tab w:pos="8504" w:val="right" w:leader="dot"/>
-          <w:tab w:pos="8504" w:val="right" w:leader="dot"/>
-          <w:tab w:pos="8504" w:val="right" w:leader="dot"/>
-          <w:tab w:pos="8504" w:val="right" w:leader="dot"/>
           <w:tab w:pos="8504" w:val="right" w:leader="dot"/>
         </w:tabs>
         <w:spacing w:after="40" w:before="0"/>
@@ -1641,43 +1080,9 @@
         <w:t>12</w:t>
       </w:r>
     </w:p>
-    <w:p xmlns:ns0="http://halah">
+    <w:p>
       <w:pPr>
         <w:tabs>
-          <w:tab w:pos="8504" w:val="right" w:leader="dot"/>
-          <w:tab w:pos="8504" w:val="right" w:leader="dot"/>
-          <w:tab w:pos="8504" w:val="right" w:leader="dot"/>
-          <w:tab w:pos="8504" w:val="right" w:leader="dot"/>
-          <w:tab w:pos="8504" w:val="right" w:leader="dot"/>
-          <w:tab w:pos="8504" w:val="right" w:leader="dot"/>
-          <w:tab w:pos="8504" w:val="right" w:leader="dot"/>
-          <w:tab w:pos="8504" w:val="right" w:leader="dot"/>
-          <w:tab w:pos="8504" w:val="right" w:leader="dot"/>
-          <w:tab w:pos="8504" w:val="right" w:leader="dot"/>
-          <w:tab w:pos="8504" w:val="right" w:leader="dot"/>
-          <w:tab w:pos="8504" w:val="right" w:leader="dot"/>
-          <w:tab w:pos="8504" w:val="right" w:leader="dot"/>
-          <w:tab w:pos="8504" w:val="right" w:leader="dot"/>
-          <w:tab w:pos="8504" w:val="right" w:leader="dot"/>
-          <w:tab w:pos="8504" w:val="right" w:leader="dot"/>
-          <w:tab w:pos="8504" w:val="right" w:leader="dot"/>
-          <w:tab w:pos="8504" w:val="right" w:leader="dot"/>
-          <w:tab w:pos="8504" w:val="right" w:leader="dot"/>
-          <w:tab w:pos="8504" w:val="right" w:leader="dot"/>
-          <w:tab w:pos="8504" w:val="right" w:leader="dot"/>
-          <w:tab w:pos="8504" w:val="right" w:leader="dot"/>
-          <w:tab w:pos="8504" w:val="right" w:leader="dot"/>
-          <w:tab w:pos="8504" w:val="right" w:leader="dot"/>
-          <w:tab w:pos="8504" w:val="right" w:leader="dot"/>
-          <w:tab w:pos="8504" w:val="right" w:leader="dot"/>
-          <w:tab w:pos="8504" w:val="right" w:leader="dot"/>
-          <w:tab w:pos="8504" w:val="right" w:leader="dot"/>
-          <w:tab w:pos="8504" w:val="right" w:leader="dot"/>
-          <w:tab w:pos="8504" w:val="right" w:leader="dot"/>
-          <w:tab w:pos="8504" w:val="right" w:leader="dot"/>
-          <w:tab w:pos="8504" w:val="right" w:leader="dot"/>
-          <w:tab w:pos="8504" w:val="right" w:leader="dot"/>
-          <w:tab w:pos="8504" w:val="right" w:leader="dot"/>
           <w:tab w:pos="8504" w:val="right" w:leader="dot"/>
         </w:tabs>
         <w:spacing w:after="40" w:before="0"/>
@@ -1695,44 +1100,9 @@
         <w:t>12</w:t>
       </w:r>
     </w:p>
-    <w:p xmlns:ns0="http://halah">
+    <w:p>
       <w:pPr>
         <w:tabs>
-          <w:tab w:pos="8504" w:val="right" w:leader="dot"/>
-          <w:tab w:pos="8504" w:val="right" w:leader="dot"/>
-          <w:tab w:pos="8504" w:val="right" w:leader="dot"/>
-          <w:tab w:pos="8504" w:val="right" w:leader="dot"/>
-          <w:tab w:pos="8504" w:val="right" w:leader="dot"/>
-          <w:tab w:pos="8504" w:val="right" w:leader="dot"/>
-          <w:tab w:pos="8504" w:val="right" w:leader="dot"/>
-          <w:tab w:pos="8504" w:val="right" w:leader="dot"/>
-          <w:tab w:pos="8504" w:val="right" w:leader="dot"/>
-          <w:tab w:pos="8504" w:val="right" w:leader="dot"/>
-          <w:tab w:pos="8504" w:val="right" w:leader="dot"/>
-          <w:tab w:pos="8504" w:val="right" w:leader="dot"/>
-          <w:tab w:pos="8504" w:val="right" w:leader="dot"/>
-          <w:tab w:pos="8504" w:val="right" w:leader="dot"/>
-          <w:tab w:pos="8504" w:val="right" w:leader="dot"/>
-          <w:tab w:pos="8504" w:val="right" w:leader="dot"/>
-          <w:tab w:pos="8504" w:val="right" w:leader="dot"/>
-          <w:tab w:pos="8504" w:val="right" w:leader="dot"/>
-          <w:tab w:pos="8504" w:val="right" w:leader="dot"/>
-          <w:tab w:pos="8504" w:val="right" w:leader="dot"/>
-          <w:tab w:pos="8504" w:val="right" w:leader="dot"/>
-          <w:tab w:pos="8504" w:val="right" w:leader="dot"/>
-          <w:tab w:pos="8504" w:val="right" w:leader="dot"/>
-          <w:tab w:pos="8504" w:val="right" w:leader="dot"/>
-          <w:tab w:pos="8504" w:val="right" w:leader="dot"/>
-          <w:tab w:pos="8504" w:val="right" w:leader="dot"/>
-          <w:tab w:pos="8504" w:val="right" w:leader="dot"/>
-          <w:tab w:pos="8504" w:val="right" w:leader="dot"/>
-          <w:tab w:pos="8504" w:val="right" w:leader="dot"/>
-          <w:tab w:pos="8504" w:val="right" w:leader="dot"/>
-          <w:tab w:pos="8504" w:val="right" w:leader="dot"/>
-          <w:tab w:pos="8504" w:val="right" w:leader="dot"/>
-          <w:tab w:pos="8504" w:val="right" w:leader="dot"/>
-          <w:tab w:pos="8504" w:val="right" w:leader="dot"/>
-          <w:tab w:pos="8504" w:val="right" w:leader="dot"/>
           <w:tab w:pos="8504" w:val="right" w:leader="dot"/>
         </w:tabs>
         <w:spacing w:after="40" w:before="0"/>
@@ -1750,45 +1120,9 @@
         <w:t>13</w:t>
       </w:r>
     </w:p>
-    <w:p xmlns:ns0="http://halah">
+    <w:p>
       <w:pPr>
         <w:tabs>
-          <w:tab w:pos="8504" w:val="right" w:leader="dot"/>
-          <w:tab w:pos="8504" w:val="right" w:leader="dot"/>
-          <w:tab w:pos="8504" w:val="right" w:leader="dot"/>
-          <w:tab w:pos="8504" w:val="right" w:leader="dot"/>
-          <w:tab w:pos="8504" w:val="right" w:leader="dot"/>
-          <w:tab w:pos="8504" w:val="right" w:leader="dot"/>
-          <w:tab w:pos="8504" w:val="right" w:leader="dot"/>
-          <w:tab w:pos="8504" w:val="right" w:leader="dot"/>
-          <w:tab w:pos="8504" w:val="right" w:leader="dot"/>
-          <w:tab w:pos="8504" w:val="right" w:leader="dot"/>
-          <w:tab w:pos="8504" w:val="right" w:leader="dot"/>
-          <w:tab w:pos="8504" w:val="right" w:leader="dot"/>
-          <w:tab w:pos="8504" w:val="right" w:leader="dot"/>
-          <w:tab w:pos="8504" w:val="right" w:leader="dot"/>
-          <w:tab w:pos="8504" w:val="right" w:leader="dot"/>
-          <w:tab w:pos="8504" w:val="right" w:leader="dot"/>
-          <w:tab w:pos="8504" w:val="right" w:leader="dot"/>
-          <w:tab w:pos="8504" w:val="right" w:leader="dot"/>
-          <w:tab w:pos="8504" w:val="right" w:leader="dot"/>
-          <w:tab w:pos="8504" w:val="right" w:leader="dot"/>
-          <w:tab w:pos="8504" w:val="right" w:leader="dot"/>
-          <w:tab w:pos="8504" w:val="right" w:leader="dot"/>
-          <w:tab w:pos="8504" w:val="right" w:leader="dot"/>
-          <w:tab w:pos="8504" w:val="right" w:leader="dot"/>
-          <w:tab w:pos="8504" w:val="right" w:leader="dot"/>
-          <w:tab w:pos="8504" w:val="right" w:leader="dot"/>
-          <w:tab w:pos="8504" w:val="right" w:leader="dot"/>
-          <w:tab w:pos="8504" w:val="right" w:leader="dot"/>
-          <w:tab w:pos="8504" w:val="right" w:leader="dot"/>
-          <w:tab w:pos="8504" w:val="right" w:leader="dot"/>
-          <w:tab w:pos="8504" w:val="right" w:leader="dot"/>
-          <w:tab w:pos="8504" w:val="right" w:leader="dot"/>
-          <w:tab w:pos="8504" w:val="right" w:leader="dot"/>
-          <w:tab w:pos="8504" w:val="right" w:leader="dot"/>
-          <w:tab w:pos="8504" w:val="right" w:leader="dot"/>
-          <w:tab w:pos="8504" w:val="right" w:leader="dot"/>
           <w:tab w:pos="8504" w:val="right" w:leader="dot"/>
         </w:tabs>
         <w:spacing w:after="40" w:before="0"/>
@@ -1806,46 +1140,9 @@
         <w:t>13</w:t>
       </w:r>
     </w:p>
-    <w:p xmlns:ns0="http://halah">
+    <w:p>
       <w:pPr>
         <w:tabs>
-          <w:tab w:pos="8504" w:val="right" w:leader="dot"/>
-          <w:tab w:pos="8504" w:val="right" w:leader="dot"/>
-          <w:tab w:pos="8504" w:val="right" w:leader="dot"/>
-          <w:tab w:pos="8504" w:val="right" w:leader="dot"/>
-          <w:tab w:pos="8504" w:val="right" w:leader="dot"/>
-          <w:tab w:pos="8504" w:val="right" w:leader="dot"/>
-          <w:tab w:pos="8504" w:val="right" w:leader="dot"/>
-          <w:tab w:pos="8504" w:val="right" w:leader="dot"/>
-          <w:tab w:pos="8504" w:val="right" w:leader="dot"/>
-          <w:tab w:pos="8504" w:val="right" w:leader="dot"/>
-          <w:tab w:pos="8504" w:val="right" w:leader="dot"/>
-          <w:tab w:pos="8504" w:val="right" w:leader="dot"/>
-          <w:tab w:pos="8504" w:val="right" w:leader="dot"/>
-          <w:tab w:pos="8504" w:val="right" w:leader="dot"/>
-          <w:tab w:pos="8504" w:val="right" w:leader="dot"/>
-          <w:tab w:pos="8504" w:val="right" w:leader="dot"/>
-          <w:tab w:pos="8504" w:val="right" w:leader="dot"/>
-          <w:tab w:pos="8504" w:val="right" w:leader="dot"/>
-          <w:tab w:pos="8504" w:val="right" w:leader="dot"/>
-          <w:tab w:pos="8504" w:val="right" w:leader="dot"/>
-          <w:tab w:pos="8504" w:val="right" w:leader="dot"/>
-          <w:tab w:pos="8504" w:val="right" w:leader="dot"/>
-          <w:tab w:pos="8504" w:val="right" w:leader="dot"/>
-          <w:tab w:pos="8504" w:val="right" w:leader="dot"/>
-          <w:tab w:pos="8504" w:val="right" w:leader="dot"/>
-          <w:tab w:pos="8504" w:val="right" w:leader="dot"/>
-          <w:tab w:pos="8504" w:val="right" w:leader="dot"/>
-          <w:tab w:pos="8504" w:val="right" w:leader="dot"/>
-          <w:tab w:pos="8504" w:val="right" w:leader="dot"/>
-          <w:tab w:pos="8504" w:val="right" w:leader="dot"/>
-          <w:tab w:pos="8504" w:val="right" w:leader="dot"/>
-          <w:tab w:pos="8504" w:val="right" w:leader="dot"/>
-          <w:tab w:pos="8504" w:val="right" w:leader="dot"/>
-          <w:tab w:pos="8504" w:val="right" w:leader="dot"/>
-          <w:tab w:pos="8504" w:val="right" w:leader="dot"/>
-          <w:tab w:pos="8504" w:val="right" w:leader="dot"/>
-          <w:tab w:pos="8504" w:val="right" w:leader="dot"/>
           <w:tab w:pos="8504" w:val="right" w:leader="dot"/>
         </w:tabs>
         <w:spacing w:after="40" w:before="0"/>
@@ -1863,47 +1160,9 @@
         <w:t>13</w:t>
       </w:r>
     </w:p>
-    <w:p xmlns:ns0="http://halah">
+    <w:p>
       <w:pPr>
         <w:tabs>
-          <w:tab w:pos="8504" w:val="right" w:leader="dot"/>
-          <w:tab w:pos="8504" w:val="right" w:leader="dot"/>
-          <w:tab w:pos="8504" w:val="right" w:leader="dot"/>
-          <w:tab w:pos="8504" w:val="right" w:leader="dot"/>
-          <w:tab w:pos="8504" w:val="right" w:leader="dot"/>
-          <w:tab w:pos="8504" w:val="right" w:leader="dot"/>
-          <w:tab w:pos="8504" w:val="right" w:leader="dot"/>
-          <w:tab w:pos="8504" w:val="right" w:leader="dot"/>
-          <w:tab w:pos="8504" w:val="right" w:leader="dot"/>
-          <w:tab w:pos="8504" w:val="right" w:leader="dot"/>
-          <w:tab w:pos="8504" w:val="right" w:leader="dot"/>
-          <w:tab w:pos="8504" w:val="right" w:leader="dot"/>
-          <w:tab w:pos="8504" w:val="right" w:leader="dot"/>
-          <w:tab w:pos="8504" w:val="right" w:leader="dot"/>
-          <w:tab w:pos="8504" w:val="right" w:leader="dot"/>
-          <w:tab w:pos="8504" w:val="right" w:leader="dot"/>
-          <w:tab w:pos="8504" w:val="right" w:leader="dot"/>
-          <w:tab w:pos="8504" w:val="right" w:leader="dot"/>
-          <w:tab w:pos="8504" w:val="right" w:leader="dot"/>
-          <w:tab w:pos="8504" w:val="right" w:leader="dot"/>
-          <w:tab w:pos="8504" w:val="right" w:leader="dot"/>
-          <w:tab w:pos="8504" w:val="right" w:leader="dot"/>
-          <w:tab w:pos="8504" w:val="right" w:leader="dot"/>
-          <w:tab w:pos="8504" w:val="right" w:leader="dot"/>
-          <w:tab w:pos="8504" w:val="right" w:leader="dot"/>
-          <w:tab w:pos="8504" w:val="right" w:leader="dot"/>
-          <w:tab w:pos="8504" w:val="right" w:leader="dot"/>
-          <w:tab w:pos="8504" w:val="right" w:leader="dot"/>
-          <w:tab w:pos="8504" w:val="right" w:leader="dot"/>
-          <w:tab w:pos="8504" w:val="right" w:leader="dot"/>
-          <w:tab w:pos="8504" w:val="right" w:leader="dot"/>
-          <w:tab w:pos="8504" w:val="right" w:leader="dot"/>
-          <w:tab w:pos="8504" w:val="right" w:leader="dot"/>
-          <w:tab w:pos="8504" w:val="right" w:leader="dot"/>
-          <w:tab w:pos="8504" w:val="right" w:leader="dot"/>
-          <w:tab w:pos="8504" w:val="right" w:leader="dot"/>
-          <w:tab w:pos="8504" w:val="right" w:leader="dot"/>
-          <w:tab w:pos="8504" w:val="right" w:leader="dot"/>
           <w:tab w:pos="8504" w:val="right" w:leader="dot"/>
         </w:tabs>
         <w:spacing w:after="40" w:before="0"/>
@@ -1921,48 +1180,9 @@
         <w:t>14</w:t>
       </w:r>
     </w:p>
-    <w:p xmlns:ns0="http://halah">
+    <w:p>
       <w:pPr>
         <w:tabs>
-          <w:tab w:pos="8504" w:val="right" w:leader="dot"/>
-          <w:tab w:pos="8504" w:val="right" w:leader="dot"/>
-          <w:tab w:pos="8504" w:val="right" w:leader="dot"/>
-          <w:tab w:pos="8504" w:val="right" w:leader="dot"/>
-          <w:tab w:pos="8504" w:val="right" w:leader="dot"/>
-          <w:tab w:pos="8504" w:val="right" w:leader="dot"/>
-          <w:tab w:pos="8504" w:val="right" w:leader="dot"/>
-          <w:tab w:pos="8504" w:val="right" w:leader="dot"/>
-          <w:tab w:pos="8504" w:val="right" w:leader="dot"/>
-          <w:tab w:pos="8504" w:val="right" w:leader="dot"/>
-          <w:tab w:pos="8504" w:val="right" w:leader="dot"/>
-          <w:tab w:pos="8504" w:val="right" w:leader="dot"/>
-          <w:tab w:pos="8504" w:val="right" w:leader="dot"/>
-          <w:tab w:pos="8504" w:val="right" w:leader="dot"/>
-          <w:tab w:pos="8504" w:val="right" w:leader="dot"/>
-          <w:tab w:pos="8504" w:val="right" w:leader="dot"/>
-          <w:tab w:pos="8504" w:val="right" w:leader="dot"/>
-          <w:tab w:pos="8504" w:val="right" w:leader="dot"/>
-          <w:tab w:pos="8504" w:val="right" w:leader="dot"/>
-          <w:tab w:pos="8504" w:val="right" w:leader="dot"/>
-          <w:tab w:pos="8504" w:val="right" w:leader="dot"/>
-          <w:tab w:pos="8504" w:val="right" w:leader="dot"/>
-          <w:tab w:pos="8504" w:val="right" w:leader="dot"/>
-          <w:tab w:pos="8504" w:val="right" w:leader="dot"/>
-          <w:tab w:pos="8504" w:val="right" w:leader="dot"/>
-          <w:tab w:pos="8504" w:val="right" w:leader="dot"/>
-          <w:tab w:pos="8504" w:val="right" w:leader="dot"/>
-          <w:tab w:pos="8504" w:val="right" w:leader="dot"/>
-          <w:tab w:pos="8504" w:val="right" w:leader="dot"/>
-          <w:tab w:pos="8504" w:val="right" w:leader="dot"/>
-          <w:tab w:pos="8504" w:val="right" w:leader="dot"/>
-          <w:tab w:pos="8504" w:val="right" w:leader="dot"/>
-          <w:tab w:pos="8504" w:val="right" w:leader="dot"/>
-          <w:tab w:pos="8504" w:val="right" w:leader="dot"/>
-          <w:tab w:pos="8504" w:val="right" w:leader="dot"/>
-          <w:tab w:pos="8504" w:val="right" w:leader="dot"/>
-          <w:tab w:pos="8504" w:val="right" w:leader="dot"/>
-          <w:tab w:pos="8504" w:val="right" w:leader="dot"/>
-          <w:tab w:pos="8504" w:val="right" w:leader="dot"/>
           <w:tab w:pos="8504" w:val="right" w:leader="dot"/>
         </w:tabs>
         <w:spacing w:after="40" w:before="0"/>
@@ -1980,49 +1200,9 @@
         <w:t>14</w:t>
       </w:r>
     </w:p>
-    <w:p xmlns:ns0="http://halah">
+    <w:p>
       <w:pPr>
         <w:tabs>
-          <w:tab w:pos="8504" w:val="right" w:leader="dot"/>
-          <w:tab w:pos="8504" w:val="right" w:leader="dot"/>
-          <w:tab w:pos="8504" w:val="right" w:leader="dot"/>
-          <w:tab w:pos="8504" w:val="right" w:leader="dot"/>
-          <w:tab w:pos="8504" w:val="right" w:leader="dot"/>
-          <w:tab w:pos="8504" w:val="right" w:leader="dot"/>
-          <w:tab w:pos="8504" w:val="right" w:leader="dot"/>
-          <w:tab w:pos="8504" w:val="right" w:leader="dot"/>
-          <w:tab w:pos="8504" w:val="right" w:leader="dot"/>
-          <w:tab w:pos="8504" w:val="right" w:leader="dot"/>
-          <w:tab w:pos="8504" w:val="right" w:leader="dot"/>
-          <w:tab w:pos="8504" w:val="right" w:leader="dot"/>
-          <w:tab w:pos="8504" w:val="right" w:leader="dot"/>
-          <w:tab w:pos="8504" w:val="right" w:leader="dot"/>
-          <w:tab w:pos="8504" w:val="right" w:leader="dot"/>
-          <w:tab w:pos="8504" w:val="right" w:leader="dot"/>
-          <w:tab w:pos="8504" w:val="right" w:leader="dot"/>
-          <w:tab w:pos="8504" w:val="right" w:leader="dot"/>
-          <w:tab w:pos="8504" w:val="right" w:leader="dot"/>
-          <w:tab w:pos="8504" w:val="right" w:leader="dot"/>
-          <w:tab w:pos="8504" w:val="right" w:leader="dot"/>
-          <w:tab w:pos="8504" w:val="right" w:leader="dot"/>
-          <w:tab w:pos="8504" w:val="right" w:leader="dot"/>
-          <w:tab w:pos="8504" w:val="right" w:leader="dot"/>
-          <w:tab w:pos="8504" w:val="right" w:leader="dot"/>
-          <w:tab w:pos="8504" w:val="right" w:leader="dot"/>
-          <w:tab w:pos="8504" w:val="right" w:leader="dot"/>
-          <w:tab w:pos="8504" w:val="right" w:leader="dot"/>
-          <w:tab w:pos="8504" w:val="right" w:leader="dot"/>
-          <w:tab w:pos="8504" w:val="right" w:leader="dot"/>
-          <w:tab w:pos="8504" w:val="right" w:leader="dot"/>
-          <w:tab w:pos="8504" w:val="right" w:leader="dot"/>
-          <w:tab w:pos="8504" w:val="right" w:leader="dot"/>
-          <w:tab w:pos="8504" w:val="right" w:leader="dot"/>
-          <w:tab w:pos="8504" w:val="right" w:leader="dot"/>
-          <w:tab w:pos="8504" w:val="right" w:leader="dot"/>
-          <w:tab w:pos="8504" w:val="right" w:leader="dot"/>
-          <w:tab w:pos="8504" w:val="right" w:leader="dot"/>
-          <w:tab w:pos="8504" w:val="right" w:leader="dot"/>
-          <w:tab w:pos="8504" w:val="right" w:leader="dot"/>
           <w:tab w:pos="8504" w:val="right" w:leader="dot"/>
         </w:tabs>
         <w:spacing w:after="40" w:before="0"/>
@@ -2040,50 +1220,9 @@
         <w:t>16</w:t>
       </w:r>
     </w:p>
-    <w:p xmlns:ns0="http://halah">
+    <w:p>
       <w:pPr>
         <w:tabs>
-          <w:tab w:pos="8504" w:val="right" w:leader="dot"/>
-          <w:tab w:pos="8504" w:val="right" w:leader="dot"/>
-          <w:tab w:pos="8504" w:val="right" w:leader="dot"/>
-          <w:tab w:pos="8504" w:val="right" w:leader="dot"/>
-          <w:tab w:pos="8504" w:val="right" w:leader="dot"/>
-          <w:tab w:pos="8504" w:val="right" w:leader="dot"/>
-          <w:tab w:pos="8504" w:val="right" w:leader="dot"/>
-          <w:tab w:pos="8504" w:val="right" w:leader="dot"/>
-          <w:tab w:pos="8504" w:val="right" w:leader="dot"/>
-          <w:tab w:pos="8504" w:val="right" w:leader="dot"/>
-          <w:tab w:pos="8504" w:val="right" w:leader="dot"/>
-          <w:tab w:pos="8504" w:val="right" w:leader="dot"/>
-          <w:tab w:pos="8504" w:val="right" w:leader="dot"/>
-          <w:tab w:pos="8504" w:val="right" w:leader="dot"/>
-          <w:tab w:pos="8504" w:val="right" w:leader="dot"/>
-          <w:tab w:pos="8504" w:val="right" w:leader="dot"/>
-          <w:tab w:pos="8504" w:val="right" w:leader="dot"/>
-          <w:tab w:pos="8504" w:val="right" w:leader="dot"/>
-          <w:tab w:pos="8504" w:val="right" w:leader="dot"/>
-          <w:tab w:pos="8504" w:val="right" w:leader="dot"/>
-          <w:tab w:pos="8504" w:val="right" w:leader="dot"/>
-          <w:tab w:pos="8504" w:val="right" w:leader="dot"/>
-          <w:tab w:pos="8504" w:val="right" w:leader="dot"/>
-          <w:tab w:pos="8504" w:val="right" w:leader="dot"/>
-          <w:tab w:pos="8504" w:val="right" w:leader="dot"/>
-          <w:tab w:pos="8504" w:val="right" w:leader="dot"/>
-          <w:tab w:pos="8504" w:val="right" w:leader="dot"/>
-          <w:tab w:pos="8504" w:val="right" w:leader="dot"/>
-          <w:tab w:pos="8504" w:val="right" w:leader="dot"/>
-          <w:tab w:pos="8504" w:val="right" w:leader="dot"/>
-          <w:tab w:pos="8504" w:val="right" w:leader="dot"/>
-          <w:tab w:pos="8504" w:val="right" w:leader="dot"/>
-          <w:tab w:pos="8504" w:val="right" w:leader="dot"/>
-          <w:tab w:pos="8504" w:val="right" w:leader="dot"/>
-          <w:tab w:pos="8504" w:val="right" w:leader="dot"/>
-          <w:tab w:pos="8504" w:val="right" w:leader="dot"/>
-          <w:tab w:pos="8504" w:val="right" w:leader="dot"/>
-          <w:tab w:pos="8504" w:val="right" w:leader="dot"/>
-          <w:tab w:pos="8504" w:val="right" w:leader="dot"/>
-          <w:tab w:pos="8504" w:val="right" w:leader="dot"/>
-          <w:tab w:pos="8504" w:val="right" w:leader="dot"/>
           <w:tab w:pos="8504" w:val="right" w:leader="dot"/>
         </w:tabs>
         <w:spacing w:after="40" w:before="0"/>
@@ -2101,51 +1240,9 @@
         <w:t>17</w:t>
       </w:r>
     </w:p>
-    <w:p xmlns:ns0="http://halah">
+    <w:p>
       <w:pPr>
         <w:tabs>
-          <w:tab w:pos="8504" w:val="right" w:leader="dot"/>
-          <w:tab w:pos="8504" w:val="right" w:leader="dot"/>
-          <w:tab w:pos="8504" w:val="right" w:leader="dot"/>
-          <w:tab w:pos="8504" w:val="right" w:leader="dot"/>
-          <w:tab w:pos="8504" w:val="right" w:leader="dot"/>
-          <w:tab w:pos="8504" w:val="right" w:leader="dot"/>
-          <w:tab w:pos="8504" w:val="right" w:leader="dot"/>
-          <w:tab w:pos="8504" w:val="right" w:leader="dot"/>
-          <w:tab w:pos="8504" w:val="right" w:leader="dot"/>
-          <w:tab w:pos="8504" w:val="right" w:leader="dot"/>
-          <w:tab w:pos="8504" w:val="right" w:leader="dot"/>
-          <w:tab w:pos="8504" w:val="right" w:leader="dot"/>
-          <w:tab w:pos="8504" w:val="right" w:leader="dot"/>
-          <w:tab w:pos="8504" w:val="right" w:leader="dot"/>
-          <w:tab w:pos="8504" w:val="right" w:leader="dot"/>
-          <w:tab w:pos="8504" w:val="right" w:leader="dot"/>
-          <w:tab w:pos="8504" w:val="right" w:leader="dot"/>
-          <w:tab w:pos="8504" w:val="right" w:leader="dot"/>
-          <w:tab w:pos="8504" w:val="right" w:leader="dot"/>
-          <w:tab w:pos="8504" w:val="right" w:leader="dot"/>
-          <w:tab w:pos="8504" w:val="right" w:leader="dot"/>
-          <w:tab w:pos="8504" w:val="right" w:leader="dot"/>
-          <w:tab w:pos="8504" w:val="right" w:leader="dot"/>
-          <w:tab w:pos="8504" w:val="right" w:leader="dot"/>
-          <w:tab w:pos="8504" w:val="right" w:leader="dot"/>
-          <w:tab w:pos="8504" w:val="right" w:leader="dot"/>
-          <w:tab w:pos="8504" w:val="right" w:leader="dot"/>
-          <w:tab w:pos="8504" w:val="right" w:leader="dot"/>
-          <w:tab w:pos="8504" w:val="right" w:leader="dot"/>
-          <w:tab w:pos="8504" w:val="right" w:leader="dot"/>
-          <w:tab w:pos="8504" w:val="right" w:leader="dot"/>
-          <w:tab w:pos="8504" w:val="right" w:leader="dot"/>
-          <w:tab w:pos="8504" w:val="right" w:leader="dot"/>
-          <w:tab w:pos="8504" w:val="right" w:leader="dot"/>
-          <w:tab w:pos="8504" w:val="right" w:leader="dot"/>
-          <w:tab w:pos="8504" w:val="right" w:leader="dot"/>
-          <w:tab w:pos="8504" w:val="right" w:leader="dot"/>
-          <w:tab w:pos="8504" w:val="right" w:leader="dot"/>
-          <w:tab w:pos="8504" w:val="right" w:leader="dot"/>
-          <w:tab w:pos="8504" w:val="right" w:leader="dot"/>
-          <w:tab w:pos="8504" w:val="right" w:leader="dot"/>
-          <w:tab w:pos="8504" w:val="right" w:leader="dot"/>
           <w:tab w:pos="8504" w:val="right" w:leader="dot"/>
         </w:tabs>
         <w:spacing w:after="40" w:before="0"/>
@@ -2163,52 +1260,9 @@
         <w:t>19</w:t>
       </w:r>
     </w:p>
-    <w:p xmlns:ns0="http://halah">
+    <w:p>
       <w:pPr>
         <w:tabs>
-          <w:tab w:pos="8504" w:val="right" w:leader="dot"/>
-          <w:tab w:pos="8504" w:val="right" w:leader="dot"/>
-          <w:tab w:pos="8504" w:val="right" w:leader="dot"/>
-          <w:tab w:pos="8504" w:val="right" w:leader="dot"/>
-          <w:tab w:pos="8504" w:val="right" w:leader="dot"/>
-          <w:tab w:pos="8504" w:val="right" w:leader="dot"/>
-          <w:tab w:pos="8504" w:val="right" w:leader="dot"/>
-          <w:tab w:pos="8504" w:val="right" w:leader="dot"/>
-          <w:tab w:pos="8504" w:val="right" w:leader="dot"/>
-          <w:tab w:pos="8504" w:val="right" w:leader="dot"/>
-          <w:tab w:pos="8504" w:val="right" w:leader="dot"/>
-          <w:tab w:pos="8504" w:val="right" w:leader="dot"/>
-          <w:tab w:pos="8504" w:val="right" w:leader="dot"/>
-          <w:tab w:pos="8504" w:val="right" w:leader="dot"/>
-          <w:tab w:pos="8504" w:val="right" w:leader="dot"/>
-          <w:tab w:pos="8504" w:val="right" w:leader="dot"/>
-          <w:tab w:pos="8504" w:val="right" w:leader="dot"/>
-          <w:tab w:pos="8504" w:val="right" w:leader="dot"/>
-          <w:tab w:pos="8504" w:val="right" w:leader="dot"/>
-          <w:tab w:pos="8504" w:val="right" w:leader="dot"/>
-          <w:tab w:pos="8504" w:val="right" w:leader="dot"/>
-          <w:tab w:pos="8504" w:val="right" w:leader="dot"/>
-          <w:tab w:pos="8504" w:val="right" w:leader="dot"/>
-          <w:tab w:pos="8504" w:val="right" w:leader="dot"/>
-          <w:tab w:pos="8504" w:val="right" w:leader="dot"/>
-          <w:tab w:pos="8504" w:val="right" w:leader="dot"/>
-          <w:tab w:pos="8504" w:val="right" w:leader="dot"/>
-          <w:tab w:pos="8504" w:val="right" w:leader="dot"/>
-          <w:tab w:pos="8504" w:val="right" w:leader="dot"/>
-          <w:tab w:pos="8504" w:val="right" w:leader="dot"/>
-          <w:tab w:pos="8504" w:val="right" w:leader="dot"/>
-          <w:tab w:pos="8504" w:val="right" w:leader="dot"/>
-          <w:tab w:pos="8504" w:val="right" w:leader="dot"/>
-          <w:tab w:pos="8504" w:val="right" w:leader="dot"/>
-          <w:tab w:pos="8504" w:val="right" w:leader="dot"/>
-          <w:tab w:pos="8504" w:val="right" w:leader="dot"/>
-          <w:tab w:pos="8504" w:val="right" w:leader="dot"/>
-          <w:tab w:pos="8504" w:val="right" w:leader="dot"/>
-          <w:tab w:pos="8504" w:val="right" w:leader="dot"/>
-          <w:tab w:pos="8504" w:val="right" w:leader="dot"/>
-          <w:tab w:pos="8504" w:val="right" w:leader="dot"/>
-          <w:tab w:pos="8504" w:val="right" w:leader="dot"/>
-          <w:tab w:pos="8504" w:val="right" w:leader="dot"/>
           <w:tab w:pos="8504" w:val="right" w:leader="dot"/>
         </w:tabs>
         <w:spacing w:after="40" w:before="0"/>
@@ -2226,53 +1280,9 @@
         <w:t>20</w:t>
       </w:r>
     </w:p>
-    <w:p xmlns:ns0="http://halah">
+    <w:p>
       <w:pPr>
         <w:tabs>
-          <w:tab w:pos="8504" w:val="right" w:leader="dot"/>
-          <w:tab w:pos="8504" w:val="right" w:leader="dot"/>
-          <w:tab w:pos="8504" w:val="right" w:leader="dot"/>
-          <w:tab w:pos="8504" w:val="right" w:leader="dot"/>
-          <w:tab w:pos="8504" w:val="right" w:leader="dot"/>
-          <w:tab w:pos="8504" w:val="right" w:leader="dot"/>
-          <w:tab w:pos="8504" w:val="right" w:leader="dot"/>
-          <w:tab w:pos="8504" w:val="right" w:leader="dot"/>
-          <w:tab w:pos="8504" w:val="right" w:leader="dot"/>
-          <w:tab w:pos="8504" w:val="right" w:leader="dot"/>
-          <w:tab w:pos="8504" w:val="right" w:leader="dot"/>
-          <w:tab w:pos="8504" w:val="right" w:leader="dot"/>
-          <w:tab w:pos="8504" w:val="right" w:leader="dot"/>
-          <w:tab w:pos="8504" w:val="right" w:leader="dot"/>
-          <w:tab w:pos="8504" w:val="right" w:leader="dot"/>
-          <w:tab w:pos="8504" w:val="right" w:leader="dot"/>
-          <w:tab w:pos="8504" w:val="right" w:leader="dot"/>
-          <w:tab w:pos="8504" w:val="right" w:leader="dot"/>
-          <w:tab w:pos="8504" w:val="right" w:leader="dot"/>
-          <w:tab w:pos="8504" w:val="right" w:leader="dot"/>
-          <w:tab w:pos="8504" w:val="right" w:leader="dot"/>
-          <w:tab w:pos="8504" w:val="right" w:leader="dot"/>
-          <w:tab w:pos="8504" w:val="right" w:leader="dot"/>
-          <w:tab w:pos="8504" w:val="right" w:leader="dot"/>
-          <w:tab w:pos="8504" w:val="right" w:leader="dot"/>
-          <w:tab w:pos="8504" w:val="right" w:leader="dot"/>
-          <w:tab w:pos="8504" w:val="right" w:leader="dot"/>
-          <w:tab w:pos="8504" w:val="right" w:leader="dot"/>
-          <w:tab w:pos="8504" w:val="right" w:leader="dot"/>
-          <w:tab w:pos="8504" w:val="right" w:leader="dot"/>
-          <w:tab w:pos="8504" w:val="right" w:leader="dot"/>
-          <w:tab w:pos="8504" w:val="right" w:leader="dot"/>
-          <w:tab w:pos="8504" w:val="right" w:leader="dot"/>
-          <w:tab w:pos="8504" w:val="right" w:leader="dot"/>
-          <w:tab w:pos="8504" w:val="right" w:leader="dot"/>
-          <w:tab w:pos="8504" w:val="right" w:leader="dot"/>
-          <w:tab w:pos="8504" w:val="right" w:leader="dot"/>
-          <w:tab w:pos="8504" w:val="right" w:leader="dot"/>
-          <w:tab w:pos="8504" w:val="right" w:leader="dot"/>
-          <w:tab w:pos="8504" w:val="right" w:leader="dot"/>
-          <w:tab w:pos="8504" w:val="right" w:leader="dot"/>
-          <w:tab w:pos="8504" w:val="right" w:leader="dot"/>
-          <w:tab w:pos="8504" w:val="right" w:leader="dot"/>
-          <w:tab w:pos="8504" w:val="right" w:leader="dot"/>
           <w:tab w:pos="8504" w:val="right" w:leader="dot"/>
         </w:tabs>
         <w:spacing w:after="40" w:before="0"/>
@@ -2290,54 +1300,9 @@
         <w:t>21</w:t>
       </w:r>
     </w:p>
-    <w:p xmlns:ns0="http://halah">
+    <w:p>
       <w:pPr>
         <w:tabs>
-          <w:tab w:pos="8504" w:val="right" w:leader="dot"/>
-          <w:tab w:pos="8504" w:val="right" w:leader="dot"/>
-          <w:tab w:pos="8504" w:val="right" w:leader="dot"/>
-          <w:tab w:pos="8504" w:val="right" w:leader="dot"/>
-          <w:tab w:pos="8504" w:val="right" w:leader="dot"/>
-          <w:tab w:pos="8504" w:val="right" w:leader="dot"/>
-          <w:tab w:pos="8504" w:val="right" w:leader="dot"/>
-          <w:tab w:pos="8504" w:val="right" w:leader="dot"/>
-          <w:tab w:pos="8504" w:val="right" w:leader="dot"/>
-          <w:tab w:pos="8504" w:val="right" w:leader="dot"/>
-          <w:tab w:pos="8504" w:val="right" w:leader="dot"/>
-          <w:tab w:pos="8504" w:val="right" w:leader="dot"/>
-          <w:tab w:pos="8504" w:val="right" w:leader="dot"/>
-          <w:tab w:pos="8504" w:val="right" w:leader="dot"/>
-          <w:tab w:pos="8504" w:val="right" w:leader="dot"/>
-          <w:tab w:pos="8504" w:val="right" w:leader="dot"/>
-          <w:tab w:pos="8504" w:val="right" w:leader="dot"/>
-          <w:tab w:pos="8504" w:val="right" w:leader="dot"/>
-          <w:tab w:pos="8504" w:val="right" w:leader="dot"/>
-          <w:tab w:pos="8504" w:val="right" w:leader="dot"/>
-          <w:tab w:pos="8504" w:val="right" w:leader="dot"/>
-          <w:tab w:pos="8504" w:val="right" w:leader="dot"/>
-          <w:tab w:pos="8504" w:val="right" w:leader="dot"/>
-          <w:tab w:pos="8504" w:val="right" w:leader="dot"/>
-          <w:tab w:pos="8504" w:val="right" w:leader="dot"/>
-          <w:tab w:pos="8504" w:val="right" w:leader="dot"/>
-          <w:tab w:pos="8504" w:val="right" w:leader="dot"/>
-          <w:tab w:pos="8504" w:val="right" w:leader="dot"/>
-          <w:tab w:pos="8504" w:val="right" w:leader="dot"/>
-          <w:tab w:pos="8504" w:val="right" w:leader="dot"/>
-          <w:tab w:pos="8504" w:val="right" w:leader="dot"/>
-          <w:tab w:pos="8504" w:val="right" w:leader="dot"/>
-          <w:tab w:pos="8504" w:val="right" w:leader="dot"/>
-          <w:tab w:pos="8504" w:val="right" w:leader="dot"/>
-          <w:tab w:pos="8504" w:val="right" w:leader="dot"/>
-          <w:tab w:pos="8504" w:val="right" w:leader="dot"/>
-          <w:tab w:pos="8504" w:val="right" w:leader="dot"/>
-          <w:tab w:pos="8504" w:val="right" w:leader="dot"/>
-          <w:tab w:pos="8504" w:val="right" w:leader="dot"/>
-          <w:tab w:pos="8504" w:val="right" w:leader="dot"/>
-          <w:tab w:pos="8504" w:val="right" w:leader="dot"/>
-          <w:tab w:pos="8504" w:val="right" w:leader="dot"/>
-          <w:tab w:pos="8504" w:val="right" w:leader="dot"/>
-          <w:tab w:pos="8504" w:val="right" w:leader="dot"/>
-          <w:tab w:pos="8504" w:val="right" w:leader="dot"/>
           <w:tab w:pos="8504" w:val="right" w:leader="dot"/>
         </w:tabs>
         <w:spacing w:after="40" w:before="0"/>
@@ -2355,55 +1320,9 @@
         <w:t>22</w:t>
       </w:r>
     </w:p>
-    <w:p xmlns:ns0="http://halah">
+    <w:p>
       <w:pPr>
         <w:tabs>
-          <w:tab w:pos="8504" w:val="right" w:leader="dot"/>
-          <w:tab w:pos="8504" w:val="right" w:leader="dot"/>
-          <w:tab w:pos="8504" w:val="right" w:leader="dot"/>
-          <w:tab w:pos="8504" w:val="right" w:leader="dot"/>
-          <w:tab w:pos="8504" w:val="right" w:leader="dot"/>
-          <w:tab w:pos="8504" w:val="right" w:leader="dot"/>
-          <w:tab w:pos="8504" w:val="right" w:leader="dot"/>
-          <w:tab w:pos="8504" w:val="right" w:leader="dot"/>
-          <w:tab w:pos="8504" w:val="right" w:leader="dot"/>
-          <w:tab w:pos="8504" w:val="right" w:leader="dot"/>
-          <w:tab w:pos="8504" w:val="right" w:leader="dot"/>
-          <w:tab w:pos="8504" w:val="right" w:leader="dot"/>
-          <w:tab w:pos="8504" w:val="right" w:leader="dot"/>
-          <w:tab w:pos="8504" w:val="right" w:leader="dot"/>
-          <w:tab w:pos="8504" w:val="right" w:leader="dot"/>
-          <w:tab w:pos="8504" w:val="right" w:leader="dot"/>
-          <w:tab w:pos="8504" w:val="right" w:leader="dot"/>
-          <w:tab w:pos="8504" w:val="right" w:leader="dot"/>
-          <w:tab w:pos="8504" w:val="right" w:leader="dot"/>
-          <w:tab w:pos="8504" w:val="right" w:leader="dot"/>
-          <w:tab w:pos="8504" w:val="right" w:leader="dot"/>
-          <w:tab w:pos="8504" w:val="right" w:leader="dot"/>
-          <w:tab w:pos="8504" w:val="right" w:leader="dot"/>
-          <w:tab w:pos="8504" w:val="right" w:leader="dot"/>
-          <w:tab w:pos="8504" w:val="right" w:leader="dot"/>
-          <w:tab w:pos="8504" w:val="right" w:leader="dot"/>
-          <w:tab w:pos="8504" w:val="right" w:leader="dot"/>
-          <w:tab w:pos="8504" w:val="right" w:leader="dot"/>
-          <w:tab w:pos="8504" w:val="right" w:leader="dot"/>
-          <w:tab w:pos="8504" w:val="right" w:leader="dot"/>
-          <w:tab w:pos="8504" w:val="right" w:leader="dot"/>
-          <w:tab w:pos="8504" w:val="right" w:leader="dot"/>
-          <w:tab w:pos="8504" w:val="right" w:leader="dot"/>
-          <w:tab w:pos="8504" w:val="right" w:leader="dot"/>
-          <w:tab w:pos="8504" w:val="right" w:leader="dot"/>
-          <w:tab w:pos="8504" w:val="right" w:leader="dot"/>
-          <w:tab w:pos="8504" w:val="right" w:leader="dot"/>
-          <w:tab w:pos="8504" w:val="right" w:leader="dot"/>
-          <w:tab w:pos="8504" w:val="right" w:leader="dot"/>
-          <w:tab w:pos="8504" w:val="right" w:leader="dot"/>
-          <w:tab w:pos="8504" w:val="right" w:leader="dot"/>
-          <w:tab w:pos="8504" w:val="right" w:leader="dot"/>
-          <w:tab w:pos="8504" w:val="right" w:leader="dot"/>
-          <w:tab w:pos="8504" w:val="right" w:leader="dot"/>
-          <w:tab w:pos="8504" w:val="right" w:leader="dot"/>
-          <w:tab w:pos="8504" w:val="right" w:leader="dot"/>
           <w:tab w:pos="8504" w:val="right" w:leader="dot"/>
         </w:tabs>
         <w:spacing w:after="40" w:before="0"/>
@@ -2421,56 +1340,9 @@
         <w:t>23</w:t>
       </w:r>
     </w:p>
-    <w:p xmlns:ns0="http://halah">
+    <w:p>
       <w:pPr>
         <w:tabs>
-          <w:tab w:pos="8504" w:val="right" w:leader="dot"/>
-          <w:tab w:pos="8504" w:val="right" w:leader="dot"/>
-          <w:tab w:pos="8504" w:val="right" w:leader="dot"/>
-          <w:tab w:pos="8504" w:val="right" w:leader="dot"/>
-          <w:tab w:pos="8504" w:val="right" w:leader="dot"/>
-          <w:tab w:pos="8504" w:val="right" w:leader="dot"/>
-          <w:tab w:pos="8504" w:val="right" w:leader="dot"/>
-          <w:tab w:pos="8504" w:val="right" w:leader="dot"/>
-          <w:tab w:pos="8504" w:val="right" w:leader="dot"/>
-          <w:tab w:pos="8504" w:val="right" w:leader="dot"/>
-          <w:tab w:pos="8504" w:val="right" w:leader="dot"/>
-          <w:tab w:pos="8504" w:val="right" w:leader="dot"/>
-          <w:tab w:pos="8504" w:val="right" w:leader="dot"/>
-          <w:tab w:pos="8504" w:val="right" w:leader="dot"/>
-          <w:tab w:pos="8504" w:val="right" w:leader="dot"/>
-          <w:tab w:pos="8504" w:val="right" w:leader="dot"/>
-          <w:tab w:pos="8504" w:val="right" w:leader="dot"/>
-          <w:tab w:pos="8504" w:val="right" w:leader="dot"/>
-          <w:tab w:pos="8504" w:val="right" w:leader="dot"/>
-          <w:tab w:pos="8504" w:val="right" w:leader="dot"/>
-          <w:tab w:pos="8504" w:val="right" w:leader="dot"/>
-          <w:tab w:pos="8504" w:val="right" w:leader="dot"/>
-          <w:tab w:pos="8504" w:val="right" w:leader="dot"/>
-          <w:tab w:pos="8504" w:val="right" w:leader="dot"/>
-          <w:tab w:pos="8504" w:val="right" w:leader="dot"/>
-          <w:tab w:pos="8504" w:val="right" w:leader="dot"/>
-          <w:tab w:pos="8504" w:val="right" w:leader="dot"/>
-          <w:tab w:pos="8504" w:val="right" w:leader="dot"/>
-          <w:tab w:pos="8504" w:val="right" w:leader="dot"/>
-          <w:tab w:pos="8504" w:val="right" w:leader="dot"/>
-          <w:tab w:pos="8504" w:val="right" w:leader="dot"/>
-          <w:tab w:pos="8504" w:val="right" w:leader="dot"/>
-          <w:tab w:pos="8504" w:val="right" w:leader="dot"/>
-          <w:tab w:pos="8504" w:val="right" w:leader="dot"/>
-          <w:tab w:pos="8504" w:val="right" w:leader="dot"/>
-          <w:tab w:pos="8504" w:val="right" w:leader="dot"/>
-          <w:tab w:pos="8504" w:val="right" w:leader="dot"/>
-          <w:tab w:pos="8504" w:val="right" w:leader="dot"/>
-          <w:tab w:pos="8504" w:val="right" w:leader="dot"/>
-          <w:tab w:pos="8504" w:val="right" w:leader="dot"/>
-          <w:tab w:pos="8504" w:val="right" w:leader="dot"/>
-          <w:tab w:pos="8504" w:val="right" w:leader="dot"/>
-          <w:tab w:pos="8504" w:val="right" w:leader="dot"/>
-          <w:tab w:pos="8504" w:val="right" w:leader="dot"/>
-          <w:tab w:pos="8504" w:val="right" w:leader="dot"/>
-          <w:tab w:pos="8504" w:val="right" w:leader="dot"/>
-          <w:tab w:pos="8504" w:val="right" w:leader="dot"/>
           <w:tab w:pos="8504" w:val="right" w:leader="dot"/>
         </w:tabs>
         <w:spacing w:after="40" w:before="0"/>
@@ -2488,57 +1360,9 @@
         <w:t>24</w:t>
       </w:r>
     </w:p>
-    <w:p xmlns:ns0="http://halah">
+    <w:p>
       <w:pPr>
         <w:tabs>
-          <w:tab w:pos="8504" w:val="right" w:leader="dot"/>
-          <w:tab w:pos="8504" w:val="right" w:leader="dot"/>
-          <w:tab w:pos="8504" w:val="right" w:leader="dot"/>
-          <w:tab w:pos="8504" w:val="right" w:leader="dot"/>
-          <w:tab w:pos="8504" w:val="right" w:leader="dot"/>
-          <w:tab w:pos="8504" w:val="right" w:leader="dot"/>
-          <w:tab w:pos="8504" w:val="right" w:leader="dot"/>
-          <w:tab w:pos="8504" w:val="right" w:leader="dot"/>
-          <w:tab w:pos="8504" w:val="right" w:leader="dot"/>
-          <w:tab w:pos="8504" w:val="right" w:leader="dot"/>
-          <w:tab w:pos="8504" w:val="right" w:leader="dot"/>
-          <w:tab w:pos="8504" w:val="right" w:leader="dot"/>
-          <w:tab w:pos="8504" w:val="right" w:leader="dot"/>
-          <w:tab w:pos="8504" w:val="right" w:leader="dot"/>
-          <w:tab w:pos="8504" w:val="right" w:leader="dot"/>
-          <w:tab w:pos="8504" w:val="right" w:leader="dot"/>
-          <w:tab w:pos="8504" w:val="right" w:leader="dot"/>
-          <w:tab w:pos="8504" w:val="right" w:leader="dot"/>
-          <w:tab w:pos="8504" w:val="right" w:leader="dot"/>
-          <w:tab w:pos="8504" w:val="right" w:leader="dot"/>
-          <w:tab w:pos="8504" w:val="right" w:leader="dot"/>
-          <w:tab w:pos="8504" w:val="right" w:leader="dot"/>
-          <w:tab w:pos="8504" w:val="right" w:leader="dot"/>
-          <w:tab w:pos="8504" w:val="right" w:leader="dot"/>
-          <w:tab w:pos="8504" w:val="right" w:leader="dot"/>
-          <w:tab w:pos="8504" w:val="right" w:leader="dot"/>
-          <w:tab w:pos="8504" w:val="right" w:leader="dot"/>
-          <w:tab w:pos="8504" w:val="right" w:leader="dot"/>
-          <w:tab w:pos="8504" w:val="right" w:leader="dot"/>
-          <w:tab w:pos="8504" w:val="right" w:leader="dot"/>
-          <w:tab w:pos="8504" w:val="right" w:leader="dot"/>
-          <w:tab w:pos="8504" w:val="right" w:leader="dot"/>
-          <w:tab w:pos="8504" w:val="right" w:leader="dot"/>
-          <w:tab w:pos="8504" w:val="right" w:leader="dot"/>
-          <w:tab w:pos="8504" w:val="right" w:leader="dot"/>
-          <w:tab w:pos="8504" w:val="right" w:leader="dot"/>
-          <w:tab w:pos="8504" w:val="right" w:leader="dot"/>
-          <w:tab w:pos="8504" w:val="right" w:leader="dot"/>
-          <w:tab w:pos="8504" w:val="right" w:leader="dot"/>
-          <w:tab w:pos="8504" w:val="right" w:leader="dot"/>
-          <w:tab w:pos="8504" w:val="right" w:leader="dot"/>
-          <w:tab w:pos="8504" w:val="right" w:leader="dot"/>
-          <w:tab w:pos="8504" w:val="right" w:leader="dot"/>
-          <w:tab w:pos="8504" w:val="right" w:leader="dot"/>
-          <w:tab w:pos="8504" w:val="right" w:leader="dot"/>
-          <w:tab w:pos="8504" w:val="right" w:leader="dot"/>
-          <w:tab w:pos="8504" w:val="right" w:leader="dot"/>
-          <w:tab w:pos="8504" w:val="right" w:leader="dot"/>
           <w:tab w:pos="8504" w:val="right" w:leader="dot"/>
         </w:tabs>
         <w:spacing w:after="40" w:before="0"/>
@@ -2556,58 +1380,9 @@
         <w:t>26</w:t>
       </w:r>
     </w:p>
-    <w:p xmlns:ns0="http://halah">
+    <w:p>
       <w:pPr>
         <w:tabs>
-          <w:tab w:pos="8504" w:val="right" w:leader="dot"/>
-          <w:tab w:pos="8504" w:val="right" w:leader="dot"/>
-          <w:tab w:pos="8504" w:val="right" w:leader="dot"/>
-          <w:tab w:pos="8504" w:val="right" w:leader="dot"/>
-          <w:tab w:pos="8504" w:val="right" w:leader="dot"/>
-          <w:tab w:pos="8504" w:val="right" w:leader="dot"/>
-          <w:tab w:pos="8504" w:val="right" w:leader="dot"/>
-          <w:tab w:pos="8504" w:val="right" w:leader="dot"/>
-          <w:tab w:pos="8504" w:val="right" w:leader="dot"/>
-          <w:tab w:pos="8504" w:val="right" w:leader="dot"/>
-          <w:tab w:pos="8504" w:val="right" w:leader="dot"/>
-          <w:tab w:pos="8504" w:val="right" w:leader="dot"/>
-          <w:tab w:pos="8504" w:val="right" w:leader="dot"/>
-          <w:tab w:pos="8504" w:val="right" w:leader="dot"/>
-          <w:tab w:pos="8504" w:val="right" w:leader="dot"/>
-          <w:tab w:pos="8504" w:val="right" w:leader="dot"/>
-          <w:tab w:pos="8504" w:val="right" w:leader="dot"/>
-          <w:tab w:pos="8504" w:val="right" w:leader="dot"/>
-          <w:tab w:pos="8504" w:val="right" w:leader="dot"/>
-          <w:tab w:pos="8504" w:val="right" w:leader="dot"/>
-          <w:tab w:pos="8504" w:val="right" w:leader="dot"/>
-          <w:tab w:pos="8504" w:val="right" w:leader="dot"/>
-          <w:tab w:pos="8504" w:val="right" w:leader="dot"/>
-          <w:tab w:pos="8504" w:val="right" w:leader="dot"/>
-          <w:tab w:pos="8504" w:val="right" w:leader="dot"/>
-          <w:tab w:pos="8504" w:val="right" w:leader="dot"/>
-          <w:tab w:pos="8504" w:val="right" w:leader="dot"/>
-          <w:tab w:pos="8504" w:val="right" w:leader="dot"/>
-          <w:tab w:pos="8504" w:val="right" w:leader="dot"/>
-          <w:tab w:pos="8504" w:val="right" w:leader="dot"/>
-          <w:tab w:pos="8504" w:val="right" w:leader="dot"/>
-          <w:tab w:pos="8504" w:val="right" w:leader="dot"/>
-          <w:tab w:pos="8504" w:val="right" w:leader="dot"/>
-          <w:tab w:pos="8504" w:val="right" w:leader="dot"/>
-          <w:tab w:pos="8504" w:val="right" w:leader="dot"/>
-          <w:tab w:pos="8504" w:val="right" w:leader="dot"/>
-          <w:tab w:pos="8504" w:val="right" w:leader="dot"/>
-          <w:tab w:pos="8504" w:val="right" w:leader="dot"/>
-          <w:tab w:pos="8504" w:val="right" w:leader="dot"/>
-          <w:tab w:pos="8504" w:val="right" w:leader="dot"/>
-          <w:tab w:pos="8504" w:val="right" w:leader="dot"/>
-          <w:tab w:pos="8504" w:val="right" w:leader="dot"/>
-          <w:tab w:pos="8504" w:val="right" w:leader="dot"/>
-          <w:tab w:pos="8504" w:val="right" w:leader="dot"/>
-          <w:tab w:pos="8504" w:val="right" w:leader="dot"/>
-          <w:tab w:pos="8504" w:val="right" w:leader="dot"/>
-          <w:tab w:pos="8504" w:val="right" w:leader="dot"/>
-          <w:tab w:pos="8504" w:val="right" w:leader="dot"/>
-          <w:tab w:pos="8504" w:val="right" w:leader="dot"/>
           <w:tab w:pos="8504" w:val="right" w:leader="dot"/>
         </w:tabs>
         <w:spacing w:after="40" w:before="0"/>
@@ -2625,59 +1400,9 @@
         <w:t>27</w:t>
       </w:r>
     </w:p>
-    <w:p xmlns:ns0="http://halah">
+    <w:p>
       <w:pPr>
         <w:tabs>
-          <w:tab w:pos="8504" w:val="right" w:leader="dot"/>
-          <w:tab w:pos="8504" w:val="right" w:leader="dot"/>
-          <w:tab w:pos="8504" w:val="right" w:leader="dot"/>
-          <w:tab w:pos="8504" w:val="right" w:leader="dot"/>
-          <w:tab w:pos="8504" w:val="right" w:leader="dot"/>
-          <w:tab w:pos="8504" w:val="right" w:leader="dot"/>
-          <w:tab w:pos="8504" w:val="right" w:leader="dot"/>
-          <w:tab w:pos="8504" w:val="right" w:leader="dot"/>
-          <w:tab w:pos="8504" w:val="right" w:leader="dot"/>
-          <w:tab w:pos="8504" w:val="right" w:leader="dot"/>
-          <w:tab w:pos="8504" w:val="right" w:leader="dot"/>
-          <w:tab w:pos="8504" w:val="right" w:leader="dot"/>
-          <w:tab w:pos="8504" w:val="right" w:leader="dot"/>
-          <w:tab w:pos="8504" w:val="right" w:leader="dot"/>
-          <w:tab w:pos="8504" w:val="right" w:leader="dot"/>
-          <w:tab w:pos="8504" w:val="right" w:leader="dot"/>
-          <w:tab w:pos="8504" w:val="right" w:leader="dot"/>
-          <w:tab w:pos="8504" w:val="right" w:leader="dot"/>
-          <w:tab w:pos="8504" w:val="right" w:leader="dot"/>
-          <w:tab w:pos="8504" w:val="right" w:leader="dot"/>
-          <w:tab w:pos="8504" w:val="right" w:leader="dot"/>
-          <w:tab w:pos="8504" w:val="right" w:leader="dot"/>
-          <w:tab w:pos="8504" w:val="right" w:leader="dot"/>
-          <w:tab w:pos="8504" w:val="right" w:leader="dot"/>
-          <w:tab w:pos="8504" w:val="right" w:leader="dot"/>
-          <w:tab w:pos="8504" w:val="right" w:leader="dot"/>
-          <w:tab w:pos="8504" w:val="right" w:leader="dot"/>
-          <w:tab w:pos="8504" w:val="right" w:leader="dot"/>
-          <w:tab w:pos="8504" w:val="right" w:leader="dot"/>
-          <w:tab w:pos="8504" w:val="right" w:leader="dot"/>
-          <w:tab w:pos="8504" w:val="right" w:leader="dot"/>
-          <w:tab w:pos="8504" w:val="right" w:leader="dot"/>
-          <w:tab w:pos="8504" w:val="right" w:leader="dot"/>
-          <w:tab w:pos="8504" w:val="right" w:leader="dot"/>
-          <w:tab w:pos="8504" w:val="right" w:leader="dot"/>
-          <w:tab w:pos="8504" w:val="right" w:leader="dot"/>
-          <w:tab w:pos="8504" w:val="right" w:leader="dot"/>
-          <w:tab w:pos="8504" w:val="right" w:leader="dot"/>
-          <w:tab w:pos="8504" w:val="right" w:leader="dot"/>
-          <w:tab w:pos="8504" w:val="right" w:leader="dot"/>
-          <w:tab w:pos="8504" w:val="right" w:leader="dot"/>
-          <w:tab w:pos="8504" w:val="right" w:leader="dot"/>
-          <w:tab w:pos="8504" w:val="right" w:leader="dot"/>
-          <w:tab w:pos="8504" w:val="right" w:leader="dot"/>
-          <w:tab w:pos="8504" w:val="right" w:leader="dot"/>
-          <w:tab w:pos="8504" w:val="right" w:leader="dot"/>
-          <w:tab w:pos="8504" w:val="right" w:leader="dot"/>
-          <w:tab w:pos="8504" w:val="right" w:leader="dot"/>
-          <w:tab w:pos="8504" w:val="right" w:leader="dot"/>
-          <w:tab w:pos="8504" w:val="right" w:leader="dot"/>
           <w:tab w:pos="8504" w:val="right" w:leader="dot"/>
         </w:tabs>
         <w:spacing w:after="40" w:before="0"/>
@@ -2695,60 +1420,9 @@
         <w:t>29</w:t>
       </w:r>
     </w:p>
-    <w:p xmlns:ns0="http://halah">
+    <w:p>
       <w:pPr>
         <w:tabs>
-          <w:tab w:pos="8504" w:val="right" w:leader="dot"/>
-          <w:tab w:pos="8504" w:val="right" w:leader="dot"/>
-          <w:tab w:pos="8504" w:val="right" w:leader="dot"/>
-          <w:tab w:pos="8504" w:val="right" w:leader="dot"/>
-          <w:tab w:pos="8504" w:val="right" w:leader="dot"/>
-          <w:tab w:pos="8504" w:val="right" w:leader="dot"/>
-          <w:tab w:pos="8504" w:val="right" w:leader="dot"/>
-          <w:tab w:pos="8504" w:val="right" w:leader="dot"/>
-          <w:tab w:pos="8504" w:val="right" w:leader="dot"/>
-          <w:tab w:pos="8504" w:val="right" w:leader="dot"/>
-          <w:tab w:pos="8504" w:val="right" w:leader="dot"/>
-          <w:tab w:pos="8504" w:val="right" w:leader="dot"/>
-          <w:tab w:pos="8504" w:val="right" w:leader="dot"/>
-          <w:tab w:pos="8504" w:val="right" w:leader="dot"/>
-          <w:tab w:pos="8504" w:val="right" w:leader="dot"/>
-          <w:tab w:pos="8504" w:val="right" w:leader="dot"/>
-          <w:tab w:pos="8504" w:val="right" w:leader="dot"/>
-          <w:tab w:pos="8504" w:val="right" w:leader="dot"/>
-          <w:tab w:pos="8504" w:val="right" w:leader="dot"/>
-          <w:tab w:pos="8504" w:val="right" w:leader="dot"/>
-          <w:tab w:pos="8504" w:val="right" w:leader="dot"/>
-          <w:tab w:pos="8504" w:val="right" w:leader="dot"/>
-          <w:tab w:pos="8504" w:val="right" w:leader="dot"/>
-          <w:tab w:pos="8504" w:val="right" w:leader="dot"/>
-          <w:tab w:pos="8504" w:val="right" w:leader="dot"/>
-          <w:tab w:pos="8504" w:val="right" w:leader="dot"/>
-          <w:tab w:pos="8504" w:val="right" w:leader="dot"/>
-          <w:tab w:pos="8504" w:val="right" w:leader="dot"/>
-          <w:tab w:pos="8504" w:val="right" w:leader="dot"/>
-          <w:tab w:pos="8504" w:val="right" w:leader="dot"/>
-          <w:tab w:pos="8504" w:val="right" w:leader="dot"/>
-          <w:tab w:pos="8504" w:val="right" w:leader="dot"/>
-          <w:tab w:pos="8504" w:val="right" w:leader="dot"/>
-          <w:tab w:pos="8504" w:val="right" w:leader="dot"/>
-          <w:tab w:pos="8504" w:val="right" w:leader="dot"/>
-          <w:tab w:pos="8504" w:val="right" w:leader="dot"/>
-          <w:tab w:pos="8504" w:val="right" w:leader="dot"/>
-          <w:tab w:pos="8504" w:val="right" w:leader="dot"/>
-          <w:tab w:pos="8504" w:val="right" w:leader="dot"/>
-          <w:tab w:pos="8504" w:val="right" w:leader="dot"/>
-          <w:tab w:pos="8504" w:val="right" w:leader="dot"/>
-          <w:tab w:pos="8504" w:val="right" w:leader="dot"/>
-          <w:tab w:pos="8504" w:val="right" w:leader="dot"/>
-          <w:tab w:pos="8504" w:val="right" w:leader="dot"/>
-          <w:tab w:pos="8504" w:val="right" w:leader="dot"/>
-          <w:tab w:pos="8504" w:val="right" w:leader="dot"/>
-          <w:tab w:pos="8504" w:val="right" w:leader="dot"/>
-          <w:tab w:pos="8504" w:val="right" w:leader="dot"/>
-          <w:tab w:pos="8504" w:val="right" w:leader="dot"/>
-          <w:tab w:pos="8504" w:val="right" w:leader="dot"/>
-          <w:tab w:pos="8504" w:val="right" w:leader="dot"/>
           <w:tab w:pos="8504" w:val="right" w:leader="dot"/>
         </w:tabs>
         <w:spacing w:after="40" w:before="0"/>
@@ -2766,61 +1440,9 @@
         <w:t>30</w:t>
       </w:r>
     </w:p>
-    <w:p xmlns:ns0="http://halah">
+    <w:p>
       <w:pPr>
         <w:tabs>
-          <w:tab w:pos="8504" w:val="right" w:leader="dot"/>
-          <w:tab w:pos="8504" w:val="right" w:leader="dot"/>
-          <w:tab w:pos="8504" w:val="right" w:leader="dot"/>
-          <w:tab w:pos="8504" w:val="right" w:leader="dot"/>
-          <w:tab w:pos="8504" w:val="right" w:leader="dot"/>
-          <w:tab w:pos="8504" w:val="right" w:leader="dot"/>
-          <w:tab w:pos="8504" w:val="right" w:leader="dot"/>
-          <w:tab w:pos="8504" w:val="right" w:leader="dot"/>
-          <w:tab w:pos="8504" w:val="right" w:leader="dot"/>
-          <w:tab w:pos="8504" w:val="right" w:leader="dot"/>
-          <w:tab w:pos="8504" w:val="right" w:leader="dot"/>
-          <w:tab w:pos="8504" w:val="right" w:leader="dot"/>
-          <w:tab w:pos="8504" w:val="right" w:leader="dot"/>
-          <w:tab w:pos="8504" w:val="right" w:leader="dot"/>
-          <w:tab w:pos="8504" w:val="right" w:leader="dot"/>
-          <w:tab w:pos="8504" w:val="right" w:leader="dot"/>
-          <w:tab w:pos="8504" w:val="right" w:leader="dot"/>
-          <w:tab w:pos="8504" w:val="right" w:leader="dot"/>
-          <w:tab w:pos="8504" w:val="right" w:leader="dot"/>
-          <w:tab w:pos="8504" w:val="right" w:leader="dot"/>
-          <w:tab w:pos="8504" w:val="right" w:leader="dot"/>
-          <w:tab w:pos="8504" w:val="right" w:leader="dot"/>
-          <w:tab w:pos="8504" w:val="right" w:leader="dot"/>
-          <w:tab w:pos="8504" w:val="right" w:leader="dot"/>
-          <w:tab w:pos="8504" w:val="right" w:leader="dot"/>
-          <w:tab w:pos="8504" w:val="right" w:leader="dot"/>
-          <w:tab w:pos="8504" w:val="right" w:leader="dot"/>
-          <w:tab w:pos="8504" w:val="right" w:leader="dot"/>
-          <w:tab w:pos="8504" w:val="right" w:leader="dot"/>
-          <w:tab w:pos="8504" w:val="right" w:leader="dot"/>
-          <w:tab w:pos="8504" w:val="right" w:leader="dot"/>
-          <w:tab w:pos="8504" w:val="right" w:leader="dot"/>
-          <w:tab w:pos="8504" w:val="right" w:leader="dot"/>
-          <w:tab w:pos="8504" w:val="right" w:leader="dot"/>
-          <w:tab w:pos="8504" w:val="right" w:leader="dot"/>
-          <w:tab w:pos="8504" w:val="right" w:leader="dot"/>
-          <w:tab w:pos="8504" w:val="right" w:leader="dot"/>
-          <w:tab w:pos="8504" w:val="right" w:leader="dot"/>
-          <w:tab w:pos="8504" w:val="right" w:leader="dot"/>
-          <w:tab w:pos="8504" w:val="right" w:leader="dot"/>
-          <w:tab w:pos="8504" w:val="right" w:leader="dot"/>
-          <w:tab w:pos="8504" w:val="right" w:leader="dot"/>
-          <w:tab w:pos="8504" w:val="right" w:leader="dot"/>
-          <w:tab w:pos="8504" w:val="right" w:leader="dot"/>
-          <w:tab w:pos="8504" w:val="right" w:leader="dot"/>
-          <w:tab w:pos="8504" w:val="right" w:leader="dot"/>
-          <w:tab w:pos="8504" w:val="right" w:leader="dot"/>
-          <w:tab w:pos="8504" w:val="right" w:leader="dot"/>
-          <w:tab w:pos="8504" w:val="right" w:leader="dot"/>
-          <w:tab w:pos="8504" w:val="right" w:leader="dot"/>
-          <w:tab w:pos="8504" w:val="right" w:leader="dot"/>
-          <w:tab w:pos="8504" w:val="right" w:leader="dot"/>
           <w:tab w:pos="8504" w:val="right" w:leader="dot"/>
         </w:tabs>
         <w:spacing w:after="40" w:before="0"/>
@@ -2838,62 +1460,9 @@
         <w:t>30</w:t>
       </w:r>
     </w:p>
-    <w:p xmlns:ns0="http://halah">
+    <w:p>
       <w:pPr>
         <w:tabs>
-          <w:tab w:pos="8504" w:val="right" w:leader="dot"/>
-          <w:tab w:pos="8504" w:val="right" w:leader="dot"/>
-          <w:tab w:pos="8504" w:val="right" w:leader="dot"/>
-          <w:tab w:pos="8504" w:val="right" w:leader="dot"/>
-          <w:tab w:pos="8504" w:val="right" w:leader="dot"/>
-          <w:tab w:pos="8504" w:val="right" w:leader="dot"/>
-          <w:tab w:pos="8504" w:val="right" w:leader="dot"/>
-          <w:tab w:pos="8504" w:val="right" w:leader="dot"/>
-          <w:tab w:pos="8504" w:val="right" w:leader="dot"/>
-          <w:tab w:pos="8504" w:val="right" w:leader="dot"/>
-          <w:tab w:pos="8504" w:val="right" w:leader="dot"/>
-          <w:tab w:pos="8504" w:val="right" w:leader="dot"/>
-          <w:tab w:pos="8504" w:val="right" w:leader="dot"/>
-          <w:tab w:pos="8504" w:val="right" w:leader="dot"/>
-          <w:tab w:pos="8504" w:val="right" w:leader="dot"/>
-          <w:tab w:pos="8504" w:val="right" w:leader="dot"/>
-          <w:tab w:pos="8504" w:val="right" w:leader="dot"/>
-          <w:tab w:pos="8504" w:val="right" w:leader="dot"/>
-          <w:tab w:pos="8504" w:val="right" w:leader="dot"/>
-          <w:tab w:pos="8504" w:val="right" w:leader="dot"/>
-          <w:tab w:pos="8504" w:val="right" w:leader="dot"/>
-          <w:tab w:pos="8504" w:val="right" w:leader="dot"/>
-          <w:tab w:pos="8504" w:val="right" w:leader="dot"/>
-          <w:tab w:pos="8504" w:val="right" w:leader="dot"/>
-          <w:tab w:pos="8504" w:val="right" w:leader="dot"/>
-          <w:tab w:pos="8504" w:val="right" w:leader="dot"/>
-          <w:tab w:pos="8504" w:val="right" w:leader="dot"/>
-          <w:tab w:pos="8504" w:val="right" w:leader="dot"/>
-          <w:tab w:pos="8504" w:val="right" w:leader="dot"/>
-          <w:tab w:pos="8504" w:val="right" w:leader="dot"/>
-          <w:tab w:pos="8504" w:val="right" w:leader="dot"/>
-          <w:tab w:pos="8504" w:val="right" w:leader="dot"/>
-          <w:tab w:pos="8504" w:val="right" w:leader="dot"/>
-          <w:tab w:pos="8504" w:val="right" w:leader="dot"/>
-          <w:tab w:pos="8504" w:val="right" w:leader="dot"/>
-          <w:tab w:pos="8504" w:val="right" w:leader="dot"/>
-          <w:tab w:pos="8504" w:val="right" w:leader="dot"/>
-          <w:tab w:pos="8504" w:val="right" w:leader="dot"/>
-          <w:tab w:pos="8504" w:val="right" w:leader="dot"/>
-          <w:tab w:pos="8504" w:val="right" w:leader="dot"/>
-          <w:tab w:pos="8504" w:val="right" w:leader="dot"/>
-          <w:tab w:pos="8504" w:val="right" w:leader="dot"/>
-          <w:tab w:pos="8504" w:val="right" w:leader="dot"/>
-          <w:tab w:pos="8504" w:val="right" w:leader="dot"/>
-          <w:tab w:pos="8504" w:val="right" w:leader="dot"/>
-          <w:tab w:pos="8504" w:val="right" w:leader="dot"/>
-          <w:tab w:pos="8504" w:val="right" w:leader="dot"/>
-          <w:tab w:pos="8504" w:val="right" w:leader="dot"/>
-          <w:tab w:pos="8504" w:val="right" w:leader="dot"/>
-          <w:tab w:pos="8504" w:val="right" w:leader="dot"/>
-          <w:tab w:pos="8504" w:val="right" w:leader="dot"/>
-          <w:tab w:pos="8504" w:val="right" w:leader="dot"/>
-          <w:tab w:pos="8504" w:val="right" w:leader="dot"/>
           <w:tab w:pos="8504" w:val="right" w:leader="dot"/>
         </w:tabs>
         <w:spacing w:after="40" w:before="0"/>
@@ -2911,63 +1480,9 @@
         <w:t>30</w:t>
       </w:r>
     </w:p>
-    <w:p xmlns:ns0="http://halah">
+    <w:p>
       <w:pPr>
         <w:tabs>
-          <w:tab w:pos="8504" w:val="right" w:leader="dot"/>
-          <w:tab w:pos="8504" w:val="right" w:leader="dot"/>
-          <w:tab w:pos="8504" w:val="right" w:leader="dot"/>
-          <w:tab w:pos="8504" w:val="right" w:leader="dot"/>
-          <w:tab w:pos="8504" w:val="right" w:leader="dot"/>
-          <w:tab w:pos="8504" w:val="right" w:leader="dot"/>
-          <w:tab w:pos="8504" w:val="right" w:leader="dot"/>
-          <w:tab w:pos="8504" w:val="right" w:leader="dot"/>
-          <w:tab w:pos="8504" w:val="right" w:leader="dot"/>
-          <w:tab w:pos="8504" w:val="right" w:leader="dot"/>
-          <w:tab w:pos="8504" w:val="right" w:leader="dot"/>
-          <w:tab w:pos="8504" w:val="right" w:leader="dot"/>
-          <w:tab w:pos="8504" w:val="right" w:leader="dot"/>
-          <w:tab w:pos="8504" w:val="right" w:leader="dot"/>
-          <w:tab w:pos="8504" w:val="right" w:leader="dot"/>
-          <w:tab w:pos="8504" w:val="right" w:leader="dot"/>
-          <w:tab w:pos="8504" w:val="right" w:leader="dot"/>
-          <w:tab w:pos="8504" w:val="right" w:leader="dot"/>
-          <w:tab w:pos="8504" w:val="right" w:leader="dot"/>
-          <w:tab w:pos="8504" w:val="right" w:leader="dot"/>
-          <w:tab w:pos="8504" w:val="right" w:leader="dot"/>
-          <w:tab w:pos="8504" w:val="right" w:leader="dot"/>
-          <w:tab w:pos="8504" w:val="right" w:leader="dot"/>
-          <w:tab w:pos="8504" w:val="right" w:leader="dot"/>
-          <w:tab w:pos="8504" w:val="right" w:leader="dot"/>
-          <w:tab w:pos="8504" w:val="right" w:leader="dot"/>
-          <w:tab w:pos="8504" w:val="right" w:leader="dot"/>
-          <w:tab w:pos="8504" w:val="right" w:leader="dot"/>
-          <w:tab w:pos="8504" w:val="right" w:leader="dot"/>
-          <w:tab w:pos="8504" w:val="right" w:leader="dot"/>
-          <w:tab w:pos="8504" w:val="right" w:leader="dot"/>
-          <w:tab w:pos="8504" w:val="right" w:leader="dot"/>
-          <w:tab w:pos="8504" w:val="right" w:leader="dot"/>
-          <w:tab w:pos="8504" w:val="right" w:leader="dot"/>
-          <w:tab w:pos="8504" w:val="right" w:leader="dot"/>
-          <w:tab w:pos="8504" w:val="right" w:leader="dot"/>
-          <w:tab w:pos="8504" w:val="right" w:leader="dot"/>
-          <w:tab w:pos="8504" w:val="right" w:leader="dot"/>
-          <w:tab w:pos="8504" w:val="right" w:leader="dot"/>
-          <w:tab w:pos="8504" w:val="right" w:leader="dot"/>
-          <w:tab w:pos="8504" w:val="right" w:leader="dot"/>
-          <w:tab w:pos="8504" w:val="right" w:leader="dot"/>
-          <w:tab w:pos="8504" w:val="right" w:leader="dot"/>
-          <w:tab w:pos="8504" w:val="right" w:leader="dot"/>
-          <w:tab w:pos="8504" w:val="right" w:leader="dot"/>
-          <w:tab w:pos="8504" w:val="right" w:leader="dot"/>
-          <w:tab w:pos="8504" w:val="right" w:leader="dot"/>
-          <w:tab w:pos="8504" w:val="right" w:leader="dot"/>
-          <w:tab w:pos="8504" w:val="right" w:leader="dot"/>
-          <w:tab w:pos="8504" w:val="right" w:leader="dot"/>
-          <w:tab w:pos="8504" w:val="right" w:leader="dot"/>
-          <w:tab w:pos="8504" w:val="right" w:leader="dot"/>
-          <w:tab w:pos="8504" w:val="right" w:leader="dot"/>
-          <w:tab w:pos="8504" w:val="right" w:leader="dot"/>
           <w:tab w:pos="8504" w:val="right" w:leader="dot"/>
         </w:tabs>
         <w:spacing w:after="40" w:before="0"/>
@@ -2985,64 +1500,9 @@
         <w:t>30</w:t>
       </w:r>
     </w:p>
-    <w:p xmlns:ns0="http://halah">
+    <w:p>
       <w:pPr>
         <w:tabs>
-          <w:tab w:pos="8504" w:val="right" w:leader="dot"/>
-          <w:tab w:pos="8504" w:val="right" w:leader="dot"/>
-          <w:tab w:pos="8504" w:val="right" w:leader="dot"/>
-          <w:tab w:pos="8504" w:val="right" w:leader="dot"/>
-          <w:tab w:pos="8504" w:val="right" w:leader="dot"/>
-          <w:tab w:pos="8504" w:val="right" w:leader="dot"/>
-          <w:tab w:pos="8504" w:val="right" w:leader="dot"/>
-          <w:tab w:pos="8504" w:val="right" w:leader="dot"/>
-          <w:tab w:pos="8504" w:val="right" w:leader="dot"/>
-          <w:tab w:pos="8504" w:val="right" w:leader="dot"/>
-          <w:tab w:pos="8504" w:val="right" w:leader="dot"/>
-          <w:tab w:pos="8504" w:val="right" w:leader="dot"/>
-          <w:tab w:pos="8504" w:val="right" w:leader="dot"/>
-          <w:tab w:pos="8504" w:val="right" w:leader="dot"/>
-          <w:tab w:pos="8504" w:val="right" w:leader="dot"/>
-          <w:tab w:pos="8504" w:val="right" w:leader="dot"/>
-          <w:tab w:pos="8504" w:val="right" w:leader="dot"/>
-          <w:tab w:pos="8504" w:val="right" w:leader="dot"/>
-          <w:tab w:pos="8504" w:val="right" w:leader="dot"/>
-          <w:tab w:pos="8504" w:val="right" w:leader="dot"/>
-          <w:tab w:pos="8504" w:val="right" w:leader="dot"/>
-          <w:tab w:pos="8504" w:val="right" w:leader="dot"/>
-          <w:tab w:pos="8504" w:val="right" w:leader="dot"/>
-          <w:tab w:pos="8504" w:val="right" w:leader="dot"/>
-          <w:tab w:pos="8504" w:val="right" w:leader="dot"/>
-          <w:tab w:pos="8504" w:val="right" w:leader="dot"/>
-          <w:tab w:pos="8504" w:val="right" w:leader="dot"/>
-          <w:tab w:pos="8504" w:val="right" w:leader="dot"/>
-          <w:tab w:pos="8504" w:val="right" w:leader="dot"/>
-          <w:tab w:pos="8504" w:val="right" w:leader="dot"/>
-          <w:tab w:pos="8504" w:val="right" w:leader="dot"/>
-          <w:tab w:pos="8504" w:val="right" w:leader="dot"/>
-          <w:tab w:pos="8504" w:val="right" w:leader="dot"/>
-          <w:tab w:pos="8504" w:val="right" w:leader="dot"/>
-          <w:tab w:pos="8504" w:val="right" w:leader="dot"/>
-          <w:tab w:pos="8504" w:val="right" w:leader="dot"/>
-          <w:tab w:pos="8504" w:val="right" w:leader="dot"/>
-          <w:tab w:pos="8504" w:val="right" w:leader="dot"/>
-          <w:tab w:pos="8504" w:val="right" w:leader="dot"/>
-          <w:tab w:pos="8504" w:val="right" w:leader="dot"/>
-          <w:tab w:pos="8504" w:val="right" w:leader="dot"/>
-          <w:tab w:pos="8504" w:val="right" w:leader="dot"/>
-          <w:tab w:pos="8504" w:val="right" w:leader="dot"/>
-          <w:tab w:pos="8504" w:val="right" w:leader="dot"/>
-          <w:tab w:pos="8504" w:val="right" w:leader="dot"/>
-          <w:tab w:pos="8504" w:val="right" w:leader="dot"/>
-          <w:tab w:pos="8504" w:val="right" w:leader="dot"/>
-          <w:tab w:pos="8504" w:val="right" w:leader="dot"/>
-          <w:tab w:pos="8504" w:val="right" w:leader="dot"/>
-          <w:tab w:pos="8504" w:val="right" w:leader="dot"/>
-          <w:tab w:pos="8504" w:val="right" w:leader="dot"/>
-          <w:tab w:pos="8504" w:val="right" w:leader="dot"/>
-          <w:tab w:pos="8504" w:val="right" w:leader="dot"/>
-          <w:tab w:pos="8504" w:val="right" w:leader="dot"/>
-          <w:tab w:pos="8504" w:val="right" w:leader="dot"/>
           <w:tab w:pos="8504" w:val="right" w:leader="dot"/>
         </w:tabs>
         <w:spacing w:after="40" w:before="0"/>
@@ -3060,65 +1520,9 @@
         <w:t>30</w:t>
       </w:r>
     </w:p>
-    <w:p xmlns:ns0="http://halah">
+    <w:p>
       <w:pPr>
         <w:tabs>
-          <w:tab w:pos="8504" w:val="right" w:leader="dot"/>
-          <w:tab w:pos="8504" w:val="right" w:leader="dot"/>
-          <w:tab w:pos="8504" w:val="right" w:leader="dot"/>
-          <w:tab w:pos="8504" w:val="right" w:leader="dot"/>
-          <w:tab w:pos="8504" w:val="right" w:leader="dot"/>
-          <w:tab w:pos="8504" w:val="right" w:leader="dot"/>
-          <w:tab w:pos="8504" w:val="right" w:leader="dot"/>
-          <w:tab w:pos="8504" w:val="right" w:leader="dot"/>
-          <w:tab w:pos="8504" w:val="right" w:leader="dot"/>
-          <w:tab w:pos="8504" w:val="right" w:leader="dot"/>
-          <w:tab w:pos="8504" w:val="right" w:leader="dot"/>
-          <w:tab w:pos="8504" w:val="right" w:leader="dot"/>
-          <w:tab w:pos="8504" w:val="right" w:leader="dot"/>
-          <w:tab w:pos="8504" w:val="right" w:leader="dot"/>
-          <w:tab w:pos="8504" w:val="right" w:leader="dot"/>
-          <w:tab w:pos="8504" w:val="right" w:leader="dot"/>
-          <w:tab w:pos="8504" w:val="right" w:leader="dot"/>
-          <w:tab w:pos="8504" w:val="right" w:leader="dot"/>
-          <w:tab w:pos="8504" w:val="right" w:leader="dot"/>
-          <w:tab w:pos="8504" w:val="right" w:leader="dot"/>
-          <w:tab w:pos="8504" w:val="right" w:leader="dot"/>
-          <w:tab w:pos="8504" w:val="right" w:leader="dot"/>
-          <w:tab w:pos="8504" w:val="right" w:leader="dot"/>
-          <w:tab w:pos="8504" w:val="right" w:leader="dot"/>
-          <w:tab w:pos="8504" w:val="right" w:leader="dot"/>
-          <w:tab w:pos="8504" w:val="right" w:leader="dot"/>
-          <w:tab w:pos="8504" w:val="right" w:leader="dot"/>
-          <w:tab w:pos="8504" w:val="right" w:leader="dot"/>
-          <w:tab w:pos="8504" w:val="right" w:leader="dot"/>
-          <w:tab w:pos="8504" w:val="right" w:leader="dot"/>
-          <w:tab w:pos="8504" w:val="right" w:leader="dot"/>
-          <w:tab w:pos="8504" w:val="right" w:leader="dot"/>
-          <w:tab w:pos="8504" w:val="right" w:leader="dot"/>
-          <w:tab w:pos="8504" w:val="right" w:leader="dot"/>
-          <w:tab w:pos="8504" w:val="right" w:leader="dot"/>
-          <w:tab w:pos="8504" w:val="right" w:leader="dot"/>
-          <w:tab w:pos="8504" w:val="right" w:leader="dot"/>
-          <w:tab w:pos="8504" w:val="right" w:leader="dot"/>
-          <w:tab w:pos="8504" w:val="right" w:leader="dot"/>
-          <w:tab w:pos="8504" w:val="right" w:leader="dot"/>
-          <w:tab w:pos="8504" w:val="right" w:leader="dot"/>
-          <w:tab w:pos="8504" w:val="right" w:leader="dot"/>
-          <w:tab w:pos="8504" w:val="right" w:leader="dot"/>
-          <w:tab w:pos="8504" w:val="right" w:leader="dot"/>
-          <w:tab w:pos="8504" w:val="right" w:leader="dot"/>
-          <w:tab w:pos="8504" w:val="right" w:leader="dot"/>
-          <w:tab w:pos="8504" w:val="right" w:leader="dot"/>
-          <w:tab w:pos="8504" w:val="right" w:leader="dot"/>
-          <w:tab w:pos="8504" w:val="right" w:leader="dot"/>
-          <w:tab w:pos="8504" w:val="right" w:leader="dot"/>
-          <w:tab w:pos="8504" w:val="right" w:leader="dot"/>
-          <w:tab w:pos="8504" w:val="right" w:leader="dot"/>
-          <w:tab w:pos="8504" w:val="right" w:leader="dot"/>
-          <w:tab w:pos="8504" w:val="right" w:leader="dot"/>
-          <w:tab w:pos="8504" w:val="right" w:leader="dot"/>
-          <w:tab w:pos="8504" w:val="right" w:leader="dot"/>
           <w:tab w:pos="8504" w:val="right" w:leader="dot"/>
         </w:tabs>
         <w:spacing w:after="40" w:before="0"/>
@@ -3136,66 +1540,9 @@
         <w:t>30</w:t>
       </w:r>
     </w:p>
-    <w:p xmlns:ns0="http://halah">
+    <w:p>
       <w:pPr>
         <w:tabs>
-          <w:tab w:pos="8504" w:val="right" w:leader="dot"/>
-          <w:tab w:pos="8504" w:val="right" w:leader="dot"/>
-          <w:tab w:pos="8504" w:val="right" w:leader="dot"/>
-          <w:tab w:pos="8504" w:val="right" w:leader="dot"/>
-          <w:tab w:pos="8504" w:val="right" w:leader="dot"/>
-          <w:tab w:pos="8504" w:val="right" w:leader="dot"/>
-          <w:tab w:pos="8504" w:val="right" w:leader="dot"/>
-          <w:tab w:pos="8504" w:val="right" w:leader="dot"/>
-          <w:tab w:pos="8504" w:val="right" w:leader="dot"/>
-          <w:tab w:pos="8504" w:val="right" w:leader="dot"/>
-          <w:tab w:pos="8504" w:val="right" w:leader="dot"/>
-          <w:tab w:pos="8504" w:val="right" w:leader="dot"/>
-          <w:tab w:pos="8504" w:val="right" w:leader="dot"/>
-          <w:tab w:pos="8504" w:val="right" w:leader="dot"/>
-          <w:tab w:pos="8504" w:val="right" w:leader="dot"/>
-          <w:tab w:pos="8504" w:val="right" w:leader="dot"/>
-          <w:tab w:pos="8504" w:val="right" w:leader="dot"/>
-          <w:tab w:pos="8504" w:val="right" w:leader="dot"/>
-          <w:tab w:pos="8504" w:val="right" w:leader="dot"/>
-          <w:tab w:pos="8504" w:val="right" w:leader="dot"/>
-          <w:tab w:pos="8504" w:val="right" w:leader="dot"/>
-          <w:tab w:pos="8504" w:val="right" w:leader="dot"/>
-          <w:tab w:pos="8504" w:val="right" w:leader="dot"/>
-          <w:tab w:pos="8504" w:val="right" w:leader="dot"/>
-          <w:tab w:pos="8504" w:val="right" w:leader="dot"/>
-          <w:tab w:pos="8504" w:val="right" w:leader="dot"/>
-          <w:tab w:pos="8504" w:val="right" w:leader="dot"/>
-          <w:tab w:pos="8504" w:val="right" w:leader="dot"/>
-          <w:tab w:pos="8504" w:val="right" w:leader="dot"/>
-          <w:tab w:pos="8504" w:val="right" w:leader="dot"/>
-          <w:tab w:pos="8504" w:val="right" w:leader="dot"/>
-          <w:tab w:pos="8504" w:val="right" w:leader="dot"/>
-          <w:tab w:pos="8504" w:val="right" w:leader="dot"/>
-          <w:tab w:pos="8504" w:val="right" w:leader="dot"/>
-          <w:tab w:pos="8504" w:val="right" w:leader="dot"/>
-          <w:tab w:pos="8504" w:val="right" w:leader="dot"/>
-          <w:tab w:pos="8504" w:val="right" w:leader="dot"/>
-          <w:tab w:pos="8504" w:val="right" w:leader="dot"/>
-          <w:tab w:pos="8504" w:val="right" w:leader="dot"/>
-          <w:tab w:pos="8504" w:val="right" w:leader="dot"/>
-          <w:tab w:pos="8504" w:val="right" w:leader="dot"/>
-          <w:tab w:pos="8504" w:val="right" w:leader="dot"/>
-          <w:tab w:pos="8504" w:val="right" w:leader="dot"/>
-          <w:tab w:pos="8504" w:val="right" w:leader="dot"/>
-          <w:tab w:pos="8504" w:val="right" w:leader="dot"/>
-          <w:tab w:pos="8504" w:val="right" w:leader="dot"/>
-          <w:tab w:pos="8504" w:val="right" w:leader="dot"/>
-          <w:tab w:pos="8504" w:val="right" w:leader="dot"/>
-          <w:tab w:pos="8504" w:val="right" w:leader="dot"/>
-          <w:tab w:pos="8504" w:val="right" w:leader="dot"/>
-          <w:tab w:pos="8504" w:val="right" w:leader="dot"/>
-          <w:tab w:pos="8504" w:val="right" w:leader="dot"/>
-          <w:tab w:pos="8504" w:val="right" w:leader="dot"/>
-          <w:tab w:pos="8504" w:val="right" w:leader="dot"/>
-          <w:tab w:pos="8504" w:val="right" w:leader="dot"/>
-          <w:tab w:pos="8504" w:val="right" w:leader="dot"/>
-          <w:tab w:pos="8504" w:val="right" w:leader="dot"/>
           <w:tab w:pos="8504" w:val="right" w:leader="dot"/>
         </w:tabs>
         <w:spacing w:after="40" w:before="0"/>
@@ -3213,67 +1560,9 @@
         <w:t>30</w:t>
       </w:r>
     </w:p>
-    <w:p xmlns:ns0="http://halah">
+    <w:p>
       <w:pPr>
         <w:tabs>
-          <w:tab w:pos="8504" w:val="right" w:leader="dot"/>
-          <w:tab w:pos="8504" w:val="right" w:leader="dot"/>
-          <w:tab w:pos="8504" w:val="right" w:leader="dot"/>
-          <w:tab w:pos="8504" w:val="right" w:leader="dot"/>
-          <w:tab w:pos="8504" w:val="right" w:leader="dot"/>
-          <w:tab w:pos="8504" w:val="right" w:leader="dot"/>
-          <w:tab w:pos="8504" w:val="right" w:leader="dot"/>
-          <w:tab w:pos="8504" w:val="right" w:leader="dot"/>
-          <w:tab w:pos="8504" w:val="right" w:leader="dot"/>
-          <w:tab w:pos="8504" w:val="right" w:leader="dot"/>
-          <w:tab w:pos="8504" w:val="right" w:leader="dot"/>
-          <w:tab w:pos="8504" w:val="right" w:leader="dot"/>
-          <w:tab w:pos="8504" w:val="right" w:leader="dot"/>
-          <w:tab w:pos="8504" w:val="right" w:leader="dot"/>
-          <w:tab w:pos="8504" w:val="right" w:leader="dot"/>
-          <w:tab w:pos="8504" w:val="right" w:leader="dot"/>
-          <w:tab w:pos="8504" w:val="right" w:leader="dot"/>
-          <w:tab w:pos="8504" w:val="right" w:leader="dot"/>
-          <w:tab w:pos="8504" w:val="right" w:leader="dot"/>
-          <w:tab w:pos="8504" w:val="right" w:leader="dot"/>
-          <w:tab w:pos="8504" w:val="right" w:leader="dot"/>
-          <w:tab w:pos="8504" w:val="right" w:leader="dot"/>
-          <w:tab w:pos="8504" w:val="right" w:leader="dot"/>
-          <w:tab w:pos="8504" w:val="right" w:leader="dot"/>
-          <w:tab w:pos="8504" w:val="right" w:leader="dot"/>
-          <w:tab w:pos="8504" w:val="right" w:leader="dot"/>
-          <w:tab w:pos="8504" w:val="right" w:leader="dot"/>
-          <w:tab w:pos="8504" w:val="right" w:leader="dot"/>
-          <w:tab w:pos="8504" w:val="right" w:leader="dot"/>
-          <w:tab w:pos="8504" w:val="right" w:leader="dot"/>
-          <w:tab w:pos="8504" w:val="right" w:leader="dot"/>
-          <w:tab w:pos="8504" w:val="right" w:leader="dot"/>
-          <w:tab w:pos="8504" w:val="right" w:leader="dot"/>
-          <w:tab w:pos="8504" w:val="right" w:leader="dot"/>
-          <w:tab w:pos="8504" w:val="right" w:leader="dot"/>
-          <w:tab w:pos="8504" w:val="right" w:leader="dot"/>
-          <w:tab w:pos="8504" w:val="right" w:leader="dot"/>
-          <w:tab w:pos="8504" w:val="right" w:leader="dot"/>
-          <w:tab w:pos="8504" w:val="right" w:leader="dot"/>
-          <w:tab w:pos="8504" w:val="right" w:leader="dot"/>
-          <w:tab w:pos="8504" w:val="right" w:leader="dot"/>
-          <w:tab w:pos="8504" w:val="right" w:leader="dot"/>
-          <w:tab w:pos="8504" w:val="right" w:leader="dot"/>
-          <w:tab w:pos="8504" w:val="right" w:leader="dot"/>
-          <w:tab w:pos="8504" w:val="right" w:leader="dot"/>
-          <w:tab w:pos="8504" w:val="right" w:leader="dot"/>
-          <w:tab w:pos="8504" w:val="right" w:leader="dot"/>
-          <w:tab w:pos="8504" w:val="right" w:leader="dot"/>
-          <w:tab w:pos="8504" w:val="right" w:leader="dot"/>
-          <w:tab w:pos="8504" w:val="right" w:leader="dot"/>
-          <w:tab w:pos="8504" w:val="right" w:leader="dot"/>
-          <w:tab w:pos="8504" w:val="right" w:leader="dot"/>
-          <w:tab w:pos="8504" w:val="right" w:leader="dot"/>
-          <w:tab w:pos="8504" w:val="right" w:leader="dot"/>
-          <w:tab w:pos="8504" w:val="right" w:leader="dot"/>
-          <w:tab w:pos="8504" w:val="right" w:leader="dot"/>
-          <w:tab w:pos="8504" w:val="right" w:leader="dot"/>
-          <w:tab w:pos="8504" w:val="right" w:leader="dot"/>
           <w:tab w:pos="8504" w:val="right" w:leader="dot"/>
         </w:tabs>
         <w:spacing w:after="120" w:before="160"/>
@@ -3291,68 +1580,9 @@
         <w:t>32</w:t>
       </w:r>
     </w:p>
-    <w:p xmlns:ns0="http://halah">
+    <w:p>
       <w:pPr>
         <w:tabs>
-          <w:tab w:pos="8504" w:val="right" w:leader="dot"/>
-          <w:tab w:pos="8504" w:val="right" w:leader="dot"/>
-          <w:tab w:pos="8504" w:val="right" w:leader="dot"/>
-          <w:tab w:pos="8504" w:val="right" w:leader="dot"/>
-          <w:tab w:pos="8504" w:val="right" w:leader="dot"/>
-          <w:tab w:pos="8504" w:val="right" w:leader="dot"/>
-          <w:tab w:pos="8504" w:val="right" w:leader="dot"/>
-          <w:tab w:pos="8504" w:val="right" w:leader="dot"/>
-          <w:tab w:pos="8504" w:val="right" w:leader="dot"/>
-          <w:tab w:pos="8504" w:val="right" w:leader="dot"/>
-          <w:tab w:pos="8504" w:val="right" w:leader="dot"/>
-          <w:tab w:pos="8504" w:val="right" w:leader="dot"/>
-          <w:tab w:pos="8504" w:val="right" w:leader="dot"/>
-          <w:tab w:pos="8504" w:val="right" w:leader="dot"/>
-          <w:tab w:pos="8504" w:val="right" w:leader="dot"/>
-          <w:tab w:pos="8504" w:val="right" w:leader="dot"/>
-          <w:tab w:pos="8504" w:val="right" w:leader="dot"/>
-          <w:tab w:pos="8504" w:val="right" w:leader="dot"/>
-          <w:tab w:pos="8504" w:val="right" w:leader="dot"/>
-          <w:tab w:pos="8504" w:val="right" w:leader="dot"/>
-          <w:tab w:pos="8504" w:val="right" w:leader="dot"/>
-          <w:tab w:pos="8504" w:val="right" w:leader="dot"/>
-          <w:tab w:pos="8504" w:val="right" w:leader="dot"/>
-          <w:tab w:pos="8504" w:val="right" w:leader="dot"/>
-          <w:tab w:pos="8504" w:val="right" w:leader="dot"/>
-          <w:tab w:pos="8504" w:val="right" w:leader="dot"/>
-          <w:tab w:pos="8504" w:val="right" w:leader="dot"/>
-          <w:tab w:pos="8504" w:val="right" w:leader="dot"/>
-          <w:tab w:pos="8504" w:val="right" w:leader="dot"/>
-          <w:tab w:pos="8504" w:val="right" w:leader="dot"/>
-          <w:tab w:pos="8504" w:val="right" w:leader="dot"/>
-          <w:tab w:pos="8504" w:val="right" w:leader="dot"/>
-          <w:tab w:pos="8504" w:val="right" w:leader="dot"/>
-          <w:tab w:pos="8504" w:val="right" w:leader="dot"/>
-          <w:tab w:pos="8504" w:val="right" w:leader="dot"/>
-          <w:tab w:pos="8504" w:val="right" w:leader="dot"/>
-          <w:tab w:pos="8504" w:val="right" w:leader="dot"/>
-          <w:tab w:pos="8504" w:val="right" w:leader="dot"/>
-          <w:tab w:pos="8504" w:val="right" w:leader="dot"/>
-          <w:tab w:pos="8504" w:val="right" w:leader="dot"/>
-          <w:tab w:pos="8504" w:val="right" w:leader="dot"/>
-          <w:tab w:pos="8504" w:val="right" w:leader="dot"/>
-          <w:tab w:pos="8504" w:val="right" w:leader="dot"/>
-          <w:tab w:pos="8504" w:val="right" w:leader="dot"/>
-          <w:tab w:pos="8504" w:val="right" w:leader="dot"/>
-          <w:tab w:pos="8504" w:val="right" w:leader="dot"/>
-          <w:tab w:pos="8504" w:val="right" w:leader="dot"/>
-          <w:tab w:pos="8504" w:val="right" w:leader="dot"/>
-          <w:tab w:pos="8504" w:val="right" w:leader="dot"/>
-          <w:tab w:pos="8504" w:val="right" w:leader="dot"/>
-          <w:tab w:pos="8504" w:val="right" w:leader="dot"/>
-          <w:tab w:pos="8504" w:val="right" w:leader="dot"/>
-          <w:tab w:pos="8504" w:val="right" w:leader="dot"/>
-          <w:tab w:pos="8504" w:val="right" w:leader="dot"/>
-          <w:tab w:pos="8504" w:val="right" w:leader="dot"/>
-          <w:tab w:pos="8504" w:val="right" w:leader="dot"/>
-          <w:tab w:pos="8504" w:val="right" w:leader="dot"/>
-          <w:tab w:pos="8504" w:val="right" w:leader="dot"/>
-          <w:tab w:pos="8504" w:val="right" w:leader="dot"/>
           <w:tab w:pos="8504" w:val="right" w:leader="dot"/>
         </w:tabs>
         <w:spacing w:after="40" w:before="0"/>
@@ -3370,69 +1600,9 @@
         <w:t>32</w:t>
       </w:r>
     </w:p>
-    <w:p xmlns:ns0="http://halah">
+    <w:p>
       <w:pPr>
         <w:tabs>
-          <w:tab w:pos="8504" w:val="right" w:leader="dot"/>
-          <w:tab w:pos="8504" w:val="right" w:leader="dot"/>
-          <w:tab w:pos="8504" w:val="right" w:leader="dot"/>
-          <w:tab w:pos="8504" w:val="right" w:leader="dot"/>
-          <w:tab w:pos="8504" w:val="right" w:leader="dot"/>
-          <w:tab w:pos="8504" w:val="right" w:leader="dot"/>
-          <w:tab w:pos="8504" w:val="right" w:leader="dot"/>
-          <w:tab w:pos="8504" w:val="right" w:leader="dot"/>
-          <w:tab w:pos="8504" w:val="right" w:leader="dot"/>
-          <w:tab w:pos="8504" w:val="right" w:leader="dot"/>
-          <w:tab w:pos="8504" w:val="right" w:leader="dot"/>
-          <w:tab w:pos="8504" w:val="right" w:leader="dot"/>
-          <w:tab w:pos="8504" w:val="right" w:leader="dot"/>
-          <w:tab w:pos="8504" w:val="right" w:leader="dot"/>
-          <w:tab w:pos="8504" w:val="right" w:leader="dot"/>
-          <w:tab w:pos="8504" w:val="right" w:leader="dot"/>
-          <w:tab w:pos="8504" w:val="right" w:leader="dot"/>
-          <w:tab w:pos="8504" w:val="right" w:leader="dot"/>
-          <w:tab w:pos="8504" w:val="right" w:leader="dot"/>
-          <w:tab w:pos="8504" w:val="right" w:leader="dot"/>
-          <w:tab w:pos="8504" w:val="right" w:leader="dot"/>
-          <w:tab w:pos="8504" w:val="right" w:leader="dot"/>
-          <w:tab w:pos="8504" w:val="right" w:leader="dot"/>
-          <w:tab w:pos="8504" w:val="right" w:leader="dot"/>
-          <w:tab w:pos="8504" w:val="right" w:leader="dot"/>
-          <w:tab w:pos="8504" w:val="right" w:leader="dot"/>
-          <w:tab w:pos="8504" w:val="right" w:leader="dot"/>
-          <w:tab w:pos="8504" w:val="right" w:leader="dot"/>
-          <w:tab w:pos="8504" w:val="right" w:leader="dot"/>
-          <w:tab w:pos="8504" w:val="right" w:leader="dot"/>
-          <w:tab w:pos="8504" w:val="right" w:leader="dot"/>
-          <w:tab w:pos="8504" w:val="right" w:leader="dot"/>
-          <w:tab w:pos="8504" w:val="right" w:leader="dot"/>
-          <w:tab w:pos="8504" w:val="right" w:leader="dot"/>
-          <w:tab w:pos="8504" w:val="right" w:leader="dot"/>
-          <w:tab w:pos="8504" w:val="right" w:leader="dot"/>
-          <w:tab w:pos="8504" w:val="right" w:leader="dot"/>
-          <w:tab w:pos="8504" w:val="right" w:leader="dot"/>
-          <w:tab w:pos="8504" w:val="right" w:leader="dot"/>
-          <w:tab w:pos="8504" w:val="right" w:leader="dot"/>
-          <w:tab w:pos="8504" w:val="right" w:leader="dot"/>
-          <w:tab w:pos="8504" w:val="right" w:leader="dot"/>
-          <w:tab w:pos="8504" w:val="right" w:leader="dot"/>
-          <w:tab w:pos="8504" w:val="right" w:leader="dot"/>
-          <w:tab w:pos="8504" w:val="right" w:leader="dot"/>
-          <w:tab w:pos="8504" w:val="right" w:leader="dot"/>
-          <w:tab w:pos="8504" w:val="right" w:leader="dot"/>
-          <w:tab w:pos="8504" w:val="right" w:leader="dot"/>
-          <w:tab w:pos="8504" w:val="right" w:leader="dot"/>
-          <w:tab w:pos="8504" w:val="right" w:leader="dot"/>
-          <w:tab w:pos="8504" w:val="right" w:leader="dot"/>
-          <w:tab w:pos="8504" w:val="right" w:leader="dot"/>
-          <w:tab w:pos="8504" w:val="right" w:leader="dot"/>
-          <w:tab w:pos="8504" w:val="right" w:leader="dot"/>
-          <w:tab w:pos="8504" w:val="right" w:leader="dot"/>
-          <w:tab w:pos="8504" w:val="right" w:leader="dot"/>
-          <w:tab w:pos="8504" w:val="right" w:leader="dot"/>
-          <w:tab w:pos="8504" w:val="right" w:leader="dot"/>
-          <w:tab w:pos="8504" w:val="right" w:leader="dot"/>
-          <w:tab w:pos="8504" w:val="right" w:leader="dot"/>
           <w:tab w:pos="8504" w:val="right" w:leader="dot"/>
         </w:tabs>
         <w:spacing w:after="40" w:before="0"/>
@@ -3450,70 +1620,9 @@
         <w:t>32</w:t>
       </w:r>
     </w:p>
-    <w:p xmlns:ns0="http://halah">
+    <w:p>
       <w:pPr>
         <w:tabs>
-          <w:tab w:pos="8504" w:val="right" w:leader="dot"/>
-          <w:tab w:pos="8504" w:val="right" w:leader="dot"/>
-          <w:tab w:pos="8504" w:val="right" w:leader="dot"/>
-          <w:tab w:pos="8504" w:val="right" w:leader="dot"/>
-          <w:tab w:pos="8504" w:val="right" w:leader="dot"/>
-          <w:tab w:pos="8504" w:val="right" w:leader="dot"/>
-          <w:tab w:pos="8504" w:val="right" w:leader="dot"/>
-          <w:tab w:pos="8504" w:val="right" w:leader="dot"/>
-          <w:tab w:pos="8504" w:val="right" w:leader="dot"/>
-          <w:tab w:pos="8504" w:val="right" w:leader="dot"/>
-          <w:tab w:pos="8504" w:val="right" w:leader="dot"/>
-          <w:tab w:pos="8504" w:val="right" w:leader="dot"/>
-          <w:tab w:pos="8504" w:val="right" w:leader="dot"/>
-          <w:tab w:pos="8504" w:val="right" w:leader="dot"/>
-          <w:tab w:pos="8504" w:val="right" w:leader="dot"/>
-          <w:tab w:pos="8504" w:val="right" w:leader="dot"/>
-          <w:tab w:pos="8504" w:val="right" w:leader="dot"/>
-          <w:tab w:pos="8504" w:val="right" w:leader="dot"/>
-          <w:tab w:pos="8504" w:val="right" w:leader="dot"/>
-          <w:tab w:pos="8504" w:val="right" w:leader="dot"/>
-          <w:tab w:pos="8504" w:val="right" w:leader="dot"/>
-          <w:tab w:pos="8504" w:val="right" w:leader="dot"/>
-          <w:tab w:pos="8504" w:val="right" w:leader="dot"/>
-          <w:tab w:pos="8504" w:val="right" w:leader="dot"/>
-          <w:tab w:pos="8504" w:val="right" w:leader="dot"/>
-          <w:tab w:pos="8504" w:val="right" w:leader="dot"/>
-          <w:tab w:pos="8504" w:val="right" w:leader="dot"/>
-          <w:tab w:pos="8504" w:val="right" w:leader="dot"/>
-          <w:tab w:pos="8504" w:val="right" w:leader="dot"/>
-          <w:tab w:pos="8504" w:val="right" w:leader="dot"/>
-          <w:tab w:pos="8504" w:val="right" w:leader="dot"/>
-          <w:tab w:pos="8504" w:val="right" w:leader="dot"/>
-          <w:tab w:pos="8504" w:val="right" w:leader="dot"/>
-          <w:tab w:pos="8504" w:val="right" w:leader="dot"/>
-          <w:tab w:pos="8504" w:val="right" w:leader="dot"/>
-          <w:tab w:pos="8504" w:val="right" w:leader="dot"/>
-          <w:tab w:pos="8504" w:val="right" w:leader="dot"/>
-          <w:tab w:pos="8504" w:val="right" w:leader="dot"/>
-          <w:tab w:pos="8504" w:val="right" w:leader="dot"/>
-          <w:tab w:pos="8504" w:val="right" w:leader="dot"/>
-          <w:tab w:pos="8504" w:val="right" w:leader="dot"/>
-          <w:tab w:pos="8504" w:val="right" w:leader="dot"/>
-          <w:tab w:pos="8504" w:val="right" w:leader="dot"/>
-          <w:tab w:pos="8504" w:val="right" w:leader="dot"/>
-          <w:tab w:pos="8504" w:val="right" w:leader="dot"/>
-          <w:tab w:pos="8504" w:val="right" w:leader="dot"/>
-          <w:tab w:pos="8504" w:val="right" w:leader="dot"/>
-          <w:tab w:pos="8504" w:val="right" w:leader="dot"/>
-          <w:tab w:pos="8504" w:val="right" w:leader="dot"/>
-          <w:tab w:pos="8504" w:val="right" w:leader="dot"/>
-          <w:tab w:pos="8504" w:val="right" w:leader="dot"/>
-          <w:tab w:pos="8504" w:val="right" w:leader="dot"/>
-          <w:tab w:pos="8504" w:val="right" w:leader="dot"/>
-          <w:tab w:pos="8504" w:val="right" w:leader="dot"/>
-          <w:tab w:pos="8504" w:val="right" w:leader="dot"/>
-          <w:tab w:pos="8504" w:val="right" w:leader="dot"/>
-          <w:tab w:pos="8504" w:val="right" w:leader="dot"/>
-          <w:tab w:pos="8504" w:val="right" w:leader="dot"/>
-          <w:tab w:pos="8504" w:val="right" w:leader="dot"/>
-          <w:tab w:pos="8504" w:val="right" w:leader="dot"/>
-          <w:tab w:pos="8504" w:val="right" w:leader="dot"/>
           <w:tab w:pos="8504" w:val="right" w:leader="dot"/>
         </w:tabs>
         <w:spacing w:after="40" w:before="0"/>
@@ -3531,71 +1640,9 @@
         <w:t>34</w:t>
       </w:r>
     </w:p>
-    <w:p xmlns:ns0="http://halah">
+    <w:p>
       <w:pPr>
         <w:tabs>
-          <w:tab w:pos="8504" w:val="right" w:leader="dot"/>
-          <w:tab w:pos="8504" w:val="right" w:leader="dot"/>
-          <w:tab w:pos="8504" w:val="right" w:leader="dot"/>
-          <w:tab w:pos="8504" w:val="right" w:leader="dot"/>
-          <w:tab w:pos="8504" w:val="right" w:leader="dot"/>
-          <w:tab w:pos="8504" w:val="right" w:leader="dot"/>
-          <w:tab w:pos="8504" w:val="right" w:leader="dot"/>
-          <w:tab w:pos="8504" w:val="right" w:leader="dot"/>
-          <w:tab w:pos="8504" w:val="right" w:leader="dot"/>
-          <w:tab w:pos="8504" w:val="right" w:leader="dot"/>
-          <w:tab w:pos="8504" w:val="right" w:leader="dot"/>
-          <w:tab w:pos="8504" w:val="right" w:leader="dot"/>
-          <w:tab w:pos="8504" w:val="right" w:leader="dot"/>
-          <w:tab w:pos="8504" w:val="right" w:leader="dot"/>
-          <w:tab w:pos="8504" w:val="right" w:leader="dot"/>
-          <w:tab w:pos="8504" w:val="right" w:leader="dot"/>
-          <w:tab w:pos="8504" w:val="right" w:leader="dot"/>
-          <w:tab w:pos="8504" w:val="right" w:leader="dot"/>
-          <w:tab w:pos="8504" w:val="right" w:leader="dot"/>
-          <w:tab w:pos="8504" w:val="right" w:leader="dot"/>
-          <w:tab w:pos="8504" w:val="right" w:leader="dot"/>
-          <w:tab w:pos="8504" w:val="right" w:leader="dot"/>
-          <w:tab w:pos="8504" w:val="right" w:leader="dot"/>
-          <w:tab w:pos="8504" w:val="right" w:leader="dot"/>
-          <w:tab w:pos="8504" w:val="right" w:leader="dot"/>
-          <w:tab w:pos="8504" w:val="right" w:leader="dot"/>
-          <w:tab w:pos="8504" w:val="right" w:leader="dot"/>
-          <w:tab w:pos="8504" w:val="right" w:leader="dot"/>
-          <w:tab w:pos="8504" w:val="right" w:leader="dot"/>
-          <w:tab w:pos="8504" w:val="right" w:leader="dot"/>
-          <w:tab w:pos="8504" w:val="right" w:leader="dot"/>
-          <w:tab w:pos="8504" w:val="right" w:leader="dot"/>
-          <w:tab w:pos="8504" w:val="right" w:leader="dot"/>
-          <w:tab w:pos="8504" w:val="right" w:leader="dot"/>
-          <w:tab w:pos="8504" w:val="right" w:leader="dot"/>
-          <w:tab w:pos="8504" w:val="right" w:leader="dot"/>
-          <w:tab w:pos="8504" w:val="right" w:leader="dot"/>
-          <w:tab w:pos="8504" w:val="right" w:leader="dot"/>
-          <w:tab w:pos="8504" w:val="right" w:leader="dot"/>
-          <w:tab w:pos="8504" w:val="right" w:leader="dot"/>
-          <w:tab w:pos="8504" w:val="right" w:leader="dot"/>
-          <w:tab w:pos="8504" w:val="right" w:leader="dot"/>
-          <w:tab w:pos="8504" w:val="right" w:leader="dot"/>
-          <w:tab w:pos="8504" w:val="right" w:leader="dot"/>
-          <w:tab w:pos="8504" w:val="right" w:leader="dot"/>
-          <w:tab w:pos="8504" w:val="right" w:leader="dot"/>
-          <w:tab w:pos="8504" w:val="right" w:leader="dot"/>
-          <w:tab w:pos="8504" w:val="right" w:leader="dot"/>
-          <w:tab w:pos="8504" w:val="right" w:leader="dot"/>
-          <w:tab w:pos="8504" w:val="right" w:leader="dot"/>
-          <w:tab w:pos="8504" w:val="right" w:leader="dot"/>
-          <w:tab w:pos="8504" w:val="right" w:leader="dot"/>
-          <w:tab w:pos="8504" w:val="right" w:leader="dot"/>
-          <w:tab w:pos="8504" w:val="right" w:leader="dot"/>
-          <w:tab w:pos="8504" w:val="right" w:leader="dot"/>
-          <w:tab w:pos="8504" w:val="right" w:leader="dot"/>
-          <w:tab w:pos="8504" w:val="right" w:leader="dot"/>
-          <w:tab w:pos="8504" w:val="right" w:leader="dot"/>
-          <w:tab w:pos="8504" w:val="right" w:leader="dot"/>
-          <w:tab w:pos="8504" w:val="right" w:leader="dot"/>
-          <w:tab w:pos="8504" w:val="right" w:leader="dot"/>
-          <w:tab w:pos="8504" w:val="right" w:leader="dot"/>
           <w:tab w:pos="8504" w:val="right" w:leader="dot"/>
         </w:tabs>
         <w:spacing w:after="40" w:before="0"/>
@@ -3613,72 +1660,9 @@
         <w:t>35</w:t>
       </w:r>
     </w:p>
-    <w:p xmlns:ns0="http://halah">
+    <w:p>
       <w:pPr>
         <w:tabs>
-          <w:tab w:pos="8504" w:val="right" w:leader="dot"/>
-          <w:tab w:pos="8504" w:val="right" w:leader="dot"/>
-          <w:tab w:pos="8504" w:val="right" w:leader="dot"/>
-          <w:tab w:pos="8504" w:val="right" w:leader="dot"/>
-          <w:tab w:pos="8504" w:val="right" w:leader="dot"/>
-          <w:tab w:pos="8504" w:val="right" w:leader="dot"/>
-          <w:tab w:pos="8504" w:val="right" w:leader="dot"/>
-          <w:tab w:pos="8504" w:val="right" w:leader="dot"/>
-          <w:tab w:pos="8504" w:val="right" w:leader="dot"/>
-          <w:tab w:pos="8504" w:val="right" w:leader="dot"/>
-          <w:tab w:pos="8504" w:val="right" w:leader="dot"/>
-          <w:tab w:pos="8504" w:val="right" w:leader="dot"/>
-          <w:tab w:pos="8504" w:val="right" w:leader="dot"/>
-          <w:tab w:pos="8504" w:val="right" w:leader="dot"/>
-          <w:tab w:pos="8504" w:val="right" w:leader="dot"/>
-          <w:tab w:pos="8504" w:val="right" w:leader="dot"/>
-          <w:tab w:pos="8504" w:val="right" w:leader="dot"/>
-          <w:tab w:pos="8504" w:val="right" w:leader="dot"/>
-          <w:tab w:pos="8504" w:val="right" w:leader="dot"/>
-          <w:tab w:pos="8504" w:val="right" w:leader="dot"/>
-          <w:tab w:pos="8504" w:val="right" w:leader="dot"/>
-          <w:tab w:pos="8504" w:val="right" w:leader="dot"/>
-          <w:tab w:pos="8504" w:val="right" w:leader="dot"/>
-          <w:tab w:pos="8504" w:val="right" w:leader="dot"/>
-          <w:tab w:pos="8504" w:val="right" w:leader="dot"/>
-          <w:tab w:pos="8504" w:val="right" w:leader="dot"/>
-          <w:tab w:pos="8504" w:val="right" w:leader="dot"/>
-          <w:tab w:pos="8504" w:val="right" w:leader="dot"/>
-          <w:tab w:pos="8504" w:val="right" w:leader="dot"/>
-          <w:tab w:pos="8504" w:val="right" w:leader="dot"/>
-          <w:tab w:pos="8504" w:val="right" w:leader="dot"/>
-          <w:tab w:pos="8504" w:val="right" w:leader="dot"/>
-          <w:tab w:pos="8504" w:val="right" w:leader="dot"/>
-          <w:tab w:pos="8504" w:val="right" w:leader="dot"/>
-          <w:tab w:pos="8504" w:val="right" w:leader="dot"/>
-          <w:tab w:pos="8504" w:val="right" w:leader="dot"/>
-          <w:tab w:pos="8504" w:val="right" w:leader="dot"/>
-          <w:tab w:pos="8504" w:val="right" w:leader="dot"/>
-          <w:tab w:pos="8504" w:val="right" w:leader="dot"/>
-          <w:tab w:pos="8504" w:val="right" w:leader="dot"/>
-          <w:tab w:pos="8504" w:val="right" w:leader="dot"/>
-          <w:tab w:pos="8504" w:val="right" w:leader="dot"/>
-          <w:tab w:pos="8504" w:val="right" w:leader="dot"/>
-          <w:tab w:pos="8504" w:val="right" w:leader="dot"/>
-          <w:tab w:pos="8504" w:val="right" w:leader="dot"/>
-          <w:tab w:pos="8504" w:val="right" w:leader="dot"/>
-          <w:tab w:pos="8504" w:val="right" w:leader="dot"/>
-          <w:tab w:pos="8504" w:val="right" w:leader="dot"/>
-          <w:tab w:pos="8504" w:val="right" w:leader="dot"/>
-          <w:tab w:pos="8504" w:val="right" w:leader="dot"/>
-          <w:tab w:pos="8504" w:val="right" w:leader="dot"/>
-          <w:tab w:pos="8504" w:val="right" w:leader="dot"/>
-          <w:tab w:pos="8504" w:val="right" w:leader="dot"/>
-          <w:tab w:pos="8504" w:val="right" w:leader="dot"/>
-          <w:tab w:pos="8504" w:val="right" w:leader="dot"/>
-          <w:tab w:pos="8504" w:val="right" w:leader="dot"/>
-          <w:tab w:pos="8504" w:val="right" w:leader="dot"/>
-          <w:tab w:pos="8504" w:val="right" w:leader="dot"/>
-          <w:tab w:pos="8504" w:val="right" w:leader="dot"/>
-          <w:tab w:pos="8504" w:val="right" w:leader="dot"/>
-          <w:tab w:pos="8504" w:val="right" w:leader="dot"/>
-          <w:tab w:pos="8504" w:val="right" w:leader="dot"/>
-          <w:tab w:pos="8504" w:val="right" w:leader="dot"/>
           <w:tab w:pos="8504" w:val="right" w:leader="dot"/>
         </w:tabs>
         <w:spacing w:after="40" w:before="0"/>
@@ -3696,73 +1680,9 @@
         <w:t>36</w:t>
       </w:r>
     </w:p>
-    <w:p xmlns:ns0="http://halah">
+    <w:p>
       <w:pPr>
         <w:tabs>
-          <w:tab w:pos="8504" w:val="right" w:leader="dot"/>
-          <w:tab w:pos="8504" w:val="right" w:leader="dot"/>
-          <w:tab w:pos="8504" w:val="right" w:leader="dot"/>
-          <w:tab w:pos="8504" w:val="right" w:leader="dot"/>
-          <w:tab w:pos="8504" w:val="right" w:leader="dot"/>
-          <w:tab w:pos="8504" w:val="right" w:leader="dot"/>
-          <w:tab w:pos="8504" w:val="right" w:leader="dot"/>
-          <w:tab w:pos="8504" w:val="right" w:leader="dot"/>
-          <w:tab w:pos="8504" w:val="right" w:leader="dot"/>
-          <w:tab w:pos="8504" w:val="right" w:leader="dot"/>
-          <w:tab w:pos="8504" w:val="right" w:leader="dot"/>
-          <w:tab w:pos="8504" w:val="right" w:leader="dot"/>
-          <w:tab w:pos="8504" w:val="right" w:leader="dot"/>
-          <w:tab w:pos="8504" w:val="right" w:leader="dot"/>
-          <w:tab w:pos="8504" w:val="right" w:leader="dot"/>
-          <w:tab w:pos="8504" w:val="right" w:leader="dot"/>
-          <w:tab w:pos="8504" w:val="right" w:leader="dot"/>
-          <w:tab w:pos="8504" w:val="right" w:leader="dot"/>
-          <w:tab w:pos="8504" w:val="right" w:leader="dot"/>
-          <w:tab w:pos="8504" w:val="right" w:leader="dot"/>
-          <w:tab w:pos="8504" w:val="right" w:leader="dot"/>
-          <w:tab w:pos="8504" w:val="right" w:leader="dot"/>
-          <w:tab w:pos="8504" w:val="right" w:leader="dot"/>
-          <w:tab w:pos="8504" w:val="right" w:leader="dot"/>
-          <w:tab w:pos="8504" w:val="right" w:leader="dot"/>
-          <w:tab w:pos="8504" w:val="right" w:leader="dot"/>
-          <w:tab w:pos="8504" w:val="right" w:leader="dot"/>
-          <w:tab w:pos="8504" w:val="right" w:leader="dot"/>
-          <w:tab w:pos="8504" w:val="right" w:leader="dot"/>
-          <w:tab w:pos="8504" w:val="right" w:leader="dot"/>
-          <w:tab w:pos="8504" w:val="right" w:leader="dot"/>
-          <w:tab w:pos="8504" w:val="right" w:leader="dot"/>
-          <w:tab w:pos="8504" w:val="right" w:leader="dot"/>
-          <w:tab w:pos="8504" w:val="right" w:leader="dot"/>
-          <w:tab w:pos="8504" w:val="right" w:leader="dot"/>
-          <w:tab w:pos="8504" w:val="right" w:leader="dot"/>
-          <w:tab w:pos="8504" w:val="right" w:leader="dot"/>
-          <w:tab w:pos="8504" w:val="right" w:leader="dot"/>
-          <w:tab w:pos="8504" w:val="right" w:leader="dot"/>
-          <w:tab w:pos="8504" w:val="right" w:leader="dot"/>
-          <w:tab w:pos="8504" w:val="right" w:leader="dot"/>
-          <w:tab w:pos="8504" w:val="right" w:leader="dot"/>
-          <w:tab w:pos="8504" w:val="right" w:leader="dot"/>
-          <w:tab w:pos="8504" w:val="right" w:leader="dot"/>
-          <w:tab w:pos="8504" w:val="right" w:leader="dot"/>
-          <w:tab w:pos="8504" w:val="right" w:leader="dot"/>
-          <w:tab w:pos="8504" w:val="right" w:leader="dot"/>
-          <w:tab w:pos="8504" w:val="right" w:leader="dot"/>
-          <w:tab w:pos="8504" w:val="right" w:leader="dot"/>
-          <w:tab w:pos="8504" w:val="right" w:leader="dot"/>
-          <w:tab w:pos="8504" w:val="right" w:leader="dot"/>
-          <w:tab w:pos="8504" w:val="right" w:leader="dot"/>
-          <w:tab w:pos="8504" w:val="right" w:leader="dot"/>
-          <w:tab w:pos="8504" w:val="right" w:leader="dot"/>
-          <w:tab w:pos="8504" w:val="right" w:leader="dot"/>
-          <w:tab w:pos="8504" w:val="right" w:leader="dot"/>
-          <w:tab w:pos="8504" w:val="right" w:leader="dot"/>
-          <w:tab w:pos="8504" w:val="right" w:leader="dot"/>
-          <w:tab w:pos="8504" w:val="right" w:leader="dot"/>
-          <w:tab w:pos="8504" w:val="right" w:leader="dot"/>
-          <w:tab w:pos="8504" w:val="right" w:leader="dot"/>
-          <w:tab w:pos="8504" w:val="right" w:leader="dot"/>
-          <w:tab w:pos="8504" w:val="right" w:leader="dot"/>
-          <w:tab w:pos="8504" w:val="right" w:leader="dot"/>
           <w:tab w:pos="8504" w:val="right" w:leader="dot"/>
         </w:tabs>
         <w:spacing w:after="40" w:before="0"/>
@@ -3780,74 +1700,9 @@
         <w:t>36</w:t>
       </w:r>
     </w:p>
-    <w:p xmlns:ns0="http://halah">
+    <w:p>
       <w:pPr>
         <w:tabs>
-          <w:tab w:pos="8504" w:val="right" w:leader="dot"/>
-          <w:tab w:pos="8504" w:val="right" w:leader="dot"/>
-          <w:tab w:pos="8504" w:val="right" w:leader="dot"/>
-          <w:tab w:pos="8504" w:val="right" w:leader="dot"/>
-          <w:tab w:pos="8504" w:val="right" w:leader="dot"/>
-          <w:tab w:pos="8504" w:val="right" w:leader="dot"/>
-          <w:tab w:pos="8504" w:val="right" w:leader="dot"/>
-          <w:tab w:pos="8504" w:val="right" w:leader="dot"/>
-          <w:tab w:pos="8504" w:val="right" w:leader="dot"/>
-          <w:tab w:pos="8504" w:val="right" w:leader="dot"/>
-          <w:tab w:pos="8504" w:val="right" w:leader="dot"/>
-          <w:tab w:pos="8504" w:val="right" w:leader="dot"/>
-          <w:tab w:pos="8504" w:val="right" w:leader="dot"/>
-          <w:tab w:pos="8504" w:val="right" w:leader="dot"/>
-          <w:tab w:pos="8504" w:val="right" w:leader="dot"/>
-          <w:tab w:pos="8504" w:val="right" w:leader="dot"/>
-          <w:tab w:pos="8504" w:val="right" w:leader="dot"/>
-          <w:tab w:pos="8504" w:val="right" w:leader="dot"/>
-          <w:tab w:pos="8504" w:val="right" w:leader="dot"/>
-          <w:tab w:pos="8504" w:val="right" w:leader="dot"/>
-          <w:tab w:pos="8504" w:val="right" w:leader="dot"/>
-          <w:tab w:pos="8504" w:val="right" w:leader="dot"/>
-          <w:tab w:pos="8504" w:val="right" w:leader="dot"/>
-          <w:tab w:pos="8504" w:val="right" w:leader="dot"/>
-          <w:tab w:pos="8504" w:val="right" w:leader="dot"/>
-          <w:tab w:pos="8504" w:val="right" w:leader="dot"/>
-          <w:tab w:pos="8504" w:val="right" w:leader="dot"/>
-          <w:tab w:pos="8504" w:val="right" w:leader="dot"/>
-          <w:tab w:pos="8504" w:val="right" w:leader="dot"/>
-          <w:tab w:pos="8504" w:val="right" w:leader="dot"/>
-          <w:tab w:pos="8504" w:val="right" w:leader="dot"/>
-          <w:tab w:pos="8504" w:val="right" w:leader="dot"/>
-          <w:tab w:pos="8504" w:val="right" w:leader="dot"/>
-          <w:tab w:pos="8504" w:val="right" w:leader="dot"/>
-          <w:tab w:pos="8504" w:val="right" w:leader="dot"/>
-          <w:tab w:pos="8504" w:val="right" w:leader="dot"/>
-          <w:tab w:pos="8504" w:val="right" w:leader="dot"/>
-          <w:tab w:pos="8504" w:val="right" w:leader="dot"/>
-          <w:tab w:pos="8504" w:val="right" w:leader="dot"/>
-          <w:tab w:pos="8504" w:val="right" w:leader="dot"/>
-          <w:tab w:pos="8504" w:val="right" w:leader="dot"/>
-          <w:tab w:pos="8504" w:val="right" w:leader="dot"/>
-          <w:tab w:pos="8504" w:val="right" w:leader="dot"/>
-          <w:tab w:pos="8504" w:val="right" w:leader="dot"/>
-          <w:tab w:pos="8504" w:val="right" w:leader="dot"/>
-          <w:tab w:pos="8504" w:val="right" w:leader="dot"/>
-          <w:tab w:pos="8504" w:val="right" w:leader="dot"/>
-          <w:tab w:pos="8504" w:val="right" w:leader="dot"/>
-          <w:tab w:pos="8504" w:val="right" w:leader="dot"/>
-          <w:tab w:pos="8504" w:val="right" w:leader="dot"/>
-          <w:tab w:pos="8504" w:val="right" w:leader="dot"/>
-          <w:tab w:pos="8504" w:val="right" w:leader="dot"/>
-          <w:tab w:pos="8504" w:val="right" w:leader="dot"/>
-          <w:tab w:pos="8504" w:val="right" w:leader="dot"/>
-          <w:tab w:pos="8504" w:val="right" w:leader="dot"/>
-          <w:tab w:pos="8504" w:val="right" w:leader="dot"/>
-          <w:tab w:pos="8504" w:val="right" w:leader="dot"/>
-          <w:tab w:pos="8504" w:val="right" w:leader="dot"/>
-          <w:tab w:pos="8504" w:val="right" w:leader="dot"/>
-          <w:tab w:pos="8504" w:val="right" w:leader="dot"/>
-          <w:tab w:pos="8504" w:val="right" w:leader="dot"/>
-          <w:tab w:pos="8504" w:val="right" w:leader="dot"/>
-          <w:tab w:pos="8504" w:val="right" w:leader="dot"/>
-          <w:tab w:pos="8504" w:val="right" w:leader="dot"/>
-          <w:tab w:pos="8504" w:val="right" w:leader="dot"/>
           <w:tab w:pos="8504" w:val="right" w:leader="dot"/>
         </w:tabs>
         <w:spacing w:after="40" w:before="0"/>
@@ -3865,75 +1720,9 @@
         <w:t>36</w:t>
       </w:r>
     </w:p>
-    <w:p xmlns:ns0="http://halah">
+    <w:p>
       <w:pPr>
         <w:tabs>
-          <w:tab w:pos="8504" w:val="right" w:leader="dot"/>
-          <w:tab w:pos="8504" w:val="right" w:leader="dot"/>
-          <w:tab w:pos="8504" w:val="right" w:leader="dot"/>
-          <w:tab w:pos="8504" w:val="right" w:leader="dot"/>
-          <w:tab w:pos="8504" w:val="right" w:leader="dot"/>
-          <w:tab w:pos="8504" w:val="right" w:leader="dot"/>
-          <w:tab w:pos="8504" w:val="right" w:leader="dot"/>
-          <w:tab w:pos="8504" w:val="right" w:leader="dot"/>
-          <w:tab w:pos="8504" w:val="right" w:leader="dot"/>
-          <w:tab w:pos="8504" w:val="right" w:leader="dot"/>
-          <w:tab w:pos="8504" w:val="right" w:leader="dot"/>
-          <w:tab w:pos="8504" w:val="right" w:leader="dot"/>
-          <w:tab w:pos="8504" w:val="right" w:leader="dot"/>
-          <w:tab w:pos="8504" w:val="right" w:leader="dot"/>
-          <w:tab w:pos="8504" w:val="right" w:leader="dot"/>
-          <w:tab w:pos="8504" w:val="right" w:leader="dot"/>
-          <w:tab w:pos="8504" w:val="right" w:leader="dot"/>
-          <w:tab w:pos="8504" w:val="right" w:leader="dot"/>
-          <w:tab w:pos="8504" w:val="right" w:leader="dot"/>
-          <w:tab w:pos="8504" w:val="right" w:leader="dot"/>
-          <w:tab w:pos="8504" w:val="right" w:leader="dot"/>
-          <w:tab w:pos="8504" w:val="right" w:leader="dot"/>
-          <w:tab w:pos="8504" w:val="right" w:leader="dot"/>
-          <w:tab w:pos="8504" w:val="right" w:leader="dot"/>
-          <w:tab w:pos="8504" w:val="right" w:leader="dot"/>
-          <w:tab w:pos="8504" w:val="right" w:leader="dot"/>
-          <w:tab w:pos="8504" w:val="right" w:leader="dot"/>
-          <w:tab w:pos="8504" w:val="right" w:leader="dot"/>
-          <w:tab w:pos="8504" w:val="right" w:leader="dot"/>
-          <w:tab w:pos="8504" w:val="right" w:leader="dot"/>
-          <w:tab w:pos="8504" w:val="right" w:leader="dot"/>
-          <w:tab w:pos="8504" w:val="right" w:leader="dot"/>
-          <w:tab w:pos="8504" w:val="right" w:leader="dot"/>
-          <w:tab w:pos="8504" w:val="right" w:leader="dot"/>
-          <w:tab w:pos="8504" w:val="right" w:leader="dot"/>
-          <w:tab w:pos="8504" w:val="right" w:leader="dot"/>
-          <w:tab w:pos="8504" w:val="right" w:leader="dot"/>
-          <w:tab w:pos="8504" w:val="right" w:leader="dot"/>
-          <w:tab w:pos="8504" w:val="right" w:leader="dot"/>
-          <w:tab w:pos="8504" w:val="right" w:leader="dot"/>
-          <w:tab w:pos="8504" w:val="right" w:leader="dot"/>
-          <w:tab w:pos="8504" w:val="right" w:leader="dot"/>
-          <w:tab w:pos="8504" w:val="right" w:leader="dot"/>
-          <w:tab w:pos="8504" w:val="right" w:leader="dot"/>
-          <w:tab w:pos="8504" w:val="right" w:leader="dot"/>
-          <w:tab w:pos="8504" w:val="right" w:leader="dot"/>
-          <w:tab w:pos="8504" w:val="right" w:leader="dot"/>
-          <w:tab w:pos="8504" w:val="right" w:leader="dot"/>
-          <w:tab w:pos="8504" w:val="right" w:leader="dot"/>
-          <w:tab w:pos="8504" w:val="right" w:leader="dot"/>
-          <w:tab w:pos="8504" w:val="right" w:leader="dot"/>
-          <w:tab w:pos="8504" w:val="right" w:leader="dot"/>
-          <w:tab w:pos="8504" w:val="right" w:leader="dot"/>
-          <w:tab w:pos="8504" w:val="right" w:leader="dot"/>
-          <w:tab w:pos="8504" w:val="right" w:leader="dot"/>
-          <w:tab w:pos="8504" w:val="right" w:leader="dot"/>
-          <w:tab w:pos="8504" w:val="right" w:leader="dot"/>
-          <w:tab w:pos="8504" w:val="right" w:leader="dot"/>
-          <w:tab w:pos="8504" w:val="right" w:leader="dot"/>
-          <w:tab w:pos="8504" w:val="right" w:leader="dot"/>
-          <w:tab w:pos="8504" w:val="right" w:leader="dot"/>
-          <w:tab w:pos="8504" w:val="right" w:leader="dot"/>
-          <w:tab w:pos="8504" w:val="right" w:leader="dot"/>
-          <w:tab w:pos="8504" w:val="right" w:leader="dot"/>
-          <w:tab w:pos="8504" w:val="right" w:leader="dot"/>
-          <w:tab w:pos="8504" w:val="right" w:leader="dot"/>
           <w:tab w:pos="8504" w:val="right" w:leader="dot"/>
         </w:tabs>
         <w:spacing w:after="40" w:before="0"/>
@@ -3951,76 +1740,9 @@
         <w:t>37</w:t>
       </w:r>
     </w:p>
-    <w:p xmlns:ns0="http://halah">
+    <w:p>
       <w:pPr>
         <w:tabs>
-          <w:tab w:pos="8504" w:val="right" w:leader="dot"/>
-          <w:tab w:pos="8504" w:val="right" w:leader="dot"/>
-          <w:tab w:pos="8504" w:val="right" w:leader="dot"/>
-          <w:tab w:pos="8504" w:val="right" w:leader="dot"/>
-          <w:tab w:pos="8504" w:val="right" w:leader="dot"/>
-          <w:tab w:pos="8504" w:val="right" w:leader="dot"/>
-          <w:tab w:pos="8504" w:val="right" w:leader="dot"/>
-          <w:tab w:pos="8504" w:val="right" w:leader="dot"/>
-          <w:tab w:pos="8504" w:val="right" w:leader="dot"/>
-          <w:tab w:pos="8504" w:val="right" w:leader="dot"/>
-          <w:tab w:pos="8504" w:val="right" w:leader="dot"/>
-          <w:tab w:pos="8504" w:val="right" w:leader="dot"/>
-          <w:tab w:pos="8504" w:val="right" w:leader="dot"/>
-          <w:tab w:pos="8504" w:val="right" w:leader="dot"/>
-          <w:tab w:pos="8504" w:val="right" w:leader="dot"/>
-          <w:tab w:pos="8504" w:val="right" w:leader="dot"/>
-          <w:tab w:pos="8504" w:val="right" w:leader="dot"/>
-          <w:tab w:pos="8504" w:val="right" w:leader="dot"/>
-          <w:tab w:pos="8504" w:val="right" w:leader="dot"/>
-          <w:tab w:pos="8504" w:val="right" w:leader="dot"/>
-          <w:tab w:pos="8504" w:val="right" w:leader="dot"/>
-          <w:tab w:pos="8504" w:val="right" w:leader="dot"/>
-          <w:tab w:pos="8504" w:val="right" w:leader="dot"/>
-          <w:tab w:pos="8504" w:val="right" w:leader="dot"/>
-          <w:tab w:pos="8504" w:val="right" w:leader="dot"/>
-          <w:tab w:pos="8504" w:val="right" w:leader="dot"/>
-          <w:tab w:pos="8504" w:val="right" w:leader="dot"/>
-          <w:tab w:pos="8504" w:val="right" w:leader="dot"/>
-          <w:tab w:pos="8504" w:val="right" w:leader="dot"/>
-          <w:tab w:pos="8504" w:val="right" w:leader="dot"/>
-          <w:tab w:pos="8504" w:val="right" w:leader="dot"/>
-          <w:tab w:pos="8504" w:val="right" w:leader="dot"/>
-          <w:tab w:pos="8504" w:val="right" w:leader="dot"/>
-          <w:tab w:pos="8504" w:val="right" w:leader="dot"/>
-          <w:tab w:pos="8504" w:val="right" w:leader="dot"/>
-          <w:tab w:pos="8504" w:val="right" w:leader="dot"/>
-          <w:tab w:pos="8504" w:val="right" w:leader="dot"/>
-          <w:tab w:pos="8504" w:val="right" w:leader="dot"/>
-          <w:tab w:pos="8504" w:val="right" w:leader="dot"/>
-          <w:tab w:pos="8504" w:val="right" w:leader="dot"/>
-          <w:tab w:pos="8504" w:val="right" w:leader="dot"/>
-          <w:tab w:pos="8504" w:val="right" w:leader="dot"/>
-          <w:tab w:pos="8504" w:val="right" w:leader="dot"/>
-          <w:tab w:pos="8504" w:val="right" w:leader="dot"/>
-          <w:tab w:pos="8504" w:val="right" w:leader="dot"/>
-          <w:tab w:pos="8504" w:val="right" w:leader="dot"/>
-          <w:tab w:pos="8504" w:val="right" w:leader="dot"/>
-          <w:tab w:pos="8504" w:val="right" w:leader="dot"/>
-          <w:tab w:pos="8504" w:val="right" w:leader="dot"/>
-          <w:tab w:pos="8504" w:val="right" w:leader="dot"/>
-          <w:tab w:pos="8504" w:val="right" w:leader="dot"/>
-          <w:tab w:pos="8504" w:val="right" w:leader="dot"/>
-          <w:tab w:pos="8504" w:val="right" w:leader="dot"/>
-          <w:tab w:pos="8504" w:val="right" w:leader="dot"/>
-          <w:tab w:pos="8504" w:val="right" w:leader="dot"/>
-          <w:tab w:pos="8504" w:val="right" w:leader="dot"/>
-          <w:tab w:pos="8504" w:val="right" w:leader="dot"/>
-          <w:tab w:pos="8504" w:val="right" w:leader="dot"/>
-          <w:tab w:pos="8504" w:val="right" w:leader="dot"/>
-          <w:tab w:pos="8504" w:val="right" w:leader="dot"/>
-          <w:tab w:pos="8504" w:val="right" w:leader="dot"/>
-          <w:tab w:pos="8504" w:val="right" w:leader="dot"/>
-          <w:tab w:pos="8504" w:val="right" w:leader="dot"/>
-          <w:tab w:pos="8504" w:val="right" w:leader="dot"/>
-          <w:tab w:pos="8504" w:val="right" w:leader="dot"/>
-          <w:tab w:pos="8504" w:val="right" w:leader="dot"/>
-          <w:tab w:pos="8504" w:val="right" w:leader="dot"/>
           <w:tab w:pos="8504" w:val="right" w:leader="dot"/>
         </w:tabs>
         <w:spacing w:after="40" w:before="0"/>
@@ -4038,77 +1760,9 @@
         <w:t>37</w:t>
       </w:r>
     </w:p>
-    <w:p xmlns:ns0="http://halah">
+    <w:p>
       <w:pPr>
         <w:tabs>
-          <w:tab w:pos="8504" w:val="right" w:leader="dot"/>
-          <w:tab w:pos="8504" w:val="right" w:leader="dot"/>
-          <w:tab w:pos="8504" w:val="right" w:leader="dot"/>
-          <w:tab w:pos="8504" w:val="right" w:leader="dot"/>
-          <w:tab w:pos="8504" w:val="right" w:leader="dot"/>
-          <w:tab w:pos="8504" w:val="right" w:leader="dot"/>
-          <w:tab w:pos="8504" w:val="right" w:leader="dot"/>
-          <w:tab w:pos="8504" w:val="right" w:leader="dot"/>
-          <w:tab w:pos="8504" w:val="right" w:leader="dot"/>
-          <w:tab w:pos="8504" w:val="right" w:leader="dot"/>
-          <w:tab w:pos="8504" w:val="right" w:leader="dot"/>
-          <w:tab w:pos="8504" w:val="right" w:leader="dot"/>
-          <w:tab w:pos="8504" w:val="right" w:leader="dot"/>
-          <w:tab w:pos="8504" w:val="right" w:leader="dot"/>
-          <w:tab w:pos="8504" w:val="right" w:leader="dot"/>
-          <w:tab w:pos="8504" w:val="right" w:leader="dot"/>
-          <w:tab w:pos="8504" w:val="right" w:leader="dot"/>
-          <w:tab w:pos="8504" w:val="right" w:leader="dot"/>
-          <w:tab w:pos="8504" w:val="right" w:leader="dot"/>
-          <w:tab w:pos="8504" w:val="right" w:leader="dot"/>
-          <w:tab w:pos="8504" w:val="right" w:leader="dot"/>
-          <w:tab w:pos="8504" w:val="right" w:leader="dot"/>
-          <w:tab w:pos="8504" w:val="right" w:leader="dot"/>
-          <w:tab w:pos="8504" w:val="right" w:leader="dot"/>
-          <w:tab w:pos="8504" w:val="right" w:leader="dot"/>
-          <w:tab w:pos="8504" w:val="right" w:leader="dot"/>
-          <w:tab w:pos="8504" w:val="right" w:leader="dot"/>
-          <w:tab w:pos="8504" w:val="right" w:leader="dot"/>
-          <w:tab w:pos="8504" w:val="right" w:leader="dot"/>
-          <w:tab w:pos="8504" w:val="right" w:leader="dot"/>
-          <w:tab w:pos="8504" w:val="right" w:leader="dot"/>
-          <w:tab w:pos="8504" w:val="right" w:leader="dot"/>
-          <w:tab w:pos="8504" w:val="right" w:leader="dot"/>
-          <w:tab w:pos="8504" w:val="right" w:leader="dot"/>
-          <w:tab w:pos="8504" w:val="right" w:leader="dot"/>
-          <w:tab w:pos="8504" w:val="right" w:leader="dot"/>
-          <w:tab w:pos="8504" w:val="right" w:leader="dot"/>
-          <w:tab w:pos="8504" w:val="right" w:leader="dot"/>
-          <w:tab w:pos="8504" w:val="right" w:leader="dot"/>
-          <w:tab w:pos="8504" w:val="right" w:leader="dot"/>
-          <w:tab w:pos="8504" w:val="right" w:leader="dot"/>
-          <w:tab w:pos="8504" w:val="right" w:leader="dot"/>
-          <w:tab w:pos="8504" w:val="right" w:leader="dot"/>
-          <w:tab w:pos="8504" w:val="right" w:leader="dot"/>
-          <w:tab w:pos="8504" w:val="right" w:leader="dot"/>
-          <w:tab w:pos="8504" w:val="right" w:leader="dot"/>
-          <w:tab w:pos="8504" w:val="right" w:leader="dot"/>
-          <w:tab w:pos="8504" w:val="right" w:leader="dot"/>
-          <w:tab w:pos="8504" w:val="right" w:leader="dot"/>
-          <w:tab w:pos="8504" w:val="right" w:leader="dot"/>
-          <w:tab w:pos="8504" w:val="right" w:leader="dot"/>
-          <w:tab w:pos="8504" w:val="right" w:leader="dot"/>
-          <w:tab w:pos="8504" w:val="right" w:leader="dot"/>
-          <w:tab w:pos="8504" w:val="right" w:leader="dot"/>
-          <w:tab w:pos="8504" w:val="right" w:leader="dot"/>
-          <w:tab w:pos="8504" w:val="right" w:leader="dot"/>
-          <w:tab w:pos="8504" w:val="right" w:leader="dot"/>
-          <w:tab w:pos="8504" w:val="right" w:leader="dot"/>
-          <w:tab w:pos="8504" w:val="right" w:leader="dot"/>
-          <w:tab w:pos="8504" w:val="right" w:leader="dot"/>
-          <w:tab w:pos="8504" w:val="right" w:leader="dot"/>
-          <w:tab w:pos="8504" w:val="right" w:leader="dot"/>
-          <w:tab w:pos="8504" w:val="right" w:leader="dot"/>
-          <w:tab w:pos="8504" w:val="right" w:leader="dot"/>
-          <w:tab w:pos="8504" w:val="right" w:leader="dot"/>
-          <w:tab w:pos="8504" w:val="right" w:leader="dot"/>
-          <w:tab w:pos="8504" w:val="right" w:leader="dot"/>
-          <w:tab w:pos="8504" w:val="right" w:leader="dot"/>
           <w:tab w:pos="8504" w:val="right" w:leader="dot"/>
         </w:tabs>
         <w:spacing w:after="40" w:before="0"/>
@@ -4126,78 +1780,9 @@
         <w:t>37</w:t>
       </w:r>
     </w:p>
-    <w:p xmlns:ns0="http://halah">
+    <w:p>
       <w:pPr>
         <w:tabs>
-          <w:tab w:pos="8504" w:val="right" w:leader="dot"/>
-          <w:tab w:pos="8504" w:val="right" w:leader="dot"/>
-          <w:tab w:pos="8504" w:val="right" w:leader="dot"/>
-          <w:tab w:pos="8504" w:val="right" w:leader="dot"/>
-          <w:tab w:pos="8504" w:val="right" w:leader="dot"/>
-          <w:tab w:pos="8504" w:val="right" w:leader="dot"/>
-          <w:tab w:pos="8504" w:val="right" w:leader="dot"/>
-          <w:tab w:pos="8504" w:val="right" w:leader="dot"/>
-          <w:tab w:pos="8504" w:val="right" w:leader="dot"/>
-          <w:tab w:pos="8504" w:val="right" w:leader="dot"/>
-          <w:tab w:pos="8504" w:val="right" w:leader="dot"/>
-          <w:tab w:pos="8504" w:val="right" w:leader="dot"/>
-          <w:tab w:pos="8504" w:val="right" w:leader="dot"/>
-          <w:tab w:pos="8504" w:val="right" w:leader="dot"/>
-          <w:tab w:pos="8504" w:val="right" w:leader="dot"/>
-          <w:tab w:pos="8504" w:val="right" w:leader="dot"/>
-          <w:tab w:pos="8504" w:val="right" w:leader="dot"/>
-          <w:tab w:pos="8504" w:val="right" w:leader="dot"/>
-          <w:tab w:pos="8504" w:val="right" w:leader="dot"/>
-          <w:tab w:pos="8504" w:val="right" w:leader="dot"/>
-          <w:tab w:pos="8504" w:val="right" w:leader="dot"/>
-          <w:tab w:pos="8504" w:val="right" w:leader="dot"/>
-          <w:tab w:pos="8504" w:val="right" w:leader="dot"/>
-          <w:tab w:pos="8504" w:val="right" w:leader="dot"/>
-          <w:tab w:pos="8504" w:val="right" w:leader="dot"/>
-          <w:tab w:pos="8504" w:val="right" w:leader="dot"/>
-          <w:tab w:pos="8504" w:val="right" w:leader="dot"/>
-          <w:tab w:pos="8504" w:val="right" w:leader="dot"/>
-          <w:tab w:pos="8504" w:val="right" w:leader="dot"/>
-          <w:tab w:pos="8504" w:val="right" w:leader="dot"/>
-          <w:tab w:pos="8504" w:val="right" w:leader="dot"/>
-          <w:tab w:pos="8504" w:val="right" w:leader="dot"/>
-          <w:tab w:pos="8504" w:val="right" w:leader="dot"/>
-          <w:tab w:pos="8504" w:val="right" w:leader="dot"/>
-          <w:tab w:pos="8504" w:val="right" w:leader="dot"/>
-          <w:tab w:pos="8504" w:val="right" w:leader="dot"/>
-          <w:tab w:pos="8504" w:val="right" w:leader="dot"/>
-          <w:tab w:pos="8504" w:val="right" w:leader="dot"/>
-          <w:tab w:pos="8504" w:val="right" w:leader="dot"/>
-          <w:tab w:pos="8504" w:val="right" w:leader="dot"/>
-          <w:tab w:pos="8504" w:val="right" w:leader="dot"/>
-          <w:tab w:pos="8504" w:val="right" w:leader="dot"/>
-          <w:tab w:pos="8504" w:val="right" w:leader="dot"/>
-          <w:tab w:pos="8504" w:val="right" w:leader="dot"/>
-          <w:tab w:pos="8504" w:val="right" w:leader="dot"/>
-          <w:tab w:pos="8504" w:val="right" w:leader="dot"/>
-          <w:tab w:pos="8504" w:val="right" w:leader="dot"/>
-          <w:tab w:pos="8504" w:val="right" w:leader="dot"/>
-          <w:tab w:pos="8504" w:val="right" w:leader="dot"/>
-          <w:tab w:pos="8504" w:val="right" w:leader="dot"/>
-          <w:tab w:pos="8504" w:val="right" w:leader="dot"/>
-          <w:tab w:pos="8504" w:val="right" w:leader="dot"/>
-          <w:tab w:pos="8504" w:val="right" w:leader="dot"/>
-          <w:tab w:pos="8504" w:val="right" w:leader="dot"/>
-          <w:tab w:pos="8504" w:val="right" w:leader="dot"/>
-          <w:tab w:pos="8504" w:val="right" w:leader="dot"/>
-          <w:tab w:pos="8504" w:val="right" w:leader="dot"/>
-          <w:tab w:pos="8504" w:val="right" w:leader="dot"/>
-          <w:tab w:pos="8504" w:val="right" w:leader="dot"/>
-          <w:tab w:pos="8504" w:val="right" w:leader="dot"/>
-          <w:tab w:pos="8504" w:val="right" w:leader="dot"/>
-          <w:tab w:pos="8504" w:val="right" w:leader="dot"/>
-          <w:tab w:pos="8504" w:val="right" w:leader="dot"/>
-          <w:tab w:pos="8504" w:val="right" w:leader="dot"/>
-          <w:tab w:pos="8504" w:val="right" w:leader="dot"/>
-          <w:tab w:pos="8504" w:val="right" w:leader="dot"/>
-          <w:tab w:pos="8504" w:val="right" w:leader="dot"/>
-          <w:tab w:pos="8504" w:val="right" w:leader="dot"/>
-          <w:tab w:pos="8504" w:val="right" w:leader="dot"/>
           <w:tab w:pos="8504" w:val="right" w:leader="dot"/>
         </w:tabs>
         <w:spacing w:after="40" w:before="0"/>
@@ -4215,79 +1800,9 @@
         <w:t>37</w:t>
       </w:r>
     </w:p>
-    <w:p xmlns:ns0="http://halah">
+    <w:p>
       <w:pPr>
         <w:tabs>
-          <w:tab w:pos="8504" w:val="right" w:leader="dot"/>
-          <w:tab w:pos="8504" w:val="right" w:leader="dot"/>
-          <w:tab w:pos="8504" w:val="right" w:leader="dot"/>
-          <w:tab w:pos="8504" w:val="right" w:leader="dot"/>
-          <w:tab w:pos="8504" w:val="right" w:leader="dot"/>
-          <w:tab w:pos="8504" w:val="right" w:leader="dot"/>
-          <w:tab w:pos="8504" w:val="right" w:leader="dot"/>
-          <w:tab w:pos="8504" w:val="right" w:leader="dot"/>
-          <w:tab w:pos="8504" w:val="right" w:leader="dot"/>
-          <w:tab w:pos="8504" w:val="right" w:leader="dot"/>
-          <w:tab w:pos="8504" w:val="right" w:leader="dot"/>
-          <w:tab w:pos="8504" w:val="right" w:leader="dot"/>
-          <w:tab w:pos="8504" w:val="right" w:leader="dot"/>
-          <w:tab w:pos="8504" w:val="right" w:leader="dot"/>
-          <w:tab w:pos="8504" w:val="right" w:leader="dot"/>
-          <w:tab w:pos="8504" w:val="right" w:leader="dot"/>
-          <w:tab w:pos="8504" w:val="right" w:leader="dot"/>
-          <w:tab w:pos="8504" w:val="right" w:leader="dot"/>
-          <w:tab w:pos="8504" w:val="right" w:leader="dot"/>
-          <w:tab w:pos="8504" w:val="right" w:leader="dot"/>
-          <w:tab w:pos="8504" w:val="right" w:leader="dot"/>
-          <w:tab w:pos="8504" w:val="right" w:leader="dot"/>
-          <w:tab w:pos="8504" w:val="right" w:leader="dot"/>
-          <w:tab w:pos="8504" w:val="right" w:leader="dot"/>
-          <w:tab w:pos="8504" w:val="right" w:leader="dot"/>
-          <w:tab w:pos="8504" w:val="right" w:leader="dot"/>
-          <w:tab w:pos="8504" w:val="right" w:leader="dot"/>
-          <w:tab w:pos="8504" w:val="right" w:leader="dot"/>
-          <w:tab w:pos="8504" w:val="right" w:leader="dot"/>
-          <w:tab w:pos="8504" w:val="right" w:leader="dot"/>
-          <w:tab w:pos="8504" w:val="right" w:leader="dot"/>
-          <w:tab w:pos="8504" w:val="right" w:leader="dot"/>
-          <w:tab w:pos="8504" w:val="right" w:leader="dot"/>
-          <w:tab w:pos="8504" w:val="right" w:leader="dot"/>
-          <w:tab w:pos="8504" w:val="right" w:leader="dot"/>
-          <w:tab w:pos="8504" w:val="right" w:leader="dot"/>
-          <w:tab w:pos="8504" w:val="right" w:leader="dot"/>
-          <w:tab w:pos="8504" w:val="right" w:leader="dot"/>
-          <w:tab w:pos="8504" w:val="right" w:leader="dot"/>
-          <w:tab w:pos="8504" w:val="right" w:leader="dot"/>
-          <w:tab w:pos="8504" w:val="right" w:leader="dot"/>
-          <w:tab w:pos="8504" w:val="right" w:leader="dot"/>
-          <w:tab w:pos="8504" w:val="right" w:leader="dot"/>
-          <w:tab w:pos="8504" w:val="right" w:leader="dot"/>
-          <w:tab w:pos="8504" w:val="right" w:leader="dot"/>
-          <w:tab w:pos="8504" w:val="right" w:leader="dot"/>
-          <w:tab w:pos="8504" w:val="right" w:leader="dot"/>
-          <w:tab w:pos="8504" w:val="right" w:leader="dot"/>
-          <w:tab w:pos="8504" w:val="right" w:leader="dot"/>
-          <w:tab w:pos="8504" w:val="right" w:leader="dot"/>
-          <w:tab w:pos="8504" w:val="right" w:leader="dot"/>
-          <w:tab w:pos="8504" w:val="right" w:leader="dot"/>
-          <w:tab w:pos="8504" w:val="right" w:leader="dot"/>
-          <w:tab w:pos="8504" w:val="right" w:leader="dot"/>
-          <w:tab w:pos="8504" w:val="right" w:leader="dot"/>
-          <w:tab w:pos="8504" w:val="right" w:leader="dot"/>
-          <w:tab w:pos="8504" w:val="right" w:leader="dot"/>
-          <w:tab w:pos="8504" w:val="right" w:leader="dot"/>
-          <w:tab w:pos="8504" w:val="right" w:leader="dot"/>
-          <w:tab w:pos="8504" w:val="right" w:leader="dot"/>
-          <w:tab w:pos="8504" w:val="right" w:leader="dot"/>
-          <w:tab w:pos="8504" w:val="right" w:leader="dot"/>
-          <w:tab w:pos="8504" w:val="right" w:leader="dot"/>
-          <w:tab w:pos="8504" w:val="right" w:leader="dot"/>
-          <w:tab w:pos="8504" w:val="right" w:leader="dot"/>
-          <w:tab w:pos="8504" w:val="right" w:leader="dot"/>
-          <w:tab w:pos="8504" w:val="right" w:leader="dot"/>
-          <w:tab w:pos="8504" w:val="right" w:leader="dot"/>
-          <w:tab w:pos="8504" w:val="right" w:leader="dot"/>
-          <w:tab w:pos="8504" w:val="right" w:leader="dot"/>
           <w:tab w:pos="8504" w:val="right" w:leader="dot"/>
         </w:tabs>
         <w:spacing w:after="40" w:before="0"/>
@@ -4305,80 +1820,9 @@
         <w:t>38</w:t>
       </w:r>
     </w:p>
-    <w:p xmlns:ns0="http://halah">
+    <w:p>
       <w:pPr>
         <w:tabs>
-          <w:tab w:pos="8504" w:val="right" w:leader="dot"/>
-          <w:tab w:pos="8504" w:val="right" w:leader="dot"/>
-          <w:tab w:pos="8504" w:val="right" w:leader="dot"/>
-          <w:tab w:pos="8504" w:val="right" w:leader="dot"/>
-          <w:tab w:pos="8504" w:val="right" w:leader="dot"/>
-          <w:tab w:pos="8504" w:val="right" w:leader="dot"/>
-          <w:tab w:pos="8504" w:val="right" w:leader="dot"/>
-          <w:tab w:pos="8504" w:val="right" w:leader="dot"/>
-          <w:tab w:pos="8504" w:val="right" w:leader="dot"/>
-          <w:tab w:pos="8504" w:val="right" w:leader="dot"/>
-          <w:tab w:pos="8504" w:val="right" w:leader="dot"/>
-          <w:tab w:pos="8504" w:val="right" w:leader="dot"/>
-          <w:tab w:pos="8504" w:val="right" w:leader="dot"/>
-          <w:tab w:pos="8504" w:val="right" w:leader="dot"/>
-          <w:tab w:pos="8504" w:val="right" w:leader="dot"/>
-          <w:tab w:pos="8504" w:val="right" w:leader="dot"/>
-          <w:tab w:pos="8504" w:val="right" w:leader="dot"/>
-          <w:tab w:pos="8504" w:val="right" w:leader="dot"/>
-          <w:tab w:pos="8504" w:val="right" w:leader="dot"/>
-          <w:tab w:pos="8504" w:val="right" w:leader="dot"/>
-          <w:tab w:pos="8504" w:val="right" w:leader="dot"/>
-          <w:tab w:pos="8504" w:val="right" w:leader="dot"/>
-          <w:tab w:pos="8504" w:val="right" w:leader="dot"/>
-          <w:tab w:pos="8504" w:val="right" w:leader="dot"/>
-          <w:tab w:pos="8504" w:val="right" w:leader="dot"/>
-          <w:tab w:pos="8504" w:val="right" w:leader="dot"/>
-          <w:tab w:pos="8504" w:val="right" w:leader="dot"/>
-          <w:tab w:pos="8504" w:val="right" w:leader="dot"/>
-          <w:tab w:pos="8504" w:val="right" w:leader="dot"/>
-          <w:tab w:pos="8504" w:val="right" w:leader="dot"/>
-          <w:tab w:pos="8504" w:val="right" w:leader="dot"/>
-          <w:tab w:pos="8504" w:val="right" w:leader="dot"/>
-          <w:tab w:pos="8504" w:val="right" w:leader="dot"/>
-          <w:tab w:pos="8504" w:val="right" w:leader="dot"/>
-          <w:tab w:pos="8504" w:val="right" w:leader="dot"/>
-          <w:tab w:pos="8504" w:val="right" w:leader="dot"/>
-          <w:tab w:pos="8504" w:val="right" w:leader="dot"/>
-          <w:tab w:pos="8504" w:val="right" w:leader="dot"/>
-          <w:tab w:pos="8504" w:val="right" w:leader="dot"/>
-          <w:tab w:pos="8504" w:val="right" w:leader="dot"/>
-          <w:tab w:pos="8504" w:val="right" w:leader="dot"/>
-          <w:tab w:pos="8504" w:val="right" w:leader="dot"/>
-          <w:tab w:pos="8504" w:val="right" w:leader="dot"/>
-          <w:tab w:pos="8504" w:val="right" w:leader="dot"/>
-          <w:tab w:pos="8504" w:val="right" w:leader="dot"/>
-          <w:tab w:pos="8504" w:val="right" w:leader="dot"/>
-          <w:tab w:pos="8504" w:val="right" w:leader="dot"/>
-          <w:tab w:pos="8504" w:val="right" w:leader="dot"/>
-          <w:tab w:pos="8504" w:val="right" w:leader="dot"/>
-          <w:tab w:pos="8504" w:val="right" w:leader="dot"/>
-          <w:tab w:pos="8504" w:val="right" w:leader="dot"/>
-          <w:tab w:pos="8504" w:val="right" w:leader="dot"/>
-          <w:tab w:pos="8504" w:val="right" w:leader="dot"/>
-          <w:tab w:pos="8504" w:val="right" w:leader="dot"/>
-          <w:tab w:pos="8504" w:val="right" w:leader="dot"/>
-          <w:tab w:pos="8504" w:val="right" w:leader="dot"/>
-          <w:tab w:pos="8504" w:val="right" w:leader="dot"/>
-          <w:tab w:pos="8504" w:val="right" w:leader="dot"/>
-          <w:tab w:pos="8504" w:val="right" w:leader="dot"/>
-          <w:tab w:pos="8504" w:val="right" w:leader="dot"/>
-          <w:tab w:pos="8504" w:val="right" w:leader="dot"/>
-          <w:tab w:pos="8504" w:val="right" w:leader="dot"/>
-          <w:tab w:pos="8504" w:val="right" w:leader="dot"/>
-          <w:tab w:pos="8504" w:val="right" w:leader="dot"/>
-          <w:tab w:pos="8504" w:val="right" w:leader="dot"/>
-          <w:tab w:pos="8504" w:val="right" w:leader="dot"/>
-          <w:tab w:pos="8504" w:val="right" w:leader="dot"/>
-          <w:tab w:pos="8504" w:val="right" w:leader="dot"/>
-          <w:tab w:pos="8504" w:val="right" w:leader="dot"/>
-          <w:tab w:pos="8504" w:val="right" w:leader="dot"/>
-          <w:tab w:pos="8504" w:val="right" w:leader="dot"/>
           <w:tab w:pos="8504" w:val="right" w:leader="dot"/>
         </w:tabs>
         <w:spacing w:after="40" w:before="0"/>
@@ -4396,81 +1840,9 @@
         <w:t>38</w:t>
       </w:r>
     </w:p>
-    <w:p xmlns:ns0="http://halah">
+    <w:p>
       <w:pPr>
         <w:tabs>
-          <w:tab w:pos="8504" w:val="right" w:leader="dot"/>
-          <w:tab w:pos="8504" w:val="right" w:leader="dot"/>
-          <w:tab w:pos="8504" w:val="right" w:leader="dot"/>
-          <w:tab w:pos="8504" w:val="right" w:leader="dot"/>
-          <w:tab w:pos="8504" w:val="right" w:leader="dot"/>
-          <w:tab w:pos="8504" w:val="right" w:leader="dot"/>
-          <w:tab w:pos="8504" w:val="right" w:leader="dot"/>
-          <w:tab w:pos="8504" w:val="right" w:leader="dot"/>
-          <w:tab w:pos="8504" w:val="right" w:leader="dot"/>
-          <w:tab w:pos="8504" w:val="right" w:leader="dot"/>
-          <w:tab w:pos="8504" w:val="right" w:leader="dot"/>
-          <w:tab w:pos="8504" w:val="right" w:leader="dot"/>
-          <w:tab w:pos="8504" w:val="right" w:leader="dot"/>
-          <w:tab w:pos="8504" w:val="right" w:leader="dot"/>
-          <w:tab w:pos="8504" w:val="right" w:leader="dot"/>
-          <w:tab w:pos="8504" w:val="right" w:leader="dot"/>
-          <w:tab w:pos="8504" w:val="right" w:leader="dot"/>
-          <w:tab w:pos="8504" w:val="right" w:leader="dot"/>
-          <w:tab w:pos="8504" w:val="right" w:leader="dot"/>
-          <w:tab w:pos="8504" w:val="right" w:leader="dot"/>
-          <w:tab w:pos="8504" w:val="right" w:leader="dot"/>
-          <w:tab w:pos="8504" w:val="right" w:leader="dot"/>
-          <w:tab w:pos="8504" w:val="right" w:leader="dot"/>
-          <w:tab w:pos="8504" w:val="right" w:leader="dot"/>
-          <w:tab w:pos="8504" w:val="right" w:leader="dot"/>
-          <w:tab w:pos="8504" w:val="right" w:leader="dot"/>
-          <w:tab w:pos="8504" w:val="right" w:leader="dot"/>
-          <w:tab w:pos="8504" w:val="right" w:leader="dot"/>
-          <w:tab w:pos="8504" w:val="right" w:leader="dot"/>
-          <w:tab w:pos="8504" w:val="right" w:leader="dot"/>
-          <w:tab w:pos="8504" w:val="right" w:leader="dot"/>
-          <w:tab w:pos="8504" w:val="right" w:leader="dot"/>
-          <w:tab w:pos="8504" w:val="right" w:leader="dot"/>
-          <w:tab w:pos="8504" w:val="right" w:leader="dot"/>
-          <w:tab w:pos="8504" w:val="right" w:leader="dot"/>
-          <w:tab w:pos="8504" w:val="right" w:leader="dot"/>
-          <w:tab w:pos="8504" w:val="right" w:leader="dot"/>
-          <w:tab w:pos="8504" w:val="right" w:leader="dot"/>
-          <w:tab w:pos="8504" w:val="right" w:leader="dot"/>
-          <w:tab w:pos="8504" w:val="right" w:leader="dot"/>
-          <w:tab w:pos="8504" w:val="right" w:leader="dot"/>
-          <w:tab w:pos="8504" w:val="right" w:leader="dot"/>
-          <w:tab w:pos="8504" w:val="right" w:leader="dot"/>
-          <w:tab w:pos="8504" w:val="right" w:leader="dot"/>
-          <w:tab w:pos="8504" w:val="right" w:leader="dot"/>
-          <w:tab w:pos="8504" w:val="right" w:leader="dot"/>
-          <w:tab w:pos="8504" w:val="right" w:leader="dot"/>
-          <w:tab w:pos="8504" w:val="right" w:leader="dot"/>
-          <w:tab w:pos="8504" w:val="right" w:leader="dot"/>
-          <w:tab w:pos="8504" w:val="right" w:leader="dot"/>
-          <w:tab w:pos="8504" w:val="right" w:leader="dot"/>
-          <w:tab w:pos="8504" w:val="right" w:leader="dot"/>
-          <w:tab w:pos="8504" w:val="right" w:leader="dot"/>
-          <w:tab w:pos="8504" w:val="right" w:leader="dot"/>
-          <w:tab w:pos="8504" w:val="right" w:leader="dot"/>
-          <w:tab w:pos="8504" w:val="right" w:leader="dot"/>
-          <w:tab w:pos="8504" w:val="right" w:leader="dot"/>
-          <w:tab w:pos="8504" w:val="right" w:leader="dot"/>
-          <w:tab w:pos="8504" w:val="right" w:leader="dot"/>
-          <w:tab w:pos="8504" w:val="right" w:leader="dot"/>
-          <w:tab w:pos="8504" w:val="right" w:leader="dot"/>
-          <w:tab w:pos="8504" w:val="right" w:leader="dot"/>
-          <w:tab w:pos="8504" w:val="right" w:leader="dot"/>
-          <w:tab w:pos="8504" w:val="right" w:leader="dot"/>
-          <w:tab w:pos="8504" w:val="right" w:leader="dot"/>
-          <w:tab w:pos="8504" w:val="right" w:leader="dot"/>
-          <w:tab w:pos="8504" w:val="right" w:leader="dot"/>
-          <w:tab w:pos="8504" w:val="right" w:leader="dot"/>
-          <w:tab w:pos="8504" w:val="right" w:leader="dot"/>
-          <w:tab w:pos="8504" w:val="right" w:leader="dot"/>
-          <w:tab w:pos="8504" w:val="right" w:leader="dot"/>
-          <w:tab w:pos="8504" w:val="right" w:leader="dot"/>
           <w:tab w:pos="8504" w:val="right" w:leader="dot"/>
         </w:tabs>
         <w:spacing w:after="40" w:before="0"/>
@@ -4488,82 +1860,9 @@
         <w:t>39</w:t>
       </w:r>
     </w:p>
-    <w:p xmlns:ns0="http://halah">
+    <w:p>
       <w:pPr>
         <w:tabs>
-          <w:tab w:pos="8504" w:val="right" w:leader="dot"/>
-          <w:tab w:pos="8504" w:val="right" w:leader="dot"/>
-          <w:tab w:pos="8504" w:val="right" w:leader="dot"/>
-          <w:tab w:pos="8504" w:val="right" w:leader="dot"/>
-          <w:tab w:pos="8504" w:val="right" w:leader="dot"/>
-          <w:tab w:pos="8504" w:val="right" w:leader="dot"/>
-          <w:tab w:pos="8504" w:val="right" w:leader="dot"/>
-          <w:tab w:pos="8504" w:val="right" w:leader="dot"/>
-          <w:tab w:pos="8504" w:val="right" w:leader="dot"/>
-          <w:tab w:pos="8504" w:val="right" w:leader="dot"/>
-          <w:tab w:pos="8504" w:val="right" w:leader="dot"/>
-          <w:tab w:pos="8504" w:val="right" w:leader="dot"/>
-          <w:tab w:pos="8504" w:val="right" w:leader="dot"/>
-          <w:tab w:pos="8504" w:val="right" w:leader="dot"/>
-          <w:tab w:pos="8504" w:val="right" w:leader="dot"/>
-          <w:tab w:pos="8504" w:val="right" w:leader="dot"/>
-          <w:tab w:pos="8504" w:val="right" w:leader="dot"/>
-          <w:tab w:pos="8504" w:val="right" w:leader="dot"/>
-          <w:tab w:pos="8504" w:val="right" w:leader="dot"/>
-          <w:tab w:pos="8504" w:val="right" w:leader="dot"/>
-          <w:tab w:pos="8504" w:val="right" w:leader="dot"/>
-          <w:tab w:pos="8504" w:val="right" w:leader="dot"/>
-          <w:tab w:pos="8504" w:val="right" w:leader="dot"/>
-          <w:tab w:pos="8504" w:val="right" w:leader="dot"/>
-          <w:tab w:pos="8504" w:val="right" w:leader="dot"/>
-          <w:tab w:pos="8504" w:val="right" w:leader="dot"/>
-          <w:tab w:pos="8504" w:val="right" w:leader="dot"/>
-          <w:tab w:pos="8504" w:val="right" w:leader="dot"/>
-          <w:tab w:pos="8504" w:val="right" w:leader="dot"/>
-          <w:tab w:pos="8504" w:val="right" w:leader="dot"/>
-          <w:tab w:pos="8504" w:val="right" w:leader="dot"/>
-          <w:tab w:pos="8504" w:val="right" w:leader="dot"/>
-          <w:tab w:pos="8504" w:val="right" w:leader="dot"/>
-          <w:tab w:pos="8504" w:val="right" w:leader="dot"/>
-          <w:tab w:pos="8504" w:val="right" w:leader="dot"/>
-          <w:tab w:pos="8504" w:val="right" w:leader="dot"/>
-          <w:tab w:pos="8504" w:val="right" w:leader="dot"/>
-          <w:tab w:pos="8504" w:val="right" w:leader="dot"/>
-          <w:tab w:pos="8504" w:val="right" w:leader="dot"/>
-          <w:tab w:pos="8504" w:val="right" w:leader="dot"/>
-          <w:tab w:pos="8504" w:val="right" w:leader="dot"/>
-          <w:tab w:pos="8504" w:val="right" w:leader="dot"/>
-          <w:tab w:pos="8504" w:val="right" w:leader="dot"/>
-          <w:tab w:pos="8504" w:val="right" w:leader="dot"/>
-          <w:tab w:pos="8504" w:val="right" w:leader="dot"/>
-          <w:tab w:pos="8504" w:val="right" w:leader="dot"/>
-          <w:tab w:pos="8504" w:val="right" w:leader="dot"/>
-          <w:tab w:pos="8504" w:val="right" w:leader="dot"/>
-          <w:tab w:pos="8504" w:val="right" w:leader="dot"/>
-          <w:tab w:pos="8504" w:val="right" w:leader="dot"/>
-          <w:tab w:pos="8504" w:val="right" w:leader="dot"/>
-          <w:tab w:pos="8504" w:val="right" w:leader="dot"/>
-          <w:tab w:pos="8504" w:val="right" w:leader="dot"/>
-          <w:tab w:pos="8504" w:val="right" w:leader="dot"/>
-          <w:tab w:pos="8504" w:val="right" w:leader="dot"/>
-          <w:tab w:pos="8504" w:val="right" w:leader="dot"/>
-          <w:tab w:pos="8504" w:val="right" w:leader="dot"/>
-          <w:tab w:pos="8504" w:val="right" w:leader="dot"/>
-          <w:tab w:pos="8504" w:val="right" w:leader="dot"/>
-          <w:tab w:pos="8504" w:val="right" w:leader="dot"/>
-          <w:tab w:pos="8504" w:val="right" w:leader="dot"/>
-          <w:tab w:pos="8504" w:val="right" w:leader="dot"/>
-          <w:tab w:pos="8504" w:val="right" w:leader="dot"/>
-          <w:tab w:pos="8504" w:val="right" w:leader="dot"/>
-          <w:tab w:pos="8504" w:val="right" w:leader="dot"/>
-          <w:tab w:pos="8504" w:val="right" w:leader="dot"/>
-          <w:tab w:pos="8504" w:val="right" w:leader="dot"/>
-          <w:tab w:pos="8504" w:val="right" w:leader="dot"/>
-          <w:tab w:pos="8504" w:val="right" w:leader="dot"/>
-          <w:tab w:pos="8504" w:val="right" w:leader="dot"/>
-          <w:tab w:pos="8504" w:val="right" w:leader="dot"/>
-          <w:tab w:pos="8504" w:val="right" w:leader="dot"/>
-          <w:tab w:pos="8504" w:val="right" w:leader="dot"/>
           <w:tab w:pos="8504" w:val="right" w:leader="dot"/>
         </w:tabs>
         <w:spacing w:after="120" w:before="160"/>
@@ -4581,83 +1880,9 @@
         <w:t>41</w:t>
       </w:r>
     </w:p>
-    <w:p xmlns:ns0="http://halah">
+    <w:p>
       <w:pPr>
         <w:tabs>
-          <w:tab w:pos="8504" w:val="right" w:leader="dot"/>
-          <w:tab w:pos="8504" w:val="right" w:leader="dot"/>
-          <w:tab w:pos="8504" w:val="right" w:leader="dot"/>
-          <w:tab w:pos="8504" w:val="right" w:leader="dot"/>
-          <w:tab w:pos="8504" w:val="right" w:leader="dot"/>
-          <w:tab w:pos="8504" w:val="right" w:leader="dot"/>
-          <w:tab w:pos="8504" w:val="right" w:leader="dot"/>
-          <w:tab w:pos="8504" w:val="right" w:leader="dot"/>
-          <w:tab w:pos="8504" w:val="right" w:leader="dot"/>
-          <w:tab w:pos="8504" w:val="right" w:leader="dot"/>
-          <w:tab w:pos="8504" w:val="right" w:leader="dot"/>
-          <w:tab w:pos="8504" w:val="right" w:leader="dot"/>
-          <w:tab w:pos="8504" w:val="right" w:leader="dot"/>
-          <w:tab w:pos="8504" w:val="right" w:leader="dot"/>
-          <w:tab w:pos="8504" w:val="right" w:leader="dot"/>
-          <w:tab w:pos="8504" w:val="right" w:leader="dot"/>
-          <w:tab w:pos="8504" w:val="right" w:leader="dot"/>
-          <w:tab w:pos="8504" w:val="right" w:leader="dot"/>
-          <w:tab w:pos="8504" w:val="right" w:leader="dot"/>
-          <w:tab w:pos="8504" w:val="right" w:leader="dot"/>
-          <w:tab w:pos="8504" w:val="right" w:leader="dot"/>
-          <w:tab w:pos="8504" w:val="right" w:leader="dot"/>
-          <w:tab w:pos="8504" w:val="right" w:leader="dot"/>
-          <w:tab w:pos="8504" w:val="right" w:leader="dot"/>
-          <w:tab w:pos="8504" w:val="right" w:leader="dot"/>
-          <w:tab w:pos="8504" w:val="right" w:leader="dot"/>
-          <w:tab w:pos="8504" w:val="right" w:leader="dot"/>
-          <w:tab w:pos="8504" w:val="right" w:leader="dot"/>
-          <w:tab w:pos="8504" w:val="right" w:leader="dot"/>
-          <w:tab w:pos="8504" w:val="right" w:leader="dot"/>
-          <w:tab w:pos="8504" w:val="right" w:leader="dot"/>
-          <w:tab w:pos="8504" w:val="right" w:leader="dot"/>
-          <w:tab w:pos="8504" w:val="right" w:leader="dot"/>
-          <w:tab w:pos="8504" w:val="right" w:leader="dot"/>
-          <w:tab w:pos="8504" w:val="right" w:leader="dot"/>
-          <w:tab w:pos="8504" w:val="right" w:leader="dot"/>
-          <w:tab w:pos="8504" w:val="right" w:leader="dot"/>
-          <w:tab w:pos="8504" w:val="right" w:leader="dot"/>
-          <w:tab w:pos="8504" w:val="right" w:leader="dot"/>
-          <w:tab w:pos="8504" w:val="right" w:leader="dot"/>
-          <w:tab w:pos="8504" w:val="right" w:leader="dot"/>
-          <w:tab w:pos="8504" w:val="right" w:leader="dot"/>
-          <w:tab w:pos="8504" w:val="right" w:leader="dot"/>
-          <w:tab w:pos="8504" w:val="right" w:leader="dot"/>
-          <w:tab w:pos="8504" w:val="right" w:leader="dot"/>
-          <w:tab w:pos="8504" w:val="right" w:leader="dot"/>
-          <w:tab w:pos="8504" w:val="right" w:leader="dot"/>
-          <w:tab w:pos="8504" w:val="right" w:leader="dot"/>
-          <w:tab w:pos="8504" w:val="right" w:leader="dot"/>
-          <w:tab w:pos="8504" w:val="right" w:leader="dot"/>
-          <w:tab w:pos="8504" w:val="right" w:leader="dot"/>
-          <w:tab w:pos="8504" w:val="right" w:leader="dot"/>
-          <w:tab w:pos="8504" w:val="right" w:leader="dot"/>
-          <w:tab w:pos="8504" w:val="right" w:leader="dot"/>
-          <w:tab w:pos="8504" w:val="right" w:leader="dot"/>
-          <w:tab w:pos="8504" w:val="right" w:leader="dot"/>
-          <w:tab w:pos="8504" w:val="right" w:leader="dot"/>
-          <w:tab w:pos="8504" w:val="right" w:leader="dot"/>
-          <w:tab w:pos="8504" w:val="right" w:leader="dot"/>
-          <w:tab w:pos="8504" w:val="right" w:leader="dot"/>
-          <w:tab w:pos="8504" w:val="right" w:leader="dot"/>
-          <w:tab w:pos="8504" w:val="right" w:leader="dot"/>
-          <w:tab w:pos="8504" w:val="right" w:leader="dot"/>
-          <w:tab w:pos="8504" w:val="right" w:leader="dot"/>
-          <w:tab w:pos="8504" w:val="right" w:leader="dot"/>
-          <w:tab w:pos="8504" w:val="right" w:leader="dot"/>
-          <w:tab w:pos="8504" w:val="right" w:leader="dot"/>
-          <w:tab w:pos="8504" w:val="right" w:leader="dot"/>
-          <w:tab w:pos="8504" w:val="right" w:leader="dot"/>
-          <w:tab w:pos="8504" w:val="right" w:leader="dot"/>
-          <w:tab w:pos="8504" w:val="right" w:leader="dot"/>
-          <w:tab w:pos="8504" w:val="right" w:leader="dot"/>
-          <w:tab w:pos="8504" w:val="right" w:leader="dot"/>
-          <w:tab w:pos="8504" w:val="right" w:leader="dot"/>
           <w:tab w:pos="8504" w:val="right" w:leader="dot"/>
         </w:tabs>
         <w:spacing w:after="40" w:before="0"/>
@@ -4675,84 +1900,9 @@
         <w:t>41</w:t>
       </w:r>
     </w:p>
-    <w:p xmlns:ns0="http://halah">
+    <w:p>
       <w:pPr>
         <w:tabs>
-          <w:tab w:pos="8504" w:val="right" w:leader="dot"/>
-          <w:tab w:pos="8504" w:val="right" w:leader="dot"/>
-          <w:tab w:pos="8504" w:val="right" w:leader="dot"/>
-          <w:tab w:pos="8504" w:val="right" w:leader="dot"/>
-          <w:tab w:pos="8504" w:val="right" w:leader="dot"/>
-          <w:tab w:pos="8504" w:val="right" w:leader="dot"/>
-          <w:tab w:pos="8504" w:val="right" w:leader="dot"/>
-          <w:tab w:pos="8504" w:val="right" w:leader="dot"/>
-          <w:tab w:pos="8504" w:val="right" w:leader="dot"/>
-          <w:tab w:pos="8504" w:val="right" w:leader="dot"/>
-          <w:tab w:pos="8504" w:val="right" w:leader="dot"/>
-          <w:tab w:pos="8504" w:val="right" w:leader="dot"/>
-          <w:tab w:pos="8504" w:val="right" w:leader="dot"/>
-          <w:tab w:pos="8504" w:val="right" w:leader="dot"/>
-          <w:tab w:pos="8504" w:val="right" w:leader="dot"/>
-          <w:tab w:pos="8504" w:val="right" w:leader="dot"/>
-          <w:tab w:pos="8504" w:val="right" w:leader="dot"/>
-          <w:tab w:pos="8504" w:val="right" w:leader="dot"/>
-          <w:tab w:pos="8504" w:val="right" w:leader="dot"/>
-          <w:tab w:pos="8504" w:val="right" w:leader="dot"/>
-          <w:tab w:pos="8504" w:val="right" w:leader="dot"/>
-          <w:tab w:pos="8504" w:val="right" w:leader="dot"/>
-          <w:tab w:pos="8504" w:val="right" w:leader="dot"/>
-          <w:tab w:pos="8504" w:val="right" w:leader="dot"/>
-          <w:tab w:pos="8504" w:val="right" w:leader="dot"/>
-          <w:tab w:pos="8504" w:val="right" w:leader="dot"/>
-          <w:tab w:pos="8504" w:val="right" w:leader="dot"/>
-          <w:tab w:pos="8504" w:val="right" w:leader="dot"/>
-          <w:tab w:pos="8504" w:val="right" w:leader="dot"/>
-          <w:tab w:pos="8504" w:val="right" w:leader="dot"/>
-          <w:tab w:pos="8504" w:val="right" w:leader="dot"/>
-          <w:tab w:pos="8504" w:val="right" w:leader="dot"/>
-          <w:tab w:pos="8504" w:val="right" w:leader="dot"/>
-          <w:tab w:pos="8504" w:val="right" w:leader="dot"/>
-          <w:tab w:pos="8504" w:val="right" w:leader="dot"/>
-          <w:tab w:pos="8504" w:val="right" w:leader="dot"/>
-          <w:tab w:pos="8504" w:val="right" w:leader="dot"/>
-          <w:tab w:pos="8504" w:val="right" w:leader="dot"/>
-          <w:tab w:pos="8504" w:val="right" w:leader="dot"/>
-          <w:tab w:pos="8504" w:val="right" w:leader="dot"/>
-          <w:tab w:pos="8504" w:val="right" w:leader="dot"/>
-          <w:tab w:pos="8504" w:val="right" w:leader="dot"/>
-          <w:tab w:pos="8504" w:val="right" w:leader="dot"/>
-          <w:tab w:pos="8504" w:val="right" w:leader="dot"/>
-          <w:tab w:pos="8504" w:val="right" w:leader="dot"/>
-          <w:tab w:pos="8504" w:val="right" w:leader="dot"/>
-          <w:tab w:pos="8504" w:val="right" w:leader="dot"/>
-          <w:tab w:pos="8504" w:val="right" w:leader="dot"/>
-          <w:tab w:pos="8504" w:val="right" w:leader="dot"/>
-          <w:tab w:pos="8504" w:val="right" w:leader="dot"/>
-          <w:tab w:pos="8504" w:val="right" w:leader="dot"/>
-          <w:tab w:pos="8504" w:val="right" w:leader="dot"/>
-          <w:tab w:pos="8504" w:val="right" w:leader="dot"/>
-          <w:tab w:pos="8504" w:val="right" w:leader="dot"/>
-          <w:tab w:pos="8504" w:val="right" w:leader="dot"/>
-          <w:tab w:pos="8504" w:val="right" w:leader="dot"/>
-          <w:tab w:pos="8504" w:val="right" w:leader="dot"/>
-          <w:tab w:pos="8504" w:val="right" w:leader="dot"/>
-          <w:tab w:pos="8504" w:val="right" w:leader="dot"/>
-          <w:tab w:pos="8504" w:val="right" w:leader="dot"/>
-          <w:tab w:pos="8504" w:val="right" w:leader="dot"/>
-          <w:tab w:pos="8504" w:val="right" w:leader="dot"/>
-          <w:tab w:pos="8504" w:val="right" w:leader="dot"/>
-          <w:tab w:pos="8504" w:val="right" w:leader="dot"/>
-          <w:tab w:pos="8504" w:val="right" w:leader="dot"/>
-          <w:tab w:pos="8504" w:val="right" w:leader="dot"/>
-          <w:tab w:pos="8504" w:val="right" w:leader="dot"/>
-          <w:tab w:pos="8504" w:val="right" w:leader="dot"/>
-          <w:tab w:pos="8504" w:val="right" w:leader="dot"/>
-          <w:tab w:pos="8504" w:val="right" w:leader="dot"/>
-          <w:tab w:pos="8504" w:val="right" w:leader="dot"/>
-          <w:tab w:pos="8504" w:val="right" w:leader="dot"/>
-          <w:tab w:pos="8504" w:val="right" w:leader="dot"/>
-          <w:tab w:pos="8504" w:val="right" w:leader="dot"/>
-          <w:tab w:pos="8504" w:val="right" w:leader="dot"/>
           <w:tab w:pos="8504" w:val="right" w:leader="dot"/>
         </w:tabs>
         <w:spacing w:after="40" w:before="0"/>
@@ -4770,85 +1920,9 @@
         <w:t>41</w:t>
       </w:r>
     </w:p>
-    <w:p xmlns:ns0="http://halah">
+    <w:p>
       <w:pPr>
         <w:tabs>
-          <w:tab w:pos="8504" w:val="right" w:leader="dot"/>
-          <w:tab w:pos="8504" w:val="right" w:leader="dot"/>
-          <w:tab w:pos="8504" w:val="right" w:leader="dot"/>
-          <w:tab w:pos="8504" w:val="right" w:leader="dot"/>
-          <w:tab w:pos="8504" w:val="right" w:leader="dot"/>
-          <w:tab w:pos="8504" w:val="right" w:leader="dot"/>
-          <w:tab w:pos="8504" w:val="right" w:leader="dot"/>
-          <w:tab w:pos="8504" w:val="right" w:leader="dot"/>
-          <w:tab w:pos="8504" w:val="right" w:leader="dot"/>
-          <w:tab w:pos="8504" w:val="right" w:leader="dot"/>
-          <w:tab w:pos="8504" w:val="right" w:leader="dot"/>
-          <w:tab w:pos="8504" w:val="right" w:leader="dot"/>
-          <w:tab w:pos="8504" w:val="right" w:leader="dot"/>
-          <w:tab w:pos="8504" w:val="right" w:leader="dot"/>
-          <w:tab w:pos="8504" w:val="right" w:leader="dot"/>
-          <w:tab w:pos="8504" w:val="right" w:leader="dot"/>
-          <w:tab w:pos="8504" w:val="right" w:leader="dot"/>
-          <w:tab w:pos="8504" w:val="right" w:leader="dot"/>
-          <w:tab w:pos="8504" w:val="right" w:leader="dot"/>
-          <w:tab w:pos="8504" w:val="right" w:leader="dot"/>
-          <w:tab w:pos="8504" w:val="right" w:leader="dot"/>
-          <w:tab w:pos="8504" w:val="right" w:leader="dot"/>
-          <w:tab w:pos="8504" w:val="right" w:leader="dot"/>
-          <w:tab w:pos="8504" w:val="right" w:leader="dot"/>
-          <w:tab w:pos="8504" w:val="right" w:leader="dot"/>
-          <w:tab w:pos="8504" w:val="right" w:leader="dot"/>
-          <w:tab w:pos="8504" w:val="right" w:leader="dot"/>
-          <w:tab w:pos="8504" w:val="right" w:leader="dot"/>
-          <w:tab w:pos="8504" w:val="right" w:leader="dot"/>
-          <w:tab w:pos="8504" w:val="right" w:leader="dot"/>
-          <w:tab w:pos="8504" w:val="right" w:leader="dot"/>
-          <w:tab w:pos="8504" w:val="right" w:leader="dot"/>
-          <w:tab w:pos="8504" w:val="right" w:leader="dot"/>
-          <w:tab w:pos="8504" w:val="right" w:leader="dot"/>
-          <w:tab w:pos="8504" w:val="right" w:leader="dot"/>
-          <w:tab w:pos="8504" w:val="right" w:leader="dot"/>
-          <w:tab w:pos="8504" w:val="right" w:leader="dot"/>
-          <w:tab w:pos="8504" w:val="right" w:leader="dot"/>
-          <w:tab w:pos="8504" w:val="right" w:leader="dot"/>
-          <w:tab w:pos="8504" w:val="right" w:leader="dot"/>
-          <w:tab w:pos="8504" w:val="right" w:leader="dot"/>
-          <w:tab w:pos="8504" w:val="right" w:leader="dot"/>
-          <w:tab w:pos="8504" w:val="right" w:leader="dot"/>
-          <w:tab w:pos="8504" w:val="right" w:leader="dot"/>
-          <w:tab w:pos="8504" w:val="right" w:leader="dot"/>
-          <w:tab w:pos="8504" w:val="right" w:leader="dot"/>
-          <w:tab w:pos="8504" w:val="right" w:leader="dot"/>
-          <w:tab w:pos="8504" w:val="right" w:leader="dot"/>
-          <w:tab w:pos="8504" w:val="right" w:leader="dot"/>
-          <w:tab w:pos="8504" w:val="right" w:leader="dot"/>
-          <w:tab w:pos="8504" w:val="right" w:leader="dot"/>
-          <w:tab w:pos="8504" w:val="right" w:leader="dot"/>
-          <w:tab w:pos="8504" w:val="right" w:leader="dot"/>
-          <w:tab w:pos="8504" w:val="right" w:leader="dot"/>
-          <w:tab w:pos="8504" w:val="right" w:leader="dot"/>
-          <w:tab w:pos="8504" w:val="right" w:leader="dot"/>
-          <w:tab w:pos="8504" w:val="right" w:leader="dot"/>
-          <w:tab w:pos="8504" w:val="right" w:leader="dot"/>
-          <w:tab w:pos="8504" w:val="right" w:leader="dot"/>
-          <w:tab w:pos="8504" w:val="right" w:leader="dot"/>
-          <w:tab w:pos="8504" w:val="right" w:leader="dot"/>
-          <w:tab w:pos="8504" w:val="right" w:leader="dot"/>
-          <w:tab w:pos="8504" w:val="right" w:leader="dot"/>
-          <w:tab w:pos="8504" w:val="right" w:leader="dot"/>
-          <w:tab w:pos="8504" w:val="right" w:leader="dot"/>
-          <w:tab w:pos="8504" w:val="right" w:leader="dot"/>
-          <w:tab w:pos="8504" w:val="right" w:leader="dot"/>
-          <w:tab w:pos="8504" w:val="right" w:leader="dot"/>
-          <w:tab w:pos="8504" w:val="right" w:leader="dot"/>
-          <w:tab w:pos="8504" w:val="right" w:leader="dot"/>
-          <w:tab w:pos="8504" w:val="right" w:leader="dot"/>
-          <w:tab w:pos="8504" w:val="right" w:leader="dot"/>
-          <w:tab w:pos="8504" w:val="right" w:leader="dot"/>
-          <w:tab w:pos="8504" w:val="right" w:leader="dot"/>
-          <w:tab w:pos="8504" w:val="right" w:leader="dot"/>
-          <w:tab w:pos="8504" w:val="right" w:leader="dot"/>
           <w:tab w:pos="8504" w:val="right" w:leader="dot"/>
         </w:tabs>
         <w:spacing w:after="40" w:before="0"/>
@@ -4866,86 +1940,9 @@
         <w:t>42</w:t>
       </w:r>
     </w:p>
-    <w:p xmlns:ns0="http://halah">
+    <w:p>
       <w:pPr>
         <w:tabs>
-          <w:tab w:pos="8504" w:val="right" w:leader="dot"/>
-          <w:tab w:pos="8504" w:val="right" w:leader="dot"/>
-          <w:tab w:pos="8504" w:val="right" w:leader="dot"/>
-          <w:tab w:pos="8504" w:val="right" w:leader="dot"/>
-          <w:tab w:pos="8504" w:val="right" w:leader="dot"/>
-          <w:tab w:pos="8504" w:val="right" w:leader="dot"/>
-          <w:tab w:pos="8504" w:val="right" w:leader="dot"/>
-          <w:tab w:pos="8504" w:val="right" w:leader="dot"/>
-          <w:tab w:pos="8504" w:val="right" w:leader="dot"/>
-          <w:tab w:pos="8504" w:val="right" w:leader="dot"/>
-          <w:tab w:pos="8504" w:val="right" w:leader="dot"/>
-          <w:tab w:pos="8504" w:val="right" w:leader="dot"/>
-          <w:tab w:pos="8504" w:val="right" w:leader="dot"/>
-          <w:tab w:pos="8504" w:val="right" w:leader="dot"/>
-          <w:tab w:pos="8504" w:val="right" w:leader="dot"/>
-          <w:tab w:pos="8504" w:val="right" w:leader="dot"/>
-          <w:tab w:pos="8504" w:val="right" w:leader="dot"/>
-          <w:tab w:pos="8504" w:val="right" w:leader="dot"/>
-          <w:tab w:pos="8504" w:val="right" w:leader="dot"/>
-          <w:tab w:pos="8504" w:val="right" w:leader="dot"/>
-          <w:tab w:pos="8504" w:val="right" w:leader="dot"/>
-          <w:tab w:pos="8504" w:val="right" w:leader="dot"/>
-          <w:tab w:pos="8504" w:val="right" w:leader="dot"/>
-          <w:tab w:pos="8504" w:val="right" w:leader="dot"/>
-          <w:tab w:pos="8504" w:val="right" w:leader="dot"/>
-          <w:tab w:pos="8504" w:val="right" w:leader="dot"/>
-          <w:tab w:pos="8504" w:val="right" w:leader="dot"/>
-          <w:tab w:pos="8504" w:val="right" w:leader="dot"/>
-          <w:tab w:pos="8504" w:val="right" w:leader="dot"/>
-          <w:tab w:pos="8504" w:val="right" w:leader="dot"/>
-          <w:tab w:pos="8504" w:val="right" w:leader="dot"/>
-          <w:tab w:pos="8504" w:val="right" w:leader="dot"/>
-          <w:tab w:pos="8504" w:val="right" w:leader="dot"/>
-          <w:tab w:pos="8504" w:val="right" w:leader="dot"/>
-          <w:tab w:pos="8504" w:val="right" w:leader="dot"/>
-          <w:tab w:pos="8504" w:val="right" w:leader="dot"/>
-          <w:tab w:pos="8504" w:val="right" w:leader="dot"/>
-          <w:tab w:pos="8504" w:val="right" w:leader="dot"/>
-          <w:tab w:pos="8504" w:val="right" w:leader="dot"/>
-          <w:tab w:pos="8504" w:val="right" w:leader="dot"/>
-          <w:tab w:pos="8504" w:val="right" w:leader="dot"/>
-          <w:tab w:pos="8504" w:val="right" w:leader="dot"/>
-          <w:tab w:pos="8504" w:val="right" w:leader="dot"/>
-          <w:tab w:pos="8504" w:val="right" w:leader="dot"/>
-          <w:tab w:pos="8504" w:val="right" w:leader="dot"/>
-          <w:tab w:pos="8504" w:val="right" w:leader="dot"/>
-          <w:tab w:pos="8504" w:val="right" w:leader="dot"/>
-          <w:tab w:pos="8504" w:val="right" w:leader="dot"/>
-          <w:tab w:pos="8504" w:val="right" w:leader="dot"/>
-          <w:tab w:pos="8504" w:val="right" w:leader="dot"/>
-          <w:tab w:pos="8504" w:val="right" w:leader="dot"/>
-          <w:tab w:pos="8504" w:val="right" w:leader="dot"/>
-          <w:tab w:pos="8504" w:val="right" w:leader="dot"/>
-          <w:tab w:pos="8504" w:val="right" w:leader="dot"/>
-          <w:tab w:pos="8504" w:val="right" w:leader="dot"/>
-          <w:tab w:pos="8504" w:val="right" w:leader="dot"/>
-          <w:tab w:pos="8504" w:val="right" w:leader="dot"/>
-          <w:tab w:pos="8504" w:val="right" w:leader="dot"/>
-          <w:tab w:pos="8504" w:val="right" w:leader="dot"/>
-          <w:tab w:pos="8504" w:val="right" w:leader="dot"/>
-          <w:tab w:pos="8504" w:val="right" w:leader="dot"/>
-          <w:tab w:pos="8504" w:val="right" w:leader="dot"/>
-          <w:tab w:pos="8504" w:val="right" w:leader="dot"/>
-          <w:tab w:pos="8504" w:val="right" w:leader="dot"/>
-          <w:tab w:pos="8504" w:val="right" w:leader="dot"/>
-          <w:tab w:pos="8504" w:val="right" w:leader="dot"/>
-          <w:tab w:pos="8504" w:val="right" w:leader="dot"/>
-          <w:tab w:pos="8504" w:val="right" w:leader="dot"/>
-          <w:tab w:pos="8504" w:val="right" w:leader="dot"/>
-          <w:tab w:pos="8504" w:val="right" w:leader="dot"/>
-          <w:tab w:pos="8504" w:val="right" w:leader="dot"/>
-          <w:tab w:pos="8504" w:val="right" w:leader="dot"/>
-          <w:tab w:pos="8504" w:val="right" w:leader="dot"/>
-          <w:tab w:pos="8504" w:val="right" w:leader="dot"/>
-          <w:tab w:pos="8504" w:val="right" w:leader="dot"/>
-          <w:tab w:pos="8504" w:val="right" w:leader="dot"/>
-          <w:tab w:pos="8504" w:val="right" w:leader="dot"/>
           <w:tab w:pos="8504" w:val="right" w:leader="dot"/>
         </w:tabs>
         <w:spacing w:after="40" w:before="0"/>
@@ -4963,87 +1960,9 @@
         <w:t>43</w:t>
       </w:r>
     </w:p>
-    <w:p xmlns:ns0="http://halah">
+    <w:p>
       <w:pPr>
         <w:tabs>
-          <w:tab w:pos="8504" w:val="right" w:leader="dot"/>
-          <w:tab w:pos="8504" w:val="right" w:leader="dot"/>
-          <w:tab w:pos="8504" w:val="right" w:leader="dot"/>
-          <w:tab w:pos="8504" w:val="right" w:leader="dot"/>
-          <w:tab w:pos="8504" w:val="right" w:leader="dot"/>
-          <w:tab w:pos="8504" w:val="right" w:leader="dot"/>
-          <w:tab w:pos="8504" w:val="right" w:leader="dot"/>
-          <w:tab w:pos="8504" w:val="right" w:leader="dot"/>
-          <w:tab w:pos="8504" w:val="right" w:leader="dot"/>
-          <w:tab w:pos="8504" w:val="right" w:leader="dot"/>
-          <w:tab w:pos="8504" w:val="right" w:leader="dot"/>
-          <w:tab w:pos="8504" w:val="right" w:leader="dot"/>
-          <w:tab w:pos="8504" w:val="right" w:leader="dot"/>
-          <w:tab w:pos="8504" w:val="right" w:leader="dot"/>
-          <w:tab w:pos="8504" w:val="right" w:leader="dot"/>
-          <w:tab w:pos="8504" w:val="right" w:leader="dot"/>
-          <w:tab w:pos="8504" w:val="right" w:leader="dot"/>
-          <w:tab w:pos="8504" w:val="right" w:leader="dot"/>
-          <w:tab w:pos="8504" w:val="right" w:leader="dot"/>
-          <w:tab w:pos="8504" w:val="right" w:leader="dot"/>
-          <w:tab w:pos="8504" w:val="right" w:leader="dot"/>
-          <w:tab w:pos="8504" w:val="right" w:leader="dot"/>
-          <w:tab w:pos="8504" w:val="right" w:leader="dot"/>
-          <w:tab w:pos="8504" w:val="right" w:leader="dot"/>
-          <w:tab w:pos="8504" w:val="right" w:leader="dot"/>
-          <w:tab w:pos="8504" w:val="right" w:leader="dot"/>
-          <w:tab w:pos="8504" w:val="right" w:leader="dot"/>
-          <w:tab w:pos="8504" w:val="right" w:leader="dot"/>
-          <w:tab w:pos="8504" w:val="right" w:leader="dot"/>
-          <w:tab w:pos="8504" w:val="right" w:leader="dot"/>
-          <w:tab w:pos="8504" w:val="right" w:leader="dot"/>
-          <w:tab w:pos="8504" w:val="right" w:leader="dot"/>
-          <w:tab w:pos="8504" w:val="right" w:leader="dot"/>
-          <w:tab w:pos="8504" w:val="right" w:leader="dot"/>
-          <w:tab w:pos="8504" w:val="right" w:leader="dot"/>
-          <w:tab w:pos="8504" w:val="right" w:leader="dot"/>
-          <w:tab w:pos="8504" w:val="right" w:leader="dot"/>
-          <w:tab w:pos="8504" w:val="right" w:leader="dot"/>
-          <w:tab w:pos="8504" w:val="right" w:leader="dot"/>
-          <w:tab w:pos="8504" w:val="right" w:leader="dot"/>
-          <w:tab w:pos="8504" w:val="right" w:leader="dot"/>
-          <w:tab w:pos="8504" w:val="right" w:leader="dot"/>
-          <w:tab w:pos="8504" w:val="right" w:leader="dot"/>
-          <w:tab w:pos="8504" w:val="right" w:leader="dot"/>
-          <w:tab w:pos="8504" w:val="right" w:leader="dot"/>
-          <w:tab w:pos="8504" w:val="right" w:leader="dot"/>
-          <w:tab w:pos="8504" w:val="right" w:leader="dot"/>
-          <w:tab w:pos="8504" w:val="right" w:leader="dot"/>
-          <w:tab w:pos="8504" w:val="right" w:leader="dot"/>
-          <w:tab w:pos="8504" w:val="right" w:leader="dot"/>
-          <w:tab w:pos="8504" w:val="right" w:leader="dot"/>
-          <w:tab w:pos="8504" w:val="right" w:leader="dot"/>
-          <w:tab w:pos="8504" w:val="right" w:leader="dot"/>
-          <w:tab w:pos="8504" w:val="right" w:leader="dot"/>
-          <w:tab w:pos="8504" w:val="right" w:leader="dot"/>
-          <w:tab w:pos="8504" w:val="right" w:leader="dot"/>
-          <w:tab w:pos="8504" w:val="right" w:leader="dot"/>
-          <w:tab w:pos="8504" w:val="right" w:leader="dot"/>
-          <w:tab w:pos="8504" w:val="right" w:leader="dot"/>
-          <w:tab w:pos="8504" w:val="right" w:leader="dot"/>
-          <w:tab w:pos="8504" w:val="right" w:leader="dot"/>
-          <w:tab w:pos="8504" w:val="right" w:leader="dot"/>
-          <w:tab w:pos="8504" w:val="right" w:leader="dot"/>
-          <w:tab w:pos="8504" w:val="right" w:leader="dot"/>
-          <w:tab w:pos="8504" w:val="right" w:leader="dot"/>
-          <w:tab w:pos="8504" w:val="right" w:leader="dot"/>
-          <w:tab w:pos="8504" w:val="right" w:leader="dot"/>
-          <w:tab w:pos="8504" w:val="right" w:leader="dot"/>
-          <w:tab w:pos="8504" w:val="right" w:leader="dot"/>
-          <w:tab w:pos="8504" w:val="right" w:leader="dot"/>
-          <w:tab w:pos="8504" w:val="right" w:leader="dot"/>
-          <w:tab w:pos="8504" w:val="right" w:leader="dot"/>
-          <w:tab w:pos="8504" w:val="right" w:leader="dot"/>
-          <w:tab w:pos="8504" w:val="right" w:leader="dot"/>
-          <w:tab w:pos="8504" w:val="right" w:leader="dot"/>
-          <w:tab w:pos="8504" w:val="right" w:leader="dot"/>
-          <w:tab w:pos="8504" w:val="right" w:leader="dot"/>
-          <w:tab w:pos="8504" w:val="right" w:leader="dot"/>
           <w:tab w:pos="8504" w:val="right" w:leader="dot"/>
         </w:tabs>
         <w:spacing w:after="40" w:before="0"/>
@@ -5061,88 +1980,9 @@
         <w:t>45</w:t>
       </w:r>
     </w:p>
-    <w:p xmlns:ns0="http://halah">
+    <w:p>
       <w:pPr>
         <w:tabs>
-          <w:tab w:pos="8504" w:val="right" w:leader="dot"/>
-          <w:tab w:pos="8504" w:val="right" w:leader="dot"/>
-          <w:tab w:pos="8504" w:val="right" w:leader="dot"/>
-          <w:tab w:pos="8504" w:val="right" w:leader="dot"/>
-          <w:tab w:pos="8504" w:val="right" w:leader="dot"/>
-          <w:tab w:pos="8504" w:val="right" w:leader="dot"/>
-          <w:tab w:pos="8504" w:val="right" w:leader="dot"/>
-          <w:tab w:pos="8504" w:val="right" w:leader="dot"/>
-          <w:tab w:pos="8504" w:val="right" w:leader="dot"/>
-          <w:tab w:pos="8504" w:val="right" w:leader="dot"/>
-          <w:tab w:pos="8504" w:val="right" w:leader="dot"/>
-          <w:tab w:pos="8504" w:val="right" w:leader="dot"/>
-          <w:tab w:pos="8504" w:val="right" w:leader="dot"/>
-          <w:tab w:pos="8504" w:val="right" w:leader="dot"/>
-          <w:tab w:pos="8504" w:val="right" w:leader="dot"/>
-          <w:tab w:pos="8504" w:val="right" w:leader="dot"/>
-          <w:tab w:pos="8504" w:val="right" w:leader="dot"/>
-          <w:tab w:pos="8504" w:val="right" w:leader="dot"/>
-          <w:tab w:pos="8504" w:val="right" w:leader="dot"/>
-          <w:tab w:pos="8504" w:val="right" w:leader="dot"/>
-          <w:tab w:pos="8504" w:val="right" w:leader="dot"/>
-          <w:tab w:pos="8504" w:val="right" w:leader="dot"/>
-          <w:tab w:pos="8504" w:val="right" w:leader="dot"/>
-          <w:tab w:pos="8504" w:val="right" w:leader="dot"/>
-          <w:tab w:pos="8504" w:val="right" w:leader="dot"/>
-          <w:tab w:pos="8504" w:val="right" w:leader="dot"/>
-          <w:tab w:pos="8504" w:val="right" w:leader="dot"/>
-          <w:tab w:pos="8504" w:val="right" w:leader="dot"/>
-          <w:tab w:pos="8504" w:val="right" w:leader="dot"/>
-          <w:tab w:pos="8504" w:val="right" w:leader="dot"/>
-          <w:tab w:pos="8504" w:val="right" w:leader="dot"/>
-          <w:tab w:pos="8504" w:val="right" w:leader="dot"/>
-          <w:tab w:pos="8504" w:val="right" w:leader="dot"/>
-          <w:tab w:pos="8504" w:val="right" w:leader="dot"/>
-          <w:tab w:pos="8504" w:val="right" w:leader="dot"/>
-          <w:tab w:pos="8504" w:val="right" w:leader="dot"/>
-          <w:tab w:pos="8504" w:val="right" w:leader="dot"/>
-          <w:tab w:pos="8504" w:val="right" w:leader="dot"/>
-          <w:tab w:pos="8504" w:val="right" w:leader="dot"/>
-          <w:tab w:pos="8504" w:val="right" w:leader="dot"/>
-          <w:tab w:pos="8504" w:val="right" w:leader="dot"/>
-          <w:tab w:pos="8504" w:val="right" w:leader="dot"/>
-          <w:tab w:pos="8504" w:val="right" w:leader="dot"/>
-          <w:tab w:pos="8504" w:val="right" w:leader="dot"/>
-          <w:tab w:pos="8504" w:val="right" w:leader="dot"/>
-          <w:tab w:pos="8504" w:val="right" w:leader="dot"/>
-          <w:tab w:pos="8504" w:val="right" w:leader="dot"/>
-          <w:tab w:pos="8504" w:val="right" w:leader="dot"/>
-          <w:tab w:pos="8504" w:val="right" w:leader="dot"/>
-          <w:tab w:pos="8504" w:val="right" w:leader="dot"/>
-          <w:tab w:pos="8504" w:val="right" w:leader="dot"/>
-          <w:tab w:pos="8504" w:val="right" w:leader="dot"/>
-          <w:tab w:pos="8504" w:val="right" w:leader="dot"/>
-          <w:tab w:pos="8504" w:val="right" w:leader="dot"/>
-          <w:tab w:pos="8504" w:val="right" w:leader="dot"/>
-          <w:tab w:pos="8504" w:val="right" w:leader="dot"/>
-          <w:tab w:pos="8504" w:val="right" w:leader="dot"/>
-          <w:tab w:pos="8504" w:val="right" w:leader="dot"/>
-          <w:tab w:pos="8504" w:val="right" w:leader="dot"/>
-          <w:tab w:pos="8504" w:val="right" w:leader="dot"/>
-          <w:tab w:pos="8504" w:val="right" w:leader="dot"/>
-          <w:tab w:pos="8504" w:val="right" w:leader="dot"/>
-          <w:tab w:pos="8504" w:val="right" w:leader="dot"/>
-          <w:tab w:pos="8504" w:val="right" w:leader="dot"/>
-          <w:tab w:pos="8504" w:val="right" w:leader="dot"/>
-          <w:tab w:pos="8504" w:val="right" w:leader="dot"/>
-          <w:tab w:pos="8504" w:val="right" w:leader="dot"/>
-          <w:tab w:pos="8504" w:val="right" w:leader="dot"/>
-          <w:tab w:pos="8504" w:val="right" w:leader="dot"/>
-          <w:tab w:pos="8504" w:val="right" w:leader="dot"/>
-          <w:tab w:pos="8504" w:val="right" w:leader="dot"/>
-          <w:tab w:pos="8504" w:val="right" w:leader="dot"/>
-          <w:tab w:pos="8504" w:val="right" w:leader="dot"/>
-          <w:tab w:pos="8504" w:val="right" w:leader="dot"/>
-          <w:tab w:pos="8504" w:val="right" w:leader="dot"/>
-          <w:tab w:pos="8504" w:val="right" w:leader="dot"/>
-          <w:tab w:pos="8504" w:val="right" w:leader="dot"/>
-          <w:tab w:pos="8504" w:val="right" w:leader="dot"/>
-          <w:tab w:pos="8504" w:val="right" w:leader="dot"/>
           <w:tab w:pos="8504" w:val="right" w:leader="dot"/>
         </w:tabs>
         <w:spacing w:after="40" w:before="0"/>
@@ -5160,89 +2000,9 @@
         <w:t>46</w:t>
       </w:r>
     </w:p>
-    <w:p xmlns:ns0="http://halah">
+    <w:p>
       <w:pPr>
         <w:tabs>
-          <w:tab w:pos="8504" w:val="right" w:leader="dot"/>
-          <w:tab w:pos="8504" w:val="right" w:leader="dot"/>
-          <w:tab w:pos="8504" w:val="right" w:leader="dot"/>
-          <w:tab w:pos="8504" w:val="right" w:leader="dot"/>
-          <w:tab w:pos="8504" w:val="right" w:leader="dot"/>
-          <w:tab w:pos="8504" w:val="right" w:leader="dot"/>
-          <w:tab w:pos="8504" w:val="right" w:leader="dot"/>
-          <w:tab w:pos="8504" w:val="right" w:leader="dot"/>
-          <w:tab w:pos="8504" w:val="right" w:leader="dot"/>
-          <w:tab w:pos="8504" w:val="right" w:leader="dot"/>
-          <w:tab w:pos="8504" w:val="right" w:leader="dot"/>
-          <w:tab w:pos="8504" w:val="right" w:leader="dot"/>
-          <w:tab w:pos="8504" w:val="right" w:leader="dot"/>
-          <w:tab w:pos="8504" w:val="right" w:leader="dot"/>
-          <w:tab w:pos="8504" w:val="right" w:leader="dot"/>
-          <w:tab w:pos="8504" w:val="right" w:leader="dot"/>
-          <w:tab w:pos="8504" w:val="right" w:leader="dot"/>
-          <w:tab w:pos="8504" w:val="right" w:leader="dot"/>
-          <w:tab w:pos="8504" w:val="right" w:leader="dot"/>
-          <w:tab w:pos="8504" w:val="right" w:leader="dot"/>
-          <w:tab w:pos="8504" w:val="right" w:leader="dot"/>
-          <w:tab w:pos="8504" w:val="right" w:leader="dot"/>
-          <w:tab w:pos="8504" w:val="right" w:leader="dot"/>
-          <w:tab w:pos="8504" w:val="right" w:leader="dot"/>
-          <w:tab w:pos="8504" w:val="right" w:leader="dot"/>
-          <w:tab w:pos="8504" w:val="right" w:leader="dot"/>
-          <w:tab w:pos="8504" w:val="right" w:leader="dot"/>
-          <w:tab w:pos="8504" w:val="right" w:leader="dot"/>
-          <w:tab w:pos="8504" w:val="right" w:leader="dot"/>
-          <w:tab w:pos="8504" w:val="right" w:leader="dot"/>
-          <w:tab w:pos="8504" w:val="right" w:leader="dot"/>
-          <w:tab w:pos="8504" w:val="right" w:leader="dot"/>
-          <w:tab w:pos="8504" w:val="right" w:leader="dot"/>
-          <w:tab w:pos="8504" w:val="right" w:leader="dot"/>
-          <w:tab w:pos="8504" w:val="right" w:leader="dot"/>
-          <w:tab w:pos="8504" w:val="right" w:leader="dot"/>
-          <w:tab w:pos="8504" w:val="right" w:leader="dot"/>
-          <w:tab w:pos="8504" w:val="right" w:leader="dot"/>
-          <w:tab w:pos="8504" w:val="right" w:leader="dot"/>
-          <w:tab w:pos="8504" w:val="right" w:leader="dot"/>
-          <w:tab w:pos="8504" w:val="right" w:leader="dot"/>
-          <w:tab w:pos="8504" w:val="right" w:leader="dot"/>
-          <w:tab w:pos="8504" w:val="right" w:leader="dot"/>
-          <w:tab w:pos="8504" w:val="right" w:leader="dot"/>
-          <w:tab w:pos="8504" w:val="right" w:leader="dot"/>
-          <w:tab w:pos="8504" w:val="right" w:leader="dot"/>
-          <w:tab w:pos="8504" w:val="right" w:leader="dot"/>
-          <w:tab w:pos="8504" w:val="right" w:leader="dot"/>
-          <w:tab w:pos="8504" w:val="right" w:leader="dot"/>
-          <w:tab w:pos="8504" w:val="right" w:leader="dot"/>
-          <w:tab w:pos="8504" w:val="right" w:leader="dot"/>
-          <w:tab w:pos="8504" w:val="right" w:leader="dot"/>
-          <w:tab w:pos="8504" w:val="right" w:leader="dot"/>
-          <w:tab w:pos="8504" w:val="right" w:leader="dot"/>
-          <w:tab w:pos="8504" w:val="right" w:leader="dot"/>
-          <w:tab w:pos="8504" w:val="right" w:leader="dot"/>
-          <w:tab w:pos="8504" w:val="right" w:leader="dot"/>
-          <w:tab w:pos="8504" w:val="right" w:leader="dot"/>
-          <w:tab w:pos="8504" w:val="right" w:leader="dot"/>
-          <w:tab w:pos="8504" w:val="right" w:leader="dot"/>
-          <w:tab w:pos="8504" w:val="right" w:leader="dot"/>
-          <w:tab w:pos="8504" w:val="right" w:leader="dot"/>
-          <w:tab w:pos="8504" w:val="right" w:leader="dot"/>
-          <w:tab w:pos="8504" w:val="right" w:leader="dot"/>
-          <w:tab w:pos="8504" w:val="right" w:leader="dot"/>
-          <w:tab w:pos="8504" w:val="right" w:leader="dot"/>
-          <w:tab w:pos="8504" w:val="right" w:leader="dot"/>
-          <w:tab w:pos="8504" w:val="right" w:leader="dot"/>
-          <w:tab w:pos="8504" w:val="right" w:leader="dot"/>
-          <w:tab w:pos="8504" w:val="right" w:leader="dot"/>
-          <w:tab w:pos="8504" w:val="right" w:leader="dot"/>
-          <w:tab w:pos="8504" w:val="right" w:leader="dot"/>
-          <w:tab w:pos="8504" w:val="right" w:leader="dot"/>
-          <w:tab w:pos="8504" w:val="right" w:leader="dot"/>
-          <w:tab w:pos="8504" w:val="right" w:leader="dot"/>
-          <w:tab w:pos="8504" w:val="right" w:leader="dot"/>
-          <w:tab w:pos="8504" w:val="right" w:leader="dot"/>
-          <w:tab w:pos="8504" w:val="right" w:leader="dot"/>
-          <w:tab w:pos="8504" w:val="right" w:leader="dot"/>
-          <w:tab w:pos="8504" w:val="right" w:leader="dot"/>
           <w:tab w:pos="8504" w:val="right" w:leader="dot"/>
         </w:tabs>
         <w:spacing w:after="40" w:before="0"/>
@@ -5260,90 +2020,9 @@
         <w:t>46</w:t>
       </w:r>
     </w:p>
-    <w:p xmlns:ns0="http://halah">
+    <w:p>
       <w:pPr>
         <w:tabs>
-          <w:tab w:pos="8504" w:val="right" w:leader="dot"/>
-          <w:tab w:pos="8504" w:val="right" w:leader="dot"/>
-          <w:tab w:pos="8504" w:val="right" w:leader="dot"/>
-          <w:tab w:pos="8504" w:val="right" w:leader="dot"/>
-          <w:tab w:pos="8504" w:val="right" w:leader="dot"/>
-          <w:tab w:pos="8504" w:val="right" w:leader="dot"/>
-          <w:tab w:pos="8504" w:val="right" w:leader="dot"/>
-          <w:tab w:pos="8504" w:val="right" w:leader="dot"/>
-          <w:tab w:pos="8504" w:val="right" w:leader="dot"/>
-          <w:tab w:pos="8504" w:val="right" w:leader="dot"/>
-          <w:tab w:pos="8504" w:val="right" w:leader="dot"/>
-          <w:tab w:pos="8504" w:val="right" w:leader="dot"/>
-          <w:tab w:pos="8504" w:val="right" w:leader="dot"/>
-          <w:tab w:pos="8504" w:val="right" w:leader="dot"/>
-          <w:tab w:pos="8504" w:val="right" w:leader="dot"/>
-          <w:tab w:pos="8504" w:val="right" w:leader="dot"/>
-          <w:tab w:pos="8504" w:val="right" w:leader="dot"/>
-          <w:tab w:pos="8504" w:val="right" w:leader="dot"/>
-          <w:tab w:pos="8504" w:val="right" w:leader="dot"/>
-          <w:tab w:pos="8504" w:val="right" w:leader="dot"/>
-          <w:tab w:pos="8504" w:val="right" w:leader="dot"/>
-          <w:tab w:pos="8504" w:val="right" w:leader="dot"/>
-          <w:tab w:pos="8504" w:val="right" w:leader="dot"/>
-          <w:tab w:pos="8504" w:val="right" w:leader="dot"/>
-          <w:tab w:pos="8504" w:val="right" w:leader="dot"/>
-          <w:tab w:pos="8504" w:val="right" w:leader="dot"/>
-          <w:tab w:pos="8504" w:val="right" w:leader="dot"/>
-          <w:tab w:pos="8504" w:val="right" w:leader="dot"/>
-          <w:tab w:pos="8504" w:val="right" w:leader="dot"/>
-          <w:tab w:pos="8504" w:val="right" w:leader="dot"/>
-          <w:tab w:pos="8504" w:val="right" w:leader="dot"/>
-          <w:tab w:pos="8504" w:val="right" w:leader="dot"/>
-          <w:tab w:pos="8504" w:val="right" w:leader="dot"/>
-          <w:tab w:pos="8504" w:val="right" w:leader="dot"/>
-          <w:tab w:pos="8504" w:val="right" w:leader="dot"/>
-          <w:tab w:pos="8504" w:val="right" w:leader="dot"/>
-          <w:tab w:pos="8504" w:val="right" w:leader="dot"/>
-          <w:tab w:pos="8504" w:val="right" w:leader="dot"/>
-          <w:tab w:pos="8504" w:val="right" w:leader="dot"/>
-          <w:tab w:pos="8504" w:val="right" w:leader="dot"/>
-          <w:tab w:pos="8504" w:val="right" w:leader="dot"/>
-          <w:tab w:pos="8504" w:val="right" w:leader="dot"/>
-          <w:tab w:pos="8504" w:val="right" w:leader="dot"/>
-          <w:tab w:pos="8504" w:val="right" w:leader="dot"/>
-          <w:tab w:pos="8504" w:val="right" w:leader="dot"/>
-          <w:tab w:pos="8504" w:val="right" w:leader="dot"/>
-          <w:tab w:pos="8504" w:val="right" w:leader="dot"/>
-          <w:tab w:pos="8504" w:val="right" w:leader="dot"/>
-          <w:tab w:pos="8504" w:val="right" w:leader="dot"/>
-          <w:tab w:pos="8504" w:val="right" w:leader="dot"/>
-          <w:tab w:pos="8504" w:val="right" w:leader="dot"/>
-          <w:tab w:pos="8504" w:val="right" w:leader="dot"/>
-          <w:tab w:pos="8504" w:val="right" w:leader="dot"/>
-          <w:tab w:pos="8504" w:val="right" w:leader="dot"/>
-          <w:tab w:pos="8504" w:val="right" w:leader="dot"/>
-          <w:tab w:pos="8504" w:val="right" w:leader="dot"/>
-          <w:tab w:pos="8504" w:val="right" w:leader="dot"/>
-          <w:tab w:pos="8504" w:val="right" w:leader="dot"/>
-          <w:tab w:pos="8504" w:val="right" w:leader="dot"/>
-          <w:tab w:pos="8504" w:val="right" w:leader="dot"/>
-          <w:tab w:pos="8504" w:val="right" w:leader="dot"/>
-          <w:tab w:pos="8504" w:val="right" w:leader="dot"/>
-          <w:tab w:pos="8504" w:val="right" w:leader="dot"/>
-          <w:tab w:pos="8504" w:val="right" w:leader="dot"/>
-          <w:tab w:pos="8504" w:val="right" w:leader="dot"/>
-          <w:tab w:pos="8504" w:val="right" w:leader="dot"/>
-          <w:tab w:pos="8504" w:val="right" w:leader="dot"/>
-          <w:tab w:pos="8504" w:val="right" w:leader="dot"/>
-          <w:tab w:pos="8504" w:val="right" w:leader="dot"/>
-          <w:tab w:pos="8504" w:val="right" w:leader="dot"/>
-          <w:tab w:pos="8504" w:val="right" w:leader="dot"/>
-          <w:tab w:pos="8504" w:val="right" w:leader="dot"/>
-          <w:tab w:pos="8504" w:val="right" w:leader="dot"/>
-          <w:tab w:pos="8504" w:val="right" w:leader="dot"/>
-          <w:tab w:pos="8504" w:val="right" w:leader="dot"/>
-          <w:tab w:pos="8504" w:val="right" w:leader="dot"/>
-          <w:tab w:pos="8504" w:val="right" w:leader="dot"/>
-          <w:tab w:pos="8504" w:val="right" w:leader="dot"/>
-          <w:tab w:pos="8504" w:val="right" w:leader="dot"/>
-          <w:tab w:pos="8504" w:val="right" w:leader="dot"/>
-          <w:tab w:pos="8504" w:val="right" w:leader="dot"/>
           <w:tab w:pos="8504" w:val="right" w:leader="dot"/>
         </w:tabs>
         <w:spacing w:after="40" w:before="0"/>
@@ -5361,91 +2040,9 @@
         <w:t>46</w:t>
       </w:r>
     </w:p>
-    <w:p xmlns:ns0="http://halah">
+    <w:p>
       <w:pPr>
         <w:tabs>
-          <w:tab w:pos="8504" w:val="right" w:leader="dot"/>
-          <w:tab w:pos="8504" w:val="right" w:leader="dot"/>
-          <w:tab w:pos="8504" w:val="right" w:leader="dot"/>
-          <w:tab w:pos="8504" w:val="right" w:leader="dot"/>
-          <w:tab w:pos="8504" w:val="right" w:leader="dot"/>
-          <w:tab w:pos="8504" w:val="right" w:leader="dot"/>
-          <w:tab w:pos="8504" w:val="right" w:leader="dot"/>
-          <w:tab w:pos="8504" w:val="right" w:leader="dot"/>
-          <w:tab w:pos="8504" w:val="right" w:leader="dot"/>
-          <w:tab w:pos="8504" w:val="right" w:leader="dot"/>
-          <w:tab w:pos="8504" w:val="right" w:leader="dot"/>
-          <w:tab w:pos="8504" w:val="right" w:leader="dot"/>
-          <w:tab w:pos="8504" w:val="right" w:leader="dot"/>
-          <w:tab w:pos="8504" w:val="right" w:leader="dot"/>
-          <w:tab w:pos="8504" w:val="right" w:leader="dot"/>
-          <w:tab w:pos="8504" w:val="right" w:leader="dot"/>
-          <w:tab w:pos="8504" w:val="right" w:leader="dot"/>
-          <w:tab w:pos="8504" w:val="right" w:leader="dot"/>
-          <w:tab w:pos="8504" w:val="right" w:leader="dot"/>
-          <w:tab w:pos="8504" w:val="right" w:leader="dot"/>
-          <w:tab w:pos="8504" w:val="right" w:leader="dot"/>
-          <w:tab w:pos="8504" w:val="right" w:leader="dot"/>
-          <w:tab w:pos="8504" w:val="right" w:leader="dot"/>
-          <w:tab w:pos="8504" w:val="right" w:leader="dot"/>
-          <w:tab w:pos="8504" w:val="right" w:leader="dot"/>
-          <w:tab w:pos="8504" w:val="right" w:leader="dot"/>
-          <w:tab w:pos="8504" w:val="right" w:leader="dot"/>
-          <w:tab w:pos="8504" w:val="right" w:leader="dot"/>
-          <w:tab w:pos="8504" w:val="right" w:leader="dot"/>
-          <w:tab w:pos="8504" w:val="right" w:leader="dot"/>
-          <w:tab w:pos="8504" w:val="right" w:leader="dot"/>
-          <w:tab w:pos="8504" w:val="right" w:leader="dot"/>
-          <w:tab w:pos="8504" w:val="right" w:leader="dot"/>
-          <w:tab w:pos="8504" w:val="right" w:leader="dot"/>
-          <w:tab w:pos="8504" w:val="right" w:leader="dot"/>
-          <w:tab w:pos="8504" w:val="right" w:leader="dot"/>
-          <w:tab w:pos="8504" w:val="right" w:leader="dot"/>
-          <w:tab w:pos="8504" w:val="right" w:leader="dot"/>
-          <w:tab w:pos="8504" w:val="right" w:leader="dot"/>
-          <w:tab w:pos="8504" w:val="right" w:leader="dot"/>
-          <w:tab w:pos="8504" w:val="right" w:leader="dot"/>
-          <w:tab w:pos="8504" w:val="right" w:leader="dot"/>
-          <w:tab w:pos="8504" w:val="right" w:leader="dot"/>
-          <w:tab w:pos="8504" w:val="right" w:leader="dot"/>
-          <w:tab w:pos="8504" w:val="right" w:leader="dot"/>
-          <w:tab w:pos="8504" w:val="right" w:leader="dot"/>
-          <w:tab w:pos="8504" w:val="right" w:leader="dot"/>
-          <w:tab w:pos="8504" w:val="right" w:leader="dot"/>
-          <w:tab w:pos="8504" w:val="right" w:leader="dot"/>
-          <w:tab w:pos="8504" w:val="right" w:leader="dot"/>
-          <w:tab w:pos="8504" w:val="right" w:leader="dot"/>
-          <w:tab w:pos="8504" w:val="right" w:leader="dot"/>
-          <w:tab w:pos="8504" w:val="right" w:leader="dot"/>
-          <w:tab w:pos="8504" w:val="right" w:leader="dot"/>
-          <w:tab w:pos="8504" w:val="right" w:leader="dot"/>
-          <w:tab w:pos="8504" w:val="right" w:leader="dot"/>
-          <w:tab w:pos="8504" w:val="right" w:leader="dot"/>
-          <w:tab w:pos="8504" w:val="right" w:leader="dot"/>
-          <w:tab w:pos="8504" w:val="right" w:leader="dot"/>
-          <w:tab w:pos="8504" w:val="right" w:leader="dot"/>
-          <w:tab w:pos="8504" w:val="right" w:leader="dot"/>
-          <w:tab w:pos="8504" w:val="right" w:leader="dot"/>
-          <w:tab w:pos="8504" w:val="right" w:leader="dot"/>
-          <w:tab w:pos="8504" w:val="right" w:leader="dot"/>
-          <w:tab w:pos="8504" w:val="right" w:leader="dot"/>
-          <w:tab w:pos="8504" w:val="right" w:leader="dot"/>
-          <w:tab w:pos="8504" w:val="right" w:leader="dot"/>
-          <w:tab w:pos="8504" w:val="right" w:leader="dot"/>
-          <w:tab w:pos="8504" w:val="right" w:leader="dot"/>
-          <w:tab w:pos="8504" w:val="right" w:leader="dot"/>
-          <w:tab w:pos="8504" w:val="right" w:leader="dot"/>
-          <w:tab w:pos="8504" w:val="right" w:leader="dot"/>
-          <w:tab w:pos="8504" w:val="right" w:leader="dot"/>
-          <w:tab w:pos="8504" w:val="right" w:leader="dot"/>
-          <w:tab w:pos="8504" w:val="right" w:leader="dot"/>
-          <w:tab w:pos="8504" w:val="right" w:leader="dot"/>
-          <w:tab w:pos="8504" w:val="right" w:leader="dot"/>
-          <w:tab w:pos="8504" w:val="right" w:leader="dot"/>
-          <w:tab w:pos="8504" w:val="right" w:leader="dot"/>
-          <w:tab w:pos="8504" w:val="right" w:leader="dot"/>
-          <w:tab w:pos="8504" w:val="right" w:leader="dot"/>
-          <w:tab w:pos="8504" w:val="right" w:leader="dot"/>
           <w:tab w:pos="8504" w:val="right" w:leader="dot"/>
         </w:tabs>
         <w:spacing w:after="40" w:before="0"/>
@@ -5463,92 +2060,9 @@
         <w:t>47</w:t>
       </w:r>
     </w:p>
-    <w:p xmlns:ns0="http://halah">
+    <w:p>
       <w:pPr>
         <w:tabs>
-          <w:tab w:pos="8504" w:val="right" w:leader="dot"/>
-          <w:tab w:pos="8504" w:val="right" w:leader="dot"/>
-          <w:tab w:pos="8504" w:val="right" w:leader="dot"/>
-          <w:tab w:pos="8504" w:val="right" w:leader="dot"/>
-          <w:tab w:pos="8504" w:val="right" w:leader="dot"/>
-          <w:tab w:pos="8504" w:val="right" w:leader="dot"/>
-          <w:tab w:pos="8504" w:val="right" w:leader="dot"/>
-          <w:tab w:pos="8504" w:val="right" w:leader="dot"/>
-          <w:tab w:pos="8504" w:val="right" w:leader="dot"/>
-          <w:tab w:pos="8504" w:val="right" w:leader="dot"/>
-          <w:tab w:pos="8504" w:val="right" w:leader="dot"/>
-          <w:tab w:pos="8504" w:val="right" w:leader="dot"/>
-          <w:tab w:pos="8504" w:val="right" w:leader="dot"/>
-          <w:tab w:pos="8504" w:val="right" w:leader="dot"/>
-          <w:tab w:pos="8504" w:val="right" w:leader="dot"/>
-          <w:tab w:pos="8504" w:val="right" w:leader="dot"/>
-          <w:tab w:pos="8504" w:val="right" w:leader="dot"/>
-          <w:tab w:pos="8504" w:val="right" w:leader="dot"/>
-          <w:tab w:pos="8504" w:val="right" w:leader="dot"/>
-          <w:tab w:pos="8504" w:val="right" w:leader="dot"/>
-          <w:tab w:pos="8504" w:val="right" w:leader="dot"/>
-          <w:tab w:pos="8504" w:val="right" w:leader="dot"/>
-          <w:tab w:pos="8504" w:val="right" w:leader="dot"/>
-          <w:tab w:pos="8504" w:val="right" w:leader="dot"/>
-          <w:tab w:pos="8504" w:val="right" w:leader="dot"/>
-          <w:tab w:pos="8504" w:val="right" w:leader="dot"/>
-          <w:tab w:pos="8504" w:val="right" w:leader="dot"/>
-          <w:tab w:pos="8504" w:val="right" w:leader="dot"/>
-          <w:tab w:pos="8504" w:val="right" w:leader="dot"/>
-          <w:tab w:pos="8504" w:val="right" w:leader="dot"/>
-          <w:tab w:pos="8504" w:val="right" w:leader="dot"/>
-          <w:tab w:pos="8504" w:val="right" w:leader="dot"/>
-          <w:tab w:pos="8504" w:val="right" w:leader="dot"/>
-          <w:tab w:pos="8504" w:val="right" w:leader="dot"/>
-          <w:tab w:pos="8504" w:val="right" w:leader="dot"/>
-          <w:tab w:pos="8504" w:val="right" w:leader="dot"/>
-          <w:tab w:pos="8504" w:val="right" w:leader="dot"/>
-          <w:tab w:pos="8504" w:val="right" w:leader="dot"/>
-          <w:tab w:pos="8504" w:val="right" w:leader="dot"/>
-          <w:tab w:pos="8504" w:val="right" w:leader="dot"/>
-          <w:tab w:pos="8504" w:val="right" w:leader="dot"/>
-          <w:tab w:pos="8504" w:val="right" w:leader="dot"/>
-          <w:tab w:pos="8504" w:val="right" w:leader="dot"/>
-          <w:tab w:pos="8504" w:val="right" w:leader="dot"/>
-          <w:tab w:pos="8504" w:val="right" w:leader="dot"/>
-          <w:tab w:pos="8504" w:val="right" w:leader="dot"/>
-          <w:tab w:pos="8504" w:val="right" w:leader="dot"/>
-          <w:tab w:pos="8504" w:val="right" w:leader="dot"/>
-          <w:tab w:pos="8504" w:val="right" w:leader="dot"/>
-          <w:tab w:pos="8504" w:val="right" w:leader="dot"/>
-          <w:tab w:pos="8504" w:val="right" w:leader="dot"/>
-          <w:tab w:pos="8504" w:val="right" w:leader="dot"/>
-          <w:tab w:pos="8504" w:val="right" w:leader="dot"/>
-          <w:tab w:pos="8504" w:val="right" w:leader="dot"/>
-          <w:tab w:pos="8504" w:val="right" w:leader="dot"/>
-          <w:tab w:pos="8504" w:val="right" w:leader="dot"/>
-          <w:tab w:pos="8504" w:val="right" w:leader="dot"/>
-          <w:tab w:pos="8504" w:val="right" w:leader="dot"/>
-          <w:tab w:pos="8504" w:val="right" w:leader="dot"/>
-          <w:tab w:pos="8504" w:val="right" w:leader="dot"/>
-          <w:tab w:pos="8504" w:val="right" w:leader="dot"/>
-          <w:tab w:pos="8504" w:val="right" w:leader="dot"/>
-          <w:tab w:pos="8504" w:val="right" w:leader="dot"/>
-          <w:tab w:pos="8504" w:val="right" w:leader="dot"/>
-          <w:tab w:pos="8504" w:val="right" w:leader="dot"/>
-          <w:tab w:pos="8504" w:val="right" w:leader="dot"/>
-          <w:tab w:pos="8504" w:val="right" w:leader="dot"/>
-          <w:tab w:pos="8504" w:val="right" w:leader="dot"/>
-          <w:tab w:pos="8504" w:val="right" w:leader="dot"/>
-          <w:tab w:pos="8504" w:val="right" w:leader="dot"/>
-          <w:tab w:pos="8504" w:val="right" w:leader="dot"/>
-          <w:tab w:pos="8504" w:val="right" w:leader="dot"/>
-          <w:tab w:pos="8504" w:val="right" w:leader="dot"/>
-          <w:tab w:pos="8504" w:val="right" w:leader="dot"/>
-          <w:tab w:pos="8504" w:val="right" w:leader="dot"/>
-          <w:tab w:pos="8504" w:val="right" w:leader="dot"/>
-          <w:tab w:pos="8504" w:val="right" w:leader="dot"/>
-          <w:tab w:pos="8504" w:val="right" w:leader="dot"/>
-          <w:tab w:pos="8504" w:val="right" w:leader="dot"/>
-          <w:tab w:pos="8504" w:val="right" w:leader="dot"/>
-          <w:tab w:pos="8504" w:val="right" w:leader="dot"/>
-          <w:tab w:pos="8504" w:val="right" w:leader="dot"/>
-          <w:tab w:pos="8504" w:val="right" w:leader="dot"/>
           <w:tab w:pos="8504" w:val="right" w:leader="dot"/>
         </w:tabs>
         <w:spacing w:after="40" w:before="0"/>
@@ -5566,93 +2080,9 @@
         <w:t>47</w:t>
       </w:r>
     </w:p>
-    <w:p xmlns:ns0="http://halah">
+    <w:p>
       <w:pPr>
         <w:tabs>
-          <w:tab w:pos="8504" w:val="right" w:leader="dot"/>
-          <w:tab w:pos="8504" w:val="right" w:leader="dot"/>
-          <w:tab w:pos="8504" w:val="right" w:leader="dot"/>
-          <w:tab w:pos="8504" w:val="right" w:leader="dot"/>
-          <w:tab w:pos="8504" w:val="right" w:leader="dot"/>
-          <w:tab w:pos="8504" w:val="right" w:leader="dot"/>
-          <w:tab w:pos="8504" w:val="right" w:leader="dot"/>
-          <w:tab w:pos="8504" w:val="right" w:leader="dot"/>
-          <w:tab w:pos="8504" w:val="right" w:leader="dot"/>
-          <w:tab w:pos="8504" w:val="right" w:leader="dot"/>
-          <w:tab w:pos="8504" w:val="right" w:leader="dot"/>
-          <w:tab w:pos="8504" w:val="right" w:leader="dot"/>
-          <w:tab w:pos="8504" w:val="right" w:leader="dot"/>
-          <w:tab w:pos="8504" w:val="right" w:leader="dot"/>
-          <w:tab w:pos="8504" w:val="right" w:leader="dot"/>
-          <w:tab w:pos="8504" w:val="right" w:leader="dot"/>
-          <w:tab w:pos="8504" w:val="right" w:leader="dot"/>
-          <w:tab w:pos="8504" w:val="right" w:leader="dot"/>
-          <w:tab w:pos="8504" w:val="right" w:leader="dot"/>
-          <w:tab w:pos="8504" w:val="right" w:leader="dot"/>
-          <w:tab w:pos="8504" w:val="right" w:leader="dot"/>
-          <w:tab w:pos="8504" w:val="right" w:leader="dot"/>
-          <w:tab w:pos="8504" w:val="right" w:leader="dot"/>
-          <w:tab w:pos="8504" w:val="right" w:leader="dot"/>
-          <w:tab w:pos="8504" w:val="right" w:leader="dot"/>
-          <w:tab w:pos="8504" w:val="right" w:leader="dot"/>
-          <w:tab w:pos="8504" w:val="right" w:leader="dot"/>
-          <w:tab w:pos="8504" w:val="right" w:leader="dot"/>
-          <w:tab w:pos="8504" w:val="right" w:leader="dot"/>
-          <w:tab w:pos="8504" w:val="right" w:leader="dot"/>
-          <w:tab w:pos="8504" w:val="right" w:leader="dot"/>
-          <w:tab w:pos="8504" w:val="right" w:leader="dot"/>
-          <w:tab w:pos="8504" w:val="right" w:leader="dot"/>
-          <w:tab w:pos="8504" w:val="right" w:leader="dot"/>
-          <w:tab w:pos="8504" w:val="right" w:leader="dot"/>
-          <w:tab w:pos="8504" w:val="right" w:leader="dot"/>
-          <w:tab w:pos="8504" w:val="right" w:leader="dot"/>
-          <w:tab w:pos="8504" w:val="right" w:leader="dot"/>
-          <w:tab w:pos="8504" w:val="right" w:leader="dot"/>
-          <w:tab w:pos="8504" w:val="right" w:leader="dot"/>
-          <w:tab w:pos="8504" w:val="right" w:leader="dot"/>
-          <w:tab w:pos="8504" w:val="right" w:leader="dot"/>
-          <w:tab w:pos="8504" w:val="right" w:leader="dot"/>
-          <w:tab w:pos="8504" w:val="right" w:leader="dot"/>
-          <w:tab w:pos="8504" w:val="right" w:leader="dot"/>
-          <w:tab w:pos="8504" w:val="right" w:leader="dot"/>
-          <w:tab w:pos="8504" w:val="right" w:leader="dot"/>
-          <w:tab w:pos="8504" w:val="right" w:leader="dot"/>
-          <w:tab w:pos="8504" w:val="right" w:leader="dot"/>
-          <w:tab w:pos="8504" w:val="right" w:leader="dot"/>
-          <w:tab w:pos="8504" w:val="right" w:leader="dot"/>
-          <w:tab w:pos="8504" w:val="right" w:leader="dot"/>
-          <w:tab w:pos="8504" w:val="right" w:leader="dot"/>
-          <w:tab w:pos="8504" w:val="right" w:leader="dot"/>
-          <w:tab w:pos="8504" w:val="right" w:leader="dot"/>
-          <w:tab w:pos="8504" w:val="right" w:leader="dot"/>
-          <w:tab w:pos="8504" w:val="right" w:leader="dot"/>
-          <w:tab w:pos="8504" w:val="right" w:leader="dot"/>
-          <w:tab w:pos="8504" w:val="right" w:leader="dot"/>
-          <w:tab w:pos="8504" w:val="right" w:leader="dot"/>
-          <w:tab w:pos="8504" w:val="right" w:leader="dot"/>
-          <w:tab w:pos="8504" w:val="right" w:leader="dot"/>
-          <w:tab w:pos="8504" w:val="right" w:leader="dot"/>
-          <w:tab w:pos="8504" w:val="right" w:leader="dot"/>
-          <w:tab w:pos="8504" w:val="right" w:leader="dot"/>
-          <w:tab w:pos="8504" w:val="right" w:leader="dot"/>
-          <w:tab w:pos="8504" w:val="right" w:leader="dot"/>
-          <w:tab w:pos="8504" w:val="right" w:leader="dot"/>
-          <w:tab w:pos="8504" w:val="right" w:leader="dot"/>
-          <w:tab w:pos="8504" w:val="right" w:leader="dot"/>
-          <w:tab w:pos="8504" w:val="right" w:leader="dot"/>
-          <w:tab w:pos="8504" w:val="right" w:leader="dot"/>
-          <w:tab w:pos="8504" w:val="right" w:leader="dot"/>
-          <w:tab w:pos="8504" w:val="right" w:leader="dot"/>
-          <w:tab w:pos="8504" w:val="right" w:leader="dot"/>
-          <w:tab w:pos="8504" w:val="right" w:leader="dot"/>
-          <w:tab w:pos="8504" w:val="right" w:leader="dot"/>
-          <w:tab w:pos="8504" w:val="right" w:leader="dot"/>
-          <w:tab w:pos="8504" w:val="right" w:leader="dot"/>
-          <w:tab w:pos="8504" w:val="right" w:leader="dot"/>
-          <w:tab w:pos="8504" w:val="right" w:leader="dot"/>
-          <w:tab w:pos="8504" w:val="right" w:leader="dot"/>
-          <w:tab w:pos="8504" w:val="right" w:leader="dot"/>
-          <w:tab w:pos="8504" w:val="right" w:leader="dot"/>
           <w:tab w:pos="8504" w:val="right" w:leader="dot"/>
         </w:tabs>
         <w:spacing w:after="40" w:before="0"/>
@@ -5670,94 +2100,9 @@
         <w:t>48</w:t>
       </w:r>
     </w:p>
-    <w:p xmlns:ns0="http://halah">
+    <w:p>
       <w:pPr>
         <w:tabs>
-          <w:tab w:pos="8504" w:val="right" w:leader="dot"/>
-          <w:tab w:pos="8504" w:val="right" w:leader="dot"/>
-          <w:tab w:pos="8504" w:val="right" w:leader="dot"/>
-          <w:tab w:pos="8504" w:val="right" w:leader="dot"/>
-          <w:tab w:pos="8504" w:val="right" w:leader="dot"/>
-          <w:tab w:pos="8504" w:val="right" w:leader="dot"/>
-          <w:tab w:pos="8504" w:val="right" w:leader="dot"/>
-          <w:tab w:pos="8504" w:val="right" w:leader="dot"/>
-          <w:tab w:pos="8504" w:val="right" w:leader="dot"/>
-          <w:tab w:pos="8504" w:val="right" w:leader="dot"/>
-          <w:tab w:pos="8504" w:val="right" w:leader="dot"/>
-          <w:tab w:pos="8504" w:val="right" w:leader="dot"/>
-          <w:tab w:pos="8504" w:val="right" w:leader="dot"/>
-          <w:tab w:pos="8504" w:val="right" w:leader="dot"/>
-          <w:tab w:pos="8504" w:val="right" w:leader="dot"/>
-          <w:tab w:pos="8504" w:val="right" w:leader="dot"/>
-          <w:tab w:pos="8504" w:val="right" w:leader="dot"/>
-          <w:tab w:pos="8504" w:val="right" w:leader="dot"/>
-          <w:tab w:pos="8504" w:val="right" w:leader="dot"/>
-          <w:tab w:pos="8504" w:val="right" w:leader="dot"/>
-          <w:tab w:pos="8504" w:val="right" w:leader="dot"/>
-          <w:tab w:pos="8504" w:val="right" w:leader="dot"/>
-          <w:tab w:pos="8504" w:val="right" w:leader="dot"/>
-          <w:tab w:pos="8504" w:val="right" w:leader="dot"/>
-          <w:tab w:pos="8504" w:val="right" w:leader="dot"/>
-          <w:tab w:pos="8504" w:val="right" w:leader="dot"/>
-          <w:tab w:pos="8504" w:val="right" w:leader="dot"/>
-          <w:tab w:pos="8504" w:val="right" w:leader="dot"/>
-          <w:tab w:pos="8504" w:val="right" w:leader="dot"/>
-          <w:tab w:pos="8504" w:val="right" w:leader="dot"/>
-          <w:tab w:pos="8504" w:val="right" w:leader="dot"/>
-          <w:tab w:pos="8504" w:val="right" w:leader="dot"/>
-          <w:tab w:pos="8504" w:val="right" w:leader="dot"/>
-          <w:tab w:pos="8504" w:val="right" w:leader="dot"/>
-          <w:tab w:pos="8504" w:val="right" w:leader="dot"/>
-          <w:tab w:pos="8504" w:val="right" w:leader="dot"/>
-          <w:tab w:pos="8504" w:val="right" w:leader="dot"/>
-          <w:tab w:pos="8504" w:val="right" w:leader="dot"/>
-          <w:tab w:pos="8504" w:val="right" w:leader="dot"/>
-          <w:tab w:pos="8504" w:val="right" w:leader="dot"/>
-          <w:tab w:pos="8504" w:val="right" w:leader="dot"/>
-          <w:tab w:pos="8504" w:val="right" w:leader="dot"/>
-          <w:tab w:pos="8504" w:val="right" w:leader="dot"/>
-          <w:tab w:pos="8504" w:val="right" w:leader="dot"/>
-          <w:tab w:pos="8504" w:val="right" w:leader="dot"/>
-          <w:tab w:pos="8504" w:val="right" w:leader="dot"/>
-          <w:tab w:pos="8504" w:val="right" w:leader="dot"/>
-          <w:tab w:pos="8504" w:val="right" w:leader="dot"/>
-          <w:tab w:pos="8504" w:val="right" w:leader="dot"/>
-          <w:tab w:pos="8504" w:val="right" w:leader="dot"/>
-          <w:tab w:pos="8504" w:val="right" w:leader="dot"/>
-          <w:tab w:pos="8504" w:val="right" w:leader="dot"/>
-          <w:tab w:pos="8504" w:val="right" w:leader="dot"/>
-          <w:tab w:pos="8504" w:val="right" w:leader="dot"/>
-          <w:tab w:pos="8504" w:val="right" w:leader="dot"/>
-          <w:tab w:pos="8504" w:val="right" w:leader="dot"/>
-          <w:tab w:pos="8504" w:val="right" w:leader="dot"/>
-          <w:tab w:pos="8504" w:val="right" w:leader="dot"/>
-          <w:tab w:pos="8504" w:val="right" w:leader="dot"/>
-          <w:tab w:pos="8504" w:val="right" w:leader="dot"/>
-          <w:tab w:pos="8504" w:val="right" w:leader="dot"/>
-          <w:tab w:pos="8504" w:val="right" w:leader="dot"/>
-          <w:tab w:pos="8504" w:val="right" w:leader="dot"/>
-          <w:tab w:pos="8504" w:val="right" w:leader="dot"/>
-          <w:tab w:pos="8504" w:val="right" w:leader="dot"/>
-          <w:tab w:pos="8504" w:val="right" w:leader="dot"/>
-          <w:tab w:pos="8504" w:val="right" w:leader="dot"/>
-          <w:tab w:pos="8504" w:val="right" w:leader="dot"/>
-          <w:tab w:pos="8504" w:val="right" w:leader="dot"/>
-          <w:tab w:pos="8504" w:val="right" w:leader="dot"/>
-          <w:tab w:pos="8504" w:val="right" w:leader="dot"/>
-          <w:tab w:pos="8504" w:val="right" w:leader="dot"/>
-          <w:tab w:pos="8504" w:val="right" w:leader="dot"/>
-          <w:tab w:pos="8504" w:val="right" w:leader="dot"/>
-          <w:tab w:pos="8504" w:val="right" w:leader="dot"/>
-          <w:tab w:pos="8504" w:val="right" w:leader="dot"/>
-          <w:tab w:pos="8504" w:val="right" w:leader="dot"/>
-          <w:tab w:pos="8504" w:val="right" w:leader="dot"/>
-          <w:tab w:pos="8504" w:val="right" w:leader="dot"/>
-          <w:tab w:pos="8504" w:val="right" w:leader="dot"/>
-          <w:tab w:pos="8504" w:val="right" w:leader="dot"/>
-          <w:tab w:pos="8504" w:val="right" w:leader="dot"/>
-          <w:tab w:pos="8504" w:val="right" w:leader="dot"/>
-          <w:tab w:pos="8504" w:val="right" w:leader="dot"/>
-          <w:tab w:pos="8504" w:val="right" w:leader="dot"/>
           <w:tab w:pos="8504" w:val="right" w:leader="dot"/>
         </w:tabs>
         <w:spacing w:after="40" w:before="0"/>
@@ -5775,95 +2120,9 @@
         <w:t>48</w:t>
       </w:r>
     </w:p>
-    <w:p xmlns:ns0="http://halah">
+    <w:p>
       <w:pPr>
         <w:tabs>
-          <w:tab w:pos="8504" w:val="right" w:leader="dot"/>
-          <w:tab w:pos="8504" w:val="right" w:leader="dot"/>
-          <w:tab w:pos="8504" w:val="right" w:leader="dot"/>
-          <w:tab w:pos="8504" w:val="right" w:leader="dot"/>
-          <w:tab w:pos="8504" w:val="right" w:leader="dot"/>
-          <w:tab w:pos="8504" w:val="right" w:leader="dot"/>
-          <w:tab w:pos="8504" w:val="right" w:leader="dot"/>
-          <w:tab w:pos="8504" w:val="right" w:leader="dot"/>
-          <w:tab w:pos="8504" w:val="right" w:leader="dot"/>
-          <w:tab w:pos="8504" w:val="right" w:leader="dot"/>
-          <w:tab w:pos="8504" w:val="right" w:leader="dot"/>
-          <w:tab w:pos="8504" w:val="right" w:leader="dot"/>
-          <w:tab w:pos="8504" w:val="right" w:leader="dot"/>
-          <w:tab w:pos="8504" w:val="right" w:leader="dot"/>
-          <w:tab w:pos="8504" w:val="right" w:leader="dot"/>
-          <w:tab w:pos="8504" w:val="right" w:leader="dot"/>
-          <w:tab w:pos="8504" w:val="right" w:leader="dot"/>
-          <w:tab w:pos="8504" w:val="right" w:leader="dot"/>
-          <w:tab w:pos="8504" w:val="right" w:leader="dot"/>
-          <w:tab w:pos="8504" w:val="right" w:leader="dot"/>
-          <w:tab w:pos="8504" w:val="right" w:leader="dot"/>
-          <w:tab w:pos="8504" w:val="right" w:leader="dot"/>
-          <w:tab w:pos="8504" w:val="right" w:leader="dot"/>
-          <w:tab w:pos="8504" w:val="right" w:leader="dot"/>
-          <w:tab w:pos="8504" w:val="right" w:leader="dot"/>
-          <w:tab w:pos="8504" w:val="right" w:leader="dot"/>
-          <w:tab w:pos="8504" w:val="right" w:leader="dot"/>
-          <w:tab w:pos="8504" w:val="right" w:leader="dot"/>
-          <w:tab w:pos="8504" w:val="right" w:leader="dot"/>
-          <w:tab w:pos="8504" w:val="right" w:leader="dot"/>
-          <w:tab w:pos="8504" w:val="right" w:leader="dot"/>
-          <w:tab w:pos="8504" w:val="right" w:leader="dot"/>
-          <w:tab w:pos="8504" w:val="right" w:leader="dot"/>
-          <w:tab w:pos="8504" w:val="right" w:leader="dot"/>
-          <w:tab w:pos="8504" w:val="right" w:leader="dot"/>
-          <w:tab w:pos="8504" w:val="right" w:leader="dot"/>
-          <w:tab w:pos="8504" w:val="right" w:leader="dot"/>
-          <w:tab w:pos="8504" w:val="right" w:leader="dot"/>
-          <w:tab w:pos="8504" w:val="right" w:leader="dot"/>
-          <w:tab w:pos="8504" w:val="right" w:leader="dot"/>
-          <w:tab w:pos="8504" w:val="right" w:leader="dot"/>
-          <w:tab w:pos="8504" w:val="right" w:leader="dot"/>
-          <w:tab w:pos="8504" w:val="right" w:leader="dot"/>
-          <w:tab w:pos="8504" w:val="right" w:leader="dot"/>
-          <w:tab w:pos="8504" w:val="right" w:leader="dot"/>
-          <w:tab w:pos="8504" w:val="right" w:leader="dot"/>
-          <w:tab w:pos="8504" w:val="right" w:leader="dot"/>
-          <w:tab w:pos="8504" w:val="right" w:leader="dot"/>
-          <w:tab w:pos="8504" w:val="right" w:leader="dot"/>
-          <w:tab w:pos="8504" w:val="right" w:leader="dot"/>
-          <w:tab w:pos="8504" w:val="right" w:leader="dot"/>
-          <w:tab w:pos="8504" w:val="right" w:leader="dot"/>
-          <w:tab w:pos="8504" w:val="right" w:leader="dot"/>
-          <w:tab w:pos="8504" w:val="right" w:leader="dot"/>
-          <w:tab w:pos="8504" w:val="right" w:leader="dot"/>
-          <w:tab w:pos="8504" w:val="right" w:leader="dot"/>
-          <w:tab w:pos="8504" w:val="right" w:leader="dot"/>
-          <w:tab w:pos="8504" w:val="right" w:leader="dot"/>
-          <w:tab w:pos="8504" w:val="right" w:leader="dot"/>
-          <w:tab w:pos="8504" w:val="right" w:leader="dot"/>
-          <w:tab w:pos="8504" w:val="right" w:leader="dot"/>
-          <w:tab w:pos="8504" w:val="right" w:leader="dot"/>
-          <w:tab w:pos="8504" w:val="right" w:leader="dot"/>
-          <w:tab w:pos="8504" w:val="right" w:leader="dot"/>
-          <w:tab w:pos="8504" w:val="right" w:leader="dot"/>
-          <w:tab w:pos="8504" w:val="right" w:leader="dot"/>
-          <w:tab w:pos="8504" w:val="right" w:leader="dot"/>
-          <w:tab w:pos="8504" w:val="right" w:leader="dot"/>
-          <w:tab w:pos="8504" w:val="right" w:leader="dot"/>
-          <w:tab w:pos="8504" w:val="right" w:leader="dot"/>
-          <w:tab w:pos="8504" w:val="right" w:leader="dot"/>
-          <w:tab w:pos="8504" w:val="right" w:leader="dot"/>
-          <w:tab w:pos="8504" w:val="right" w:leader="dot"/>
-          <w:tab w:pos="8504" w:val="right" w:leader="dot"/>
-          <w:tab w:pos="8504" w:val="right" w:leader="dot"/>
-          <w:tab w:pos="8504" w:val="right" w:leader="dot"/>
-          <w:tab w:pos="8504" w:val="right" w:leader="dot"/>
-          <w:tab w:pos="8504" w:val="right" w:leader="dot"/>
-          <w:tab w:pos="8504" w:val="right" w:leader="dot"/>
-          <w:tab w:pos="8504" w:val="right" w:leader="dot"/>
-          <w:tab w:pos="8504" w:val="right" w:leader="dot"/>
-          <w:tab w:pos="8504" w:val="right" w:leader="dot"/>
-          <w:tab w:pos="8504" w:val="right" w:leader="dot"/>
-          <w:tab w:pos="8504" w:val="right" w:leader="dot"/>
-          <w:tab w:pos="8504" w:val="right" w:leader="dot"/>
-          <w:tab w:pos="8504" w:val="right" w:leader="dot"/>
           <w:tab w:pos="8504" w:val="right" w:leader="dot"/>
         </w:tabs>
         <w:spacing w:after="120" w:before="160"/>
@@ -5881,96 +2140,9 @@
         <w:t>49</w:t>
       </w:r>
     </w:p>
-    <w:p xmlns:ns0="http://halah">
+    <w:p>
       <w:pPr>
         <w:tabs>
-          <w:tab w:pos="8504" w:val="right" w:leader="dot"/>
-          <w:tab w:pos="8504" w:val="right" w:leader="dot"/>
-          <w:tab w:pos="8504" w:val="right" w:leader="dot"/>
-          <w:tab w:pos="8504" w:val="right" w:leader="dot"/>
-          <w:tab w:pos="8504" w:val="right" w:leader="dot"/>
-          <w:tab w:pos="8504" w:val="right" w:leader="dot"/>
-          <w:tab w:pos="8504" w:val="right" w:leader="dot"/>
-          <w:tab w:pos="8504" w:val="right" w:leader="dot"/>
-          <w:tab w:pos="8504" w:val="right" w:leader="dot"/>
-          <w:tab w:pos="8504" w:val="right" w:leader="dot"/>
-          <w:tab w:pos="8504" w:val="right" w:leader="dot"/>
-          <w:tab w:pos="8504" w:val="right" w:leader="dot"/>
-          <w:tab w:pos="8504" w:val="right" w:leader="dot"/>
-          <w:tab w:pos="8504" w:val="right" w:leader="dot"/>
-          <w:tab w:pos="8504" w:val="right" w:leader="dot"/>
-          <w:tab w:pos="8504" w:val="right" w:leader="dot"/>
-          <w:tab w:pos="8504" w:val="right" w:leader="dot"/>
-          <w:tab w:pos="8504" w:val="right" w:leader="dot"/>
-          <w:tab w:pos="8504" w:val="right" w:leader="dot"/>
-          <w:tab w:pos="8504" w:val="right" w:leader="dot"/>
-          <w:tab w:pos="8504" w:val="right" w:leader="dot"/>
-          <w:tab w:pos="8504" w:val="right" w:leader="dot"/>
-          <w:tab w:pos="8504" w:val="right" w:leader="dot"/>
-          <w:tab w:pos="8504" w:val="right" w:leader="dot"/>
-          <w:tab w:pos="8504" w:val="right" w:leader="dot"/>
-          <w:tab w:pos="8504" w:val="right" w:leader="dot"/>
-          <w:tab w:pos="8504" w:val="right" w:leader="dot"/>
-          <w:tab w:pos="8504" w:val="right" w:leader="dot"/>
-          <w:tab w:pos="8504" w:val="right" w:leader="dot"/>
-          <w:tab w:pos="8504" w:val="right" w:leader="dot"/>
-          <w:tab w:pos="8504" w:val="right" w:leader="dot"/>
-          <w:tab w:pos="8504" w:val="right" w:leader="dot"/>
-          <w:tab w:pos="8504" w:val="right" w:leader="dot"/>
-          <w:tab w:pos="8504" w:val="right" w:leader="dot"/>
-          <w:tab w:pos="8504" w:val="right" w:leader="dot"/>
-          <w:tab w:pos="8504" w:val="right" w:leader="dot"/>
-          <w:tab w:pos="8504" w:val="right" w:leader="dot"/>
-          <w:tab w:pos="8504" w:val="right" w:leader="dot"/>
-          <w:tab w:pos="8504" w:val="right" w:leader="dot"/>
-          <w:tab w:pos="8504" w:val="right" w:leader="dot"/>
-          <w:tab w:pos="8504" w:val="right" w:leader="dot"/>
-          <w:tab w:pos="8504" w:val="right" w:leader="dot"/>
-          <w:tab w:pos="8504" w:val="right" w:leader="dot"/>
-          <w:tab w:pos="8504" w:val="right" w:leader="dot"/>
-          <w:tab w:pos="8504" w:val="right" w:leader="dot"/>
-          <w:tab w:pos="8504" w:val="right" w:leader="dot"/>
-          <w:tab w:pos="8504" w:val="right" w:leader="dot"/>
-          <w:tab w:pos="8504" w:val="right" w:leader="dot"/>
-          <w:tab w:pos="8504" w:val="right" w:leader="dot"/>
-          <w:tab w:pos="8504" w:val="right" w:leader="dot"/>
-          <w:tab w:pos="8504" w:val="right" w:leader="dot"/>
-          <w:tab w:pos="8504" w:val="right" w:leader="dot"/>
-          <w:tab w:pos="8504" w:val="right" w:leader="dot"/>
-          <w:tab w:pos="8504" w:val="right" w:leader="dot"/>
-          <w:tab w:pos="8504" w:val="right" w:leader="dot"/>
-          <w:tab w:pos="8504" w:val="right" w:leader="dot"/>
-          <w:tab w:pos="8504" w:val="right" w:leader="dot"/>
-          <w:tab w:pos="8504" w:val="right" w:leader="dot"/>
-          <w:tab w:pos="8504" w:val="right" w:leader="dot"/>
-          <w:tab w:pos="8504" w:val="right" w:leader="dot"/>
-          <w:tab w:pos="8504" w:val="right" w:leader="dot"/>
-          <w:tab w:pos="8504" w:val="right" w:leader="dot"/>
-          <w:tab w:pos="8504" w:val="right" w:leader="dot"/>
-          <w:tab w:pos="8504" w:val="right" w:leader="dot"/>
-          <w:tab w:pos="8504" w:val="right" w:leader="dot"/>
-          <w:tab w:pos="8504" w:val="right" w:leader="dot"/>
-          <w:tab w:pos="8504" w:val="right" w:leader="dot"/>
-          <w:tab w:pos="8504" w:val="right" w:leader="dot"/>
-          <w:tab w:pos="8504" w:val="right" w:leader="dot"/>
-          <w:tab w:pos="8504" w:val="right" w:leader="dot"/>
-          <w:tab w:pos="8504" w:val="right" w:leader="dot"/>
-          <w:tab w:pos="8504" w:val="right" w:leader="dot"/>
-          <w:tab w:pos="8504" w:val="right" w:leader="dot"/>
-          <w:tab w:pos="8504" w:val="right" w:leader="dot"/>
-          <w:tab w:pos="8504" w:val="right" w:leader="dot"/>
-          <w:tab w:pos="8504" w:val="right" w:leader="dot"/>
-          <w:tab w:pos="8504" w:val="right" w:leader="dot"/>
-          <w:tab w:pos="8504" w:val="right" w:leader="dot"/>
-          <w:tab w:pos="8504" w:val="right" w:leader="dot"/>
-          <w:tab w:pos="8504" w:val="right" w:leader="dot"/>
-          <w:tab w:pos="8504" w:val="right" w:leader="dot"/>
-          <w:tab w:pos="8504" w:val="right" w:leader="dot"/>
-          <w:tab w:pos="8504" w:val="right" w:leader="dot"/>
-          <w:tab w:pos="8504" w:val="right" w:leader="dot"/>
-          <w:tab w:pos="8504" w:val="right" w:leader="dot"/>
-          <w:tab w:pos="8504" w:val="right" w:leader="dot"/>
-          <w:tab w:pos="8504" w:val="right" w:leader="dot"/>
           <w:tab w:pos="8504" w:val="right" w:leader="dot"/>
         </w:tabs>
         <w:spacing w:after="40" w:before="0"/>
@@ -5988,97 +2160,9 @@
         <w:t>49</w:t>
       </w:r>
     </w:p>
-    <w:p xmlns:ns0="http://halah">
+    <w:p>
       <w:pPr>
         <w:tabs>
-          <w:tab w:pos="8504" w:val="right" w:leader="dot"/>
-          <w:tab w:pos="8504" w:val="right" w:leader="dot"/>
-          <w:tab w:pos="8504" w:val="right" w:leader="dot"/>
-          <w:tab w:pos="8504" w:val="right" w:leader="dot"/>
-          <w:tab w:pos="8504" w:val="right" w:leader="dot"/>
-          <w:tab w:pos="8504" w:val="right" w:leader="dot"/>
-          <w:tab w:pos="8504" w:val="right" w:leader="dot"/>
-          <w:tab w:pos="8504" w:val="right" w:leader="dot"/>
-          <w:tab w:pos="8504" w:val="right" w:leader="dot"/>
-          <w:tab w:pos="8504" w:val="right" w:leader="dot"/>
-          <w:tab w:pos="8504" w:val="right" w:leader="dot"/>
-          <w:tab w:pos="8504" w:val="right" w:leader="dot"/>
-          <w:tab w:pos="8504" w:val="right" w:leader="dot"/>
-          <w:tab w:pos="8504" w:val="right" w:leader="dot"/>
-          <w:tab w:pos="8504" w:val="right" w:leader="dot"/>
-          <w:tab w:pos="8504" w:val="right" w:leader="dot"/>
-          <w:tab w:pos="8504" w:val="right" w:leader="dot"/>
-          <w:tab w:pos="8504" w:val="right" w:leader="dot"/>
-          <w:tab w:pos="8504" w:val="right" w:leader="dot"/>
-          <w:tab w:pos="8504" w:val="right" w:leader="dot"/>
-          <w:tab w:pos="8504" w:val="right" w:leader="dot"/>
-          <w:tab w:pos="8504" w:val="right" w:leader="dot"/>
-          <w:tab w:pos="8504" w:val="right" w:leader="dot"/>
-          <w:tab w:pos="8504" w:val="right" w:leader="dot"/>
-          <w:tab w:pos="8504" w:val="right" w:leader="dot"/>
-          <w:tab w:pos="8504" w:val="right" w:leader="dot"/>
-          <w:tab w:pos="8504" w:val="right" w:leader="dot"/>
-          <w:tab w:pos="8504" w:val="right" w:leader="dot"/>
-          <w:tab w:pos="8504" w:val="right" w:leader="dot"/>
-          <w:tab w:pos="8504" w:val="right" w:leader="dot"/>
-          <w:tab w:pos="8504" w:val="right" w:leader="dot"/>
-          <w:tab w:pos="8504" w:val="right" w:leader="dot"/>
-          <w:tab w:pos="8504" w:val="right" w:leader="dot"/>
-          <w:tab w:pos="8504" w:val="right" w:leader="dot"/>
-          <w:tab w:pos="8504" w:val="right" w:leader="dot"/>
-          <w:tab w:pos="8504" w:val="right" w:leader="dot"/>
-          <w:tab w:pos="8504" w:val="right" w:leader="dot"/>
-          <w:tab w:pos="8504" w:val="right" w:leader="dot"/>
-          <w:tab w:pos="8504" w:val="right" w:leader="dot"/>
-          <w:tab w:pos="8504" w:val="right" w:leader="dot"/>
-          <w:tab w:pos="8504" w:val="right" w:leader="dot"/>
-          <w:tab w:pos="8504" w:val="right" w:leader="dot"/>
-          <w:tab w:pos="8504" w:val="right" w:leader="dot"/>
-          <w:tab w:pos="8504" w:val="right" w:leader="dot"/>
-          <w:tab w:pos="8504" w:val="right" w:leader="dot"/>
-          <w:tab w:pos="8504" w:val="right" w:leader="dot"/>
-          <w:tab w:pos="8504" w:val="right" w:leader="dot"/>
-          <w:tab w:pos="8504" w:val="right" w:leader="dot"/>
-          <w:tab w:pos="8504" w:val="right" w:leader="dot"/>
-          <w:tab w:pos="8504" w:val="right" w:leader="dot"/>
-          <w:tab w:pos="8504" w:val="right" w:leader="dot"/>
-          <w:tab w:pos="8504" w:val="right" w:leader="dot"/>
-          <w:tab w:pos="8504" w:val="right" w:leader="dot"/>
-          <w:tab w:pos="8504" w:val="right" w:leader="dot"/>
-          <w:tab w:pos="8504" w:val="right" w:leader="dot"/>
-          <w:tab w:pos="8504" w:val="right" w:leader="dot"/>
-          <w:tab w:pos="8504" w:val="right" w:leader="dot"/>
-          <w:tab w:pos="8504" w:val="right" w:leader="dot"/>
-          <w:tab w:pos="8504" w:val="right" w:leader="dot"/>
-          <w:tab w:pos="8504" w:val="right" w:leader="dot"/>
-          <w:tab w:pos="8504" w:val="right" w:leader="dot"/>
-          <w:tab w:pos="8504" w:val="right" w:leader="dot"/>
-          <w:tab w:pos="8504" w:val="right" w:leader="dot"/>
-          <w:tab w:pos="8504" w:val="right" w:leader="dot"/>
-          <w:tab w:pos="8504" w:val="right" w:leader="dot"/>
-          <w:tab w:pos="8504" w:val="right" w:leader="dot"/>
-          <w:tab w:pos="8504" w:val="right" w:leader="dot"/>
-          <w:tab w:pos="8504" w:val="right" w:leader="dot"/>
-          <w:tab w:pos="8504" w:val="right" w:leader="dot"/>
-          <w:tab w:pos="8504" w:val="right" w:leader="dot"/>
-          <w:tab w:pos="8504" w:val="right" w:leader="dot"/>
-          <w:tab w:pos="8504" w:val="right" w:leader="dot"/>
-          <w:tab w:pos="8504" w:val="right" w:leader="dot"/>
-          <w:tab w:pos="8504" w:val="right" w:leader="dot"/>
-          <w:tab w:pos="8504" w:val="right" w:leader="dot"/>
-          <w:tab w:pos="8504" w:val="right" w:leader="dot"/>
-          <w:tab w:pos="8504" w:val="right" w:leader="dot"/>
-          <w:tab w:pos="8504" w:val="right" w:leader="dot"/>
-          <w:tab w:pos="8504" w:val="right" w:leader="dot"/>
-          <w:tab w:pos="8504" w:val="right" w:leader="dot"/>
-          <w:tab w:pos="8504" w:val="right" w:leader="dot"/>
-          <w:tab w:pos="8504" w:val="right" w:leader="dot"/>
-          <w:tab w:pos="8504" w:val="right" w:leader="dot"/>
-          <w:tab w:pos="8504" w:val="right" w:leader="dot"/>
-          <w:tab w:pos="8504" w:val="right" w:leader="dot"/>
-          <w:tab w:pos="8504" w:val="right" w:leader="dot"/>
-          <w:tab w:pos="8504" w:val="right" w:leader="dot"/>
-          <w:tab w:pos="8504" w:val="right" w:leader="dot"/>
           <w:tab w:pos="8504" w:val="right" w:leader="dot"/>
         </w:tabs>
         <w:spacing w:after="40" w:before="0"/>
@@ -6096,98 +2180,9 @@
         <w:t>49</w:t>
       </w:r>
     </w:p>
-    <w:p xmlns:ns0="http://halah">
+    <w:p>
       <w:pPr>
         <w:tabs>
-          <w:tab w:pos="8504" w:val="right" w:leader="dot"/>
-          <w:tab w:pos="8504" w:val="right" w:leader="dot"/>
-          <w:tab w:pos="8504" w:val="right" w:leader="dot"/>
-          <w:tab w:pos="8504" w:val="right" w:leader="dot"/>
-          <w:tab w:pos="8504" w:val="right" w:leader="dot"/>
-          <w:tab w:pos="8504" w:val="right" w:leader="dot"/>
-          <w:tab w:pos="8504" w:val="right" w:leader="dot"/>
-          <w:tab w:pos="8504" w:val="right" w:leader="dot"/>
-          <w:tab w:pos="8504" w:val="right" w:leader="dot"/>
-          <w:tab w:pos="8504" w:val="right" w:leader="dot"/>
-          <w:tab w:pos="8504" w:val="right" w:leader="dot"/>
-          <w:tab w:pos="8504" w:val="right" w:leader="dot"/>
-          <w:tab w:pos="8504" w:val="right" w:leader="dot"/>
-          <w:tab w:pos="8504" w:val="right" w:leader="dot"/>
-          <w:tab w:pos="8504" w:val="right" w:leader="dot"/>
-          <w:tab w:pos="8504" w:val="right" w:leader="dot"/>
-          <w:tab w:pos="8504" w:val="right" w:leader="dot"/>
-          <w:tab w:pos="8504" w:val="right" w:leader="dot"/>
-          <w:tab w:pos="8504" w:val="right" w:leader="dot"/>
-          <w:tab w:pos="8504" w:val="right" w:leader="dot"/>
-          <w:tab w:pos="8504" w:val="right" w:leader="dot"/>
-          <w:tab w:pos="8504" w:val="right" w:leader="dot"/>
-          <w:tab w:pos="8504" w:val="right" w:leader="dot"/>
-          <w:tab w:pos="8504" w:val="right" w:leader="dot"/>
-          <w:tab w:pos="8504" w:val="right" w:leader="dot"/>
-          <w:tab w:pos="8504" w:val="right" w:leader="dot"/>
-          <w:tab w:pos="8504" w:val="right" w:leader="dot"/>
-          <w:tab w:pos="8504" w:val="right" w:leader="dot"/>
-          <w:tab w:pos="8504" w:val="right" w:leader="dot"/>
-          <w:tab w:pos="8504" w:val="right" w:leader="dot"/>
-          <w:tab w:pos="8504" w:val="right" w:leader="dot"/>
-          <w:tab w:pos="8504" w:val="right" w:leader="dot"/>
-          <w:tab w:pos="8504" w:val="right" w:leader="dot"/>
-          <w:tab w:pos="8504" w:val="right" w:leader="dot"/>
-          <w:tab w:pos="8504" w:val="right" w:leader="dot"/>
-          <w:tab w:pos="8504" w:val="right" w:leader="dot"/>
-          <w:tab w:pos="8504" w:val="right" w:leader="dot"/>
-          <w:tab w:pos="8504" w:val="right" w:leader="dot"/>
-          <w:tab w:pos="8504" w:val="right" w:leader="dot"/>
-          <w:tab w:pos="8504" w:val="right" w:leader="dot"/>
-          <w:tab w:pos="8504" w:val="right" w:leader="dot"/>
-          <w:tab w:pos="8504" w:val="right" w:leader="dot"/>
-          <w:tab w:pos="8504" w:val="right" w:leader="dot"/>
-          <w:tab w:pos="8504" w:val="right" w:leader="dot"/>
-          <w:tab w:pos="8504" w:val="right" w:leader="dot"/>
-          <w:tab w:pos="8504" w:val="right" w:leader="dot"/>
-          <w:tab w:pos="8504" w:val="right" w:leader="dot"/>
-          <w:tab w:pos="8504" w:val="right" w:leader="dot"/>
-          <w:tab w:pos="8504" w:val="right" w:leader="dot"/>
-          <w:tab w:pos="8504" w:val="right" w:leader="dot"/>
-          <w:tab w:pos="8504" w:val="right" w:leader="dot"/>
-          <w:tab w:pos="8504" w:val="right" w:leader="dot"/>
-          <w:tab w:pos="8504" w:val="right" w:leader="dot"/>
-          <w:tab w:pos="8504" w:val="right" w:leader="dot"/>
-          <w:tab w:pos="8504" w:val="right" w:leader="dot"/>
-          <w:tab w:pos="8504" w:val="right" w:leader="dot"/>
-          <w:tab w:pos="8504" w:val="right" w:leader="dot"/>
-          <w:tab w:pos="8504" w:val="right" w:leader="dot"/>
-          <w:tab w:pos="8504" w:val="right" w:leader="dot"/>
-          <w:tab w:pos="8504" w:val="right" w:leader="dot"/>
-          <w:tab w:pos="8504" w:val="right" w:leader="dot"/>
-          <w:tab w:pos="8504" w:val="right" w:leader="dot"/>
-          <w:tab w:pos="8504" w:val="right" w:leader="dot"/>
-          <w:tab w:pos="8504" w:val="right" w:leader="dot"/>
-          <w:tab w:pos="8504" w:val="right" w:leader="dot"/>
-          <w:tab w:pos="8504" w:val="right" w:leader="dot"/>
-          <w:tab w:pos="8504" w:val="right" w:leader="dot"/>
-          <w:tab w:pos="8504" w:val="right" w:leader="dot"/>
-          <w:tab w:pos="8504" w:val="right" w:leader="dot"/>
-          <w:tab w:pos="8504" w:val="right" w:leader="dot"/>
-          <w:tab w:pos="8504" w:val="right" w:leader="dot"/>
-          <w:tab w:pos="8504" w:val="right" w:leader="dot"/>
-          <w:tab w:pos="8504" w:val="right" w:leader="dot"/>
-          <w:tab w:pos="8504" w:val="right" w:leader="dot"/>
-          <w:tab w:pos="8504" w:val="right" w:leader="dot"/>
-          <w:tab w:pos="8504" w:val="right" w:leader="dot"/>
-          <w:tab w:pos="8504" w:val="right" w:leader="dot"/>
-          <w:tab w:pos="8504" w:val="right" w:leader="dot"/>
-          <w:tab w:pos="8504" w:val="right" w:leader="dot"/>
-          <w:tab w:pos="8504" w:val="right" w:leader="dot"/>
-          <w:tab w:pos="8504" w:val="right" w:leader="dot"/>
-          <w:tab w:pos="8504" w:val="right" w:leader="dot"/>
-          <w:tab w:pos="8504" w:val="right" w:leader="dot"/>
-          <w:tab w:pos="8504" w:val="right" w:leader="dot"/>
-          <w:tab w:pos="8504" w:val="right" w:leader="dot"/>
-          <w:tab w:pos="8504" w:val="right" w:leader="dot"/>
-          <w:tab w:pos="8504" w:val="right" w:leader="dot"/>
-          <w:tab w:pos="8504" w:val="right" w:leader="dot"/>
-          <w:tab w:pos="8504" w:val="right" w:leader="dot"/>
           <w:tab w:pos="8504" w:val="right" w:leader="dot"/>
         </w:tabs>
         <w:spacing w:after="40" w:before="0"/>
@@ -6205,99 +2200,9 @@
         <w:t>52</w:t>
       </w:r>
     </w:p>
-    <w:p xmlns:ns0="http://halah">
+    <w:p>
       <w:pPr>
         <w:tabs>
-          <w:tab w:pos="8504" w:val="right" w:leader="dot"/>
-          <w:tab w:pos="8504" w:val="right" w:leader="dot"/>
-          <w:tab w:pos="8504" w:val="right" w:leader="dot"/>
-          <w:tab w:pos="8504" w:val="right" w:leader="dot"/>
-          <w:tab w:pos="8504" w:val="right" w:leader="dot"/>
-          <w:tab w:pos="8504" w:val="right" w:leader="dot"/>
-          <w:tab w:pos="8504" w:val="right" w:leader="dot"/>
-          <w:tab w:pos="8504" w:val="right" w:leader="dot"/>
-          <w:tab w:pos="8504" w:val="right" w:leader="dot"/>
-          <w:tab w:pos="8504" w:val="right" w:leader="dot"/>
-          <w:tab w:pos="8504" w:val="right" w:leader="dot"/>
-          <w:tab w:pos="8504" w:val="right" w:leader="dot"/>
-          <w:tab w:pos="8504" w:val="right" w:leader="dot"/>
-          <w:tab w:pos="8504" w:val="right" w:leader="dot"/>
-          <w:tab w:pos="8504" w:val="right" w:leader="dot"/>
-          <w:tab w:pos="8504" w:val="right" w:leader="dot"/>
-          <w:tab w:pos="8504" w:val="right" w:leader="dot"/>
-          <w:tab w:pos="8504" w:val="right" w:leader="dot"/>
-          <w:tab w:pos="8504" w:val="right" w:leader="dot"/>
-          <w:tab w:pos="8504" w:val="right" w:leader="dot"/>
-          <w:tab w:pos="8504" w:val="right" w:leader="dot"/>
-          <w:tab w:pos="8504" w:val="right" w:leader="dot"/>
-          <w:tab w:pos="8504" w:val="right" w:leader="dot"/>
-          <w:tab w:pos="8504" w:val="right" w:leader="dot"/>
-          <w:tab w:pos="8504" w:val="right" w:leader="dot"/>
-          <w:tab w:pos="8504" w:val="right" w:leader="dot"/>
-          <w:tab w:pos="8504" w:val="right" w:leader="dot"/>
-          <w:tab w:pos="8504" w:val="right" w:leader="dot"/>
-          <w:tab w:pos="8504" w:val="right" w:leader="dot"/>
-          <w:tab w:pos="8504" w:val="right" w:leader="dot"/>
-          <w:tab w:pos="8504" w:val="right" w:leader="dot"/>
-          <w:tab w:pos="8504" w:val="right" w:leader="dot"/>
-          <w:tab w:pos="8504" w:val="right" w:leader="dot"/>
-          <w:tab w:pos="8504" w:val="right" w:leader="dot"/>
-          <w:tab w:pos="8504" w:val="right" w:leader="dot"/>
-          <w:tab w:pos="8504" w:val="right" w:leader="dot"/>
-          <w:tab w:pos="8504" w:val="right" w:leader="dot"/>
-          <w:tab w:pos="8504" w:val="right" w:leader="dot"/>
-          <w:tab w:pos="8504" w:val="right" w:leader="dot"/>
-          <w:tab w:pos="8504" w:val="right" w:leader="dot"/>
-          <w:tab w:pos="8504" w:val="right" w:leader="dot"/>
-          <w:tab w:pos="8504" w:val="right" w:leader="dot"/>
-          <w:tab w:pos="8504" w:val="right" w:leader="dot"/>
-          <w:tab w:pos="8504" w:val="right" w:leader="dot"/>
-          <w:tab w:pos="8504" w:val="right" w:leader="dot"/>
-          <w:tab w:pos="8504" w:val="right" w:leader="dot"/>
-          <w:tab w:pos="8504" w:val="right" w:leader="dot"/>
-          <w:tab w:pos="8504" w:val="right" w:leader="dot"/>
-          <w:tab w:pos="8504" w:val="right" w:leader="dot"/>
-          <w:tab w:pos="8504" w:val="right" w:leader="dot"/>
-          <w:tab w:pos="8504" w:val="right" w:leader="dot"/>
-          <w:tab w:pos="8504" w:val="right" w:leader="dot"/>
-          <w:tab w:pos="8504" w:val="right" w:leader="dot"/>
-          <w:tab w:pos="8504" w:val="right" w:leader="dot"/>
-          <w:tab w:pos="8504" w:val="right" w:leader="dot"/>
-          <w:tab w:pos="8504" w:val="right" w:leader="dot"/>
-          <w:tab w:pos="8504" w:val="right" w:leader="dot"/>
-          <w:tab w:pos="8504" w:val="right" w:leader="dot"/>
-          <w:tab w:pos="8504" w:val="right" w:leader="dot"/>
-          <w:tab w:pos="8504" w:val="right" w:leader="dot"/>
-          <w:tab w:pos="8504" w:val="right" w:leader="dot"/>
-          <w:tab w:pos="8504" w:val="right" w:leader="dot"/>
-          <w:tab w:pos="8504" w:val="right" w:leader="dot"/>
-          <w:tab w:pos="8504" w:val="right" w:leader="dot"/>
-          <w:tab w:pos="8504" w:val="right" w:leader="dot"/>
-          <w:tab w:pos="8504" w:val="right" w:leader="dot"/>
-          <w:tab w:pos="8504" w:val="right" w:leader="dot"/>
-          <w:tab w:pos="8504" w:val="right" w:leader="dot"/>
-          <w:tab w:pos="8504" w:val="right" w:leader="dot"/>
-          <w:tab w:pos="8504" w:val="right" w:leader="dot"/>
-          <w:tab w:pos="8504" w:val="right" w:leader="dot"/>
-          <w:tab w:pos="8504" w:val="right" w:leader="dot"/>
-          <w:tab w:pos="8504" w:val="right" w:leader="dot"/>
-          <w:tab w:pos="8504" w:val="right" w:leader="dot"/>
-          <w:tab w:pos="8504" w:val="right" w:leader="dot"/>
-          <w:tab w:pos="8504" w:val="right" w:leader="dot"/>
-          <w:tab w:pos="8504" w:val="right" w:leader="dot"/>
-          <w:tab w:pos="8504" w:val="right" w:leader="dot"/>
-          <w:tab w:pos="8504" w:val="right" w:leader="dot"/>
-          <w:tab w:pos="8504" w:val="right" w:leader="dot"/>
-          <w:tab w:pos="8504" w:val="right" w:leader="dot"/>
-          <w:tab w:pos="8504" w:val="right" w:leader="dot"/>
-          <w:tab w:pos="8504" w:val="right" w:leader="dot"/>
-          <w:tab w:pos="8504" w:val="right" w:leader="dot"/>
-          <w:tab w:pos="8504" w:val="right" w:leader="dot"/>
-          <w:tab w:pos="8504" w:val="right" w:leader="dot"/>
-          <w:tab w:pos="8504" w:val="right" w:leader="dot"/>
-          <w:tab w:pos="8504" w:val="right" w:leader="dot"/>
-          <w:tab w:pos="8504" w:val="right" w:leader="dot"/>
-          <w:tab w:pos="8504" w:val="right" w:leader="dot"/>
           <w:tab w:pos="8504" w:val="right" w:leader="dot"/>
         </w:tabs>
         <w:spacing w:after="40" w:before="0"/>
@@ -6315,100 +2220,9 @@
         <w:t>55</w:t>
       </w:r>
     </w:p>
-    <w:p xmlns:ns0="http://halah">
+    <w:p>
       <w:pPr>
         <w:tabs>
-          <w:tab w:pos="8504" w:val="right" w:leader="dot"/>
-          <w:tab w:pos="8504" w:val="right" w:leader="dot"/>
-          <w:tab w:pos="8504" w:val="right" w:leader="dot"/>
-          <w:tab w:pos="8504" w:val="right" w:leader="dot"/>
-          <w:tab w:pos="8504" w:val="right" w:leader="dot"/>
-          <w:tab w:pos="8504" w:val="right" w:leader="dot"/>
-          <w:tab w:pos="8504" w:val="right" w:leader="dot"/>
-          <w:tab w:pos="8504" w:val="right" w:leader="dot"/>
-          <w:tab w:pos="8504" w:val="right" w:leader="dot"/>
-          <w:tab w:pos="8504" w:val="right" w:leader="dot"/>
-          <w:tab w:pos="8504" w:val="right" w:leader="dot"/>
-          <w:tab w:pos="8504" w:val="right" w:leader="dot"/>
-          <w:tab w:pos="8504" w:val="right" w:leader="dot"/>
-          <w:tab w:pos="8504" w:val="right" w:leader="dot"/>
-          <w:tab w:pos="8504" w:val="right" w:leader="dot"/>
-          <w:tab w:pos="8504" w:val="right" w:leader="dot"/>
-          <w:tab w:pos="8504" w:val="right" w:leader="dot"/>
-          <w:tab w:pos="8504" w:val="right" w:leader="dot"/>
-          <w:tab w:pos="8504" w:val="right" w:leader="dot"/>
-          <w:tab w:pos="8504" w:val="right" w:leader="dot"/>
-          <w:tab w:pos="8504" w:val="right" w:leader="dot"/>
-          <w:tab w:pos="8504" w:val="right" w:leader="dot"/>
-          <w:tab w:pos="8504" w:val="right" w:leader="dot"/>
-          <w:tab w:pos="8504" w:val="right" w:leader="dot"/>
-          <w:tab w:pos="8504" w:val="right" w:leader="dot"/>
-          <w:tab w:pos="8504" w:val="right" w:leader="dot"/>
-          <w:tab w:pos="8504" w:val="right" w:leader="dot"/>
-          <w:tab w:pos="8504" w:val="right" w:leader="dot"/>
-          <w:tab w:pos="8504" w:val="right" w:leader="dot"/>
-          <w:tab w:pos="8504" w:val="right" w:leader="dot"/>
-          <w:tab w:pos="8504" w:val="right" w:leader="dot"/>
-          <w:tab w:pos="8504" w:val="right" w:leader="dot"/>
-          <w:tab w:pos="8504" w:val="right" w:leader="dot"/>
-          <w:tab w:pos="8504" w:val="right" w:leader="dot"/>
-          <w:tab w:pos="8504" w:val="right" w:leader="dot"/>
-          <w:tab w:pos="8504" w:val="right" w:leader="dot"/>
-          <w:tab w:pos="8504" w:val="right" w:leader="dot"/>
-          <w:tab w:pos="8504" w:val="right" w:leader="dot"/>
-          <w:tab w:pos="8504" w:val="right" w:leader="dot"/>
-          <w:tab w:pos="8504" w:val="right" w:leader="dot"/>
-          <w:tab w:pos="8504" w:val="right" w:leader="dot"/>
-          <w:tab w:pos="8504" w:val="right" w:leader="dot"/>
-          <w:tab w:pos="8504" w:val="right" w:leader="dot"/>
-          <w:tab w:pos="8504" w:val="right" w:leader="dot"/>
-          <w:tab w:pos="8504" w:val="right" w:leader="dot"/>
-          <w:tab w:pos="8504" w:val="right" w:leader="dot"/>
-          <w:tab w:pos="8504" w:val="right" w:leader="dot"/>
-          <w:tab w:pos="8504" w:val="right" w:leader="dot"/>
-          <w:tab w:pos="8504" w:val="right" w:leader="dot"/>
-          <w:tab w:pos="8504" w:val="right" w:leader="dot"/>
-          <w:tab w:pos="8504" w:val="right" w:leader="dot"/>
-          <w:tab w:pos="8504" w:val="right" w:leader="dot"/>
-          <w:tab w:pos="8504" w:val="right" w:leader="dot"/>
-          <w:tab w:pos="8504" w:val="right" w:leader="dot"/>
-          <w:tab w:pos="8504" w:val="right" w:leader="dot"/>
-          <w:tab w:pos="8504" w:val="right" w:leader="dot"/>
-          <w:tab w:pos="8504" w:val="right" w:leader="dot"/>
-          <w:tab w:pos="8504" w:val="right" w:leader="dot"/>
-          <w:tab w:pos="8504" w:val="right" w:leader="dot"/>
-          <w:tab w:pos="8504" w:val="right" w:leader="dot"/>
-          <w:tab w:pos="8504" w:val="right" w:leader="dot"/>
-          <w:tab w:pos="8504" w:val="right" w:leader="dot"/>
-          <w:tab w:pos="8504" w:val="right" w:leader="dot"/>
-          <w:tab w:pos="8504" w:val="right" w:leader="dot"/>
-          <w:tab w:pos="8504" w:val="right" w:leader="dot"/>
-          <w:tab w:pos="8504" w:val="right" w:leader="dot"/>
-          <w:tab w:pos="8504" w:val="right" w:leader="dot"/>
-          <w:tab w:pos="8504" w:val="right" w:leader="dot"/>
-          <w:tab w:pos="8504" w:val="right" w:leader="dot"/>
-          <w:tab w:pos="8504" w:val="right" w:leader="dot"/>
-          <w:tab w:pos="8504" w:val="right" w:leader="dot"/>
-          <w:tab w:pos="8504" w:val="right" w:leader="dot"/>
-          <w:tab w:pos="8504" w:val="right" w:leader="dot"/>
-          <w:tab w:pos="8504" w:val="right" w:leader="dot"/>
-          <w:tab w:pos="8504" w:val="right" w:leader="dot"/>
-          <w:tab w:pos="8504" w:val="right" w:leader="dot"/>
-          <w:tab w:pos="8504" w:val="right" w:leader="dot"/>
-          <w:tab w:pos="8504" w:val="right" w:leader="dot"/>
-          <w:tab w:pos="8504" w:val="right" w:leader="dot"/>
-          <w:tab w:pos="8504" w:val="right" w:leader="dot"/>
-          <w:tab w:pos="8504" w:val="right" w:leader="dot"/>
-          <w:tab w:pos="8504" w:val="right" w:leader="dot"/>
-          <w:tab w:pos="8504" w:val="right" w:leader="dot"/>
-          <w:tab w:pos="8504" w:val="right" w:leader="dot"/>
-          <w:tab w:pos="8504" w:val="right" w:leader="dot"/>
-          <w:tab w:pos="8504" w:val="right" w:leader="dot"/>
-          <w:tab w:pos="8504" w:val="right" w:leader="dot"/>
-          <w:tab w:pos="8504" w:val="right" w:leader="dot"/>
-          <w:tab w:pos="8504" w:val="right" w:leader="dot"/>
-          <w:tab w:pos="8504" w:val="right" w:leader="dot"/>
-          <w:tab w:pos="8504" w:val="right" w:leader="dot"/>
           <w:tab w:pos="8504" w:val="right" w:leader="dot"/>
         </w:tabs>
         <w:spacing w:after="40" w:before="0"/>
@@ -6426,101 +2240,9 @@
         <w:t>57</w:t>
       </w:r>
     </w:p>
-    <w:p xmlns:ns0="http://halah">
+    <w:p>
       <w:pPr>
         <w:tabs>
-          <w:tab w:pos="8504" w:val="right" w:leader="dot"/>
-          <w:tab w:pos="8504" w:val="right" w:leader="dot"/>
-          <w:tab w:pos="8504" w:val="right" w:leader="dot"/>
-          <w:tab w:pos="8504" w:val="right" w:leader="dot"/>
-          <w:tab w:pos="8504" w:val="right" w:leader="dot"/>
-          <w:tab w:pos="8504" w:val="right" w:leader="dot"/>
-          <w:tab w:pos="8504" w:val="right" w:leader="dot"/>
-          <w:tab w:pos="8504" w:val="right" w:leader="dot"/>
-          <w:tab w:pos="8504" w:val="right" w:leader="dot"/>
-          <w:tab w:pos="8504" w:val="right" w:leader="dot"/>
-          <w:tab w:pos="8504" w:val="right" w:leader="dot"/>
-          <w:tab w:pos="8504" w:val="right" w:leader="dot"/>
-          <w:tab w:pos="8504" w:val="right" w:leader="dot"/>
-          <w:tab w:pos="8504" w:val="right" w:leader="dot"/>
-          <w:tab w:pos="8504" w:val="right" w:leader="dot"/>
-          <w:tab w:pos="8504" w:val="right" w:leader="dot"/>
-          <w:tab w:pos="8504" w:val="right" w:leader="dot"/>
-          <w:tab w:pos="8504" w:val="right" w:leader="dot"/>
-          <w:tab w:pos="8504" w:val="right" w:leader="dot"/>
-          <w:tab w:pos="8504" w:val="right" w:leader="dot"/>
-          <w:tab w:pos="8504" w:val="right" w:leader="dot"/>
-          <w:tab w:pos="8504" w:val="right" w:leader="dot"/>
-          <w:tab w:pos="8504" w:val="right" w:leader="dot"/>
-          <w:tab w:pos="8504" w:val="right" w:leader="dot"/>
-          <w:tab w:pos="8504" w:val="right" w:leader="dot"/>
-          <w:tab w:pos="8504" w:val="right" w:leader="dot"/>
-          <w:tab w:pos="8504" w:val="right" w:leader="dot"/>
-          <w:tab w:pos="8504" w:val="right" w:leader="dot"/>
-          <w:tab w:pos="8504" w:val="right" w:leader="dot"/>
-          <w:tab w:pos="8504" w:val="right" w:leader="dot"/>
-          <w:tab w:pos="8504" w:val="right" w:leader="dot"/>
-          <w:tab w:pos="8504" w:val="right" w:leader="dot"/>
-          <w:tab w:pos="8504" w:val="right" w:leader="dot"/>
-          <w:tab w:pos="8504" w:val="right" w:leader="dot"/>
-          <w:tab w:pos="8504" w:val="right" w:leader="dot"/>
-          <w:tab w:pos="8504" w:val="right" w:leader="dot"/>
-          <w:tab w:pos="8504" w:val="right" w:leader="dot"/>
-          <w:tab w:pos="8504" w:val="right" w:leader="dot"/>
-          <w:tab w:pos="8504" w:val="right" w:leader="dot"/>
-          <w:tab w:pos="8504" w:val="right" w:leader="dot"/>
-          <w:tab w:pos="8504" w:val="right" w:leader="dot"/>
-          <w:tab w:pos="8504" w:val="right" w:leader="dot"/>
-          <w:tab w:pos="8504" w:val="right" w:leader="dot"/>
-          <w:tab w:pos="8504" w:val="right" w:leader="dot"/>
-          <w:tab w:pos="8504" w:val="right" w:leader="dot"/>
-          <w:tab w:pos="8504" w:val="right" w:leader="dot"/>
-          <w:tab w:pos="8504" w:val="right" w:leader="dot"/>
-          <w:tab w:pos="8504" w:val="right" w:leader="dot"/>
-          <w:tab w:pos="8504" w:val="right" w:leader="dot"/>
-          <w:tab w:pos="8504" w:val="right" w:leader="dot"/>
-          <w:tab w:pos="8504" w:val="right" w:leader="dot"/>
-          <w:tab w:pos="8504" w:val="right" w:leader="dot"/>
-          <w:tab w:pos="8504" w:val="right" w:leader="dot"/>
-          <w:tab w:pos="8504" w:val="right" w:leader="dot"/>
-          <w:tab w:pos="8504" w:val="right" w:leader="dot"/>
-          <w:tab w:pos="8504" w:val="right" w:leader="dot"/>
-          <w:tab w:pos="8504" w:val="right" w:leader="dot"/>
-          <w:tab w:pos="8504" w:val="right" w:leader="dot"/>
-          <w:tab w:pos="8504" w:val="right" w:leader="dot"/>
-          <w:tab w:pos="8504" w:val="right" w:leader="dot"/>
-          <w:tab w:pos="8504" w:val="right" w:leader="dot"/>
-          <w:tab w:pos="8504" w:val="right" w:leader="dot"/>
-          <w:tab w:pos="8504" w:val="right" w:leader="dot"/>
-          <w:tab w:pos="8504" w:val="right" w:leader="dot"/>
-          <w:tab w:pos="8504" w:val="right" w:leader="dot"/>
-          <w:tab w:pos="8504" w:val="right" w:leader="dot"/>
-          <w:tab w:pos="8504" w:val="right" w:leader="dot"/>
-          <w:tab w:pos="8504" w:val="right" w:leader="dot"/>
-          <w:tab w:pos="8504" w:val="right" w:leader="dot"/>
-          <w:tab w:pos="8504" w:val="right" w:leader="dot"/>
-          <w:tab w:pos="8504" w:val="right" w:leader="dot"/>
-          <w:tab w:pos="8504" w:val="right" w:leader="dot"/>
-          <w:tab w:pos="8504" w:val="right" w:leader="dot"/>
-          <w:tab w:pos="8504" w:val="right" w:leader="dot"/>
-          <w:tab w:pos="8504" w:val="right" w:leader="dot"/>
-          <w:tab w:pos="8504" w:val="right" w:leader="dot"/>
-          <w:tab w:pos="8504" w:val="right" w:leader="dot"/>
-          <w:tab w:pos="8504" w:val="right" w:leader="dot"/>
-          <w:tab w:pos="8504" w:val="right" w:leader="dot"/>
-          <w:tab w:pos="8504" w:val="right" w:leader="dot"/>
-          <w:tab w:pos="8504" w:val="right" w:leader="dot"/>
-          <w:tab w:pos="8504" w:val="right" w:leader="dot"/>
-          <w:tab w:pos="8504" w:val="right" w:leader="dot"/>
-          <w:tab w:pos="8504" w:val="right" w:leader="dot"/>
-          <w:tab w:pos="8504" w:val="right" w:leader="dot"/>
-          <w:tab w:pos="8504" w:val="right" w:leader="dot"/>
-          <w:tab w:pos="8504" w:val="right" w:leader="dot"/>
-          <w:tab w:pos="8504" w:val="right" w:leader="dot"/>
-          <w:tab w:pos="8504" w:val="right" w:leader="dot"/>
-          <w:tab w:pos="8504" w:val="right" w:leader="dot"/>
-          <w:tab w:pos="8504" w:val="right" w:leader="dot"/>
-          <w:tab w:pos="8504" w:val="right" w:leader="dot"/>
           <w:tab w:pos="8504" w:val="right" w:leader="dot"/>
         </w:tabs>
         <w:spacing w:after="40" w:before="0"/>
@@ -6538,102 +2260,9 @@
         <w:t>58</w:t>
       </w:r>
     </w:p>
-    <w:p xmlns:ns0="http://halah">
+    <w:p>
       <w:pPr>
         <w:tabs>
-          <w:tab w:pos="8504" w:val="right" w:leader="dot"/>
-          <w:tab w:pos="8504" w:val="right" w:leader="dot"/>
-          <w:tab w:pos="8504" w:val="right" w:leader="dot"/>
-          <w:tab w:pos="8504" w:val="right" w:leader="dot"/>
-          <w:tab w:pos="8504" w:val="right" w:leader="dot"/>
-          <w:tab w:pos="8504" w:val="right" w:leader="dot"/>
-          <w:tab w:pos="8504" w:val="right" w:leader="dot"/>
-          <w:tab w:pos="8504" w:val="right" w:leader="dot"/>
-          <w:tab w:pos="8504" w:val="right" w:leader="dot"/>
-          <w:tab w:pos="8504" w:val="right" w:leader="dot"/>
-          <w:tab w:pos="8504" w:val="right" w:leader="dot"/>
-          <w:tab w:pos="8504" w:val="right" w:leader="dot"/>
-          <w:tab w:pos="8504" w:val="right" w:leader="dot"/>
-          <w:tab w:pos="8504" w:val="right" w:leader="dot"/>
-          <w:tab w:pos="8504" w:val="right" w:leader="dot"/>
-          <w:tab w:pos="8504" w:val="right" w:leader="dot"/>
-          <w:tab w:pos="8504" w:val="right" w:leader="dot"/>
-          <w:tab w:pos="8504" w:val="right" w:leader="dot"/>
-          <w:tab w:pos="8504" w:val="right" w:leader="dot"/>
-          <w:tab w:pos="8504" w:val="right" w:leader="dot"/>
-          <w:tab w:pos="8504" w:val="right" w:leader="dot"/>
-          <w:tab w:pos="8504" w:val="right" w:leader="dot"/>
-          <w:tab w:pos="8504" w:val="right" w:leader="dot"/>
-          <w:tab w:pos="8504" w:val="right" w:leader="dot"/>
-          <w:tab w:pos="8504" w:val="right" w:leader="dot"/>
-          <w:tab w:pos="8504" w:val="right" w:leader="dot"/>
-          <w:tab w:pos="8504" w:val="right" w:leader="dot"/>
-          <w:tab w:pos="8504" w:val="right" w:leader="dot"/>
-          <w:tab w:pos="8504" w:val="right" w:leader="dot"/>
-          <w:tab w:pos="8504" w:val="right" w:leader="dot"/>
-          <w:tab w:pos="8504" w:val="right" w:leader="dot"/>
-          <w:tab w:pos="8504" w:val="right" w:leader="dot"/>
-          <w:tab w:pos="8504" w:val="right" w:leader="dot"/>
-          <w:tab w:pos="8504" w:val="right" w:leader="dot"/>
-          <w:tab w:pos="8504" w:val="right" w:leader="dot"/>
-          <w:tab w:pos="8504" w:val="right" w:leader="dot"/>
-          <w:tab w:pos="8504" w:val="right" w:leader="dot"/>
-          <w:tab w:pos="8504" w:val="right" w:leader="dot"/>
-          <w:tab w:pos="8504" w:val="right" w:leader="dot"/>
-          <w:tab w:pos="8504" w:val="right" w:leader="dot"/>
-          <w:tab w:pos="8504" w:val="right" w:leader="dot"/>
-          <w:tab w:pos="8504" w:val="right" w:leader="dot"/>
-          <w:tab w:pos="8504" w:val="right" w:leader="dot"/>
-          <w:tab w:pos="8504" w:val="right" w:leader="dot"/>
-          <w:tab w:pos="8504" w:val="right" w:leader="dot"/>
-          <w:tab w:pos="8504" w:val="right" w:leader="dot"/>
-          <w:tab w:pos="8504" w:val="right" w:leader="dot"/>
-          <w:tab w:pos="8504" w:val="right" w:leader="dot"/>
-          <w:tab w:pos="8504" w:val="right" w:leader="dot"/>
-          <w:tab w:pos="8504" w:val="right" w:leader="dot"/>
-          <w:tab w:pos="8504" w:val="right" w:leader="dot"/>
-          <w:tab w:pos="8504" w:val="right" w:leader="dot"/>
-          <w:tab w:pos="8504" w:val="right" w:leader="dot"/>
-          <w:tab w:pos="8504" w:val="right" w:leader="dot"/>
-          <w:tab w:pos="8504" w:val="right" w:leader="dot"/>
-          <w:tab w:pos="8504" w:val="right" w:leader="dot"/>
-          <w:tab w:pos="8504" w:val="right" w:leader="dot"/>
-          <w:tab w:pos="8504" w:val="right" w:leader="dot"/>
-          <w:tab w:pos="8504" w:val="right" w:leader="dot"/>
-          <w:tab w:pos="8504" w:val="right" w:leader="dot"/>
-          <w:tab w:pos="8504" w:val="right" w:leader="dot"/>
-          <w:tab w:pos="8504" w:val="right" w:leader="dot"/>
-          <w:tab w:pos="8504" w:val="right" w:leader="dot"/>
-          <w:tab w:pos="8504" w:val="right" w:leader="dot"/>
-          <w:tab w:pos="8504" w:val="right" w:leader="dot"/>
-          <w:tab w:pos="8504" w:val="right" w:leader="dot"/>
-          <w:tab w:pos="8504" w:val="right" w:leader="dot"/>
-          <w:tab w:pos="8504" w:val="right" w:leader="dot"/>
-          <w:tab w:pos="8504" w:val="right" w:leader="dot"/>
-          <w:tab w:pos="8504" w:val="right" w:leader="dot"/>
-          <w:tab w:pos="8504" w:val="right" w:leader="dot"/>
-          <w:tab w:pos="8504" w:val="right" w:leader="dot"/>
-          <w:tab w:pos="8504" w:val="right" w:leader="dot"/>
-          <w:tab w:pos="8504" w:val="right" w:leader="dot"/>
-          <w:tab w:pos="8504" w:val="right" w:leader="dot"/>
-          <w:tab w:pos="8504" w:val="right" w:leader="dot"/>
-          <w:tab w:pos="8504" w:val="right" w:leader="dot"/>
-          <w:tab w:pos="8504" w:val="right" w:leader="dot"/>
-          <w:tab w:pos="8504" w:val="right" w:leader="dot"/>
-          <w:tab w:pos="8504" w:val="right" w:leader="dot"/>
-          <w:tab w:pos="8504" w:val="right" w:leader="dot"/>
-          <w:tab w:pos="8504" w:val="right" w:leader="dot"/>
-          <w:tab w:pos="8504" w:val="right" w:leader="dot"/>
-          <w:tab w:pos="8504" w:val="right" w:leader="dot"/>
-          <w:tab w:pos="8504" w:val="right" w:leader="dot"/>
-          <w:tab w:pos="8504" w:val="right" w:leader="dot"/>
-          <w:tab w:pos="8504" w:val="right" w:leader="dot"/>
-          <w:tab w:pos="8504" w:val="right" w:leader="dot"/>
-          <w:tab w:pos="8504" w:val="right" w:leader="dot"/>
-          <w:tab w:pos="8504" w:val="right" w:leader="dot"/>
-          <w:tab w:pos="8504" w:val="right" w:leader="dot"/>
-          <w:tab w:pos="8504" w:val="right" w:leader="dot"/>
-          <w:tab w:pos="8504" w:val="right" w:leader="dot"/>
           <w:tab w:pos="8504" w:val="right" w:leader="dot"/>
         </w:tabs>
         <w:spacing w:after="40" w:before="0"/>
@@ -6651,103 +2280,9 @@
         <w:t>59</w:t>
       </w:r>
     </w:p>
-    <w:p xmlns:ns0="http://halah">
+    <w:p>
       <w:pPr>
         <w:tabs>
-          <w:tab w:pos="8504" w:val="right" w:leader="dot"/>
-          <w:tab w:pos="8504" w:val="right" w:leader="dot"/>
-          <w:tab w:pos="8504" w:val="right" w:leader="dot"/>
-          <w:tab w:pos="8504" w:val="right" w:leader="dot"/>
-          <w:tab w:pos="8504" w:val="right" w:leader="dot"/>
-          <w:tab w:pos="8504" w:val="right" w:leader="dot"/>
-          <w:tab w:pos="8504" w:val="right" w:leader="dot"/>
-          <w:tab w:pos="8504" w:val="right" w:leader="dot"/>
-          <w:tab w:pos="8504" w:val="right" w:leader="dot"/>
-          <w:tab w:pos="8504" w:val="right" w:leader="dot"/>
-          <w:tab w:pos="8504" w:val="right" w:leader="dot"/>
-          <w:tab w:pos="8504" w:val="right" w:leader="dot"/>
-          <w:tab w:pos="8504" w:val="right" w:leader="dot"/>
-          <w:tab w:pos="8504" w:val="right" w:leader="dot"/>
-          <w:tab w:pos="8504" w:val="right" w:leader="dot"/>
-          <w:tab w:pos="8504" w:val="right" w:leader="dot"/>
-          <w:tab w:pos="8504" w:val="right" w:leader="dot"/>
-          <w:tab w:pos="8504" w:val="right" w:leader="dot"/>
-          <w:tab w:pos="8504" w:val="right" w:leader="dot"/>
-          <w:tab w:pos="8504" w:val="right" w:leader="dot"/>
-          <w:tab w:pos="8504" w:val="right" w:leader="dot"/>
-          <w:tab w:pos="8504" w:val="right" w:leader="dot"/>
-          <w:tab w:pos="8504" w:val="right" w:leader="dot"/>
-          <w:tab w:pos="8504" w:val="right" w:leader="dot"/>
-          <w:tab w:pos="8504" w:val="right" w:leader="dot"/>
-          <w:tab w:pos="8504" w:val="right" w:leader="dot"/>
-          <w:tab w:pos="8504" w:val="right" w:leader="dot"/>
-          <w:tab w:pos="8504" w:val="right" w:leader="dot"/>
-          <w:tab w:pos="8504" w:val="right" w:leader="dot"/>
-          <w:tab w:pos="8504" w:val="right" w:leader="dot"/>
-          <w:tab w:pos="8504" w:val="right" w:leader="dot"/>
-          <w:tab w:pos="8504" w:val="right" w:leader="dot"/>
-          <w:tab w:pos="8504" w:val="right" w:leader="dot"/>
-          <w:tab w:pos="8504" w:val="right" w:leader="dot"/>
-          <w:tab w:pos="8504" w:val="right" w:leader="dot"/>
-          <w:tab w:pos="8504" w:val="right" w:leader="dot"/>
-          <w:tab w:pos="8504" w:val="right" w:leader="dot"/>
-          <w:tab w:pos="8504" w:val="right" w:leader="dot"/>
-          <w:tab w:pos="8504" w:val="right" w:leader="dot"/>
-          <w:tab w:pos="8504" w:val="right" w:leader="dot"/>
-          <w:tab w:pos="8504" w:val="right" w:leader="dot"/>
-          <w:tab w:pos="8504" w:val="right" w:leader="dot"/>
-          <w:tab w:pos="8504" w:val="right" w:leader="dot"/>
-          <w:tab w:pos="8504" w:val="right" w:leader="dot"/>
-          <w:tab w:pos="8504" w:val="right" w:leader="dot"/>
-          <w:tab w:pos="8504" w:val="right" w:leader="dot"/>
-          <w:tab w:pos="8504" w:val="right" w:leader="dot"/>
-          <w:tab w:pos="8504" w:val="right" w:leader="dot"/>
-          <w:tab w:pos="8504" w:val="right" w:leader="dot"/>
-          <w:tab w:pos="8504" w:val="right" w:leader="dot"/>
-          <w:tab w:pos="8504" w:val="right" w:leader="dot"/>
-          <w:tab w:pos="8504" w:val="right" w:leader="dot"/>
-          <w:tab w:pos="8504" w:val="right" w:leader="dot"/>
-          <w:tab w:pos="8504" w:val="right" w:leader="dot"/>
-          <w:tab w:pos="8504" w:val="right" w:leader="dot"/>
-          <w:tab w:pos="8504" w:val="right" w:leader="dot"/>
-          <w:tab w:pos="8504" w:val="right" w:leader="dot"/>
-          <w:tab w:pos="8504" w:val="right" w:leader="dot"/>
-          <w:tab w:pos="8504" w:val="right" w:leader="dot"/>
-          <w:tab w:pos="8504" w:val="right" w:leader="dot"/>
-          <w:tab w:pos="8504" w:val="right" w:leader="dot"/>
-          <w:tab w:pos="8504" w:val="right" w:leader="dot"/>
-          <w:tab w:pos="8504" w:val="right" w:leader="dot"/>
-          <w:tab w:pos="8504" w:val="right" w:leader="dot"/>
-          <w:tab w:pos="8504" w:val="right" w:leader="dot"/>
-          <w:tab w:pos="8504" w:val="right" w:leader="dot"/>
-          <w:tab w:pos="8504" w:val="right" w:leader="dot"/>
-          <w:tab w:pos="8504" w:val="right" w:leader="dot"/>
-          <w:tab w:pos="8504" w:val="right" w:leader="dot"/>
-          <w:tab w:pos="8504" w:val="right" w:leader="dot"/>
-          <w:tab w:pos="8504" w:val="right" w:leader="dot"/>
-          <w:tab w:pos="8504" w:val="right" w:leader="dot"/>
-          <w:tab w:pos="8504" w:val="right" w:leader="dot"/>
-          <w:tab w:pos="8504" w:val="right" w:leader="dot"/>
-          <w:tab w:pos="8504" w:val="right" w:leader="dot"/>
-          <w:tab w:pos="8504" w:val="right" w:leader="dot"/>
-          <w:tab w:pos="8504" w:val="right" w:leader="dot"/>
-          <w:tab w:pos="8504" w:val="right" w:leader="dot"/>
-          <w:tab w:pos="8504" w:val="right" w:leader="dot"/>
-          <w:tab w:pos="8504" w:val="right" w:leader="dot"/>
-          <w:tab w:pos="8504" w:val="right" w:leader="dot"/>
-          <w:tab w:pos="8504" w:val="right" w:leader="dot"/>
-          <w:tab w:pos="8504" w:val="right" w:leader="dot"/>
-          <w:tab w:pos="8504" w:val="right" w:leader="dot"/>
-          <w:tab w:pos="8504" w:val="right" w:leader="dot"/>
-          <w:tab w:pos="8504" w:val="right" w:leader="dot"/>
-          <w:tab w:pos="8504" w:val="right" w:leader="dot"/>
-          <w:tab w:pos="8504" w:val="right" w:leader="dot"/>
-          <w:tab w:pos="8504" w:val="right" w:leader="dot"/>
-          <w:tab w:pos="8504" w:val="right" w:leader="dot"/>
-          <w:tab w:pos="8504" w:val="right" w:leader="dot"/>
-          <w:tab w:pos="8504" w:val="right" w:leader="dot"/>
-          <w:tab w:pos="8504" w:val="right" w:leader="dot"/>
-          <w:tab w:pos="8504" w:val="right" w:leader="dot"/>
           <w:tab w:pos="8504" w:val="right" w:leader="dot"/>
         </w:tabs>
         <w:spacing w:after="40" w:before="0"/>
@@ -6765,104 +2300,9 @@
         <w:t>60</w:t>
       </w:r>
     </w:p>
-    <w:p xmlns:ns0="http://halah">
+    <w:p>
       <w:pPr>
         <w:tabs>
-          <w:tab w:pos="8504" w:val="right" w:leader="dot"/>
-          <w:tab w:pos="8504" w:val="right" w:leader="dot"/>
-          <w:tab w:pos="8504" w:val="right" w:leader="dot"/>
-          <w:tab w:pos="8504" w:val="right" w:leader="dot"/>
-          <w:tab w:pos="8504" w:val="right" w:leader="dot"/>
-          <w:tab w:pos="8504" w:val="right" w:leader="dot"/>
-          <w:tab w:pos="8504" w:val="right" w:leader="dot"/>
-          <w:tab w:pos="8504" w:val="right" w:leader="dot"/>
-          <w:tab w:pos="8504" w:val="right" w:leader="dot"/>
-          <w:tab w:pos="8504" w:val="right" w:leader="dot"/>
-          <w:tab w:pos="8504" w:val="right" w:leader="dot"/>
-          <w:tab w:pos="8504" w:val="right" w:leader="dot"/>
-          <w:tab w:pos="8504" w:val="right" w:leader="dot"/>
-          <w:tab w:pos="8504" w:val="right" w:leader="dot"/>
-          <w:tab w:pos="8504" w:val="right" w:leader="dot"/>
-          <w:tab w:pos="8504" w:val="right" w:leader="dot"/>
-          <w:tab w:pos="8504" w:val="right" w:leader="dot"/>
-          <w:tab w:pos="8504" w:val="right" w:leader="dot"/>
-          <w:tab w:pos="8504" w:val="right" w:leader="dot"/>
-          <w:tab w:pos="8504" w:val="right" w:leader="dot"/>
-          <w:tab w:pos="8504" w:val="right" w:leader="dot"/>
-          <w:tab w:pos="8504" w:val="right" w:leader="dot"/>
-          <w:tab w:pos="8504" w:val="right" w:leader="dot"/>
-          <w:tab w:pos="8504" w:val="right" w:leader="dot"/>
-          <w:tab w:pos="8504" w:val="right" w:leader="dot"/>
-          <w:tab w:pos="8504" w:val="right" w:leader="dot"/>
-          <w:tab w:pos="8504" w:val="right" w:leader="dot"/>
-          <w:tab w:pos="8504" w:val="right" w:leader="dot"/>
-          <w:tab w:pos="8504" w:val="right" w:leader="dot"/>
-          <w:tab w:pos="8504" w:val="right" w:leader="dot"/>
-          <w:tab w:pos="8504" w:val="right" w:leader="dot"/>
-          <w:tab w:pos="8504" w:val="right" w:leader="dot"/>
-          <w:tab w:pos="8504" w:val="right" w:leader="dot"/>
-          <w:tab w:pos="8504" w:val="right" w:leader="dot"/>
-          <w:tab w:pos="8504" w:val="right" w:leader="dot"/>
-          <w:tab w:pos="8504" w:val="right" w:leader="dot"/>
-          <w:tab w:pos="8504" w:val="right" w:leader="dot"/>
-          <w:tab w:pos="8504" w:val="right" w:leader="dot"/>
-          <w:tab w:pos="8504" w:val="right" w:leader="dot"/>
-          <w:tab w:pos="8504" w:val="right" w:leader="dot"/>
-          <w:tab w:pos="8504" w:val="right" w:leader="dot"/>
-          <w:tab w:pos="8504" w:val="right" w:leader="dot"/>
-          <w:tab w:pos="8504" w:val="right" w:leader="dot"/>
-          <w:tab w:pos="8504" w:val="right" w:leader="dot"/>
-          <w:tab w:pos="8504" w:val="right" w:leader="dot"/>
-          <w:tab w:pos="8504" w:val="right" w:leader="dot"/>
-          <w:tab w:pos="8504" w:val="right" w:leader="dot"/>
-          <w:tab w:pos="8504" w:val="right" w:leader="dot"/>
-          <w:tab w:pos="8504" w:val="right" w:leader="dot"/>
-          <w:tab w:pos="8504" w:val="right" w:leader="dot"/>
-          <w:tab w:pos="8504" w:val="right" w:leader="dot"/>
-          <w:tab w:pos="8504" w:val="right" w:leader="dot"/>
-          <w:tab w:pos="8504" w:val="right" w:leader="dot"/>
-          <w:tab w:pos="8504" w:val="right" w:leader="dot"/>
-          <w:tab w:pos="8504" w:val="right" w:leader="dot"/>
-          <w:tab w:pos="8504" w:val="right" w:leader="dot"/>
-          <w:tab w:pos="8504" w:val="right" w:leader="dot"/>
-          <w:tab w:pos="8504" w:val="right" w:leader="dot"/>
-          <w:tab w:pos="8504" w:val="right" w:leader="dot"/>
-          <w:tab w:pos="8504" w:val="right" w:leader="dot"/>
-          <w:tab w:pos="8504" w:val="right" w:leader="dot"/>
-          <w:tab w:pos="8504" w:val="right" w:leader="dot"/>
-          <w:tab w:pos="8504" w:val="right" w:leader="dot"/>
-          <w:tab w:pos="8504" w:val="right" w:leader="dot"/>
-          <w:tab w:pos="8504" w:val="right" w:leader="dot"/>
-          <w:tab w:pos="8504" w:val="right" w:leader="dot"/>
-          <w:tab w:pos="8504" w:val="right" w:leader="dot"/>
-          <w:tab w:pos="8504" w:val="right" w:leader="dot"/>
-          <w:tab w:pos="8504" w:val="right" w:leader="dot"/>
-          <w:tab w:pos="8504" w:val="right" w:leader="dot"/>
-          <w:tab w:pos="8504" w:val="right" w:leader="dot"/>
-          <w:tab w:pos="8504" w:val="right" w:leader="dot"/>
-          <w:tab w:pos="8504" w:val="right" w:leader="dot"/>
-          <w:tab w:pos="8504" w:val="right" w:leader="dot"/>
-          <w:tab w:pos="8504" w:val="right" w:leader="dot"/>
-          <w:tab w:pos="8504" w:val="right" w:leader="dot"/>
-          <w:tab w:pos="8504" w:val="right" w:leader="dot"/>
-          <w:tab w:pos="8504" w:val="right" w:leader="dot"/>
-          <w:tab w:pos="8504" w:val="right" w:leader="dot"/>
-          <w:tab w:pos="8504" w:val="right" w:leader="dot"/>
-          <w:tab w:pos="8504" w:val="right" w:leader="dot"/>
-          <w:tab w:pos="8504" w:val="right" w:leader="dot"/>
-          <w:tab w:pos="8504" w:val="right" w:leader="dot"/>
-          <w:tab w:pos="8504" w:val="right" w:leader="dot"/>
-          <w:tab w:pos="8504" w:val="right" w:leader="dot"/>
-          <w:tab w:pos="8504" w:val="right" w:leader="dot"/>
-          <w:tab w:pos="8504" w:val="right" w:leader="dot"/>
-          <w:tab w:pos="8504" w:val="right" w:leader="dot"/>
-          <w:tab w:pos="8504" w:val="right" w:leader="dot"/>
-          <w:tab w:pos="8504" w:val="right" w:leader="dot"/>
-          <w:tab w:pos="8504" w:val="right" w:leader="dot"/>
-          <w:tab w:pos="8504" w:val="right" w:leader="dot"/>
-          <w:tab w:pos="8504" w:val="right" w:leader="dot"/>
-          <w:tab w:pos="8504" w:val="right" w:leader="dot"/>
-          <w:tab w:pos="8504" w:val="right" w:leader="dot"/>
           <w:tab w:pos="8504" w:val="right" w:leader="dot"/>
         </w:tabs>
         <w:spacing w:after="40" w:before="0"/>
@@ -6880,105 +2320,9 @@
         <w:t>62</w:t>
       </w:r>
     </w:p>
-    <w:p xmlns:ns0="http://halah">
+    <w:p>
       <w:pPr>
         <w:tabs>
-          <w:tab w:pos="8504" w:val="right" w:leader="dot"/>
-          <w:tab w:pos="8504" w:val="right" w:leader="dot"/>
-          <w:tab w:pos="8504" w:val="right" w:leader="dot"/>
-          <w:tab w:pos="8504" w:val="right" w:leader="dot"/>
-          <w:tab w:pos="8504" w:val="right" w:leader="dot"/>
-          <w:tab w:pos="8504" w:val="right" w:leader="dot"/>
-          <w:tab w:pos="8504" w:val="right" w:leader="dot"/>
-          <w:tab w:pos="8504" w:val="right" w:leader="dot"/>
-          <w:tab w:pos="8504" w:val="right" w:leader="dot"/>
-          <w:tab w:pos="8504" w:val="right" w:leader="dot"/>
-          <w:tab w:pos="8504" w:val="right" w:leader="dot"/>
-          <w:tab w:pos="8504" w:val="right" w:leader="dot"/>
-          <w:tab w:pos="8504" w:val="right" w:leader="dot"/>
-          <w:tab w:pos="8504" w:val="right" w:leader="dot"/>
-          <w:tab w:pos="8504" w:val="right" w:leader="dot"/>
-          <w:tab w:pos="8504" w:val="right" w:leader="dot"/>
-          <w:tab w:pos="8504" w:val="right" w:leader="dot"/>
-          <w:tab w:pos="8504" w:val="right" w:leader="dot"/>
-          <w:tab w:pos="8504" w:val="right" w:leader="dot"/>
-          <w:tab w:pos="8504" w:val="right" w:leader="dot"/>
-          <w:tab w:pos="8504" w:val="right" w:leader="dot"/>
-          <w:tab w:pos="8504" w:val="right" w:leader="dot"/>
-          <w:tab w:pos="8504" w:val="right" w:leader="dot"/>
-          <w:tab w:pos="8504" w:val="right" w:leader="dot"/>
-          <w:tab w:pos="8504" w:val="right" w:leader="dot"/>
-          <w:tab w:pos="8504" w:val="right" w:leader="dot"/>
-          <w:tab w:pos="8504" w:val="right" w:leader="dot"/>
-          <w:tab w:pos="8504" w:val="right" w:leader="dot"/>
-          <w:tab w:pos="8504" w:val="right" w:leader="dot"/>
-          <w:tab w:pos="8504" w:val="right" w:leader="dot"/>
-          <w:tab w:pos="8504" w:val="right" w:leader="dot"/>
-          <w:tab w:pos="8504" w:val="right" w:leader="dot"/>
-          <w:tab w:pos="8504" w:val="right" w:leader="dot"/>
-          <w:tab w:pos="8504" w:val="right" w:leader="dot"/>
-          <w:tab w:pos="8504" w:val="right" w:leader="dot"/>
-          <w:tab w:pos="8504" w:val="right" w:leader="dot"/>
-          <w:tab w:pos="8504" w:val="right" w:leader="dot"/>
-          <w:tab w:pos="8504" w:val="right" w:leader="dot"/>
-          <w:tab w:pos="8504" w:val="right" w:leader="dot"/>
-          <w:tab w:pos="8504" w:val="right" w:leader="dot"/>
-          <w:tab w:pos="8504" w:val="right" w:leader="dot"/>
-          <w:tab w:pos="8504" w:val="right" w:leader="dot"/>
-          <w:tab w:pos="8504" w:val="right" w:leader="dot"/>
-          <w:tab w:pos="8504" w:val="right" w:leader="dot"/>
-          <w:tab w:pos="8504" w:val="right" w:leader="dot"/>
-          <w:tab w:pos="8504" w:val="right" w:leader="dot"/>
-          <w:tab w:pos="8504" w:val="right" w:leader="dot"/>
-          <w:tab w:pos="8504" w:val="right" w:leader="dot"/>
-          <w:tab w:pos="8504" w:val="right" w:leader="dot"/>
-          <w:tab w:pos="8504" w:val="right" w:leader="dot"/>
-          <w:tab w:pos="8504" w:val="right" w:leader="dot"/>
-          <w:tab w:pos="8504" w:val="right" w:leader="dot"/>
-          <w:tab w:pos="8504" w:val="right" w:leader="dot"/>
-          <w:tab w:pos="8504" w:val="right" w:leader="dot"/>
-          <w:tab w:pos="8504" w:val="right" w:leader="dot"/>
-          <w:tab w:pos="8504" w:val="right" w:leader="dot"/>
-          <w:tab w:pos="8504" w:val="right" w:leader="dot"/>
-          <w:tab w:pos="8504" w:val="right" w:leader="dot"/>
-          <w:tab w:pos="8504" w:val="right" w:leader="dot"/>
-          <w:tab w:pos="8504" w:val="right" w:leader="dot"/>
-          <w:tab w:pos="8504" w:val="right" w:leader="dot"/>
-          <w:tab w:pos="8504" w:val="right" w:leader="dot"/>
-          <w:tab w:pos="8504" w:val="right" w:leader="dot"/>
-          <w:tab w:pos="8504" w:val="right" w:leader="dot"/>
-          <w:tab w:pos="8504" w:val="right" w:leader="dot"/>
-          <w:tab w:pos="8504" w:val="right" w:leader="dot"/>
-          <w:tab w:pos="8504" w:val="right" w:leader="dot"/>
-          <w:tab w:pos="8504" w:val="right" w:leader="dot"/>
-          <w:tab w:pos="8504" w:val="right" w:leader="dot"/>
-          <w:tab w:pos="8504" w:val="right" w:leader="dot"/>
-          <w:tab w:pos="8504" w:val="right" w:leader="dot"/>
-          <w:tab w:pos="8504" w:val="right" w:leader="dot"/>
-          <w:tab w:pos="8504" w:val="right" w:leader="dot"/>
-          <w:tab w:pos="8504" w:val="right" w:leader="dot"/>
-          <w:tab w:pos="8504" w:val="right" w:leader="dot"/>
-          <w:tab w:pos="8504" w:val="right" w:leader="dot"/>
-          <w:tab w:pos="8504" w:val="right" w:leader="dot"/>
-          <w:tab w:pos="8504" w:val="right" w:leader="dot"/>
-          <w:tab w:pos="8504" w:val="right" w:leader="dot"/>
-          <w:tab w:pos="8504" w:val="right" w:leader="dot"/>
-          <w:tab w:pos="8504" w:val="right" w:leader="dot"/>
-          <w:tab w:pos="8504" w:val="right" w:leader="dot"/>
-          <w:tab w:pos="8504" w:val="right" w:leader="dot"/>
-          <w:tab w:pos="8504" w:val="right" w:leader="dot"/>
-          <w:tab w:pos="8504" w:val="right" w:leader="dot"/>
-          <w:tab w:pos="8504" w:val="right" w:leader="dot"/>
-          <w:tab w:pos="8504" w:val="right" w:leader="dot"/>
-          <w:tab w:pos="8504" w:val="right" w:leader="dot"/>
-          <w:tab w:pos="8504" w:val="right" w:leader="dot"/>
-          <w:tab w:pos="8504" w:val="right" w:leader="dot"/>
-          <w:tab w:pos="8504" w:val="right" w:leader="dot"/>
-          <w:tab w:pos="8504" w:val="right" w:leader="dot"/>
-          <w:tab w:pos="8504" w:val="right" w:leader="dot"/>
-          <w:tab w:pos="8504" w:val="right" w:leader="dot"/>
-          <w:tab w:pos="8504" w:val="right" w:leader="dot"/>
-          <w:tab w:pos="8504" w:val="right" w:leader="dot"/>
           <w:tab w:pos="8504" w:val="right" w:leader="dot"/>
         </w:tabs>
         <w:spacing w:after="40" w:before="0"/>
@@ -6996,106 +2340,9 @@
         <w:t>63</w:t>
       </w:r>
     </w:p>
-    <w:p xmlns:ns0="http://halah">
+    <w:p>
       <w:pPr>
         <w:tabs>
-          <w:tab w:pos="8504" w:val="right" w:leader="dot"/>
-          <w:tab w:pos="8504" w:val="right" w:leader="dot"/>
-          <w:tab w:pos="8504" w:val="right" w:leader="dot"/>
-          <w:tab w:pos="8504" w:val="right" w:leader="dot"/>
-          <w:tab w:pos="8504" w:val="right" w:leader="dot"/>
-          <w:tab w:pos="8504" w:val="right" w:leader="dot"/>
-          <w:tab w:pos="8504" w:val="right" w:leader="dot"/>
-          <w:tab w:pos="8504" w:val="right" w:leader="dot"/>
-          <w:tab w:pos="8504" w:val="right" w:leader="dot"/>
-          <w:tab w:pos="8504" w:val="right" w:leader="dot"/>
-          <w:tab w:pos="8504" w:val="right" w:leader="dot"/>
-          <w:tab w:pos="8504" w:val="right" w:leader="dot"/>
-          <w:tab w:pos="8504" w:val="right" w:leader="dot"/>
-          <w:tab w:pos="8504" w:val="right" w:leader="dot"/>
-          <w:tab w:pos="8504" w:val="right" w:leader="dot"/>
-          <w:tab w:pos="8504" w:val="right" w:leader="dot"/>
-          <w:tab w:pos="8504" w:val="right" w:leader="dot"/>
-          <w:tab w:pos="8504" w:val="right" w:leader="dot"/>
-          <w:tab w:pos="8504" w:val="right" w:leader="dot"/>
-          <w:tab w:pos="8504" w:val="right" w:leader="dot"/>
-          <w:tab w:pos="8504" w:val="right" w:leader="dot"/>
-          <w:tab w:pos="8504" w:val="right" w:leader="dot"/>
-          <w:tab w:pos="8504" w:val="right" w:leader="dot"/>
-          <w:tab w:pos="8504" w:val="right" w:leader="dot"/>
-          <w:tab w:pos="8504" w:val="right" w:leader="dot"/>
-          <w:tab w:pos="8504" w:val="right" w:leader="dot"/>
-          <w:tab w:pos="8504" w:val="right" w:leader="dot"/>
-          <w:tab w:pos="8504" w:val="right" w:leader="dot"/>
-          <w:tab w:pos="8504" w:val="right" w:leader="dot"/>
-          <w:tab w:pos="8504" w:val="right" w:leader="dot"/>
-          <w:tab w:pos="8504" w:val="right" w:leader="dot"/>
-          <w:tab w:pos="8504" w:val="right" w:leader="dot"/>
-          <w:tab w:pos="8504" w:val="right" w:leader="dot"/>
-          <w:tab w:pos="8504" w:val="right" w:leader="dot"/>
-          <w:tab w:pos="8504" w:val="right" w:leader="dot"/>
-          <w:tab w:pos="8504" w:val="right" w:leader="dot"/>
-          <w:tab w:pos="8504" w:val="right" w:leader="dot"/>
-          <w:tab w:pos="8504" w:val="right" w:leader="dot"/>
-          <w:tab w:pos="8504" w:val="right" w:leader="dot"/>
-          <w:tab w:pos="8504" w:val="right" w:leader="dot"/>
-          <w:tab w:pos="8504" w:val="right" w:leader="dot"/>
-          <w:tab w:pos="8504" w:val="right" w:leader="dot"/>
-          <w:tab w:pos="8504" w:val="right" w:leader="dot"/>
-          <w:tab w:pos="8504" w:val="right" w:leader="dot"/>
-          <w:tab w:pos="8504" w:val="right" w:leader="dot"/>
-          <w:tab w:pos="8504" w:val="right" w:leader="dot"/>
-          <w:tab w:pos="8504" w:val="right" w:leader="dot"/>
-          <w:tab w:pos="8504" w:val="right" w:leader="dot"/>
-          <w:tab w:pos="8504" w:val="right" w:leader="dot"/>
-          <w:tab w:pos="8504" w:val="right" w:leader="dot"/>
-          <w:tab w:pos="8504" w:val="right" w:leader="dot"/>
-          <w:tab w:pos="8504" w:val="right" w:leader="dot"/>
-          <w:tab w:pos="8504" w:val="right" w:leader="dot"/>
-          <w:tab w:pos="8504" w:val="right" w:leader="dot"/>
-          <w:tab w:pos="8504" w:val="right" w:leader="dot"/>
-          <w:tab w:pos="8504" w:val="right" w:leader="dot"/>
-          <w:tab w:pos="8504" w:val="right" w:leader="dot"/>
-          <w:tab w:pos="8504" w:val="right" w:leader="dot"/>
-          <w:tab w:pos="8504" w:val="right" w:leader="dot"/>
-          <w:tab w:pos="8504" w:val="right" w:leader="dot"/>
-          <w:tab w:pos="8504" w:val="right" w:leader="dot"/>
-          <w:tab w:pos="8504" w:val="right" w:leader="dot"/>
-          <w:tab w:pos="8504" w:val="right" w:leader="dot"/>
-          <w:tab w:pos="8504" w:val="right" w:leader="dot"/>
-          <w:tab w:pos="8504" w:val="right" w:leader="dot"/>
-          <w:tab w:pos="8504" w:val="right" w:leader="dot"/>
-          <w:tab w:pos="8504" w:val="right" w:leader="dot"/>
-          <w:tab w:pos="8504" w:val="right" w:leader="dot"/>
-          <w:tab w:pos="8504" w:val="right" w:leader="dot"/>
-          <w:tab w:pos="8504" w:val="right" w:leader="dot"/>
-          <w:tab w:pos="8504" w:val="right" w:leader="dot"/>
-          <w:tab w:pos="8504" w:val="right" w:leader="dot"/>
-          <w:tab w:pos="8504" w:val="right" w:leader="dot"/>
-          <w:tab w:pos="8504" w:val="right" w:leader="dot"/>
-          <w:tab w:pos="8504" w:val="right" w:leader="dot"/>
-          <w:tab w:pos="8504" w:val="right" w:leader="dot"/>
-          <w:tab w:pos="8504" w:val="right" w:leader="dot"/>
-          <w:tab w:pos="8504" w:val="right" w:leader="dot"/>
-          <w:tab w:pos="8504" w:val="right" w:leader="dot"/>
-          <w:tab w:pos="8504" w:val="right" w:leader="dot"/>
-          <w:tab w:pos="8504" w:val="right" w:leader="dot"/>
-          <w:tab w:pos="8504" w:val="right" w:leader="dot"/>
-          <w:tab w:pos="8504" w:val="right" w:leader="dot"/>
-          <w:tab w:pos="8504" w:val="right" w:leader="dot"/>
-          <w:tab w:pos="8504" w:val="right" w:leader="dot"/>
-          <w:tab w:pos="8504" w:val="right" w:leader="dot"/>
-          <w:tab w:pos="8504" w:val="right" w:leader="dot"/>
-          <w:tab w:pos="8504" w:val="right" w:leader="dot"/>
-          <w:tab w:pos="8504" w:val="right" w:leader="dot"/>
-          <w:tab w:pos="8504" w:val="right" w:leader="dot"/>
-          <w:tab w:pos="8504" w:val="right" w:leader="dot"/>
-          <w:tab w:pos="8504" w:val="right" w:leader="dot"/>
-          <w:tab w:pos="8504" w:val="right" w:leader="dot"/>
-          <w:tab w:pos="8504" w:val="right" w:leader="dot"/>
-          <w:tab w:pos="8504" w:val="right" w:leader="dot"/>
-          <w:tab w:pos="8504" w:val="right" w:leader="dot"/>
-          <w:tab w:pos="8504" w:val="right" w:leader="dot"/>
           <w:tab w:pos="8504" w:val="right" w:leader="dot"/>
         </w:tabs>
         <w:spacing w:after="40" w:before="0"/>
@@ -7113,107 +2360,9 @@
         <w:t>63</w:t>
       </w:r>
     </w:p>
-    <w:p xmlns:ns0="http://halah">
+    <w:p>
       <w:pPr>
         <w:tabs>
-          <w:tab w:pos="8504" w:val="right" w:leader="dot"/>
-          <w:tab w:pos="8504" w:val="right" w:leader="dot"/>
-          <w:tab w:pos="8504" w:val="right" w:leader="dot"/>
-          <w:tab w:pos="8504" w:val="right" w:leader="dot"/>
-          <w:tab w:pos="8504" w:val="right" w:leader="dot"/>
-          <w:tab w:pos="8504" w:val="right" w:leader="dot"/>
-          <w:tab w:pos="8504" w:val="right" w:leader="dot"/>
-          <w:tab w:pos="8504" w:val="right" w:leader="dot"/>
-          <w:tab w:pos="8504" w:val="right" w:leader="dot"/>
-          <w:tab w:pos="8504" w:val="right" w:leader="dot"/>
-          <w:tab w:pos="8504" w:val="right" w:leader="dot"/>
-          <w:tab w:pos="8504" w:val="right" w:leader="dot"/>
-          <w:tab w:pos="8504" w:val="right" w:leader="dot"/>
-          <w:tab w:pos="8504" w:val="right" w:leader="dot"/>
-          <w:tab w:pos="8504" w:val="right" w:leader="dot"/>
-          <w:tab w:pos="8504" w:val="right" w:leader="dot"/>
-          <w:tab w:pos="8504" w:val="right" w:leader="dot"/>
-          <w:tab w:pos="8504" w:val="right" w:leader="dot"/>
-          <w:tab w:pos="8504" w:val="right" w:leader="dot"/>
-          <w:tab w:pos="8504" w:val="right" w:leader="dot"/>
-          <w:tab w:pos="8504" w:val="right" w:leader="dot"/>
-          <w:tab w:pos="8504" w:val="right" w:leader="dot"/>
-          <w:tab w:pos="8504" w:val="right" w:leader="dot"/>
-          <w:tab w:pos="8504" w:val="right" w:leader="dot"/>
-          <w:tab w:pos="8504" w:val="right" w:leader="dot"/>
-          <w:tab w:pos="8504" w:val="right" w:leader="dot"/>
-          <w:tab w:pos="8504" w:val="right" w:leader="dot"/>
-          <w:tab w:pos="8504" w:val="right" w:leader="dot"/>
-          <w:tab w:pos="8504" w:val="right" w:leader="dot"/>
-          <w:tab w:pos="8504" w:val="right" w:leader="dot"/>
-          <w:tab w:pos="8504" w:val="right" w:leader="dot"/>
-          <w:tab w:pos="8504" w:val="right" w:leader="dot"/>
-          <w:tab w:pos="8504" w:val="right" w:leader="dot"/>
-          <w:tab w:pos="8504" w:val="right" w:leader="dot"/>
-          <w:tab w:pos="8504" w:val="right" w:leader="dot"/>
-          <w:tab w:pos="8504" w:val="right" w:leader="dot"/>
-          <w:tab w:pos="8504" w:val="right" w:leader="dot"/>
-          <w:tab w:pos="8504" w:val="right" w:leader="dot"/>
-          <w:tab w:pos="8504" w:val="right" w:leader="dot"/>
-          <w:tab w:pos="8504" w:val="right" w:leader="dot"/>
-          <w:tab w:pos="8504" w:val="right" w:leader="dot"/>
-          <w:tab w:pos="8504" w:val="right" w:leader="dot"/>
-          <w:tab w:pos="8504" w:val="right" w:leader="dot"/>
-          <w:tab w:pos="8504" w:val="right" w:leader="dot"/>
-          <w:tab w:pos="8504" w:val="right" w:leader="dot"/>
-          <w:tab w:pos="8504" w:val="right" w:leader="dot"/>
-          <w:tab w:pos="8504" w:val="right" w:leader="dot"/>
-          <w:tab w:pos="8504" w:val="right" w:leader="dot"/>
-          <w:tab w:pos="8504" w:val="right" w:leader="dot"/>
-          <w:tab w:pos="8504" w:val="right" w:leader="dot"/>
-          <w:tab w:pos="8504" w:val="right" w:leader="dot"/>
-          <w:tab w:pos="8504" w:val="right" w:leader="dot"/>
-          <w:tab w:pos="8504" w:val="right" w:leader="dot"/>
-          <w:tab w:pos="8504" w:val="right" w:leader="dot"/>
-          <w:tab w:pos="8504" w:val="right" w:leader="dot"/>
-          <w:tab w:pos="8504" w:val="right" w:leader="dot"/>
-          <w:tab w:pos="8504" w:val="right" w:leader="dot"/>
-          <w:tab w:pos="8504" w:val="right" w:leader="dot"/>
-          <w:tab w:pos="8504" w:val="right" w:leader="dot"/>
-          <w:tab w:pos="8504" w:val="right" w:leader="dot"/>
-          <w:tab w:pos="8504" w:val="right" w:leader="dot"/>
-          <w:tab w:pos="8504" w:val="right" w:leader="dot"/>
-          <w:tab w:pos="8504" w:val="right" w:leader="dot"/>
-          <w:tab w:pos="8504" w:val="right" w:leader="dot"/>
-          <w:tab w:pos="8504" w:val="right" w:leader="dot"/>
-          <w:tab w:pos="8504" w:val="right" w:leader="dot"/>
-          <w:tab w:pos="8504" w:val="right" w:leader="dot"/>
-          <w:tab w:pos="8504" w:val="right" w:leader="dot"/>
-          <w:tab w:pos="8504" w:val="right" w:leader="dot"/>
-          <w:tab w:pos="8504" w:val="right" w:leader="dot"/>
-          <w:tab w:pos="8504" w:val="right" w:leader="dot"/>
-          <w:tab w:pos="8504" w:val="right" w:leader="dot"/>
-          <w:tab w:pos="8504" w:val="right" w:leader="dot"/>
-          <w:tab w:pos="8504" w:val="right" w:leader="dot"/>
-          <w:tab w:pos="8504" w:val="right" w:leader="dot"/>
-          <w:tab w:pos="8504" w:val="right" w:leader="dot"/>
-          <w:tab w:pos="8504" w:val="right" w:leader="dot"/>
-          <w:tab w:pos="8504" w:val="right" w:leader="dot"/>
-          <w:tab w:pos="8504" w:val="right" w:leader="dot"/>
-          <w:tab w:pos="8504" w:val="right" w:leader="dot"/>
-          <w:tab w:pos="8504" w:val="right" w:leader="dot"/>
-          <w:tab w:pos="8504" w:val="right" w:leader="dot"/>
-          <w:tab w:pos="8504" w:val="right" w:leader="dot"/>
-          <w:tab w:pos="8504" w:val="right" w:leader="dot"/>
-          <w:tab w:pos="8504" w:val="right" w:leader="dot"/>
-          <w:tab w:pos="8504" w:val="right" w:leader="dot"/>
-          <w:tab w:pos="8504" w:val="right" w:leader="dot"/>
-          <w:tab w:pos="8504" w:val="right" w:leader="dot"/>
-          <w:tab w:pos="8504" w:val="right" w:leader="dot"/>
-          <w:tab w:pos="8504" w:val="right" w:leader="dot"/>
-          <w:tab w:pos="8504" w:val="right" w:leader="dot"/>
-          <w:tab w:pos="8504" w:val="right" w:leader="dot"/>
-          <w:tab w:pos="8504" w:val="right" w:leader="dot"/>
-          <w:tab w:pos="8504" w:val="right" w:leader="dot"/>
-          <w:tab w:pos="8504" w:val="right" w:leader="dot"/>
-          <w:tab w:pos="8504" w:val="right" w:leader="dot"/>
-          <w:tab w:pos="8504" w:val="right" w:leader="dot"/>
-          <w:tab w:pos="8504" w:val="right" w:leader="dot"/>
           <w:tab w:pos="8504" w:val="right" w:leader="dot"/>
         </w:tabs>
         <w:spacing w:after="40" w:before="0"/>
@@ -7231,108 +2380,9 @@
         <w:t>63</w:t>
       </w:r>
     </w:p>
-    <w:p xmlns:ns0="http://halah">
+    <w:p>
       <w:pPr>
         <w:tabs>
-          <w:tab w:pos="8504" w:val="right" w:leader="dot"/>
-          <w:tab w:pos="8504" w:val="right" w:leader="dot"/>
-          <w:tab w:pos="8504" w:val="right" w:leader="dot"/>
-          <w:tab w:pos="8504" w:val="right" w:leader="dot"/>
-          <w:tab w:pos="8504" w:val="right" w:leader="dot"/>
-          <w:tab w:pos="8504" w:val="right" w:leader="dot"/>
-          <w:tab w:pos="8504" w:val="right" w:leader="dot"/>
-          <w:tab w:pos="8504" w:val="right" w:leader="dot"/>
-          <w:tab w:pos="8504" w:val="right" w:leader="dot"/>
-          <w:tab w:pos="8504" w:val="right" w:leader="dot"/>
-          <w:tab w:pos="8504" w:val="right" w:leader="dot"/>
-          <w:tab w:pos="8504" w:val="right" w:leader="dot"/>
-          <w:tab w:pos="8504" w:val="right" w:leader="dot"/>
-          <w:tab w:pos="8504" w:val="right" w:leader="dot"/>
-          <w:tab w:pos="8504" w:val="right" w:leader="dot"/>
-          <w:tab w:pos="8504" w:val="right" w:leader="dot"/>
-          <w:tab w:pos="8504" w:val="right" w:leader="dot"/>
-          <w:tab w:pos="8504" w:val="right" w:leader="dot"/>
-          <w:tab w:pos="8504" w:val="right" w:leader="dot"/>
-          <w:tab w:pos="8504" w:val="right" w:leader="dot"/>
-          <w:tab w:pos="8504" w:val="right" w:leader="dot"/>
-          <w:tab w:pos="8504" w:val="right" w:leader="dot"/>
-          <w:tab w:pos="8504" w:val="right" w:leader="dot"/>
-          <w:tab w:pos="8504" w:val="right" w:leader="dot"/>
-          <w:tab w:pos="8504" w:val="right" w:leader="dot"/>
-          <w:tab w:pos="8504" w:val="right" w:leader="dot"/>
-          <w:tab w:pos="8504" w:val="right" w:leader="dot"/>
-          <w:tab w:pos="8504" w:val="right" w:leader="dot"/>
-          <w:tab w:pos="8504" w:val="right" w:leader="dot"/>
-          <w:tab w:pos="8504" w:val="right" w:leader="dot"/>
-          <w:tab w:pos="8504" w:val="right" w:leader="dot"/>
-          <w:tab w:pos="8504" w:val="right" w:leader="dot"/>
-          <w:tab w:pos="8504" w:val="right" w:leader="dot"/>
-          <w:tab w:pos="8504" w:val="right" w:leader="dot"/>
-          <w:tab w:pos="8504" w:val="right" w:leader="dot"/>
-          <w:tab w:pos="8504" w:val="right" w:leader="dot"/>
-          <w:tab w:pos="8504" w:val="right" w:leader="dot"/>
-          <w:tab w:pos="8504" w:val="right" w:leader="dot"/>
-          <w:tab w:pos="8504" w:val="right" w:leader="dot"/>
-          <w:tab w:pos="8504" w:val="right" w:leader="dot"/>
-          <w:tab w:pos="8504" w:val="right" w:leader="dot"/>
-          <w:tab w:pos="8504" w:val="right" w:leader="dot"/>
-          <w:tab w:pos="8504" w:val="right" w:leader="dot"/>
-          <w:tab w:pos="8504" w:val="right" w:leader="dot"/>
-          <w:tab w:pos="8504" w:val="right" w:leader="dot"/>
-          <w:tab w:pos="8504" w:val="right" w:leader="dot"/>
-          <w:tab w:pos="8504" w:val="right" w:leader="dot"/>
-          <w:tab w:pos="8504" w:val="right" w:leader="dot"/>
-          <w:tab w:pos="8504" w:val="right" w:leader="dot"/>
-          <w:tab w:pos="8504" w:val="right" w:leader="dot"/>
-          <w:tab w:pos="8504" w:val="right" w:leader="dot"/>
-          <w:tab w:pos="8504" w:val="right" w:leader="dot"/>
-          <w:tab w:pos="8504" w:val="right" w:leader="dot"/>
-          <w:tab w:pos="8504" w:val="right" w:leader="dot"/>
-          <w:tab w:pos="8504" w:val="right" w:leader="dot"/>
-          <w:tab w:pos="8504" w:val="right" w:leader="dot"/>
-          <w:tab w:pos="8504" w:val="right" w:leader="dot"/>
-          <w:tab w:pos="8504" w:val="right" w:leader="dot"/>
-          <w:tab w:pos="8504" w:val="right" w:leader="dot"/>
-          <w:tab w:pos="8504" w:val="right" w:leader="dot"/>
-          <w:tab w:pos="8504" w:val="right" w:leader="dot"/>
-          <w:tab w:pos="8504" w:val="right" w:leader="dot"/>
-          <w:tab w:pos="8504" w:val="right" w:leader="dot"/>
-          <w:tab w:pos="8504" w:val="right" w:leader="dot"/>
-          <w:tab w:pos="8504" w:val="right" w:leader="dot"/>
-          <w:tab w:pos="8504" w:val="right" w:leader="dot"/>
-          <w:tab w:pos="8504" w:val="right" w:leader="dot"/>
-          <w:tab w:pos="8504" w:val="right" w:leader="dot"/>
-          <w:tab w:pos="8504" w:val="right" w:leader="dot"/>
-          <w:tab w:pos="8504" w:val="right" w:leader="dot"/>
-          <w:tab w:pos="8504" w:val="right" w:leader="dot"/>
-          <w:tab w:pos="8504" w:val="right" w:leader="dot"/>
-          <w:tab w:pos="8504" w:val="right" w:leader="dot"/>
-          <w:tab w:pos="8504" w:val="right" w:leader="dot"/>
-          <w:tab w:pos="8504" w:val="right" w:leader="dot"/>
-          <w:tab w:pos="8504" w:val="right" w:leader="dot"/>
-          <w:tab w:pos="8504" w:val="right" w:leader="dot"/>
-          <w:tab w:pos="8504" w:val="right" w:leader="dot"/>
-          <w:tab w:pos="8504" w:val="right" w:leader="dot"/>
-          <w:tab w:pos="8504" w:val="right" w:leader="dot"/>
-          <w:tab w:pos="8504" w:val="right" w:leader="dot"/>
-          <w:tab w:pos="8504" w:val="right" w:leader="dot"/>
-          <w:tab w:pos="8504" w:val="right" w:leader="dot"/>
-          <w:tab w:pos="8504" w:val="right" w:leader="dot"/>
-          <w:tab w:pos="8504" w:val="right" w:leader="dot"/>
-          <w:tab w:pos="8504" w:val="right" w:leader="dot"/>
-          <w:tab w:pos="8504" w:val="right" w:leader="dot"/>
-          <w:tab w:pos="8504" w:val="right" w:leader="dot"/>
-          <w:tab w:pos="8504" w:val="right" w:leader="dot"/>
-          <w:tab w:pos="8504" w:val="right" w:leader="dot"/>
-          <w:tab w:pos="8504" w:val="right" w:leader="dot"/>
-          <w:tab w:pos="8504" w:val="right" w:leader="dot"/>
-          <w:tab w:pos="8504" w:val="right" w:leader="dot"/>
-          <w:tab w:pos="8504" w:val="right" w:leader="dot"/>
-          <w:tab w:pos="8504" w:val="right" w:leader="dot"/>
-          <w:tab w:pos="8504" w:val="right" w:leader="dot"/>
-          <w:tab w:pos="8504" w:val="right" w:leader="dot"/>
-          <w:tab w:pos="8504" w:val="right" w:leader="dot"/>
-          <w:tab w:pos="8504" w:val="right" w:leader="dot"/>
           <w:tab w:pos="8504" w:val="right" w:leader="dot"/>
         </w:tabs>
         <w:spacing w:after="40" w:before="0"/>
@@ -7350,109 +2400,9 @@
         <w:t>64</w:t>
       </w:r>
     </w:p>
-    <w:p xmlns:ns0="http://halah">
+    <w:p>
       <w:pPr>
         <w:tabs>
-          <w:tab w:pos="8504" w:val="right" w:leader="dot"/>
-          <w:tab w:pos="8504" w:val="right" w:leader="dot"/>
-          <w:tab w:pos="8504" w:val="right" w:leader="dot"/>
-          <w:tab w:pos="8504" w:val="right" w:leader="dot"/>
-          <w:tab w:pos="8504" w:val="right" w:leader="dot"/>
-          <w:tab w:pos="8504" w:val="right" w:leader="dot"/>
-          <w:tab w:pos="8504" w:val="right" w:leader="dot"/>
-          <w:tab w:pos="8504" w:val="right" w:leader="dot"/>
-          <w:tab w:pos="8504" w:val="right" w:leader="dot"/>
-          <w:tab w:pos="8504" w:val="right" w:leader="dot"/>
-          <w:tab w:pos="8504" w:val="right" w:leader="dot"/>
-          <w:tab w:pos="8504" w:val="right" w:leader="dot"/>
-          <w:tab w:pos="8504" w:val="right" w:leader="dot"/>
-          <w:tab w:pos="8504" w:val="right" w:leader="dot"/>
-          <w:tab w:pos="8504" w:val="right" w:leader="dot"/>
-          <w:tab w:pos="8504" w:val="right" w:leader="dot"/>
-          <w:tab w:pos="8504" w:val="right" w:leader="dot"/>
-          <w:tab w:pos="8504" w:val="right" w:leader="dot"/>
-          <w:tab w:pos="8504" w:val="right" w:leader="dot"/>
-          <w:tab w:pos="8504" w:val="right" w:leader="dot"/>
-          <w:tab w:pos="8504" w:val="right" w:leader="dot"/>
-          <w:tab w:pos="8504" w:val="right" w:leader="dot"/>
-          <w:tab w:pos="8504" w:val="right" w:leader="dot"/>
-          <w:tab w:pos="8504" w:val="right" w:leader="dot"/>
-          <w:tab w:pos="8504" w:val="right" w:leader="dot"/>
-          <w:tab w:pos="8504" w:val="right" w:leader="dot"/>
-          <w:tab w:pos="8504" w:val="right" w:leader="dot"/>
-          <w:tab w:pos="8504" w:val="right" w:leader="dot"/>
-          <w:tab w:pos="8504" w:val="right" w:leader="dot"/>
-          <w:tab w:pos="8504" w:val="right" w:leader="dot"/>
-          <w:tab w:pos="8504" w:val="right" w:leader="dot"/>
-          <w:tab w:pos="8504" w:val="right" w:leader="dot"/>
-          <w:tab w:pos="8504" w:val="right" w:leader="dot"/>
-          <w:tab w:pos="8504" w:val="right" w:leader="dot"/>
-          <w:tab w:pos="8504" w:val="right" w:leader="dot"/>
-          <w:tab w:pos="8504" w:val="right" w:leader="dot"/>
-          <w:tab w:pos="8504" w:val="right" w:leader="dot"/>
-          <w:tab w:pos="8504" w:val="right" w:leader="dot"/>
-          <w:tab w:pos="8504" w:val="right" w:leader="dot"/>
-          <w:tab w:pos="8504" w:val="right" w:leader="dot"/>
-          <w:tab w:pos="8504" w:val="right" w:leader="dot"/>
-          <w:tab w:pos="8504" w:val="right" w:leader="dot"/>
-          <w:tab w:pos="8504" w:val="right" w:leader="dot"/>
-          <w:tab w:pos="8504" w:val="right" w:leader="dot"/>
-          <w:tab w:pos="8504" w:val="right" w:leader="dot"/>
-          <w:tab w:pos="8504" w:val="right" w:leader="dot"/>
-          <w:tab w:pos="8504" w:val="right" w:leader="dot"/>
-          <w:tab w:pos="8504" w:val="right" w:leader="dot"/>
-          <w:tab w:pos="8504" w:val="right" w:leader="dot"/>
-          <w:tab w:pos="8504" w:val="right" w:leader="dot"/>
-          <w:tab w:pos="8504" w:val="right" w:leader="dot"/>
-          <w:tab w:pos="8504" w:val="right" w:leader="dot"/>
-          <w:tab w:pos="8504" w:val="right" w:leader="dot"/>
-          <w:tab w:pos="8504" w:val="right" w:leader="dot"/>
-          <w:tab w:pos="8504" w:val="right" w:leader="dot"/>
-          <w:tab w:pos="8504" w:val="right" w:leader="dot"/>
-          <w:tab w:pos="8504" w:val="right" w:leader="dot"/>
-          <w:tab w:pos="8504" w:val="right" w:leader="dot"/>
-          <w:tab w:pos="8504" w:val="right" w:leader="dot"/>
-          <w:tab w:pos="8504" w:val="right" w:leader="dot"/>
-          <w:tab w:pos="8504" w:val="right" w:leader="dot"/>
-          <w:tab w:pos="8504" w:val="right" w:leader="dot"/>
-          <w:tab w:pos="8504" w:val="right" w:leader="dot"/>
-          <w:tab w:pos="8504" w:val="right" w:leader="dot"/>
-          <w:tab w:pos="8504" w:val="right" w:leader="dot"/>
-          <w:tab w:pos="8504" w:val="right" w:leader="dot"/>
-          <w:tab w:pos="8504" w:val="right" w:leader="dot"/>
-          <w:tab w:pos="8504" w:val="right" w:leader="dot"/>
-          <w:tab w:pos="8504" w:val="right" w:leader="dot"/>
-          <w:tab w:pos="8504" w:val="right" w:leader="dot"/>
-          <w:tab w:pos="8504" w:val="right" w:leader="dot"/>
-          <w:tab w:pos="8504" w:val="right" w:leader="dot"/>
-          <w:tab w:pos="8504" w:val="right" w:leader="dot"/>
-          <w:tab w:pos="8504" w:val="right" w:leader="dot"/>
-          <w:tab w:pos="8504" w:val="right" w:leader="dot"/>
-          <w:tab w:pos="8504" w:val="right" w:leader="dot"/>
-          <w:tab w:pos="8504" w:val="right" w:leader="dot"/>
-          <w:tab w:pos="8504" w:val="right" w:leader="dot"/>
-          <w:tab w:pos="8504" w:val="right" w:leader="dot"/>
-          <w:tab w:pos="8504" w:val="right" w:leader="dot"/>
-          <w:tab w:pos="8504" w:val="right" w:leader="dot"/>
-          <w:tab w:pos="8504" w:val="right" w:leader="dot"/>
-          <w:tab w:pos="8504" w:val="right" w:leader="dot"/>
-          <w:tab w:pos="8504" w:val="right" w:leader="dot"/>
-          <w:tab w:pos="8504" w:val="right" w:leader="dot"/>
-          <w:tab w:pos="8504" w:val="right" w:leader="dot"/>
-          <w:tab w:pos="8504" w:val="right" w:leader="dot"/>
-          <w:tab w:pos="8504" w:val="right" w:leader="dot"/>
-          <w:tab w:pos="8504" w:val="right" w:leader="dot"/>
-          <w:tab w:pos="8504" w:val="right" w:leader="dot"/>
-          <w:tab w:pos="8504" w:val="right" w:leader="dot"/>
-          <w:tab w:pos="8504" w:val="right" w:leader="dot"/>
-          <w:tab w:pos="8504" w:val="right" w:leader="dot"/>
-          <w:tab w:pos="8504" w:val="right" w:leader="dot"/>
-          <w:tab w:pos="8504" w:val="right" w:leader="dot"/>
-          <w:tab w:pos="8504" w:val="right" w:leader="dot"/>
-          <w:tab w:pos="8504" w:val="right" w:leader="dot"/>
-          <w:tab w:pos="8504" w:val="right" w:leader="dot"/>
-          <w:tab w:pos="8504" w:val="right" w:leader="dot"/>
-          <w:tab w:pos="8504" w:val="right" w:leader="dot"/>
           <w:tab w:pos="8504" w:val="right" w:leader="dot"/>
         </w:tabs>
         <w:spacing w:after="40" w:before="0"/>
@@ -7470,110 +2420,9 @@
         <w:t>65</w:t>
       </w:r>
     </w:p>
-    <w:p xmlns:ns0="http://halah">
+    <w:p>
       <w:pPr>
         <w:tabs>
-          <w:tab w:pos="8504" w:val="right" w:leader="dot"/>
-          <w:tab w:pos="8504" w:val="right" w:leader="dot"/>
-          <w:tab w:pos="8504" w:val="right" w:leader="dot"/>
-          <w:tab w:pos="8504" w:val="right" w:leader="dot"/>
-          <w:tab w:pos="8504" w:val="right" w:leader="dot"/>
-          <w:tab w:pos="8504" w:val="right" w:leader="dot"/>
-          <w:tab w:pos="8504" w:val="right" w:leader="dot"/>
-          <w:tab w:pos="8504" w:val="right" w:leader="dot"/>
-          <w:tab w:pos="8504" w:val="right" w:leader="dot"/>
-          <w:tab w:pos="8504" w:val="right" w:leader="dot"/>
-          <w:tab w:pos="8504" w:val="right" w:leader="dot"/>
-          <w:tab w:pos="8504" w:val="right" w:leader="dot"/>
-          <w:tab w:pos="8504" w:val="right" w:leader="dot"/>
-          <w:tab w:pos="8504" w:val="right" w:leader="dot"/>
-          <w:tab w:pos="8504" w:val="right" w:leader="dot"/>
-          <w:tab w:pos="8504" w:val="right" w:leader="dot"/>
-          <w:tab w:pos="8504" w:val="right" w:leader="dot"/>
-          <w:tab w:pos="8504" w:val="right" w:leader="dot"/>
-          <w:tab w:pos="8504" w:val="right" w:leader="dot"/>
-          <w:tab w:pos="8504" w:val="right" w:leader="dot"/>
-          <w:tab w:pos="8504" w:val="right" w:leader="dot"/>
-          <w:tab w:pos="8504" w:val="right" w:leader="dot"/>
-          <w:tab w:pos="8504" w:val="right" w:leader="dot"/>
-          <w:tab w:pos="8504" w:val="right" w:leader="dot"/>
-          <w:tab w:pos="8504" w:val="right" w:leader="dot"/>
-          <w:tab w:pos="8504" w:val="right" w:leader="dot"/>
-          <w:tab w:pos="8504" w:val="right" w:leader="dot"/>
-          <w:tab w:pos="8504" w:val="right" w:leader="dot"/>
-          <w:tab w:pos="8504" w:val="right" w:leader="dot"/>
-          <w:tab w:pos="8504" w:val="right" w:leader="dot"/>
-          <w:tab w:pos="8504" w:val="right" w:leader="dot"/>
-          <w:tab w:pos="8504" w:val="right" w:leader="dot"/>
-          <w:tab w:pos="8504" w:val="right" w:leader="dot"/>
-          <w:tab w:pos="8504" w:val="right" w:leader="dot"/>
-          <w:tab w:pos="8504" w:val="right" w:leader="dot"/>
-          <w:tab w:pos="8504" w:val="right" w:leader="dot"/>
-          <w:tab w:pos="8504" w:val="right" w:leader="dot"/>
-          <w:tab w:pos="8504" w:val="right" w:leader="dot"/>
-          <w:tab w:pos="8504" w:val="right" w:leader="dot"/>
-          <w:tab w:pos="8504" w:val="right" w:leader="dot"/>
-          <w:tab w:pos="8504" w:val="right" w:leader="dot"/>
-          <w:tab w:pos="8504" w:val="right" w:leader="dot"/>
-          <w:tab w:pos="8504" w:val="right" w:leader="dot"/>
-          <w:tab w:pos="8504" w:val="right" w:leader="dot"/>
-          <w:tab w:pos="8504" w:val="right" w:leader="dot"/>
-          <w:tab w:pos="8504" w:val="right" w:leader="dot"/>
-          <w:tab w:pos="8504" w:val="right" w:leader="dot"/>
-          <w:tab w:pos="8504" w:val="right" w:leader="dot"/>
-          <w:tab w:pos="8504" w:val="right" w:leader="dot"/>
-          <w:tab w:pos="8504" w:val="right" w:leader="dot"/>
-          <w:tab w:pos="8504" w:val="right" w:leader="dot"/>
-          <w:tab w:pos="8504" w:val="right" w:leader="dot"/>
-          <w:tab w:pos="8504" w:val="right" w:leader="dot"/>
-          <w:tab w:pos="8504" w:val="right" w:leader="dot"/>
-          <w:tab w:pos="8504" w:val="right" w:leader="dot"/>
-          <w:tab w:pos="8504" w:val="right" w:leader="dot"/>
-          <w:tab w:pos="8504" w:val="right" w:leader="dot"/>
-          <w:tab w:pos="8504" w:val="right" w:leader="dot"/>
-          <w:tab w:pos="8504" w:val="right" w:leader="dot"/>
-          <w:tab w:pos="8504" w:val="right" w:leader="dot"/>
-          <w:tab w:pos="8504" w:val="right" w:leader="dot"/>
-          <w:tab w:pos="8504" w:val="right" w:leader="dot"/>
-          <w:tab w:pos="8504" w:val="right" w:leader="dot"/>
-          <w:tab w:pos="8504" w:val="right" w:leader="dot"/>
-          <w:tab w:pos="8504" w:val="right" w:leader="dot"/>
-          <w:tab w:pos="8504" w:val="right" w:leader="dot"/>
-          <w:tab w:pos="8504" w:val="right" w:leader="dot"/>
-          <w:tab w:pos="8504" w:val="right" w:leader="dot"/>
-          <w:tab w:pos="8504" w:val="right" w:leader="dot"/>
-          <w:tab w:pos="8504" w:val="right" w:leader="dot"/>
-          <w:tab w:pos="8504" w:val="right" w:leader="dot"/>
-          <w:tab w:pos="8504" w:val="right" w:leader="dot"/>
-          <w:tab w:pos="8504" w:val="right" w:leader="dot"/>
-          <w:tab w:pos="8504" w:val="right" w:leader="dot"/>
-          <w:tab w:pos="8504" w:val="right" w:leader="dot"/>
-          <w:tab w:pos="8504" w:val="right" w:leader="dot"/>
-          <w:tab w:pos="8504" w:val="right" w:leader="dot"/>
-          <w:tab w:pos="8504" w:val="right" w:leader="dot"/>
-          <w:tab w:pos="8504" w:val="right" w:leader="dot"/>
-          <w:tab w:pos="8504" w:val="right" w:leader="dot"/>
-          <w:tab w:pos="8504" w:val="right" w:leader="dot"/>
-          <w:tab w:pos="8504" w:val="right" w:leader="dot"/>
-          <w:tab w:pos="8504" w:val="right" w:leader="dot"/>
-          <w:tab w:pos="8504" w:val="right" w:leader="dot"/>
-          <w:tab w:pos="8504" w:val="right" w:leader="dot"/>
-          <w:tab w:pos="8504" w:val="right" w:leader="dot"/>
-          <w:tab w:pos="8504" w:val="right" w:leader="dot"/>
-          <w:tab w:pos="8504" w:val="right" w:leader="dot"/>
-          <w:tab w:pos="8504" w:val="right" w:leader="dot"/>
-          <w:tab w:pos="8504" w:val="right" w:leader="dot"/>
-          <w:tab w:pos="8504" w:val="right" w:leader="dot"/>
-          <w:tab w:pos="8504" w:val="right" w:leader="dot"/>
-          <w:tab w:pos="8504" w:val="right" w:leader="dot"/>
-          <w:tab w:pos="8504" w:val="right" w:leader="dot"/>
-          <w:tab w:pos="8504" w:val="right" w:leader="dot"/>
-          <w:tab w:pos="8504" w:val="right" w:leader="dot"/>
-          <w:tab w:pos="8504" w:val="right" w:leader="dot"/>
-          <w:tab w:pos="8504" w:val="right" w:leader="dot"/>
-          <w:tab w:pos="8504" w:val="right" w:leader="dot"/>
-          <w:tab w:pos="8504" w:val="right" w:leader="dot"/>
-          <w:tab w:pos="8504" w:val="right" w:leader="dot"/>
           <w:tab w:pos="8504" w:val="right" w:leader="dot"/>
         </w:tabs>
         <w:spacing w:after="40" w:before="0"/>
@@ -7591,111 +2440,9 @@
         <w:t>66</w:t>
       </w:r>
     </w:p>
-    <w:p xmlns:ns0="http://halah">
+    <w:p>
       <w:pPr>
         <w:tabs>
-          <w:tab w:pos="8504" w:val="right" w:leader="dot"/>
-          <w:tab w:pos="8504" w:val="right" w:leader="dot"/>
-          <w:tab w:pos="8504" w:val="right" w:leader="dot"/>
-          <w:tab w:pos="8504" w:val="right" w:leader="dot"/>
-          <w:tab w:pos="8504" w:val="right" w:leader="dot"/>
-          <w:tab w:pos="8504" w:val="right" w:leader="dot"/>
-          <w:tab w:pos="8504" w:val="right" w:leader="dot"/>
-          <w:tab w:pos="8504" w:val="right" w:leader="dot"/>
-          <w:tab w:pos="8504" w:val="right" w:leader="dot"/>
-          <w:tab w:pos="8504" w:val="right" w:leader="dot"/>
-          <w:tab w:pos="8504" w:val="right" w:leader="dot"/>
-          <w:tab w:pos="8504" w:val="right" w:leader="dot"/>
-          <w:tab w:pos="8504" w:val="right" w:leader="dot"/>
-          <w:tab w:pos="8504" w:val="right" w:leader="dot"/>
-          <w:tab w:pos="8504" w:val="right" w:leader="dot"/>
-          <w:tab w:pos="8504" w:val="right" w:leader="dot"/>
-          <w:tab w:pos="8504" w:val="right" w:leader="dot"/>
-          <w:tab w:pos="8504" w:val="right" w:leader="dot"/>
-          <w:tab w:pos="8504" w:val="right" w:leader="dot"/>
-          <w:tab w:pos="8504" w:val="right" w:leader="dot"/>
-          <w:tab w:pos="8504" w:val="right" w:leader="dot"/>
-          <w:tab w:pos="8504" w:val="right" w:leader="dot"/>
-          <w:tab w:pos="8504" w:val="right" w:leader="dot"/>
-          <w:tab w:pos="8504" w:val="right" w:leader="dot"/>
-          <w:tab w:pos="8504" w:val="right" w:leader="dot"/>
-          <w:tab w:pos="8504" w:val="right" w:leader="dot"/>
-          <w:tab w:pos="8504" w:val="right" w:leader="dot"/>
-          <w:tab w:pos="8504" w:val="right" w:leader="dot"/>
-          <w:tab w:pos="8504" w:val="right" w:leader="dot"/>
-          <w:tab w:pos="8504" w:val="right" w:leader="dot"/>
-          <w:tab w:pos="8504" w:val="right" w:leader="dot"/>
-          <w:tab w:pos="8504" w:val="right" w:leader="dot"/>
-          <w:tab w:pos="8504" w:val="right" w:leader="dot"/>
-          <w:tab w:pos="8504" w:val="right" w:leader="dot"/>
-          <w:tab w:pos="8504" w:val="right" w:leader="dot"/>
-          <w:tab w:pos="8504" w:val="right" w:leader="dot"/>
-          <w:tab w:pos="8504" w:val="right" w:leader="dot"/>
-          <w:tab w:pos="8504" w:val="right" w:leader="dot"/>
-          <w:tab w:pos="8504" w:val="right" w:leader="dot"/>
-          <w:tab w:pos="8504" w:val="right" w:leader="dot"/>
-          <w:tab w:pos="8504" w:val="right" w:leader="dot"/>
-          <w:tab w:pos="8504" w:val="right" w:leader="dot"/>
-          <w:tab w:pos="8504" w:val="right" w:leader="dot"/>
-          <w:tab w:pos="8504" w:val="right" w:leader="dot"/>
-          <w:tab w:pos="8504" w:val="right" w:leader="dot"/>
-          <w:tab w:pos="8504" w:val="right" w:leader="dot"/>
-          <w:tab w:pos="8504" w:val="right" w:leader="dot"/>
-          <w:tab w:pos="8504" w:val="right" w:leader="dot"/>
-          <w:tab w:pos="8504" w:val="right" w:leader="dot"/>
-          <w:tab w:pos="8504" w:val="right" w:leader="dot"/>
-          <w:tab w:pos="8504" w:val="right" w:leader="dot"/>
-          <w:tab w:pos="8504" w:val="right" w:leader="dot"/>
-          <w:tab w:pos="8504" w:val="right" w:leader="dot"/>
-          <w:tab w:pos="8504" w:val="right" w:leader="dot"/>
-          <w:tab w:pos="8504" w:val="right" w:leader="dot"/>
-          <w:tab w:pos="8504" w:val="right" w:leader="dot"/>
-          <w:tab w:pos="8504" w:val="right" w:leader="dot"/>
-          <w:tab w:pos="8504" w:val="right" w:leader="dot"/>
-          <w:tab w:pos="8504" w:val="right" w:leader="dot"/>
-          <w:tab w:pos="8504" w:val="right" w:leader="dot"/>
-          <w:tab w:pos="8504" w:val="right" w:leader="dot"/>
-          <w:tab w:pos="8504" w:val="right" w:leader="dot"/>
-          <w:tab w:pos="8504" w:val="right" w:leader="dot"/>
-          <w:tab w:pos="8504" w:val="right" w:leader="dot"/>
-          <w:tab w:pos="8504" w:val="right" w:leader="dot"/>
-          <w:tab w:pos="8504" w:val="right" w:leader="dot"/>
-          <w:tab w:pos="8504" w:val="right" w:leader="dot"/>
-          <w:tab w:pos="8504" w:val="right" w:leader="dot"/>
-          <w:tab w:pos="8504" w:val="right" w:leader="dot"/>
-          <w:tab w:pos="8504" w:val="right" w:leader="dot"/>
-          <w:tab w:pos="8504" w:val="right" w:leader="dot"/>
-          <w:tab w:pos="8504" w:val="right" w:leader="dot"/>
-          <w:tab w:pos="8504" w:val="right" w:leader="dot"/>
-          <w:tab w:pos="8504" w:val="right" w:leader="dot"/>
-          <w:tab w:pos="8504" w:val="right" w:leader="dot"/>
-          <w:tab w:pos="8504" w:val="right" w:leader="dot"/>
-          <w:tab w:pos="8504" w:val="right" w:leader="dot"/>
-          <w:tab w:pos="8504" w:val="right" w:leader="dot"/>
-          <w:tab w:pos="8504" w:val="right" w:leader="dot"/>
-          <w:tab w:pos="8504" w:val="right" w:leader="dot"/>
-          <w:tab w:pos="8504" w:val="right" w:leader="dot"/>
-          <w:tab w:pos="8504" w:val="right" w:leader="dot"/>
-          <w:tab w:pos="8504" w:val="right" w:leader="dot"/>
-          <w:tab w:pos="8504" w:val="right" w:leader="dot"/>
-          <w:tab w:pos="8504" w:val="right" w:leader="dot"/>
-          <w:tab w:pos="8504" w:val="right" w:leader="dot"/>
-          <w:tab w:pos="8504" w:val="right" w:leader="dot"/>
-          <w:tab w:pos="8504" w:val="right" w:leader="dot"/>
-          <w:tab w:pos="8504" w:val="right" w:leader="dot"/>
-          <w:tab w:pos="8504" w:val="right" w:leader="dot"/>
-          <w:tab w:pos="8504" w:val="right" w:leader="dot"/>
-          <w:tab w:pos="8504" w:val="right" w:leader="dot"/>
-          <w:tab w:pos="8504" w:val="right" w:leader="dot"/>
-          <w:tab w:pos="8504" w:val="right" w:leader="dot"/>
-          <w:tab w:pos="8504" w:val="right" w:leader="dot"/>
-          <w:tab w:pos="8504" w:val="right" w:leader="dot"/>
-          <w:tab w:pos="8504" w:val="right" w:leader="dot"/>
-          <w:tab w:pos="8504" w:val="right" w:leader="dot"/>
-          <w:tab w:pos="8504" w:val="right" w:leader="dot"/>
-          <w:tab w:pos="8504" w:val="right" w:leader="dot"/>
-          <w:tab w:pos="8504" w:val="right" w:leader="dot"/>
-          <w:tab w:pos="8504" w:val="right" w:leader="dot"/>
           <w:tab w:pos="8504" w:val="right" w:leader="dot"/>
         </w:tabs>
         <w:spacing w:after="40" w:before="0"/>
@@ -7713,111 +2460,9 @@
         <w:t>67</w:t>
       </w:r>
     </w:p>
-    <w:p xmlns:ns0="http://halah">
+    <w:p>
       <w:pPr>
         <w:tabs>
-          <w:tab w:pos="8504" w:val="right" w:leader="dot"/>
-          <w:tab w:pos="8504" w:val="right" w:leader="dot"/>
-          <w:tab w:pos="8504" w:val="right" w:leader="dot"/>
-          <w:tab w:pos="8504" w:val="right" w:leader="dot"/>
-          <w:tab w:pos="8504" w:val="right" w:leader="dot"/>
-          <w:tab w:pos="8504" w:val="right" w:leader="dot"/>
-          <w:tab w:pos="8504" w:val="right" w:leader="dot"/>
-          <w:tab w:pos="8504" w:val="right" w:leader="dot"/>
-          <w:tab w:pos="8504" w:val="right" w:leader="dot"/>
-          <w:tab w:pos="8504" w:val="right" w:leader="dot"/>
-          <w:tab w:pos="8504" w:val="right" w:leader="dot"/>
-          <w:tab w:pos="8504" w:val="right" w:leader="dot"/>
-          <w:tab w:pos="8504" w:val="right" w:leader="dot"/>
-          <w:tab w:pos="8504" w:val="right" w:leader="dot"/>
-          <w:tab w:pos="8504" w:val="right" w:leader="dot"/>
-          <w:tab w:pos="8504" w:val="right" w:leader="dot"/>
-          <w:tab w:pos="8504" w:val="right" w:leader="dot"/>
-          <w:tab w:pos="8504" w:val="right" w:leader="dot"/>
-          <w:tab w:pos="8504" w:val="right" w:leader="dot"/>
-          <w:tab w:pos="8504" w:val="right" w:leader="dot"/>
-          <w:tab w:pos="8504" w:val="right" w:leader="dot"/>
-          <w:tab w:pos="8504" w:val="right" w:leader="dot"/>
-          <w:tab w:pos="8504" w:val="right" w:leader="dot"/>
-          <w:tab w:pos="8504" w:val="right" w:leader="dot"/>
-          <w:tab w:pos="8504" w:val="right" w:leader="dot"/>
-          <w:tab w:pos="8504" w:val="right" w:leader="dot"/>
-          <w:tab w:pos="8504" w:val="right" w:leader="dot"/>
-          <w:tab w:pos="8504" w:val="right" w:leader="dot"/>
-          <w:tab w:pos="8504" w:val="right" w:leader="dot"/>
-          <w:tab w:pos="8504" w:val="right" w:leader="dot"/>
-          <w:tab w:pos="8504" w:val="right" w:leader="dot"/>
-          <w:tab w:pos="8504" w:val="right" w:leader="dot"/>
-          <w:tab w:pos="8504" w:val="right" w:leader="dot"/>
-          <w:tab w:pos="8504" w:val="right" w:leader="dot"/>
-          <w:tab w:pos="8504" w:val="right" w:leader="dot"/>
-          <w:tab w:pos="8504" w:val="right" w:leader="dot"/>
-          <w:tab w:pos="8504" w:val="right" w:leader="dot"/>
-          <w:tab w:pos="8504" w:val="right" w:leader="dot"/>
-          <w:tab w:pos="8504" w:val="right" w:leader="dot"/>
-          <w:tab w:pos="8504" w:val="right" w:leader="dot"/>
-          <w:tab w:pos="8504" w:val="right" w:leader="dot"/>
-          <w:tab w:pos="8504" w:val="right" w:leader="dot"/>
-          <w:tab w:pos="8504" w:val="right" w:leader="dot"/>
-          <w:tab w:pos="8504" w:val="right" w:leader="dot"/>
-          <w:tab w:pos="8504" w:val="right" w:leader="dot"/>
-          <w:tab w:pos="8504" w:val="right" w:leader="dot"/>
-          <w:tab w:pos="8504" w:val="right" w:leader="dot"/>
-          <w:tab w:pos="8504" w:val="right" w:leader="dot"/>
-          <w:tab w:pos="8504" w:val="right" w:leader="dot"/>
-          <w:tab w:pos="8504" w:val="right" w:leader="dot"/>
-          <w:tab w:pos="8504" w:val="right" w:leader="dot"/>
-          <w:tab w:pos="8504" w:val="right" w:leader="dot"/>
-          <w:tab w:pos="8504" w:val="right" w:leader="dot"/>
-          <w:tab w:pos="8504" w:val="right" w:leader="dot"/>
-          <w:tab w:pos="8504" w:val="right" w:leader="dot"/>
-          <w:tab w:pos="8504" w:val="right" w:leader="dot"/>
-          <w:tab w:pos="8504" w:val="right" w:leader="dot"/>
-          <w:tab w:pos="8504" w:val="right" w:leader="dot"/>
-          <w:tab w:pos="8504" w:val="right" w:leader="dot"/>
-          <w:tab w:pos="8504" w:val="right" w:leader="dot"/>
-          <w:tab w:pos="8504" w:val="right" w:leader="dot"/>
-          <w:tab w:pos="8504" w:val="right" w:leader="dot"/>
-          <w:tab w:pos="8504" w:val="right" w:leader="dot"/>
-          <w:tab w:pos="8504" w:val="right" w:leader="dot"/>
-          <w:tab w:pos="8504" w:val="right" w:leader="dot"/>
-          <w:tab w:pos="8504" w:val="right" w:leader="dot"/>
-          <w:tab w:pos="8504" w:val="right" w:leader="dot"/>
-          <w:tab w:pos="8504" w:val="right" w:leader="dot"/>
-          <w:tab w:pos="8504" w:val="right" w:leader="dot"/>
-          <w:tab w:pos="8504" w:val="right" w:leader="dot"/>
-          <w:tab w:pos="8504" w:val="right" w:leader="dot"/>
-          <w:tab w:pos="8504" w:val="right" w:leader="dot"/>
-          <w:tab w:pos="8504" w:val="right" w:leader="dot"/>
-          <w:tab w:pos="8504" w:val="right" w:leader="dot"/>
-          <w:tab w:pos="8504" w:val="right" w:leader="dot"/>
-          <w:tab w:pos="8504" w:val="right" w:leader="dot"/>
-          <w:tab w:pos="8504" w:val="right" w:leader="dot"/>
-          <w:tab w:pos="8504" w:val="right" w:leader="dot"/>
-          <w:tab w:pos="8504" w:val="right" w:leader="dot"/>
-          <w:tab w:pos="8504" w:val="right" w:leader="dot"/>
-          <w:tab w:pos="8504" w:val="right" w:leader="dot"/>
-          <w:tab w:pos="8504" w:val="right" w:leader="dot"/>
-          <w:tab w:pos="8504" w:val="right" w:leader="dot"/>
-          <w:tab w:pos="8504" w:val="right" w:leader="dot"/>
-          <w:tab w:pos="8504" w:val="right" w:leader="dot"/>
-          <w:tab w:pos="8504" w:val="right" w:leader="dot"/>
-          <w:tab w:pos="8504" w:val="right" w:leader="dot"/>
-          <w:tab w:pos="8504" w:val="right" w:leader="dot"/>
-          <w:tab w:pos="8504" w:val="right" w:leader="dot"/>
-          <w:tab w:pos="8504" w:val="right" w:leader="dot"/>
-          <w:tab w:pos="8504" w:val="right" w:leader="dot"/>
-          <w:tab w:pos="8504" w:val="right" w:leader="dot"/>
-          <w:tab w:pos="8504" w:val="right" w:leader="dot"/>
-          <w:tab w:pos="8504" w:val="right" w:leader="dot"/>
-          <w:tab w:pos="8504" w:val="right" w:leader="dot"/>
-          <w:tab w:pos="8504" w:val="right" w:leader="dot"/>
-          <w:tab w:pos="8504" w:val="right" w:leader="dot"/>
-          <w:tab w:pos="8504" w:val="right" w:leader="dot"/>
-          <w:tab w:pos="8504" w:val="right" w:leader="dot"/>
-          <w:tab w:pos="8504" w:val="right" w:leader="dot"/>
-          <w:tab w:pos="8504" w:val="right" w:leader="dot"/>
-          <w:tab w:pos="8504" w:val="right" w:leader="dot"/>
           <w:tab w:pos="8504" w:val="right" w:leader="dot"/>
         </w:tabs>
         <w:spacing w:after="40" w:before="0"/>
@@ -7842,7 +2487,7 @@
         <w:t>List of Figures</w:t>
       </w:r>
     </w:p>
-    <w:p xmlns:ns1="http://halah">
+    <w:p>
       <w:r>
         <w:fldChar w:fldCharType="begin"/>
       </w:r>
@@ -7853,7 +2498,7 @@
         <w:fldChar w:fldCharType="separate"/>
       </w:r>
     </w:p>
-    <w:p xmlns:ns1="http://halah">
+    <w:p>
       <w:pPr>
         <w:tabs>
           <w:tab w:pos="8504" w:val="right" w:leader="dot"/>
@@ -7873,10 +2518,9 @@
         <w:t>16</w:t>
       </w:r>
     </w:p>
-    <w:p xmlns:ns1="http://halah">
+    <w:p>
       <w:pPr>
         <w:tabs>
-          <w:tab w:pos="8504" w:val="right" w:leader="dot"/>
           <w:tab w:pos="8504" w:val="right" w:leader="dot"/>
         </w:tabs>
         <w:spacing w:after="40" w:before="0"/>
@@ -7894,11 +2538,9 @@
         <w:t>29</w:t>
       </w:r>
     </w:p>
-    <w:p xmlns:ns1="http://halah">
+    <w:p>
       <w:pPr>
         <w:tabs>
-          <w:tab w:pos="8504" w:val="right" w:leader="dot"/>
-          <w:tab w:pos="8504" w:val="right" w:leader="dot"/>
           <w:tab w:pos="8504" w:val="right" w:leader="dot"/>
         </w:tabs>
         <w:spacing w:after="40" w:before="0"/>
@@ -7916,12 +2558,9 @@
         <w:t>42</w:t>
       </w:r>
     </w:p>
-    <w:p xmlns:ns1="http://halah">
+    <w:p>
       <w:pPr>
         <w:tabs>
-          <w:tab w:pos="8504" w:val="right" w:leader="dot"/>
-          <w:tab w:pos="8504" w:val="right" w:leader="dot"/>
-          <w:tab w:pos="8504" w:val="right" w:leader="dot"/>
           <w:tab w:pos="8504" w:val="right" w:leader="dot"/>
         </w:tabs>
         <w:spacing w:after="40" w:before="0"/>
@@ -7939,13 +2578,9 @@
         <w:t>44</w:t>
       </w:r>
     </w:p>
-    <w:p xmlns:ns1="http://halah">
+    <w:p>
       <w:pPr>
         <w:tabs>
-          <w:tab w:pos="8504" w:val="right" w:leader="dot"/>
-          <w:tab w:pos="8504" w:val="right" w:leader="dot"/>
-          <w:tab w:pos="8504" w:val="right" w:leader="dot"/>
-          <w:tab w:pos="8504" w:val="right" w:leader="dot"/>
           <w:tab w:pos="8504" w:val="right" w:leader="dot"/>
         </w:tabs>
         <w:spacing w:after="40" w:before="0"/>
@@ -7963,14 +2598,9 @@
         <w:t>50</w:t>
       </w:r>
     </w:p>
-    <w:p xmlns:ns1="http://halah">
+    <w:p>
       <w:pPr>
         <w:tabs>
-          <w:tab w:pos="8504" w:val="right" w:leader="dot"/>
-          <w:tab w:pos="8504" w:val="right" w:leader="dot"/>
-          <w:tab w:pos="8504" w:val="right" w:leader="dot"/>
-          <w:tab w:pos="8504" w:val="right" w:leader="dot"/>
-          <w:tab w:pos="8504" w:val="right" w:leader="dot"/>
           <w:tab w:pos="8504" w:val="right" w:leader="dot"/>
         </w:tabs>
         <w:spacing w:after="40" w:before="0"/>
@@ -7988,15 +2618,9 @@
         <w:t>51</w:t>
       </w:r>
     </w:p>
-    <w:p xmlns:ns1="http://halah">
+    <w:p>
       <w:pPr>
         <w:tabs>
-          <w:tab w:pos="8504" w:val="right" w:leader="dot"/>
-          <w:tab w:pos="8504" w:val="right" w:leader="dot"/>
-          <w:tab w:pos="8504" w:val="right" w:leader="dot"/>
-          <w:tab w:pos="8504" w:val="right" w:leader="dot"/>
-          <w:tab w:pos="8504" w:val="right" w:leader="dot"/>
-          <w:tab w:pos="8504" w:val="right" w:leader="dot"/>
           <w:tab w:pos="8504" w:val="right" w:leader="dot"/>
         </w:tabs>
         <w:spacing w:after="40" w:before="0"/>
@@ -8014,16 +2638,9 @@
         <w:t>53</w:t>
       </w:r>
     </w:p>
-    <w:p xmlns:ns1="http://halah">
+    <w:p>
       <w:pPr>
         <w:tabs>
-          <w:tab w:pos="8504" w:val="right" w:leader="dot"/>
-          <w:tab w:pos="8504" w:val="right" w:leader="dot"/>
-          <w:tab w:pos="8504" w:val="right" w:leader="dot"/>
-          <w:tab w:pos="8504" w:val="right" w:leader="dot"/>
-          <w:tab w:pos="8504" w:val="right" w:leader="dot"/>
-          <w:tab w:pos="8504" w:val="right" w:leader="dot"/>
-          <w:tab w:pos="8504" w:val="right" w:leader="dot"/>
           <w:tab w:pos="8504" w:val="right" w:leader="dot"/>
         </w:tabs>
         <w:spacing w:after="40" w:before="0"/>
@@ -8041,17 +2658,9 @@
         <w:t>55</w:t>
       </w:r>
     </w:p>
-    <w:p xmlns:ns1="http://halah">
+    <w:p>
       <w:pPr>
         <w:tabs>
-          <w:tab w:pos="8504" w:val="right" w:leader="dot"/>
-          <w:tab w:pos="8504" w:val="right" w:leader="dot"/>
-          <w:tab w:pos="8504" w:val="right" w:leader="dot"/>
-          <w:tab w:pos="8504" w:val="right" w:leader="dot"/>
-          <w:tab w:pos="8504" w:val="right" w:leader="dot"/>
-          <w:tab w:pos="8504" w:val="right" w:leader="dot"/>
-          <w:tab w:pos="8504" w:val="right" w:leader="dot"/>
-          <w:tab w:pos="8504" w:val="right" w:leader="dot"/>
           <w:tab w:pos="8504" w:val="right" w:leader="dot"/>
         </w:tabs>
         <w:spacing w:after="40" w:before="0"/>
@@ -8069,18 +2678,9 @@
         <w:t>59</w:t>
       </w:r>
     </w:p>
-    <w:p xmlns:ns1="http://halah">
+    <w:p>
       <w:pPr>
         <w:tabs>
-          <w:tab w:pos="8504" w:val="right" w:leader="dot"/>
-          <w:tab w:pos="8504" w:val="right" w:leader="dot"/>
-          <w:tab w:pos="8504" w:val="right" w:leader="dot"/>
-          <w:tab w:pos="8504" w:val="right" w:leader="dot"/>
-          <w:tab w:pos="8504" w:val="right" w:leader="dot"/>
-          <w:tab w:pos="8504" w:val="right" w:leader="dot"/>
-          <w:tab w:pos="8504" w:val="right" w:leader="dot"/>
-          <w:tab w:pos="8504" w:val="right" w:leader="dot"/>
-          <w:tab w:pos="8504" w:val="right" w:leader="dot"/>
           <w:tab w:pos="8504" w:val="right" w:leader="dot"/>
         </w:tabs>
         <w:spacing w:after="40" w:before="0"/>
@@ -8098,19 +2698,9 @@
         <w:t>60</w:t>
       </w:r>
     </w:p>
-    <w:p xmlns:ns1="http://halah">
+    <w:p>
       <w:pPr>
         <w:tabs>
-          <w:tab w:pos="8504" w:val="right" w:leader="dot"/>
-          <w:tab w:pos="8504" w:val="right" w:leader="dot"/>
-          <w:tab w:pos="8504" w:val="right" w:leader="dot"/>
-          <w:tab w:pos="8504" w:val="right" w:leader="dot"/>
-          <w:tab w:pos="8504" w:val="right" w:leader="dot"/>
-          <w:tab w:pos="8504" w:val="right" w:leader="dot"/>
-          <w:tab w:pos="8504" w:val="right" w:leader="dot"/>
-          <w:tab w:pos="8504" w:val="right" w:leader="dot"/>
-          <w:tab w:pos="8504" w:val="right" w:leader="dot"/>
-          <w:tab w:pos="8504" w:val="right" w:leader="dot"/>
           <w:tab w:pos="8504" w:val="right" w:leader="dot"/>
         </w:tabs>
         <w:spacing w:after="40" w:before="0"/>
@@ -8128,20 +2718,9 @@
         <w:t>64</w:t>
       </w:r>
     </w:p>
-    <w:p xmlns:ns1="http://halah">
+    <w:p>
       <w:pPr>
         <w:tabs>
-          <w:tab w:pos="8504" w:val="right" w:leader="dot"/>
-          <w:tab w:pos="8504" w:val="right" w:leader="dot"/>
-          <w:tab w:pos="8504" w:val="right" w:leader="dot"/>
-          <w:tab w:pos="8504" w:val="right" w:leader="dot"/>
-          <w:tab w:pos="8504" w:val="right" w:leader="dot"/>
-          <w:tab w:pos="8504" w:val="right" w:leader="dot"/>
-          <w:tab w:pos="8504" w:val="right" w:leader="dot"/>
-          <w:tab w:pos="8504" w:val="right" w:leader="dot"/>
-          <w:tab w:pos="8504" w:val="right" w:leader="dot"/>
-          <w:tab w:pos="8504" w:val="right" w:leader="dot"/>
-          <w:tab w:pos="8504" w:val="right" w:leader="dot"/>
           <w:tab w:pos="8504" w:val="right" w:leader="dot"/>
         </w:tabs>
         <w:spacing w:after="40" w:before="0"/>
@@ -8159,20 +2738,9 @@
         <w:t>66</w:t>
       </w:r>
     </w:p>
-    <w:p xmlns:ns1="http://halah">
+    <w:p>
       <w:pPr>
         <w:tabs>
-          <w:tab w:pos="8504" w:val="right" w:leader="dot"/>
-          <w:tab w:pos="8504" w:val="right" w:leader="dot"/>
-          <w:tab w:pos="8504" w:val="right" w:leader="dot"/>
-          <w:tab w:pos="8504" w:val="right" w:leader="dot"/>
-          <w:tab w:pos="8504" w:val="right" w:leader="dot"/>
-          <w:tab w:pos="8504" w:val="right" w:leader="dot"/>
-          <w:tab w:pos="8504" w:val="right" w:leader="dot"/>
-          <w:tab w:pos="8504" w:val="right" w:leader="dot"/>
-          <w:tab w:pos="8504" w:val="right" w:leader="dot"/>
-          <w:tab w:pos="8504" w:val="right" w:leader="dot"/>
-          <w:tab w:pos="8504" w:val="right" w:leader="dot"/>
           <w:tab w:pos="8504" w:val="right" w:leader="dot"/>
         </w:tabs>
         <w:spacing w:after="40" w:before="0"/>
@@ -8197,7 +2765,7 @@
         <w:t>List of Tables</w:t>
       </w:r>
     </w:p>
-    <w:p xmlns:ns2="http://halah">
+    <w:p>
       <w:r>
         <w:fldChar w:fldCharType="begin"/>
       </w:r>
@@ -8208,7 +2776,7 @@
         <w:fldChar w:fldCharType="separate"/>
       </w:r>
     </w:p>
-    <w:p xmlns:ns2="http://halah">
+    <w:p>
       <w:pPr>
         <w:tabs>
           <w:tab w:pos="8504" w:val="right" w:leader="dot"/>
@@ -8228,10 +2796,9 @@
         <w:t>14</w:t>
       </w:r>
     </w:p>
-    <w:p xmlns:ns2="http://halah">
+    <w:p>
       <w:pPr>
         <w:tabs>
-          <w:tab w:pos="8504" w:val="right" w:leader="dot"/>
           <w:tab w:pos="8504" w:val="right" w:leader="dot"/>
         </w:tabs>
         <w:spacing w:after="40" w:before="0"/>
@@ -8249,11 +2816,9 @@
         <w:t>16</w:t>
       </w:r>
     </w:p>
-    <w:p xmlns:ns2="http://halah">
+    <w:p>
       <w:pPr>
         <w:tabs>
-          <w:tab w:pos="8504" w:val="right" w:leader="dot"/>
-          <w:tab w:pos="8504" w:val="right" w:leader="dot"/>
           <w:tab w:pos="8504" w:val="right" w:leader="dot"/>
         </w:tabs>
         <w:spacing w:after="40" w:before="0"/>
@@ -8271,12 +2836,9 @@
         <w:t>17</w:t>
       </w:r>
     </w:p>
-    <w:p xmlns:ns2="http://halah">
+    <w:p>
       <w:pPr>
         <w:tabs>
-          <w:tab w:pos="8504" w:val="right" w:leader="dot"/>
-          <w:tab w:pos="8504" w:val="right" w:leader="dot"/>
-          <w:tab w:pos="8504" w:val="right" w:leader="dot"/>
           <w:tab w:pos="8504" w:val="right" w:leader="dot"/>
         </w:tabs>
         <w:spacing w:after="40" w:before="0"/>
@@ -8294,13 +2856,9 @@
         <w:t>18</w:t>
       </w:r>
     </w:p>
-    <w:p xmlns:ns2="http://halah">
+    <w:p>
       <w:pPr>
         <w:tabs>
-          <w:tab w:pos="8504" w:val="right" w:leader="dot"/>
-          <w:tab w:pos="8504" w:val="right" w:leader="dot"/>
-          <w:tab w:pos="8504" w:val="right" w:leader="dot"/>
-          <w:tab w:pos="8504" w:val="right" w:leader="dot"/>
           <w:tab w:pos="8504" w:val="right" w:leader="dot"/>
         </w:tabs>
         <w:spacing w:after="40" w:before="0"/>
@@ -8318,14 +2876,9 @@
         <w:t>20</w:t>
       </w:r>
     </w:p>
-    <w:p xmlns:ns2="http://halah">
+    <w:p>
       <w:pPr>
         <w:tabs>
-          <w:tab w:pos="8504" w:val="right" w:leader="dot"/>
-          <w:tab w:pos="8504" w:val="right" w:leader="dot"/>
-          <w:tab w:pos="8504" w:val="right" w:leader="dot"/>
-          <w:tab w:pos="8504" w:val="right" w:leader="dot"/>
-          <w:tab w:pos="8504" w:val="right" w:leader="dot"/>
           <w:tab w:pos="8504" w:val="right" w:leader="dot"/>
         </w:tabs>
         <w:spacing w:after="40" w:before="0"/>
@@ -8343,15 +2896,9 @@
         <w:t>21</w:t>
       </w:r>
     </w:p>
-    <w:p xmlns:ns2="http://halah">
+    <w:p>
       <w:pPr>
         <w:tabs>
-          <w:tab w:pos="8504" w:val="right" w:leader="dot"/>
-          <w:tab w:pos="8504" w:val="right" w:leader="dot"/>
-          <w:tab w:pos="8504" w:val="right" w:leader="dot"/>
-          <w:tab w:pos="8504" w:val="right" w:leader="dot"/>
-          <w:tab w:pos="8504" w:val="right" w:leader="dot"/>
-          <w:tab w:pos="8504" w:val="right" w:leader="dot"/>
           <w:tab w:pos="8504" w:val="right" w:leader="dot"/>
         </w:tabs>
         <w:spacing w:after="40" w:before="0"/>
@@ -8369,16 +2916,9 @@
         <w:t>22</w:t>
       </w:r>
     </w:p>
-    <w:p xmlns:ns2="http://halah">
+    <w:p>
       <w:pPr>
         <w:tabs>
-          <w:tab w:pos="8504" w:val="right" w:leader="dot"/>
-          <w:tab w:pos="8504" w:val="right" w:leader="dot"/>
-          <w:tab w:pos="8504" w:val="right" w:leader="dot"/>
-          <w:tab w:pos="8504" w:val="right" w:leader="dot"/>
-          <w:tab w:pos="8504" w:val="right" w:leader="dot"/>
-          <w:tab w:pos="8504" w:val="right" w:leader="dot"/>
-          <w:tab w:pos="8504" w:val="right" w:leader="dot"/>
           <w:tab w:pos="8504" w:val="right" w:leader="dot"/>
         </w:tabs>
         <w:spacing w:after="40" w:before="0"/>
@@ -8396,17 +2936,9 @@
         <w:t>24</w:t>
       </w:r>
     </w:p>
-    <w:p xmlns:ns2="http://halah">
+    <w:p>
       <w:pPr>
         <w:tabs>
-          <w:tab w:pos="8504" w:val="right" w:leader="dot"/>
-          <w:tab w:pos="8504" w:val="right" w:leader="dot"/>
-          <w:tab w:pos="8504" w:val="right" w:leader="dot"/>
-          <w:tab w:pos="8504" w:val="right" w:leader="dot"/>
-          <w:tab w:pos="8504" w:val="right" w:leader="dot"/>
-          <w:tab w:pos="8504" w:val="right" w:leader="dot"/>
-          <w:tab w:pos="8504" w:val="right" w:leader="dot"/>
-          <w:tab w:pos="8504" w:val="right" w:leader="dot"/>
           <w:tab w:pos="8504" w:val="right" w:leader="dot"/>
         </w:tabs>
         <w:spacing w:after="40" w:before="0"/>
@@ -8424,18 +2956,9 @@
         <w:t>25</w:t>
       </w:r>
     </w:p>
-    <w:p xmlns:ns2="http://halah">
+    <w:p>
       <w:pPr>
         <w:tabs>
-          <w:tab w:pos="8504" w:val="right" w:leader="dot"/>
-          <w:tab w:pos="8504" w:val="right" w:leader="dot"/>
-          <w:tab w:pos="8504" w:val="right" w:leader="dot"/>
-          <w:tab w:pos="8504" w:val="right" w:leader="dot"/>
-          <w:tab w:pos="8504" w:val="right" w:leader="dot"/>
-          <w:tab w:pos="8504" w:val="right" w:leader="dot"/>
-          <w:tab w:pos="8504" w:val="right" w:leader="dot"/>
-          <w:tab w:pos="8504" w:val="right" w:leader="dot"/>
-          <w:tab w:pos="8504" w:val="right" w:leader="dot"/>
           <w:tab w:pos="8504" w:val="right" w:leader="dot"/>
         </w:tabs>
         <w:spacing w:after="40" w:before="0"/>
@@ -8453,19 +2976,9 @@
         <w:t>26</w:t>
       </w:r>
     </w:p>
-    <w:p xmlns:ns2="http://halah">
+    <w:p>
       <w:pPr>
         <w:tabs>
-          <w:tab w:pos="8504" w:val="right" w:leader="dot"/>
-          <w:tab w:pos="8504" w:val="right" w:leader="dot"/>
-          <w:tab w:pos="8504" w:val="right" w:leader="dot"/>
-          <w:tab w:pos="8504" w:val="right" w:leader="dot"/>
-          <w:tab w:pos="8504" w:val="right" w:leader="dot"/>
-          <w:tab w:pos="8504" w:val="right" w:leader="dot"/>
-          <w:tab w:pos="8504" w:val="right" w:leader="dot"/>
-          <w:tab w:pos="8504" w:val="right" w:leader="dot"/>
-          <w:tab w:pos="8504" w:val="right" w:leader="dot"/>
-          <w:tab w:pos="8504" w:val="right" w:leader="dot"/>
           <w:tab w:pos="8504" w:val="right" w:leader="dot"/>
         </w:tabs>
         <w:spacing w:after="40" w:before="0"/>
@@ -8483,20 +2996,9 @@
         <w:t>27</w:t>
       </w:r>
     </w:p>
-    <w:p xmlns:ns2="http://halah">
+    <w:p>
       <w:pPr>
         <w:tabs>
-          <w:tab w:pos="8504" w:val="right" w:leader="dot"/>
-          <w:tab w:pos="8504" w:val="right" w:leader="dot"/>
-          <w:tab w:pos="8504" w:val="right" w:leader="dot"/>
-          <w:tab w:pos="8504" w:val="right" w:leader="dot"/>
-          <w:tab w:pos="8504" w:val="right" w:leader="dot"/>
-          <w:tab w:pos="8504" w:val="right" w:leader="dot"/>
-          <w:tab w:pos="8504" w:val="right" w:leader="dot"/>
-          <w:tab w:pos="8504" w:val="right" w:leader="dot"/>
-          <w:tab w:pos="8504" w:val="right" w:leader="dot"/>
-          <w:tab w:pos="8504" w:val="right" w:leader="dot"/>
-          <w:tab w:pos="8504" w:val="right" w:leader="dot"/>
           <w:tab w:pos="8504" w:val="right" w:leader="dot"/>
         </w:tabs>
         <w:spacing w:after="40" w:before="0"/>
@@ -8514,21 +3016,9 @@
         <w:t>39</w:t>
       </w:r>
     </w:p>
-    <w:p xmlns:ns2="http://halah">
+    <w:p>
       <w:pPr>
         <w:tabs>
-          <w:tab w:pos="8504" w:val="right" w:leader="dot"/>
-          <w:tab w:pos="8504" w:val="right" w:leader="dot"/>
-          <w:tab w:pos="8504" w:val="right" w:leader="dot"/>
-          <w:tab w:pos="8504" w:val="right" w:leader="dot"/>
-          <w:tab w:pos="8504" w:val="right" w:leader="dot"/>
-          <w:tab w:pos="8504" w:val="right" w:leader="dot"/>
-          <w:tab w:pos="8504" w:val="right" w:leader="dot"/>
-          <w:tab w:pos="8504" w:val="right" w:leader="dot"/>
-          <w:tab w:pos="8504" w:val="right" w:leader="dot"/>
-          <w:tab w:pos="8504" w:val="right" w:leader="dot"/>
-          <w:tab w:pos="8504" w:val="right" w:leader="dot"/>
-          <w:tab w:pos="8504" w:val="right" w:leader="dot"/>
           <w:tab w:pos="8504" w:val="right" w:leader="dot"/>
         </w:tabs>
         <w:spacing w:after="40" w:before="0"/>
@@ -8546,22 +3036,9 @@
         <w:t>56</w:t>
       </w:r>
     </w:p>
-    <w:p xmlns:ns2="http://halah">
+    <w:p>
       <w:pPr>
         <w:tabs>
-          <w:tab w:pos="8504" w:val="right" w:leader="dot"/>
-          <w:tab w:pos="8504" w:val="right" w:leader="dot"/>
-          <w:tab w:pos="8504" w:val="right" w:leader="dot"/>
-          <w:tab w:pos="8504" w:val="right" w:leader="dot"/>
-          <w:tab w:pos="8504" w:val="right" w:leader="dot"/>
-          <w:tab w:pos="8504" w:val="right" w:leader="dot"/>
-          <w:tab w:pos="8504" w:val="right" w:leader="dot"/>
-          <w:tab w:pos="8504" w:val="right" w:leader="dot"/>
-          <w:tab w:pos="8504" w:val="right" w:leader="dot"/>
-          <w:tab w:pos="8504" w:val="right" w:leader="dot"/>
-          <w:tab w:pos="8504" w:val="right" w:leader="dot"/>
-          <w:tab w:pos="8504" w:val="right" w:leader="dot"/>
-          <w:tab w:pos="8504" w:val="right" w:leader="dot"/>
           <w:tab w:pos="8504" w:val="right" w:leader="dot"/>
         </w:tabs>
         <w:spacing w:after="40" w:before="0"/>
@@ -8579,23 +3056,9 @@
         <w:t>57</w:t>
       </w:r>
     </w:p>
-    <w:p xmlns:ns2="http://halah">
+    <w:p>
       <w:pPr>
         <w:tabs>
-          <w:tab w:pos="8504" w:val="right" w:leader="dot"/>
-          <w:tab w:pos="8504" w:val="right" w:leader="dot"/>
-          <w:tab w:pos="8504" w:val="right" w:leader="dot"/>
-          <w:tab w:pos="8504" w:val="right" w:leader="dot"/>
-          <w:tab w:pos="8504" w:val="right" w:leader="dot"/>
-          <w:tab w:pos="8504" w:val="right" w:leader="dot"/>
-          <w:tab w:pos="8504" w:val="right" w:leader="dot"/>
-          <w:tab w:pos="8504" w:val="right" w:leader="dot"/>
-          <w:tab w:pos="8504" w:val="right" w:leader="dot"/>
-          <w:tab w:pos="8504" w:val="right" w:leader="dot"/>
-          <w:tab w:pos="8504" w:val="right" w:leader="dot"/>
-          <w:tab w:pos="8504" w:val="right" w:leader="dot"/>
-          <w:tab w:pos="8504" w:val="right" w:leader="dot"/>
-          <w:tab w:pos="8504" w:val="right" w:leader="dot"/>
           <w:tab w:pos="8504" w:val="right" w:leader="dot"/>
         </w:tabs>
         <w:spacing w:after="40" w:before="0"/>
@@ -8613,23 +3076,9 @@
         <w:t>67</w:t>
       </w:r>
     </w:p>
-    <w:p xmlns:ns2="http://halah">
+    <w:p>
       <w:pPr>
         <w:tabs>
-          <w:tab w:pos="8504" w:val="right" w:leader="dot"/>
-          <w:tab w:pos="8504" w:val="right" w:leader="dot"/>
-          <w:tab w:pos="8504" w:val="right" w:leader="dot"/>
-          <w:tab w:pos="8504" w:val="right" w:leader="dot"/>
-          <w:tab w:pos="8504" w:val="right" w:leader="dot"/>
-          <w:tab w:pos="8504" w:val="right" w:leader="dot"/>
-          <w:tab w:pos="8504" w:val="right" w:leader="dot"/>
-          <w:tab w:pos="8504" w:val="right" w:leader="dot"/>
-          <w:tab w:pos="8504" w:val="right" w:leader="dot"/>
-          <w:tab w:pos="8504" w:val="right" w:leader="dot"/>
-          <w:tab w:pos="8504" w:val="right" w:leader="dot"/>
-          <w:tab w:pos="8504" w:val="right" w:leader="dot"/>
-          <w:tab w:pos="8504" w:val="right" w:leader="dot"/>
-          <w:tab w:pos="8504" w:val="right" w:leader="dot"/>
           <w:tab w:pos="8504" w:val="right" w:leader="dot"/>
         </w:tabs>
         <w:spacing w:after="40" w:before="0"/>

--- a/docs/Yasir_Thesis_Chapters_1-5.docx
+++ b/docs/Yasir_Thesis_Chapters_1-5.docx
@@ -517,7 +517,7 @@
         </w:rPr>
         <w:t>List of Figures</w:t>
         <w:tab/>
-        <w:t>ix</w:t>
+        <w:t>viii</w:t>
       </w:r>
     </w:p>
     <w:p>
@@ -537,7 +537,7 @@
         </w:rPr>
         <w:t>List of Tables</w:t>
         <w:tab/>
-        <w:t>x</w:t>
+        <w:t>ix</w:t>
       </w:r>
     </w:p>
     <w:p>
@@ -557,7 +557,7 @@
         </w:rPr>
         <w:t>Abstract</w:t>
         <w:tab/>
-        <w:t>xi</w:t>
+        <w:t>x</w:t>
       </w:r>
     </w:p>
     <w:p>
@@ -617,7 +617,7 @@
         </w:rPr>
         <w:t>1.2 Statement of the Problem</w:t>
         <w:tab/>
-        <w:t>2</w:t>
+        <w:t>1</w:t>
       </w:r>
     </w:p>
     <w:p>
@@ -657,7 +657,7 @@
         </w:rPr>
         <w:t>1.4 Decentralised Identity Technology</w:t>
         <w:tab/>
-        <w:t>4</w:t>
+        <w:t>3</w:t>
       </w:r>
     </w:p>
     <w:p>
@@ -677,7 +677,7 @@
         </w:rPr>
         <w:t>1.4.1 Decentralised Identifiers (DIDs)</w:t>
         <w:tab/>
-        <w:t>5</w:t>
+        <w:t>4</w:t>
       </w:r>
     </w:p>
     <w:p>
@@ -697,7 +697,7 @@
         </w:rPr>
         <w:t>1.4.2 Verifiable Credentials (VCs)</w:t>
         <w:tab/>
-        <w:t>5</w:t>
+        <w:t>4</w:t>
       </w:r>
     </w:p>
     <w:p>
@@ -717,7 +717,7 @@
         </w:rPr>
         <w:t>1.4.3 Trusted Issuers and Credential Verification</w:t>
         <w:tab/>
-        <w:t>5</w:t>
+        <w:t>4</w:t>
       </w:r>
     </w:p>
     <w:p>
@@ -737,7 +737,7 @@
         </w:rPr>
         <w:t>1.5 Multi-Party Authorisation</w:t>
         <w:tab/>
-        <w:t>5</w:t>
+        <w:t>4</w:t>
       </w:r>
     </w:p>
     <w:p>
@@ -757,7 +757,7 @@
         </w:rPr>
         <w:t>1.6 The Relationship between Multi-Party Authorisation and Patient Consent</w:t>
         <w:tab/>
-        <w:t>6</w:t>
+        <w:t>5</w:t>
       </w:r>
     </w:p>
     <w:p>
@@ -777,7 +777,7 @@
         </w:rPr>
         <w:t>1.7 Purpose of Using Multi-Party Authorisation in Consent Management</w:t>
         <w:tab/>
-        <w:t>6</w:t>
+        <w:t>5</w:t>
       </w:r>
     </w:p>
     <w:p>
@@ -797,7 +797,7 @@
         </w:rPr>
         <w:t>1.8 Authorisation Evidence and Auditability</w:t>
         <w:tab/>
-        <w:t>7</w:t>
+        <w:t>5</w:t>
       </w:r>
     </w:p>
     <w:p>
@@ -817,7 +817,7 @@
         </w:rPr>
         <w:t>1.8.1 The Audit Ledger</w:t>
         <w:tab/>
-        <w:t>7</w:t>
+        <w:t>5</w:t>
       </w:r>
     </w:p>
     <w:p>
@@ -837,7 +837,7 @@
         </w:rPr>
         <w:t>1.9 Consent Management Systems</w:t>
         <w:tab/>
-        <w:t>7</w:t>
+        <w:t>6</w:t>
       </w:r>
     </w:p>
     <w:p>
@@ -857,7 +857,7 @@
         </w:rPr>
         <w:t>1.10 Challenges Faced by Current Consent Management Systems</w:t>
         <w:tab/>
-        <w:t>8</w:t>
+        <w:t>6</w:t>
       </w:r>
     </w:p>
     <w:p>
@@ -877,7 +877,7 @@
         </w:rPr>
         <w:t>1.11 Research Contribution</w:t>
         <w:tab/>
-        <w:t>8</w:t>
+        <w:t>6</w:t>
       </w:r>
     </w:p>
     <w:p>
@@ -897,7 +897,7 @@
         </w:rPr>
         <w:t>1.11.1 Scientific Contribution</w:t>
         <w:tab/>
-        <w:t>8</w:t>
+        <w:t>6</w:t>
       </w:r>
     </w:p>
     <w:p>
@@ -917,7 +917,7 @@
         </w:rPr>
         <w:t>1.11.2 Social Contribution</w:t>
         <w:tab/>
-        <w:t>8</w:t>
+        <w:t>7</w:t>
       </w:r>
     </w:p>
     <w:p>
@@ -937,7 +937,7 @@
         </w:rPr>
         <w:t>1.12 Thesis Plan</w:t>
         <w:tab/>
-        <w:t>9</w:t>
+        <w:t>7</w:t>
       </w:r>
     </w:p>
     <w:p>
@@ -957,7 +957,7 @@
         </w:rPr>
         <w:t>1.13 Conclusion</w:t>
         <w:tab/>
-        <w:t>9</w:t>
+        <w:t>7</w:t>
       </w:r>
     </w:p>
     <w:p>
@@ -977,7 +977,7 @@
         </w:rPr>
         <w:t>2 A Systematic Literature Review</w:t>
         <w:tab/>
-        <w:t>11</w:t>
+        <w:t>9</w:t>
       </w:r>
     </w:p>
     <w:p>
@@ -997,7 +997,7 @@
         </w:rPr>
         <w:t>2.1 Introduction</w:t>
         <w:tab/>
-        <w:t>11</w:t>
+        <w:t>9</w:t>
       </w:r>
     </w:p>
     <w:p>
@@ -1017,7 +1017,7 @@
         </w:rPr>
         <w:t>2.2 Key Requirements for Trustworthy Multi-Party Consent Authorisation</w:t>
         <w:tab/>
-        <w:t>12</w:t>
+        <w:t>9</w:t>
       </w:r>
     </w:p>
     <w:p>
@@ -1037,7 +1037,7 @@
         </w:rPr>
         <w:t>2.2.1 Req 1: Representation of consent as an evaluable authorisation object</w:t>
         <w:tab/>
-        <w:t>12</w:t>
+        <w:t>10</w:t>
       </w:r>
     </w:p>
     <w:p>
@@ -1057,7 +1057,7 @@
         </w:rPr>
         <w:t>2.2.2 Req 2: Decentralised verification of identity and authority</w:t>
         <w:tab/>
-        <w:t>12</w:t>
+        <w:t>10</w:t>
       </w:r>
     </w:p>
     <w:p>
@@ -1077,7 +1077,7 @@
         </w:rPr>
         <w:t>2.2.3 Req 3: Multi-party authorisation through a verifiable threshold</w:t>
         <w:tab/>
-        <w:t>12</w:t>
+        <w:t>10</w:t>
       </w:r>
     </w:p>
     <w:p>
@@ -1097,7 +1097,7 @@
         </w:rPr>
         <w:t>2.2.4 Req 4: Policy- and context-aware enforcement at the time of access</w:t>
         <w:tab/>
-        <w:t>12</w:t>
+        <w:t>10</w:t>
       </w:r>
     </w:p>
     <w:p>
@@ -1117,7 +1117,7 @@
         </w:rPr>
         <w:t>2.2.5 Req 5: Temporal validity and lifecycle control of consent</w:t>
         <w:tab/>
-        <w:t>13</w:t>
+        <w:t>10</w:t>
       </w:r>
     </w:p>
     <w:p>
@@ -1137,7 +1137,7 @@
         </w:rPr>
         <w:t>2.2.6 Req 6: Verifiable auditability and security assurance</w:t>
         <w:tab/>
-        <w:t>13</w:t>
+        <w:t>10</w:t>
       </w:r>
     </w:p>
     <w:p>
@@ -1157,7 +1157,7 @@
         </w:rPr>
         <w:t>2.3 Process Adopted for Shortlisting the Papers for SLR</w:t>
         <w:tab/>
-        <w:t>13</w:t>
+        <w:t>11</w:t>
       </w:r>
     </w:p>
     <w:p>
@@ -1177,7 +1177,7 @@
         </w:rPr>
         <w:t>2.3.1 Step 1: Criteria for Searching the Literature</w:t>
         <w:tab/>
-        <w:t>14</w:t>
+        <w:t>11</w:t>
       </w:r>
     </w:p>
     <w:p>
@@ -1197,7 +1197,7 @@
         </w:rPr>
         <w:t>2.3.2 Step 2: Inclusion and Exclusion Criteria</w:t>
         <w:tab/>
-        <w:t>14</w:t>
+        <w:t>12</w:t>
       </w:r>
     </w:p>
     <w:p>
@@ -1217,7 +1217,7 @@
         </w:rPr>
         <w:t>2.3.3 Step 3: Quality Evaluation</w:t>
         <w:tab/>
-        <w:t>16</w:t>
+        <w:t>13</w:t>
       </w:r>
     </w:p>
     <w:p>
@@ -1237,7 +1237,7 @@
         </w:rPr>
         <w:t>2.3.4 Step 4: Shortlisted Papers for SLR and Categorising Them into Broad Areas</w:t>
         <w:tab/>
-        <w:t>17</w:t>
+        <w:t>14</w:t>
       </w:r>
     </w:p>
     <w:p>
@@ -1257,7 +1257,7 @@
         </w:rPr>
         <w:t>2.4 Summary of Papers Shortlisted in the SLR</w:t>
         <w:tab/>
-        <w:t>19</w:t>
+        <w:t>15</w:t>
       </w:r>
     </w:p>
     <w:p>
@@ -1277,7 +1277,7 @@
         </w:rPr>
         <w:t>2.4.1 Consent representation and blockchain-based consent governance (Req 1)</w:t>
         <w:tab/>
-        <w:t>20</w:t>
+        <w:t>16</w:t>
       </w:r>
     </w:p>
     <w:p>
@@ -1297,7 +1297,7 @@
         </w:rPr>
         <w:t>2.4.2 Decentralised identity and authority trust (Req 2)</w:t>
         <w:tab/>
-        <w:t>21</w:t>
+        <w:t>16</w:t>
       </w:r>
     </w:p>
     <w:p>
@@ -1317,7 +1317,7 @@
         </w:rPr>
         <w:t>2.4.3 Multi-party authorisation and collaborative consent (Req 3)</w:t>
         <w:tab/>
-        <w:t>22</w:t>
+        <w:t>17</w:t>
       </w:r>
     </w:p>
     <w:p>
@@ -1337,7 +1337,7 @@
         </w:rPr>
         <w:t>2.4.4 Policy- and context-aware access control (Req 4)</w:t>
         <w:tab/>
-        <w:t>23</w:t>
+        <w:t>18</w:t>
       </w:r>
     </w:p>
     <w:p>
@@ -1357,7 +1357,7 @@
         </w:rPr>
         <w:t>2.4.5 Temporal validity and consent lifecycle (Req 5)</w:t>
         <w:tab/>
-        <w:t>24</w:t>
+        <w:t>19</w:t>
       </w:r>
     </w:p>
     <w:p>
@@ -1377,7 +1377,7 @@
         </w:rPr>
         <w:t>2.4.6 Formal security assurance and empirical validation (Req 6)</w:t>
         <w:tab/>
-        <w:t>26</w:t>
+        <w:t>20</w:t>
       </w:r>
     </w:p>
     <w:p>
@@ -1397,7 +1397,7 @@
         </w:rPr>
         <w:t>2.4.7 Research Gaps in the Existing Studies from the Requirement Perspective</w:t>
         <w:tab/>
-        <w:t>27</w:t>
+        <w:t>21</w:t>
       </w:r>
     </w:p>
     <w:p>
@@ -1417,7 +1417,7 @@
         </w:rPr>
         <w:t>2.5 Trust-Oriented Multi-Party Consent Authorisation Framework</w:t>
         <w:tab/>
-        <w:t>29</w:t>
+        <w:t>23</w:t>
       </w:r>
     </w:p>
     <w:p>
@@ -1437,7 +1437,7 @@
         </w:rPr>
         <w:t>2.5.1 Representation of Consent as an Evaluable Authorisation Object (Req 1)</w:t>
         <w:tab/>
-        <w:t>30</w:t>
+        <w:t>23</w:t>
       </w:r>
     </w:p>
     <w:p>
@@ -1457,7 +1457,7 @@
         </w:rPr>
         <w:t>2.5.2 Decentralised Verification of Identity and Authority (Req 2)</w:t>
         <w:tab/>
-        <w:t>30</w:t>
+        <w:t>23</w:t>
       </w:r>
     </w:p>
     <w:p>
@@ -1477,7 +1477,7 @@
         </w:rPr>
         <w:t>2.5.3 Multi-Party Authorisation through a Verifiable Threshold (Req 3)</w:t>
         <w:tab/>
-        <w:t>30</w:t>
+        <w:t>24</w:t>
       </w:r>
     </w:p>
     <w:p>
@@ -1497,7 +1497,7 @@
         </w:rPr>
         <w:t>2.5.4 Policy- and Context-Aware Enforcement at the Time of Access (Req 4)</w:t>
         <w:tab/>
-        <w:t>30</w:t>
+        <w:t>24</w:t>
       </w:r>
     </w:p>
     <w:p>
@@ -1517,7 +1517,7 @@
         </w:rPr>
         <w:t>2.5.5 Temporal Validity and Lifecycle Control of Consent (Req 5)</w:t>
         <w:tab/>
-        <w:t>30</w:t>
+        <w:t>24</w:t>
       </w:r>
     </w:p>
     <w:p>
@@ -1537,7 +1537,7 @@
         </w:rPr>
         <w:t>2.5.6 Verifiable Auditability and Security Assurance (Req 6)</w:t>
         <w:tab/>
-        <w:t>30</w:t>
+        <w:t>24</w:t>
       </w:r>
     </w:p>
     <w:p>
@@ -1557,7 +1557,7 @@
         </w:rPr>
         <w:t>2.6 Conclusion</w:t>
         <w:tab/>
-        <w:t>30</w:t>
+        <w:t>24</w:t>
       </w:r>
     </w:p>
     <w:p>
@@ -1577,7 +1577,7 @@
         </w:rPr>
         <w:t>3 Research Questions and Objectives</w:t>
         <w:tab/>
-        <w:t>32</w:t>
+        <w:t>25</w:t>
       </w:r>
     </w:p>
     <w:p>
@@ -1597,7 +1597,7 @@
         </w:rPr>
         <w:t>3.1 Introduction</w:t>
         <w:tab/>
-        <w:t>32</w:t>
+        <w:t>25</w:t>
       </w:r>
     </w:p>
     <w:p>
@@ -1617,7 +1617,7 @@
         </w:rPr>
         <w:t>3.2 Gaps in the Literature</w:t>
         <w:tab/>
-        <w:t>32</w:t>
+        <w:t>25</w:t>
       </w:r>
     </w:p>
     <w:p>
@@ -1637,7 +1637,7 @@
         </w:rPr>
         <w:t>3.3 Key Definitions</w:t>
         <w:tab/>
-        <w:t>34</w:t>
+        <w:t>27</w:t>
       </w:r>
     </w:p>
     <w:p>
@@ -1657,7 +1657,7 @@
         </w:rPr>
         <w:t>3.4 Research Questions</w:t>
         <w:tab/>
-        <w:t>35</w:t>
+        <w:t>27</w:t>
       </w:r>
     </w:p>
     <w:p>
@@ -1677,7 +1677,7 @@
         </w:rPr>
         <w:t>3.4.1 Research Questions as an Integrated Problem</w:t>
         <w:tab/>
-        <w:t>36</w:t>
+        <w:t>28</w:t>
       </w:r>
     </w:p>
     <w:p>
@@ -1697,7 +1697,7 @@
         </w:rPr>
         <w:t>3.5 Research Objectives</w:t>
         <w:tab/>
-        <w:t>36</w:t>
+        <w:t>28</w:t>
       </w:r>
     </w:p>
     <w:p>
@@ -1717,7 +1717,7 @@
         </w:rPr>
         <w:t>3.5.1 RO1: Trust-Centric Consent Model</w:t>
         <w:tab/>
-        <w:t>36</w:t>
+        <w:t>28</w:t>
       </w:r>
     </w:p>
     <w:p>
@@ -1737,7 +1737,7 @@
         </w:rPr>
         <w:t>3.5.2 RO2: Decentralised Identity and Authority Trust</w:t>
         <w:tab/>
-        <w:t>37</w:t>
+        <w:t>29</w:t>
       </w:r>
     </w:p>
     <w:p>
@@ -1757,7 +1757,7 @@
         </w:rPr>
         <w:t>3.5.3 RO3: Trustworthy Multi-Party Authorisation</w:t>
         <w:tab/>
-        <w:t>37</w:t>
+        <w:t>29</w:t>
       </w:r>
     </w:p>
     <w:p>
@@ -1777,7 +1777,7 @@
         </w:rPr>
         <w:t>3.5.4 RO4: Policy- and Context-Aware Access Control</w:t>
         <w:tab/>
-        <w:t>37</w:t>
+        <w:t>29</w:t>
       </w:r>
     </w:p>
     <w:p>
@@ -1797,7 +1797,7 @@
         </w:rPr>
         <w:t>3.5.5 RO5: Temporal and Lifecycle Trust</w:t>
         <w:tab/>
-        <w:t>37</w:t>
+        <w:t>29</w:t>
       </w:r>
     </w:p>
     <w:p>
@@ -1817,7 +1817,7 @@
         </w:rPr>
         <w:t>3.5.6 RO6: Formal Security Assurance and Empirical Validation</w:t>
         <w:tab/>
-        <w:t>38</w:t>
+        <w:t>30</w:t>
       </w:r>
     </w:p>
     <w:p>
@@ -1837,7 +1837,7 @@
         </w:rPr>
         <w:t>3.5.7 Relationship Between Research Questions and Objectives</w:t>
         <w:tab/>
-        <w:t>38</w:t>
+        <w:t>30</w:t>
       </w:r>
     </w:p>
     <w:p>
@@ -1857,7 +1857,7 @@
         </w:rPr>
         <w:t>3.6 Conclusion</w:t>
         <w:tab/>
-        <w:t>39</w:t>
+        <w:t>31</w:t>
       </w:r>
     </w:p>
     <w:p>
@@ -1877,7 +1877,7 @@
         </w:rPr>
         <w:t>4 Research Methodology and Solution Overview</w:t>
         <w:tab/>
-        <w:t>41</w:t>
+        <w:t>32</w:t>
       </w:r>
     </w:p>
     <w:p>
@@ -1897,7 +1897,7 @@
         </w:rPr>
         <w:t>4.1 Introduction</w:t>
         <w:tab/>
-        <w:t>41</w:t>
+        <w:t>32</w:t>
       </w:r>
     </w:p>
     <w:p>
@@ -1917,7 +1917,7 @@
         </w:rPr>
         <w:t>4.2 Key Definitions</w:t>
         <w:tab/>
-        <w:t>41</w:t>
+        <w:t>32</w:t>
       </w:r>
     </w:p>
     <w:p>
@@ -1937,7 +1937,7 @@
         </w:rPr>
         <w:t>4.3 Selected Research Methodology</w:t>
         <w:tab/>
-        <w:t>42</w:t>
+        <w:t>33</w:t>
       </w:r>
     </w:p>
     <w:p>
@@ -1957,7 +1957,7 @@
         </w:rPr>
         <w:t>4.4 Solution Overview</w:t>
         <w:tab/>
-        <w:t>43</w:t>
+        <w:t>33</w:t>
       </w:r>
     </w:p>
     <w:p>
@@ -1977,7 +1977,7 @@
         </w:rPr>
         <w:t>4.5 Overview of Solution for RQ1</w:t>
         <w:tab/>
-        <w:t>45</w:t>
+        <w:t>35</w:t>
       </w:r>
     </w:p>
     <w:p>
@@ -1997,7 +1997,7 @@
         </w:rPr>
         <w:t>4.6 Overview of Solution for RQ2</w:t>
         <w:tab/>
-        <w:t>46</w:t>
+        <w:t>36</w:t>
       </w:r>
     </w:p>
     <w:p>
@@ -2017,7 +2017,7 @@
         </w:rPr>
         <w:t>4.7 Overview of Solution for RQ3</w:t>
         <w:tab/>
-        <w:t>46</w:t>
+        <w:t>36</w:t>
       </w:r>
     </w:p>
     <w:p>
@@ -2037,7 +2037,7 @@
         </w:rPr>
         <w:t>4.8 Overview of Solution for RQ4</w:t>
         <w:tab/>
-        <w:t>46</w:t>
+        <w:t>36</w:t>
       </w:r>
     </w:p>
     <w:p>
@@ -2057,7 +2057,7 @@
         </w:rPr>
         <w:t>4.9 Overview of Solution for RQ5</w:t>
         <w:tab/>
-        <w:t>47</w:t>
+        <w:t>36</w:t>
       </w:r>
     </w:p>
     <w:p>
@@ -2077,7 +2077,7 @@
         </w:rPr>
         <w:t>4.10 Overview of Solution for RQ6</w:t>
         <w:tab/>
-        <w:t>47</w:t>
+        <w:t>37</w:t>
       </w:r>
     </w:p>
     <w:p>
@@ -2097,7 +2097,7 @@
         </w:rPr>
         <w:t>4.10.1 Testing and Verification of the Solution</w:t>
         <w:tab/>
-        <w:t>48</w:t>
+        <w:t>37</w:t>
       </w:r>
     </w:p>
     <w:p>
@@ -2117,7 +2117,7 @@
         </w:rPr>
         <w:t>4.11 Conclusion</w:t>
         <w:tab/>
-        <w:t>48</w:t>
+        <w:t>37</w:t>
       </w:r>
     </w:p>
     <w:p>
@@ -2137,7 +2137,7 @@
         </w:rPr>
         <w:t>5 Research Architecture and Trust-Centric Consent Model</w:t>
         <w:tab/>
-        <w:t>49</w:t>
+        <w:t>39</w:t>
       </w:r>
     </w:p>
     <w:p>
@@ -2157,7 +2157,7 @@
         </w:rPr>
         <w:t>5.1 Introduction</w:t>
         <w:tab/>
-        <w:t>49</w:t>
+        <w:t>39</w:t>
       </w:r>
     </w:p>
     <w:p>
@@ -2177,7 +2177,7 @@
         </w:rPr>
         <w:t>5.2 Layered Architecture and Component Decomposition</w:t>
         <w:tab/>
-        <w:t>49</w:t>
+        <w:t>39</w:t>
       </w:r>
     </w:p>
     <w:p>
@@ -2197,7 +2197,7 @@
         </w:rPr>
         <w:t>5.3 Trust Evaluation and Architectural Boundaries</w:t>
         <w:tab/>
-        <w:t>52</w:t>
+        <w:t>41</w:t>
       </w:r>
     </w:p>
     <w:p>
@@ -2217,7 +2217,7 @@
         </w:rPr>
         <w:t>5.4 MVC Architecture and the Research Objectives</w:t>
         <w:tab/>
-        <w:t>55</w:t>
+        <w:t>44</w:t>
       </w:r>
     </w:p>
     <w:p>
@@ -2237,7 +2237,7 @@
         </w:rPr>
         <w:t>5.5 Trust-Centric Consent Model</w:t>
         <w:tab/>
-        <w:t>57</w:t>
+        <w:t>45</w:t>
       </w:r>
     </w:p>
     <w:p>
@@ -2257,7 +2257,7 @@
         </w:rPr>
         <w:t>5.5.1 Consent Creation Workflow</w:t>
         <w:tab/>
-        <w:t>58</w:t>
+        <w:t>46</w:t>
       </w:r>
     </w:p>
     <w:p>
@@ -2277,7 +2277,7 @@
         </w:rPr>
         <w:t>5.5.2 Structure of the Consent Object</w:t>
         <w:tab/>
-        <w:t>59</w:t>
+        <w:t>47</w:t>
       </w:r>
     </w:p>
     <w:p>
@@ -2297,7 +2297,7 @@
         </w:rPr>
         <w:t>5.5.3 Trust-Aware Consent Creation Procedure and Algorithm</w:t>
         <w:tab/>
-        <w:t>60</w:t>
+        <w:t>47</w:t>
       </w:r>
     </w:p>
     <w:p>
@@ -2317,7 +2317,7 @@
         </w:rPr>
         <w:t>5.6 Prototype Implementation</w:t>
         <w:tab/>
-        <w:t>62</w:t>
+        <w:t>49</w:t>
       </w:r>
     </w:p>
     <w:p>
@@ -2337,7 +2337,7 @@
         </w:rPr>
         <w:t>5.6.1 Aims of Engineering the Prototype System</w:t>
         <w:tab/>
-        <w:t>63</w:t>
+        <w:t>49</w:t>
       </w:r>
     </w:p>
     <w:p>
@@ -2357,7 +2357,7 @@
         </w:rPr>
         <w:t>5.6.2 Dataset Used for Validation</w:t>
         <w:tab/>
-        <w:t>63</w:t>
+        <w:t>50</w:t>
       </w:r>
     </w:p>
     <w:p>
@@ -2377,7 +2377,7 @@
         </w:rPr>
         <w:t>5.6.3 Steps in the Working of the Prototype for Consent Creation</w:t>
         <w:tab/>
-        <w:t>63</w:t>
+        <w:t>50</w:t>
       </w:r>
     </w:p>
     <w:p>
@@ -2397,7 +2397,7 @@
         </w:rPr>
         <w:t>5.7 Validation and Evaluation</w:t>
         <w:tab/>
-        <w:t>64</w:t>
+        <w:t>51</w:t>
       </w:r>
     </w:p>
     <w:p>
@@ -2417,7 +2417,7 @@
         </w:rPr>
         <w:t>5.7.1 Validation of Consent Creation</w:t>
         <w:tab/>
-        <w:t>65</w:t>
+        <w:t>51</w:t>
       </w:r>
     </w:p>
     <w:p>
@@ -2437,7 +2437,7 @@
         </w:rPr>
         <w:t>5.7.2 Evaluation of the Architecture against the Security Properties</w:t>
         <w:tab/>
-        <w:t>66</w:t>
+        <w:t>53</w:t>
       </w:r>
     </w:p>
     <w:p>
@@ -2457,7 +2457,7 @@
         </w:rPr>
         <w:t>5.8 Conclusion</w:t>
         <w:tab/>
-        <w:t>67</w:t>
+        <w:t>54</w:t>
       </w:r>
     </w:p>
     <w:p>
@@ -2515,7 +2515,7 @@
         </w:rPr>
         <w:t>2.1 PRISMA 2020 flow diagram of the study identification, screening, eligibility and inclusion stages.</w:t>
         <w:tab/>
-        <w:t>16</w:t>
+        <w:t>13</w:t>
       </w:r>
     </w:p>
     <w:p>
@@ -2535,7 +2535,7 @@
         </w:rPr>
         <w:t>2.2 Synthesis of the review: the conjunction gap and the assurance gap addressed by the proposed framework, with the number of the 25 analysed studies graded Yes for each requirement in Table 2.11.</w:t>
         <w:tab/>
-        <w:t>29</w:t>
+        <w:t>23</w:t>
       </w:r>
     </w:p>
     <w:p>
@@ -2555,7 +2555,7 @@
         </w:rPr>
         <w:t>4.1 The Design Science Research process of this thesis, with the output of each stage, adapted from Peffers et al. (2007).</w:t>
         <w:tab/>
-        <w:t>42</w:t>
+        <w:t>33</w:t>
       </w:r>
     </w:p>
     <w:p>
@@ -2575,7 +2575,7 @@
         </w:rPr>
         <w:t>4.2 End-to-end workflow of the trust-oriented consent authorisation framework.</w:t>
         <w:tab/>
-        <w:t>44</w:t>
+        <w:t>34</w:t>
       </w:r>
     </w:p>
     <w:p>
@@ -2595,7 +2595,7 @@
         </w:rPr>
         <w:t>5.1 Layered MVC architecture and component decomposition of the HALAH framework.</w:t>
         <w:tab/>
-        <w:t>50</w:t>
+        <w:t>40</w:t>
       </w:r>
     </w:p>
     <w:p>
@@ -2615,7 +2615,7 @@
         </w:rPr>
         <w:t>5.2 Functional decomposition of the MVC components.</w:t>
         <w:tab/>
-        <w:t>51</w:t>
+        <w:t>41</w:t>
       </w:r>
     </w:p>
     <w:p>
@@ -2635,7 +2635,7 @@
         </w:rPr>
         <w:t>5.3 Trust predicate evaluation and authorisation decision flow (in the current prototype, VI also checks the EIP-712 signature of each listed guardian, and a refusal for a consent that is not ACTIVE is recorded in the audit ledger like any other refusal, while the check labelled VL in the prototype interface is the exploratory jurisdiction check VJ).</w:t>
         <w:tab/>
-        <w:t>53</w:t>
+        <w:t>42</w:t>
       </w:r>
     </w:p>
     <w:p>
@@ -2655,7 +2655,7 @@
         </w:rPr>
         <w:t>5.4 The four gates that an access request passes before data are released: identity (DID), authority (VC and signed approval), collective approval (threshold), and validity of the consent for the request (policy, time, lifecycle and the zero-knowledge proof). Each gate names what the current prototype checks, and a failure at any gate produces DENY. The prototype records the decision matrix in the audit ledger for every request, including one against a consent that is not ACTIVE.</w:t>
         <w:tab/>
-        <w:t>55</w:t>
+        <w:t>43</w:t>
       </w:r>
     </w:p>
     <w:p>
@@ -2675,7 +2675,7 @@
         </w:rPr>
         <w:t>5.5 RO1 workflow for trust-centric consent creation.</w:t>
         <w:tab/>
-        <w:t>59</w:t>
+        <w:t>46</w:t>
       </w:r>
     </w:p>
     <w:p>
@@ -2695,7 +2695,7 @@
         </w:rPr>
         <w:t>5.6 Six-component consent model C = (I, A, P, T, L, E) with the content and supplier of each component, where L is the lifecycle state. The states shown are those of the design, and the states implemented in the prototype are given in Chapter 9.</w:t>
         <w:tab/>
-        <w:t>60</w:t>
+        <w:t>47</w:t>
       </w:r>
     </w:p>
     <w:p>
@@ -2715,7 +2715,7 @@
         </w:rPr>
         <w:t>5.7 The patient interface of the HALAH prototype after a consent has been created: the consent specification on the left and right, and the confirmation with the consent identifier below.</w:t>
         <w:tab/>
-        <w:t>64</w:t>
+        <w:t>51</w:t>
       </w:r>
     </w:p>
     <w:p>
@@ -2735,7 +2735,7 @@
         </w:rPr>
         <w:t>5.8 A specification that names the same guardian twice is rejected by Algorithm 1 before any consent is stored.</w:t>
         <w:tab/>
-        <w:t>66</w:t>
+        <w:t>52</w:t>
       </w:r>
     </w:p>
     <w:p>
@@ -2793,7 +2793,7 @@
         </w:rPr>
         <w:t>2.1 Databases searched and records retrieved</w:t>
         <w:tab/>
-        <w:t>14</w:t>
+        <w:t>11</w:t>
       </w:r>
     </w:p>
     <w:p>
@@ -2813,7 +2813,7 @@
         </w:rPr>
         <w:t>2.2 Summary of the stages of evaluating and selecting the relevant papers for the SLR</w:t>
         <w:tab/>
-        <w:t>16</w:t>
+        <w:t>12</w:t>
       </w:r>
     </w:p>
     <w:p>
@@ -2833,7 +2833,7 @@
         </w:rPr>
         <w:t>2.3 Quality assessment items and inclusion rule</w:t>
         <w:tab/>
-        <w:t>17</w:t>
+        <w:t>13</w:t>
       </w:r>
     </w:p>
     <w:p>
@@ -2853,7 +2853,7 @@
         </w:rPr>
         <w:t>2.4 Listing of the 25 primary studies identified after the selection process</w:t>
         <w:tab/>
-        <w:t>18</w:t>
+        <w:t>14</w:t>
       </w:r>
     </w:p>
     <w:p>
@@ -2873,7 +2873,7 @@
         </w:rPr>
         <w:t>2.5 Descriptions, issues and limitations of the studies on consent representation</w:t>
         <w:tab/>
-        <w:t>20</w:t>
+        <w:t>16</w:t>
       </w:r>
     </w:p>
     <w:p>
@@ -2893,7 +2893,7 @@
         </w:rPr>
         <w:t>2.6 Descriptions, issues and limitations of the studies on identity and authority</w:t>
         <w:tab/>
-        <w:t>21</w:t>
+        <w:t>17</w:t>
       </w:r>
     </w:p>
     <w:p>
@@ -2913,7 +2913,7 @@
         </w:rPr>
         <w:t>2.7 Descriptions, issues and limitations of the studies on multi-party authorisation</w:t>
         <w:tab/>
-        <w:t>22</w:t>
+        <w:t>18</w:t>
       </w:r>
     </w:p>
     <w:p>
@@ -2933,7 +2933,7 @@
         </w:rPr>
         <w:t>2.8 Descriptions, issues and limitations of the studies on policy and context</w:t>
         <w:tab/>
-        <w:t>24</w:t>
+        <w:t>19</w:t>
       </w:r>
     </w:p>
     <w:p>
@@ -2953,7 +2953,7 @@
         </w:rPr>
         <w:t>2.9 Descriptions, issues and limitations of the studies on temporal validity and lifecycle</w:t>
         <w:tab/>
-        <w:t>25</w:t>
+        <w:t>20</w:t>
       </w:r>
     </w:p>
     <w:p>
@@ -2973,7 +2973,7 @@
         </w:rPr>
         <w:t>2.10 Descriptions, issues and limitations of the studies on security assurance</w:t>
         <w:tab/>
-        <w:t>26</w:t>
+        <w:t>21</w:t>
       </w:r>
     </w:p>
     <w:p>
@@ -2993,7 +2993,7 @@
         </w:rPr>
         <w:t>2.11 Comparison of the included studies against the key requirements</w:t>
         <w:tab/>
-        <w:t>27</w:t>
+        <w:t>21</w:t>
       </w:r>
     </w:p>
     <w:p>
@@ -3013,7 +3013,7 @@
         </w:rPr>
         <w:t>3.1 Research questions, research objectives, and the status of each objective</w:t>
         <w:tab/>
-        <w:t>39</w:t>
+        <w:t>31</w:t>
       </w:r>
     </w:p>
     <w:p>
@@ -3033,7 +3033,7 @@
         </w:rPr>
         <w:t>5.1 Mapping between research objectives and MVC components</w:t>
         <w:tab/>
-        <w:t>56</w:t>
+        <w:t>44</w:t>
       </w:r>
     </w:p>
     <w:p>
@@ -3053,7 +3053,7 @@
         </w:rPr>
         <w:t>5.2 Traditional EHR access control compared with the HALAH framework</w:t>
         <w:tab/>
-        <w:t>57</w:t>
+        <w:t>45</w:t>
       </w:r>
     </w:p>
     <w:p>
@@ -3071,9 +3071,29 @@
           <w:b w:val="0"/>
           <w:sz w:val="22"/>
         </w:rPr>
-        <w:t>5.3 Security properties supported by the proposed MVC-based consent architecture</w:t>
+        <w:t>5.3 Evaluation of the trust-centric consent model: the check applied to each component of C at creation, the evidence and the result</w:t>
         <w:tab/>
-        <w:t>67</w:t>
+        <w:t>52</w:t>
+      </w:r>
+    </w:p>
+    <w:p>
+      <w:pPr>
+        <w:tabs>
+          <w:tab w:pos="8504" w:val="right" w:leader="dot"/>
+        </w:tabs>
+        <w:spacing w:after="40" w:before="0"/>
+        <w:ind w:left="454"/>
+        <w:jc w:val="left"/>
+      </w:pPr>
+      <w:r>
+        <w:rPr>
+          <w:rFonts w:ascii="Palatino Linotype" w:hAnsi="Palatino Linotype"/>
+          <w:b w:val="0"/>
+          <w:sz w:val="22"/>
+        </w:rPr>
+        <w:t>5.4 Security properties supported by the proposed MVC-based consent architecture</w:t>
+        <w:tab/>
+        <w:t>54</w:t>
       </w:r>
     </w:p>
     <w:p>
@@ -35936,23 +35956,9 @@
       </w:r>
     </w:p>
     <w:p>
-      <w:pPr>
-        <w:pStyle w:val="3"/>
-      </w:pPr>
-      <w:r>
-        <w:t>5.7.2 Evaluation of the Architecture against the Security Properties</w:t>
-      </w:r>
-    </w:p>
-    <w:p>
       <w:pPr/>
       <w:r>
-        <w:t>The proposed MVC architecture provides several foundational security properties for the current stage. These properties emerge from the interaction between the Model, View, and Controller rather than from any single technology.</w:t>
-      </w:r>
-    </w:p>
-    <w:p>
-      <w:pPr/>
-      <w:r>
-        <w:t>First, the architecture provides identity-dependent participation. A participant cannot contribute to the authorisation process solely by interacting with the system interface. The corresponding identity and credential must satisfy the verification requirements. Second, the architecture provides authority separation. Possession of a valid identity does not automatically result in permission to access patient data. Identity verification provides evidence concerning who an entity is, whereas authority verification determines whether that entity may perform a particular role within the authorisation process. Third, the architecture provides collective authorisation integrity. Sensitive healthcare data access can be configured to require multiple independently verified participants. Therefore, a single participant cannot unilaterally activate access when the defined authorisation threshold has not been reached. Fourth, the architecture provides policy-bounded access. A valid requester with sufficient approval evidence cannot access healthcare information beyond the purpose or data scope defined by the consent object. Finally, the architecture provides decision accountability. The system maintains evidence concerning the conditions that produced an authorisation decision, thereby supporting auditing and subsequent verification. These properties, together with the separation of interaction and enforcement established in Section 5.3, are summarised in Table 5.3, in which collective authorisation integrity and decision accountability appear as multi-party authorisation integrity and authorisation evidence respectively.</w:t>
+        <w:t>Table 5.3 brings these results together by component of the consent object. For each component of C it gives the check that Algorithm 1 applies at creation, the evidence from the live runs and the automated tests, and the result observed.</w:t>
       </w:r>
     </w:p>
     <w:p>
@@ -35965,7 +35971,1062 @@
         <w:rPr>
           <w:sz w:val="20"/>
         </w:rPr>
-        <w:t>Table 5.3: Security properties supported by the proposed MVC-based consent architecture</w:t>
+        <w:t>Table 5.3: Evaluation of the trust-centric consent model: the check applied to each component of C at creation, the evidence and the result</w:t>
+      </w:r>
+    </w:p>
+    <w:tbl>
+      <w:tblPr>
+        <w:tblW w:type="auto" w:w="0"/>
+        <w:jc w:val="center"/>
+        <w:tblBorders>
+          <w:top w:val="single" w:sz="12" w:color="000000" w:space="0"/>
+          <w:left w:val="nil"/>
+          <w:bottom w:val="single" w:sz="12" w:color="000000" w:space="0"/>
+          <w:right w:val="nil"/>
+          <w:insideH w:val="nil"/>
+          <w:insideV w:val="nil"/>
+        </w:tblBorders>
+        <w:tblLayout w:type="fixed"/>
+        <w:tblLook w:firstColumn="1" w:firstRow="1" w:lastColumn="0" w:lastRow="0" w:noHBand="0" w:noVBand="1" w:val="04A0"/>
+      </w:tblPr>
+      <w:tblGrid>
+        <w:gridCol w:w="1531"/>
+        <w:gridCol w:w="2381"/>
+        <w:gridCol w:w="2835"/>
+        <w:gridCol w:w="1757"/>
+      </w:tblGrid>
+      <w:tr>
+        <w:trPr>
+          <w:tblHeader/>
+          <w:cantSplit/>
+        </w:trPr>
+        <w:tc>
+          <w:tcPr>
+            <w:tcW w:type="dxa" w:w="1531"/>
+            <w:tcBorders>
+              <w:top w:val="nil"/>
+              <w:left w:val="nil"/>
+              <w:bottom w:val="single" w:sz="6" w:color="000000" w:space="0"/>
+              <w:right w:val="nil"/>
+              <w:insideH w:val="nil"/>
+              <w:insideV w:val="nil"/>
+            </w:tcBorders>
+          </w:tcPr>
+          <w:p>
+            <w:pPr>
+              <w:keepNext/>
+              <w:spacing w:after="40" w:line="240" w:lineRule="auto"/>
+              <w:jc w:val="left"/>
+            </w:pPr>
+            <w:r>
+              <w:rPr>
+                <w:rFonts w:ascii="Palatino Linotype" w:hAnsi="Palatino Linotype" w:cs="Palatino Linotype"/>
+                <w:b/>
+                <w:color w:val="000000"/>
+                <w:sz w:val="19"/>
+              </w:rPr>
+            </w:r>
+            <w:r>
+              <w:rPr>
+                <w:rFonts w:ascii="Palatino Linotype" w:hAnsi="Palatino Linotype" w:cs="Palatino Linotype"/>
+                <w:b/>
+                <w:color w:val="000000"/>
+                <w:sz w:val="19"/>
+              </w:rPr>
+              <w:t>Component</w:t>
+            </w:r>
+          </w:p>
+        </w:tc>
+        <w:tc>
+          <w:tcPr>
+            <w:tcW w:type="dxa" w:w="2381"/>
+            <w:tcBorders>
+              <w:top w:val="nil"/>
+              <w:left w:val="nil"/>
+              <w:bottom w:val="single" w:sz="6" w:color="000000" w:space="0"/>
+              <w:right w:val="nil"/>
+              <w:insideH w:val="nil"/>
+              <w:insideV w:val="nil"/>
+            </w:tcBorders>
+          </w:tcPr>
+          <w:p>
+            <w:pPr>
+              <w:keepNext/>
+              <w:spacing w:after="40" w:line="240" w:lineRule="auto"/>
+              <w:jc w:val="left"/>
+            </w:pPr>
+            <w:r>
+              <w:rPr>
+                <w:rFonts w:ascii="Palatino Linotype" w:hAnsi="Palatino Linotype" w:cs="Palatino Linotype"/>
+                <w:b/>
+                <w:color w:val="000000"/>
+                <w:sz w:val="19"/>
+              </w:rPr>
+            </w:r>
+            <w:r>
+              <w:rPr>
+                <w:rFonts w:ascii="Palatino Linotype" w:hAnsi="Palatino Linotype" w:cs="Palatino Linotype"/>
+                <w:b/>
+                <w:color w:val="000000"/>
+                <w:sz w:val="19"/>
+              </w:rPr>
+              <w:t>Check at creation (Algorithm 1)</w:t>
+            </w:r>
+          </w:p>
+        </w:tc>
+        <w:tc>
+          <w:tcPr>
+            <w:tcW w:type="dxa" w:w="2835"/>
+            <w:tcBorders>
+              <w:top w:val="nil"/>
+              <w:left w:val="nil"/>
+              <w:bottom w:val="single" w:sz="6" w:color="000000" w:space="0"/>
+              <w:right w:val="nil"/>
+              <w:insideH w:val="nil"/>
+              <w:insideV w:val="nil"/>
+            </w:tcBorders>
+          </w:tcPr>
+          <w:p>
+            <w:pPr>
+              <w:keepNext/>
+              <w:spacing w:after="40" w:line="240" w:lineRule="auto"/>
+              <w:jc w:val="left"/>
+            </w:pPr>
+            <w:r>
+              <w:rPr>
+                <w:rFonts w:ascii="Palatino Linotype" w:hAnsi="Palatino Linotype" w:cs="Palatino Linotype"/>
+                <w:b/>
+                <w:color w:val="000000"/>
+                <w:sz w:val="19"/>
+              </w:rPr>
+            </w:r>
+            <w:r>
+              <w:rPr>
+                <w:rFonts w:ascii="Palatino Linotype" w:hAnsi="Palatino Linotype" w:cs="Palatino Linotype"/>
+                <w:b/>
+                <w:color w:val="000000"/>
+                <w:sz w:val="19"/>
+              </w:rPr>
+              <w:t>Evidence</w:t>
+            </w:r>
+          </w:p>
+        </w:tc>
+        <w:tc>
+          <w:tcPr>
+            <w:tcW w:type="dxa" w:w="1757"/>
+            <w:tcBorders>
+              <w:top w:val="nil"/>
+              <w:left w:val="nil"/>
+              <w:bottom w:val="single" w:sz="6" w:color="000000" w:space="0"/>
+              <w:right w:val="nil"/>
+              <w:insideH w:val="nil"/>
+              <w:insideV w:val="nil"/>
+            </w:tcBorders>
+          </w:tcPr>
+          <w:p>
+            <w:pPr>
+              <w:keepNext/>
+              <w:spacing w:after="40" w:line="240" w:lineRule="auto"/>
+              <w:jc w:val="left"/>
+            </w:pPr>
+            <w:r>
+              <w:rPr>
+                <w:rFonts w:ascii="Palatino Linotype" w:hAnsi="Palatino Linotype" w:cs="Palatino Linotype"/>
+                <w:b/>
+                <w:color w:val="000000"/>
+                <w:sz w:val="19"/>
+              </w:rPr>
+            </w:r>
+            <w:r>
+              <w:rPr>
+                <w:rFonts w:ascii="Palatino Linotype" w:hAnsi="Palatino Linotype" w:cs="Palatino Linotype"/>
+                <w:b/>
+                <w:color w:val="000000"/>
+                <w:sz w:val="19"/>
+              </w:rPr>
+              <w:t>Result</w:t>
+            </w:r>
+          </w:p>
+        </w:tc>
+      </w:tr>
+      <w:tr>
+        <w:trPr>
+          <w:cantSplit/>
+        </w:trPr>
+        <w:tc>
+          <w:tcPr>
+            <w:tcW w:type="dxa" w:w="1531"/>
+            <w:tcBorders>
+              <w:top w:val="nil"/>
+              <w:left w:val="nil"/>
+              <w:bottom w:val="nil"/>
+              <w:right w:val="nil"/>
+              <w:insideH w:val="nil"/>
+              <w:insideV w:val="nil"/>
+            </w:tcBorders>
+          </w:tcPr>
+          <w:p>
+            <w:pPr>
+              <w:spacing w:after="40" w:line="240" w:lineRule="auto"/>
+              <w:jc w:val="left"/>
+            </w:pPr>
+            <w:r>
+              <w:rPr>
+                <w:rFonts w:ascii="Palatino Linotype" w:hAnsi="Palatino Linotype" w:cs="Palatino Linotype"/>
+                <w:color w:val="000000"/>
+                <w:sz w:val="19"/>
+              </w:rPr>
+            </w:r>
+            <w:r>
+              <w:rPr>
+                <w:rFonts w:ascii="Palatino Linotype" w:hAnsi="Palatino Linotype" w:cs="Palatino Linotype"/>
+                <w:color w:val="000000"/>
+                <w:sz w:val="19"/>
+              </w:rPr>
+              <w:t>I  Identity</w:t>
+            </w:r>
+          </w:p>
+        </w:tc>
+        <w:tc>
+          <w:tcPr>
+            <w:tcW w:type="dxa" w:w="2381"/>
+            <w:tcBorders>
+              <w:top w:val="nil"/>
+              <w:left w:val="nil"/>
+              <w:bottom w:val="nil"/>
+              <w:right w:val="nil"/>
+              <w:insideH w:val="nil"/>
+              <w:insideV w:val="nil"/>
+            </w:tcBorders>
+          </w:tcPr>
+          <w:p>
+            <w:pPr>
+              <w:spacing w:after="40" w:line="240" w:lineRule="auto"/>
+              <w:jc w:val="left"/>
+            </w:pPr>
+            <w:r>
+              <w:rPr>
+                <w:rFonts w:ascii="Palatino Linotype" w:hAnsi="Palatino Linotype" w:cs="Palatino Linotype"/>
+                <w:color w:val="000000"/>
+                <w:sz w:val="19"/>
+              </w:rPr>
+            </w:r>
+            <w:r>
+              <w:rPr>
+                <w:rFonts w:ascii="Palatino Linotype" w:hAnsi="Palatino Linotype" w:cs="Palatino Linotype"/>
+                <w:color w:val="000000"/>
+                <w:sz w:val="19"/>
+              </w:rPr>
+              <w:t>Steps 1 to 3: the patient identity, the authorised doctor DID holding a valid doctor credential, and each guardian DID holding a valid guardian credential.</w:t>
+            </w:r>
+          </w:p>
+        </w:tc>
+        <w:tc>
+          <w:tcPr>
+            <w:tcW w:type="dxa" w:w="2835"/>
+            <w:tcBorders>
+              <w:top w:val="nil"/>
+              <w:left w:val="nil"/>
+              <w:bottom w:val="nil"/>
+              <w:right w:val="nil"/>
+              <w:insideH w:val="nil"/>
+              <w:insideV w:val="nil"/>
+            </w:tcBorders>
+          </w:tcPr>
+          <w:p>
+            <w:pPr>
+              <w:spacing w:after="40" w:line="240" w:lineRule="auto"/>
+              <w:jc w:val="left"/>
+            </w:pPr>
+            <w:r>
+              <w:rPr>
+                <w:rFonts w:ascii="Palatino Linotype" w:hAnsi="Palatino Linotype" w:cs="Palatino Linotype"/>
+                <w:color w:val="000000"/>
+                <w:sz w:val="19"/>
+              </w:rPr>
+            </w:r>
+            <w:r>
+              <w:rPr>
+                <w:rFonts w:ascii="Palatino Linotype" w:hAnsi="Palatino Linotype" w:cs="Palatino Linotype"/>
+                <w:color w:val="000000"/>
+                <w:sz w:val="19"/>
+              </w:rPr>
+              <w:t>Run of 11 October 2026: a doctor DID without a valid doctor credential and a guardian DID without a valid guardian credential were rejected. Test test_patient_form_checks_the_doctor_and_the_guardians.</w:t>
+            </w:r>
+          </w:p>
+        </w:tc>
+        <w:tc>
+          <w:tcPr>
+            <w:tcW w:type="dxa" w:w="1757"/>
+            <w:tcBorders>
+              <w:top w:val="nil"/>
+              <w:left w:val="nil"/>
+              <w:bottom w:val="nil"/>
+              <w:right w:val="nil"/>
+              <w:insideH w:val="nil"/>
+              <w:insideV w:val="nil"/>
+            </w:tcBorders>
+          </w:tcPr>
+          <w:p>
+            <w:pPr>
+              <w:spacing w:after="40" w:line="240" w:lineRule="auto"/>
+              <w:jc w:val="left"/>
+            </w:pPr>
+            <w:r>
+              <w:rPr>
+                <w:rFonts w:ascii="Palatino Linotype" w:hAnsi="Palatino Linotype" w:cs="Palatino Linotype"/>
+                <w:color w:val="000000"/>
+                <w:sz w:val="19"/>
+              </w:rPr>
+            </w:r>
+            <w:r>
+              <w:rPr>
+                <w:rFonts w:ascii="Palatino Linotype" w:hAnsi="Palatino Linotype" w:cs="Palatino Linotype"/>
+                <w:color w:val="000000"/>
+                <w:sz w:val="19"/>
+              </w:rPr>
+              <w:t>Invalid identities rejected before anything is stored; valid identities accepted.</w:t>
+            </w:r>
+          </w:p>
+        </w:tc>
+      </w:tr>
+      <w:tr>
+        <w:trPr>
+          <w:cantSplit/>
+        </w:trPr>
+        <w:tc>
+          <w:tcPr>
+            <w:tcW w:type="dxa" w:w="1531"/>
+            <w:tcBorders>
+              <w:top w:val="nil"/>
+              <w:left w:val="nil"/>
+              <w:bottom w:val="nil"/>
+              <w:right w:val="nil"/>
+              <w:insideH w:val="nil"/>
+              <w:insideV w:val="nil"/>
+            </w:tcBorders>
+          </w:tcPr>
+          <w:p>
+            <w:pPr>
+              <w:spacing w:after="40" w:line="240" w:lineRule="auto"/>
+              <w:jc w:val="left"/>
+            </w:pPr>
+            <w:r>
+              <w:rPr>
+                <w:rFonts w:ascii="Palatino Linotype" w:hAnsi="Palatino Linotype" w:cs="Palatino Linotype"/>
+                <w:color w:val="000000"/>
+                <w:sz w:val="19"/>
+              </w:rPr>
+            </w:r>
+            <w:r>
+              <w:rPr>
+                <w:rFonts w:ascii="Palatino Linotype" w:hAnsi="Palatino Linotype" w:cs="Palatino Linotype"/>
+                <w:color w:val="000000"/>
+                <w:sz w:val="19"/>
+              </w:rPr>
+              <w:t>A  Authorisation</w:t>
+            </w:r>
+          </w:p>
+        </w:tc>
+        <w:tc>
+          <w:tcPr>
+            <w:tcW w:type="dxa" w:w="2381"/>
+            <w:tcBorders>
+              <w:top w:val="nil"/>
+              <w:left w:val="nil"/>
+              <w:bottom w:val="nil"/>
+              <w:right w:val="nil"/>
+              <w:insideH w:val="nil"/>
+              <w:insideV w:val="nil"/>
+            </w:tcBorders>
+          </w:tcPr>
+          <w:p>
+            <w:pPr>
+              <w:spacing w:after="40" w:line="240" w:lineRule="auto"/>
+              <w:jc w:val="left"/>
+            </w:pPr>
+            <w:r>
+              <w:rPr>
+                <w:rFonts w:ascii="Palatino Linotype" w:hAnsi="Palatino Linotype" w:cs="Palatino Linotype"/>
+                <w:color w:val="000000"/>
+                <w:sz w:val="19"/>
+              </w:rPr>
+            </w:r>
+            <w:r>
+              <w:rPr>
+                <w:rFonts w:ascii="Palatino Linotype" w:hAnsi="Palatino Linotype" w:cs="Palatino Linotype"/>
+                <w:color w:val="000000"/>
+                <w:sz w:val="19"/>
+              </w:rPr>
+              <w:t>Step 3: the guardian set G and the threshold N; no guardian may appear twice.</w:t>
+            </w:r>
+          </w:p>
+        </w:tc>
+        <w:tc>
+          <w:tcPr>
+            <w:tcW w:type="dxa" w:w="2835"/>
+            <w:tcBorders>
+              <w:top w:val="nil"/>
+              <w:left w:val="nil"/>
+              <w:bottom w:val="nil"/>
+              <w:right w:val="nil"/>
+              <w:insideH w:val="nil"/>
+              <w:insideV w:val="nil"/>
+            </w:tcBorders>
+          </w:tcPr>
+          <w:p>
+            <w:pPr>
+              <w:spacing w:after="40" w:line="240" w:lineRule="auto"/>
+              <w:jc w:val="left"/>
+            </w:pPr>
+            <w:r>
+              <w:rPr>
+                <w:rFonts w:ascii="Palatino Linotype" w:hAnsi="Palatino Linotype" w:cs="Palatino Linotype"/>
+                <w:color w:val="000000"/>
+                <w:sz w:val="19"/>
+              </w:rPr>
+            </w:r>
+            <w:r>
+              <w:rPr>
+                <w:rFonts w:ascii="Palatino Linotype" w:hAnsi="Palatino Linotype" w:cs="Palatino Linotype"/>
+                <w:color w:val="000000"/>
+                <w:sz w:val="19"/>
+              </w:rPr>
+              <w:t>A specification naming the same guardian twice was rejected (Figure 5.8). Scenario 1 of 24 September 2026 created consent f050c29a with the two guardians did:parent:A and did:parent:B.</w:t>
+            </w:r>
+          </w:p>
+        </w:tc>
+        <w:tc>
+          <w:tcPr>
+            <w:tcW w:type="dxa" w:w="1757"/>
+            <w:tcBorders>
+              <w:top w:val="nil"/>
+              <w:left w:val="nil"/>
+              <w:bottom w:val="nil"/>
+              <w:right w:val="nil"/>
+              <w:insideH w:val="nil"/>
+              <w:insideV w:val="nil"/>
+            </w:tcBorders>
+          </w:tcPr>
+          <w:p>
+            <w:pPr>
+              <w:spacing w:after="40" w:line="240" w:lineRule="auto"/>
+              <w:jc w:val="left"/>
+            </w:pPr>
+            <w:r>
+              <w:rPr>
+                <w:rFonts w:ascii="Palatino Linotype" w:hAnsi="Palatino Linotype" w:cs="Palatino Linotype"/>
+                <w:color w:val="000000"/>
+                <w:sz w:val="19"/>
+              </w:rPr>
+            </w:r>
+            <w:r>
+              <w:rPr>
+                <w:rFonts w:ascii="Palatino Linotype" w:hAnsi="Palatino Linotype" w:cs="Palatino Linotype"/>
+                <w:color w:val="000000"/>
+                <w:sz w:val="19"/>
+              </w:rPr>
+              <w:t>Duplicate guardian rejected; consent created with N set to the number of guardians.</w:t>
+            </w:r>
+          </w:p>
+        </w:tc>
+      </w:tr>
+      <w:tr>
+        <w:trPr>
+          <w:cantSplit/>
+        </w:trPr>
+        <w:tc>
+          <w:tcPr>
+            <w:tcW w:type="dxa" w:w="1531"/>
+            <w:tcBorders>
+              <w:top w:val="nil"/>
+              <w:left w:val="nil"/>
+              <w:bottom w:val="nil"/>
+              <w:right w:val="nil"/>
+              <w:insideH w:val="nil"/>
+              <w:insideV w:val="nil"/>
+            </w:tcBorders>
+          </w:tcPr>
+          <w:p>
+            <w:pPr>
+              <w:spacing w:after="40" w:line="240" w:lineRule="auto"/>
+              <w:jc w:val="left"/>
+            </w:pPr>
+            <w:r>
+              <w:rPr>
+                <w:rFonts w:ascii="Palatino Linotype" w:hAnsi="Palatino Linotype" w:cs="Palatino Linotype"/>
+                <w:color w:val="000000"/>
+                <w:sz w:val="19"/>
+              </w:rPr>
+            </w:r>
+            <w:r>
+              <w:rPr>
+                <w:rFonts w:ascii="Palatino Linotype" w:hAnsi="Palatino Linotype" w:cs="Palatino Linotype"/>
+                <w:color w:val="000000"/>
+                <w:sz w:val="19"/>
+              </w:rPr>
+              <w:t>P  Policy</w:t>
+            </w:r>
+          </w:p>
+        </w:tc>
+        <w:tc>
+          <w:tcPr>
+            <w:tcW w:type="dxa" w:w="2381"/>
+            <w:tcBorders>
+              <w:top w:val="nil"/>
+              <w:left w:val="nil"/>
+              <w:bottom w:val="nil"/>
+              <w:right w:val="nil"/>
+              <w:insideH w:val="nil"/>
+              <w:insideV w:val="nil"/>
+            </w:tcBorders>
+          </w:tcPr>
+          <w:p>
+            <w:pPr>
+              <w:spacing w:after="40" w:line="240" w:lineRule="auto"/>
+              <w:jc w:val="left"/>
+            </w:pPr>
+            <w:r>
+              <w:rPr>
+                <w:rFonts w:ascii="Palatino Linotype" w:hAnsi="Palatino Linotype" w:cs="Palatino Linotype"/>
+                <w:color w:val="000000"/>
+                <w:sz w:val="19"/>
+              </w:rPr>
+            </w:r>
+            <w:r>
+              <w:rPr>
+                <w:rFonts w:ascii="Palatino Linotype" w:hAnsi="Palatino Linotype" w:cs="Palatino Linotype"/>
+                <w:color w:val="000000"/>
+                <w:sz w:val="19"/>
+              </w:rPr>
+              <w:t>Steps 4 and 5: the purpose and the data scope; the data scope must not be empty.</w:t>
+            </w:r>
+          </w:p>
+        </w:tc>
+        <w:tc>
+          <w:tcPr>
+            <w:tcW w:type="dxa" w:w="2835"/>
+            <w:tcBorders>
+              <w:top w:val="nil"/>
+              <w:left w:val="nil"/>
+              <w:bottom w:val="nil"/>
+              <w:right w:val="nil"/>
+              <w:insideH w:val="nil"/>
+              <w:insideV w:val="nil"/>
+            </w:tcBorders>
+          </w:tcPr>
+          <w:p>
+            <w:pPr>
+              <w:spacing w:after="40" w:line="240" w:lineRule="auto"/>
+              <w:jc w:val="left"/>
+            </w:pPr>
+            <w:r>
+              <w:rPr>
+                <w:rFonts w:ascii="Palatino Linotype" w:hAnsi="Palatino Linotype" w:cs="Palatino Linotype"/>
+                <w:color w:val="000000"/>
+                <w:sz w:val="19"/>
+              </w:rPr>
+            </w:r>
+            <w:r>
+              <w:rPr>
+                <w:rFonts w:ascii="Palatino Linotype" w:hAnsi="Palatino Linotype" w:cs="Palatino Linotype"/>
+                <w:color w:val="000000"/>
+                <w:sz w:val="19"/>
+              </w:rPr>
+              <w:t>Adversarial test A5 (test_A5_empty_scope_is_rejected). Scenario 1 recorded the four data modules and the purpose Treatment; the purpose vocabulary check is exercised by the automated tests.</w:t>
+            </w:r>
+          </w:p>
+        </w:tc>
+        <w:tc>
+          <w:tcPr>
+            <w:tcW w:type="dxa" w:w="1757"/>
+            <w:tcBorders>
+              <w:top w:val="nil"/>
+              <w:left w:val="nil"/>
+              <w:bottom w:val="nil"/>
+              <w:right w:val="nil"/>
+              <w:insideH w:val="nil"/>
+              <w:insideV w:val="nil"/>
+            </w:tcBorders>
+          </w:tcPr>
+          <w:p>
+            <w:pPr>
+              <w:spacing w:after="40" w:line="240" w:lineRule="auto"/>
+              <w:jc w:val="left"/>
+            </w:pPr>
+            <w:r>
+              <w:rPr>
+                <w:rFonts w:ascii="Palatino Linotype" w:hAnsi="Palatino Linotype" w:cs="Palatino Linotype"/>
+                <w:color w:val="000000"/>
+                <w:sz w:val="19"/>
+              </w:rPr>
+            </w:r>
+            <w:r>
+              <w:rPr>
+                <w:rFonts w:ascii="Palatino Linotype" w:hAnsi="Palatino Linotype" w:cs="Palatino Linotype"/>
+                <w:color w:val="000000"/>
+                <w:sz w:val="19"/>
+              </w:rPr>
+              <w:t>Empty scope rejected; purpose and scope recorded in the consent object.</w:t>
+            </w:r>
+          </w:p>
+        </w:tc>
+      </w:tr>
+      <w:tr>
+        <w:trPr>
+          <w:cantSplit/>
+        </w:trPr>
+        <w:tc>
+          <w:tcPr>
+            <w:tcW w:type="dxa" w:w="1531"/>
+            <w:tcBorders>
+              <w:top w:val="nil"/>
+              <w:left w:val="nil"/>
+              <w:bottom w:val="nil"/>
+              <w:right w:val="nil"/>
+              <w:insideH w:val="nil"/>
+              <w:insideV w:val="nil"/>
+            </w:tcBorders>
+          </w:tcPr>
+          <w:p>
+            <w:pPr>
+              <w:spacing w:after="40" w:line="240" w:lineRule="auto"/>
+              <w:jc w:val="left"/>
+            </w:pPr>
+            <w:r>
+              <w:rPr>
+                <w:rFonts w:ascii="Palatino Linotype" w:hAnsi="Palatino Linotype" w:cs="Palatino Linotype"/>
+                <w:color w:val="000000"/>
+                <w:sz w:val="19"/>
+              </w:rPr>
+            </w:r>
+            <w:r>
+              <w:rPr>
+                <w:rFonts w:ascii="Palatino Linotype" w:hAnsi="Palatino Linotype" w:cs="Palatino Linotype"/>
+                <w:color w:val="000000"/>
+                <w:sz w:val="19"/>
+              </w:rPr>
+              <w:t>T  Time</w:t>
+            </w:r>
+          </w:p>
+        </w:tc>
+        <w:tc>
+          <w:tcPr>
+            <w:tcW w:type="dxa" w:w="2381"/>
+            <w:tcBorders>
+              <w:top w:val="nil"/>
+              <w:left w:val="nil"/>
+              <w:bottom w:val="nil"/>
+              <w:right w:val="nil"/>
+              <w:insideH w:val="nil"/>
+              <w:insideV w:val="nil"/>
+            </w:tcBorders>
+          </w:tcPr>
+          <w:p>
+            <w:pPr>
+              <w:spacing w:after="40" w:line="240" w:lineRule="auto"/>
+              <w:jc w:val="left"/>
+            </w:pPr>
+            <w:r>
+              <w:rPr>
+                <w:rFonts w:ascii="Palatino Linotype" w:hAnsi="Palatino Linotype" w:cs="Palatino Linotype"/>
+                <w:color w:val="000000"/>
+                <w:sz w:val="19"/>
+              </w:rPr>
+            </w:r>
+            <w:r>
+              <w:rPr>
+                <w:rFonts w:ascii="Palatino Linotype" w:hAnsi="Palatino Linotype" w:cs="Palatino Linotype"/>
+                <w:color w:val="000000"/>
+                <w:sz w:val="19"/>
+              </w:rPr>
+              <w:t>Step 6: the validity interval T = (ts, te); the expiry time must be later than the start time.</w:t>
+            </w:r>
+          </w:p>
+        </w:tc>
+        <w:tc>
+          <w:tcPr>
+            <w:tcW w:type="dxa" w:w="2835"/>
+            <w:tcBorders>
+              <w:top w:val="nil"/>
+              <w:left w:val="nil"/>
+              <w:bottom w:val="nil"/>
+              <w:right w:val="nil"/>
+              <w:insideH w:val="nil"/>
+              <w:insideV w:val="nil"/>
+            </w:tcBorders>
+          </w:tcPr>
+          <w:p>
+            <w:pPr>
+              <w:spacing w:after="40" w:line="240" w:lineRule="auto"/>
+              <w:jc w:val="left"/>
+            </w:pPr>
+            <w:r>
+              <w:rPr>
+                <w:rFonts w:ascii="Palatino Linotype" w:hAnsi="Palatino Linotype" w:cs="Palatino Linotype"/>
+                <w:color w:val="000000"/>
+                <w:sz w:val="19"/>
+              </w:rPr>
+            </w:r>
+            <w:r>
+              <w:rPr>
+                <w:rFonts w:ascii="Palatino Linotype" w:hAnsi="Palatino Linotype" w:cs="Palatino Linotype"/>
+                <w:color w:val="000000"/>
+                <w:sz w:val="19"/>
+              </w:rPr>
+              <w:t>Scenario 1 recorded a validity window ending on 31 December 2026; the prototype refuses an expiry time that is not later than the start time (Section 5.6.3).</w:t>
+            </w:r>
+          </w:p>
+        </w:tc>
+        <w:tc>
+          <w:tcPr>
+            <w:tcW w:type="dxa" w:w="1757"/>
+            <w:tcBorders>
+              <w:top w:val="nil"/>
+              <w:left w:val="nil"/>
+              <w:bottom w:val="nil"/>
+              <w:right w:val="nil"/>
+              <w:insideH w:val="nil"/>
+              <w:insideV w:val="nil"/>
+            </w:tcBorders>
+          </w:tcPr>
+          <w:p>
+            <w:pPr>
+              <w:spacing w:after="40" w:line="240" w:lineRule="auto"/>
+              <w:jc w:val="left"/>
+            </w:pPr>
+            <w:r>
+              <w:rPr>
+                <w:rFonts w:ascii="Palatino Linotype" w:hAnsi="Palatino Linotype" w:cs="Palatino Linotype"/>
+                <w:color w:val="000000"/>
+                <w:sz w:val="19"/>
+              </w:rPr>
+            </w:r>
+            <w:r>
+              <w:rPr>
+                <w:rFonts w:ascii="Palatino Linotype" w:hAnsi="Palatino Linotype" w:cs="Palatino Linotype"/>
+                <w:color w:val="000000"/>
+                <w:sz w:val="19"/>
+              </w:rPr>
+              <w:t>Validity interval recorded; the interval is enforced at every request by VT (Chapter 9).</w:t>
+            </w:r>
+          </w:p>
+        </w:tc>
+      </w:tr>
+      <w:tr>
+        <w:trPr>
+          <w:cantSplit/>
+        </w:trPr>
+        <w:tc>
+          <w:tcPr>
+            <w:tcW w:type="dxa" w:w="1531"/>
+            <w:tcBorders>
+              <w:top w:val="nil"/>
+              <w:left w:val="nil"/>
+              <w:bottom w:val="nil"/>
+              <w:right w:val="nil"/>
+              <w:insideH w:val="nil"/>
+              <w:insideV w:val="nil"/>
+            </w:tcBorders>
+          </w:tcPr>
+          <w:p>
+            <w:pPr>
+              <w:spacing w:after="40" w:line="240" w:lineRule="auto"/>
+              <w:jc w:val="left"/>
+            </w:pPr>
+            <w:r>
+              <w:rPr>
+                <w:rFonts w:ascii="Palatino Linotype" w:hAnsi="Palatino Linotype" w:cs="Palatino Linotype"/>
+                <w:color w:val="000000"/>
+                <w:sz w:val="19"/>
+              </w:rPr>
+            </w:r>
+            <w:r>
+              <w:rPr>
+                <w:rFonts w:ascii="Palatino Linotype" w:hAnsi="Palatino Linotype" w:cs="Palatino Linotype"/>
+                <w:color w:val="000000"/>
+                <w:sz w:val="19"/>
+              </w:rPr>
+              <w:t>L  Lifecycle</w:t>
+            </w:r>
+          </w:p>
+        </w:tc>
+        <w:tc>
+          <w:tcPr>
+            <w:tcW w:type="dxa" w:w="2381"/>
+            <w:tcBorders>
+              <w:top w:val="nil"/>
+              <w:left w:val="nil"/>
+              <w:bottom w:val="nil"/>
+              <w:right w:val="nil"/>
+              <w:insideH w:val="nil"/>
+              <w:insideV w:val="nil"/>
+            </w:tcBorders>
+          </w:tcPr>
+          <w:p>
+            <w:pPr>
+              <w:spacing w:after="40" w:line="240" w:lineRule="auto"/>
+              <w:jc w:val="left"/>
+            </w:pPr>
+            <w:r>
+              <w:rPr>
+                <w:rFonts w:ascii="Palatino Linotype" w:hAnsi="Palatino Linotype" w:cs="Palatino Linotype"/>
+                <w:color w:val="000000"/>
+                <w:sz w:val="19"/>
+              </w:rPr>
+            </w:r>
+            <w:r>
+              <w:rPr>
+                <w:rFonts w:ascii="Palatino Linotype" w:hAnsi="Palatino Linotype" w:cs="Palatino Linotype"/>
+                <w:color w:val="000000"/>
+                <w:sz w:val="19"/>
+              </w:rPr>
+              <w:t>Steps 8 and 9: the consent identifier is generated and the object is created in the state PENDING_SIGNATURE.</w:t>
+            </w:r>
+          </w:p>
+        </w:tc>
+        <w:tc>
+          <w:tcPr>
+            <w:tcW w:type="dxa" w:w="2835"/>
+            <w:tcBorders>
+              <w:top w:val="nil"/>
+              <w:left w:val="nil"/>
+              <w:bottom w:val="nil"/>
+              <w:right w:val="nil"/>
+              <w:insideH w:val="nil"/>
+              <w:insideV w:val="nil"/>
+            </w:tcBorders>
+          </w:tcPr>
+          <w:p>
+            <w:pPr>
+              <w:spacing w:after="40" w:line="240" w:lineRule="auto"/>
+              <w:jc w:val="left"/>
+            </w:pPr>
+            <w:r>
+              <w:rPr>
+                <w:rFonts w:ascii="Palatino Linotype" w:hAnsi="Palatino Linotype" w:cs="Palatino Linotype"/>
+                <w:color w:val="000000"/>
+                <w:sz w:val="19"/>
+              </w:rPr>
+            </w:r>
+            <w:r>
+              <w:rPr>
+                <w:rFonts w:ascii="Palatino Linotype" w:hAnsi="Palatino Linotype" w:cs="Palatino Linotype"/>
+                <w:color w:val="000000"/>
+                <w:sz w:val="19"/>
+              </w:rPr>
+              <w:t>Consents f050c29a, 04da25f5 and 18ab9b62 were created in PENDING_SIGNATURE. Test test_consent_persists_across_reload: the stored object, including its state, is unchanged after a reload from disk.</w:t>
+            </w:r>
+          </w:p>
+        </w:tc>
+        <w:tc>
+          <w:tcPr>
+            <w:tcW w:type="dxa" w:w="1757"/>
+            <w:tcBorders>
+              <w:top w:val="nil"/>
+              <w:left w:val="nil"/>
+              <w:bottom w:val="nil"/>
+              <w:right w:val="nil"/>
+              <w:insideH w:val="nil"/>
+              <w:insideV w:val="nil"/>
+            </w:tcBorders>
+          </w:tcPr>
+          <w:p>
+            <w:pPr>
+              <w:spacing w:after="40" w:line="240" w:lineRule="auto"/>
+              <w:jc w:val="left"/>
+            </w:pPr>
+            <w:r>
+              <w:rPr>
+                <w:rFonts w:ascii="Palatino Linotype" w:hAnsi="Palatino Linotype" w:cs="Palatino Linotype"/>
+                <w:color w:val="000000"/>
+                <w:sz w:val="19"/>
+              </w:rPr>
+            </w:r>
+            <w:r>
+              <w:rPr>
+                <w:rFonts w:ascii="Palatino Linotype" w:hAnsi="Palatino Linotype" w:cs="Palatino Linotype"/>
+                <w:color w:val="000000"/>
+                <w:sz w:val="19"/>
+              </w:rPr>
+              <w:t>Created in PENDING_SIGNATURE; no access is possible until the state is ACTIVE (Chapter 9).</w:t>
+            </w:r>
+          </w:p>
+        </w:tc>
+      </w:tr>
+      <w:tr>
+        <w:trPr>
+          <w:cantSplit/>
+        </w:trPr>
+        <w:tc>
+          <w:tcPr>
+            <w:tcW w:type="dxa" w:w="1531"/>
+            <w:tcBorders>
+              <w:top w:val="nil"/>
+              <w:left w:val="nil"/>
+              <w:bottom w:val="nil"/>
+              <w:right w:val="nil"/>
+              <w:insideH w:val="nil"/>
+              <w:insideV w:val="nil"/>
+            </w:tcBorders>
+          </w:tcPr>
+          <w:p>
+            <w:pPr>
+              <w:spacing w:after="40" w:line="240" w:lineRule="auto"/>
+              <w:jc w:val="left"/>
+            </w:pPr>
+            <w:r>
+              <w:rPr>
+                <w:rFonts w:ascii="Palatino Linotype" w:hAnsi="Palatino Linotype" w:cs="Palatino Linotype"/>
+                <w:color w:val="000000"/>
+                <w:sz w:val="19"/>
+              </w:rPr>
+            </w:r>
+            <w:r>
+              <w:rPr>
+                <w:rFonts w:ascii="Palatino Linotype" w:hAnsi="Palatino Linotype" w:cs="Palatino Linotype"/>
+                <w:color w:val="000000"/>
+                <w:sz w:val="19"/>
+              </w:rPr>
+              <w:t>E  Evidence</w:t>
+            </w:r>
+          </w:p>
+        </w:tc>
+        <w:tc>
+          <w:tcPr>
+            <w:tcW w:type="dxa" w:w="2381"/>
+            <w:tcBorders>
+              <w:top w:val="nil"/>
+              <w:left w:val="nil"/>
+              <w:bottom w:val="nil"/>
+              <w:right w:val="nil"/>
+              <w:insideH w:val="nil"/>
+              <w:insideV w:val="nil"/>
+            </w:tcBorders>
+          </w:tcPr>
+          <w:p>
+            <w:pPr>
+              <w:spacing w:after="40" w:line="240" w:lineRule="auto"/>
+              <w:jc w:val="left"/>
+            </w:pPr>
+            <w:r>
+              <w:rPr>
+                <w:rFonts w:ascii="Palatino Linotype" w:hAnsi="Palatino Linotype" w:cs="Palatino Linotype"/>
+                <w:color w:val="000000"/>
+                <w:sz w:val="19"/>
+              </w:rPr>
+            </w:r>
+            <w:r>
+              <w:rPr>
+                <w:rFonts w:ascii="Palatino Linotype" w:hAnsi="Palatino Linotype" w:cs="Palatino Linotype"/>
+                <w:color w:val="000000"/>
+                <w:sz w:val="19"/>
+              </w:rPr>
+              <w:t>Step 11: the CREATE_CONSENT event is written to the audit ledger with the consent identifier, participants and timestamp.</w:t>
+            </w:r>
+          </w:p>
+        </w:tc>
+        <w:tc>
+          <w:tcPr>
+            <w:tcW w:type="dxa" w:w="2835"/>
+            <w:tcBorders>
+              <w:top w:val="nil"/>
+              <w:left w:val="nil"/>
+              <w:bottom w:val="nil"/>
+              <w:right w:val="nil"/>
+              <w:insideH w:val="nil"/>
+              <w:insideV w:val="nil"/>
+            </w:tcBorders>
+          </w:tcPr>
+          <w:p>
+            <w:pPr>
+              <w:spacing w:after="40" w:line="240" w:lineRule="auto"/>
+              <w:jc w:val="left"/>
+            </w:pPr>
+            <w:r>
+              <w:rPr>
+                <w:rFonts w:ascii="Palatino Linotype" w:hAnsi="Palatino Linotype" w:cs="Palatino Linotype"/>
+                <w:color w:val="000000"/>
+                <w:sz w:val="19"/>
+              </w:rPr>
+            </w:r>
+            <w:r>
+              <w:rPr>
+                <w:rFonts w:ascii="Palatino Linotype" w:hAnsi="Palatino Linotype" w:cs="Palatino Linotype"/>
+                <w:color w:val="000000"/>
+                <w:sz w:val="19"/>
+              </w:rPr>
+              <w:t>Ledger events at 09:50:49 (f050c29a), 10:55:49 (04da25f5) and 17:41:36 (18ab9b62), each with the result SUCCESS. Nothing was logged for the three rejected submissions.</w:t>
+            </w:r>
+          </w:p>
+        </w:tc>
+        <w:tc>
+          <w:tcPr>
+            <w:tcW w:type="dxa" w:w="1757"/>
+            <w:tcBorders>
+              <w:top w:val="nil"/>
+              <w:left w:val="nil"/>
+              <w:bottom w:val="nil"/>
+              <w:right w:val="nil"/>
+              <w:insideH w:val="nil"/>
+              <w:insideV w:val="nil"/>
+            </w:tcBorders>
+          </w:tcPr>
+          <w:p>
+            <w:pPr>
+              <w:spacing w:after="40" w:line="240" w:lineRule="auto"/>
+              <w:jc w:val="left"/>
+            </w:pPr>
+            <w:r>
+              <w:rPr>
+                <w:rFonts w:ascii="Palatino Linotype" w:hAnsi="Palatino Linotype" w:cs="Palatino Linotype"/>
+                <w:color w:val="000000"/>
+                <w:sz w:val="19"/>
+              </w:rPr>
+            </w:r>
+            <w:r>
+              <w:rPr>
+                <w:rFonts w:ascii="Palatino Linotype" w:hAnsi="Palatino Linotype" w:cs="Palatino Linotype"/>
+                <w:color w:val="000000"/>
+                <w:sz w:val="19"/>
+              </w:rPr>
+              <w:t>Every creation is logged; a rejected specification stores and logs nothing.</w:t>
+            </w:r>
+          </w:p>
+        </w:tc>
+      </w:tr>
+    </w:tbl>
+    <w:p>
+      <w:pPr>
+        <w:pStyle w:val="3"/>
+      </w:pPr>
+      <w:r>
+        <w:t>5.7.2 Evaluation of the Architecture against the Security Properties</w:t>
+      </w:r>
+    </w:p>
+    <w:p>
+      <w:pPr/>
+      <w:r>
+        <w:t>The proposed MVC architecture provides several foundational security properties for the current stage. These properties emerge from the interaction between the Model, View, and Controller rather than from any single technology.</w:t>
+      </w:r>
+    </w:p>
+    <w:p>
+      <w:pPr/>
+      <w:r>
+        <w:t>First, the architecture provides identity-dependent participation. A participant cannot contribute to the authorisation process solely by interacting with the system interface. The corresponding identity and credential must satisfy the verification requirements. Second, the architecture provides authority separation. Possession of a valid identity does not automatically result in permission to access patient data. Identity verification provides evidence concerning who an entity is, whereas authority verification determines whether that entity may perform a particular role within the authorisation process. Third, the architecture provides collective authorisation integrity. Sensitive healthcare data access can be configured to require multiple independently verified participants. Therefore, a single participant cannot unilaterally activate access when the defined authorisation threshold has not been reached. Fourth, the architecture provides policy-bounded access. A valid requester with sufficient approval evidence cannot access healthcare information beyond the purpose or data scope defined by the consent object. Finally, the architecture provides decision accountability. The system maintains evidence concerning the conditions that produced an authorisation decision, thereby supporting auditing and subsequent verification. These properties, together with the separation of interaction and enforcement established in Section 5.3, are summarised in Table 5.4, in which collective authorisation integrity and decision accountability appear as multi-party authorisation integrity and authorisation evidence respectively.</w:t>
+      </w:r>
+    </w:p>
+    <w:p>
+      <w:pPr>
+        <w:keepNext/>
+        <w:spacing w:before="160" w:after="160"/>
+        <w:jc w:val="center"/>
+      </w:pPr>
+      <w:r>
+        <w:rPr>
+          <w:sz w:val="20"/>
+        </w:rPr>
+        <w:t>Table 5.4: Security properties supported by the proposed MVC-based consent architecture</w:t>
       </w:r>
     </w:p>
     <w:tbl>
@@ -36755,7 +37816,7 @@
     <w:p>
       <w:pPr/>
       <w:r>
-        <w:t>Each property in Table 5.3 is realised by a component of the architecture and tested in a later chapter. Identity-dependent participation and authority separation are tested in Chapter 6 through the credential checks and the forged-credential attack. Multi-party authorisation integrity is tested in Chapter 7 through the outside-signer, replayed-signature and duplicate-approval attacks. Policy-bounded access is tested in Chapter 8 through the over-scope and empty-scope attacks. Authorisation evidence is checked in every chapter through the audit ledger and in Chapter 10 through the recorded decisions. Separation of interaction and enforcement is the property that the hardening of 1 October 2026 made real: three attacks that the interface already blocked were also accepted by the service functions until the checks were moved into the Controller, as reported in Chapter 10. The architecture therefore does not claim security from MVC itself; it claims it from the placement of every trust-sensitive check inside the Controller, and the tests of the following chapters are the evidence for that claim.</w:t>
+        <w:t>Each property in Table 5.4 is realised by a component of the architecture and tested in a later chapter. Identity-dependent participation and authority separation are tested in Chapter 6 through the credential checks and the forged-credential attack. Multi-party authorisation integrity is tested in Chapter 7 through the outside-signer, replayed-signature and duplicate-approval attacks. Policy-bounded access is tested in Chapter 8 through the over-scope and empty-scope attacks. Authorisation evidence is checked in every chapter through the audit ledger and in Chapter 10 through the recorded decisions. Separation of interaction and enforcement is the property that the hardening of 1 October 2026 made real: three attacks that the interface already blocked were also accepted by the service functions until the checks were moved into the Controller, as reported in Chapter 10. The architecture therefore does not claim security from MVC itself; it claims it from the placement of every trust-sensitive check inside the Controller, and the tests of the following chapters are the evidence for that claim.</w:t>
       </w:r>
     </w:p>
     <w:p>

--- a/docs/Yasir_Thesis_Chapters_1-5.docx
+++ b/docs/Yasir_Thesis_Chapters_1-5.docx
@@ -1637,7 +1637,7 @@
         </w:rPr>
         <w:t>3.3 Key Definitions</w:t>
         <w:tab/>
-        <w:t>27</w:t>
+        <w:t>26</w:t>
       </w:r>
     </w:p>
     <w:p>
@@ -1677,7 +1677,7 @@
         </w:rPr>
         <w:t>3.4.1 Research Questions as an Integrated Problem</w:t>
         <w:tab/>
-        <w:t>28</w:t>
+        <w:t>27</w:t>
       </w:r>
     </w:p>
     <w:p>
@@ -1737,7 +1737,7 @@
         </w:rPr>
         <w:t>3.5.2 RO2: Decentralised Identity and Authority Trust</w:t>
         <w:tab/>
-        <w:t>29</w:t>
+        <w:t>28</w:t>
       </w:r>
     </w:p>
     <w:p>
@@ -1757,7 +1757,7 @@
         </w:rPr>
         <w:t>3.5.3 RO3: Trustworthy Multi-Party Authorisation</w:t>
         <w:tab/>
-        <w:t>29</w:t>
+        <w:t>28</w:t>
       </w:r>
     </w:p>
     <w:p>
@@ -1817,7 +1817,7 @@
         </w:rPr>
         <w:t>3.5.6 RO6: Formal Security Assurance and Empirical Validation</w:t>
         <w:tab/>
-        <w:t>30</w:t>
+        <w:t>29</w:t>
       </w:r>
     </w:p>
     <w:p>
@@ -1857,7 +1857,7 @@
         </w:rPr>
         <w:t>3.6 Conclusion</w:t>
         <w:tab/>
-        <w:t>31</w:t>
+        <w:t>30</w:t>
       </w:r>
     </w:p>
     <w:p>
@@ -3013,7 +3013,7 @@
         </w:rPr>
         <w:t>3.1 Research questions, research objectives, and the status of each objective</w:t>
         <w:tab/>
-        <w:t>31</w:t>
+        <w:t>30</w:t>
       </w:r>
     </w:p>
     <w:p>
@@ -29025,215 +29025,39 @@
       </w:r>
     </w:p>
     <w:p>
-      <w:pPr>
-        <w:spacing w:after="110" w:line="264" w:lineRule="auto"/>
-        <w:jc w:val="both"/>
-      </w:pPr>
-      <w:r>
-        <w:t xml:space="preserve">The systematic literature review shows much work on individual mechanisms for securing healthcare data sharing, but also a conceptual and architectural fragmentation among these mechanisms. They are commonly investigated as independent technical solutions rather than as coordinated components of a unified trust-oriented authorisation model. The few studies that coordinate several of them in one decision (Ferreira et al. 2025; Panagoulias et al. 2026; Phuyal et al. 2026b; Punia et al. 2025; Shanmugham &amp; Senthilkumar 2026) do not make multi-party approval a standing condition of that decision. Some of them test their own decisions empirically, but none proves or tests a conjunction that includes multi-party approval.</w:t>
-      </w:r>
-    </w:p>
-    <w:p>
-      <w:pPr>
-        <w:spacing w:after="110" w:line="264" w:lineRule="auto"/>
-        <w:jc w:val="both"/>
-      </w:pPr>
-      <w:r>
-        <w:t xml:space="preserve">The central gap is the absence of an integrated model explaining how these mechanisms collectively establish a trustworthy authorisation decision. Existing consent-oriented approaches tend to treat consent primarily as a record of a patient’s permission (Akter &amp; Sanam 2025; Prashanth et al. 2024), and some claim consent but leave it out of the access decision (Sawant &amp; Gomes 2026). Once the permission has been created and stored, subsequent access control may depend predominantly on the existence of the consent record and the successful authentication of the requester. Even the evaluable consent objects reported since 2020 (Albalwy, Brass &amp; Davies 2021; Eneh et al. 2026; Phuyal et al. 2026b; Shanmugham &amp; Senthilkumar 2026; Tith et al. 2020) carry only a subset of the conditions and are issued by a single party. Such a model establishes evidence that a consent decision occurred, but it does not necessarily establish that the requester possesses the required authority, that all required parties have independently approved the access, or that the requested operation is consistent with the purpose and data scope authorised by the patient.</w:t>
-      </w:r>
-    </w:p>
-    <w:p>
-      <w:pPr>
-        <w:spacing w:after="110" w:line="264" w:lineRule="auto"/>
-        <w:jc w:val="both"/>
-      </w:pPr>
-      <w:r>
-        <w:t>Recording consent and enforcing trustworthy authorisation are two different security problems. A blockchain may provide an immutable representation of a consent event (Andrew et al. 2023; Tawfik et al. 2025), but immutability does not establish the legitimacy of the entities involved in that event. Similarly, a valid decentralised identity can establish who a participant is (Mazzocca et al. 2025), but it does not necessarily establish what that participant is authorised to do. Multi-party approval can strengthen collective decision-making, but approval alone does not guarantee that the resulting access request conforms to the patient’s authorised purpose or data scope. In the reviewed studies, multi-party approval is never conjoined with a purpose condition (Madine et al. 2020; Punia et al. 2025; Tan, Chi &amp; Lam 2024). Consequently, trust cannot be attributed to any individual mechanism in isolation. From a Trust Computing perspective, trustworthy access should be understood as an outcome of the coordinated satisfaction of multiple independently verifiable conditions. In this research, trust is a property of a verifiable authorisation process, not an attribute of one entity or technology.</w:t>
-      </w:r>
-    </w:p>
-    <w:p>
-      <w:pPr>
-        <w:spacing w:after="110" w:line="264" w:lineRule="auto"/>
-        <w:jc w:val="both"/>
-      </w:pPr>
-      <w:r>
-        <w:t xml:space="preserve">The identified gap can therefore be stated as follows: existing healthcare consent and access-control research provides many of the necessary technological building blocks. However, there is still a need for an integrated Trust Computing framework that treats patient consent as a verifiable authorisation object, verifies identity, trust, and authority, supports multi-party authorisation, and enforces access policies and data-scope restrictions. In this framework, the consent object carries identity, authority, threshold, policy, temporal, and lifecycle conditions, multi-party approval must be a standing condition of every access decision, and the conjunction of these conditions must be formally and empirically assured. These two requirements correspond to the </w:t>
-      </w:r>
-      <w:r>
-        <w:rPr>
-          <w:b/>
-          <w:bCs/>
-        </w:rPr>
-        <w:t>conjunction gap</w:t>
-      </w:r>
-      <w:r>
-        <w:t xml:space="preserve"> and the </w:t>
-      </w:r>
-      <w:r>
-        <w:rPr>
-          <w:b/>
-          <w:bCs/>
-        </w:rPr>
-        <w:t>assurance gap</w:t>
-      </w:r>
-      <w:r>
-        <w:t xml:space="preserve"> identified in </w:t>
-      </w:r>
-      <w:r>
-        <w:t>Chapter 2</w:t>
-      </w:r>
-      <w:r>
-        <w:t>. The approving set must be defined by the patient rather than by an institution, whereas in the reviewed studies, the approving set is either defined on the institutional or delegate side (Punia et al. 2025; Wu et al. 2022; Zhao &amp; Su 2024), or appointed by the patient (Maruthi &amp; Singh 2025; Tan, Chi &amp; Lam 2024) but evaluated only as a contingency path or as a key-custody threshold.</w:t>
-      </w:r>
-    </w:p>
-    <w:p>
-      <w:pPr>
-        <w:spacing w:after="110" w:line="264" w:lineRule="auto"/>
-        <w:jc w:val="both"/>
-      </w:pPr>
-      <w:r>
-        <w:t xml:space="preserve">The requirement-level gaps identified in </w:t>
-      </w:r>
-      <w:r>
-        <w:t>Chapter 2</w:t>
-      </w:r>
-      <w:r>
-        <w:t xml:space="preserve"> can be stated as follows.</w:t>
-      </w:r>
-    </w:p>
-    <w:p>
-      <w:pPr>
-        <w:pStyle w:val="a4"/>
-        <w:numPr>
-          <w:ilvl w:val="0"/>
-          <w:numId w:val="1"/>
-        </w:numPr>
-        <w:spacing w:after="80" w:line="288" w:lineRule="auto"/>
-        <w:jc w:val="both"/>
-      </w:pPr>
-      <w:r>
-        <w:rPr>
-          <w:b/>
-          <w:bCs/>
-        </w:rPr>
-        <w:t>Gap 1 (consent representation).</w:t>
-      </w:r>
-      <w:r>
-        <w:t xml:space="preserve"> Existing approaches tend to treat consent primarily as a record of a patient’s permission, and the evaluable consent objects reported carry only a subset of the conditions and are issued by a single party.</w:t>
-      </w:r>
-    </w:p>
-    <w:p>
-      <w:pPr>
-        <w:pStyle w:val="a4"/>
-        <w:numPr>
-          <w:ilvl w:val="0"/>
-          <w:numId w:val="1"/>
-        </w:numPr>
-        <w:spacing w:after="80" w:line="288" w:lineRule="auto"/>
-        <w:jc w:val="both"/>
-      </w:pPr>
-      <w:r>
-        <w:rPr>
-          <w:b/>
-          <w:bCs/>
-        </w:rPr>
-        <w:t>Gap 2 (identity and authority).</w:t>
-      </w:r>
-      <w:r>
-        <w:t xml:space="preserve"> A valid decentralised identity can establish who a participant is, but it does not necessarily establish what that participant is authorised to do, and authority is verified separately from authentication in only 10 of the 25 studies.</w:t>
-      </w:r>
-    </w:p>
-    <w:p>
-      <w:pPr>
-        <w:pStyle w:val="a4"/>
-        <w:numPr>
-          <w:ilvl w:val="0"/>
-          <w:numId w:val="1"/>
-        </w:numPr>
-        <w:spacing w:after="80" w:line="288" w:lineRule="auto"/>
-        <w:jc w:val="both"/>
-      </w:pPr>
-      <w:r>
-        <w:rPr>
-          <w:b/>
-          <w:bCs/>
-        </w:rPr>
-        <w:t>Gap 3 (multi-party authorisation).</w:t>
-      </w:r>
-      <w:r>
-        <w:t xml:space="preserve"> Multi-party approval appears as a contingency path, an admission gate, or a registration-time co-consent, but not as a standing condition of every access decision with an approving set defined by the patient.</w:t>
-      </w:r>
-    </w:p>
-    <w:p>
-      <w:pPr>
-        <w:pStyle w:val="a4"/>
-        <w:numPr>
-          <w:ilvl w:val="0"/>
-          <w:numId w:val="1"/>
-        </w:numPr>
-        <w:spacing w:after="80" w:line="288" w:lineRule="auto"/>
-        <w:jc w:val="both"/>
-      </w:pPr>
-      <w:r>
-        <w:rPr>
-          <w:b/>
-          <w:bCs/>
-        </w:rPr>
-        <w:t>Gap 4 (policy and context).</w:t>
-      </w:r>
-      <w:r>
-        <w:t xml:space="preserve"> Purpose and data-scope constraints are rarely bound to the same access decision as identity, authority, and multi-party approval.</w:t>
-      </w:r>
-    </w:p>
-    <w:p>
-      <w:pPr>
-        <w:pStyle w:val="a4"/>
-        <w:numPr>
-          <w:ilvl w:val="0"/>
-          <w:numId w:val="1"/>
-        </w:numPr>
-        <w:spacing w:after="80" w:line="288" w:lineRule="auto"/>
-        <w:jc w:val="both"/>
-      </w:pPr>
-      <w:r>
-        <w:rPr>
-          <w:b/>
-          <w:bCs/>
-        </w:rPr>
-        <w:t>Gap 5 (temporal and lifecycle trust).</w:t>
-      </w:r>
-      <w:r>
-        <w:t xml:space="preserve"> Temporal validity, lifecycle state, and revocation are often enforced on a credential or at registration rather than evaluated at the time of each access request.</w:t>
-      </w:r>
-    </w:p>
-    <w:p>
-      <w:pPr>
-        <w:pStyle w:val="a4"/>
-        <w:numPr>
-          <w:ilvl w:val="0"/>
-          <w:numId w:val="1"/>
-        </w:numPr>
-        <w:spacing w:after="80" w:line="288" w:lineRule="auto"/>
-        <w:jc w:val="both"/>
-      </w:pPr>
-      <w:r>
-        <w:rPr>
-          <w:b/>
-          <w:bCs/>
-        </w:rPr>
-        <w:t>Gap 6 (security assurance).</w:t>
-      </w:r>
-      <w:r>
-        <w:t xml:space="preserve"> The authorisation decision as a whole is neither formally proved nor systematically tested, and any proof covers only a fragment of the predicate.</w:t>
-      </w:r>
-    </w:p>
-    <w:p>
-      <w:pPr>
-        <w:spacing w:after="110" w:line="264" w:lineRule="auto"/>
-        <w:jc w:val="both"/>
-      </w:pPr>
-      <w:r>
-        <w:t>Gap 1 to Gap 5 together form the conjunction gap, whereas Gap 6 corresponds to the assurance gap, and each gap is addressed by the research question and objective of the same number.</w:t>
+      <w:pPr/>
+      <w:r>
+        <w:t>The systematic literature review indicates that substantial research has been conducted on individual mechanisms for securing healthcare data sharing, including blockchain-based consent management, decentralised identity, verifiable credentials, cryptographic access control, policy-based authorisation, and multi-party approval. These approaches have demonstrated the value of decentralisation, tamper-resistant records, verifiable identity, fine-grained access control, and distributed decision-making in addressing different aspects of healthcare data security. However, the literature also reveals a significant conceptual and architectural fragmentation among these mechanisms. They are commonly investigated as independent technical solutions rather than as coordinated components of a unified trust-oriented authorisation model.</w:t>
+      </w:r>
+    </w:p>
+    <w:p>
+      <w:pPr/>
+      <w:r>
+        <w:t>The central gap is therefore not the absence of technologies for recording consent, verifying identity, or restricting data access. Rather, it is the absence of a sufficiently integrated model explaining how these mechanisms collectively establish a trustworthy authorisation decision. In particular, existing consent-oriented approaches tend to treat consent primarily as a record of a patient’s permission. Once the permission has been created and stored, subsequent access control may depend predominantly on the existence of the consent record and the successful authentication of the requester. Such a model establishes evidence that a consent decision occurred, but it does not necessarily establish that the requester possesses the required authority, that all required parties have independently approved the access, or that the requested operation is consistent with the purpose and data scope originally authorised by the patient.</w:t>
+      </w:r>
+    </w:p>
+    <w:p>
+      <w:pPr/>
+      <w:r>
+        <w:t>This distinction is important because recording consent and enforcing trustworthy authorisation represent fundamentally different security problems. A blockchain may provide an immutable representation of a consent event, but immutability does not establish the legitimacy of the entities involved in that event. Similarly, a valid decentralised identity can establish who a participant is, but it does not necessarily establish what that participant is authorised to do. Multi-party approval can strengthen collective decision-making, but approval alone does not guarantee that the resulting access request conforms to the patient’s authorised purpose or data scope. Consequently, trust cannot be attributed to any individual mechanism in isolation.</w:t>
+      </w:r>
+    </w:p>
+    <w:p>
+      <w:pPr/>
+      <w:r>
+        <w:t>From a Trust Computing perspective, this leads to a more fundamental research problem. Trustworthy access should be understood as an outcome of the coordinated satisfaction of multiple independently verifiable conditions. The relevant conditions include the legitimacy of the participating identities, the authority associated with those identities, the satisfaction of required collective approval conditions, and compliance between the requested operation and the policy defined by the consent. The research therefore conceptualises trust not as a static attribute possessed by a particular entity or technology, but as an emergent property of a verifiable authorisation process.</w:t>
+      </w:r>
+    </w:p>
+    <w:p>
+      <w:pPr/>
+      <w:r>
+        <w:t>This perspective also introduces an important distinction between authentication, authorisation, and trustworthy access. Authentication determines whether an entity can be identified and verified. Authorisation determines whether the entity is permitted to perform a particular operation. Trustworthy access requires an additional consideration: whether the authorisation decision itself has been established through sufficient, verifiable, and policy-compliant conditions. The research consequently investigates how these layers can be connected within a single framework without reducing trust to any individual credential, transaction, or access-control rule.</w:t>
+      </w:r>
+    </w:p>
+    <w:p>
+      <w:pPr/>
+      <w:r>
+        <w:t>The identified gap can therefore be stated as follows: existing healthcare consent and access-control research provides many of the necessary technological building blocks, but there remains a need for an integrated Trust Computing framework that treats patient consent as a security-bearing and evaluable authorisation object. Such a framework should be capable of representing the relevant trust conditions, verifying the participating entities and their authority, establishing collective authorisation where required, and enforcing the policy and data-scope constraints associated with the consent. The research addresses this gap by developing a trust-oriented authorisation model in which consent is not simply evidence that permission was granted, but the basis for evaluating whether a particular access request should be trusted. The resulting research direction places Trust Computing at the centre of the investigation, while treating blockchain, decentralised identity, verifiable credentials, and policy mechanisms as enabling technologies supporting the broader trust model.</w:t>
       </w:r>
     </w:p>
     <w:p>

--- a/docs/Yasir_Thesis_Chapters_1-5.docx
+++ b/docs/Yasir_Thesis_Chapters_1-5.docx
@@ -1417,7 +1417,7 @@
         </w:rPr>
         <w:t>2.5 Trust-Oriented Multi-Party Consent Authorisation Framework</w:t>
         <w:tab/>
-        <w:t>23</w:t>
+        <w:t>25</w:t>
       </w:r>
     </w:p>
     <w:p>
@@ -1437,7 +1437,7 @@
         </w:rPr>
         <w:t>2.5.1 Representation of Consent as an Evaluable Authorisation Object (Req 1)</w:t>
         <w:tab/>
-        <w:t>23</w:t>
+        <w:t>26</w:t>
       </w:r>
     </w:p>
     <w:p>
@@ -1457,7 +1457,7 @@
         </w:rPr>
         <w:t>2.5.2 Decentralised Verification of Identity and Authority (Req 2)</w:t>
         <w:tab/>
-        <w:t>23</w:t>
+        <w:t>26</w:t>
       </w:r>
     </w:p>
     <w:p>
@@ -1477,7 +1477,7 @@
         </w:rPr>
         <w:t>2.5.3 Multi-Party Authorisation through a Verifiable Threshold (Req 3)</w:t>
         <w:tab/>
-        <w:t>24</w:t>
+        <w:t>26</w:t>
       </w:r>
     </w:p>
     <w:p>
@@ -1497,7 +1497,7 @@
         </w:rPr>
         <w:t>2.5.4 Policy- and Context-Aware Enforcement at the Time of Access (Req 4)</w:t>
         <w:tab/>
-        <w:t>24</w:t>
+        <w:t>26</w:t>
       </w:r>
     </w:p>
     <w:p>
@@ -1517,7 +1517,7 @@
         </w:rPr>
         <w:t>2.5.5 Temporal Validity and Lifecycle Control of Consent (Req 5)</w:t>
         <w:tab/>
-        <w:t>24</w:t>
+        <w:t>26</w:t>
       </w:r>
     </w:p>
     <w:p>
@@ -1537,7 +1537,7 @@
         </w:rPr>
         <w:t>2.5.6 Verifiable Auditability and Security Assurance (Req 6)</w:t>
         <w:tab/>
-        <w:t>24</w:t>
+        <w:t>26</w:t>
       </w:r>
     </w:p>
     <w:p>
@@ -1557,7 +1557,7 @@
         </w:rPr>
         <w:t>2.6 Conclusion</w:t>
         <w:tab/>
-        <w:t>24</w:t>
+        <w:t>26</w:t>
       </w:r>
     </w:p>
     <w:p>
@@ -1577,7 +1577,7 @@
         </w:rPr>
         <w:t>3 Research Questions and Objectives</w:t>
         <w:tab/>
-        <w:t>25</w:t>
+        <w:t>28</w:t>
       </w:r>
     </w:p>
     <w:p>
@@ -1597,7 +1597,7 @@
         </w:rPr>
         <w:t>3.1 Introduction</w:t>
         <w:tab/>
-        <w:t>25</w:t>
+        <w:t>28</w:t>
       </w:r>
     </w:p>
     <w:p>
@@ -1617,7 +1617,7 @@
         </w:rPr>
         <w:t>3.2 Gaps in the Literature</w:t>
         <w:tab/>
-        <w:t>25</w:t>
+        <w:t>28</w:t>
       </w:r>
     </w:p>
     <w:p>
@@ -1637,7 +1637,7 @@
         </w:rPr>
         <w:t>3.3 Key Definitions</w:t>
         <w:tab/>
-        <w:t>26</w:t>
+        <w:t>28</w:t>
       </w:r>
     </w:p>
     <w:p>
@@ -1657,7 +1657,7 @@
         </w:rPr>
         <w:t>3.4 Research Questions</w:t>
         <w:tab/>
-        <w:t>27</w:t>
+        <w:t>29</w:t>
       </w:r>
     </w:p>
     <w:p>
@@ -1677,7 +1677,7 @@
         </w:rPr>
         <w:t>3.4.1 Research Questions as an Integrated Problem</w:t>
         <w:tab/>
-        <w:t>27</w:t>
+        <w:t>30</w:t>
       </w:r>
     </w:p>
     <w:p>
@@ -1697,7 +1697,7 @@
         </w:rPr>
         <w:t>3.5 Research Objectives</w:t>
         <w:tab/>
-        <w:t>28</w:t>
+        <w:t>30</w:t>
       </w:r>
     </w:p>
     <w:p>
@@ -1717,7 +1717,7 @@
         </w:rPr>
         <w:t>3.5.1 RO1: Trust-Centric Consent Model</w:t>
         <w:tab/>
-        <w:t>28</w:t>
+        <w:t>30</w:t>
       </w:r>
     </w:p>
     <w:p>
@@ -1737,7 +1737,7 @@
         </w:rPr>
         <w:t>3.5.2 RO2: Decentralised Identity and Authority Trust</w:t>
         <w:tab/>
-        <w:t>28</w:t>
+        <w:t>31</w:t>
       </w:r>
     </w:p>
     <w:p>
@@ -1757,7 +1757,7 @@
         </w:rPr>
         <w:t>3.5.3 RO3: Trustworthy Multi-Party Authorisation</w:t>
         <w:tab/>
-        <w:t>28</w:t>
+        <w:t>31</w:t>
       </w:r>
     </w:p>
     <w:p>
@@ -1777,7 +1777,7 @@
         </w:rPr>
         <w:t>3.5.4 RO4: Policy- and Context-Aware Access Control</w:t>
         <w:tab/>
-        <w:t>29</w:t>
+        <w:t>31</w:t>
       </w:r>
     </w:p>
     <w:p>
@@ -1797,7 +1797,7 @@
         </w:rPr>
         <w:t>3.5.5 RO5: Temporal and Lifecycle Trust</w:t>
         <w:tab/>
-        <w:t>29</w:t>
+        <w:t>31</w:t>
       </w:r>
     </w:p>
     <w:p>
@@ -1817,7 +1817,7 @@
         </w:rPr>
         <w:t>3.5.6 RO6: Formal Security Assurance and Empirical Validation</w:t>
         <w:tab/>
-        <w:t>29</w:t>
+        <w:t>32</w:t>
       </w:r>
     </w:p>
     <w:p>
@@ -1837,7 +1837,7 @@
         </w:rPr>
         <w:t>3.5.7 Relationship Between Research Questions and Objectives</w:t>
         <w:tab/>
-        <w:t>30</w:t>
+        <w:t>32</w:t>
       </w:r>
     </w:p>
     <w:p>
@@ -1857,7 +1857,7 @@
         </w:rPr>
         <w:t>3.6 Conclusion</w:t>
         <w:tab/>
-        <w:t>30</w:t>
+        <w:t>33</w:t>
       </w:r>
     </w:p>
     <w:p>
@@ -1877,7 +1877,7 @@
         </w:rPr>
         <w:t>4 Research Methodology and Solution Overview</w:t>
         <w:tab/>
-        <w:t>32</w:t>
+        <w:t>34</w:t>
       </w:r>
     </w:p>
     <w:p>
@@ -1897,7 +1897,7 @@
         </w:rPr>
         <w:t>4.1 Introduction</w:t>
         <w:tab/>
-        <w:t>32</w:t>
+        <w:t>34</w:t>
       </w:r>
     </w:p>
     <w:p>
@@ -1917,7 +1917,7 @@
         </w:rPr>
         <w:t>4.2 Key Definitions</w:t>
         <w:tab/>
-        <w:t>32</w:t>
+        <w:t>34</w:t>
       </w:r>
     </w:p>
     <w:p>
@@ -1937,7 +1937,7 @@
         </w:rPr>
         <w:t>4.3 Selected Research Methodology</w:t>
         <w:tab/>
-        <w:t>33</w:t>
+        <w:t>35</w:t>
       </w:r>
     </w:p>
     <w:p>
@@ -1957,7 +1957,7 @@
         </w:rPr>
         <w:t>4.4 Solution Overview</w:t>
         <w:tab/>
-        <w:t>33</w:t>
+        <w:t>35</w:t>
       </w:r>
     </w:p>
     <w:p>
@@ -1977,7 +1977,7 @@
         </w:rPr>
         <w:t>4.5 Overview of Solution for RQ1</w:t>
         <w:tab/>
-        <w:t>35</w:t>
+        <w:t>37</w:t>
       </w:r>
     </w:p>
     <w:p>
@@ -1997,7 +1997,7 @@
         </w:rPr>
         <w:t>4.6 Overview of Solution for RQ2</w:t>
         <w:tab/>
-        <w:t>36</w:t>
+        <w:t>38</w:t>
       </w:r>
     </w:p>
     <w:p>
@@ -2017,7 +2017,7 @@
         </w:rPr>
         <w:t>4.7 Overview of Solution for RQ3</w:t>
         <w:tab/>
-        <w:t>36</w:t>
+        <w:t>38</w:t>
       </w:r>
     </w:p>
     <w:p>
@@ -2037,7 +2037,7 @@
         </w:rPr>
         <w:t>4.8 Overview of Solution for RQ4</w:t>
         <w:tab/>
-        <w:t>36</w:t>
+        <w:t>38</w:t>
       </w:r>
     </w:p>
     <w:p>
@@ -2057,7 +2057,7 @@
         </w:rPr>
         <w:t>4.9 Overview of Solution for RQ5</w:t>
         <w:tab/>
-        <w:t>36</w:t>
+        <w:t>38</w:t>
       </w:r>
     </w:p>
     <w:p>
@@ -2077,7 +2077,7 @@
         </w:rPr>
         <w:t>4.10 Overview of Solution for RQ6</w:t>
         <w:tab/>
-        <w:t>37</w:t>
+        <w:t>39</w:t>
       </w:r>
     </w:p>
     <w:p>
@@ -2097,7 +2097,7 @@
         </w:rPr>
         <w:t>4.10.1 Testing and Verification of the Solution</w:t>
         <w:tab/>
-        <w:t>37</w:t>
+        <w:t>39</w:t>
       </w:r>
     </w:p>
     <w:p>
@@ -2117,7 +2117,7 @@
         </w:rPr>
         <w:t>4.11 Conclusion</w:t>
         <w:tab/>
-        <w:t>37</w:t>
+        <w:t>39</w:t>
       </w:r>
     </w:p>
     <w:p>
@@ -2137,7 +2137,7 @@
         </w:rPr>
         <w:t>5 Research Architecture and Trust-Centric Consent Model</w:t>
         <w:tab/>
-        <w:t>39</w:t>
+        <w:t>41</w:t>
       </w:r>
     </w:p>
     <w:p>
@@ -2157,7 +2157,7 @@
         </w:rPr>
         <w:t>5.1 Introduction</w:t>
         <w:tab/>
-        <w:t>39</w:t>
+        <w:t>41</w:t>
       </w:r>
     </w:p>
     <w:p>
@@ -2177,7 +2177,7 @@
         </w:rPr>
         <w:t>5.2 Layered Architecture and Component Decomposition</w:t>
         <w:tab/>
-        <w:t>39</w:t>
+        <w:t>41</w:t>
       </w:r>
     </w:p>
     <w:p>
@@ -2197,7 +2197,7 @@
         </w:rPr>
         <w:t>5.3 Trust Evaluation and Architectural Boundaries</w:t>
         <w:tab/>
-        <w:t>41</w:t>
+        <w:t>43</w:t>
       </w:r>
     </w:p>
     <w:p>
@@ -2217,7 +2217,7 @@
         </w:rPr>
         <w:t>5.4 MVC Architecture and the Research Objectives</w:t>
         <w:tab/>
-        <w:t>44</w:t>
+        <w:t>46</w:t>
       </w:r>
     </w:p>
     <w:p>
@@ -2237,7 +2237,7 @@
         </w:rPr>
         <w:t>5.5 Trust-Centric Consent Model</w:t>
         <w:tab/>
-        <w:t>45</w:t>
+        <w:t>47</w:t>
       </w:r>
     </w:p>
     <w:p>
@@ -2257,7 +2257,7 @@
         </w:rPr>
         <w:t>5.5.1 Consent Creation Workflow</w:t>
         <w:tab/>
-        <w:t>46</w:t>
+        <w:t>48</w:t>
       </w:r>
     </w:p>
     <w:p>
@@ -2277,7 +2277,7 @@
         </w:rPr>
         <w:t>5.5.2 Structure of the Consent Object</w:t>
         <w:tab/>
-        <w:t>47</w:t>
+        <w:t>49</w:t>
       </w:r>
     </w:p>
     <w:p>
@@ -2297,7 +2297,7 @@
         </w:rPr>
         <w:t>5.5.3 Trust-Aware Consent Creation Procedure and Algorithm</w:t>
         <w:tab/>
-        <w:t>47</w:t>
+        <w:t>49</w:t>
       </w:r>
     </w:p>
     <w:p>
@@ -2317,7 +2317,7 @@
         </w:rPr>
         <w:t>5.6 Prototype Implementation</w:t>
         <w:tab/>
-        <w:t>49</w:t>
+        <w:t>51</w:t>
       </w:r>
     </w:p>
     <w:p>
@@ -2337,7 +2337,7 @@
         </w:rPr>
         <w:t>5.6.1 Aims of Engineering the Prototype System</w:t>
         <w:tab/>
-        <w:t>49</w:t>
+        <w:t>51</w:t>
       </w:r>
     </w:p>
     <w:p>
@@ -2357,7 +2357,7 @@
         </w:rPr>
         <w:t>5.6.2 Dataset Used for Validation</w:t>
         <w:tab/>
-        <w:t>50</w:t>
+        <w:t>52</w:t>
       </w:r>
     </w:p>
     <w:p>
@@ -2377,7 +2377,7 @@
         </w:rPr>
         <w:t>5.6.3 Steps in the Working of the Prototype for Consent Creation</w:t>
         <w:tab/>
-        <w:t>50</w:t>
+        <w:t>52</w:t>
       </w:r>
     </w:p>
     <w:p>
@@ -2397,7 +2397,7 @@
         </w:rPr>
         <w:t>5.7 Validation and Evaluation</w:t>
         <w:tab/>
-        <w:t>51</w:t>
+        <w:t>53</w:t>
       </w:r>
     </w:p>
     <w:p>
@@ -2417,7 +2417,7 @@
         </w:rPr>
         <w:t>5.7.1 Validation of Consent Creation</w:t>
         <w:tab/>
-        <w:t>51</w:t>
+        <w:t>53</w:t>
       </w:r>
     </w:p>
     <w:p>
@@ -2437,7 +2437,7 @@
         </w:rPr>
         <w:t>5.7.2 Evaluation of the Architecture against the Security Properties</w:t>
         <w:tab/>
-        <w:t>53</w:t>
+        <w:t>55</w:t>
       </w:r>
     </w:p>
     <w:p>
@@ -2457,7 +2457,7 @@
         </w:rPr>
         <w:t>5.8 Conclusion</w:t>
         <w:tab/>
-        <w:t>54</w:t>
+        <w:t>56</w:t>
       </w:r>
     </w:p>
     <w:p>
@@ -2535,7 +2535,7 @@
         </w:rPr>
         <w:t>2.2 Synthesis of the review: the conjunction gap and the assurance gap addressed by the proposed framework, with the number of the 25 analysed studies graded Yes for each requirement in Table 2.11.</w:t>
         <w:tab/>
-        <w:t>23</w:t>
+        <w:t>24</w:t>
       </w:r>
     </w:p>
     <w:p>
@@ -2555,7 +2555,7 @@
         </w:rPr>
         <w:t>4.1 The Design Science Research process of this thesis, with the output of each stage, adapted from Peffers et al. (2007).</w:t>
         <w:tab/>
-        <w:t>33</w:t>
+        <w:t>35</w:t>
       </w:r>
     </w:p>
     <w:p>
@@ -2575,7 +2575,7 @@
         </w:rPr>
         <w:t>4.2 End-to-end workflow of the trust-oriented consent authorisation framework.</w:t>
         <w:tab/>
-        <w:t>34</w:t>
+        <w:t>36</w:t>
       </w:r>
     </w:p>
     <w:p>
@@ -2595,7 +2595,7 @@
         </w:rPr>
         <w:t>5.1 Layered MVC architecture and component decomposition of the HALAH framework.</w:t>
         <w:tab/>
-        <w:t>40</w:t>
+        <w:t>42</w:t>
       </w:r>
     </w:p>
     <w:p>
@@ -2615,7 +2615,7 @@
         </w:rPr>
         <w:t>5.2 Functional decomposition of the MVC components.</w:t>
         <w:tab/>
-        <w:t>41</w:t>
+        <w:t>43</w:t>
       </w:r>
     </w:p>
     <w:p>
@@ -2635,7 +2635,7 @@
         </w:rPr>
         <w:t>5.3 Trust predicate evaluation and authorisation decision flow (in the current prototype, VI also checks the EIP-712 signature of each listed guardian, and a refusal for a consent that is not ACTIVE is recorded in the audit ledger like any other refusal, while the check labelled VL in the prototype interface is the exploratory jurisdiction check VJ).</w:t>
         <w:tab/>
-        <w:t>42</w:t>
+        <w:t>44</w:t>
       </w:r>
     </w:p>
     <w:p>
@@ -2655,7 +2655,7 @@
         </w:rPr>
         <w:t>5.4 The four gates that an access request passes before data are released: identity (DID), authority (VC and signed approval), collective approval (threshold), and validity of the consent for the request (policy, time, lifecycle and the zero-knowledge proof). Each gate names what the current prototype checks, and a failure at any gate produces DENY. The prototype records the decision matrix in the audit ledger for every request, including one against a consent that is not ACTIVE.</w:t>
         <w:tab/>
-        <w:t>43</w:t>
+        <w:t>45</w:t>
       </w:r>
     </w:p>
     <w:p>
@@ -2675,7 +2675,7 @@
         </w:rPr>
         <w:t>5.5 RO1 workflow for trust-centric consent creation.</w:t>
         <w:tab/>
-        <w:t>46</w:t>
+        <w:t>48</w:t>
       </w:r>
     </w:p>
     <w:p>
@@ -2695,7 +2695,7 @@
         </w:rPr>
         <w:t>5.6 Six-component consent model C = (I, A, P, T, L, E) with the content and supplier of each component, where L is the lifecycle state. The states shown are those of the design, and the states implemented in the prototype are given in Chapter 9.</w:t>
         <w:tab/>
-        <w:t>47</w:t>
+        <w:t>49</w:t>
       </w:r>
     </w:p>
     <w:p>
@@ -2715,7 +2715,7 @@
         </w:rPr>
         <w:t>5.7 The patient interface of the HALAH prototype after a consent has been created: the consent specification on the left and right, and the confirmation with the consent identifier below.</w:t>
         <w:tab/>
-        <w:t>51</w:t>
+        <w:t>53</w:t>
       </w:r>
     </w:p>
     <w:p>
@@ -2735,7 +2735,7 @@
         </w:rPr>
         <w:t>5.8 A specification that names the same guardian twice is rejected by Algorithm 1 before any consent is stored.</w:t>
         <w:tab/>
-        <w:t>52</w:t>
+        <w:t>54</w:t>
       </w:r>
     </w:p>
     <w:p>
@@ -2993,7 +2993,7 @@
         </w:rPr>
         <w:t>2.11 Comparison of the included studies against the key requirements</w:t>
         <w:tab/>
-        <w:t>21</w:t>
+        <w:t>23</w:t>
       </w:r>
     </w:p>
     <w:p>
@@ -3013,7 +3013,7 @@
         </w:rPr>
         <w:t>3.1 Research questions, research objectives, and the status of each objective</w:t>
         <w:tab/>
-        <w:t>30</w:t>
+        <w:t>33</w:t>
       </w:r>
     </w:p>
     <w:p>
@@ -3033,7 +3033,7 @@
         </w:rPr>
         <w:t>5.1 Mapping between research objectives and MVC components</w:t>
         <w:tab/>
-        <w:t>44</w:t>
+        <w:t>46</w:t>
       </w:r>
     </w:p>
     <w:p>
@@ -3053,7 +3053,7 @@
         </w:rPr>
         <w:t>5.2 Traditional EHR access control compared with the HALAH framework</w:t>
         <w:tab/>
-        <w:t>45</w:t>
+        <w:t>47</w:t>
       </w:r>
     </w:p>
     <w:p>
@@ -3073,7 +3073,7 @@
         </w:rPr>
         <w:t>5.3 Evaluation of the trust-centric consent model: the check applied to each component of C at creation, the evidence and the result</w:t>
         <w:tab/>
-        <w:t>52</w:t>
+        <w:t>54</w:t>
       </w:r>
     </w:p>
     <w:p>
@@ -3093,7 +3093,7 @@
         </w:rPr>
         <w:t>5.4 Security properties supported by the proposed MVC-based consent architecture</w:t>
         <w:tab/>
-        <w:t>54</w:t>
+        <w:t>56</w:t>
       </w:r>
     </w:p>
     <w:p>
@@ -22170,6 +22170,60 @@
       </w:pPr>
       <w:r>
         <w:t>2.4.7 Research Gaps in the Existing Studies from the Requirement Perspective</w:t>
+      </w:r>
+    </w:p>
+    <w:p>
+      <w:pPr/>
+      <w:r>
+        <w:t>The systematic literature review indicates that substantial research has been conducted on individual mechanisms for securing healthcare data sharing, including blockchain-based consent management, decentralised identity, verifiable credentials, cryptographic access control, policy-based authorisation, and multi-party approval. These approaches have demonstrated the value of decentralisation, tamper-resistant records, verifiable identity, fine-grained access control, and distributed decision-making in addressing different aspects of healthcare data security. However, the literature also reveals a significant conceptual and architectural fragmentation among these mechanisms. They are commonly investigated as independent technical solutions rather than as coordinated components of a unified trust-oriented authorisation model.</w:t>
+      </w:r>
+    </w:p>
+    <w:p>
+      <w:pPr/>
+      <w:r>
+        <w:t>The central gap is therefore not the absence of technologies for recording consent, verifying identity, or restricting data access. Rather, it is the absence of a sufficiently integrated model explaining how these mechanisms collectively establish a trustworthy authorisation decision. In particular, existing consent-oriented approaches tend to treat consent primarily as a record of a patient’s permission. Once the permission has been created and stored, subsequent access control may depend predominantly on the existence of the consent record and the successful authentication of the requester. Such a model establishes evidence that a consent decision occurred, but it does not necessarily establish that the requester possesses the required authority, that all required parties have independently approved the access, or that the requested operation is consistent with the purpose and data scope originally authorised by the patient</w:t>
+      </w:r>
+      <w:r>
+        <w:t>, or that the consent is still valid in time and lifecycle state at the moment of the request</w:t>
+      </w:r>
+      <w:r>
+        <w:t>.</w:t>
+      </w:r>
+    </w:p>
+    <w:p>
+      <w:pPr/>
+      <w:r>
+        <w:t>This distinction is important because recording consent and enforcing trustworthy authorisation represent fundamentally different security problems. A blockchain may provide an immutable representation of a consent event, but immutability does not establish the legitimacy of the entities involved in that event. Similarly, a valid decentralised identity can establish who a participant is, but it does not necessarily establish what that participant is authorised to do. Multi-party approval can strengthen collective decision-making, but approval alone does not guarantee that the resulting access request conforms to the patient’s authorised purpose or data scope. Consequently, trust cannot be attributed to any individual mechanism in isolation.</w:t>
+      </w:r>
+    </w:p>
+    <w:p>
+      <w:pPr/>
+      <w:r>
+        <w:t>From a Trust Computing perspective, this leads to a more fundamental research problem. Trustworthy access should be understood as an outcome of the coordinated satisfaction of multiple independently verifiable conditions. The relevant conditions include the legitimacy of the participating identities, the authority associated with those identities, the satisfaction of required collective approval conditions, and compliance between the requested operation and the policy defined by the consent</w:t>
+      </w:r>
+      <w:r>
+        <w:t>, and the temporal validity and lifecycle state of the consent at the time of the request</w:t>
+      </w:r>
+      <w:r>
+        <w:t>. The research therefore conceptualises trust not as a static attribute possessed by a particular entity or technology, but as an emergent property of a verifiable authorisation process.</w:t>
+      </w:r>
+    </w:p>
+    <w:p>
+      <w:pPr/>
+      <w:r>
+        <w:t>This perspective also introduces an important distinction between authentication, authorisation, and trustworthy access. Authentication determines whether an entity can be identified and verified. Authorisation determines whether the entity is permitted to perform a particular operation. Trustworthy access requires an additional consideration: whether the authorisation decision itself has been established through sufficient, verifiable, and policy-compliant conditions. The research consequently investigates how these layers can be connected within a single framework without reducing trust to any individual credential, transaction, or access-control rule.</w:t>
+      </w:r>
+    </w:p>
+    <w:p>
+      <w:pPr/>
+      <w:r>
+        <w:t>The identified gap can therefore be stated as follows: existing healthcare consent and access-control research provides many of the necessary technological building blocks, but there remains a need for an integrated Trust Computing framework that treats patient consent as a security-bearing and evaluable authorisation object. Such a framework should be capable of representing the relevant trust conditions, verifying the participating entities and their authority, establishing collective authorisation where required, and enforcing the policy and data-scope constraints associated with the consent</w:t>
+      </w:r>
+      <w:r>
+        <w:t>, and ensuring that the authorisation remains valid only within the time interval and lifecycle state of the consent</w:t>
+      </w:r>
+      <w:r>
+        <w:t>. The research addresses this gap by developing a trust-oriented authorisation model in which consent is not simply evidence that permission was granted, but the basis for evaluating whether a particular access request should be trusted. The resulting research direction places Trust Computing at the centre of the investigation, while treating blockchain, decentralised identity, verifiable credentials, and policy mechanisms as enabling technologies supporting the broader trust model.</w:t>
       </w:r>
     </w:p>
     <w:p>
@@ -28771,12 +28825,162 @@
       </w:r>
     </w:p>
     <w:p>
+      <w:pPr/>
+      <w:r>
+        <w:t>As presented in Tables 2.5 to 2.11, researchers have focused on securing individual aspects of healthcare data sharing: recording consent, verifying identity, approving access, and restricting the data that are released. However, from the perspective of the six requirements stated in Section 2.2, the existing work has the following drawbacks:</w:t>
+      </w:r>
+    </w:p>
+    <w:p>
+      <w:pPr>
+        <w:tabs>
+          <w:tab w:pos="510" w:val="left"/>
+        </w:tabs>
+        <w:spacing w:after="120"/>
+        <w:ind w:left="510" w:hanging="283"/>
+      </w:pPr>
+      <w:r>
+        <w:t>•</w:t>
+        <w:tab/>
+      </w:r>
+      <w:r>
+        <w:rPr>
+          <w:i/>
+          <w:u w:val="single"/>
+        </w:rPr>
+        <w:t>Inability to represent consent as an evaluable authorisation object (Req 1):</w:t>
+      </w:r>
+      <w:r>
+        <w:t xml:space="preserve"> Existing consent approaches treat consent primarily as a record of a patient’s permission (Akter &amp; Sanam 2025; Prashanth et al. 2024), and some claim consent but leave it out of the access decision (Sawant &amp; Gomes 2026). The evaluable consent objects reported since 2020 (Albalwy, Brass &amp; Davies 2021; Eneh et al. 2026; Phuyal et al. 2026b; Shanmugham &amp; Senthilkumar 2026; Tith et al. 2020) carry only a subset of the identity, authority, threshold, policy, temporal and lifecycle conditions, and they are issued by a single party. Without such a representation, the existing literature does not allow an access request to be evaluated against the conditions that the patient actually set.</w:t>
+      </w:r>
+    </w:p>
+    <w:p>
+      <w:pPr>
+        <w:tabs>
+          <w:tab w:pos="510" w:val="left"/>
+        </w:tabs>
+        <w:spacing w:after="120"/>
+        <w:ind w:left="510" w:hanging="283"/>
+      </w:pPr>
+      <w:r>
+        <w:t>•</w:t>
+        <w:tab/>
+      </w:r>
+      <w:r>
+        <w:rPr>
+          <w:i/>
+          <w:u w:val="single"/>
+        </w:rPr>
+        <w:t>Inability to verify authority separately from identity (Req 2):</w:t>
+      </w:r>
+      <w:r>
+        <w:t xml:space="preserve"> A valid decentralised identity establishes who a participant is (Mazzocca et al. 2025), but it does not establish what that participant is authorised to do. Authority is verified separately from authentication in only 10 of the 25 studies, and Req 2 is graded Yes in 7 of them (Table 2.11). Without this separation, an authenticated participant is treated as an authorised one.</w:t>
+      </w:r>
+    </w:p>
+    <w:p>
+      <w:pPr>
+        <w:tabs>
+          <w:tab w:pos="510" w:val="left"/>
+        </w:tabs>
+        <w:spacing w:after="120"/>
+        <w:ind w:left="510" w:hanging="283"/>
+      </w:pPr>
+      <w:r>
+        <w:t>•</w:t>
+        <w:tab/>
+      </w:r>
+      <w:r>
+        <w:rPr>
+          <w:i/>
+          <w:u w:val="single"/>
+        </w:rPr>
+        <w:t>Absence of multi-party approval as a standing condition of every access decision (Req 3):</w:t>
+      </w:r>
+      <w:r>
+        <w:t xml:space="preserve"> Multi-party approval appears in the reviewed studies as a contingency path, an admission gate or a registration-time co-consent (Madine et al. 2020; Punia et al. 2025; Tan, Chi &amp; Lam 2024). The approving set is defined on the institutional or delegate side (Punia et al. 2025; Wu et al. 2022; Zhao &amp; Su 2024), or it is appointed by the patient but evaluated only as a contingency path or as a key-custody threshold (Maruthi &amp; Singh 2025; Tan, Chi &amp; Lam 2024). Req 3 is the least satisfied requirement, graded Yes in 6 studies (Table 2.11). None of the papers examined makes approval by a patient-defined set a condition of every access decision.</w:t>
+      </w:r>
+    </w:p>
+    <w:p>
+      <w:pPr>
+        <w:tabs>
+          <w:tab w:pos="510" w:val="left"/>
+        </w:tabs>
+        <w:spacing w:after="120"/>
+        <w:ind w:left="510" w:hanging="283"/>
+      </w:pPr>
+      <w:r>
+        <w:t>•</w:t>
+        <w:tab/>
+      </w:r>
+      <w:r>
+        <w:rPr>
+          <w:i/>
+          <w:u w:val="single"/>
+        </w:rPr>
+        <w:t>Inability to bind purpose and data scope to the same decision as identity, authority and approval (Req 4):</w:t>
+      </w:r>
+      <w:r>
+        <w:t xml:space="preserve"> Purpose and data-scope constraints are enforced by 10 of the 25 studies (Table 2.11), but in none of them are they bound to the same decision as identity, authority and multi-party approval; in the reviewed studies, multi-party approval is never conjoined with a purpose condition (Madine et al. 2020; Punia et al. 2025; Tan, Chi &amp; Lam 2024). Without this binding, a valid identity and sufficient approvals can be used to obtain data outside the authorised scope.</w:t>
+      </w:r>
+    </w:p>
+    <w:p>
+      <w:pPr>
+        <w:tabs>
+          <w:tab w:pos="510" w:val="left"/>
+        </w:tabs>
+        <w:spacing w:after="120"/>
+        <w:ind w:left="510" w:hanging="283"/>
+      </w:pPr>
+      <w:r>
+        <w:t>•</w:t>
+        <w:tab/>
+      </w:r>
+      <w:r>
+        <w:rPr>
+          <w:i/>
+          <w:u w:val="single"/>
+        </w:rPr>
+        <w:t>Absence of temporal and lifecycle evaluation at the time of each access request (Req 5):</w:t>
+      </w:r>
+      <w:r>
+        <w:t xml:space="preserve"> Req 5 is graded Yes in 8 of the 25 studies (Table 2.11). In these studies, the validity period, the lifecycle state and the revocation of a consent are enforced on a credential or at registration rather than evaluated when the request is made. Without such evaluation, a consent that has expired or been revoked remains usable once its approvals have been recorded.</w:t>
+      </w:r>
+    </w:p>
+    <w:p>
+      <w:pPr>
+        <w:tabs>
+          <w:tab w:pos="510" w:val="left"/>
+        </w:tabs>
+        <w:spacing w:after="120"/>
+        <w:ind w:left="510" w:hanging="283"/>
+      </w:pPr>
+      <w:r>
+        <w:t>•</w:t>
+        <w:tab/>
+      </w:r>
+      <w:r>
+        <w:rPr>
+          <w:i/>
+          <w:u w:val="single"/>
+        </w:rPr>
+        <w:t>Absence of formal and empirical assurance of the complete decision (Req 6):</w:t>
+      </w:r>
+      <w:r>
+        <w:t xml:space="preserve"> Within Req 6, formal assurance is provided by 4 studies, argued informally by 9, and absent in the rest (Section 2.4.6). The studies that coordinate several mechanisms in one decision (Ferreira et al. 2025; Panagoulias et al. 2026; Phuyal et al. 2026b; Punia et al. 2025; Shanmugham &amp; Senthilkumar 2026) test their own decisions, but none of them proves or tests a conjunction that includes multi-party approval, and any proof covers only a fragment of the predicate. Without such assurance, the correctness of the decision as a whole rests on the correctness of its parts.</w:t>
+      </w:r>
+    </w:p>
+    <w:p>
       <w:pPr>
         <w:spacing w:after="110" w:line="264" w:lineRule="auto"/>
         <w:jc w:val="both"/>
       </w:pPr>
       <w:r>
         <w:t xml:space="preserve">The review has limitations. A single search string and a single round of coding mean that a small number of relevant studies may have been missed. </w:t>
+      </w:r>
+    </w:p>
+    <w:p>
+      <w:pPr/>
+      <w:r>
+        <w:t>In the next section, we present our proposed framework to address the gaps.</w:t>
       </w:r>
     </w:p>
     <w:p>
@@ -29027,37 +29231,91 @@
     <w:p>
       <w:pPr/>
       <w:r>
-        <w:t>The systematic literature review indicates that substantial research has been conducted on individual mechanisms for securing healthcare data sharing, including blockchain-based consent management, decentralised identity, verifiable credentials, cryptographic access control, policy-based authorisation, and multi-party approval. These approaches have demonstrated the value of decentralisation, tamper-resistant records, verifiable identity, fine-grained access control, and distributed decision-making in addressing different aspects of healthcare data security. However, the literature also reveals a significant conceptual and architectural fragmentation among these mechanisms. They are commonly investigated as independent technical solutions rather than as coordinated components of a unified trust-oriented authorisation model.</w:t>
-      </w:r>
-    </w:p>
-    <w:p>
-      <w:pPr/>
-      <w:r>
-        <w:t>The central gap is therefore not the absence of technologies for recording consent, verifying identity, or restricting data access. Rather, it is the absence of a sufficiently integrated model explaining how these mechanisms collectively establish a trustworthy authorisation decision. In particular, existing consent-oriented approaches tend to treat consent primarily as a record of a patient’s permission. Once the permission has been created and stored, subsequent access control may depend predominantly on the existence of the consent record and the successful authentication of the requester. Such a model establishes evidence that a consent decision occurred, but it does not necessarily establish that the requester possesses the required authority, that all required parties have independently approved the access, or that the requested operation is consistent with the purpose and data scope originally authorised by the patient.</w:t>
-      </w:r>
-    </w:p>
-    <w:p>
-      <w:pPr/>
-      <w:r>
-        <w:t>This distinction is important because recording consent and enforcing trustworthy authorisation represent fundamentally different security problems. A blockchain may provide an immutable representation of a consent event, but immutability does not establish the legitimacy of the entities involved in that event. Similarly, a valid decentralised identity can establish who a participant is, but it does not necessarily establish what that participant is authorised to do. Multi-party approval can strengthen collective decision-making, but approval alone does not guarantee that the resulting access request conforms to the patient’s authorised purpose or data scope. Consequently, trust cannot be attributed to any individual mechanism in isolation.</w:t>
-      </w:r>
-    </w:p>
-    <w:p>
-      <w:pPr/>
-      <w:r>
-        <w:t>From a Trust Computing perspective, this leads to a more fundamental research problem. Trustworthy access should be understood as an outcome of the coordinated satisfaction of multiple independently verifiable conditions. The relevant conditions include the legitimacy of the participating identities, the authority associated with those identities, the satisfaction of required collective approval conditions, and compliance between the requested operation and the policy defined by the consent. The research therefore conceptualises trust not as a static attribute possessed by a particular entity or technology, but as an emergent property of a verifiable authorisation process.</w:t>
-      </w:r>
-    </w:p>
-    <w:p>
-      <w:pPr/>
-      <w:r>
-        <w:t>This perspective also introduces an important distinction between authentication, authorisation, and trustworthy access. Authentication determines whether an entity can be identified and verified. Authorisation determines whether the entity is permitted to perform a particular operation. Trustworthy access requires an additional consideration: whether the authorisation decision itself has been established through sufficient, verifiable, and policy-compliant conditions. The research consequently investigates how these layers can be connected within a single framework without reducing trust to any individual credential, transaction, or access-control rule.</w:t>
-      </w:r>
-    </w:p>
-    <w:p>
-      <w:pPr/>
-      <w:r>
-        <w:t>The identified gap can therefore be stated as follows: existing healthcare consent and access-control research provides many of the necessary technological building blocks, but there remains a need for an integrated Trust Computing framework that treats patient consent as a security-bearing and evaluable authorisation object. Such a framework should be capable of representing the relevant trust conditions, verifying the participating entities and their authority, establishing collective authorisation where required, and enforcing the policy and data-scope constraints associated with the consent. The research addresses this gap by developing a trust-oriented authorisation model in which consent is not simply evidence that permission was granted, but the basis for evaluating whether a particular access request should be trusted. The resulting research direction places Trust Computing at the centre of the investigation, while treating blockchain, decentralised identity, verifiable credentials, and policy mechanisms as enabling technologies supporting the broader trust model.</w:t>
+        <w:t>From a thorough review of the existing literature documented in Chapter 2, we have identified the following six gaps:</w:t>
+      </w:r>
+    </w:p>
+    <w:p>
+      <w:pPr>
+        <w:tabs>
+          <w:tab w:pos="624" w:val="left"/>
+        </w:tabs>
+        <w:spacing w:after="120"/>
+        <w:ind w:left="624" w:hanging="397"/>
+      </w:pPr>
+      <w:r>
+        <w:t>1.</w:t>
+        <w:tab/>
+        <w:t>There is no existing representation of patient consent that carries the identity, authority, threshold, policy, temporal and lifecycle conditions of access as one evaluable object. Consent is recorded as a permission, and the evaluable objects that exist carry only a subset of the conditions and are issued by a single party.</w:t>
+      </w:r>
+    </w:p>
+    <w:p>
+      <w:pPr>
+        <w:tabs>
+          <w:tab w:pos="624" w:val="left"/>
+        </w:tabs>
+        <w:spacing w:after="120"/>
+        <w:ind w:left="624" w:hanging="397"/>
+      </w:pPr>
+      <w:r>
+        <w:t>2.</w:t>
+        <w:tab/>
+        <w:t>There is no method that verifies the authority of a participant separately from the authentication of that participant within the same access decision, so a valid identity is taken as permission.</w:t>
+      </w:r>
+    </w:p>
+    <w:p>
+      <w:pPr>
+        <w:tabs>
+          <w:tab w:pos="624" w:val="left"/>
+        </w:tabs>
+        <w:spacing w:after="120"/>
+        <w:ind w:left="624" w:hanging="397"/>
+      </w:pPr>
+      <w:r>
+        <w:t>3.</w:t>
+        <w:tab/>
+        <w:t>There is no mechanism by which multi-party approval, with the approving set defined by the patient, is a standing condition of every access decision rather than a contingency path, an admission gate or a registration-time co-consent.</w:t>
+      </w:r>
+    </w:p>
+    <w:p>
+      <w:pPr>
+        <w:tabs>
+          <w:tab w:pos="624" w:val="left"/>
+        </w:tabs>
+        <w:spacing w:after="120"/>
+        <w:ind w:left="624" w:hanging="397"/>
+      </w:pPr>
+      <w:r>
+        <w:t>4.</w:t>
+        <w:tab/>
+        <w:t>There is no enforcement that binds the purpose and the data scope of a request to the same decision as identity, authority and collective approval.</w:t>
+      </w:r>
+    </w:p>
+    <w:p>
+      <w:pPr>
+        <w:tabs>
+          <w:tab w:pos="624" w:val="left"/>
+        </w:tabs>
+        <w:spacing w:after="120"/>
+        <w:ind w:left="624" w:hanging="397"/>
+      </w:pPr>
+      <w:r>
+        <w:t>5.</w:t>
+        <w:tab/>
+        <w:t>There is no evaluation of temporal validity, lifecycle state and revocation at the moment of each access request; where they exist, they are enforced on a credential or at registration.</w:t>
+      </w:r>
+    </w:p>
+    <w:p>
+      <w:pPr>
+        <w:tabs>
+          <w:tab w:pos="624" w:val="left"/>
+        </w:tabs>
+        <w:spacing w:after="120"/>
+        <w:ind w:left="624" w:hanging="397"/>
+      </w:pPr>
+      <w:r>
+        <w:t>6.</w:t>
+        <w:tab/>
+        <w:t>There is no formal definition or systematic testing of the complete authorisation decision under valid, invalid and adversarial conditions; any proof covers only a fragment of it.</w:t>
       </w:r>
     </w:p>
     <w:p>
@@ -29117,6 +29375,12 @@
       </w:pPr>
       <w:r>
         <w:t>3.4 Research Questions</w:t>
+      </w:r>
+    </w:p>
+    <w:p>
+      <w:pPr/>
+      <w:r>
+        <w:t>From the systematic literature review documented in Chapter 2, and the shortcomings outlined in Section 2.4.7, it is clear that there are several gaps in the existing literature on trustworthy multi-party consent authorisation for healthcare data sharing.</w:t>
       </w:r>
     </w:p>
     <w:p>

--- a/docs/Yasir_Thesis_Chapters_1-5.docx
+++ b/docs/Yasir_Thesis_Chapters_1-5.docx
@@ -29408,7 +29408,13 @@
         <w:jc w:val="both"/>
       </w:pPr>
       <w:r>
-        <w:t>The research objectives are operationalised through six corresponding sub-research questions. Each sub-research question addresses a distinct dimension of the proposed trust-oriented healthcare authorisation framework. For brevity, SRQ1 to SRQ6 are referred to as RQ1 to RQ6 throughout this report.</w:t>
+        <w:t xml:space="preserve">The research objectives are operationalised through six corresponding sub-research questions. Each sub-research question addresses a distinct dimension of the proposed trust-oriented healthcare authorisation framework. For brevity, SRQ1 to SRQ6 are referred to as RQ1 to RQ6 </w:t>
+      </w:r>
+      <w:r>
+        <w:t>throughout this thesis</w:t>
+      </w:r>
+      <w:r>
+        <w:t>.</w:t>
       </w:r>
     </w:p>
     <w:p>
@@ -31954,10 +31960,7 @@
         <w:jc w:val="both"/>
       </w:pPr>
       <w:r>
-        <w:t xml:space="preserve">The proposed research architecture adopts a Model–View–Controller (MVC) design to provide a structured implementation foundation for the trusted multi-party consent management framework. In the proposed framework, MVC does more than separate data, interfaces, and application logic. It is extended to support a separation between the representation of consent, the interaction of independent stakeholders, and the enforcement of security-critical authorisation decisions. A healthcare consent decision may involve patients, guardians, healthcare professionals, and auditors, each of whom may possess different identities, authorities, and responsibilities. Consequently, the system cannot rely on a single user authentication event or a static permission entry to determine whether access should be granted. Instead, the authorisation decision is the result of evaluating independently verifiable security conditions together. </w:t>
-      </w:r>
-      <w:r>
-        <w:t>Section 5.2 describes the layers and their components, Section 5.3 explains where trust is evaluated and where the architectural boundaries lie, the authorisation workflow was presented in Section 4.4, and Section 5.4 maps the architecture to the research objectives.</w:t>
+        <w:t>The proposed research architecture adopts a Model–View–Controller (MVC) design to provide a structured implementation foundation for the trusted multi-party consent management framework. In the proposed framework, MVC does more than separate data, interfaces, and application logic. It is extended to support a separation between the representation of consent, the interaction of independent stakeholders, and the enforcement of security-critical authorisation decisions. A healthcare consent decision may involve patients, guardians, healthcare professionals, and auditors, each of whom may possess different identities, authorities, and responsibilities. Consequently, the system cannot rely on a single user authentication event or a static permission entry to determine whether access should be granted. Instead, the authorisation decision is the result of evaluating independently verifiable security conditions together.</w:t>
       </w:r>
     </w:p>
     <w:p>
@@ -32227,7 +32230,13 @@
         <w:t>A</w:t>
       </w:r>
       <w:r>
-        <w:t>. The prototype interface also shows a check labelled VL, which compares the jurisdiction declared in the request with the jurisdiction recorded in the consent. This report denotes that check V</w:t>
+        <w:t xml:space="preserve">. The prototype interface also shows a check labelled VL, which compares the jurisdiction declared in the request with the jurisdiction recorded in the consent. </w:t>
+      </w:r>
+      <w:r>
+        <w:t>This thesis denotes</w:t>
+      </w:r>
+      <w:r>
+        <w:t xml:space="preserve"> that check V</w:t>
       </w:r>
       <w:r>
         <w:rPr>
@@ -34466,7 +34475,13 @@
         <w:t>In Equation (5.1)</w:t>
       </w:r>
       <w:r>
-        <w:t>, I represents patient and participant identity information, A represents authorisation requirements, P represents policy constraints, and E represents authorisation evidence. T represents the temporal validity window, and L represents the current state of the consent object and its permissible transitions. The identity component identifies the patient and relevant participants. The authorisation component defines the required participants and approval threshold. The policy component specifies the permitted purpose and healthcare data scope. The evidence component records the information required to support subsequent verification and audit. The consent model therefore separates the specification of consent from the final access decision. A consent object does not automatically imply that every subsequent request is authorised. Instead, the object provides the conditions against which a request can be evaluated.</w:t>
+        <w:t xml:space="preserve">, I represents patient and participant identity information, A represents authorisation requirements, P represents policy constraints, and E represents authorisation evidence. T represents the temporal validity window, and L represents the current state of the consent object and its permissible transitions. </w:t>
+      </w:r>
+      <w:r>
+        <w:t>The temporal component bounds the consent in time, and the lifecycle component states whether the consent can currently be used. The identity component identifies</w:t>
+      </w:r>
+      <w:r>
+        <w:t xml:space="preserve"> the patient and relevant participants. The authorisation component defines the required participants and approval threshold. The policy component specifies the permitted purpose and healthcare data scope. The evidence component records the information required to support subsequent verification and audit. The consent model therefore separates the specification of consent from the final access decision. A consent object does not automatically imply that every subsequent request is authorised. Instead, the object provides the conditions against which a request can be evaluated.</w:t>
       </w:r>
     </w:p>
     <w:p>
@@ -34708,25 +34723,7 @@
         <w:jc w:val="both"/>
       </w:pPr>
       <w:r>
-        <w:t>The system validates the temporal validity interval T = (t</w:t>
-      </w:r>
-      <w:r>
-        <w:rPr>
-          <w:vertAlign w:val="subscript"/>
-        </w:rPr>
-        <w:t>s</w:t>
-      </w:r>
-      <w:r>
-        <w:t xml:space="preserve">, t</w:t>
-      </w:r>
-      <w:r>
-        <w:rPr>
-          <w:vertAlign w:val="subscript"/>
-        </w:rPr>
-        <w:t>e</w:t>
-      </w:r>
-      <w:r>
-        <w:t>). Unlike the consent objects reported in the literature, this object carries the guardian set and threshold together with the purpose, data scope, validity interval, and lifecycle state.</w:t>
+        <w:t>Unlike the consent objects reported in the literature, this object carries the guardian set and threshold together with the purpose, data scope, validity interval, and lifecycle state.</w:t>
       </w:r>
     </w:p>
     <w:p>
@@ -34810,7 +34807,7 @@
         <w:t xml:space="preserve">Step 5 – Validate the Data Scope. </w:t>
       </w:r>
       <w:r>
-        <w:t>The requested data scope SC is validated to determine precisely which healthcare resources may be accessed under the consent. The scope may represent specific resource categories, such as observations, medications, procedures, or other FHIR resources. This step establishes the principle of least privilege by ensuring that consent is associated with explicitly defined data resources rather than the patient’s entire healthcare record.</w:t>
+        <w:t>The requested data scope SC is validated to determine precisely which healthcare resources may be accessed under the consent. The scope may represent specific resource categories, such as observations, medications, procedures, or other resource categories. This step establishes the principle of least privilege by ensuring that consent is associated with explicitly defined data resources rather than the patient’s entire healthcare record.</w:t>
       </w:r>
     </w:p>
     <w:p>
@@ -35886,7 +35883,7 @@
     <w:p>
       <w:pPr/>
       <w:r>
-        <w:t>4. The patient presses Initial Consent. The prototype checks that the doctor DID holds a valid doctor credential, that each guardian DID holds a valid guardian credential, that no guardian appears twice, that the data scope is not empty and that the expiry time is later than the start time. If any check fails, an error message names the failed field and nothing is stored.</w:t>
+        <w:t>4. The patient presses Initial Consent. The prototype checks that at least one guardian is listed, that the doctor DID holds a valid doctor credential, that each guardian DID holds a valid guardian credential, that no guardian appears twice, that the data scope is not empty and that the expiry time is later than the start time. If any check fails, an error message names the failed field and nothing is stored.</w:t>
       </w:r>
     </w:p>
     <w:p>

--- a/docs/Yasir_Thesis_Chapters_1-5.docx
+++ b/docs/Yasir_Thesis_Chapters_1-5.docx
@@ -2177,7 +2177,7 @@
         </w:rPr>
         <w:t>5.2 Layered Architecture and Component Decomposition</w:t>
         <w:tab/>
-        <w:t>41</w:t>
+        <w:t>42</w:t>
       </w:r>
     </w:p>
     <w:p>
@@ -2197,7 +2197,7 @@
         </w:rPr>
         <w:t>5.3 Trust Evaluation and Architectural Boundaries</w:t>
         <w:tab/>
-        <w:t>43</w:t>
+        <w:t>44</w:t>
       </w:r>
     </w:p>
     <w:p>
@@ -2237,7 +2237,7 @@
         </w:rPr>
         <w:t>5.5 Trust-Centric Consent Model</w:t>
         <w:tab/>
-        <w:t>47</w:t>
+        <w:t>48</w:t>
       </w:r>
     </w:p>
     <w:p>
@@ -2257,7 +2257,7 @@
         </w:rPr>
         <w:t>5.5.1 Consent Creation Workflow</w:t>
         <w:tab/>
-        <w:t>48</w:t>
+        <w:t>49</w:t>
       </w:r>
     </w:p>
     <w:p>
@@ -2277,7 +2277,7 @@
         </w:rPr>
         <w:t>5.5.2 Structure of the Consent Object</w:t>
         <w:tab/>
-        <w:t>49</w:t>
+        <w:t>50</w:t>
       </w:r>
     </w:p>
     <w:p>
@@ -2297,7 +2297,7 @@
         </w:rPr>
         <w:t>5.5.3 Trust-Aware Consent Creation Procedure and Algorithm</w:t>
         <w:tab/>
-        <w:t>49</w:t>
+        <w:t>50</w:t>
       </w:r>
     </w:p>
     <w:p>
@@ -2317,7 +2317,7 @@
         </w:rPr>
         <w:t>5.6 Prototype Implementation</w:t>
         <w:tab/>
-        <w:t>51</w:t>
+        <w:t>52</w:t>
       </w:r>
     </w:p>
     <w:p>
@@ -2337,7 +2337,47 @@
         </w:rPr>
         <w:t>5.6.1 Aims of Engineering the Prototype System</w:t>
         <w:tab/>
-        <w:t>51</w:t>
+        <w:t>52</w:t>
+      </w:r>
+    </w:p>
+    <w:p>
+      <w:pPr>
+        <w:tabs>
+          <w:tab w:pos="8504" w:val="right" w:leader="dot"/>
+        </w:tabs>
+        <w:spacing w:after="40" w:before="0"/>
+        <w:ind w:left="454"/>
+        <w:jc w:val="left"/>
+      </w:pPr>
+      <w:r>
+        <w:rPr>
+          <w:rFonts w:ascii="Palatino Linotype" w:hAnsi="Palatino Linotype"/>
+          <w:b w:val="0"/>
+          <w:sz w:val="22"/>
+        </w:rPr>
+        <w:t>5.7 Datasets Used for Validation</w:t>
+        <w:tab/>
+        <w:t>53</w:t>
+      </w:r>
+    </w:p>
+    <w:p>
+      <w:pPr>
+        <w:tabs>
+          <w:tab w:pos="8504" w:val="right" w:leader="dot"/>
+        </w:tabs>
+        <w:spacing w:after="40" w:before="0"/>
+        <w:ind w:left="454"/>
+        <w:jc w:val="left"/>
+      </w:pPr>
+      <w:r>
+        <w:rPr>
+          <w:rFonts w:ascii="Palatino Linotype" w:hAnsi="Palatino Linotype"/>
+          <w:b w:val="0"/>
+          <w:sz w:val="22"/>
+        </w:rPr>
+        <w:t>5.8 Steps in the Working of the Prototype System for Consent Creation</w:t>
+        <w:tab/>
+        <w:t>53</w:t>
       </w:r>
     </w:p>
     <w:p>
@@ -2355,9 +2395,9 @@
           <w:b w:val="0"/>
           <w:sz w:val="22"/>
         </w:rPr>
-        <w:t>5.6.2 Dataset Used for Validation</w:t>
+        <w:t>5.8.1 Steps in the patient interface</w:t>
         <w:tab/>
-        <w:t>52</w:t>
+        <w:t>54</w:t>
       </w:r>
     </w:p>
     <w:p>
@@ -2375,9 +2415,9 @@
           <w:b w:val="0"/>
           <w:sz w:val="22"/>
         </w:rPr>
-        <w:t>5.6.3 Steps in the Working of the Prototype for Consent Creation</w:t>
+        <w:t>5.8.2 Steps in the service layer</w:t>
         <w:tab/>
-        <w:t>52</w:t>
+        <w:t>54</w:t>
       </w:r>
     </w:p>
     <w:p>
@@ -2395,9 +2435,9 @@
           <w:b w:val="0"/>
           <w:sz w:val="22"/>
         </w:rPr>
-        <w:t>5.7 Validation and Evaluation</w:t>
+        <w:t>5.9 Prototype Evaluation and Discussion</w:t>
         <w:tab/>
-        <w:t>53</w:t>
+        <w:t>55</w:t>
       </w:r>
     </w:p>
     <w:p>
@@ -2415,9 +2455,9 @@
           <w:b w:val="0"/>
           <w:sz w:val="22"/>
         </w:rPr>
-        <w:t>5.7.1 Validation of Consent Creation</w:t>
+        <w:t>5.9.1 Validation of Consent Creation</w:t>
         <w:tab/>
-        <w:t>53</w:t>
+        <w:t>55</w:t>
       </w:r>
     </w:p>
     <w:p>
@@ -2435,9 +2475,29 @@
           <w:b w:val="0"/>
           <w:sz w:val="22"/>
         </w:rPr>
-        <w:t>5.7.2 Evaluation of the Architecture against the Security Properties</w:t>
+        <w:t>5.9.2 Evaluation of the Architecture against the Security Properties</w:t>
         <w:tab/>
-        <w:t>55</w:t>
+        <w:t>57</w:t>
+      </w:r>
+    </w:p>
+    <w:p>
+      <w:pPr>
+        <w:tabs>
+          <w:tab w:pos="8504" w:val="right" w:leader="dot"/>
+        </w:tabs>
+        <w:spacing w:after="40" w:before="0"/>
+        <w:ind w:left="1020"/>
+        <w:jc w:val="left"/>
+      </w:pPr>
+      <w:r>
+        <w:rPr>
+          <w:rFonts w:ascii="Palatino Linotype" w:hAnsi="Palatino Linotype"/>
+          <w:b w:val="0"/>
+          <w:sz w:val="22"/>
+        </w:rPr>
+        <w:t>5.9.3 Discussion</w:t>
+        <w:tab/>
+        <w:t>58</w:t>
       </w:r>
     </w:p>
     <w:p>
@@ -2455,9 +2515,9 @@
           <w:b w:val="0"/>
           <w:sz w:val="22"/>
         </w:rPr>
-        <w:t>5.8 Conclusion</w:t>
+        <w:t>5.10 Conclusion</w:t>
         <w:tab/>
-        <w:t>56</w:t>
+        <w:t>58</w:t>
       </w:r>
     </w:p>
     <w:p>
@@ -2635,7 +2695,7 @@
         </w:rPr>
         <w:t>5.3 Trust predicate evaluation and authorisation decision flow (in the current prototype, VI also checks the EIP-712 signature of each listed guardian, and a refusal for a consent that is not ACTIVE is recorded in the audit ledger like any other refusal, while the check labelled VL in the prototype interface is the exploratory jurisdiction check VJ).</w:t>
         <w:tab/>
-        <w:t>44</w:t>
+        <w:t>45</w:t>
       </w:r>
     </w:p>
     <w:p>
@@ -2655,7 +2715,7 @@
         </w:rPr>
         <w:t>5.4 The four gates that an access request passes before data are released: identity (DID), authority (VC and signed approval), collective approval (threshold), and validity of the consent for the request (policy, time, lifecycle and the zero-knowledge proof). Each gate names what the current prototype checks, and a failure at any gate produces DENY. The prototype records the decision matrix in the audit ledger for every request, including one against a consent that is not ACTIVE.</w:t>
         <w:tab/>
-        <w:t>45</w:t>
+        <w:t>46</w:t>
       </w:r>
     </w:p>
     <w:p>
@@ -2675,7 +2735,7 @@
         </w:rPr>
         <w:t>5.5 RO1 workflow for trust-centric consent creation.</w:t>
         <w:tab/>
-        <w:t>48</w:t>
+        <w:t>49</w:t>
       </w:r>
     </w:p>
     <w:p>
@@ -2695,7 +2755,7 @@
         </w:rPr>
         <w:t>5.6 Six-component consent model C = (I, A, P, T, L, E) with the content and supplier of each component, where L is the lifecycle state. The states shown are those of the design, and the states implemented in the prototype are given in Chapter 9.</w:t>
         <w:tab/>
-        <w:t>49</w:t>
+        <w:t>50</w:t>
       </w:r>
     </w:p>
     <w:p>
@@ -2715,7 +2775,7 @@
         </w:rPr>
         <w:t>5.7 The patient interface of the HALAH prototype after a consent has been created: the consent specification on the left and right, and the confirmation with the consent identifier below.</w:t>
         <w:tab/>
-        <w:t>53</w:t>
+        <w:t>54</w:t>
       </w:r>
     </w:p>
     <w:p>
@@ -2735,7 +2795,7 @@
         </w:rPr>
         <w:t>5.8 A specification that names the same guardian twice is rejected by Algorithm 1 before any consent is stored.</w:t>
         <w:tab/>
-        <w:t>54</w:t>
+        <w:t>56</w:t>
       </w:r>
     </w:p>
     <w:p>
@@ -3033,7 +3093,7 @@
         </w:rPr>
         <w:t>5.1 Mapping between research objectives and MVC components</w:t>
         <w:tab/>
-        <w:t>46</w:t>
+        <w:t>47</w:t>
       </w:r>
     </w:p>
     <w:p>
@@ -3053,7 +3113,7 @@
         </w:rPr>
         <w:t>5.2 Traditional EHR access control compared with the HALAH framework</w:t>
         <w:tab/>
-        <w:t>47</w:t>
+        <w:t>48</w:t>
       </w:r>
     </w:p>
     <w:p>
@@ -3071,9 +3131,9 @@
           <w:b w:val="0"/>
           <w:sz w:val="22"/>
         </w:rPr>
-        <w:t>5.3 Evaluation of the trust-centric consent model: the check applied to each component of C at creation, the evidence and the result</w:t>
+        <w:t>5.3 Synthea tables loaded by the prototype and the consent module supplied by each</w:t>
         <w:tab/>
-        <w:t>54</w:t>
+        <w:t>53</w:t>
       </w:r>
     </w:p>
     <w:p>
@@ -3091,9 +3151,29 @@
           <w:b w:val="0"/>
           <w:sz w:val="22"/>
         </w:rPr>
-        <w:t>5.4 Security properties supported by the proposed MVC-based consent architecture</w:t>
+        <w:t>5.4 Evaluation of the trust-centric consent model: the check applied to each component of C at creation, the evidence and the result</w:t>
         <w:tab/>
         <w:t>56</w:t>
+      </w:r>
+    </w:p>
+    <w:p>
+      <w:pPr>
+        <w:tabs>
+          <w:tab w:pos="8504" w:val="right" w:leader="dot"/>
+        </w:tabs>
+        <w:spacing w:after="40" w:before="0"/>
+        <w:ind w:left="454"/>
+        <w:jc w:val="left"/>
+      </w:pPr>
+      <w:r>
+        <w:rPr>
+          <w:rFonts w:ascii="Palatino Linotype" w:hAnsi="Palatino Linotype"/>
+          <w:b w:val="0"/>
+          <w:sz w:val="22"/>
+        </w:rPr>
+        <w:t>5.5 Security properties supported by the proposed MVC-based consent architecture</w:t>
+        <w:tab/>
+        <w:t>57</w:t>
       </w:r>
     </w:p>
     <w:p>
@@ -31937,13 +32017,123 @@
     <w:p>
       <w:pPr/>
       <w:r>
-        <w:t>Chapter 4 presented the research methodology and an overview of the solution. This chapter presents the first two parts of the solution in full: the research architecture that carries the whole framework, and the trust-centric consent model of RO1, which is the object that the other objectives build on. The two belong together because the consent model lives in the Model layer of the architecture, and the architecture is what turns the consent object from a stored record into a condition that the Controller evaluates at every request.</w:t>
+        <w:t>In this chapter, firstly the research architecture on which the whole framework is built is presented. There are three layers in the architecture, and the role of each layer is explained in this chapter. Furthermore, a model is proposed to represent patient consent as an evaluable authorisation object; this provides a complete solution to research objective 1. In this chapter, we also present the results of the validation of the proposed solution to research question one. To validate this research question, we built the HALAH prototype and used the following technologies to test the system:</w:t>
+      </w:r>
+    </w:p>
+    <w:p>
+      <w:pPr>
+        <w:pStyle w:val="a4"/>
+        <w:tabs>
+          <w:tab w:pos="624" w:val="left"/>
+        </w:tabs>
+        <w:ind w:left="624" w:hanging="397"/>
+      </w:pPr>
+      <w:r>
+        <w:t>1.</w:t>
+        <w:tab/>
+      </w:r>
+      <w:r>
+        <w:rPr>
+          <w:b/>
+        </w:rPr>
+        <w:t xml:space="preserve">Blockchain: </w:t>
+      </w:r>
+      <w:r>
+        <w:t>A blockchain is a decentralised and distributed ledger that records transactions across many computers so that a recorded entry cannot be altered retroactively without altering the blocks that follow it (Wood 2014). In this research, the Ethereum test network Sepolia (Ethereum Foundation 2026b) is used to anchor the state of an approved consent as a soulbound token (Cai 2022) and to record its revocation.</w:t>
+      </w:r>
+    </w:p>
+    <w:p>
+      <w:pPr>
+        <w:pStyle w:val="a4"/>
+        <w:tabs>
+          <w:tab w:pos="624" w:val="left"/>
+        </w:tabs>
+        <w:ind w:left="624" w:hanging="397"/>
+      </w:pPr>
+      <w:r>
+        <w:t>2.</w:t>
+        <w:tab/>
+      </w:r>
+      <w:r>
+        <w:rPr>
+          <w:b/>
+        </w:rPr>
+        <w:t xml:space="preserve">Solidity: </w:t>
+      </w:r>
+      <w:r>
+        <w:t>The consent contract is written in Solidity, the contract language of Ethereum (Ethereum Foundation 2026a), and was deployed to Sepolia with the Remix environment (Ethereum Foundation 2026c). The contract stores the start time, the expiry time and the revocation flag of each consent and reports whether the consent is valid at a given time.</w:t>
+      </w:r>
+    </w:p>
+    <w:p>
+      <w:pPr>
+        <w:pStyle w:val="a4"/>
+        <w:tabs>
+          <w:tab w:pos="624" w:val="left"/>
+        </w:tabs>
+        <w:ind w:left="624" w:hanging="397"/>
+      </w:pPr>
+      <w:r>
+        <w:t>3.</w:t>
+        <w:tab/>
+      </w:r>
+      <w:r>
+        <w:rPr>
+          <w:b/>
+        </w:rPr>
+        <w:t xml:space="preserve">Python and Streamlit: </w:t>
+      </w:r>
+      <w:r>
+        <w:t>The Controller and the four role interfaces of the prototype, for the patient, the guardian, the doctor and the auditor, are written in Python. The interfaces use the Streamlit library, and the application talks to Sepolia through the web3 library. Consents, approvals, decisions and the audit ledger are kept in a local SQLite database.</w:t>
+      </w:r>
+    </w:p>
+    <w:p>
+      <w:pPr>
+        <w:pStyle w:val="a4"/>
+        <w:tabs>
+          <w:tab w:pos="624" w:val="left"/>
+        </w:tabs>
+        <w:ind w:left="624" w:hanging="397"/>
+      </w:pPr>
+      <w:r>
+        <w:t>4.</w:t>
+        <w:tab/>
+      </w:r>
+      <w:r>
+        <w:rPr>
+          <w:b/>
+        </w:rPr>
+        <w:t xml:space="preserve">EIP-712 and Groth16: </w:t>
+      </w:r>
+      <w:r>
+        <w:t>Each guardian approval is a typed-data signature under EIP-712 (Bloemen, Logvinov &amp; Evans 2017), so an approval is bound to one consent, one guardian and one network. The zero-knowledge proof that a consent has not expired is written in circom (iden3 2026b) and is generated and verified with snarkjs (iden3 2026a) under the Groth16 scheme (Groth 2016).</w:t>
+      </w:r>
+    </w:p>
+    <w:p>
+      <w:pPr>
+        <w:pStyle w:val="a4"/>
+        <w:tabs>
+          <w:tab w:pos="624" w:val="left"/>
+        </w:tabs>
+        <w:ind w:left="624" w:hanging="397"/>
+      </w:pPr>
+      <w:r>
+        <w:t>5.</w:t>
+        <w:tab/>
+      </w:r>
+      <w:r>
+        <w:rPr>
+          <w:b/>
+        </w:rPr>
+        <w:t xml:space="preserve">Synthea: </w:t>
+      </w:r>
+      <w:r>
+        <w:t>The healthcare records of the prototype are synthetic patients produced by the Synthea generator (Walonoski et al. 2018). The dataset is described in Section 5.7.</w:t>
       </w:r>
     </w:p>
     <w:p>
       <w:pPr/>
       <w:r>
-        <w:t>Sections 5.2 to 5.4 present the architecture: its three layers and their components, where trust is evaluated and where the boundaries between the layers lie, and how the architecture maps to the six research objectives. Section 5.5 presents the consent model: the creation workflow, the structure of the consent object C = (I, A, P, T, L, E), and the creation procedure as Algorithm 1. Section 5.6 shows how the model is implemented in the HALAH prototype: the aims of the prototype, the dataset it uses and the steps of consent creation. Section 5.7 validates the consent creation against the live scenarios, the automated tests and the audit ledger, and evaluates the architecture against the security properties it is designed to provide. Section 5.8 concludes the chapter.</w:t>
+        <w:t>The outline of this chapter is as follows. In Section 5.2, we outline the three layers of the architecture and their components. Subsequently, in Section 5.3 we explain where trust is evaluated and where the boundaries between the layers lie, and in Section 5.4 we map the architecture to the six research objectives. In Section 5.5, we present the trust-centric consent model: the creation workflow, the structure of the consent object C = (I, A, P, T, L, E), and the creation procedure as Algorithm 1. Furthermore, in Section 5.6, we discuss the aims of engineering the prototype system used for validating the proposed consent model. In Section 5.7, we outline and explain the dataset used for validation purposes. In Section 5.8 we explain in detail in a stepwise manner the working of the prototype for consent creation. Finally, in Section 5.9 we discuss the results obtained from the validation of the consent model and the evaluation of the architecture, and Section 5.10 concludes the chapter.</w:t>
       </w:r>
     </w:p>
     <w:p>
@@ -34421,7 +34611,7 @@
         <w:t xml:space="preserve">This section presents the solution for RO1. </w:t>
       </w:r>
       <w:r>
-        <w:t>Section 5.5.1 shows the consent creation workflow, Section 5.5.2 defines the structure of the consent object, Section 5.5.3 presents the creation procedure and the algorithm, Section 5.6 describes how the model is realised in the prototype, and Section 5.7 validates and evaluates it.</w:t>
+        <w:t>Section 5.5.1 shows the consent creation workflow, Section 5.5.2 defines the structure of the consent object, Section 5.5.3 presents the creation procedure and the algorithm, Section 5.6 describes the aims of the prototype in which the model is realised, Section 5.7 the dataset, Section 5.8 the steps of consent creation, and Section 5.9 validates and evaluates it.</w:t>
       </w:r>
     </w:p>
     <w:p>
@@ -35800,7 +35990,7 @@
         <w:t xml:space="preserve">. The validation evidence for consent creation, including the demonstration scenarios and the unit-level tests, </w:t>
       </w:r>
       <w:r>
-        <w:t>is presented in Section 5.7.</w:t>
+        <w:t>is presented in Section 5.9.</w:t>
       </w:r>
     </w:p>
     <w:p>
@@ -35814,15 +36004,27 @@
     <w:p>
       <w:pPr/>
       <w:r>
-        <w:t>The prototype was engineered for three aims. The first is to show that the consent model can be built: a patient can create the object C = (I, A, P, T, L, E) through an interface, and the object carries every component that the later checks need. The second is to make the design testable: the same code that the interface calls is called by the automated tests, so a check that the interface enforces can also be attacked directly at the service level, which is how the gaps closed by the hardening of 1 October 2026 were found. The third is to produce evidence: every creation, approval, decision and revocation is written to the audit ledger with the result of each check, so the claims of this and the following chapters can be traced to recorded events rather than to screenshots alone. The prototype is not engineered for throughput or for a production deployment; its purpose is to validate the design.</w:t>
-      </w:r>
-    </w:p>
-    <w:p>
-      <w:pPr>
-        <w:pStyle w:val="3"/>
-      </w:pPr>
-      <w:r>
-        <w:t>5.6.2 Dataset Used for Validation</w:t>
+        <w:t>The primary aim of engineering the prototype system was to simulate the working of the HALAH framework, in which patient consent is created as an evaluable object and every access request is evaluated against it. In particular, in this section, our objective was to use the developed HALAH prototype to test the efficacy of the consent model proposed in Section 5.5: a patient must be able to create the object C = (I, A, P, T, L, E) through an interface, and the object must carry every component that the later checks need. For validating the other objectives of this thesis, we have extended the same prototype (see Chapters 6 to 9).</w:t>
+      </w:r>
+    </w:p>
+    <w:p>
+      <w:pPr/>
+      <w:r>
+        <w:t>As discussed in Chapter 2, one of the major challenges of consent management in healthcare is that a stored record of permission does not establish who may act on it, whether every required party agreed, or whether a request stays within the purpose and the data scope that the patient set. With our framework, the consent object carries these conditions, and the prototype makes the design testable: the same code that the interface calls is called by the automated tests, so a check that the interface enforces can also be attacked directly at the service level, which is how the gaps closed by the hardening of 1 October 2026 were found. The prototype also produces evidence: every creation, approval, decision and revocation is written to the audit ledger with the result of each check, so the claims of this and the following chapters can be traced to recorded events rather than to screenshots alone.</w:t>
+      </w:r>
+    </w:p>
+    <w:p>
+      <w:pPr/>
+      <w:r>
+        <w:t>We used the Ethereum test network Sepolia as the computing platform for the on-chain part of the prototype, and Solidity as its programming language (Ethereum Foundation 2026a). Sepolia was chosen because it runs the same virtual machine as the Ethereum main network, so the contract and its transactions behave as they would in production, while its ether has no monetary value, which allowed the mint and revoke transactions to be repeated during development. The prototype is not engineered for throughput or for a production deployment; its purpose is to validate the design.</w:t>
+      </w:r>
+    </w:p>
+    <w:p>
+      <w:pPr>
+        <w:pStyle w:val="2"/>
+      </w:pPr>
+      <w:r>
+        <w:t>5.7 Datasets Used for Validation</w:t>
       </w:r>
     </w:p>
     <w:p>
@@ -35849,47 +36051,963 @@
       </w:r>
     </w:p>
     <w:p>
+      <w:pPr/>
+      <w:r>
+        <w:t>Table 5.3 shows the Synthea tables loaded by the prototype, the number of records in the loaded subset, and the consent module that each table supplies. The patient DID of the prototype is derived from the Synthea patient identifier, and the records of a patient are selected by that identifier when a consent authorises the module.</w:t>
+      </w:r>
+    </w:p>
+    <w:p>
+      <w:pPr>
+        <w:keepNext/>
+        <w:spacing w:before="160" w:after="160"/>
+        <w:jc w:val="center"/>
+      </w:pPr>
+      <w:r>
+        <w:rPr>
+          <w:sz w:val="20"/>
+        </w:rPr>
+        <w:t>Table 5.3: Synthea tables loaded by the prototype and the consent module supplied by each</w:t>
+      </w:r>
+    </w:p>
+    <w:tbl>
+      <w:tblPr>
+        <w:tblW w:type="auto" w:w="0"/>
+        <w:jc w:val="center"/>
+        <w:tblBorders>
+          <w:top w:val="single" w:sz="12" w:color="000000" w:space="0"/>
+          <w:left w:val="nil"/>
+          <w:bottom w:val="single" w:sz="12" w:color="000000" w:space="0"/>
+          <w:right w:val="nil"/>
+          <w:insideH w:val="nil"/>
+          <w:insideV w:val="nil"/>
+        </w:tblBorders>
+        <w:tblLayout w:type="fixed"/>
+        <w:tblLook w:firstColumn="1" w:firstRow="1" w:lastColumn="0" w:lastRow="0" w:noHBand="0" w:noVBand="1" w:val="04A0"/>
+      </w:tblPr>
+      <w:tblGrid>
+        <w:gridCol w:w="1814"/>
+        <w:gridCol w:w="1814"/>
+        <w:gridCol w:w="2494"/>
+        <w:gridCol w:w="2381"/>
+      </w:tblGrid>
+      <w:tr>
+        <w:trPr>
+          <w:tblHeader/>
+          <w:cantSplit/>
+        </w:trPr>
+        <w:tc>
+          <w:tcPr>
+            <w:tcW w:type="dxa" w:w="1814"/>
+            <w:tcBorders>
+              <w:top w:val="nil"/>
+              <w:left w:val="nil"/>
+              <w:bottom w:val="single" w:sz="6" w:color="000000" w:space="0"/>
+              <w:right w:val="nil"/>
+              <w:insideH w:val="nil"/>
+              <w:insideV w:val="nil"/>
+            </w:tcBorders>
+          </w:tcPr>
+          <w:p>
+            <w:pPr>
+              <w:keepNext/>
+              <w:spacing w:after="40" w:line="240" w:lineRule="auto"/>
+              <w:jc w:val="left"/>
+            </w:pPr>
+            <w:r>
+              <w:rPr>
+                <w:rFonts w:ascii="Palatino Linotype" w:hAnsi="Palatino Linotype" w:cs="Palatino Linotype"/>
+                <w:b/>
+                <w:color w:val="000000"/>
+                <w:sz w:val="19"/>
+              </w:rPr>
+            </w:r>
+            <w:r>
+              <w:rPr>
+                <w:rFonts w:ascii="Palatino Linotype" w:hAnsi="Palatino Linotype" w:cs="Palatino Linotype"/>
+                <w:b/>
+                <w:color w:val="000000"/>
+                <w:sz w:val="19"/>
+              </w:rPr>
+              <w:t>Synthea table</w:t>
+            </w:r>
+          </w:p>
+        </w:tc>
+        <w:tc>
+          <w:tcPr>
+            <w:tcW w:type="dxa" w:w="1814"/>
+            <w:tcBorders>
+              <w:top w:val="nil"/>
+              <w:left w:val="nil"/>
+              <w:bottom w:val="single" w:sz="6" w:color="000000" w:space="0"/>
+              <w:right w:val="nil"/>
+              <w:insideH w:val="nil"/>
+              <w:insideV w:val="nil"/>
+            </w:tcBorders>
+          </w:tcPr>
+          <w:p>
+            <w:pPr>
+              <w:keepNext/>
+              <w:spacing w:after="40" w:line="240" w:lineRule="auto"/>
+              <w:jc w:val="left"/>
+            </w:pPr>
+            <w:r>
+              <w:rPr>
+                <w:rFonts w:ascii="Palatino Linotype" w:hAnsi="Palatino Linotype" w:cs="Palatino Linotype"/>
+                <w:b/>
+                <w:color w:val="000000"/>
+                <w:sz w:val="19"/>
+              </w:rPr>
+            </w:r>
+            <w:r>
+              <w:rPr>
+                <w:rFonts w:ascii="Palatino Linotype" w:hAnsi="Palatino Linotype" w:cs="Palatino Linotype"/>
+                <w:b/>
+                <w:color w:val="000000"/>
+                <w:sz w:val="19"/>
+              </w:rPr>
+              <w:t>Records in the loaded subset</w:t>
+            </w:r>
+          </w:p>
+        </w:tc>
+        <w:tc>
+          <w:tcPr>
+            <w:tcW w:type="dxa" w:w="2494"/>
+            <w:tcBorders>
+              <w:top w:val="nil"/>
+              <w:left w:val="nil"/>
+              <w:bottom w:val="single" w:sz="6" w:color="000000" w:space="0"/>
+              <w:right w:val="nil"/>
+              <w:insideH w:val="nil"/>
+              <w:insideV w:val="nil"/>
+            </w:tcBorders>
+          </w:tcPr>
+          <w:p>
+            <w:pPr>
+              <w:keepNext/>
+              <w:spacing w:after="40" w:line="240" w:lineRule="auto"/>
+              <w:jc w:val="left"/>
+            </w:pPr>
+            <w:r>
+              <w:rPr>
+                <w:rFonts w:ascii="Palatino Linotype" w:hAnsi="Palatino Linotype" w:cs="Palatino Linotype"/>
+                <w:b/>
+                <w:color w:val="000000"/>
+                <w:sz w:val="19"/>
+              </w:rPr>
+            </w:r>
+            <w:r>
+              <w:rPr>
+                <w:rFonts w:ascii="Palatino Linotype" w:hAnsi="Palatino Linotype" w:cs="Palatino Linotype"/>
+                <w:b/>
+                <w:color w:val="000000"/>
+                <w:sz w:val="19"/>
+              </w:rPr>
+              <w:t>Record selected by</w:t>
+            </w:r>
+          </w:p>
+        </w:tc>
+        <w:tc>
+          <w:tcPr>
+            <w:tcW w:type="dxa" w:w="2381"/>
+            <w:tcBorders>
+              <w:top w:val="nil"/>
+              <w:left w:val="nil"/>
+              <w:bottom w:val="single" w:sz="6" w:color="000000" w:space="0"/>
+              <w:right w:val="nil"/>
+              <w:insideH w:val="nil"/>
+              <w:insideV w:val="nil"/>
+            </w:tcBorders>
+          </w:tcPr>
+          <w:p>
+            <w:pPr>
+              <w:keepNext/>
+              <w:spacing w:after="40" w:line="240" w:lineRule="auto"/>
+              <w:jc w:val="left"/>
+            </w:pPr>
+            <w:r>
+              <w:rPr>
+                <w:rFonts w:ascii="Palatino Linotype" w:hAnsi="Palatino Linotype" w:cs="Palatino Linotype"/>
+                <w:b/>
+                <w:color w:val="000000"/>
+                <w:sz w:val="19"/>
+              </w:rPr>
+            </w:r>
+            <w:r>
+              <w:rPr>
+                <w:rFonts w:ascii="Palatino Linotype" w:hAnsi="Palatino Linotype" w:cs="Palatino Linotype"/>
+                <w:b/>
+                <w:color w:val="000000"/>
+                <w:sz w:val="19"/>
+              </w:rPr>
+              <w:t>Consent module</w:t>
+            </w:r>
+          </w:p>
+        </w:tc>
+      </w:tr>
+      <w:tr>
+        <w:trPr>
+          <w:cantSplit/>
+        </w:trPr>
+        <w:tc>
+          <w:tcPr>
+            <w:tcW w:type="dxa" w:w="1814"/>
+            <w:tcBorders>
+              <w:top w:val="nil"/>
+              <w:left w:val="nil"/>
+              <w:bottom w:val="nil"/>
+              <w:right w:val="nil"/>
+              <w:insideH w:val="nil"/>
+              <w:insideV w:val="nil"/>
+            </w:tcBorders>
+          </w:tcPr>
+          <w:p>
+            <w:pPr>
+              <w:spacing w:after="40" w:line="240" w:lineRule="auto"/>
+              <w:jc w:val="left"/>
+            </w:pPr>
+            <w:r>
+              <w:rPr>
+                <w:rFonts w:ascii="Palatino Linotype" w:hAnsi="Palatino Linotype" w:cs="Palatino Linotype"/>
+                <w:color w:val="000000"/>
+                <w:sz w:val="19"/>
+              </w:rPr>
+            </w:r>
+            <w:r>
+              <w:rPr>
+                <w:rFonts w:ascii="Palatino Linotype" w:hAnsi="Palatino Linotype" w:cs="Palatino Linotype"/>
+                <w:color w:val="000000"/>
+                <w:sz w:val="19"/>
+              </w:rPr>
+              <w:t>patients.csv</w:t>
+            </w:r>
+          </w:p>
+        </w:tc>
+        <w:tc>
+          <w:tcPr>
+            <w:tcW w:type="dxa" w:w="1814"/>
+            <w:tcBorders>
+              <w:top w:val="nil"/>
+              <w:left w:val="nil"/>
+              <w:bottom w:val="nil"/>
+              <w:right w:val="nil"/>
+              <w:insideH w:val="nil"/>
+              <w:insideV w:val="nil"/>
+            </w:tcBorders>
+          </w:tcPr>
+          <w:p>
+            <w:pPr>
+              <w:spacing w:after="40" w:line="240" w:lineRule="auto"/>
+              <w:jc w:val="left"/>
+            </w:pPr>
+            <w:r>
+              <w:rPr>
+                <w:rFonts w:ascii="Palatino Linotype" w:hAnsi="Palatino Linotype" w:cs="Palatino Linotype"/>
+                <w:color w:val="000000"/>
+                <w:sz w:val="19"/>
+              </w:rPr>
+            </w:r>
+            <w:r>
+              <w:rPr>
+                <w:rFonts w:ascii="Palatino Linotype" w:hAnsi="Palatino Linotype" w:cs="Palatino Linotype"/>
+                <w:color w:val="000000"/>
+                <w:sz w:val="19"/>
+              </w:rPr>
+              <w:t>113</w:t>
+            </w:r>
+          </w:p>
+        </w:tc>
+        <w:tc>
+          <w:tcPr>
+            <w:tcW w:type="dxa" w:w="2494"/>
+            <w:tcBorders>
+              <w:top w:val="nil"/>
+              <w:left w:val="nil"/>
+              <w:bottom w:val="nil"/>
+              <w:right w:val="nil"/>
+              <w:insideH w:val="nil"/>
+              <w:insideV w:val="nil"/>
+            </w:tcBorders>
+          </w:tcPr>
+          <w:p>
+            <w:pPr>
+              <w:spacing w:after="40" w:line="240" w:lineRule="auto"/>
+              <w:jc w:val="left"/>
+            </w:pPr>
+            <w:r>
+              <w:rPr>
+                <w:rFonts w:ascii="Palatino Linotype" w:hAnsi="Palatino Linotype" w:cs="Palatino Linotype"/>
+                <w:color w:val="000000"/>
+                <w:sz w:val="19"/>
+              </w:rPr>
+            </w:r>
+            <w:r>
+              <w:rPr>
+                <w:rFonts w:ascii="Palatino Linotype" w:hAnsi="Palatino Linotype" w:cs="Palatino Linotype"/>
+                <w:color w:val="000000"/>
+                <w:sz w:val="19"/>
+              </w:rPr>
+              <w:t>Id (the source of the patient DID)</w:t>
+            </w:r>
+          </w:p>
+        </w:tc>
+        <w:tc>
+          <w:tcPr>
+            <w:tcW w:type="dxa" w:w="2381"/>
+            <w:tcBorders>
+              <w:top w:val="nil"/>
+              <w:left w:val="nil"/>
+              <w:bottom w:val="nil"/>
+              <w:right w:val="nil"/>
+              <w:insideH w:val="nil"/>
+              <w:insideV w:val="nil"/>
+            </w:tcBorders>
+          </w:tcPr>
+          <w:p>
+            <w:pPr>
+              <w:spacing w:after="40" w:line="240" w:lineRule="auto"/>
+              <w:jc w:val="left"/>
+            </w:pPr>
+            <w:r>
+              <w:rPr>
+                <w:rFonts w:ascii="Palatino Linotype" w:hAnsi="Palatino Linotype" w:cs="Palatino Linotype"/>
+                <w:color w:val="000000"/>
+                <w:sz w:val="19"/>
+              </w:rPr>
+            </w:r>
+            <w:r>
+              <w:rPr>
+                <w:rFonts w:ascii="Palatino Linotype" w:hAnsi="Palatino Linotype" w:cs="Palatino Linotype"/>
+                <w:color w:val="000000"/>
+                <w:sz w:val="19"/>
+              </w:rPr>
+              <w:t>Patient identity in the patient interface</w:t>
+            </w:r>
+          </w:p>
+        </w:tc>
+      </w:tr>
+      <w:tr>
+        <w:trPr>
+          <w:cantSplit/>
+        </w:trPr>
+        <w:tc>
+          <w:tcPr>
+            <w:tcW w:type="dxa" w:w="1814"/>
+            <w:tcBorders>
+              <w:top w:val="nil"/>
+              <w:left w:val="nil"/>
+              <w:bottom w:val="nil"/>
+              <w:right w:val="nil"/>
+              <w:insideH w:val="nil"/>
+              <w:insideV w:val="nil"/>
+            </w:tcBorders>
+          </w:tcPr>
+          <w:p>
+            <w:pPr>
+              <w:spacing w:after="40" w:line="240" w:lineRule="auto"/>
+              <w:jc w:val="left"/>
+            </w:pPr>
+            <w:r>
+              <w:rPr>
+                <w:rFonts w:ascii="Palatino Linotype" w:hAnsi="Palatino Linotype" w:cs="Palatino Linotype"/>
+                <w:color w:val="000000"/>
+                <w:sz w:val="19"/>
+              </w:rPr>
+            </w:r>
+            <w:r>
+              <w:rPr>
+                <w:rFonts w:ascii="Palatino Linotype" w:hAnsi="Palatino Linotype" w:cs="Palatino Linotype"/>
+                <w:color w:val="000000"/>
+                <w:sz w:val="19"/>
+              </w:rPr>
+              <w:t>observations.csv</w:t>
+            </w:r>
+          </w:p>
+        </w:tc>
+        <w:tc>
+          <w:tcPr>
+            <w:tcW w:type="dxa" w:w="1814"/>
+            <w:tcBorders>
+              <w:top w:val="nil"/>
+              <w:left w:val="nil"/>
+              <w:bottom w:val="nil"/>
+              <w:right w:val="nil"/>
+              <w:insideH w:val="nil"/>
+              <w:insideV w:val="nil"/>
+            </w:tcBorders>
+          </w:tcPr>
+          <w:p>
+            <w:pPr>
+              <w:spacing w:after="40" w:line="240" w:lineRule="auto"/>
+              <w:jc w:val="left"/>
+            </w:pPr>
+            <w:r>
+              <w:rPr>
+                <w:rFonts w:ascii="Palatino Linotype" w:hAnsi="Palatino Linotype" w:cs="Palatino Linotype"/>
+                <w:color w:val="000000"/>
+                <w:sz w:val="19"/>
+              </w:rPr>
+            </w:r>
+            <w:r>
+              <w:rPr>
+                <w:rFonts w:ascii="Palatino Linotype" w:hAnsi="Palatino Linotype" w:cs="Palatino Linotype"/>
+                <w:color w:val="000000"/>
+                <w:sz w:val="19"/>
+              </w:rPr>
+              <w:t>4,428</w:t>
+            </w:r>
+          </w:p>
+        </w:tc>
+        <w:tc>
+          <w:tcPr>
+            <w:tcW w:type="dxa" w:w="2494"/>
+            <w:tcBorders>
+              <w:top w:val="nil"/>
+              <w:left w:val="nil"/>
+              <w:bottom w:val="nil"/>
+              <w:right w:val="nil"/>
+              <w:insideH w:val="nil"/>
+              <w:insideV w:val="nil"/>
+            </w:tcBorders>
+          </w:tcPr>
+          <w:p>
+            <w:pPr>
+              <w:spacing w:after="40" w:line="240" w:lineRule="auto"/>
+              <w:jc w:val="left"/>
+            </w:pPr>
+            <w:r>
+              <w:rPr>
+                <w:rFonts w:ascii="Palatino Linotype" w:hAnsi="Palatino Linotype" w:cs="Palatino Linotype"/>
+                <w:color w:val="000000"/>
+                <w:sz w:val="19"/>
+              </w:rPr>
+            </w:r>
+            <w:r>
+              <w:rPr>
+                <w:rFonts w:ascii="Palatino Linotype" w:hAnsi="Palatino Linotype" w:cs="Palatino Linotype"/>
+                <w:color w:val="000000"/>
+                <w:sz w:val="19"/>
+              </w:rPr>
+              <w:t>PATIENT</w:t>
+            </w:r>
+          </w:p>
+        </w:tc>
+        <w:tc>
+          <w:tcPr>
+            <w:tcW w:type="dxa" w:w="2381"/>
+            <w:tcBorders>
+              <w:top w:val="nil"/>
+              <w:left w:val="nil"/>
+              <w:bottom w:val="nil"/>
+              <w:right w:val="nil"/>
+              <w:insideH w:val="nil"/>
+              <w:insideV w:val="nil"/>
+            </w:tcBorders>
+          </w:tcPr>
+          <w:p>
+            <w:pPr>
+              <w:spacing w:after="40" w:line="240" w:lineRule="auto"/>
+              <w:jc w:val="left"/>
+            </w:pPr>
+            <w:r>
+              <w:rPr>
+                <w:rFonts w:ascii="Palatino Linotype" w:hAnsi="Palatino Linotype" w:cs="Palatino Linotype"/>
+                <w:color w:val="000000"/>
+                <w:sz w:val="19"/>
+              </w:rPr>
+            </w:r>
+            <w:r>
+              <w:rPr>
+                <w:rFonts w:ascii="Palatino Linotype" w:hAnsi="Palatino Linotype" w:cs="Palatino Linotype"/>
+                <w:color w:val="000000"/>
+                <w:sz w:val="19"/>
+              </w:rPr>
+              <w:t>Observation</w:t>
+            </w:r>
+          </w:p>
+        </w:tc>
+      </w:tr>
+      <w:tr>
+        <w:trPr>
+          <w:cantSplit/>
+        </w:trPr>
+        <w:tc>
+          <w:tcPr>
+            <w:tcW w:type="dxa" w:w="1814"/>
+            <w:tcBorders>
+              <w:top w:val="nil"/>
+              <w:left w:val="nil"/>
+              <w:bottom w:val="nil"/>
+              <w:right w:val="nil"/>
+              <w:insideH w:val="nil"/>
+              <w:insideV w:val="nil"/>
+            </w:tcBorders>
+          </w:tcPr>
+          <w:p>
+            <w:pPr>
+              <w:spacing w:after="40" w:line="240" w:lineRule="auto"/>
+              <w:jc w:val="left"/>
+            </w:pPr>
+            <w:r>
+              <w:rPr>
+                <w:rFonts w:ascii="Palatino Linotype" w:hAnsi="Palatino Linotype" w:cs="Palatino Linotype"/>
+                <w:color w:val="000000"/>
+                <w:sz w:val="19"/>
+              </w:rPr>
+            </w:r>
+            <w:r>
+              <w:rPr>
+                <w:rFonts w:ascii="Palatino Linotype" w:hAnsi="Palatino Linotype" w:cs="Palatino Linotype"/>
+                <w:color w:val="000000"/>
+                <w:sz w:val="19"/>
+              </w:rPr>
+              <w:t>medications.csv</w:t>
+            </w:r>
+          </w:p>
+        </w:tc>
+        <w:tc>
+          <w:tcPr>
+            <w:tcW w:type="dxa" w:w="1814"/>
+            <w:tcBorders>
+              <w:top w:val="nil"/>
+              <w:left w:val="nil"/>
+              <w:bottom w:val="nil"/>
+              <w:right w:val="nil"/>
+              <w:insideH w:val="nil"/>
+              <w:insideV w:val="nil"/>
+            </w:tcBorders>
+          </w:tcPr>
+          <w:p>
+            <w:pPr>
+              <w:spacing w:after="40" w:line="240" w:lineRule="auto"/>
+              <w:jc w:val="left"/>
+            </w:pPr>
+            <w:r>
+              <w:rPr>
+                <w:rFonts w:ascii="Palatino Linotype" w:hAnsi="Palatino Linotype" w:cs="Palatino Linotype"/>
+                <w:color w:val="000000"/>
+                <w:sz w:val="19"/>
+              </w:rPr>
+            </w:r>
+            <w:r>
+              <w:rPr>
+                <w:rFonts w:ascii="Palatino Linotype" w:hAnsi="Palatino Linotype" w:cs="Palatino Linotype"/>
+                <w:color w:val="000000"/>
+                <w:sz w:val="19"/>
+              </w:rPr>
+              <w:t>2,931</w:t>
+            </w:r>
+          </w:p>
+        </w:tc>
+        <w:tc>
+          <w:tcPr>
+            <w:tcW w:type="dxa" w:w="2494"/>
+            <w:tcBorders>
+              <w:top w:val="nil"/>
+              <w:left w:val="nil"/>
+              <w:bottom w:val="nil"/>
+              <w:right w:val="nil"/>
+              <w:insideH w:val="nil"/>
+              <w:insideV w:val="nil"/>
+            </w:tcBorders>
+          </w:tcPr>
+          <w:p>
+            <w:pPr>
+              <w:spacing w:after="40" w:line="240" w:lineRule="auto"/>
+              <w:jc w:val="left"/>
+            </w:pPr>
+            <w:r>
+              <w:rPr>
+                <w:rFonts w:ascii="Palatino Linotype" w:hAnsi="Palatino Linotype" w:cs="Palatino Linotype"/>
+                <w:color w:val="000000"/>
+                <w:sz w:val="19"/>
+              </w:rPr>
+            </w:r>
+            <w:r>
+              <w:rPr>
+                <w:rFonts w:ascii="Palatino Linotype" w:hAnsi="Palatino Linotype" w:cs="Palatino Linotype"/>
+                <w:color w:val="000000"/>
+                <w:sz w:val="19"/>
+              </w:rPr>
+              <w:t>PATIENT</w:t>
+            </w:r>
+          </w:p>
+        </w:tc>
+        <w:tc>
+          <w:tcPr>
+            <w:tcW w:type="dxa" w:w="2381"/>
+            <w:tcBorders>
+              <w:top w:val="nil"/>
+              <w:left w:val="nil"/>
+              <w:bottom w:val="nil"/>
+              <w:right w:val="nil"/>
+              <w:insideH w:val="nil"/>
+              <w:insideV w:val="nil"/>
+            </w:tcBorders>
+          </w:tcPr>
+          <w:p>
+            <w:pPr>
+              <w:spacing w:after="40" w:line="240" w:lineRule="auto"/>
+              <w:jc w:val="left"/>
+            </w:pPr>
+            <w:r>
+              <w:rPr>
+                <w:rFonts w:ascii="Palatino Linotype" w:hAnsi="Palatino Linotype" w:cs="Palatino Linotype"/>
+                <w:color w:val="000000"/>
+                <w:sz w:val="19"/>
+              </w:rPr>
+            </w:r>
+            <w:r>
+              <w:rPr>
+                <w:rFonts w:ascii="Palatino Linotype" w:hAnsi="Palatino Linotype" w:cs="Palatino Linotype"/>
+                <w:color w:val="000000"/>
+                <w:sz w:val="19"/>
+              </w:rPr>
+              <w:t>Medication</w:t>
+            </w:r>
+          </w:p>
+        </w:tc>
+      </w:tr>
+      <w:tr>
+        <w:trPr>
+          <w:cantSplit/>
+        </w:trPr>
+        <w:tc>
+          <w:tcPr>
+            <w:tcW w:type="dxa" w:w="1814"/>
+            <w:tcBorders>
+              <w:top w:val="nil"/>
+              <w:left w:val="nil"/>
+              <w:bottom w:val="nil"/>
+              <w:right w:val="nil"/>
+              <w:insideH w:val="nil"/>
+              <w:insideV w:val="nil"/>
+            </w:tcBorders>
+          </w:tcPr>
+          <w:p>
+            <w:pPr>
+              <w:spacing w:after="40" w:line="240" w:lineRule="auto"/>
+              <w:jc w:val="left"/>
+            </w:pPr>
+            <w:r>
+              <w:rPr>
+                <w:rFonts w:ascii="Palatino Linotype" w:hAnsi="Palatino Linotype" w:cs="Palatino Linotype"/>
+                <w:color w:val="000000"/>
+                <w:sz w:val="19"/>
+              </w:rPr>
+            </w:r>
+            <w:r>
+              <w:rPr>
+                <w:rFonts w:ascii="Palatino Linotype" w:hAnsi="Palatino Linotype" w:cs="Palatino Linotype"/>
+                <w:color w:val="000000"/>
+                <w:sz w:val="19"/>
+              </w:rPr>
+              <w:t>conditions.csv</w:t>
+            </w:r>
+          </w:p>
+        </w:tc>
+        <w:tc>
+          <w:tcPr>
+            <w:tcW w:type="dxa" w:w="1814"/>
+            <w:tcBorders>
+              <w:top w:val="nil"/>
+              <w:left w:val="nil"/>
+              <w:bottom w:val="nil"/>
+              <w:right w:val="nil"/>
+              <w:insideH w:val="nil"/>
+              <w:insideV w:val="nil"/>
+            </w:tcBorders>
+          </w:tcPr>
+          <w:p>
+            <w:pPr>
+              <w:spacing w:after="40" w:line="240" w:lineRule="auto"/>
+              <w:jc w:val="left"/>
+            </w:pPr>
+            <w:r>
+              <w:rPr>
+                <w:rFonts w:ascii="Palatino Linotype" w:hAnsi="Palatino Linotype" w:cs="Palatino Linotype"/>
+                <w:color w:val="000000"/>
+                <w:sz w:val="19"/>
+              </w:rPr>
+            </w:r>
+            <w:r>
+              <w:rPr>
+                <w:rFonts w:ascii="Palatino Linotype" w:hAnsi="Palatino Linotype" w:cs="Palatino Linotype"/>
+                <w:color w:val="000000"/>
+                <w:sz w:val="19"/>
+              </w:rPr>
+              <w:t>4,748</w:t>
+            </w:r>
+          </w:p>
+        </w:tc>
+        <w:tc>
+          <w:tcPr>
+            <w:tcW w:type="dxa" w:w="2494"/>
+            <w:tcBorders>
+              <w:top w:val="nil"/>
+              <w:left w:val="nil"/>
+              <w:bottom w:val="nil"/>
+              <w:right w:val="nil"/>
+              <w:insideH w:val="nil"/>
+              <w:insideV w:val="nil"/>
+            </w:tcBorders>
+          </w:tcPr>
+          <w:p>
+            <w:pPr>
+              <w:spacing w:after="40" w:line="240" w:lineRule="auto"/>
+              <w:jc w:val="left"/>
+            </w:pPr>
+            <w:r>
+              <w:rPr>
+                <w:rFonts w:ascii="Palatino Linotype" w:hAnsi="Palatino Linotype" w:cs="Palatino Linotype"/>
+                <w:color w:val="000000"/>
+                <w:sz w:val="19"/>
+              </w:rPr>
+            </w:r>
+            <w:r>
+              <w:rPr>
+                <w:rFonts w:ascii="Palatino Linotype" w:hAnsi="Palatino Linotype" w:cs="Palatino Linotype"/>
+                <w:color w:val="000000"/>
+                <w:sz w:val="19"/>
+              </w:rPr>
+              <w:t>PATIENT</w:t>
+            </w:r>
+          </w:p>
+        </w:tc>
+        <w:tc>
+          <w:tcPr>
+            <w:tcW w:type="dxa" w:w="2381"/>
+            <w:tcBorders>
+              <w:top w:val="nil"/>
+              <w:left w:val="nil"/>
+              <w:bottom w:val="nil"/>
+              <w:right w:val="nil"/>
+              <w:insideH w:val="nil"/>
+              <w:insideV w:val="nil"/>
+            </w:tcBorders>
+          </w:tcPr>
+          <w:p>
+            <w:pPr>
+              <w:spacing w:after="40" w:line="240" w:lineRule="auto"/>
+              <w:jc w:val="left"/>
+            </w:pPr>
+            <w:r>
+              <w:rPr>
+                <w:rFonts w:ascii="Palatino Linotype" w:hAnsi="Palatino Linotype" w:cs="Palatino Linotype"/>
+                <w:color w:val="000000"/>
+                <w:sz w:val="19"/>
+              </w:rPr>
+            </w:r>
+            <w:r>
+              <w:rPr>
+                <w:rFonts w:ascii="Palatino Linotype" w:hAnsi="Palatino Linotype" w:cs="Palatino Linotype"/>
+                <w:color w:val="000000"/>
+                <w:sz w:val="19"/>
+              </w:rPr>
+              <w:t>Condition</w:t>
+            </w:r>
+          </w:p>
+        </w:tc>
+      </w:tr>
+      <w:tr>
+        <w:trPr>
+          <w:cantSplit/>
+        </w:trPr>
+        <w:tc>
+          <w:tcPr>
+            <w:tcW w:type="dxa" w:w="1814"/>
+            <w:tcBorders>
+              <w:top w:val="nil"/>
+              <w:left w:val="nil"/>
+              <w:bottom w:val="nil"/>
+              <w:right w:val="nil"/>
+              <w:insideH w:val="nil"/>
+              <w:insideV w:val="nil"/>
+            </w:tcBorders>
+          </w:tcPr>
+          <w:p>
+            <w:pPr>
+              <w:spacing w:after="40" w:line="240" w:lineRule="auto"/>
+              <w:jc w:val="left"/>
+            </w:pPr>
+            <w:r>
+              <w:rPr>
+                <w:rFonts w:ascii="Palatino Linotype" w:hAnsi="Palatino Linotype" w:cs="Palatino Linotype"/>
+                <w:color w:val="000000"/>
+                <w:sz w:val="19"/>
+              </w:rPr>
+            </w:r>
+            <w:r>
+              <w:rPr>
+                <w:rFonts w:ascii="Palatino Linotype" w:hAnsi="Palatino Linotype" w:cs="Palatino Linotype"/>
+                <w:color w:val="000000"/>
+                <w:sz w:val="19"/>
+              </w:rPr>
+              <w:t>procedures.csv</w:t>
+            </w:r>
+          </w:p>
+        </w:tc>
+        <w:tc>
+          <w:tcPr>
+            <w:tcW w:type="dxa" w:w="1814"/>
+            <w:tcBorders>
+              <w:top w:val="nil"/>
+              <w:left w:val="nil"/>
+              <w:bottom w:val="nil"/>
+              <w:right w:val="nil"/>
+              <w:insideH w:val="nil"/>
+              <w:insideV w:val="nil"/>
+            </w:tcBorders>
+          </w:tcPr>
+          <w:p>
+            <w:pPr>
+              <w:spacing w:after="40" w:line="240" w:lineRule="auto"/>
+              <w:jc w:val="left"/>
+            </w:pPr>
+            <w:r>
+              <w:rPr>
+                <w:rFonts w:ascii="Palatino Linotype" w:hAnsi="Palatino Linotype" w:cs="Palatino Linotype"/>
+                <w:color w:val="000000"/>
+                <w:sz w:val="19"/>
+              </w:rPr>
+            </w:r>
+            <w:r>
+              <w:rPr>
+                <w:rFonts w:ascii="Palatino Linotype" w:hAnsi="Palatino Linotype" w:cs="Palatino Linotype"/>
+                <w:color w:val="000000"/>
+                <w:sz w:val="19"/>
+              </w:rPr>
+              <w:t>4,237</w:t>
+            </w:r>
+          </w:p>
+        </w:tc>
+        <w:tc>
+          <w:tcPr>
+            <w:tcW w:type="dxa" w:w="2494"/>
+            <w:tcBorders>
+              <w:top w:val="nil"/>
+              <w:left w:val="nil"/>
+              <w:bottom w:val="nil"/>
+              <w:right w:val="nil"/>
+              <w:insideH w:val="nil"/>
+              <w:insideV w:val="nil"/>
+            </w:tcBorders>
+          </w:tcPr>
+          <w:p>
+            <w:pPr>
+              <w:spacing w:after="40" w:line="240" w:lineRule="auto"/>
+              <w:jc w:val="left"/>
+            </w:pPr>
+            <w:r>
+              <w:rPr>
+                <w:rFonts w:ascii="Palatino Linotype" w:hAnsi="Palatino Linotype" w:cs="Palatino Linotype"/>
+                <w:color w:val="000000"/>
+                <w:sz w:val="19"/>
+              </w:rPr>
+            </w:r>
+            <w:r>
+              <w:rPr>
+                <w:rFonts w:ascii="Palatino Linotype" w:hAnsi="Palatino Linotype" w:cs="Palatino Linotype"/>
+                <w:color w:val="000000"/>
+                <w:sz w:val="19"/>
+              </w:rPr>
+              <w:t>PATIENT</w:t>
+            </w:r>
+          </w:p>
+        </w:tc>
+        <w:tc>
+          <w:tcPr>
+            <w:tcW w:type="dxa" w:w="2381"/>
+            <w:tcBorders>
+              <w:top w:val="nil"/>
+              <w:left w:val="nil"/>
+              <w:bottom w:val="nil"/>
+              <w:right w:val="nil"/>
+              <w:insideH w:val="nil"/>
+              <w:insideV w:val="nil"/>
+            </w:tcBorders>
+          </w:tcPr>
+          <w:p>
+            <w:pPr>
+              <w:spacing w:after="40" w:line="240" w:lineRule="auto"/>
+              <w:jc w:val="left"/>
+            </w:pPr>
+            <w:r>
+              <w:rPr>
+                <w:rFonts w:ascii="Palatino Linotype" w:hAnsi="Palatino Linotype" w:cs="Palatino Linotype"/>
+                <w:color w:val="000000"/>
+                <w:sz w:val="19"/>
+              </w:rPr>
+            </w:r>
+            <w:r>
+              <w:rPr>
+                <w:rFonts w:ascii="Palatino Linotype" w:hAnsi="Palatino Linotype" w:cs="Palatino Linotype"/>
+                <w:color w:val="000000"/>
+                <w:sz w:val="19"/>
+              </w:rPr>
+              <w:t>Procedure</w:t>
+            </w:r>
+          </w:p>
+        </w:tc>
+      </w:tr>
+    </w:tbl>
+    <w:p>
+      <w:pPr>
+        <w:pStyle w:val="2"/>
+      </w:pPr>
+      <w:r>
+        <w:t>5.8 Steps in the Working of the Prototype System for Consent Creation</w:t>
+      </w:r>
+    </w:p>
+    <w:p>
+      <w:pPr/>
+      <w:r>
+        <w:t>In order to create a consent, the HALAH prototype carries out its work at two levels, namely the patient interface and the service layer. In the patient interface, the consent specification is entered and checked. In the service layer, the consent object is constructed, stored and recorded in the audit ledger. The steps at both levels follow Algorithm 1 and are explained below in Section 5.8.1 and Section 5.8.2 respectively, and Figure 5.7 shows the patient interface after a consent has been created.</w:t>
+      </w:r>
+    </w:p>
+    <w:p>
       <w:pPr>
         <w:pStyle w:val="3"/>
       </w:pPr>
       <w:r>
-        <w:t>5.6.3 Steps in the Working of the Prototype for Consent Creation</w:t>
+        <w:t>5.8.1 Steps in the patient interface</w:t>
       </w:r>
     </w:p>
     <w:p>
       <w:pPr/>
       <w:r>
-        <w:t>The creation of a consent in the prototype follows the steps of Algorithm 1 as shown in Figure 5.7:</w:t>
+        <w:t>1. The patient selects the role Patient and their own DID, which the prototype loads from the record set.</w:t>
       </w:r>
     </w:p>
     <w:p>
       <w:pPr/>
       <w:r>
-        <w:t>1. The patient selects the role Patient and their own DID, which the prototype loads from the record set.</w:t>
+        <w:t>2. The patient enters the DID of the authorised doctor and the DIDs of the guardians, separated by commas.</w:t>
       </w:r>
     </w:p>
     <w:p>
       <w:pPr/>
       <w:r>
-        <w:t>2. The patient enters the DID of the authorised doctor and the DIDs of the guardians, separated by commas.</w:t>
+        <w:t>3. The patient selects the data modules from Observation, Medication, Condition and Procedure, and sets the start and expiry times.</w:t>
       </w:r>
     </w:p>
     <w:p>
       <w:pPr/>
       <w:r>
-        <w:t>3. The patient selects the data modules from Observation, Medication, Condition and Procedure, and sets the start and expiry times.</w:t>
+        <w:t>4. The patient presses Initial Consent. The prototype checks that at least one guardian is listed, that the doctor DID holds a valid doctor credential, that each guardian DID holds a valid guardian credential, that no guardian appears twice, that the data scope is not empty and that the expiry time is later than the start time. If any check fails, an error message names the failed field and nothing is stored.</w:t>
+      </w:r>
+    </w:p>
+    <w:p>
+      <w:pPr>
+        <w:pStyle w:val="3"/>
+      </w:pPr>
+      <w:r>
+        <w:t>5.8.2 Steps in the service layer</w:t>
       </w:r>
     </w:p>
     <w:p>
       <w:pPr/>
       <w:r>
-        <w:t>4. The patient presses Initial Consent. The prototype checks that at least one guardian is listed, that the doctor DID holds a valid doctor credential, that each guardian DID holds a valid guardian credential, that no guardian appears twice, that the data scope is not empty and that the expiry time is later than the start time. If any check fails, an error message names the failed field and nothing is stored.</w:t>
-      </w:r>
-    </w:p>
-    <w:p>
-      <w:pPr/>
-      <w:r>
-        <w:t>5. If every check passes, the prototype assigns the consent identifier, stores the object in the state PENDING_SIGNATURE with N set to the number of guardians, writes the CREATE_CONSENT event to the audit ledger, and shows the identifier to the patient.</w:t>
+        <w:t>5. If every check passes, the service layer assigns the consent identifier, stores the object in the state PENDING_SIGNATURE with N set to the number of guardians, writes the CREATE_CONSENT event to the audit ledger, and returns the identifier to the interface, which shows it to the patient.</w:t>
       </w:r>
     </w:p>
     <w:p>
@@ -35954,13 +37072,13 @@
         <w:pStyle w:val="2"/>
       </w:pPr>
       <w:r>
-        <w:t>5.7 Validation and Evaluation</w:t>
+        <w:t>5.9 Prototype Evaluation and Discussion</w:t>
       </w:r>
     </w:p>
     <w:p>
       <w:pPr/>
       <w:r>
-        <w:t>RO1 is validated in two ways. First, the creation of the consent object is checked functionally: a valid specification must produce a consent object with all six components, and an invalid specification must be rejected before anything is stored. Second, the architecture is evaluated against the security properties it is designed to provide. The validation of the predicates that are evaluated against the consent object, VI, VA, VP, VT and VL, belongs to the chapters of RO2 to RO5, and the evaluation of the complete decision belongs to Chapter 10.</w:t>
+        <w:t>Objective one involves the representation of patient consent as an evaluable authorisation object. The results of the validation carried out for this objective are shown in Figure 5.8 and Table 5.4, and the evaluation of the architecture against its security properties is shown in Table 5.5. RO1 is validated in two ways. First, the creation of the consent object is checked functionally: a valid specification must produce a consent object with all six components, and an invalid specification must be rejected before anything is stored. Second, the architecture is evaluated against the security properties it is designed to provide. The validation of the predicates that are evaluated against the consent object, VI, VA, VP, VT and VL, belongs to the chapters of RO2 to RO5, and the evaluation of the complete decision belongs to Chapter 10.</w:t>
       </w:r>
     </w:p>
     <w:p>
@@ -35968,7 +37086,7 @@
         <w:pStyle w:val="3"/>
       </w:pPr>
       <w:r>
-        <w:t>5.7.1 Validation of Consent Creation</w:t>
+        <w:t>5.9.1 Validation of Consent Creation</w:t>
       </w:r>
     </w:p>
     <w:p>
@@ -36043,7 +37161,7 @@
     <w:p>
       <w:pPr/>
       <w:r>
-        <w:t>Table 5.3 brings these results together by component of the consent object. For each component of C it gives the check that Algorithm 1 applies at creation, the evidence from the live runs and the automated tests, and the result observed.</w:t>
+        <w:t>Table 5.4 brings these results together by component of the consent object. For each component of C it gives the check that Algorithm 1 applies at creation, the evidence from the live runs and the automated tests, and the result observed.</w:t>
       </w:r>
     </w:p>
     <w:p>
@@ -36056,7 +37174,7 @@
         <w:rPr>
           <w:sz w:val="20"/>
         </w:rPr>
-        <w:t>Table 5.3: Evaluation of the trust-centric consent model: the check applied to each component of C at creation, the evidence and the result</w:t>
+        <w:t>Table 5.4: Evaluation of the trust-centric consent model: the check applied to each component of C at creation, the evidence and the result</w:t>
       </w:r>
     </w:p>
     <w:tbl>
@@ -36759,7 +37877,7 @@
                 <w:color w:val="000000"/>
                 <w:sz w:val="19"/>
               </w:rPr>
-              <w:t>Scenario 1 recorded a validity window ending on 31 December 2026; the prototype refuses an expiry time that is not later than the start time (Section 5.6.3).</w:t>
+              <w:t>Scenario 1 recorded a validity window ending on 31 December 2026; the prototype refuses an expiry time that is not later than the start time (Section 5.8).</w:t>
             </w:r>
           </w:p>
         </w:tc>
@@ -37086,7 +38204,7 @@
         <w:pStyle w:val="3"/>
       </w:pPr>
       <w:r>
-        <w:t>5.7.2 Evaluation of the Architecture against the Security Properties</w:t>
+        <w:t>5.9.2 Evaluation of the Architecture against the Security Properties</w:t>
       </w:r>
     </w:p>
     <w:p>
@@ -37098,7 +38216,7 @@
     <w:p>
       <w:pPr/>
       <w:r>
-        <w:t>First, the architecture provides identity-dependent participation. A participant cannot contribute to the authorisation process solely by interacting with the system interface. The corresponding identity and credential must satisfy the verification requirements. Second, the architecture provides authority separation. Possession of a valid identity does not automatically result in permission to access patient data. Identity verification provides evidence concerning who an entity is, whereas authority verification determines whether that entity may perform a particular role within the authorisation process. Third, the architecture provides collective authorisation integrity. Sensitive healthcare data access can be configured to require multiple independently verified participants. Therefore, a single participant cannot unilaterally activate access when the defined authorisation threshold has not been reached. Fourth, the architecture provides policy-bounded access. A valid requester with sufficient approval evidence cannot access healthcare information beyond the purpose or data scope defined by the consent object. Finally, the architecture provides decision accountability. The system maintains evidence concerning the conditions that produced an authorisation decision, thereby supporting auditing and subsequent verification. These properties, together with the separation of interaction and enforcement established in Section 5.3, are summarised in Table 5.4, in which collective authorisation integrity and decision accountability appear as multi-party authorisation integrity and authorisation evidence respectively.</w:t>
+        <w:t>First, the architecture provides identity-dependent participation. A participant cannot contribute to the authorisation process solely by interacting with the system interface. The corresponding identity and credential must satisfy the verification requirements. Second, the architecture provides authority separation. Possession of a valid identity does not automatically result in permission to access patient data. Identity verification provides evidence concerning who an entity is, whereas authority verification determines whether that entity may perform a particular role within the authorisation process. Third, the architecture provides collective authorisation integrity. Sensitive healthcare data access can be configured to require multiple independently verified participants. Therefore, a single participant cannot unilaterally activate access when the defined authorisation threshold has not been reached. Fourth, the architecture provides policy-bounded access. A valid requester with sufficient approval evidence cannot access healthcare information beyond the purpose or data scope defined by the consent object. Finally, the architecture provides decision accountability. The system maintains evidence concerning the conditions that produced an authorisation decision, thereby supporting auditing and subsequent verification. These properties, together with the separation of interaction and enforcement established in Section 5.3, are summarised in Table 5.5, in which collective authorisation integrity and decision accountability appear as multi-party authorisation integrity and authorisation evidence respectively.</w:t>
       </w:r>
     </w:p>
     <w:p>
@@ -37111,7 +38229,7 @@
         <w:rPr>
           <w:sz w:val="20"/>
         </w:rPr>
-        <w:t>Table 5.4: Security properties supported by the proposed MVC-based consent architecture</w:t>
+        <w:t>Table 5.5: Security properties supported by the proposed MVC-based consent architecture</w:t>
       </w:r>
     </w:p>
     <w:tbl>
@@ -37901,7 +39019,27 @@
     <w:p>
       <w:pPr/>
       <w:r>
-        <w:t>Each property in Table 5.4 is realised by a component of the architecture and tested in a later chapter. Identity-dependent participation and authority separation are tested in Chapter 6 through the credential checks and the forged-credential attack. Multi-party authorisation integrity is tested in Chapter 7 through the outside-signer, replayed-signature and duplicate-approval attacks. Policy-bounded access is tested in Chapter 8 through the over-scope and empty-scope attacks. Authorisation evidence is checked in every chapter through the audit ledger and in Chapter 10 through the recorded decisions. Separation of interaction and enforcement is the property that the hardening of 1 October 2026 made real: three attacks that the interface already blocked were also accepted by the service functions until the checks were moved into the Controller, as reported in Chapter 10. The architecture therefore does not claim security from MVC itself; it claims it from the placement of every trust-sensitive check inside the Controller, and the tests of the following chapters are the evidence for that claim.</w:t>
+        <w:t>Each property in Table 5.5 is realised by a component of the architecture and tested in a later chapter. Identity-dependent participation and authority separation are tested in Chapter 6 through the credential checks and the forged-credential attack. Multi-party authorisation integrity is tested in Chapter 7 through the outside-signer, replayed-signature and duplicate-approval attacks. Policy-bounded access is tested in Chapter 8 through the over-scope and empty-scope attacks. Authorisation evidence is checked in every chapter through the audit ledger and in Chapter 10 through the recorded decisions. Separation of interaction and enforcement is the property that the hardening of 1 October 2026 made real: three attacks that the interface already blocked were also accepted by the service functions until the checks were moved into the Controller, as reported in Chapter 10. The architecture therefore does not claim security from MVC itself; it claims it from the placement of every trust-sensitive check inside the Controller, and the tests of the following chapters are the evidence for that claim.</w:t>
+      </w:r>
+    </w:p>
+    <w:p>
+      <w:pPr>
+        <w:pStyle w:val="3"/>
+      </w:pPr>
+      <w:r>
+        <w:t>5.9.3 Discussion</w:t>
+      </w:r>
+    </w:p>
+    <w:p>
+      <w:pPr/>
+      <w:r>
+        <w:t>The use of the consent object for consent creation has several advantages which include completeness, rejection before storage, and evidence. Completeness means that a created consent carries every condition that the later checks need, so no check has to look for its condition outside the object. Rejection before storage means that an invalid specification leaves no record behind, so the store never holds a consent that cannot be evaluated. Evidence means that every creation is written to the audit ledger with its identifier, its participants and its time, so the later decisions can be traced back to the consent they were taken on.</w:t>
+      </w:r>
+    </w:p>
+    <w:p>
+      <w:pPr/>
+      <w:r>
+        <w:t>On the other hand, the trade-off is rigidity. A consent cannot be changed after it has been created, so a change of doctor, guardian or data scope requires a new consent, and the credentials of the doctor and of every guardian must have been issued before the consent can be created (see Chapter 6). In the current interface, the purpose is also fixed to Treatment. Although these may be considered limitations of the method, the certainty that every stored consent is complete and that every creation is recorded outweighs them at this stage, and consent modification is addressed in the next stage of the research (Chapter 9).</w:t>
       </w:r>
     </w:p>
     <w:p>
@@ -37909,13 +39047,25 @@
         <w:pStyle w:val="2"/>
       </w:pPr>
       <w:r>
-        <w:t>5.8 Conclusion</w:t>
+        <w:t>5.10 Conclusion</w:t>
       </w:r>
     </w:p>
     <w:p>
       <w:pPr/>
       <w:r>
-        <w:t>This chapter presented the research architecture and the trust-centric consent model. The architecture separates the interaction of independent stakeholders in the View, the enforcement of the five trust predicates in the Controller, and the representation of consent, identity, approval, policy, evidence and lifecycle state in the Model, with the protected health data outside all three layers. The consent model represents patient consent as the evaluable object C = (I, A, P, T, L, E), created through Algorithm 1 only when every field is valid, assigned a unique identifier, persisted in the state PENDING_SIGNATURE and recorded in the audit ledger. The prototype implements the model in the patient interface, the live scenarios and the automated tests show that valid specifications are created and invalid ones are rejected, and the architecture was evaluated against the six security properties it is designed to provide. The next chapter presents the solution for RO2, which verifies who the participants are and what authority they hold.</w:t>
+        <w:t>In this chapter, we discussed the research architecture on which the whole framework is built. In particular, we discussed the three layers of the architecture, where trust is evaluated and where the boundaries between the layers lie, and how the architecture maps to the six research objectives. In addition, we proposed a model to represent patient consent as the evaluable object C = (I, A, P, T, L, E), created through Algorithm 1 only when every field is valid, assigned a unique identifier, persisted in the state PENDING_SIGNATURE and recorded in the audit ledger. This addressed the first research objective of this thesis.</w:t>
+      </w:r>
+    </w:p>
+    <w:p>
+      <w:pPr/>
+      <w:r>
+        <w:t>In this chapter we also presented the prototype used for validating the solution to research objective 1. This was done using a public synthetic dataset. At the end of the validation process, the results show that valid specifications are created with all six components and that invalid ones are rejected before anything is stored, and the architecture was evaluated against the six security properties it is designed to provide. However, a key finding from the validation was that a consent cannot be changed once it has been created; the users of HALAH will have to create a new consent when its terms change.</w:t>
+      </w:r>
+    </w:p>
+    <w:p>
+      <w:pPr/>
+      <w:r>
+        <w:t>The next chapter will discuss in a methodological manner the steps involved in verifying who the participants are and what authority they hold, which is the solution for research objective 2.</w:t>
       </w:r>
     </w:p>
     <w:sectPr>

--- a/docs/Yasir_Thesis_Chapters_1-5.docx
+++ b/docs/Yasir_Thesis_Chapters_1-5.docx
@@ -2257,7 +2257,7 @@
         </w:rPr>
         <w:t>5.5.1 Consent Creation Workflow</w:t>
         <w:tab/>
-        <w:t>49</w:t>
+        <w:t>48</w:t>
       </w:r>
     </w:p>
     <w:p>
@@ -2277,7 +2277,7 @@
         </w:rPr>
         <w:t>5.5.2 Structure of the Consent Object</w:t>
         <w:tab/>
-        <w:t>50</w:t>
+        <w:t>49</w:t>
       </w:r>
     </w:p>
     <w:p>
@@ -2693,7 +2693,7 @@
           <w:b w:val="0"/>
           <w:sz w:val="22"/>
         </w:rPr>
-        <w:t>5.3 Trust predicate evaluation and authorisation decision flow (in the current prototype, VI also checks the EIP-712 signature of each listed guardian, and a refusal for a consent that is not ACTIVE is recorded in the audit ledger like any other refusal, while the check labelled VL in the prototype interface is the exploratory jurisdiction check VJ).</w:t>
+        <w:t>5.3 Trust predicate evaluation and authorisation decision flow.</w:t>
         <w:tab/>
         <w:t>45</w:t>
       </w:r>
@@ -2713,7 +2713,7 @@
           <w:b w:val="0"/>
           <w:sz w:val="22"/>
         </w:rPr>
-        <w:t>5.4 The four gates that an access request passes before data are released: identity (DID), authority (VC and signed approval), collective approval (threshold), and validity of the consent for the request (policy, time, lifecycle and the zero-knowledge proof). Each gate names what the current prototype checks, and a failure at any gate produces DENY. The prototype records the decision matrix in the audit ledger for every request, including one against a consent that is not ACTIVE.</w:t>
+        <w:t>5.4 The four gates that an access request passes before data are released.</w:t>
         <w:tab/>
         <w:t>46</w:t>
       </w:r>
@@ -2753,7 +2753,7 @@
           <w:b w:val="0"/>
           <w:sz w:val="22"/>
         </w:rPr>
-        <w:t>5.6 Six-component consent model C = (I, A, P, T, L, E) with the content and supplier of each component, where L is the lifecycle state. The states shown are those of the design, and the states implemented in the prototype are given in Chapter 9.</w:t>
+        <w:t>5.6 Six-component consent model C = (I, A, P, T, L, E).</w:t>
         <w:tab/>
         <w:t>50</w:t>
       </w:r>
@@ -2773,7 +2773,7 @@
           <w:b w:val="0"/>
           <w:sz w:val="22"/>
         </w:rPr>
-        <w:t>5.7 The patient interface of the HALAH prototype after a consent has been created: the consent specification on the left and right, and the confirmation with the consent identifier below.</w:t>
+        <w:t>5.7 The patient interface of the HALAH prototype after a consent has been created.</w:t>
         <w:tab/>
         <w:t>54</w:t>
       </w:r>
@@ -3113,7 +3113,7 @@
         </w:rPr>
         <w:t>5.2 Traditional EHR access control compared with the HALAH framework</w:t>
         <w:tab/>
-        <w:t>48</w:t>
+        <w:t>47</w:t>
       </w:r>
     </w:p>
     <w:p>
@@ -32514,37 +32514,14 @@
           <w:sz w:val="20"/>
           <w:szCs w:val="18"/>
         </w:rPr>
-        <w:t>Trust predicate evaluation and authorisation decision flow (in the current prototype, V</w:t>
-      </w:r>
-      <w:r>
-        <w:rPr>
-          <w:sz w:val="20"/>
-          <w:szCs w:val="18"/>
-          <w:vertAlign w:val="subscript"/>
-        </w:rPr>
-        <w:t>I</w:t>
+        <w:t>Trust predicate evaluation and authorisation decision flow</w:t>
       </w:r>
       <w:r>
         <w:rPr>
           <w:sz w:val="20"/>
           <w:szCs w:val="18"/>
         </w:rPr>
-        <w:t xml:space="preserve"> also checks the EIP-712 signature of each listed guardian, and a refusal for a consent that is not ACTIVE is recorded in the audit ledger like any other refusal, while the check labelled VL in the prototype interface is the exploratory jurisdiction check V</w:t>
-      </w:r>
-      <w:r>
-        <w:rPr>
-          <w:sz w:val="20"/>
-          <w:szCs w:val="18"/>
-          <w:vertAlign w:val="subscript"/>
-        </w:rPr>
-        <w:t>J</w:t>
-      </w:r>
-      <w:r>
-        <w:rPr>
-          <w:sz w:val="20"/>
-          <w:szCs w:val="18"/>
-        </w:rPr>
-        <w:t>).</w:t>
+        <w:t>.</w:t>
       </w:r>
     </w:p>
     <w:p>
@@ -32627,7 +32604,14 @@
           <w:sz w:val="20"/>
           <w:szCs w:val="18"/>
         </w:rPr>
-        <w:t>The four gates that an access request passes before data are released: identity (DID), authority (VC and signed approval), collective approval (threshold), and validity of the consent for the request (policy, time, lifecycle and the zero-knowledge proof). Each gate names what the current prototype checks, and a failure at any gate produces DENY. The prototype records the decision matrix in the audit ledger for every request, including one against a consent that is not ACTIVE.</w:t>
+        <w:t>The four gates that an access request passes before data are released</w:t>
+      </w:r>
+      <w:r>
+        <w:rPr>
+          <w:sz w:val="20"/>
+          <w:szCs w:val="18"/>
+        </w:rPr>
+        <w:t>.</w:t>
       </w:r>
     </w:p>
     <w:p>
@@ -34890,14 +34874,7 @@
           <w:sz w:val="20"/>
           <w:szCs w:val="18"/>
         </w:rPr>
-        <w:t xml:space="preserve">Six-component consent model C = (I, A, P, T, L, E) with the content and supplier of each component, where L is the lifecycle state. The states shown are those of the design, and the states implemented in the prototype are </w:t>
-      </w:r>
-      <w:r>
-        <w:rPr>
-          <w:sz w:val="20"/>
-          <w:szCs w:val="18"/>
-        </w:rPr>
-        <w:t>given in Chapter 9</w:t>
+        <w:t>Six-component consent model C = (I, A, P, T, L, E)</w:t>
       </w:r>
       <w:r>
         <w:rPr>
@@ -37064,7 +37041,7 @@
         <w:rPr>
           <w:sz w:val="20"/>
         </w:rPr>
-        <w:t>Figure 5.7: The patient interface of the HALAH prototype after a consent has been created: the consent specification on the left and right, and the confirmation with the consent identifier below.</w:t>
+        <w:t>Figure 5.7: The patient interface of the HALAH prototype after a consent has been created.</w:t>
       </w:r>
     </w:p>
     <w:p>

--- a/docs/Yasir_Thesis_Chapters_1-5.docx
+++ b/docs/Yasir_Thesis_Chapters_1-5.docx
@@ -3151,7 +3151,7 @@
           <w:b w:val="0"/>
           <w:sz w:val="22"/>
         </w:rPr>
-        <w:t>5.4 Evaluation of the trust-centric consent model: the check applied to each component of C at creation, the evidence and the result</w:t>
+        <w:t>5.4 Validation results of the prototype for consent creation</w:t>
         <w:tab/>
         <w:t>56</w:t>
       </w:r>
@@ -37055,7 +37055,7 @@
     <w:p>
       <w:pPr/>
       <w:r>
-        <w:t>Objective one involves the representation of patient consent as an evaluable authorisation object. The results of the validation carried out for this objective are shown in Figure 5.8 and Table 5.4, and the evaluation of the architecture against its security properties is shown in Table 5.5. RO1 is validated in two ways. First, the creation of the consent object is checked functionally: a valid specification must produce a consent object with all six components, and an invalid specification must be rejected before anything is stored. Second, the architecture is evaluated against the security properties it is designed to provide. The validation of the predicates that are evaluated against the consent object, VI, VA, VP, VT and VL, belongs to the chapters of RO2 to RO5, and the evaluation of the complete decision belongs to Chapter 10.</w:t>
+        <w:t>Objective one involves the representation of patient consent as an evaluable authorisation object. The result of RO1 is therefore the conceptual model of Sections 5.2 to 5.5, not a set of measurements. The prototype results reported in this section show only that the model can be realised and behaves as specified, so they are reported as outcomes, created or rejected, rather than as numbers; the quantitative evaluation of the complete framework is given in Chapter 10. The results of the validation carried out for this objective are shown in Figure 5.8 and Table 5.4, and the security properties of the architecture are examined in Table 5.5. RO1 is validated in two ways. First, the creation of the consent object is checked functionally: a valid specification must produce a consent object with all six components, and an invalid specification must be rejected before anything is stored. Second, the architecture is evaluated against the security properties it is designed to provide. The validation of the predicates that are evaluated against the consent object, VI, VA, VP, VT and VL, belongs to the chapters of RO2 to RO5, and the evaluation of the complete decision belongs to Chapter 10.</w:t>
       </w:r>
     </w:p>
     <w:p>
@@ -37151,7 +37151,7 @@
         <w:rPr>
           <w:sz w:val="20"/>
         </w:rPr>
-        <w:t>Table 5.4: Evaluation of the trust-centric consent model: the check applied to each component of C at creation, the evidence and the result</w:t>
+        <w:t>Table 5.4: Validation results of the prototype for consent creation</w:t>
       </w:r>
     </w:p>
     <w:tbl>

--- a/docs/Yasir_Thesis_Chapters_1-5.docx
+++ b/docs/Yasir_Thesis_Chapters_1-5.docx
@@ -1277,7 +1277,7 @@
         </w:rPr>
         <w:t>2.4.1 Consent representation and blockchain-based consent governance (Req 1)</w:t>
         <w:tab/>
-        <w:t>16</w:t>
+        <w:t>15</w:t>
       </w:r>
     </w:p>
     <w:p>
@@ -1437,7 +1437,7 @@
         </w:rPr>
         <w:t>2.5.1 Representation of Consent as an Evaluable Authorisation Object (Req 1)</w:t>
         <w:tab/>
-        <w:t>26</w:t>
+        <w:t>25</w:t>
       </w:r>
     </w:p>
     <w:p>
@@ -1457,7 +1457,7 @@
         </w:rPr>
         <w:t>2.5.2 Decentralised Verification of Identity and Authority (Req 2)</w:t>
         <w:tab/>
-        <w:t>26</w:t>
+        <w:t>25</w:t>
       </w:r>
     </w:p>
     <w:p>
@@ -1577,7 +1577,7 @@
         </w:rPr>
         <w:t>3 Research Questions and Objectives</w:t>
         <w:tab/>
-        <w:t>28</w:t>
+        <w:t>27</w:t>
       </w:r>
     </w:p>
     <w:p>
@@ -1597,7 +1597,7 @@
         </w:rPr>
         <w:t>3.1 Introduction</w:t>
         <w:tab/>
-        <w:t>28</w:t>
+        <w:t>27</w:t>
       </w:r>
     </w:p>
     <w:p>
@@ -1617,7 +1617,7 @@
         </w:rPr>
         <w:t>3.2 Gaps in the Literature</w:t>
         <w:tab/>
-        <w:t>28</w:t>
+        <w:t>27</w:t>
       </w:r>
     </w:p>
     <w:p>
@@ -1637,7 +1637,7 @@
         </w:rPr>
         <w:t>3.3 Key Definitions</w:t>
         <w:tab/>
-        <w:t>28</w:t>
+        <w:t>27</w:t>
       </w:r>
     </w:p>
     <w:p>
@@ -1657,7 +1657,7 @@
         </w:rPr>
         <w:t>3.4 Research Questions</w:t>
         <w:tab/>
-        <w:t>29</w:t>
+        <w:t>28</w:t>
       </w:r>
     </w:p>
     <w:p>
@@ -1677,7 +1677,7 @@
         </w:rPr>
         <w:t>3.4.1 Research Questions as an Integrated Problem</w:t>
         <w:tab/>
-        <w:t>30</w:t>
+        <w:t>29</w:t>
       </w:r>
     </w:p>
     <w:p>
@@ -1697,7 +1697,7 @@
         </w:rPr>
         <w:t>3.5 Research Objectives</w:t>
         <w:tab/>
-        <w:t>30</w:t>
+        <w:t>29</w:t>
       </w:r>
     </w:p>
     <w:p>
@@ -1717,7 +1717,7 @@
         </w:rPr>
         <w:t>3.5.1 RO1: Trust-Centric Consent Model</w:t>
         <w:tab/>
-        <w:t>30</w:t>
+        <w:t>29</w:t>
       </w:r>
     </w:p>
     <w:p>
@@ -1737,7 +1737,7 @@
         </w:rPr>
         <w:t>3.5.2 RO2: Decentralised Identity and Authority Trust</w:t>
         <w:tab/>
-        <w:t>31</w:t>
+        <w:t>30</w:t>
       </w:r>
     </w:p>
     <w:p>
@@ -1757,7 +1757,7 @@
         </w:rPr>
         <w:t>3.5.3 RO3: Trustworthy Multi-Party Authorisation</w:t>
         <w:tab/>
-        <w:t>31</w:t>
+        <w:t>30</w:t>
       </w:r>
     </w:p>
     <w:p>
@@ -1777,7 +1777,7 @@
         </w:rPr>
         <w:t>3.5.4 RO4: Policy- and Context-Aware Access Control</w:t>
         <w:tab/>
-        <w:t>31</w:t>
+        <w:t>30</w:t>
       </w:r>
     </w:p>
     <w:p>
@@ -1797,7 +1797,7 @@
         </w:rPr>
         <w:t>3.5.5 RO5: Temporal and Lifecycle Trust</w:t>
         <w:tab/>
-        <w:t>31</w:t>
+        <w:t>30</w:t>
       </w:r>
     </w:p>
     <w:p>
@@ -1817,7 +1817,7 @@
         </w:rPr>
         <w:t>3.5.6 RO6: Formal Security Assurance and Empirical Validation</w:t>
         <w:tab/>
-        <w:t>32</w:t>
+        <w:t>31</w:t>
       </w:r>
     </w:p>
     <w:p>
@@ -1837,7 +1837,7 @@
         </w:rPr>
         <w:t>3.5.7 Relationship Between Research Questions and Objectives</w:t>
         <w:tab/>
-        <w:t>32</w:t>
+        <w:t>31</w:t>
       </w:r>
     </w:p>
     <w:p>
@@ -1857,7 +1857,7 @@
         </w:rPr>
         <w:t>3.6 Conclusion</w:t>
         <w:tab/>
-        <w:t>33</w:t>
+        <w:t>32</w:t>
       </w:r>
     </w:p>
     <w:p>
@@ -1877,7 +1877,7 @@
         </w:rPr>
         <w:t>4 Research Methodology and Solution Overview</w:t>
         <w:tab/>
-        <w:t>34</w:t>
+        <w:t>33</w:t>
       </w:r>
     </w:p>
     <w:p>
@@ -1897,7 +1897,7 @@
         </w:rPr>
         <w:t>4.1 Introduction</w:t>
         <w:tab/>
-        <w:t>34</w:t>
+        <w:t>33</w:t>
       </w:r>
     </w:p>
     <w:p>
@@ -1917,7 +1917,7 @@
         </w:rPr>
         <w:t>4.2 Key Definitions</w:t>
         <w:tab/>
-        <w:t>34</w:t>
+        <w:t>33</w:t>
       </w:r>
     </w:p>
     <w:p>
@@ -1937,7 +1937,7 @@
         </w:rPr>
         <w:t>4.3 Selected Research Methodology</w:t>
         <w:tab/>
-        <w:t>35</w:t>
+        <w:t>34</w:t>
       </w:r>
     </w:p>
     <w:p>
@@ -1957,7 +1957,7 @@
         </w:rPr>
         <w:t>4.4 Solution Overview</w:t>
         <w:tab/>
-        <w:t>35</w:t>
+        <w:t>34</w:t>
       </w:r>
     </w:p>
     <w:p>
@@ -1977,7 +1977,7 @@
         </w:rPr>
         <w:t>4.5 Overview of Solution for RQ1</w:t>
         <w:tab/>
-        <w:t>37</w:t>
+        <w:t>36</w:t>
       </w:r>
     </w:p>
     <w:p>
@@ -1997,7 +1997,7 @@
         </w:rPr>
         <w:t>4.6 Overview of Solution for RQ2</w:t>
         <w:tab/>
-        <w:t>38</w:t>
+        <w:t>37</w:t>
       </w:r>
     </w:p>
     <w:p>
@@ -2017,7 +2017,7 @@
         </w:rPr>
         <w:t>4.7 Overview of Solution for RQ3</w:t>
         <w:tab/>
-        <w:t>38</w:t>
+        <w:t>37</w:t>
       </w:r>
     </w:p>
     <w:p>
@@ -2037,7 +2037,7 @@
         </w:rPr>
         <w:t>4.8 Overview of Solution for RQ4</w:t>
         <w:tab/>
-        <w:t>38</w:t>
+        <w:t>37</w:t>
       </w:r>
     </w:p>
     <w:p>
@@ -2057,7 +2057,7 @@
         </w:rPr>
         <w:t>4.9 Overview of Solution for RQ5</w:t>
         <w:tab/>
-        <w:t>38</w:t>
+        <w:t>37</w:t>
       </w:r>
     </w:p>
     <w:p>
@@ -2077,7 +2077,7 @@
         </w:rPr>
         <w:t>4.10 Overview of Solution for RQ6</w:t>
         <w:tab/>
-        <w:t>39</w:t>
+        <w:t>38</w:t>
       </w:r>
     </w:p>
     <w:p>
@@ -2097,7 +2097,7 @@
         </w:rPr>
         <w:t>4.10.1 Testing and Verification of the Solution</w:t>
         <w:tab/>
-        <w:t>39</w:t>
+        <w:t>38</w:t>
       </w:r>
     </w:p>
     <w:p>
@@ -2117,7 +2117,7 @@
         </w:rPr>
         <w:t>4.11 Conclusion</w:t>
         <w:tab/>
-        <w:t>39</w:t>
+        <w:t>38</w:t>
       </w:r>
     </w:p>
     <w:p>
@@ -2137,7 +2137,7 @@
         </w:rPr>
         <w:t>5 Research Architecture and Trust-Centric Consent Model</w:t>
         <w:tab/>
-        <w:t>41</w:t>
+        <w:t>40</w:t>
       </w:r>
     </w:p>
     <w:p>
@@ -2157,7 +2157,7 @@
         </w:rPr>
         <w:t>5.1 Introduction</w:t>
         <w:tab/>
-        <w:t>41</w:t>
+        <w:t>40</w:t>
       </w:r>
     </w:p>
     <w:p>
@@ -2177,7 +2177,7 @@
         </w:rPr>
         <w:t>5.2 Layered Architecture and Component Decomposition</w:t>
         <w:tab/>
-        <w:t>42</w:t>
+        <w:t>41</w:t>
       </w:r>
     </w:p>
     <w:p>
@@ -2197,7 +2197,7 @@
         </w:rPr>
         <w:t>5.3 Trust Evaluation and Architectural Boundaries</w:t>
         <w:tab/>
-        <w:t>44</w:t>
+        <w:t>43</w:t>
       </w:r>
     </w:p>
     <w:p>
@@ -2217,7 +2217,7 @@
         </w:rPr>
         <w:t>5.4 MVC Architecture and the Research Objectives</w:t>
         <w:tab/>
-        <w:t>46</w:t>
+        <w:t>45</w:t>
       </w:r>
     </w:p>
     <w:p>
@@ -2237,7 +2237,7 @@
         </w:rPr>
         <w:t>5.5 Trust-Centric Consent Model</w:t>
         <w:tab/>
-        <w:t>48</w:t>
+        <w:t>47</w:t>
       </w:r>
     </w:p>
     <w:p>
@@ -2257,7 +2257,7 @@
         </w:rPr>
         <w:t>5.5.1 Consent Creation Workflow</w:t>
         <w:tab/>
-        <w:t>48</w:t>
+        <w:t>47</w:t>
       </w:r>
     </w:p>
     <w:p>
@@ -2277,7 +2277,7 @@
         </w:rPr>
         <w:t>5.5.2 Structure of the Consent Object</w:t>
         <w:tab/>
-        <w:t>49</w:t>
+        <w:t>48</w:t>
       </w:r>
     </w:p>
     <w:p>
@@ -2297,7 +2297,7 @@
         </w:rPr>
         <w:t>5.5.3 Trust-Aware Consent Creation Procedure and Algorithm</w:t>
         <w:tab/>
-        <w:t>50</w:t>
+        <w:t>49</w:t>
       </w:r>
     </w:p>
     <w:p>
@@ -2317,7 +2317,7 @@
         </w:rPr>
         <w:t>5.6 Prototype Implementation</w:t>
         <w:tab/>
-        <w:t>52</w:t>
+        <w:t>51</w:t>
       </w:r>
     </w:p>
     <w:p>
@@ -2337,7 +2337,7 @@
         </w:rPr>
         <w:t>5.6.1 Aims of Engineering the Prototype System</w:t>
         <w:tab/>
-        <w:t>52</w:t>
+        <w:t>51</w:t>
       </w:r>
     </w:p>
     <w:p>
@@ -2357,7 +2357,7 @@
         </w:rPr>
         <w:t>5.7 Datasets Used for Validation</w:t>
         <w:tab/>
-        <w:t>53</w:t>
+        <w:t>52</w:t>
       </w:r>
     </w:p>
     <w:p>
@@ -2377,7 +2377,7 @@
         </w:rPr>
         <w:t>5.8 Steps in the Working of the Prototype System for Consent Creation</w:t>
         <w:tab/>
-        <w:t>53</w:t>
+        <w:t>52</w:t>
       </w:r>
     </w:p>
     <w:p>
@@ -2397,7 +2397,7 @@
         </w:rPr>
         <w:t>5.8.1 Steps in the patient interface</w:t>
         <w:tab/>
-        <w:t>54</w:t>
+        <w:t>53</w:t>
       </w:r>
     </w:p>
     <w:p>
@@ -2417,7 +2417,7 @@
         </w:rPr>
         <w:t>5.8.2 Steps in the service layer</w:t>
         <w:tab/>
-        <w:t>54</w:t>
+        <w:t>53</w:t>
       </w:r>
     </w:p>
     <w:p>
@@ -2437,7 +2437,7 @@
         </w:rPr>
         <w:t>5.9 Prototype Evaluation and Discussion</w:t>
         <w:tab/>
-        <w:t>55</w:t>
+        <w:t>54</w:t>
       </w:r>
     </w:p>
     <w:p>
@@ -2457,7 +2457,7 @@
         </w:rPr>
         <w:t>5.9.1 Validation of Consent Creation</w:t>
         <w:tab/>
-        <w:t>55</w:t>
+        <w:t>54</w:t>
       </w:r>
     </w:p>
     <w:p>
@@ -2477,7 +2477,7 @@
         </w:rPr>
         <w:t>5.9.2 Evaluation of the Architecture against the Security Properties</w:t>
         <w:tab/>
-        <w:t>57</w:t>
+        <w:t>56</w:t>
       </w:r>
     </w:p>
     <w:p>
@@ -2497,7 +2497,7 @@
         </w:rPr>
         <w:t>5.9.3 Discussion</w:t>
         <w:tab/>
-        <w:t>58</w:t>
+        <w:t>57</w:t>
       </w:r>
     </w:p>
     <w:p>
@@ -2517,7 +2517,7 @@
         </w:rPr>
         <w:t>5.10 Conclusion</w:t>
         <w:tab/>
-        <w:t>58</w:t>
+        <w:t>57</w:t>
       </w:r>
     </w:p>
     <w:p>
@@ -2615,7 +2615,7 @@
         </w:rPr>
         <w:t>4.1 The Design Science Research process of this thesis, with the output of each stage, adapted from Peffers et al. (2007).</w:t>
         <w:tab/>
-        <w:t>35</w:t>
+        <w:t>34</w:t>
       </w:r>
     </w:p>
     <w:p>
@@ -2635,7 +2635,7 @@
         </w:rPr>
         <w:t>4.2 End-to-end workflow of the trust-oriented consent authorisation framework.</w:t>
         <w:tab/>
-        <w:t>36</w:t>
+        <w:t>35</w:t>
       </w:r>
     </w:p>
     <w:p>
@@ -2655,7 +2655,7 @@
         </w:rPr>
         <w:t>5.1 Layered MVC architecture and component decomposition of the HALAH framework.</w:t>
         <w:tab/>
-        <w:t>42</w:t>
+        <w:t>41</w:t>
       </w:r>
     </w:p>
     <w:p>
@@ -2675,7 +2675,7 @@
         </w:rPr>
         <w:t>5.2 Functional decomposition of the MVC components.</w:t>
         <w:tab/>
-        <w:t>43</w:t>
+        <w:t>42</w:t>
       </w:r>
     </w:p>
     <w:p>
@@ -2695,7 +2695,7 @@
         </w:rPr>
         <w:t>5.3 Trust predicate evaluation and authorisation decision flow.</w:t>
         <w:tab/>
-        <w:t>45</w:t>
+        <w:t>44</w:t>
       </w:r>
     </w:p>
     <w:p>
@@ -2715,7 +2715,7 @@
         </w:rPr>
         <w:t>5.4 The four gates that an access request passes before data are released.</w:t>
         <w:tab/>
-        <w:t>46</w:t>
+        <w:t>45</w:t>
       </w:r>
     </w:p>
     <w:p>
@@ -2735,7 +2735,7 @@
         </w:rPr>
         <w:t>5.5 RO1 workflow for trust-centric consent creation.</w:t>
         <w:tab/>
-        <w:t>49</w:t>
+        <w:t>48</w:t>
       </w:r>
     </w:p>
     <w:p>
@@ -2755,7 +2755,7 @@
         </w:rPr>
         <w:t>5.6 Six-component consent model C = (I, A, P, T, L, E).</w:t>
         <w:tab/>
-        <w:t>50</w:t>
+        <w:t>49</w:t>
       </w:r>
     </w:p>
     <w:p>
@@ -2775,7 +2775,7 @@
         </w:rPr>
         <w:t>5.7 The patient interface of the HALAH prototype after a consent has been created.</w:t>
         <w:tab/>
-        <w:t>54</w:t>
+        <w:t>53</w:t>
       </w:r>
     </w:p>
     <w:p>
@@ -2795,7 +2795,7 @@
         </w:rPr>
         <w:t>5.8 A specification that names the same guardian twice is rejected by Algorithm 1 before any consent is stored.</w:t>
         <w:tab/>
-        <w:t>56</w:t>
+        <w:t>55</w:t>
       </w:r>
     </w:p>
     <w:p>
@@ -2891,7 +2891,7 @@
           <w:b w:val="0"/>
           <w:sz w:val="22"/>
         </w:rPr>
-        <w:t>2.3 Quality assessment items and inclusion rule</w:t>
+        <w:t>2.3 Quality assessment questions QA1 to QA6</w:t>
         <w:tab/>
         <w:t>13</w:t>
       </w:r>
@@ -2973,7 +2973,7 @@
         </w:rPr>
         <w:t>2.7 Descriptions, issues and limitations of the studies on multi-party authorisation</w:t>
         <w:tab/>
-        <w:t>18</w:t>
+        <w:t>17</w:t>
       </w:r>
     </w:p>
     <w:p>
@@ -3013,7 +3013,7 @@
         </w:rPr>
         <w:t>2.9 Descriptions, issues and limitations of the studies on temporal validity and lifecycle</w:t>
         <w:tab/>
-        <w:t>20</w:t>
+        <w:t>19</w:t>
       </w:r>
     </w:p>
     <w:p>
@@ -3033,7 +3033,7 @@
         </w:rPr>
         <w:t>2.10 Descriptions, issues and limitations of the studies on security assurance</w:t>
         <w:tab/>
-        <w:t>21</w:t>
+        <w:t>20</w:t>
       </w:r>
     </w:p>
     <w:p>
@@ -3053,7 +3053,7 @@
         </w:rPr>
         <w:t>2.11 Comparison of the included studies against the key requirements</w:t>
         <w:tab/>
-        <w:t>23</w:t>
+        <w:t>22</w:t>
       </w:r>
     </w:p>
     <w:p>
@@ -3073,7 +3073,7 @@
         </w:rPr>
         <w:t>3.1 Research questions, research objectives, and the status of each objective</w:t>
         <w:tab/>
-        <w:t>33</w:t>
+        <w:t>32</w:t>
       </w:r>
     </w:p>
     <w:p>
@@ -3093,7 +3093,7 @@
         </w:rPr>
         <w:t>5.1 Mapping between research objectives and MVC components</w:t>
         <w:tab/>
-        <w:t>47</w:t>
+        <w:t>46</w:t>
       </w:r>
     </w:p>
     <w:p>
@@ -3113,7 +3113,7 @@
         </w:rPr>
         <w:t>5.2 Traditional EHR access control compared with the HALAH framework</w:t>
         <w:tab/>
-        <w:t>47</w:t>
+        <w:t>46</w:t>
       </w:r>
     </w:p>
     <w:p>
@@ -3133,7 +3133,7 @@
         </w:rPr>
         <w:t>5.3 Synthea tables loaded by the prototype and the consent module supplied by each</w:t>
         <w:tab/>
-        <w:t>53</w:t>
+        <w:t>52</w:t>
       </w:r>
     </w:p>
     <w:p>
@@ -3153,7 +3153,7 @@
         </w:rPr>
         <w:t>5.4 Validation results of the prototype for consent creation</w:t>
         <w:tab/>
-        <w:t>56</w:t>
+        <w:t>55</w:t>
       </w:r>
     </w:p>
     <w:p>
@@ -3173,7 +3173,7 @@
         </w:rPr>
         <w:t>5.5 Security properties supported by the proposed MVC-based consent architecture</w:t>
         <w:tab/>
-        <w:t>57</w:t>
+        <w:t>56</w:t>
       </w:r>
     </w:p>
     <w:p>
@@ -3307,7 +3307,8 @@
       <w:r/>
       <w:r>
         <w:rPr>
-          <w:vanish/>
+          <w:color w:val="FFFFFF"/>
+          <w:sz w:val="2"/>
         </w:rPr>
         <w:t xml:space="preserve">1. </w:t>
       </w:r>
@@ -3804,7 +3805,8 @@
       <w:r/>
       <w:r>
         <w:rPr>
-          <w:vanish/>
+          <w:color w:val="FFFFFF"/>
+          <w:sz w:val="2"/>
         </w:rPr>
         <w:t xml:space="preserve">2. </w:t>
       </w:r>
@@ -4022,7 +4024,7 @@
     <w:p>
       <w:pPr/>
       <w:r>
-        <w:t>Step 3: Quality evaluation. Each of the full-text studies is reviewed against the quality evaluation questions.</w:t>
+        <w:t>Step 3: Quality evaluation. Each of the full-text studies is reviewed against the six quality evaluation questions, QA1 to QA6, one for each key requirement.</w:t>
       </w:r>
     </w:p>
     <w:p>
@@ -6198,7 +6200,7 @@
     <w:p>
       <w:pPr/>
       <w:r>
-        <w:t>The 39 full-text studies were retrieved and evaluated against six quality evaluation questions, QA1 to QA6, listed in Table 2.3. QA1 to QA4 were used for inclusion, and QA5 and QA6 were used to grade the evidence tier of each included study. Each question was answered Yes or No, and a study was included when it answered Yes to at least three of QA1 to QA4. Each included study was then coded Yes or No against each of the six requirements, Req 1 to Req 6, with a page reference for every Yes. A study is core if its gap-impact verdict is contradicts, weakens or narrows, or if it provides a multi-party approval mechanism. Of the 25 included studies, S1 to S25, 23 are core studies and 2 are supporting studies (Albalwy, Brass &amp; Davies 2021; Li et al. 2026a).</w:t>
+        <w:t>The 39 full-text studies were retrieved and evaluated against six quality evaluation questions, QA1 to QA6, listed in Table 2.3, one for each key requirement of Section 2.2. Quality inclusion uses QA1 to QA4: each question was answered Yes or No, and a study was included when it answered Yes to at least three of them. QA5 and QA6 were answered for every included study but were not used for inclusion. Each included study was then coded Yes or No against each of the six requirements, Req 1 to Req 6, with a page reference for every Yes. A study is core if its gap-impact verdict is contradicts, weakens or narrows, or if it provides a multi-party approval mechanism. Of the 25 included studies, S1 to S25, 23 are core studies and 2 are supporting studies (Albalwy, Brass &amp; Davies 2021; Li et al. 2026a).</w:t>
       </w:r>
     </w:p>
     <w:p>
@@ -6230,7 +6232,7 @@
           <w:sz w:val="20"/>
           <w:szCs w:val="18"/>
         </w:rPr>
-        <w:t>Quality assessment items and inclusion rule</w:t>
+        <w:t>Quality assessment questions QA1 to QA6</w:t>
       </w:r>
     </w:p>
     <w:tbl>
@@ -6245,6 +6247,7 @@
           <w:insideH w:val="nil"/>
           <w:insideV w:val="nil"/>
         </w:tblBorders>
+        <w:tblLayout w:type="fixed"/>
         <w:tblCellMar>
           <w:left w:w="10" w:type="dxa"/>
           <w:right w:w="10" w:type="dxa"/>
@@ -6252,9 +6255,8 @@
         <w:tblLook w:val="0000" w:firstRow="0" w:lastRow="0" w:firstColumn="0" w:lastColumn="0" w:noHBand="0" w:noVBand="0"/>
       </w:tblPr>
       <w:tblGrid>
-        <w:gridCol w:w="1300"/>
-        <w:gridCol w:w="5428"/>
-        <w:gridCol w:w="2400"/>
+        <w:gridCol w:w="1134"/>
+        <w:gridCol w:w="7370"/>
       </w:tblGrid>
       <w:tr>
         <w:trPr>
@@ -6263,7 +6265,7 @@
         </w:trPr>
         <w:tc>
           <w:tcPr>
-            <w:tcW w:w="1300" w:type="dxa"/>
+            <w:tcW w:w="1134" w:type="dxa"/>
             <w:tcBorders>
               <w:top w:val="nil"/>
               <w:left w:val="nil"/>
@@ -6304,7 +6306,7 @@
         </w:tc>
         <w:tc>
           <w:tcPr>
-            <w:tcW w:w="5428" w:type="dxa"/>
+            <w:tcW w:w="7370" w:type="dxa"/>
             <w:tcBorders>
               <w:top w:val="nil"/>
               <w:left w:val="nil"/>
@@ -6339,48 +6341,7 @@
                 <w:sz w:val="19"/>
                 <w:szCs w:val="20"/>
               </w:rPr>
-              <w:t>Question</w:t>
-            </w:r>
-          </w:p>
-        </w:tc>
-        <w:tc>
-          <w:tcPr>
-            <w:tcW w:w="2400" w:type="dxa"/>
-            <w:tcBorders>
-              <w:top w:val="nil"/>
-              <w:left w:val="nil"/>
-              <w:bottom w:val="single" w:sz="6" w:color="000000" w:space="0"/>
-              <w:right w:val="nil"/>
-              <w:insideH w:val="nil"/>
-              <w:insideV w:val="nil"/>
-            </w:tcBorders>
-            <w:tcMar>
-              <w:top w:w="40" w:type="dxa"/>
-              <w:left w:w="80" w:type="dxa"/>
-              <w:bottom w:w="40" w:type="dxa"/>
-              <w:right w:w="80" w:type="dxa"/>
-            </w:tcMar>
-          </w:tcPr>
-          <w:p>
-            <w:pPr>
-              <w:keepNext/>
-              <w:spacing w:after="40" w:line="240" w:lineRule="auto"/>
-              <w:jc w:val="left"/>
-              <w:rPr>
-                <w:sz w:val="20"/>
-                <w:szCs w:val="20"/>
-              </w:rPr>
-            </w:pPr>
-            <w:r>
-              <w:rPr>
-                <w:rFonts w:ascii="Palatino Linotype" w:hAnsi="Palatino Linotype" w:cs="Palatino Linotype"/>
-                <w:b/>
-                <w:bCs/>
-                <w:color w:val="000000"/>
-                <w:sz w:val="19"/>
-                <w:szCs w:val="20"/>
-              </w:rPr>
-              <w:t>Used for</w:t>
+              <w:t xml:space="preserve">Question</w:t>
             </w:r>
           </w:p>
         </w:tc>
@@ -6391,7 +6352,7 @@
         </w:trPr>
         <w:tc>
           <w:tcPr>
-            <w:tcW w:w="1300" w:type="dxa"/>
+            <w:tcW w:w="1134" w:type="dxa"/>
             <w:tcBorders>
               <w:top w:val="nil"/>
               <w:left w:val="nil"/>
@@ -6429,7 +6390,7 @@
         </w:tc>
         <w:tc>
           <w:tcPr>
-            <w:tcW w:w="5428" w:type="dxa"/>
+            <w:tcW w:w="7370" w:type="dxa"/>
             <w:tcBorders>
               <w:top w:val="nil"/>
               <w:left w:val="nil"/>
@@ -6462,44 +6423,6 @@
                 <w:szCs w:val="20"/>
               </w:rPr>
               <w:t xml:space="preserve">Does the study define a consent model covering identity, authority, policy, and evidence?</w:t>
-            </w:r>
-          </w:p>
-        </w:tc>
-        <w:tc>
-          <w:tcPr>
-            <w:tcW w:w="2400" w:type="dxa"/>
-            <w:tcBorders>
-              <w:top w:val="nil"/>
-              <w:left w:val="nil"/>
-              <w:bottom w:val="nil"/>
-              <w:right w:val="nil"/>
-              <w:insideH w:val="nil"/>
-              <w:insideV w:val="nil"/>
-            </w:tcBorders>
-            <w:tcMar>
-              <w:top w:w="40" w:type="dxa"/>
-              <w:left w:w="80" w:type="dxa"/>
-              <w:bottom w:w="40" w:type="dxa"/>
-              <w:right w:w="80" w:type="dxa"/>
-            </w:tcMar>
-          </w:tcPr>
-          <w:p>
-            <w:pPr>
-              <w:spacing w:after="40" w:line="240" w:lineRule="auto"/>
-              <w:jc w:val="left"/>
-              <w:rPr>
-                <w:sz w:val="20"/>
-                <w:szCs w:val="20"/>
-              </w:rPr>
-            </w:pPr>
-            <w:r>
-              <w:rPr>
-                <w:rFonts w:ascii="Palatino Linotype" w:hAnsi="Palatino Linotype" w:cs="Palatino Linotype"/>
-                <w:color w:val="000000"/>
-                <w:sz w:val="19"/>
-                <w:szCs w:val="20"/>
-              </w:rPr>
-              <w:t xml:space="preserve">Inclusion</w:t>
             </w:r>
           </w:p>
         </w:tc>
@@ -6510,7 +6433,7 @@
         </w:trPr>
         <w:tc>
           <w:tcPr>
-            <w:tcW w:w="1300" w:type="dxa"/>
+            <w:tcW w:w="1134" w:type="dxa"/>
             <w:tcBorders>
               <w:top w:val="nil"/>
               <w:left w:val="nil"/>
@@ -6548,7 +6471,7 @@
         </w:tc>
         <w:tc>
           <w:tcPr>
-            <w:tcW w:w="5428" w:type="dxa"/>
+            <w:tcW w:w="7370" w:type="dxa"/>
             <w:tcBorders>
               <w:top w:val="nil"/>
               <w:left w:val="nil"/>
@@ -6581,44 +6504,6 @@
                 <w:szCs w:val="20"/>
               </w:rPr>
               <w:t xml:space="preserve">Does the study verify participant identities and their authorisation authority?</w:t>
-            </w:r>
-          </w:p>
-        </w:tc>
-        <w:tc>
-          <w:tcPr>
-            <w:tcW w:w="2400" w:type="dxa"/>
-            <w:tcBorders>
-              <w:top w:val="nil"/>
-              <w:left w:val="nil"/>
-              <w:bottom w:val="nil"/>
-              <w:right w:val="nil"/>
-              <w:insideH w:val="nil"/>
-              <w:insideV w:val="nil"/>
-            </w:tcBorders>
-            <w:tcMar>
-              <w:top w:w="40" w:type="dxa"/>
-              <w:left w:w="80" w:type="dxa"/>
-              <w:bottom w:w="40" w:type="dxa"/>
-              <w:right w:w="80" w:type="dxa"/>
-            </w:tcMar>
-          </w:tcPr>
-          <w:p>
-            <w:pPr>
-              <w:spacing w:after="40" w:line="240" w:lineRule="auto"/>
-              <w:jc w:val="left"/>
-              <w:rPr>
-                <w:sz w:val="20"/>
-                <w:szCs w:val="20"/>
-              </w:rPr>
-            </w:pPr>
-            <w:r>
-              <w:rPr>
-                <w:rFonts w:ascii="Palatino Linotype" w:hAnsi="Palatino Linotype" w:cs="Palatino Linotype"/>
-                <w:color w:val="000000"/>
-                <w:sz w:val="19"/>
-                <w:szCs w:val="20"/>
-              </w:rPr>
-              <w:t xml:space="preserve">Inclusion</w:t>
             </w:r>
           </w:p>
         </w:tc>
@@ -6629,7 +6514,7 @@
         </w:trPr>
         <w:tc>
           <w:tcPr>
-            <w:tcW w:w="1300" w:type="dxa"/>
+            <w:tcW w:w="1134" w:type="dxa"/>
             <w:tcBorders>
               <w:top w:val="nil"/>
               <w:left w:val="nil"/>
@@ -6667,7 +6552,7 @@
         </w:tc>
         <w:tc>
           <w:tcPr>
-            <w:tcW w:w="5428" w:type="dxa"/>
+            <w:tcW w:w="7370" w:type="dxa"/>
             <w:tcBorders>
               <w:top w:val="nil"/>
               <w:left w:val="nil"/>
@@ -6700,44 +6585,6 @@
                 <w:szCs w:val="20"/>
               </w:rPr>
               <w:t xml:space="preserve">Does the study support consent decisions requiring approval from multiple authorised participants?</w:t>
-            </w:r>
-          </w:p>
-        </w:tc>
-        <w:tc>
-          <w:tcPr>
-            <w:tcW w:w="2400" w:type="dxa"/>
-            <w:tcBorders>
-              <w:top w:val="nil"/>
-              <w:left w:val="nil"/>
-              <w:bottom w:val="nil"/>
-              <w:right w:val="nil"/>
-              <w:insideH w:val="nil"/>
-              <w:insideV w:val="nil"/>
-            </w:tcBorders>
-            <w:tcMar>
-              <w:top w:w="40" w:type="dxa"/>
-              <w:left w:w="80" w:type="dxa"/>
-              <w:bottom w:w="40" w:type="dxa"/>
-              <w:right w:w="80" w:type="dxa"/>
-            </w:tcMar>
-          </w:tcPr>
-          <w:p>
-            <w:pPr>
-              <w:spacing w:after="40" w:line="240" w:lineRule="auto"/>
-              <w:jc w:val="left"/>
-              <w:rPr>
-                <w:sz w:val="20"/>
-                <w:szCs w:val="20"/>
-              </w:rPr>
-            </w:pPr>
-            <w:r>
-              <w:rPr>
-                <w:rFonts w:ascii="Palatino Linotype" w:hAnsi="Palatino Linotype" w:cs="Palatino Linotype"/>
-                <w:color w:val="000000"/>
-                <w:sz w:val="19"/>
-                <w:szCs w:val="20"/>
-              </w:rPr>
-              <w:t xml:space="preserve">Inclusion</w:t>
             </w:r>
           </w:p>
         </w:tc>
@@ -6748,7 +6595,7 @@
         </w:trPr>
         <w:tc>
           <w:tcPr>
-            <w:tcW w:w="1300" w:type="dxa"/>
+            <w:tcW w:w="1134" w:type="dxa"/>
             <w:tcBorders>
               <w:top w:val="nil"/>
               <w:left w:val="nil"/>
@@ -6786,7 +6633,7 @@
         </w:tc>
         <w:tc>
           <w:tcPr>
-            <w:tcW w:w="5428" w:type="dxa"/>
+            <w:tcW w:w="7370" w:type="dxa"/>
             <w:tcBorders>
               <w:top w:val="nil"/>
               <w:left w:val="nil"/>
@@ -6819,44 +6666,6 @@
                 <w:szCs w:val="20"/>
               </w:rPr>
               <w:t xml:space="preserve">Does the study enforce purpose, data scope, and approval rules before allowing access?</w:t>
-            </w:r>
-          </w:p>
-        </w:tc>
-        <w:tc>
-          <w:tcPr>
-            <w:tcW w:w="2400" w:type="dxa"/>
-            <w:tcBorders>
-              <w:top w:val="nil"/>
-              <w:left w:val="nil"/>
-              <w:bottom w:val="nil"/>
-              <w:right w:val="nil"/>
-              <w:insideH w:val="nil"/>
-              <w:insideV w:val="nil"/>
-            </w:tcBorders>
-            <w:tcMar>
-              <w:top w:w="40" w:type="dxa"/>
-              <w:left w:w="80" w:type="dxa"/>
-              <w:bottom w:w="40" w:type="dxa"/>
-              <w:right w:w="80" w:type="dxa"/>
-            </w:tcMar>
-          </w:tcPr>
-          <w:p>
-            <w:pPr>
-              <w:spacing w:after="40" w:line="240" w:lineRule="auto"/>
-              <w:jc w:val="left"/>
-              <w:rPr>
-                <w:sz w:val="20"/>
-                <w:szCs w:val="20"/>
-              </w:rPr>
-            </w:pPr>
-            <w:r>
-              <w:rPr>
-                <w:rFonts w:ascii="Palatino Linotype" w:hAnsi="Palatino Linotype" w:cs="Palatino Linotype"/>
-                <w:color w:val="000000"/>
-                <w:sz w:val="19"/>
-                <w:szCs w:val="20"/>
-              </w:rPr>
-              <w:t xml:space="preserve">Inclusion</w:t>
             </w:r>
           </w:p>
         </w:tc>
@@ -6867,7 +6676,7 @@
         </w:trPr>
         <w:tc>
           <w:tcPr>
-            <w:tcW w:w="1300" w:type="dxa"/>
+            <w:tcW w:w="1134" w:type="dxa"/>
             <w:tcBorders>
               <w:top w:val="nil"/>
               <w:left w:val="nil"/>
@@ -6905,7 +6714,7 @@
         </w:tc>
         <w:tc>
           <w:tcPr>
-            <w:tcW w:w="5428" w:type="dxa"/>
+            <w:tcW w:w="7370" w:type="dxa"/>
             <w:tcBorders>
               <w:top w:val="nil"/>
               <w:left w:val="nil"/>
@@ -6938,44 +6747,6 @@
                 <w:szCs w:val="20"/>
               </w:rPr>
               <w:t xml:space="preserve">Does the study manage consent validity, expiry, and revocation?</w:t>
-            </w:r>
-          </w:p>
-        </w:tc>
-        <w:tc>
-          <w:tcPr>
-            <w:tcW w:w="2400" w:type="dxa"/>
-            <w:tcBorders>
-              <w:top w:val="nil"/>
-              <w:left w:val="nil"/>
-              <w:bottom w:val="nil"/>
-              <w:right w:val="nil"/>
-              <w:insideH w:val="nil"/>
-              <w:insideV w:val="nil"/>
-            </w:tcBorders>
-            <w:tcMar>
-              <w:top w:w="40" w:type="dxa"/>
-              <w:left w:w="80" w:type="dxa"/>
-              <w:bottom w:w="40" w:type="dxa"/>
-              <w:right w:w="80" w:type="dxa"/>
-            </w:tcMar>
-          </w:tcPr>
-          <w:p>
-            <w:pPr>
-              <w:spacing w:after="40" w:line="240" w:lineRule="auto"/>
-              <w:jc w:val="left"/>
-              <w:rPr>
-                <w:sz w:val="20"/>
-                <w:szCs w:val="20"/>
-              </w:rPr>
-            </w:pPr>
-            <w:r>
-              <w:rPr>
-                <w:rFonts w:ascii="Palatino Linotype" w:hAnsi="Palatino Linotype" w:cs="Palatino Linotype"/>
-                <w:color w:val="000000"/>
-                <w:sz w:val="19"/>
-                <w:szCs w:val="20"/>
-              </w:rPr>
-              <w:t xml:space="preserve">Evidence tier only (A, B, C, Background), not inclusion</w:t>
             </w:r>
           </w:p>
         </w:tc>
@@ -6986,7 +6757,7 @@
         </w:trPr>
         <w:tc>
           <w:tcPr>
-            <w:tcW w:w="1300" w:type="dxa"/>
+            <w:tcW w:w="1134" w:type="dxa"/>
             <w:tcBorders>
               <w:top w:val="nil"/>
               <w:left w:val="nil"/>
@@ -7024,7 +6795,7 @@
         </w:tc>
         <w:tc>
           <w:tcPr>
-            <w:tcW w:w="5428" w:type="dxa"/>
+            <w:tcW w:w="7370" w:type="dxa"/>
             <w:tcBorders>
               <w:top w:val="nil"/>
               <w:left w:val="nil"/>
@@ -7057,282 +6828,6 @@
                 <w:szCs w:val="20"/>
               </w:rPr>
               <w:t xml:space="preserve">Does the study validate security and access decisions through formal analysis or implementation testing?</w:t>
-            </w:r>
-          </w:p>
-        </w:tc>
-        <w:tc>
-          <w:tcPr>
-            <w:tcW w:w="2400" w:type="dxa"/>
-            <w:tcBorders>
-              <w:top w:val="nil"/>
-              <w:left w:val="nil"/>
-              <w:bottom w:val="nil"/>
-              <w:right w:val="nil"/>
-              <w:insideH w:val="nil"/>
-              <w:insideV w:val="nil"/>
-            </w:tcBorders>
-            <w:tcMar>
-              <w:top w:w="40" w:type="dxa"/>
-              <w:left w:w="80" w:type="dxa"/>
-              <w:bottom w:w="40" w:type="dxa"/>
-              <w:right w:w="80" w:type="dxa"/>
-            </w:tcMar>
-          </w:tcPr>
-          <w:p>
-            <w:pPr>
-              <w:spacing w:after="40" w:line="240" w:lineRule="auto"/>
-              <w:jc w:val="left"/>
-              <w:rPr>
-                <w:sz w:val="20"/>
-                <w:szCs w:val="20"/>
-              </w:rPr>
-            </w:pPr>
-            <w:r>
-              <w:rPr>
-                <w:rFonts w:ascii="Palatino Linotype" w:hAnsi="Palatino Linotype" w:cs="Palatino Linotype"/>
-                <w:color w:val="000000"/>
-                <w:sz w:val="19"/>
-                <w:szCs w:val="20"/>
-              </w:rPr>
-              <w:t xml:space="preserve">Evidence tier only (A, B, C, Background), not inclusion</w:t>
-            </w:r>
-          </w:p>
-        </w:tc>
-      </w:tr>
-      <w:tr>
-        <w:trPr>
-          <w:cantSplit/>
-        </w:trPr>
-        <w:tc>
-          <w:tcPr>
-            <w:tcW w:w="1300" w:type="dxa"/>
-            <w:tcBorders>
-              <w:top w:val="nil"/>
-              <w:left w:val="nil"/>
-              <w:bottom w:val="nil"/>
-              <w:right w:val="nil"/>
-              <w:insideH w:val="nil"/>
-              <w:insideV w:val="nil"/>
-            </w:tcBorders>
-            <w:tcMar>
-              <w:top w:w="40" w:type="dxa"/>
-              <w:left w:w="80" w:type="dxa"/>
-              <w:bottom w:w="40" w:type="dxa"/>
-              <w:right w:w="80" w:type="dxa"/>
-            </w:tcMar>
-          </w:tcPr>
-          <w:p>
-            <w:pPr>
-              <w:spacing w:after="40" w:line="240" w:lineRule="auto"/>
-              <w:jc w:val="left"/>
-              <w:rPr>
-                <w:sz w:val="20"/>
-                <w:szCs w:val="20"/>
-              </w:rPr>
-            </w:pPr>
-            <w:r>
-              <w:rPr>
-                <w:rFonts w:ascii="Palatino Linotype" w:hAnsi="Palatino Linotype" w:cs="Palatino Linotype"/>
-                <w:color w:val="000000"/>
-                <w:sz w:val="19"/>
-                <w:szCs w:val="20"/>
-              </w:rPr>
-              <w:t xml:space="preserve">Scoring</w:t>
-            </w:r>
-          </w:p>
-        </w:tc>
-        <w:tc>
-          <w:tcPr>
-            <w:tcW w:w="5428" w:type="dxa"/>
-            <w:tcBorders>
-              <w:top w:val="nil"/>
-              <w:left w:val="nil"/>
-              <w:bottom w:val="nil"/>
-              <w:right w:val="nil"/>
-              <w:insideH w:val="nil"/>
-              <w:insideV w:val="nil"/>
-            </w:tcBorders>
-            <w:tcMar>
-              <w:top w:w="40" w:type="dxa"/>
-              <w:left w:w="80" w:type="dxa"/>
-              <w:bottom w:w="40" w:type="dxa"/>
-              <w:right w:w="80" w:type="dxa"/>
-            </w:tcMar>
-          </w:tcPr>
-          <w:p>
-            <w:pPr>
-              <w:spacing w:after="40" w:line="240" w:lineRule="auto"/>
-              <w:jc w:val="left"/>
-              <w:rPr>
-                <w:sz w:val="20"/>
-                <w:szCs w:val="20"/>
-              </w:rPr>
-            </w:pPr>
-            <w:r>
-              <w:rPr>
-                <w:rFonts w:ascii="Palatino Linotype" w:hAnsi="Palatino Linotype" w:cs="Palatino Linotype"/>
-                <w:color w:val="000000"/>
-                <w:sz w:val="19"/>
-                <w:szCs w:val="20"/>
-              </w:rPr>
-              <w:t xml:space="preserve">Yes = 1, No = 0.</w:t>
-            </w:r>
-          </w:p>
-        </w:tc>
-        <w:tc>
-          <w:tcPr>
-            <w:tcW w:w="2400" w:type="dxa"/>
-            <w:tcBorders>
-              <w:top w:val="nil"/>
-              <w:left w:val="nil"/>
-              <w:bottom w:val="nil"/>
-              <w:right w:val="nil"/>
-              <w:insideH w:val="nil"/>
-              <w:insideV w:val="nil"/>
-            </w:tcBorders>
-            <w:tcMar>
-              <w:top w:w="40" w:type="dxa"/>
-              <w:left w:w="80" w:type="dxa"/>
-              <w:bottom w:w="40" w:type="dxa"/>
-              <w:right w:w="80" w:type="dxa"/>
-            </w:tcMar>
-          </w:tcPr>
-          <w:p>
-            <w:pPr>
-              <w:spacing w:after="40" w:line="240" w:lineRule="auto"/>
-              <w:jc w:val="left"/>
-              <w:rPr>
-                <w:sz w:val="20"/>
-                <w:szCs w:val="20"/>
-              </w:rPr>
-            </w:pPr>
-            <w:r>
-              <w:rPr>
-                <w:rFonts w:ascii="Palatino Linotype" w:hAnsi="Palatino Linotype" w:cs="Palatino Linotype"/>
-                <w:color w:val="000000"/>
-                <w:sz w:val="19"/>
-                <w:szCs w:val="20"/>
-              </w:rPr>
-              <w:t xml:space="preserve">—</w:t>
-            </w:r>
-          </w:p>
-        </w:tc>
-      </w:tr>
-      <w:tr>
-        <w:trPr>
-          <w:cantSplit/>
-        </w:trPr>
-        <w:tc>
-          <w:tcPr>
-            <w:tcW w:w="1300" w:type="dxa"/>
-            <w:tcBorders>
-              <w:top w:val="nil"/>
-              <w:left w:val="nil"/>
-              <w:bottom w:val="nil"/>
-              <w:right w:val="nil"/>
-              <w:insideH w:val="nil"/>
-              <w:insideV w:val="nil"/>
-            </w:tcBorders>
-            <w:tcMar>
-              <w:top w:w="40" w:type="dxa"/>
-              <w:left w:w="80" w:type="dxa"/>
-              <w:bottom w:w="40" w:type="dxa"/>
-              <w:right w:w="80" w:type="dxa"/>
-            </w:tcMar>
-          </w:tcPr>
-          <w:p>
-            <w:pPr>
-              <w:spacing w:after="40" w:line="240" w:lineRule="auto"/>
-              <w:jc w:val="left"/>
-              <w:rPr>
-                <w:sz w:val="20"/>
-                <w:szCs w:val="20"/>
-              </w:rPr>
-            </w:pPr>
-            <w:r>
-              <w:rPr>
-                <w:rFonts w:ascii="Palatino Linotype" w:hAnsi="Palatino Linotype" w:cs="Palatino Linotype"/>
-                <w:color w:val="000000"/>
-                <w:sz w:val="19"/>
-                <w:szCs w:val="20"/>
-              </w:rPr>
-              <w:t xml:space="preserve">Rule</w:t>
-            </w:r>
-          </w:p>
-        </w:tc>
-        <w:tc>
-          <w:tcPr>
-            <w:tcW w:w="5428" w:type="dxa"/>
-            <w:tcBorders>
-              <w:top w:val="nil"/>
-              <w:left w:val="nil"/>
-              <w:bottom w:val="nil"/>
-              <w:right w:val="nil"/>
-              <w:insideH w:val="nil"/>
-              <w:insideV w:val="nil"/>
-            </w:tcBorders>
-            <w:tcMar>
-              <w:top w:w="40" w:type="dxa"/>
-              <w:left w:w="80" w:type="dxa"/>
-              <w:bottom w:w="40" w:type="dxa"/>
-              <w:right w:w="80" w:type="dxa"/>
-            </w:tcMar>
-          </w:tcPr>
-          <w:p>
-            <w:pPr>
-              <w:spacing w:after="40" w:line="240" w:lineRule="auto"/>
-              <w:jc w:val="left"/>
-              <w:rPr>
-                <w:sz w:val="20"/>
-                <w:szCs w:val="20"/>
-              </w:rPr>
-            </w:pPr>
-            <w:r>
-              <w:rPr>
-                <w:rFonts w:ascii="Palatino Linotype" w:hAnsi="Palatino Linotype" w:cs="Palatino Linotype"/>
-                <w:color w:val="000000"/>
-                <w:sz w:val="19"/>
-                <w:szCs w:val="20"/>
-              </w:rPr>
-              <w:t xml:space="preserve">A study is included when QA1 + QA2 + QA3 + QA4 ≥ 3.</w:t>
-            </w:r>
-          </w:p>
-        </w:tc>
-        <w:tc>
-          <w:tcPr>
-            <w:tcW w:w="2400" w:type="dxa"/>
-            <w:tcBorders>
-              <w:top w:val="nil"/>
-              <w:left w:val="nil"/>
-              <w:bottom w:val="nil"/>
-              <w:right w:val="nil"/>
-              <w:insideH w:val="nil"/>
-              <w:insideV w:val="nil"/>
-            </w:tcBorders>
-            <w:tcMar>
-              <w:top w:w="40" w:type="dxa"/>
-              <w:left w:w="80" w:type="dxa"/>
-              <w:bottom w:w="40" w:type="dxa"/>
-              <w:right w:w="80" w:type="dxa"/>
-            </w:tcMar>
-          </w:tcPr>
-          <w:p>
-            <w:pPr>
-              <w:spacing w:after="40" w:line="240" w:lineRule="auto"/>
-              <w:jc w:val="left"/>
-              <w:rPr>
-                <w:sz w:val="20"/>
-                <w:szCs w:val="20"/>
-              </w:rPr>
-            </w:pPr>
-            <w:r>
-              <w:rPr>
-                <w:rFonts w:ascii="Palatino Linotype" w:hAnsi="Palatino Linotype" w:cs="Palatino Linotype"/>
-                <w:color w:val="000000"/>
-                <w:sz w:val="19"/>
-                <w:szCs w:val="20"/>
-              </w:rPr>
-              <w:t xml:space="preserve">—</w:t>
             </w:r>
           </w:p>
         </w:tc>
@@ -29275,7 +28770,8 @@
       <w:r/>
       <w:r>
         <w:rPr>
-          <w:vanish/>
+          <w:color w:val="FFFFFF"/>
+          <w:sz w:val="2"/>
         </w:rPr>
         <w:t xml:space="preserve">3. </w:t>
       </w:r>
@@ -31200,7 +30696,8 @@
       <w:r/>
       <w:r>
         <w:rPr>
-          <w:vanish/>
+          <w:color w:val="FFFFFF"/>
+          <w:sz w:val="2"/>
         </w:rPr>
         <w:t xml:space="preserve">4. </w:t>
       </w:r>
@@ -31995,7 +31492,8 @@
       <w:r/>
       <w:r>
         <w:rPr>
-          <w:vanish/>
+          <w:color w:val="FFFFFF"/>
+          <w:sz w:val="2"/>
         </w:rPr>
         <w:t xml:space="preserve">5. </w:t>
       </w:r>

--- a/docs/Yasir_Thesis_Chapters_1-5.docx
+++ b/docs/Yasir_Thesis_Chapters_1-5.docx
@@ -1317,7 +1317,7 @@
         </w:rPr>
         <w:t>2.4.3 Multi-party authorisation and collaborative consent (Req 3)</w:t>
         <w:tab/>
-        <w:t>17</w:t>
+        <w:t>16</w:t>
       </w:r>
     </w:p>
     <w:p>
@@ -1377,7 +1377,7 @@
         </w:rPr>
         <w:t>2.4.6 Formal security assurance and empirical validation (Req 6)</w:t>
         <w:tab/>
-        <w:t>20</w:t>
+        <w:t>19</w:t>
       </w:r>
     </w:p>
     <w:p>
@@ -1397,7 +1397,7 @@
         </w:rPr>
         <w:t>2.4.7 Research Gaps in the Existing Studies from the Requirement Perspective</w:t>
         <w:tab/>
-        <w:t>21</w:t>
+        <w:t>20</w:t>
       </w:r>
     </w:p>
     <w:p>
@@ -1417,7 +1417,7 @@
         </w:rPr>
         <w:t>2.5 Trust-Oriented Multi-Party Consent Authorisation Framework</w:t>
         <w:tab/>
-        <w:t>25</w:t>
+        <w:t>24</w:t>
       </w:r>
     </w:p>
     <w:p>
@@ -1477,7 +1477,7 @@
         </w:rPr>
         <w:t>2.5.3 Multi-Party Authorisation through a Verifiable Threshold (Req 3)</w:t>
         <w:tab/>
-        <w:t>26</w:t>
+        <w:t>25</w:t>
       </w:r>
     </w:p>
     <w:p>
@@ -1497,7 +1497,7 @@
         </w:rPr>
         <w:t>2.5.4 Policy- and Context-Aware Enforcement at the Time of Access (Req 4)</w:t>
         <w:tab/>
-        <w:t>26</w:t>
+        <w:t>25</w:t>
       </w:r>
     </w:p>
     <w:p>
@@ -1517,7 +1517,7 @@
         </w:rPr>
         <w:t>2.5.5 Temporal Validity and Lifecycle Control of Consent (Req 5)</w:t>
         <w:tab/>
-        <w:t>26</w:t>
+        <w:t>25</w:t>
       </w:r>
     </w:p>
     <w:p>
@@ -1537,7 +1537,7 @@
         </w:rPr>
         <w:t>2.5.6 Verifiable Auditability and Security Assurance (Req 6)</w:t>
         <w:tab/>
-        <w:t>26</w:t>
+        <w:t>25</w:t>
       </w:r>
     </w:p>
     <w:p>
@@ -1557,7 +1557,7 @@
         </w:rPr>
         <w:t>2.6 Conclusion</w:t>
         <w:tab/>
-        <w:t>26</w:t>
+        <w:t>25</w:t>
       </w:r>
     </w:p>
     <w:p>
@@ -2595,7 +2595,7 @@
         </w:rPr>
         <w:t>2.2 Synthesis of the review: the conjunction gap and the assurance gap addressed by the proposed framework, with the number of the 25 analysed studies graded Yes for each requirement in Table 2.11.</w:t>
         <w:tab/>
-        <w:t>24</w:t>
+        <w:t>23</w:t>
       </w:r>
     </w:p>
     <w:p>
@@ -2933,7 +2933,7 @@
         </w:rPr>
         <w:t>2.5 Descriptions, issues and limitations of the studies on consent representation</w:t>
         <w:tab/>
-        <w:t>16</w:t>
+        <w:t>15</w:t>
       </w:r>
     </w:p>
     <w:p>
@@ -2953,7 +2953,7 @@
         </w:rPr>
         <w:t>2.6 Descriptions, issues and limitations of the studies on identity and authority</w:t>
         <w:tab/>
-        <w:t>17</w:t>
+        <w:t>16</w:t>
       </w:r>
     </w:p>
     <w:p>
@@ -2993,7 +2993,7 @@
         </w:rPr>
         <w:t>2.8 Descriptions, issues and limitations of the studies on policy and context</w:t>
         <w:tab/>
-        <w:t>19</w:t>
+        <w:t>18</w:t>
       </w:r>
     </w:p>
     <w:p>
@@ -5136,67 +5136,55 @@
     <w:p>
       <w:pPr/>
       <w:r>
-        <w:t>1. The study concerns healthcare data (IC1).</w:t>
+        <w:t>1. Healthcare data sharing (IC1).</w:t>
       </w:r>
     </w:p>
     <w:p>
       <w:pPr/>
       <w:r>
-        <w:t>2. The study concerns consent, authorisation, access control, trust or governance relevant to data access (IC2).</w:t>
+        <w:t>2. Consent or authorisation relevant to data access (IC2).</w:t>
       </w:r>
     </w:p>
     <w:p>
       <w:pPr/>
       <w:r>
-        <w:t>3. The study presents a mechanism, model, system or evaluation relevant to a review question (IC3).</w:t>
+        <w:t>3. A model, mechanism, system or evaluation that addresses a review question (IC3).</w:t>
       </w:r>
     </w:p>
     <w:p>
       <w:pPr/>
       <w:r>
-        <w:t>4. The study is a peer-reviewed English paper with full text available (IC4 to IC7).</w:t>
+        <w:t>4. Peer-reviewed English paper with full text (IC4 to IC7).</w:t>
       </w:r>
     </w:p>
     <w:p>
       <w:pPr/>
       <w:r>
-        <w:t>5. The study was published between 2020 and 2026.</w:t>
+        <w:t>5. Publication between 2020 and 2026.</w:t>
       </w:r>
     </w:p>
     <w:p>
       <w:pPr/>
       <w:r>
-        <w:t>Exclusion criteria. The records are excluded if:</w:t>
+        <w:t>Exclusion criteria:</w:t>
       </w:r>
     </w:p>
     <w:p>
       <w:pPr/>
       <w:r>
-        <w:t>1. They are outside healthcare or outside the authorisation scope.</w:t>
+        <w:t>1. Outside healthcare or the authorisation scope.</w:t>
       </w:r>
     </w:p>
     <w:p>
       <w:pPr/>
       <w:r>
-        <w:t>2. They treat authentication alone or mention consent only superficially.</w:t>
+        <w:t>2. Authentication alone or a superficial mention of consent.</w:t>
       </w:r>
     </w:p>
     <w:p>
       <w:pPr/>
       <w:r>
-        <w:t>3. They are not peer-reviewed.</w:t>
-      </w:r>
-    </w:p>
-    <w:p>
-      <w:pPr/>
-      <w:r>
-        <w:t>4. They are duplicate publications of the same study.</w:t>
-      </w:r>
-    </w:p>
-    <w:p>
-      <w:pPr/>
-      <w:r>
-        <w:t>5. They are secondary reviews.</w:t>
+        <w:t>3. Non-peer-reviewed work and duplicate publications.</w:t>
       </w:r>
     </w:p>
     <w:p>
@@ -6341,7 +6329,7 @@
                 <w:sz w:val="19"/>
                 <w:szCs w:val="20"/>
               </w:rPr>
-              <w:t xml:space="preserve">Question</w:t>
+              <w:t xml:space="preserve">Inclusion question</w:t>
             </w:r>
           </w:p>
         </w:tc>
@@ -6848,7 +6836,7 @@
     <w:p>
       <w:pPr/>
       <w:r>
-        <w:t>Each of the shortlisted papers was analysed according to its scope, topic and contribution to the review questions. Based on the analysis, each study was placed in one of six streams, one per requirement: consent representation (Req 1), identity and authority (Req 2), multi-party authorisation (Req 3), policy and context (Req 4), temporal and lifecycle (Req 5) and security assurance (Req 6). Table 2.4 lists the 25 primary studies with their year, title and stream. The papers in each stream are summarised in the next section, and their issues and limitations with respect to the key requirements defined in Section 2.2 are discussed.</w:t>
+        <w:t>Each of the shortlisted papers was analysed according to its scope, topic and contribution to the review questions. Based on the analysis, each study was placed in one of six streams, one per requirement: consent representation (Req 1), identity and authority (Req 2), multi-party authorisation (Req 3), policy and context (Req 4), temporal and lifecycle (Req 5) and security assurance (Req 6). Table 2.4 lists the 25 primary studies with their authors, year and title. The papers in each stream are summarised in the next section, and their issues and limitations with respect to the key requirements defined in Section 2.2 are discussed.</w:t>
       </w:r>
     </w:p>
     <w:p>
@@ -6903,11 +6891,9 @@
         <w:tblLook w:val="0000" w:firstRow="0" w:lastRow="0" w:firstColumn="0" w:lastColumn="0" w:noHBand="0" w:noVBand="0"/>
       </w:tblPr>
       <w:tblGrid>
-        <w:gridCol w:w="680"/>
-        <w:gridCol w:w="1814"/>
-        <w:gridCol w:w="680"/>
-        <w:gridCol w:w="3515"/>
-        <w:gridCol w:w="1814"/>
+        <w:gridCol w:w="737"/>
+        <w:gridCol w:w="2268"/>
+        <w:gridCol w:w="5499"/>
       </w:tblGrid>
       <w:tr>
         <w:trPr>
@@ -6916,7 +6902,7 @@
         </w:trPr>
         <w:tc>
           <w:tcPr>
-            <w:tcW w:w="680" w:type="dxa"/>
+            <w:tcW w:w="737" w:type="dxa"/>
             <w:tcBorders>
               <w:top w:val="nil"/>
               <w:left w:val="nil"/>
@@ -6953,7 +6939,7 @@
         </w:tc>
         <w:tc>
           <w:tcPr>
-            <w:tcW w:w="1814" w:type="dxa"/>
+            <w:tcW w:w="2268" w:type="dxa"/>
             <w:tcBorders>
               <w:top w:val="nil"/>
               <w:left w:val="nil"/>
@@ -6984,13 +6970,13 @@
                 <w:sz w:val="19"/>
                 <w:szCs w:val="17"/>
               </w:rPr>
-              <w:t>Author(s)</w:t>
-            </w:r>
-          </w:p>
-        </w:tc>
-        <w:tc>
-          <w:tcPr>
-            <w:tcW w:w="680" w:type="dxa"/>
+              <w:t xml:space="preserve">Authors and year</w:t>
+            </w:r>
+          </w:p>
+        </w:tc>
+        <w:tc>
+          <w:tcPr>
+            <w:tcW w:w="5499" w:type="dxa"/>
             <w:tcBorders>
               <w:top w:val="nil"/>
               <w:left w:val="nil"/>
@@ -7021,17 +7007,22 @@
                 <w:sz w:val="19"/>
                 <w:szCs w:val="17"/>
               </w:rPr>
-              <w:t>Year</w:t>
-            </w:r>
-          </w:p>
-        </w:tc>
-        <w:tc>
-          <w:tcPr>
-            <w:tcW w:w="3515" w:type="dxa"/>
-            <w:tcBorders>
-              <w:top w:val="nil"/>
-              <w:left w:val="nil"/>
-              <w:bottom w:val="single" w:sz="6" w:color="000000" w:space="0"/>
+              <w:t xml:space="preserve">Article title</w:t>
+            </w:r>
+          </w:p>
+        </w:tc>
+      </w:tr>
+      <w:tr>
+        <w:trPr>
+          <w:cantSplit/>
+        </w:trPr>
+        <w:tc>
+          <w:tcPr>
+            <w:tcW w:w="737" w:type="dxa"/>
+            <w:tcBorders>
+              <w:top w:val="nil"/>
+              <w:left w:val="nil"/>
+              <w:bottom w:val="nil"/>
               <w:right w:val="nil"/>
               <w:insideH w:val="nil"/>
               <w:insideV w:val="nil"/>
@@ -7045,30 +7036,27 @@
           </w:tcPr>
           <w:p>
             <w:pPr>
-              <w:keepNext/>
-              <w:spacing w:after="40" w:line="240" w:lineRule="auto"/>
-              <w:jc w:val="left"/>
-            </w:pPr>
-            <w:r>
-              <w:rPr>
-                <w:rFonts w:ascii="Palatino Linotype" w:hAnsi="Palatino Linotype" w:cs="Palatino Linotype"/>
-                <w:b/>
-                <w:bCs/>
+              <w:spacing w:after="40" w:line="240" w:lineRule="auto"/>
+              <w:jc w:val="left"/>
+            </w:pPr>
+            <w:r>
+              <w:rPr>
+                <w:rFonts w:ascii="Palatino Linotype" w:hAnsi="Palatino Linotype" w:cs="Palatino Linotype"/>
                 <w:color w:val="000000"/>
                 <w:sz w:val="19"/>
                 <w:szCs w:val="17"/>
               </w:rPr>
-              <w:t>Title</w:t>
-            </w:r>
-          </w:p>
-        </w:tc>
-        <w:tc>
-          <w:tcPr>
-            <w:tcW w:w="1814" w:type="dxa"/>
-            <w:tcBorders>
-              <w:top w:val="nil"/>
-              <w:left w:val="nil"/>
-              <w:bottom w:val="single" w:sz="6" w:color="000000" w:space="0"/>
+              <w:t>S1</w:t>
+            </w:r>
+          </w:p>
+        </w:tc>
+        <w:tc>
+          <w:tcPr>
+            <w:tcW w:w="2268" w:type="dxa"/>
+            <w:tcBorders>
+              <w:top w:val="nil"/>
+              <w:left w:val="nil"/>
+              <w:bottom w:val="nil"/>
               <w:right w:val="nil"/>
               <w:insideH w:val="nil"/>
               <w:insideV w:val="nil"/>
@@ -7082,31 +7070,23 @@
           </w:tcPr>
           <w:p>
             <w:pPr>
-              <w:keepNext/>
-              <w:spacing w:after="40" w:line="240" w:lineRule="auto"/>
-              <w:jc w:val="left"/>
-            </w:pPr>
-            <w:r>
-              <w:rPr>
-                <w:rFonts w:ascii="Palatino Linotype" w:hAnsi="Palatino Linotype" w:cs="Palatino Linotype"/>
-                <w:b/>
-                <w:bCs/>
+              <w:spacing w:after="40" w:line="240" w:lineRule="auto"/>
+              <w:jc w:val="left"/>
+            </w:pPr>
+            <w:r>
+              <w:rPr>
+                <w:rFonts w:ascii="Palatino Linotype" w:hAnsi="Palatino Linotype" w:cs="Palatino Linotype"/>
                 <w:color w:val="000000"/>
                 <w:sz w:val="19"/>
                 <w:szCs w:val="17"/>
               </w:rPr>
-              <w:t>Category</w:t>
-            </w:r>
-          </w:p>
-        </w:tc>
-      </w:tr>
-      <w:tr>
-        <w:trPr>
-          <w:cantSplit/>
-        </w:trPr>
-        <w:tc>
-          <w:tcPr>
-            <w:tcW w:w="680" w:type="dxa"/>
+              <w:t>Abbasi et al. (2026)</w:t>
+            </w:r>
+          </w:p>
+        </w:tc>
+        <w:tc>
+          <w:tcPr>
+            <w:tcW w:w="5499" w:type="dxa"/>
             <w:tcBorders>
               <w:top w:val="nil"/>
               <w:left w:val="nil"/>
@@ -7134,13 +7114,18 @@
                 <w:sz w:val="19"/>
                 <w:szCs w:val="17"/>
               </w:rPr>
-              <w:t>S1</w:t>
-            </w:r>
-          </w:p>
-        </w:tc>
-        <w:tc>
-          <w:tcPr>
-            <w:tcW w:w="1814" w:type="dxa"/>
+              <w:t>Nexa: Enabling Secure, Scalable, and Decentralized Management of Electronic Health Records Using Threshold Cryptography and Public Blockchains</w:t>
+            </w:r>
+          </w:p>
+        </w:tc>
+      </w:tr>
+      <w:tr>
+        <w:trPr>
+          <w:cantSplit/>
+        </w:trPr>
+        <w:tc>
+          <w:tcPr>
+            <w:tcW w:w="737" w:type="dxa"/>
             <w:tcBorders>
               <w:top w:val="nil"/>
               <w:left w:val="nil"/>
@@ -7168,13 +7153,13 @@
                 <w:sz w:val="19"/>
                 <w:szCs w:val="17"/>
               </w:rPr>
-              <w:t>Abbasi et al. (2026)</w:t>
-            </w:r>
-          </w:p>
-        </w:tc>
-        <w:tc>
-          <w:tcPr>
-            <w:tcW w:w="680" w:type="dxa"/>
+              <w:t>S2</w:t>
+            </w:r>
+          </w:p>
+        </w:tc>
+        <w:tc>
+          <w:tcPr>
+            <w:tcW w:w="2268" w:type="dxa"/>
             <w:tcBorders>
               <w:top w:val="nil"/>
               <w:left w:val="nil"/>
@@ -7202,13 +7187,13 @@
                 <w:sz w:val="19"/>
                 <w:szCs w:val="17"/>
               </w:rPr>
-              <w:t>2026</w:t>
-            </w:r>
-          </w:p>
-        </w:tc>
-        <w:tc>
-          <w:tcPr>
-            <w:tcW w:w="3515" w:type="dxa"/>
+              <w:t xml:space="preserve">Albalwy et al. (2021)</w:t>
+            </w:r>
+          </w:p>
+        </w:tc>
+        <w:tc>
+          <w:tcPr>
+            <w:tcW w:w="5499" w:type="dxa"/>
             <w:tcBorders>
               <w:top w:val="nil"/>
               <w:left w:val="nil"/>
@@ -7236,13 +7221,18 @@
                 <w:sz w:val="19"/>
                 <w:szCs w:val="17"/>
               </w:rPr>
-              <w:t>Nexa: Enabling Secure, Scalable, and Decentralized Management of Electronic Health Records Using Threshold Cryptography and Public Blockchains</w:t>
-            </w:r>
-          </w:p>
-        </w:tc>
-        <w:tc>
-          <w:tcPr>
-            <w:tcW w:w="1814" w:type="dxa"/>
+              <w:t>A Blockchain-based dynamic consent architecture to support clinical genomic data sharing (ConsentChain): Proof-of-concept study</w:t>
+            </w:r>
+          </w:p>
+        </w:tc>
+      </w:tr>
+      <w:tr>
+        <w:trPr>
+          <w:cantSplit/>
+        </w:trPr>
+        <w:tc>
+          <w:tcPr>
+            <w:tcW w:w="737" w:type="dxa"/>
             <w:tcBorders>
               <w:top w:val="nil"/>
               <w:left w:val="nil"/>
@@ -7270,18 +7260,13 @@
                 <w:sz w:val="19"/>
                 <w:szCs w:val="17"/>
               </w:rPr>
-              <w:t>Multi-party authorisation (Req 3)</w:t>
-            </w:r>
-          </w:p>
-        </w:tc>
-      </w:tr>
-      <w:tr>
-        <w:trPr>
-          <w:cantSplit/>
-        </w:trPr>
-        <w:tc>
-          <w:tcPr>
-            <w:tcW w:w="680" w:type="dxa"/>
+              <w:t>S3</w:t>
+            </w:r>
+          </w:p>
+        </w:tc>
+        <w:tc>
+          <w:tcPr>
+            <w:tcW w:w="2268" w:type="dxa"/>
             <w:tcBorders>
               <w:top w:val="nil"/>
               <w:left w:val="nil"/>
@@ -7309,13 +7294,13 @@
                 <w:sz w:val="19"/>
                 <w:szCs w:val="17"/>
               </w:rPr>
-              <w:t>S2</w:t>
-            </w:r>
-          </w:p>
-        </w:tc>
-        <w:tc>
-          <w:tcPr>
-            <w:tcW w:w="1814" w:type="dxa"/>
+              <w:t>Al Amin et al. (2023)</w:t>
+            </w:r>
+          </w:p>
+        </w:tc>
+        <w:tc>
+          <w:tcPr>
+            <w:tcW w:w="5499" w:type="dxa"/>
             <w:tcBorders>
               <w:top w:val="nil"/>
               <w:left w:val="nil"/>
@@ -7343,13 +7328,18 @@
                 <w:sz w:val="19"/>
                 <w:szCs w:val="17"/>
               </w:rPr>
-              <w:t xml:space="preserve">Albalwy et al. (2021)</w:t>
-            </w:r>
-          </w:p>
-        </w:tc>
-        <w:tc>
-          <w:tcPr>
-            <w:tcW w:w="680" w:type="dxa"/>
+              <w:t>Informed Consent as Patient Driven Policy for Clinical Diagnosis and Treatment: A Smart Contract Based Approach</w:t>
+            </w:r>
+          </w:p>
+        </w:tc>
+      </w:tr>
+      <w:tr>
+        <w:trPr>
+          <w:cantSplit/>
+        </w:trPr>
+        <w:tc>
+          <w:tcPr>
+            <w:tcW w:w="737" w:type="dxa"/>
             <w:tcBorders>
               <w:top w:val="nil"/>
               <w:left w:val="nil"/>
@@ -7377,13 +7367,13 @@
                 <w:sz w:val="19"/>
                 <w:szCs w:val="17"/>
               </w:rPr>
-              <w:t>2021</w:t>
-            </w:r>
-          </w:p>
-        </w:tc>
-        <w:tc>
-          <w:tcPr>
-            <w:tcW w:w="3515" w:type="dxa"/>
+              <w:t>S4</w:t>
+            </w:r>
+          </w:p>
+        </w:tc>
+        <w:tc>
+          <w:tcPr>
+            <w:tcW w:w="2268" w:type="dxa"/>
             <w:tcBorders>
               <w:top w:val="nil"/>
               <w:left w:val="nil"/>
@@ -7411,13 +7401,13 @@
                 <w:sz w:val="19"/>
                 <w:szCs w:val="17"/>
               </w:rPr>
-              <w:t>A Blockchain-based dynamic consent architecture to support clinical genomic data sharing (ConsentChain): Proof-of-concept study</w:t>
-            </w:r>
-          </w:p>
-        </w:tc>
-        <w:tc>
-          <w:tcPr>
-            <w:tcW w:w="1814" w:type="dxa"/>
+              <w:t>Ekholm et al. (2025)</w:t>
+            </w:r>
+          </w:p>
+        </w:tc>
+        <w:tc>
+          <w:tcPr>
+            <w:tcW w:w="5499" w:type="dxa"/>
             <w:tcBorders>
               <w:top w:val="nil"/>
               <w:left w:val="nil"/>
@@ -7445,7 +7435,7 @@
                 <w:sz w:val="19"/>
                 <w:szCs w:val="17"/>
               </w:rPr>
-              <w:t>Policy and context (Req 4)</w:t>
+              <w:t>Implementing electronic informed consent in rare disease genomics</w:t>
             </w:r>
           </w:p>
         </w:tc>
@@ -7456,7 +7446,7 @@
         </w:trPr>
         <w:tc>
           <w:tcPr>
-            <w:tcW w:w="680" w:type="dxa"/>
+            <w:tcW w:w="737" w:type="dxa"/>
             <w:tcBorders>
               <w:top w:val="nil"/>
               <w:left w:val="nil"/>
@@ -7484,13 +7474,13 @@
                 <w:sz w:val="19"/>
                 <w:szCs w:val="17"/>
               </w:rPr>
-              <w:t>S3</w:t>
-            </w:r>
-          </w:p>
-        </w:tc>
-        <w:tc>
-          <w:tcPr>
-            <w:tcW w:w="1814" w:type="dxa"/>
+              <w:t>S5</w:t>
+            </w:r>
+          </w:p>
+        </w:tc>
+        <w:tc>
+          <w:tcPr>
+            <w:tcW w:w="2268" w:type="dxa"/>
             <w:tcBorders>
               <w:top w:val="nil"/>
               <w:left w:val="nil"/>
@@ -7518,13 +7508,13 @@
                 <w:sz w:val="19"/>
                 <w:szCs w:val="17"/>
               </w:rPr>
-              <w:t>Al Amin et al. (2023)</w:t>
-            </w:r>
-          </w:p>
-        </w:tc>
-        <w:tc>
-          <w:tcPr>
-            <w:tcW w:w="680" w:type="dxa"/>
+              <w:t>Eneh et al. (2026)</w:t>
+            </w:r>
+          </w:p>
+        </w:tc>
+        <w:tc>
+          <w:tcPr>
+            <w:tcW w:w="5499" w:type="dxa"/>
             <w:tcBorders>
               <w:top w:val="nil"/>
               <w:left w:val="nil"/>
@@ -7552,13 +7542,18 @@
                 <w:sz w:val="19"/>
                 <w:szCs w:val="17"/>
               </w:rPr>
-              <w:t>2023</w:t>
-            </w:r>
-          </w:p>
-        </w:tc>
-        <w:tc>
-          <w:tcPr>
-            <w:tcW w:w="3515" w:type="dxa"/>
+              <w:t xml:space="preserve">Demo: EdgeConsent: On-Chain Attribute-Based Access Control for Data Consent Management</w:t>
+            </w:r>
+          </w:p>
+        </w:tc>
+      </w:tr>
+      <w:tr>
+        <w:trPr>
+          <w:cantSplit/>
+        </w:trPr>
+        <w:tc>
+          <w:tcPr>
+            <w:tcW w:w="737" w:type="dxa"/>
             <w:tcBorders>
               <w:top w:val="nil"/>
               <w:left w:val="nil"/>
@@ -7586,13 +7581,13 @@
                 <w:sz w:val="19"/>
                 <w:szCs w:val="17"/>
               </w:rPr>
-              <w:t>Informed Consent as Patient Driven Policy for Clinical Diagnosis and Treatment: A Smart Contract Based Approach</w:t>
-            </w:r>
-          </w:p>
-        </w:tc>
-        <w:tc>
-          <w:tcPr>
-            <w:tcW w:w="1814" w:type="dxa"/>
+              <w:t>S6</w:t>
+            </w:r>
+          </w:p>
+        </w:tc>
+        <w:tc>
+          <w:tcPr>
+            <w:tcW w:w="2268" w:type="dxa"/>
             <w:tcBorders>
               <w:top w:val="nil"/>
               <w:left w:val="nil"/>
@@ -7620,18 +7615,13 @@
                 <w:sz w:val="19"/>
                 <w:szCs w:val="17"/>
               </w:rPr>
-              <w:t>Consent representation (Req 1)</w:t>
-            </w:r>
-          </w:p>
-        </w:tc>
-      </w:tr>
-      <w:tr>
-        <w:trPr>
-          <w:cantSplit/>
-        </w:trPr>
-        <w:tc>
-          <w:tcPr>
-            <w:tcW w:w="680" w:type="dxa"/>
+              <w:t>Hagström et al. (2024)</w:t>
+            </w:r>
+          </w:p>
+        </w:tc>
+        <w:tc>
+          <w:tcPr>
+            <w:tcW w:w="5499" w:type="dxa"/>
             <w:tcBorders>
               <w:top w:val="nil"/>
               <w:left w:val="nil"/>
@@ -7659,13 +7649,18 @@
                 <w:sz w:val="19"/>
                 <w:szCs w:val="17"/>
               </w:rPr>
-              <w:t>S4</w:t>
-            </w:r>
-          </w:p>
-        </w:tc>
-        <w:tc>
-          <w:tcPr>
-            <w:tcW w:w="1814" w:type="dxa"/>
+              <w:t>Minors’ and guardian access to and use of a national patient portal: A retrospective comparative case study of Sweden and Finland</w:t>
+            </w:r>
+          </w:p>
+        </w:tc>
+      </w:tr>
+      <w:tr>
+        <w:trPr>
+          <w:cantSplit/>
+        </w:trPr>
+        <w:tc>
+          <w:tcPr>
+            <w:tcW w:w="737" w:type="dxa"/>
             <w:tcBorders>
               <w:top w:val="nil"/>
               <w:left w:val="nil"/>
@@ -7693,13 +7688,13 @@
                 <w:sz w:val="19"/>
                 <w:szCs w:val="17"/>
               </w:rPr>
-              <w:t>Ekholm et al. (2025)</w:t>
-            </w:r>
-          </w:p>
-        </w:tc>
-        <w:tc>
-          <w:tcPr>
-            <w:tcW w:w="680" w:type="dxa"/>
+              <w:t>S7</w:t>
+            </w:r>
+          </w:p>
+        </w:tc>
+        <w:tc>
+          <w:tcPr>
+            <w:tcW w:w="2268" w:type="dxa"/>
             <w:tcBorders>
               <w:top w:val="nil"/>
               <w:left w:val="nil"/>
@@ -7727,13 +7722,13 @@
                 <w:sz w:val="19"/>
                 <w:szCs w:val="17"/>
               </w:rPr>
-              <w:t>2025</w:t>
-            </w:r>
-          </w:p>
-        </w:tc>
-        <w:tc>
-          <w:tcPr>
-            <w:tcW w:w="3515" w:type="dxa"/>
+              <w:t xml:space="preserve">Jaiman and Urovi (2020)</w:t>
+            </w:r>
+          </w:p>
+        </w:tc>
+        <w:tc>
+          <w:tcPr>
+            <w:tcW w:w="5499" w:type="dxa"/>
             <w:tcBorders>
               <w:top w:val="nil"/>
               <w:left w:val="nil"/>
@@ -7761,13 +7756,18 @@
                 <w:sz w:val="19"/>
                 <w:szCs w:val="17"/>
               </w:rPr>
-              <w:t>Implementing electronic informed consent in rare disease genomics</w:t>
-            </w:r>
-          </w:p>
-        </w:tc>
-        <w:tc>
-          <w:tcPr>
-            <w:tcW w:w="1814" w:type="dxa"/>
+              <w:t>A Consent Model for Blockchain-Based Health Data Sharing Platforms</w:t>
+            </w:r>
+          </w:p>
+        </w:tc>
+      </w:tr>
+      <w:tr>
+        <w:trPr>
+          <w:cantSplit/>
+        </w:trPr>
+        <w:tc>
+          <w:tcPr>
+            <w:tcW w:w="737" w:type="dxa"/>
             <w:tcBorders>
               <w:top w:val="nil"/>
               <w:left w:val="nil"/>
@@ -7795,18 +7795,14 @@
                 <w:sz w:val="19"/>
                 <w:szCs w:val="17"/>
               </w:rPr>
-              <w:t>Multi-party authorisation (Req 3)</w:t>
-            </w:r>
-          </w:p>
-        </w:tc>
-      </w:tr>
-      <w:tr>
-        <w:trPr>
-          <w:cantSplit/>
-        </w:trPr>
-        <w:tc>
-          <w:tcPr>
-            <w:tcW w:w="680" w:type="dxa"/>
+              <w:lastRenderedPageBreak/>
+              <w:t>S8</w:t>
+            </w:r>
+          </w:p>
+        </w:tc>
+        <w:tc>
+          <w:tcPr>
+            <w:tcW w:w="2268" w:type="dxa"/>
             <w:tcBorders>
               <w:top w:val="nil"/>
               <w:left w:val="nil"/>
@@ -7834,13 +7830,13 @@
                 <w:sz w:val="19"/>
                 <w:szCs w:val="17"/>
               </w:rPr>
-              <w:t>S5</w:t>
-            </w:r>
-          </w:p>
-        </w:tc>
-        <w:tc>
-          <w:tcPr>
-            <w:tcW w:w="1814" w:type="dxa"/>
+              <w:t>Zhao and Su (2024)</w:t>
+            </w:r>
+          </w:p>
+        </w:tc>
+        <w:tc>
+          <w:tcPr>
+            <w:tcW w:w="5499" w:type="dxa"/>
             <w:tcBorders>
               <w:top w:val="nil"/>
               <w:left w:val="nil"/>
@@ -7868,13 +7864,18 @@
                 <w:sz w:val="19"/>
                 <w:szCs w:val="17"/>
               </w:rPr>
-              <w:t>Eneh et al. (2026)</w:t>
-            </w:r>
-          </w:p>
-        </w:tc>
-        <w:tc>
-          <w:tcPr>
-            <w:tcW w:w="680" w:type="dxa"/>
+              <w:t>A threshold traceable delegation authorization scheme for data sharing in healthcare</w:t>
+            </w:r>
+          </w:p>
+        </w:tc>
+      </w:tr>
+      <w:tr>
+        <w:trPr>
+          <w:cantSplit/>
+        </w:trPr>
+        <w:tc>
+          <w:tcPr>
+            <w:tcW w:w="737" w:type="dxa"/>
             <w:tcBorders>
               <w:top w:val="nil"/>
               <w:left w:val="nil"/>
@@ -7902,13 +7903,13 @@
                 <w:sz w:val="19"/>
                 <w:szCs w:val="17"/>
               </w:rPr>
-              <w:t>2026</w:t>
-            </w:r>
-          </w:p>
-        </w:tc>
-        <w:tc>
-          <w:tcPr>
-            <w:tcW w:w="3515" w:type="dxa"/>
+              <w:t>S9</w:t>
+            </w:r>
+          </w:p>
+        </w:tc>
+        <w:tc>
+          <w:tcPr>
+            <w:tcW w:w="2268" w:type="dxa"/>
             <w:tcBorders>
               <w:top w:val="nil"/>
               <w:left w:val="nil"/>
@@ -7936,13 +7937,13 @@
                 <w:sz w:val="19"/>
                 <w:szCs w:val="17"/>
               </w:rPr>
-              <w:t xml:space="preserve">Demo: EdgeConsent: On-Chain Attribute-Based Access Control for Data Consent Management</w:t>
-            </w:r>
-          </w:p>
-        </w:tc>
-        <w:tc>
-          <w:tcPr>
-            <w:tcW w:w="1814" w:type="dxa"/>
+              <w:t>Li et al. (2026a)</w:t>
+            </w:r>
+          </w:p>
+        </w:tc>
+        <w:tc>
+          <w:tcPr>
+            <w:tcW w:w="5499" w:type="dxa"/>
             <w:tcBorders>
               <w:top w:val="nil"/>
               <w:left w:val="nil"/>
@@ -7970,7 +7971,7 @@
                 <w:sz w:val="19"/>
                 <w:szCs w:val="17"/>
               </w:rPr>
-              <w:t>Temporal and lifecycle (Req 5)</w:t>
+              <w:t xml:space="preserve">Privacy-Preserving Fine-Grained EMR Access Control for IoMT: A Hybrid RBAC-Smart Contract Scheme With Attribute-Based Authorization</w:t>
             </w:r>
           </w:p>
         </w:tc>
@@ -7981,7 +7982,7 @@
         </w:trPr>
         <w:tc>
           <w:tcPr>
-            <w:tcW w:w="680" w:type="dxa"/>
+            <w:tcW w:w="737" w:type="dxa"/>
             <w:tcBorders>
               <w:top w:val="nil"/>
               <w:left w:val="nil"/>
@@ -8009,13 +8010,13 @@
                 <w:sz w:val="19"/>
                 <w:szCs w:val="17"/>
               </w:rPr>
-              <w:t>S6</w:t>
-            </w:r>
-          </w:p>
-        </w:tc>
-        <w:tc>
-          <w:tcPr>
-            <w:tcW w:w="1814" w:type="dxa"/>
+              <w:t>S10</w:t>
+            </w:r>
+          </w:p>
+        </w:tc>
+        <w:tc>
+          <w:tcPr>
+            <w:tcW w:w="2268" w:type="dxa"/>
             <w:tcBorders>
               <w:top w:val="nil"/>
               <w:left w:val="nil"/>
@@ -8043,13 +8044,13 @@
                 <w:sz w:val="19"/>
                 <w:szCs w:val="17"/>
               </w:rPr>
-              <w:t>Hagström et al. (2024)</w:t>
-            </w:r>
-          </w:p>
-        </w:tc>
-        <w:tc>
-          <w:tcPr>
-            <w:tcW w:w="680" w:type="dxa"/>
+              <w:t>Madine et al. (2020)</w:t>
+            </w:r>
+          </w:p>
+        </w:tc>
+        <w:tc>
+          <w:tcPr>
+            <w:tcW w:w="5499" w:type="dxa"/>
             <w:tcBorders>
               <w:top w:val="nil"/>
               <w:left w:val="nil"/>
@@ -8077,13 +8078,18 @@
                 <w:sz w:val="19"/>
                 <w:szCs w:val="17"/>
               </w:rPr>
-              <w:t>2024</w:t>
-            </w:r>
-          </w:p>
-        </w:tc>
-        <w:tc>
-          <w:tcPr>
-            <w:tcW w:w="3515" w:type="dxa"/>
+              <w:t>Fully Decentralized Multi-Party Consent Management for Secure Sharing of Patient Health Records</w:t>
+            </w:r>
+          </w:p>
+        </w:tc>
+      </w:tr>
+      <w:tr>
+        <w:trPr>
+          <w:cantSplit/>
+        </w:trPr>
+        <w:tc>
+          <w:tcPr>
+            <w:tcW w:w="737" w:type="dxa"/>
             <w:tcBorders>
               <w:top w:val="nil"/>
               <w:left w:val="nil"/>
@@ -8111,13 +8117,13 @@
                 <w:sz w:val="19"/>
                 <w:szCs w:val="17"/>
               </w:rPr>
-              <w:t>Minors’ and guardian access to and use of a national patient portal: A retrospective comparative case study of Sweden and Finland</w:t>
-            </w:r>
-          </w:p>
-        </w:tc>
-        <w:tc>
-          <w:tcPr>
-            <w:tcW w:w="1814" w:type="dxa"/>
+              <w:t>S11</w:t>
+            </w:r>
+          </w:p>
+        </w:tc>
+        <w:tc>
+          <w:tcPr>
+            <w:tcW w:w="2268" w:type="dxa"/>
             <w:tcBorders>
               <w:top w:val="nil"/>
               <w:left w:val="nil"/>
@@ -8145,18 +8151,13 @@
                 <w:sz w:val="19"/>
                 <w:szCs w:val="17"/>
               </w:rPr>
-              <w:t>Multi-party authorisation (Req 3)</w:t>
-            </w:r>
-          </w:p>
-        </w:tc>
-      </w:tr>
-      <w:tr>
-        <w:trPr>
-          <w:cantSplit/>
-        </w:trPr>
-        <w:tc>
-          <w:tcPr>
-            <w:tcW w:w="680" w:type="dxa"/>
+              <w:t>Maruthi and Singh (2025)</w:t>
+            </w:r>
+          </w:p>
+        </w:tc>
+        <w:tc>
+          <w:tcPr>
+            <w:tcW w:w="5499" w:type="dxa"/>
             <w:tcBorders>
               <w:top w:val="nil"/>
               <w:left w:val="nil"/>
@@ -8184,13 +8185,18 @@
                 <w:sz w:val="19"/>
                 <w:szCs w:val="17"/>
               </w:rPr>
-              <w:t>S7</w:t>
-            </w:r>
-          </w:p>
-        </w:tc>
-        <w:tc>
-          <w:tcPr>
-            <w:tcW w:w="1814" w:type="dxa"/>
+              <w:t xml:space="preserve">Enhancing Security and Privacy of IoMT Data for Unconscious Patient With Blockchain</w:t>
+            </w:r>
+          </w:p>
+        </w:tc>
+      </w:tr>
+      <w:tr>
+        <w:trPr>
+          <w:cantSplit/>
+        </w:trPr>
+        <w:tc>
+          <w:tcPr>
+            <w:tcW w:w="737" w:type="dxa"/>
             <w:tcBorders>
               <w:top w:val="nil"/>
               <w:left w:val="nil"/>
@@ -8218,13 +8224,13 @@
                 <w:sz w:val="19"/>
                 <w:szCs w:val="17"/>
               </w:rPr>
-              <w:t xml:space="preserve">Jaiman and Urovi (2020)</w:t>
-            </w:r>
-          </w:p>
-        </w:tc>
-        <w:tc>
-          <w:tcPr>
-            <w:tcW w:w="680" w:type="dxa"/>
+              <w:t>S12</w:t>
+            </w:r>
+          </w:p>
+        </w:tc>
+        <w:tc>
+          <w:tcPr>
+            <w:tcW w:w="2268" w:type="dxa"/>
             <w:tcBorders>
               <w:top w:val="nil"/>
               <w:left w:val="nil"/>
@@ -8252,13 +8258,13 @@
                 <w:sz w:val="19"/>
                 <w:szCs w:val="17"/>
               </w:rPr>
-              <w:t>2020</w:t>
-            </w:r>
-          </w:p>
-        </w:tc>
-        <w:tc>
-          <w:tcPr>
-            <w:tcW w:w="3515" w:type="dxa"/>
+              <w:t>Mei et al. (2026)</w:t>
+            </w:r>
+          </w:p>
+        </w:tc>
+        <w:tc>
+          <w:tcPr>
+            <w:tcW w:w="5499" w:type="dxa"/>
             <w:tcBorders>
               <w:top w:val="nil"/>
               <w:left w:val="nil"/>
@@ -8286,13 +8292,18 @@
                 <w:sz w:val="19"/>
                 <w:szCs w:val="17"/>
               </w:rPr>
-              <w:t>A Consent Model for Blockchain-Based Health Data Sharing Platforms</w:t>
-            </w:r>
-          </w:p>
-        </w:tc>
-        <w:tc>
-          <w:tcPr>
-            <w:tcW w:w="1814" w:type="dxa"/>
+              <w:t>Efficient Dual-Revocation CP-ABE for Secure and Fine-Grained Data Sharing in IoMT</w:t>
+            </w:r>
+          </w:p>
+        </w:tc>
+      </w:tr>
+      <w:tr>
+        <w:trPr>
+          <w:cantSplit/>
+        </w:trPr>
+        <w:tc>
+          <w:tcPr>
+            <w:tcW w:w="737" w:type="dxa"/>
             <w:tcBorders>
               <w:top w:val="nil"/>
               <w:left w:val="nil"/>
@@ -8320,18 +8331,13 @@
                 <w:sz w:val="19"/>
                 <w:szCs w:val="17"/>
               </w:rPr>
-              <w:t>Policy and context (Req 4)</w:t>
-            </w:r>
-          </w:p>
-        </w:tc>
-      </w:tr>
-      <w:tr>
-        <w:trPr>
-          <w:cantSplit/>
-        </w:trPr>
-        <w:tc>
-          <w:tcPr>
-            <w:tcW w:w="680" w:type="dxa"/>
+              <w:t>S13</w:t>
+            </w:r>
+          </w:p>
+        </w:tc>
+        <w:tc>
+          <w:tcPr>
+            <w:tcW w:w="2268" w:type="dxa"/>
             <w:tcBorders>
               <w:top w:val="nil"/>
               <w:left w:val="nil"/>
@@ -8359,14 +8365,13 @@
                 <w:sz w:val="19"/>
                 <w:szCs w:val="17"/>
               </w:rPr>
-              <w:lastRenderedPageBreak/>
-              <w:t>S8</w:t>
-            </w:r>
-          </w:p>
-        </w:tc>
-        <w:tc>
-          <w:tcPr>
-            <w:tcW w:w="1814" w:type="dxa"/>
+              <w:t>Panagoulias et al. (2026)</w:t>
+            </w:r>
+          </w:p>
+        </w:tc>
+        <w:tc>
+          <w:tcPr>
+            <w:tcW w:w="5499" w:type="dxa"/>
             <w:tcBorders>
               <w:top w:val="nil"/>
               <w:left w:val="nil"/>
@@ -8394,13 +8399,18 @@
                 <w:sz w:val="19"/>
                 <w:szCs w:val="17"/>
               </w:rPr>
-              <w:t>Zhao and Su (2024)</w:t>
-            </w:r>
-          </w:p>
-        </w:tc>
-        <w:tc>
-          <w:tcPr>
-            <w:tcW w:w="680" w:type="dxa"/>
+              <w:t>Blockchain-Enabled Trust and Compliance for Clinical AI: Decentralized Governance Without Decentralized Data Storage</w:t>
+            </w:r>
+          </w:p>
+        </w:tc>
+      </w:tr>
+      <w:tr>
+        <w:trPr>
+          <w:cantSplit/>
+        </w:trPr>
+        <w:tc>
+          <w:tcPr>
+            <w:tcW w:w="737" w:type="dxa"/>
             <w:tcBorders>
               <w:top w:val="nil"/>
               <w:left w:val="nil"/>
@@ -8428,13 +8438,13 @@
                 <w:sz w:val="19"/>
                 <w:szCs w:val="17"/>
               </w:rPr>
-              <w:t>2024</w:t>
-            </w:r>
-          </w:p>
-        </w:tc>
-        <w:tc>
-          <w:tcPr>
-            <w:tcW w:w="3515" w:type="dxa"/>
+              <w:t>S14</w:t>
+            </w:r>
+          </w:p>
+        </w:tc>
+        <w:tc>
+          <w:tcPr>
+            <w:tcW w:w="2268" w:type="dxa"/>
             <w:tcBorders>
               <w:top w:val="nil"/>
               <w:left w:val="nil"/>
@@ -8462,13 +8472,13 @@
                 <w:sz w:val="19"/>
                 <w:szCs w:val="17"/>
               </w:rPr>
-              <w:t>A threshold traceable delegation authorization scheme for data sharing in healthcare</w:t>
-            </w:r>
-          </w:p>
-        </w:tc>
-        <w:tc>
-          <w:tcPr>
-            <w:tcW w:w="1814" w:type="dxa"/>
+              <w:t>Phuyal et al. (2026b)</w:t>
+            </w:r>
+          </w:p>
+        </w:tc>
+        <w:tc>
+          <w:tcPr>
+            <w:tcW w:w="5499" w:type="dxa"/>
             <w:tcBorders>
               <w:top w:val="nil"/>
               <w:left w:val="nil"/>
@@ -8496,7 +8506,7 @@
                 <w:sz w:val="19"/>
                 <w:szCs w:val="17"/>
               </w:rPr>
-              <w:t>Security assurance (Req 6)</w:t>
+              <w:t xml:space="preserve">Enabling Cross-Institution Health Data Sharing in Norway: EUDI Wallets, On-Chain Consent, and openEHR↔FHIR Translation</w:t>
             </w:r>
           </w:p>
         </w:tc>
@@ -8507,7 +8517,7 @@
         </w:trPr>
         <w:tc>
           <w:tcPr>
-            <w:tcW w:w="680" w:type="dxa"/>
+            <w:tcW w:w="737" w:type="dxa"/>
             <w:tcBorders>
               <w:top w:val="nil"/>
               <w:left w:val="nil"/>
@@ -8535,13 +8545,13 @@
                 <w:sz w:val="19"/>
                 <w:szCs w:val="17"/>
               </w:rPr>
-              <w:t>S9</w:t>
-            </w:r>
-          </w:p>
-        </w:tc>
-        <w:tc>
-          <w:tcPr>
-            <w:tcW w:w="1814" w:type="dxa"/>
+              <w:t>S15</w:t>
+            </w:r>
+          </w:p>
+        </w:tc>
+        <w:tc>
+          <w:tcPr>
+            <w:tcW w:w="2268" w:type="dxa"/>
             <w:tcBorders>
               <w:top w:val="nil"/>
               <w:left w:val="nil"/>
@@ -8569,13 +8579,13 @@
                 <w:sz w:val="19"/>
                 <w:szCs w:val="17"/>
               </w:rPr>
-              <w:t>Li et al. (2026a)</w:t>
-            </w:r>
-          </w:p>
-        </w:tc>
-        <w:tc>
-          <w:tcPr>
-            <w:tcW w:w="680" w:type="dxa"/>
+              <w:t>Phuyal et al. (2026a)</w:t>
+            </w:r>
+          </w:p>
+        </w:tc>
+        <w:tc>
+          <w:tcPr>
+            <w:tcW w:w="5499" w:type="dxa"/>
             <w:tcBorders>
               <w:top w:val="nil"/>
               <w:left w:val="nil"/>
@@ -8603,13 +8613,18 @@
                 <w:sz w:val="19"/>
                 <w:szCs w:val="17"/>
               </w:rPr>
-              <w:t>2026</w:t>
-            </w:r>
-          </w:p>
-        </w:tc>
-        <w:tc>
-          <w:tcPr>
-            <w:tcW w:w="3515" w:type="dxa"/>
+              <w:t>A Blockchain-Based Architecture for Dynamic and Auditable Patient Consent in Secondary Use of Health Data</w:t>
+            </w:r>
+          </w:p>
+        </w:tc>
+      </w:tr>
+      <w:tr>
+        <w:trPr>
+          <w:cantSplit/>
+        </w:trPr>
+        <w:tc>
+          <w:tcPr>
+            <w:tcW w:w="737" w:type="dxa"/>
             <w:tcBorders>
               <w:top w:val="nil"/>
               <w:left w:val="nil"/>
@@ -8637,13 +8652,13 @@
                 <w:sz w:val="19"/>
                 <w:szCs w:val="17"/>
               </w:rPr>
-              <w:t xml:space="preserve">Privacy-Preserving Fine-Grained EMR Access Control for IoMT: A Hybrid RBAC-Smart Contract Scheme With Attribute-Based Authorization</w:t>
-            </w:r>
-          </w:p>
-        </w:tc>
-        <w:tc>
-          <w:tcPr>
-            <w:tcW w:w="1814" w:type="dxa"/>
+              <w:t>S16</w:t>
+            </w:r>
+          </w:p>
+        </w:tc>
+        <w:tc>
+          <w:tcPr>
+            <w:tcW w:w="2268" w:type="dxa"/>
             <w:tcBorders>
               <w:top w:val="nil"/>
               <w:left w:val="nil"/>
@@ -8671,18 +8686,13 @@
                 <w:sz w:val="19"/>
                 <w:szCs w:val="17"/>
               </w:rPr>
-              <w:t>Temporal and lifecycle (Req 5)</w:t>
-            </w:r>
-          </w:p>
-        </w:tc>
-      </w:tr>
-      <w:tr>
-        <w:trPr>
-          <w:cantSplit/>
-        </w:trPr>
-        <w:tc>
-          <w:tcPr>
-            <w:tcW w:w="680" w:type="dxa"/>
+              <w:t>Punia et al. (2025)</w:t>
+            </w:r>
+          </w:p>
+        </w:tc>
+        <w:tc>
+          <w:tcPr>
+            <w:tcW w:w="5499" w:type="dxa"/>
             <w:tcBorders>
               <w:top w:val="nil"/>
               <w:left w:val="nil"/>
@@ -8710,13 +8720,18 @@
                 <w:sz w:val="19"/>
                 <w:szCs w:val="17"/>
               </w:rPr>
-              <w:t>S10</w:t>
-            </w:r>
-          </w:p>
-        </w:tc>
-        <w:tc>
-          <w:tcPr>
-            <w:tcW w:w="1814" w:type="dxa"/>
+              <w:t>An access control system for cloud-based healthcare systems driven by blockchain</w:t>
+            </w:r>
+          </w:p>
+        </w:tc>
+      </w:tr>
+      <w:tr>
+        <w:trPr>
+          <w:cantSplit/>
+        </w:trPr>
+        <w:tc>
+          <w:tcPr>
+            <w:tcW w:w="737" w:type="dxa"/>
             <w:tcBorders>
               <w:top w:val="nil"/>
               <w:left w:val="nil"/>
@@ -8744,13 +8759,13 @@
                 <w:sz w:val="19"/>
                 <w:szCs w:val="17"/>
               </w:rPr>
-              <w:t>Madine et al. (2020)</w:t>
-            </w:r>
-          </w:p>
-        </w:tc>
-        <w:tc>
-          <w:tcPr>
-            <w:tcW w:w="680" w:type="dxa"/>
+              <w:t>S17</w:t>
+            </w:r>
+          </w:p>
+        </w:tc>
+        <w:tc>
+          <w:tcPr>
+            <w:tcW w:w="2268" w:type="dxa"/>
             <w:tcBorders>
               <w:top w:val="nil"/>
               <w:left w:val="nil"/>
@@ -8778,13 +8793,13 @@
                 <w:sz w:val="19"/>
                 <w:szCs w:val="17"/>
               </w:rPr>
-              <w:t>2020</w:t>
-            </w:r>
-          </w:p>
-        </w:tc>
-        <w:tc>
-          <w:tcPr>
-            <w:tcW w:w="3515" w:type="dxa"/>
+              <w:t>Román-Martínez et al. (2023)</w:t>
+            </w:r>
+          </w:p>
+        </w:tc>
+        <w:tc>
+          <w:tcPr>
+            <w:tcW w:w="5499" w:type="dxa"/>
             <w:tcBorders>
               <w:top w:val="nil"/>
               <w:left w:val="nil"/>
@@ -8812,13 +8827,18 @@
                 <w:sz w:val="19"/>
                 <w:szCs w:val="17"/>
               </w:rPr>
-              <w:t>Fully Decentralized Multi-Party Consent Management for Secure Sharing of Patient Health Records</w:t>
-            </w:r>
-          </w:p>
-        </w:tc>
-        <w:tc>
-          <w:tcPr>
-            <w:tcW w:w="1814" w:type="dxa"/>
+              <w:t>Blockchain-Based Service-Oriented Architecture for Consent Management, Access Control, and Auditing</w:t>
+            </w:r>
+          </w:p>
+        </w:tc>
+      </w:tr>
+      <w:tr>
+        <w:trPr>
+          <w:cantSplit/>
+        </w:trPr>
+        <w:tc>
+          <w:tcPr>
+            <w:tcW w:w="737" w:type="dxa"/>
             <w:tcBorders>
               <w:top w:val="nil"/>
               <w:left w:val="nil"/>
@@ -8846,18 +8866,13 @@
                 <w:sz w:val="19"/>
                 <w:szCs w:val="17"/>
               </w:rPr>
-              <w:t>Multi-party authorisation (Req 3)</w:t>
-            </w:r>
-          </w:p>
-        </w:tc>
-      </w:tr>
-      <w:tr>
-        <w:trPr>
-          <w:cantSplit/>
-        </w:trPr>
-        <w:tc>
-          <w:tcPr>
-            <w:tcW w:w="680" w:type="dxa"/>
+              <w:t>S18</w:t>
+            </w:r>
+          </w:p>
+        </w:tc>
+        <w:tc>
+          <w:tcPr>
+            <w:tcW w:w="2268" w:type="dxa"/>
             <w:tcBorders>
               <w:top w:val="nil"/>
               <w:left w:val="nil"/>
@@ -8885,13 +8900,13 @@
                 <w:sz w:val="19"/>
                 <w:szCs w:val="17"/>
               </w:rPr>
-              <w:t>S11</w:t>
-            </w:r>
-          </w:p>
-        </w:tc>
-        <w:tc>
-          <w:tcPr>
-            <w:tcW w:w="1814" w:type="dxa"/>
+              <w:t>Hema et al. (2026)</w:t>
+            </w:r>
+          </w:p>
+        </w:tc>
+        <w:tc>
+          <w:tcPr>
+            <w:tcW w:w="5499" w:type="dxa"/>
             <w:tcBorders>
               <w:top w:val="nil"/>
               <w:left w:val="nil"/>
@@ -8919,13 +8934,18 @@
                 <w:sz w:val="19"/>
                 <w:szCs w:val="17"/>
               </w:rPr>
-              <w:t>Maruthi and Singh (2025)</w:t>
-            </w:r>
-          </w:p>
-        </w:tc>
-        <w:tc>
-          <w:tcPr>
-            <w:tcW w:w="680" w:type="dxa"/>
+              <w:t>Patient Centric Cryptographic Protection of Cloud Electronic Health Records</w:t>
+            </w:r>
+          </w:p>
+        </w:tc>
+      </w:tr>
+      <w:tr>
+        <w:trPr>
+          <w:cantSplit/>
+        </w:trPr>
+        <w:tc>
+          <w:tcPr>
+            <w:tcW w:w="737" w:type="dxa"/>
             <w:tcBorders>
               <w:top w:val="nil"/>
               <w:left w:val="nil"/>
@@ -8953,13 +8973,13 @@
                 <w:sz w:val="19"/>
                 <w:szCs w:val="17"/>
               </w:rPr>
-              <w:t>2025</w:t>
-            </w:r>
-          </w:p>
-        </w:tc>
-        <w:tc>
-          <w:tcPr>
-            <w:tcW w:w="3515" w:type="dxa"/>
+              <w:t>S19</w:t>
+            </w:r>
+          </w:p>
+        </w:tc>
+        <w:tc>
+          <w:tcPr>
+            <w:tcW w:w="2268" w:type="dxa"/>
             <w:tcBorders>
               <w:top w:val="nil"/>
               <w:left w:val="nil"/>
@@ -8987,13 +9007,13 @@
                 <w:sz w:val="19"/>
                 <w:szCs w:val="17"/>
               </w:rPr>
-              <w:t xml:space="preserve">Enhancing Security and Privacy of IoMT Data for Unconscious Patient With Blockchain</w:t>
-            </w:r>
-          </w:p>
-        </w:tc>
-        <w:tc>
-          <w:tcPr>
-            <w:tcW w:w="1814" w:type="dxa"/>
+              <w:t>SooHoo et al. (2026)</w:t>
+            </w:r>
+          </w:p>
+        </w:tc>
+        <w:tc>
+          <w:tcPr>
+            <w:tcW w:w="5499" w:type="dxa"/>
             <w:tcBorders>
               <w:top w:val="nil"/>
               <w:left w:val="nil"/>
@@ -9021,7 +9041,7 @@
                 <w:sz w:val="19"/>
                 <w:szCs w:val="17"/>
               </w:rPr>
-              <w:t>Security assurance (Req 6)</w:t>
+              <w:t xml:space="preserve">Development of the authentication and authorization processes for the iAgree portal, a platform for patient-controlled data sharing across health systems</w:t>
             </w:r>
           </w:p>
         </w:tc>
@@ -9032,7 +9052,7 @@
         </w:trPr>
         <w:tc>
           <w:tcPr>
-            <w:tcW w:w="680" w:type="dxa"/>
+            <w:tcW w:w="737" w:type="dxa"/>
             <w:tcBorders>
               <w:top w:val="nil"/>
               <w:left w:val="nil"/>
@@ -9060,13 +9080,13 @@
                 <w:sz w:val="19"/>
                 <w:szCs w:val="17"/>
               </w:rPr>
-              <w:t>S12</w:t>
-            </w:r>
-          </w:p>
-        </w:tc>
-        <w:tc>
-          <w:tcPr>
-            <w:tcW w:w="1814" w:type="dxa"/>
+              <w:t>S20</w:t>
+            </w:r>
+          </w:p>
+        </w:tc>
+        <w:tc>
+          <w:tcPr>
+            <w:tcW w:w="2268" w:type="dxa"/>
             <w:tcBorders>
               <w:top w:val="nil"/>
               <w:left w:val="nil"/>
@@ -9094,13 +9114,13 @@
                 <w:sz w:val="19"/>
                 <w:szCs w:val="17"/>
               </w:rPr>
-              <w:t>Mei et al. (2026)</w:t>
-            </w:r>
-          </w:p>
-        </w:tc>
-        <w:tc>
-          <w:tcPr>
-            <w:tcW w:w="680" w:type="dxa"/>
+              <w:t>Tan et al. (2024)</w:t>
+            </w:r>
+          </w:p>
+        </w:tc>
+        <w:tc>
+          <w:tcPr>
+            <w:tcW w:w="5499" w:type="dxa"/>
             <w:tcBorders>
               <w:top w:val="nil"/>
               <w:left w:val="nil"/>
@@ -9128,13 +9148,18 @@
                 <w:sz w:val="19"/>
                 <w:szCs w:val="17"/>
               </w:rPr>
-              <w:t>2026</w:t>
-            </w:r>
-          </w:p>
-        </w:tc>
-        <w:tc>
-          <w:tcPr>
-            <w:tcW w:w="3515" w:type="dxa"/>
+              <w:t>Secure and privacy-preserving sharing of personal health records with multi-party pre-authorization verification</w:t>
+            </w:r>
+          </w:p>
+        </w:tc>
+      </w:tr>
+      <w:tr>
+        <w:trPr>
+          <w:cantSplit/>
+        </w:trPr>
+        <w:tc>
+          <w:tcPr>
+            <w:tcW w:w="737" w:type="dxa"/>
             <w:tcBorders>
               <w:top w:val="nil"/>
               <w:left w:val="nil"/>
@@ -9162,13 +9187,13 @@
                 <w:sz w:val="19"/>
                 <w:szCs w:val="17"/>
               </w:rPr>
-              <w:t>Efficient Dual-Revocation CP-ABE for Secure and Fine-Grained Data Sharing in IoMT</w:t>
-            </w:r>
-          </w:p>
-        </w:tc>
-        <w:tc>
-          <w:tcPr>
-            <w:tcW w:w="1814" w:type="dxa"/>
+              <w:t>S21</w:t>
+            </w:r>
+          </w:p>
+        </w:tc>
+        <w:tc>
+          <w:tcPr>
+            <w:tcW w:w="2268" w:type="dxa"/>
             <w:tcBorders>
               <w:top w:val="nil"/>
               <w:left w:val="nil"/>
@@ -9196,18 +9221,13 @@
                 <w:sz w:val="19"/>
                 <w:szCs w:val="17"/>
               </w:rPr>
-              <w:t>Security assurance (Req 6)</w:t>
-            </w:r>
-          </w:p>
-        </w:tc>
-      </w:tr>
-      <w:tr>
-        <w:trPr>
-          <w:cantSplit/>
-        </w:trPr>
-        <w:tc>
-          <w:tcPr>
-            <w:tcW w:w="680" w:type="dxa"/>
+              <w:t>Tith et al. (2020)</w:t>
+            </w:r>
+          </w:p>
+        </w:tc>
+        <w:tc>
+          <w:tcPr>
+            <w:tcW w:w="5499" w:type="dxa"/>
             <w:tcBorders>
               <w:top w:val="nil"/>
               <w:left w:val="nil"/>
@@ -9235,13 +9255,18 @@
                 <w:sz w:val="19"/>
                 <w:szCs w:val="17"/>
               </w:rPr>
-              <w:t>S13</w:t>
-            </w:r>
-          </w:p>
-        </w:tc>
-        <w:tc>
-          <w:tcPr>
-            <w:tcW w:w="1814" w:type="dxa"/>
+              <w:t>Patient consent management by a purpose-based consent model for electronic health record based on blockchain technology</w:t>
+            </w:r>
+          </w:p>
+        </w:tc>
+      </w:tr>
+      <w:tr>
+        <w:trPr>
+          <w:cantSplit/>
+        </w:trPr>
+        <w:tc>
+          <w:tcPr>
+            <w:tcW w:w="737" w:type="dxa"/>
             <w:tcBorders>
               <w:top w:val="nil"/>
               <w:left w:val="nil"/>
@@ -9269,13 +9294,13 @@
                 <w:sz w:val="19"/>
                 <w:szCs w:val="17"/>
               </w:rPr>
-              <w:t>Panagoulias et al. (2026)</w:t>
-            </w:r>
-          </w:p>
-        </w:tc>
-        <w:tc>
-          <w:tcPr>
-            <w:tcW w:w="680" w:type="dxa"/>
+              <w:t>S22</w:t>
+            </w:r>
+          </w:p>
+        </w:tc>
+        <w:tc>
+          <w:tcPr>
+            <w:tcW w:w="2268" w:type="dxa"/>
             <w:tcBorders>
               <w:top w:val="nil"/>
               <w:left w:val="nil"/>
@@ -9303,13 +9328,13 @@
                 <w:sz w:val="19"/>
                 <w:szCs w:val="17"/>
               </w:rPr>
-              <w:t>2026</w:t>
-            </w:r>
-          </w:p>
-        </w:tc>
-        <w:tc>
-          <w:tcPr>
-            <w:tcW w:w="3515" w:type="dxa"/>
+              <w:t>Tremper et al. (2026)</w:t>
+            </w:r>
+          </w:p>
+        </w:tc>
+        <w:tc>
+          <w:tcPr>
+            <w:tcW w:w="5499" w:type="dxa"/>
             <w:tcBorders>
               <w:top w:val="nil"/>
               <w:left w:val="nil"/>
@@ -9337,13 +9362,18 @@
                 <w:sz w:val="19"/>
                 <w:szCs w:val="17"/>
               </w:rPr>
-              <w:t>Blockchain-Enabled Trust and Compliance for Clinical AI: Decentralized Governance Without Decentralized Data Storage</w:t>
-            </w:r>
-          </w:p>
-        </w:tc>
-        <w:tc>
-          <w:tcPr>
-            <w:tcW w:w="1814" w:type="dxa"/>
+              <w:t>Mainzelliste: Ten years of pseudonymization, record linkage, and informed consent management</w:t>
+            </w:r>
+          </w:p>
+        </w:tc>
+      </w:tr>
+      <w:tr>
+        <w:trPr>
+          <w:cantSplit/>
+        </w:trPr>
+        <w:tc>
+          <w:tcPr>
+            <w:tcW w:w="737" w:type="dxa"/>
             <w:tcBorders>
               <w:top w:val="nil"/>
               <w:left w:val="nil"/>
@@ -9371,18 +9401,13 @@
                 <w:sz w:val="19"/>
                 <w:szCs w:val="17"/>
               </w:rPr>
-              <w:t>Temporal and lifecycle (Req 5)</w:t>
-            </w:r>
-          </w:p>
-        </w:tc>
-      </w:tr>
-      <w:tr>
-        <w:trPr>
-          <w:cantSplit/>
-        </w:trPr>
-        <w:tc>
-          <w:tcPr>
-            <w:tcW w:w="680" w:type="dxa"/>
+              <w:t>S23</w:t>
+            </w:r>
+          </w:p>
+        </w:tc>
+        <w:tc>
+          <w:tcPr>
+            <w:tcW w:w="2268" w:type="dxa"/>
             <w:tcBorders>
               <w:top w:val="nil"/>
               <w:left w:val="nil"/>
@@ -9410,13 +9435,13 @@
                 <w:sz w:val="19"/>
                 <w:szCs w:val="17"/>
               </w:rPr>
-              <w:t>S14</w:t>
-            </w:r>
-          </w:p>
-        </w:tc>
-        <w:tc>
-          <w:tcPr>
-            <w:tcW w:w="1814" w:type="dxa"/>
+              <w:t>Tseng et al. (2025)</w:t>
+            </w:r>
+          </w:p>
+        </w:tc>
+        <w:tc>
+          <w:tcPr>
+            <w:tcW w:w="5499" w:type="dxa"/>
             <w:tcBorders>
               <w:top w:val="nil"/>
               <w:left w:val="nil"/>
@@ -9444,13 +9469,18 @@
                 <w:sz w:val="19"/>
                 <w:szCs w:val="17"/>
               </w:rPr>
-              <w:t>Phuyal et al. (2026b)</w:t>
-            </w:r>
-          </w:p>
-        </w:tc>
-        <w:tc>
-          <w:tcPr>
-            <w:tcW w:w="680" w:type="dxa"/>
+              <w:t>EMR-Chain: Decentralized Electronic Medical Record Exchange System</w:t>
+            </w:r>
+          </w:p>
+        </w:tc>
+      </w:tr>
+      <w:tr>
+        <w:trPr>
+          <w:cantSplit/>
+        </w:trPr>
+        <w:tc>
+          <w:tcPr>
+            <w:tcW w:w="737" w:type="dxa"/>
             <w:tcBorders>
               <w:top w:val="nil"/>
               <w:left w:val="nil"/>
@@ -9478,13 +9508,13 @@
                 <w:sz w:val="19"/>
                 <w:szCs w:val="17"/>
               </w:rPr>
-              <w:t>2026</w:t>
-            </w:r>
-          </w:p>
-        </w:tc>
-        <w:tc>
-          <w:tcPr>
-            <w:tcW w:w="3515" w:type="dxa"/>
+              <w:t>S24</w:t>
+            </w:r>
+          </w:p>
+        </w:tc>
+        <w:tc>
+          <w:tcPr>
+            <w:tcW w:w="2268" w:type="dxa"/>
             <w:tcBorders>
               <w:top w:val="nil"/>
               <w:left w:val="nil"/>
@@ -9512,13 +9542,13 @@
                 <w:sz w:val="19"/>
                 <w:szCs w:val="17"/>
               </w:rPr>
-              <w:t xml:space="preserve">Enabling Cross-Institution Health Data Sharing in Norway: EUDI Wallets, On-Chain Consent, and openEHR↔FHIR Translation</w:t>
-            </w:r>
-          </w:p>
-        </w:tc>
-        <w:tc>
-          <w:tcPr>
-            <w:tcW w:w="1814" w:type="dxa"/>
+              <w:t>Wu et al. (2022)</w:t>
+            </w:r>
+          </w:p>
+        </w:tc>
+        <w:tc>
+          <w:tcPr>
+            <w:tcW w:w="5499" w:type="dxa"/>
             <w:tcBorders>
               <w:top w:val="nil"/>
               <w:left w:val="nil"/>
@@ -9546,7 +9576,7 @@
                 <w:sz w:val="19"/>
                 <w:szCs w:val="17"/>
               </w:rPr>
-              <w:t>Identity and authority (Req 2)</w:t>
+              <w:t xml:space="preserve">Apply Trust Computing and Privacy Preserving Smart Contracts to Manage, Share, and Analyze Multi-site Clinical Trial Data</w:t>
             </w:r>
           </w:p>
         </w:tc>
@@ -9557,7 +9587,7 @@
         </w:trPr>
         <w:tc>
           <w:tcPr>
-            <w:tcW w:w="680" w:type="dxa"/>
+            <w:tcW w:w="737" w:type="dxa"/>
             <w:tcBorders>
               <w:top w:val="nil"/>
               <w:left w:val="nil"/>
@@ -9585,13 +9615,13 @@
                 <w:sz w:val="19"/>
                 <w:szCs w:val="17"/>
               </w:rPr>
-              <w:t>S15</w:t>
-            </w:r>
-          </w:p>
-        </w:tc>
-        <w:tc>
-          <w:tcPr>
-            <w:tcW w:w="1814" w:type="dxa"/>
+              <w:t>S25</w:t>
+            </w:r>
+          </w:p>
+        </w:tc>
+        <w:tc>
+          <w:tcPr>
+            <w:tcW w:w="2268" w:type="dxa"/>
             <w:tcBorders>
               <w:top w:val="nil"/>
               <w:left w:val="nil"/>
@@ -9619,13 +9649,13 @@
                 <w:sz w:val="19"/>
                 <w:szCs w:val="17"/>
               </w:rPr>
-              <w:t>Phuyal et al. (2026a)</w:t>
-            </w:r>
-          </w:p>
-        </w:tc>
-        <w:tc>
-          <w:tcPr>
-            <w:tcW w:w="680" w:type="dxa"/>
+              <w:t>Wu and Zhang (2025)</w:t>
+            </w:r>
+          </w:p>
+        </w:tc>
+        <w:tc>
+          <w:tcPr>
+            <w:tcW w:w="5499" w:type="dxa"/>
             <w:tcBorders>
               <w:top w:val="nil"/>
               <w:left w:val="nil"/>
@@ -9653,1825 +9683,7 @@
                 <w:sz w:val="19"/>
                 <w:szCs w:val="17"/>
               </w:rPr>
-              <w:t>2026</w:t>
-            </w:r>
-          </w:p>
-        </w:tc>
-        <w:tc>
-          <w:tcPr>
-            <w:tcW w:w="3515" w:type="dxa"/>
-            <w:tcBorders>
-              <w:top w:val="nil"/>
-              <w:left w:val="nil"/>
-              <w:bottom w:val="nil"/>
-              <w:right w:val="nil"/>
-              <w:insideH w:val="nil"/>
-              <w:insideV w:val="nil"/>
-            </w:tcBorders>
-            <w:tcMar>
-              <w:top w:w="40" w:type="dxa"/>
-              <w:left w:w="80" w:type="dxa"/>
-              <w:bottom w:w="40" w:type="dxa"/>
-              <w:right w:w="80" w:type="dxa"/>
-            </w:tcMar>
-          </w:tcPr>
-          <w:p>
-            <w:pPr>
-              <w:spacing w:after="40" w:line="240" w:lineRule="auto"/>
-              <w:jc w:val="left"/>
-            </w:pPr>
-            <w:r>
-              <w:rPr>
-                <w:rFonts w:ascii="Palatino Linotype" w:hAnsi="Palatino Linotype" w:cs="Palatino Linotype"/>
-                <w:color w:val="000000"/>
-                <w:sz w:val="19"/>
-                <w:szCs w:val="17"/>
-              </w:rPr>
-              <w:t>A Blockchain-Based Architecture for Dynamic and Auditable Patient Consent in Secondary Use of Health Data</w:t>
-            </w:r>
-          </w:p>
-        </w:tc>
-        <w:tc>
-          <w:tcPr>
-            <w:tcW w:w="1814" w:type="dxa"/>
-            <w:tcBorders>
-              <w:top w:val="nil"/>
-              <w:left w:val="nil"/>
-              <w:bottom w:val="nil"/>
-              <w:right w:val="nil"/>
-              <w:insideH w:val="nil"/>
-              <w:insideV w:val="nil"/>
-            </w:tcBorders>
-            <w:tcMar>
-              <w:top w:w="40" w:type="dxa"/>
-              <w:left w:w="80" w:type="dxa"/>
-              <w:bottom w:w="40" w:type="dxa"/>
-              <w:right w:w="80" w:type="dxa"/>
-            </w:tcMar>
-          </w:tcPr>
-          <w:p>
-            <w:pPr>
-              <w:spacing w:after="40" w:line="240" w:lineRule="auto"/>
-              <w:jc w:val="left"/>
-            </w:pPr>
-            <w:r>
-              <w:rPr>
-                <w:rFonts w:ascii="Palatino Linotype" w:hAnsi="Palatino Linotype" w:cs="Palatino Linotype"/>
-                <w:color w:val="000000"/>
-                <w:sz w:val="19"/>
-                <w:szCs w:val="17"/>
-              </w:rPr>
-              <w:t>Identity and authority (Req 2)</w:t>
-            </w:r>
-          </w:p>
-        </w:tc>
-      </w:tr>
-      <w:tr>
-        <w:trPr>
-          <w:cantSplit/>
-        </w:trPr>
-        <w:tc>
-          <w:tcPr>
-            <w:tcW w:w="680" w:type="dxa"/>
-            <w:tcBorders>
-              <w:top w:val="nil"/>
-              <w:left w:val="nil"/>
-              <w:bottom w:val="nil"/>
-              <w:right w:val="nil"/>
-              <w:insideH w:val="nil"/>
-              <w:insideV w:val="nil"/>
-            </w:tcBorders>
-            <w:tcMar>
-              <w:top w:w="40" w:type="dxa"/>
-              <w:left w:w="80" w:type="dxa"/>
-              <w:bottom w:w="40" w:type="dxa"/>
-              <w:right w:w="80" w:type="dxa"/>
-            </w:tcMar>
-          </w:tcPr>
-          <w:p>
-            <w:pPr>
-              <w:spacing w:after="40" w:line="240" w:lineRule="auto"/>
-              <w:jc w:val="left"/>
-            </w:pPr>
-            <w:r>
-              <w:rPr>
-                <w:rFonts w:ascii="Palatino Linotype" w:hAnsi="Palatino Linotype" w:cs="Palatino Linotype"/>
-                <w:color w:val="000000"/>
-                <w:sz w:val="19"/>
-                <w:szCs w:val="17"/>
-              </w:rPr>
-              <w:t>S16</w:t>
-            </w:r>
-          </w:p>
-        </w:tc>
-        <w:tc>
-          <w:tcPr>
-            <w:tcW w:w="1814" w:type="dxa"/>
-            <w:tcBorders>
-              <w:top w:val="nil"/>
-              <w:left w:val="nil"/>
-              <w:bottom w:val="nil"/>
-              <w:right w:val="nil"/>
-              <w:insideH w:val="nil"/>
-              <w:insideV w:val="nil"/>
-            </w:tcBorders>
-            <w:tcMar>
-              <w:top w:w="40" w:type="dxa"/>
-              <w:left w:w="80" w:type="dxa"/>
-              <w:bottom w:w="40" w:type="dxa"/>
-              <w:right w:w="80" w:type="dxa"/>
-            </w:tcMar>
-          </w:tcPr>
-          <w:p>
-            <w:pPr>
-              <w:spacing w:after="40" w:line="240" w:lineRule="auto"/>
-              <w:jc w:val="left"/>
-            </w:pPr>
-            <w:r>
-              <w:rPr>
-                <w:rFonts w:ascii="Palatino Linotype" w:hAnsi="Palatino Linotype" w:cs="Palatino Linotype"/>
-                <w:color w:val="000000"/>
-                <w:sz w:val="19"/>
-                <w:szCs w:val="17"/>
-              </w:rPr>
-              <w:t>Punia et al. (2025)</w:t>
-            </w:r>
-          </w:p>
-        </w:tc>
-        <w:tc>
-          <w:tcPr>
-            <w:tcW w:w="680" w:type="dxa"/>
-            <w:tcBorders>
-              <w:top w:val="nil"/>
-              <w:left w:val="nil"/>
-              <w:bottom w:val="nil"/>
-              <w:right w:val="nil"/>
-              <w:insideH w:val="nil"/>
-              <w:insideV w:val="nil"/>
-            </w:tcBorders>
-            <w:tcMar>
-              <w:top w:w="40" w:type="dxa"/>
-              <w:left w:w="80" w:type="dxa"/>
-              <w:bottom w:w="40" w:type="dxa"/>
-              <w:right w:w="80" w:type="dxa"/>
-            </w:tcMar>
-          </w:tcPr>
-          <w:p>
-            <w:pPr>
-              <w:spacing w:after="40" w:line="240" w:lineRule="auto"/>
-              <w:jc w:val="left"/>
-            </w:pPr>
-            <w:r>
-              <w:rPr>
-                <w:rFonts w:ascii="Palatino Linotype" w:hAnsi="Palatino Linotype" w:cs="Palatino Linotype"/>
-                <w:color w:val="000000"/>
-                <w:sz w:val="19"/>
-                <w:szCs w:val="17"/>
-              </w:rPr>
-              <w:t>2025</w:t>
-            </w:r>
-          </w:p>
-        </w:tc>
-        <w:tc>
-          <w:tcPr>
-            <w:tcW w:w="3515" w:type="dxa"/>
-            <w:tcBorders>
-              <w:top w:val="nil"/>
-              <w:left w:val="nil"/>
-              <w:bottom w:val="nil"/>
-              <w:right w:val="nil"/>
-              <w:insideH w:val="nil"/>
-              <w:insideV w:val="nil"/>
-            </w:tcBorders>
-            <w:tcMar>
-              <w:top w:w="40" w:type="dxa"/>
-              <w:left w:w="80" w:type="dxa"/>
-              <w:bottom w:w="40" w:type="dxa"/>
-              <w:right w:w="80" w:type="dxa"/>
-            </w:tcMar>
-          </w:tcPr>
-          <w:p>
-            <w:pPr>
-              <w:spacing w:after="40" w:line="240" w:lineRule="auto"/>
-              <w:jc w:val="left"/>
-            </w:pPr>
-            <w:r>
-              <w:rPr>
-                <w:rFonts w:ascii="Palatino Linotype" w:hAnsi="Palatino Linotype" w:cs="Palatino Linotype"/>
-                <w:color w:val="000000"/>
-                <w:sz w:val="19"/>
-                <w:szCs w:val="17"/>
-              </w:rPr>
-              <w:t>An access control system for cloud-based healthcare systems driven by blockchain</w:t>
-            </w:r>
-          </w:p>
-        </w:tc>
-        <w:tc>
-          <w:tcPr>
-            <w:tcW w:w="1814" w:type="dxa"/>
-            <w:tcBorders>
-              <w:top w:val="nil"/>
-              <w:left w:val="nil"/>
-              <w:bottom w:val="nil"/>
-              <w:right w:val="nil"/>
-              <w:insideH w:val="nil"/>
-              <w:insideV w:val="nil"/>
-            </w:tcBorders>
-            <w:tcMar>
-              <w:top w:w="40" w:type="dxa"/>
-              <w:left w:w="80" w:type="dxa"/>
-              <w:bottom w:w="40" w:type="dxa"/>
-              <w:right w:w="80" w:type="dxa"/>
-            </w:tcMar>
-          </w:tcPr>
-          <w:p>
-            <w:pPr>
-              <w:spacing w:after="40" w:line="240" w:lineRule="auto"/>
-              <w:jc w:val="left"/>
-            </w:pPr>
-            <w:r>
-              <w:rPr>
-                <w:rFonts w:ascii="Palatino Linotype" w:hAnsi="Palatino Linotype" w:cs="Palatino Linotype"/>
-                <w:color w:val="000000"/>
-                <w:sz w:val="19"/>
-                <w:szCs w:val="17"/>
-              </w:rPr>
-              <w:t>Multi-party authorisation (Req 3)</w:t>
-            </w:r>
-          </w:p>
-        </w:tc>
-      </w:tr>
-      <w:tr>
-        <w:trPr>
-          <w:cantSplit/>
-        </w:trPr>
-        <w:tc>
-          <w:tcPr>
-            <w:tcW w:w="680" w:type="dxa"/>
-            <w:tcBorders>
-              <w:top w:val="nil"/>
-              <w:left w:val="nil"/>
-              <w:bottom w:val="nil"/>
-              <w:right w:val="nil"/>
-              <w:insideH w:val="nil"/>
-              <w:insideV w:val="nil"/>
-            </w:tcBorders>
-            <w:tcMar>
-              <w:top w:w="40" w:type="dxa"/>
-              <w:left w:w="80" w:type="dxa"/>
-              <w:bottom w:w="40" w:type="dxa"/>
-              <w:right w:w="80" w:type="dxa"/>
-            </w:tcMar>
-          </w:tcPr>
-          <w:p>
-            <w:pPr>
-              <w:spacing w:after="40" w:line="240" w:lineRule="auto"/>
-              <w:jc w:val="left"/>
-            </w:pPr>
-            <w:r>
-              <w:rPr>
-                <w:rFonts w:ascii="Palatino Linotype" w:hAnsi="Palatino Linotype" w:cs="Palatino Linotype"/>
-                <w:color w:val="000000"/>
-                <w:sz w:val="19"/>
-                <w:szCs w:val="17"/>
-              </w:rPr>
-              <w:t>S17</w:t>
-            </w:r>
-          </w:p>
-        </w:tc>
-        <w:tc>
-          <w:tcPr>
-            <w:tcW w:w="1814" w:type="dxa"/>
-            <w:tcBorders>
-              <w:top w:val="nil"/>
-              <w:left w:val="nil"/>
-              <w:bottom w:val="nil"/>
-              <w:right w:val="nil"/>
-              <w:insideH w:val="nil"/>
-              <w:insideV w:val="nil"/>
-            </w:tcBorders>
-            <w:tcMar>
-              <w:top w:w="40" w:type="dxa"/>
-              <w:left w:w="80" w:type="dxa"/>
-              <w:bottom w:w="40" w:type="dxa"/>
-              <w:right w:w="80" w:type="dxa"/>
-            </w:tcMar>
-          </w:tcPr>
-          <w:p>
-            <w:pPr>
-              <w:spacing w:after="40" w:line="240" w:lineRule="auto"/>
-              <w:jc w:val="left"/>
-            </w:pPr>
-            <w:r>
-              <w:rPr>
-                <w:rFonts w:ascii="Palatino Linotype" w:hAnsi="Palatino Linotype" w:cs="Palatino Linotype"/>
-                <w:color w:val="000000"/>
-                <w:sz w:val="19"/>
-                <w:szCs w:val="17"/>
-              </w:rPr>
-              <w:t>Román-Martínez et al. (2023)</w:t>
-            </w:r>
-          </w:p>
-        </w:tc>
-        <w:tc>
-          <w:tcPr>
-            <w:tcW w:w="680" w:type="dxa"/>
-            <w:tcBorders>
-              <w:top w:val="nil"/>
-              <w:left w:val="nil"/>
-              <w:bottom w:val="nil"/>
-              <w:right w:val="nil"/>
-              <w:insideH w:val="nil"/>
-              <w:insideV w:val="nil"/>
-            </w:tcBorders>
-            <w:tcMar>
-              <w:top w:w="40" w:type="dxa"/>
-              <w:left w:w="80" w:type="dxa"/>
-              <w:bottom w:w="40" w:type="dxa"/>
-              <w:right w:w="80" w:type="dxa"/>
-            </w:tcMar>
-          </w:tcPr>
-          <w:p>
-            <w:pPr>
-              <w:spacing w:after="40" w:line="240" w:lineRule="auto"/>
-              <w:jc w:val="left"/>
-            </w:pPr>
-            <w:r>
-              <w:rPr>
-                <w:rFonts w:ascii="Palatino Linotype" w:hAnsi="Palatino Linotype" w:cs="Palatino Linotype"/>
-                <w:color w:val="000000"/>
-                <w:sz w:val="19"/>
-                <w:szCs w:val="17"/>
-              </w:rPr>
-              <w:t>2023</w:t>
-            </w:r>
-          </w:p>
-        </w:tc>
-        <w:tc>
-          <w:tcPr>
-            <w:tcW w:w="3515" w:type="dxa"/>
-            <w:tcBorders>
-              <w:top w:val="nil"/>
-              <w:left w:val="nil"/>
-              <w:bottom w:val="nil"/>
-              <w:right w:val="nil"/>
-              <w:insideH w:val="nil"/>
-              <w:insideV w:val="nil"/>
-            </w:tcBorders>
-            <w:tcMar>
-              <w:top w:w="40" w:type="dxa"/>
-              <w:left w:w="80" w:type="dxa"/>
-              <w:bottom w:w="40" w:type="dxa"/>
-              <w:right w:w="80" w:type="dxa"/>
-            </w:tcMar>
-          </w:tcPr>
-          <w:p>
-            <w:pPr>
-              <w:spacing w:after="40" w:line="240" w:lineRule="auto"/>
-              <w:jc w:val="left"/>
-            </w:pPr>
-            <w:r>
-              <w:rPr>
-                <w:rFonts w:ascii="Palatino Linotype" w:hAnsi="Palatino Linotype" w:cs="Palatino Linotype"/>
-                <w:color w:val="000000"/>
-                <w:sz w:val="19"/>
-                <w:szCs w:val="17"/>
-              </w:rPr>
-              <w:t>Blockchain-Based Service-Oriented Architecture for Consent Management, Access Control, and Auditing</w:t>
-            </w:r>
-          </w:p>
-        </w:tc>
-        <w:tc>
-          <w:tcPr>
-            <w:tcW w:w="1814" w:type="dxa"/>
-            <w:tcBorders>
-              <w:top w:val="nil"/>
-              <w:left w:val="nil"/>
-              <w:bottom w:val="nil"/>
-              <w:right w:val="nil"/>
-              <w:insideH w:val="nil"/>
-              <w:insideV w:val="nil"/>
-            </w:tcBorders>
-            <w:tcMar>
-              <w:top w:w="40" w:type="dxa"/>
-              <w:left w:w="80" w:type="dxa"/>
-              <w:bottom w:w="40" w:type="dxa"/>
-              <w:right w:w="80" w:type="dxa"/>
-            </w:tcMar>
-          </w:tcPr>
-          <w:p>
-            <w:pPr>
-              <w:spacing w:after="40" w:line="240" w:lineRule="auto"/>
-              <w:jc w:val="left"/>
-            </w:pPr>
-            <w:r>
-              <w:rPr>
-                <w:rFonts w:ascii="Palatino Linotype" w:hAnsi="Palatino Linotype" w:cs="Palatino Linotype"/>
-                <w:color w:val="000000"/>
-                <w:sz w:val="19"/>
-                <w:szCs w:val="17"/>
-              </w:rPr>
-              <w:t>Policy and context (Req 4)</w:t>
-            </w:r>
-          </w:p>
-        </w:tc>
-      </w:tr>
-      <w:tr>
-        <w:trPr>
-          <w:cantSplit/>
-        </w:trPr>
-        <w:tc>
-          <w:tcPr>
-            <w:tcW w:w="680" w:type="dxa"/>
-            <w:tcBorders>
-              <w:top w:val="nil"/>
-              <w:left w:val="nil"/>
-              <w:bottom w:val="nil"/>
-              <w:right w:val="nil"/>
-              <w:insideH w:val="nil"/>
-              <w:insideV w:val="nil"/>
-            </w:tcBorders>
-            <w:tcMar>
-              <w:top w:w="40" w:type="dxa"/>
-              <w:left w:w="80" w:type="dxa"/>
-              <w:bottom w:w="40" w:type="dxa"/>
-              <w:right w:w="80" w:type="dxa"/>
-            </w:tcMar>
-          </w:tcPr>
-          <w:p>
-            <w:pPr>
-              <w:spacing w:after="40" w:line="240" w:lineRule="auto"/>
-              <w:jc w:val="left"/>
-            </w:pPr>
-            <w:r>
-              <w:rPr>
-                <w:rFonts w:ascii="Palatino Linotype" w:hAnsi="Palatino Linotype" w:cs="Palatino Linotype"/>
-                <w:color w:val="000000"/>
-                <w:sz w:val="19"/>
-                <w:szCs w:val="17"/>
-              </w:rPr>
-              <w:t>S18</w:t>
-            </w:r>
-          </w:p>
-        </w:tc>
-        <w:tc>
-          <w:tcPr>
-            <w:tcW w:w="1814" w:type="dxa"/>
-            <w:tcBorders>
-              <w:top w:val="nil"/>
-              <w:left w:val="nil"/>
-              <w:bottom w:val="nil"/>
-              <w:right w:val="nil"/>
-              <w:insideH w:val="nil"/>
-              <w:insideV w:val="nil"/>
-            </w:tcBorders>
-            <w:tcMar>
-              <w:top w:w="40" w:type="dxa"/>
-              <w:left w:w="80" w:type="dxa"/>
-              <w:bottom w:w="40" w:type="dxa"/>
-              <w:right w:w="80" w:type="dxa"/>
-            </w:tcMar>
-          </w:tcPr>
-          <w:p>
-            <w:pPr>
-              <w:spacing w:after="40" w:line="240" w:lineRule="auto"/>
-              <w:jc w:val="left"/>
-            </w:pPr>
-            <w:r>
-              <w:rPr>
-                <w:rFonts w:ascii="Palatino Linotype" w:hAnsi="Palatino Linotype" w:cs="Palatino Linotype"/>
-                <w:color w:val="000000"/>
-                <w:sz w:val="19"/>
-                <w:szCs w:val="17"/>
-              </w:rPr>
-              <w:t>Hema et al. (2026)</w:t>
-            </w:r>
-          </w:p>
-        </w:tc>
-        <w:tc>
-          <w:tcPr>
-            <w:tcW w:w="680" w:type="dxa"/>
-            <w:tcBorders>
-              <w:top w:val="nil"/>
-              <w:left w:val="nil"/>
-              <w:bottom w:val="nil"/>
-              <w:right w:val="nil"/>
-              <w:insideH w:val="nil"/>
-              <w:insideV w:val="nil"/>
-            </w:tcBorders>
-            <w:tcMar>
-              <w:top w:w="40" w:type="dxa"/>
-              <w:left w:w="80" w:type="dxa"/>
-              <w:bottom w:w="40" w:type="dxa"/>
-              <w:right w:w="80" w:type="dxa"/>
-            </w:tcMar>
-          </w:tcPr>
-          <w:p>
-            <w:pPr>
-              <w:spacing w:after="40" w:line="240" w:lineRule="auto"/>
-              <w:jc w:val="left"/>
-            </w:pPr>
-            <w:r>
-              <w:rPr>
-                <w:rFonts w:ascii="Palatino Linotype" w:hAnsi="Palatino Linotype" w:cs="Palatino Linotype"/>
-                <w:color w:val="000000"/>
-                <w:sz w:val="19"/>
-                <w:szCs w:val="17"/>
-              </w:rPr>
-              <w:t>2026</w:t>
-            </w:r>
-          </w:p>
-        </w:tc>
-        <w:tc>
-          <w:tcPr>
-            <w:tcW w:w="3515" w:type="dxa"/>
-            <w:tcBorders>
-              <w:top w:val="nil"/>
-              <w:left w:val="nil"/>
-              <w:bottom w:val="nil"/>
-              <w:right w:val="nil"/>
-              <w:insideH w:val="nil"/>
-              <w:insideV w:val="nil"/>
-            </w:tcBorders>
-            <w:tcMar>
-              <w:top w:w="40" w:type="dxa"/>
-              <w:left w:w="80" w:type="dxa"/>
-              <w:bottom w:w="40" w:type="dxa"/>
-              <w:right w:w="80" w:type="dxa"/>
-            </w:tcMar>
-          </w:tcPr>
-          <w:p>
-            <w:pPr>
-              <w:spacing w:after="40" w:line="240" w:lineRule="auto"/>
-              <w:jc w:val="left"/>
-            </w:pPr>
-            <w:r>
-              <w:rPr>
-                <w:rFonts w:ascii="Palatino Linotype" w:hAnsi="Palatino Linotype" w:cs="Palatino Linotype"/>
-                <w:color w:val="000000"/>
-                <w:sz w:val="19"/>
-                <w:szCs w:val="17"/>
-              </w:rPr>
-              <w:t>Patient Centric Cryptographic Protection of Cloud Electronic Health Records</w:t>
-            </w:r>
-          </w:p>
-        </w:tc>
-        <w:tc>
-          <w:tcPr>
-            <w:tcW w:w="1814" w:type="dxa"/>
-            <w:tcBorders>
-              <w:top w:val="nil"/>
-              <w:left w:val="nil"/>
-              <w:bottom w:val="nil"/>
-              <w:right w:val="nil"/>
-              <w:insideH w:val="nil"/>
-              <w:insideV w:val="nil"/>
-            </w:tcBorders>
-            <w:tcMar>
-              <w:top w:w="40" w:type="dxa"/>
-              <w:left w:w="80" w:type="dxa"/>
-              <w:bottom w:w="40" w:type="dxa"/>
-              <w:right w:w="80" w:type="dxa"/>
-            </w:tcMar>
-          </w:tcPr>
-          <w:p>
-            <w:pPr>
-              <w:spacing w:after="40" w:line="240" w:lineRule="auto"/>
-              <w:jc w:val="left"/>
-            </w:pPr>
-            <w:r>
-              <w:rPr>
-                <w:rFonts w:ascii="Palatino Linotype" w:hAnsi="Palatino Linotype" w:cs="Palatino Linotype"/>
-                <w:color w:val="000000"/>
-                <w:sz w:val="19"/>
-                <w:szCs w:val="17"/>
-              </w:rPr>
-              <w:t>Temporal and lifecycle (Req 5)</w:t>
-            </w:r>
-          </w:p>
-        </w:tc>
-      </w:tr>
-      <w:tr>
-        <w:trPr>
-          <w:cantSplit/>
-        </w:trPr>
-        <w:tc>
-          <w:tcPr>
-            <w:tcW w:w="680" w:type="dxa"/>
-            <w:tcBorders>
-              <w:top w:val="nil"/>
-              <w:left w:val="nil"/>
-              <w:bottom w:val="nil"/>
-              <w:right w:val="nil"/>
-              <w:insideH w:val="nil"/>
-              <w:insideV w:val="nil"/>
-            </w:tcBorders>
-            <w:tcMar>
-              <w:top w:w="40" w:type="dxa"/>
-              <w:left w:w="80" w:type="dxa"/>
-              <w:bottom w:w="40" w:type="dxa"/>
-              <w:right w:w="80" w:type="dxa"/>
-            </w:tcMar>
-          </w:tcPr>
-          <w:p>
-            <w:pPr>
-              <w:spacing w:after="40" w:line="240" w:lineRule="auto"/>
-              <w:jc w:val="left"/>
-            </w:pPr>
-            <w:r>
-              <w:rPr>
-                <w:rFonts w:ascii="Palatino Linotype" w:hAnsi="Palatino Linotype" w:cs="Palatino Linotype"/>
-                <w:color w:val="000000"/>
-                <w:sz w:val="19"/>
-                <w:szCs w:val="17"/>
-              </w:rPr>
-              <w:t>S19</w:t>
-            </w:r>
-          </w:p>
-        </w:tc>
-        <w:tc>
-          <w:tcPr>
-            <w:tcW w:w="1814" w:type="dxa"/>
-            <w:tcBorders>
-              <w:top w:val="nil"/>
-              <w:left w:val="nil"/>
-              <w:bottom w:val="nil"/>
-              <w:right w:val="nil"/>
-              <w:insideH w:val="nil"/>
-              <w:insideV w:val="nil"/>
-            </w:tcBorders>
-            <w:tcMar>
-              <w:top w:w="40" w:type="dxa"/>
-              <w:left w:w="80" w:type="dxa"/>
-              <w:bottom w:w="40" w:type="dxa"/>
-              <w:right w:w="80" w:type="dxa"/>
-            </w:tcMar>
-          </w:tcPr>
-          <w:p>
-            <w:pPr>
-              <w:spacing w:after="40" w:line="240" w:lineRule="auto"/>
-              <w:jc w:val="left"/>
-            </w:pPr>
-            <w:r>
-              <w:rPr>
-                <w:rFonts w:ascii="Palatino Linotype" w:hAnsi="Palatino Linotype" w:cs="Palatino Linotype"/>
-                <w:color w:val="000000"/>
-                <w:sz w:val="19"/>
-                <w:szCs w:val="17"/>
-              </w:rPr>
-              <w:t>SooHoo et al. (2026)</w:t>
-            </w:r>
-          </w:p>
-        </w:tc>
-        <w:tc>
-          <w:tcPr>
-            <w:tcW w:w="680" w:type="dxa"/>
-            <w:tcBorders>
-              <w:top w:val="nil"/>
-              <w:left w:val="nil"/>
-              <w:bottom w:val="nil"/>
-              <w:right w:val="nil"/>
-              <w:insideH w:val="nil"/>
-              <w:insideV w:val="nil"/>
-            </w:tcBorders>
-            <w:tcMar>
-              <w:top w:w="40" w:type="dxa"/>
-              <w:left w:w="80" w:type="dxa"/>
-              <w:bottom w:w="40" w:type="dxa"/>
-              <w:right w:w="80" w:type="dxa"/>
-            </w:tcMar>
-          </w:tcPr>
-          <w:p>
-            <w:pPr>
-              <w:spacing w:after="40" w:line="240" w:lineRule="auto"/>
-              <w:jc w:val="left"/>
-            </w:pPr>
-            <w:r>
-              <w:rPr>
-                <w:rFonts w:ascii="Palatino Linotype" w:hAnsi="Palatino Linotype" w:cs="Palatino Linotype"/>
-                <w:color w:val="000000"/>
-                <w:sz w:val="19"/>
-                <w:szCs w:val="17"/>
-              </w:rPr>
-              <w:t>2026</w:t>
-            </w:r>
-          </w:p>
-        </w:tc>
-        <w:tc>
-          <w:tcPr>
-            <w:tcW w:w="3515" w:type="dxa"/>
-            <w:tcBorders>
-              <w:top w:val="nil"/>
-              <w:left w:val="nil"/>
-              <w:bottom w:val="nil"/>
-              <w:right w:val="nil"/>
-              <w:insideH w:val="nil"/>
-              <w:insideV w:val="nil"/>
-            </w:tcBorders>
-            <w:tcMar>
-              <w:top w:w="40" w:type="dxa"/>
-              <w:left w:w="80" w:type="dxa"/>
-              <w:bottom w:w="40" w:type="dxa"/>
-              <w:right w:w="80" w:type="dxa"/>
-            </w:tcMar>
-          </w:tcPr>
-          <w:p>
-            <w:pPr>
-              <w:spacing w:after="40" w:line="240" w:lineRule="auto"/>
-              <w:jc w:val="left"/>
-            </w:pPr>
-            <w:r>
-              <w:rPr>
-                <w:rFonts w:ascii="Palatino Linotype" w:hAnsi="Palatino Linotype" w:cs="Palatino Linotype"/>
-                <w:color w:val="000000"/>
-                <w:sz w:val="19"/>
-                <w:szCs w:val="17"/>
-              </w:rPr>
-              <w:t xml:space="preserve">Development of the authentication and authorization processes for the iAgree portal, a platform for patient-controlled data sharing across health systems</w:t>
-            </w:r>
-          </w:p>
-        </w:tc>
-        <w:tc>
-          <w:tcPr>
-            <w:tcW w:w="1814" w:type="dxa"/>
-            <w:tcBorders>
-              <w:top w:val="nil"/>
-              <w:left w:val="nil"/>
-              <w:bottom w:val="nil"/>
-              <w:right w:val="nil"/>
-              <w:insideH w:val="nil"/>
-              <w:insideV w:val="nil"/>
-            </w:tcBorders>
-            <w:tcMar>
-              <w:top w:w="40" w:type="dxa"/>
-              <w:left w:w="80" w:type="dxa"/>
-              <w:bottom w:w="40" w:type="dxa"/>
-              <w:right w:w="80" w:type="dxa"/>
-            </w:tcMar>
-          </w:tcPr>
-          <w:p>
-            <w:pPr>
-              <w:spacing w:after="40" w:line="240" w:lineRule="auto"/>
-              <w:jc w:val="left"/>
-            </w:pPr>
-            <w:r>
-              <w:rPr>
-                <w:rFonts w:ascii="Palatino Linotype" w:hAnsi="Palatino Linotype" w:cs="Palatino Linotype"/>
-                <w:color w:val="000000"/>
-                <w:sz w:val="19"/>
-                <w:szCs w:val="17"/>
-              </w:rPr>
-              <w:t>Consent representation (Req 1)</w:t>
-            </w:r>
-          </w:p>
-        </w:tc>
-      </w:tr>
-      <w:tr>
-        <w:trPr>
-          <w:cantSplit/>
-        </w:trPr>
-        <w:tc>
-          <w:tcPr>
-            <w:tcW w:w="680" w:type="dxa"/>
-            <w:tcBorders>
-              <w:top w:val="nil"/>
-              <w:left w:val="nil"/>
-              <w:bottom w:val="nil"/>
-              <w:right w:val="nil"/>
-              <w:insideH w:val="nil"/>
-              <w:insideV w:val="nil"/>
-            </w:tcBorders>
-            <w:tcMar>
-              <w:top w:w="40" w:type="dxa"/>
-              <w:left w:w="80" w:type="dxa"/>
-              <w:bottom w:w="40" w:type="dxa"/>
-              <w:right w:w="80" w:type="dxa"/>
-            </w:tcMar>
-          </w:tcPr>
-          <w:p>
-            <w:pPr>
-              <w:spacing w:after="40" w:line="240" w:lineRule="auto"/>
-              <w:jc w:val="left"/>
-            </w:pPr>
-            <w:r>
-              <w:rPr>
-                <w:rFonts w:ascii="Palatino Linotype" w:hAnsi="Palatino Linotype" w:cs="Palatino Linotype"/>
-                <w:color w:val="000000"/>
-                <w:sz w:val="19"/>
-                <w:szCs w:val="17"/>
-              </w:rPr>
-              <w:t>S20</w:t>
-            </w:r>
-          </w:p>
-        </w:tc>
-        <w:tc>
-          <w:tcPr>
-            <w:tcW w:w="1814" w:type="dxa"/>
-            <w:tcBorders>
-              <w:top w:val="nil"/>
-              <w:left w:val="nil"/>
-              <w:bottom w:val="nil"/>
-              <w:right w:val="nil"/>
-              <w:insideH w:val="nil"/>
-              <w:insideV w:val="nil"/>
-            </w:tcBorders>
-            <w:tcMar>
-              <w:top w:w="40" w:type="dxa"/>
-              <w:left w:w="80" w:type="dxa"/>
-              <w:bottom w:w="40" w:type="dxa"/>
-              <w:right w:w="80" w:type="dxa"/>
-            </w:tcMar>
-          </w:tcPr>
-          <w:p>
-            <w:pPr>
-              <w:spacing w:after="40" w:line="240" w:lineRule="auto"/>
-              <w:jc w:val="left"/>
-            </w:pPr>
-            <w:r>
-              <w:rPr>
-                <w:rFonts w:ascii="Palatino Linotype" w:hAnsi="Palatino Linotype" w:cs="Palatino Linotype"/>
-                <w:color w:val="000000"/>
-                <w:sz w:val="19"/>
-                <w:szCs w:val="17"/>
-              </w:rPr>
-              <w:t>Tan et al. (2024)</w:t>
-            </w:r>
-          </w:p>
-        </w:tc>
-        <w:tc>
-          <w:tcPr>
-            <w:tcW w:w="680" w:type="dxa"/>
-            <w:tcBorders>
-              <w:top w:val="nil"/>
-              <w:left w:val="nil"/>
-              <w:bottom w:val="nil"/>
-              <w:right w:val="nil"/>
-              <w:insideH w:val="nil"/>
-              <w:insideV w:val="nil"/>
-            </w:tcBorders>
-            <w:tcMar>
-              <w:top w:w="40" w:type="dxa"/>
-              <w:left w:w="80" w:type="dxa"/>
-              <w:bottom w:w="40" w:type="dxa"/>
-              <w:right w:w="80" w:type="dxa"/>
-            </w:tcMar>
-          </w:tcPr>
-          <w:p>
-            <w:pPr>
-              <w:spacing w:after="40" w:line="240" w:lineRule="auto"/>
-              <w:jc w:val="left"/>
-            </w:pPr>
-            <w:r>
-              <w:rPr>
-                <w:rFonts w:ascii="Palatino Linotype" w:hAnsi="Palatino Linotype" w:cs="Palatino Linotype"/>
-                <w:color w:val="000000"/>
-                <w:sz w:val="19"/>
-                <w:szCs w:val="17"/>
-              </w:rPr>
-              <w:t>2024</w:t>
-            </w:r>
-          </w:p>
-        </w:tc>
-        <w:tc>
-          <w:tcPr>
-            <w:tcW w:w="3515" w:type="dxa"/>
-            <w:tcBorders>
-              <w:top w:val="nil"/>
-              <w:left w:val="nil"/>
-              <w:bottom w:val="nil"/>
-              <w:right w:val="nil"/>
-              <w:insideH w:val="nil"/>
-              <w:insideV w:val="nil"/>
-            </w:tcBorders>
-            <w:tcMar>
-              <w:top w:w="40" w:type="dxa"/>
-              <w:left w:w="80" w:type="dxa"/>
-              <w:bottom w:w="40" w:type="dxa"/>
-              <w:right w:w="80" w:type="dxa"/>
-            </w:tcMar>
-          </w:tcPr>
-          <w:p>
-            <w:pPr>
-              <w:spacing w:after="40" w:line="240" w:lineRule="auto"/>
-              <w:jc w:val="left"/>
-            </w:pPr>
-            <w:r>
-              <w:rPr>
-                <w:rFonts w:ascii="Palatino Linotype" w:hAnsi="Palatino Linotype" w:cs="Palatino Linotype"/>
-                <w:color w:val="000000"/>
-                <w:sz w:val="19"/>
-                <w:szCs w:val="17"/>
-              </w:rPr>
-              <w:t>Secure and privacy-preserving sharing of personal health records with multi-party pre-authorization verification</w:t>
-            </w:r>
-          </w:p>
-        </w:tc>
-        <w:tc>
-          <w:tcPr>
-            <w:tcW w:w="1814" w:type="dxa"/>
-            <w:tcBorders>
-              <w:top w:val="nil"/>
-              <w:left w:val="nil"/>
-              <w:bottom w:val="nil"/>
-              <w:right w:val="nil"/>
-              <w:insideH w:val="nil"/>
-              <w:insideV w:val="nil"/>
-            </w:tcBorders>
-            <w:tcMar>
-              <w:top w:w="40" w:type="dxa"/>
-              <w:left w:w="80" w:type="dxa"/>
-              <w:bottom w:w="40" w:type="dxa"/>
-              <w:right w:w="80" w:type="dxa"/>
-            </w:tcMar>
-          </w:tcPr>
-          <w:p>
-            <w:pPr>
-              <w:spacing w:after="40" w:line="240" w:lineRule="auto"/>
-              <w:jc w:val="left"/>
-            </w:pPr>
-            <w:r>
-              <w:rPr>
-                <w:rFonts w:ascii="Palatino Linotype" w:hAnsi="Palatino Linotype" w:cs="Palatino Linotype"/>
-                <w:color w:val="000000"/>
-                <w:sz w:val="19"/>
-                <w:szCs w:val="17"/>
-              </w:rPr>
-              <w:t>Multi-party authorisation (Req 3)</w:t>
-            </w:r>
-          </w:p>
-        </w:tc>
-      </w:tr>
-      <w:tr>
-        <w:trPr>
-          <w:cantSplit/>
-        </w:trPr>
-        <w:tc>
-          <w:tcPr>
-            <w:tcW w:w="680" w:type="dxa"/>
-            <w:tcBorders>
-              <w:top w:val="nil"/>
-              <w:left w:val="nil"/>
-              <w:bottom w:val="nil"/>
-              <w:right w:val="nil"/>
-              <w:insideH w:val="nil"/>
-              <w:insideV w:val="nil"/>
-            </w:tcBorders>
-            <w:tcMar>
-              <w:top w:w="40" w:type="dxa"/>
-              <w:left w:w="80" w:type="dxa"/>
-              <w:bottom w:w="40" w:type="dxa"/>
-              <w:right w:w="80" w:type="dxa"/>
-            </w:tcMar>
-          </w:tcPr>
-          <w:p>
-            <w:pPr>
-              <w:spacing w:after="40" w:line="240" w:lineRule="auto"/>
-              <w:jc w:val="left"/>
-            </w:pPr>
-            <w:r>
-              <w:rPr>
-                <w:rFonts w:ascii="Palatino Linotype" w:hAnsi="Palatino Linotype" w:cs="Palatino Linotype"/>
-                <w:color w:val="000000"/>
-                <w:sz w:val="19"/>
-                <w:szCs w:val="17"/>
-              </w:rPr>
-              <w:t>S21</w:t>
-            </w:r>
-          </w:p>
-        </w:tc>
-        <w:tc>
-          <w:tcPr>
-            <w:tcW w:w="1814" w:type="dxa"/>
-            <w:tcBorders>
-              <w:top w:val="nil"/>
-              <w:left w:val="nil"/>
-              <w:bottom w:val="nil"/>
-              <w:right w:val="nil"/>
-              <w:insideH w:val="nil"/>
-              <w:insideV w:val="nil"/>
-            </w:tcBorders>
-            <w:tcMar>
-              <w:top w:w="40" w:type="dxa"/>
-              <w:left w:w="80" w:type="dxa"/>
-              <w:bottom w:w="40" w:type="dxa"/>
-              <w:right w:w="80" w:type="dxa"/>
-            </w:tcMar>
-          </w:tcPr>
-          <w:p>
-            <w:pPr>
-              <w:spacing w:after="40" w:line="240" w:lineRule="auto"/>
-              <w:jc w:val="left"/>
-            </w:pPr>
-            <w:r>
-              <w:rPr>
-                <w:rFonts w:ascii="Palatino Linotype" w:hAnsi="Palatino Linotype" w:cs="Palatino Linotype"/>
-                <w:color w:val="000000"/>
-                <w:sz w:val="19"/>
-                <w:szCs w:val="17"/>
-              </w:rPr>
-              <w:t>Tith et al. (2020)</w:t>
-            </w:r>
-          </w:p>
-        </w:tc>
-        <w:tc>
-          <w:tcPr>
-            <w:tcW w:w="680" w:type="dxa"/>
-            <w:tcBorders>
-              <w:top w:val="nil"/>
-              <w:left w:val="nil"/>
-              <w:bottom w:val="nil"/>
-              <w:right w:val="nil"/>
-              <w:insideH w:val="nil"/>
-              <w:insideV w:val="nil"/>
-            </w:tcBorders>
-            <w:tcMar>
-              <w:top w:w="40" w:type="dxa"/>
-              <w:left w:w="80" w:type="dxa"/>
-              <w:bottom w:w="40" w:type="dxa"/>
-              <w:right w:w="80" w:type="dxa"/>
-            </w:tcMar>
-          </w:tcPr>
-          <w:p>
-            <w:pPr>
-              <w:spacing w:after="40" w:line="240" w:lineRule="auto"/>
-              <w:jc w:val="left"/>
-            </w:pPr>
-            <w:r>
-              <w:rPr>
-                <w:rFonts w:ascii="Palatino Linotype" w:hAnsi="Palatino Linotype" w:cs="Palatino Linotype"/>
-                <w:color w:val="000000"/>
-                <w:sz w:val="19"/>
-                <w:szCs w:val="17"/>
-              </w:rPr>
-              <w:t>2020</w:t>
-            </w:r>
-          </w:p>
-        </w:tc>
-        <w:tc>
-          <w:tcPr>
-            <w:tcW w:w="3515" w:type="dxa"/>
-            <w:tcBorders>
-              <w:top w:val="nil"/>
-              <w:left w:val="nil"/>
-              <w:bottom w:val="nil"/>
-              <w:right w:val="nil"/>
-              <w:insideH w:val="nil"/>
-              <w:insideV w:val="nil"/>
-            </w:tcBorders>
-            <w:tcMar>
-              <w:top w:w="40" w:type="dxa"/>
-              <w:left w:w="80" w:type="dxa"/>
-              <w:bottom w:w="40" w:type="dxa"/>
-              <w:right w:w="80" w:type="dxa"/>
-            </w:tcMar>
-          </w:tcPr>
-          <w:p>
-            <w:pPr>
-              <w:spacing w:after="40" w:line="240" w:lineRule="auto"/>
-              <w:jc w:val="left"/>
-            </w:pPr>
-            <w:r>
-              <w:rPr>
-                <w:rFonts w:ascii="Palatino Linotype" w:hAnsi="Palatino Linotype" w:cs="Palatino Linotype"/>
-                <w:color w:val="000000"/>
-                <w:sz w:val="19"/>
-                <w:szCs w:val="17"/>
-              </w:rPr>
-              <w:t>Patient consent management by a purpose-based consent model for electronic health record based on blockchain technology</w:t>
-            </w:r>
-          </w:p>
-        </w:tc>
-        <w:tc>
-          <w:tcPr>
-            <w:tcW w:w="1814" w:type="dxa"/>
-            <w:tcBorders>
-              <w:top w:val="nil"/>
-              <w:left w:val="nil"/>
-              <w:bottom w:val="nil"/>
-              <w:right w:val="nil"/>
-              <w:insideH w:val="nil"/>
-              <w:insideV w:val="nil"/>
-            </w:tcBorders>
-            <w:tcMar>
-              <w:top w:w="40" w:type="dxa"/>
-              <w:left w:w="80" w:type="dxa"/>
-              <w:bottom w:w="40" w:type="dxa"/>
-              <w:right w:w="80" w:type="dxa"/>
-            </w:tcMar>
-          </w:tcPr>
-          <w:p>
-            <w:pPr>
-              <w:spacing w:after="40" w:line="240" w:lineRule="auto"/>
-              <w:jc w:val="left"/>
-            </w:pPr>
-            <w:r>
-              <w:rPr>
-                <w:rFonts w:ascii="Palatino Linotype" w:hAnsi="Palatino Linotype" w:cs="Palatino Linotype"/>
-                <w:color w:val="000000"/>
-                <w:sz w:val="19"/>
-                <w:szCs w:val="17"/>
-              </w:rPr>
-              <w:t>Policy and context (Req 4)</w:t>
-            </w:r>
-          </w:p>
-        </w:tc>
-      </w:tr>
-      <w:tr>
-        <w:trPr>
-          <w:cantSplit/>
-        </w:trPr>
-        <w:tc>
-          <w:tcPr>
-            <w:tcW w:w="680" w:type="dxa"/>
-            <w:tcBorders>
-              <w:top w:val="nil"/>
-              <w:left w:val="nil"/>
-              <w:bottom w:val="nil"/>
-              <w:right w:val="nil"/>
-              <w:insideH w:val="nil"/>
-              <w:insideV w:val="nil"/>
-            </w:tcBorders>
-            <w:tcMar>
-              <w:top w:w="40" w:type="dxa"/>
-              <w:left w:w="80" w:type="dxa"/>
-              <w:bottom w:w="40" w:type="dxa"/>
-              <w:right w:w="80" w:type="dxa"/>
-            </w:tcMar>
-          </w:tcPr>
-          <w:p>
-            <w:pPr>
-              <w:spacing w:after="40" w:line="240" w:lineRule="auto"/>
-              <w:jc w:val="left"/>
-            </w:pPr>
-            <w:r>
-              <w:rPr>
-                <w:rFonts w:ascii="Palatino Linotype" w:hAnsi="Palatino Linotype" w:cs="Palatino Linotype"/>
-                <w:color w:val="000000"/>
-                <w:sz w:val="19"/>
-                <w:szCs w:val="17"/>
-              </w:rPr>
-              <w:t>S22</w:t>
-            </w:r>
-          </w:p>
-        </w:tc>
-        <w:tc>
-          <w:tcPr>
-            <w:tcW w:w="1814" w:type="dxa"/>
-            <w:tcBorders>
-              <w:top w:val="nil"/>
-              <w:left w:val="nil"/>
-              <w:bottom w:val="nil"/>
-              <w:right w:val="nil"/>
-              <w:insideH w:val="nil"/>
-              <w:insideV w:val="nil"/>
-            </w:tcBorders>
-            <w:tcMar>
-              <w:top w:w="40" w:type="dxa"/>
-              <w:left w:w="80" w:type="dxa"/>
-              <w:bottom w:w="40" w:type="dxa"/>
-              <w:right w:w="80" w:type="dxa"/>
-            </w:tcMar>
-          </w:tcPr>
-          <w:p>
-            <w:pPr>
-              <w:spacing w:after="40" w:line="240" w:lineRule="auto"/>
-              <w:jc w:val="left"/>
-            </w:pPr>
-            <w:r>
-              <w:rPr>
-                <w:rFonts w:ascii="Palatino Linotype" w:hAnsi="Palatino Linotype" w:cs="Palatino Linotype"/>
-                <w:color w:val="000000"/>
-                <w:sz w:val="19"/>
-                <w:szCs w:val="17"/>
-              </w:rPr>
-              <w:t>Tremper et al. (2026)</w:t>
-            </w:r>
-          </w:p>
-        </w:tc>
-        <w:tc>
-          <w:tcPr>
-            <w:tcW w:w="680" w:type="dxa"/>
-            <w:tcBorders>
-              <w:top w:val="nil"/>
-              <w:left w:val="nil"/>
-              <w:bottom w:val="nil"/>
-              <w:right w:val="nil"/>
-              <w:insideH w:val="nil"/>
-              <w:insideV w:val="nil"/>
-            </w:tcBorders>
-            <w:tcMar>
-              <w:top w:w="40" w:type="dxa"/>
-              <w:left w:w="80" w:type="dxa"/>
-              <w:bottom w:w="40" w:type="dxa"/>
-              <w:right w:w="80" w:type="dxa"/>
-            </w:tcMar>
-          </w:tcPr>
-          <w:p>
-            <w:pPr>
-              <w:spacing w:after="40" w:line="240" w:lineRule="auto"/>
-              <w:jc w:val="left"/>
-            </w:pPr>
-            <w:r>
-              <w:rPr>
-                <w:rFonts w:ascii="Palatino Linotype" w:hAnsi="Palatino Linotype" w:cs="Palatino Linotype"/>
-                <w:color w:val="000000"/>
-                <w:sz w:val="19"/>
-                <w:szCs w:val="17"/>
-              </w:rPr>
-              <w:t>2026</w:t>
-            </w:r>
-          </w:p>
-        </w:tc>
-        <w:tc>
-          <w:tcPr>
-            <w:tcW w:w="3515" w:type="dxa"/>
-            <w:tcBorders>
-              <w:top w:val="nil"/>
-              <w:left w:val="nil"/>
-              <w:bottom w:val="nil"/>
-              <w:right w:val="nil"/>
-              <w:insideH w:val="nil"/>
-              <w:insideV w:val="nil"/>
-            </w:tcBorders>
-            <w:tcMar>
-              <w:top w:w="40" w:type="dxa"/>
-              <w:left w:w="80" w:type="dxa"/>
-              <w:bottom w:w="40" w:type="dxa"/>
-              <w:right w:w="80" w:type="dxa"/>
-            </w:tcMar>
-          </w:tcPr>
-          <w:p>
-            <w:pPr>
-              <w:spacing w:after="40" w:line="240" w:lineRule="auto"/>
-              <w:jc w:val="left"/>
-            </w:pPr>
-            <w:r>
-              <w:rPr>
-                <w:rFonts w:ascii="Palatino Linotype" w:hAnsi="Palatino Linotype" w:cs="Palatino Linotype"/>
-                <w:color w:val="000000"/>
-                <w:sz w:val="19"/>
-                <w:szCs w:val="17"/>
-              </w:rPr>
-              <w:t>Mainzelliste: Ten years of pseudonymization, record linkage, and informed consent management</w:t>
-            </w:r>
-          </w:p>
-        </w:tc>
-        <w:tc>
-          <w:tcPr>
-            <w:tcW w:w="1814" w:type="dxa"/>
-            <w:tcBorders>
-              <w:top w:val="nil"/>
-              <w:left w:val="nil"/>
-              <w:bottom w:val="nil"/>
-              <w:right w:val="nil"/>
-              <w:insideH w:val="nil"/>
-              <w:insideV w:val="nil"/>
-            </w:tcBorders>
-            <w:tcMar>
-              <w:top w:w="40" w:type="dxa"/>
-              <w:left w:w="80" w:type="dxa"/>
-              <w:bottom w:w="40" w:type="dxa"/>
-              <w:right w:w="80" w:type="dxa"/>
-            </w:tcMar>
-          </w:tcPr>
-          <w:p>
-            <w:pPr>
-              <w:spacing w:after="40" w:line="240" w:lineRule="auto"/>
-              <w:jc w:val="left"/>
-            </w:pPr>
-            <w:r>
-              <w:rPr>
-                <w:rFonts w:ascii="Palatino Linotype" w:hAnsi="Palatino Linotype" w:cs="Palatino Linotype"/>
-                <w:color w:val="000000"/>
-                <w:sz w:val="19"/>
-                <w:szCs w:val="17"/>
-              </w:rPr>
-              <w:t>Consent representation (Req 1)</w:t>
-            </w:r>
-          </w:p>
-        </w:tc>
-      </w:tr>
-      <w:tr>
-        <w:trPr>
-          <w:cantSplit/>
-        </w:trPr>
-        <w:tc>
-          <w:tcPr>
-            <w:tcW w:w="680" w:type="dxa"/>
-            <w:tcBorders>
-              <w:top w:val="nil"/>
-              <w:left w:val="nil"/>
-              <w:bottom w:val="nil"/>
-              <w:right w:val="nil"/>
-              <w:insideH w:val="nil"/>
-              <w:insideV w:val="nil"/>
-            </w:tcBorders>
-            <w:tcMar>
-              <w:top w:w="40" w:type="dxa"/>
-              <w:left w:w="80" w:type="dxa"/>
-              <w:bottom w:w="40" w:type="dxa"/>
-              <w:right w:w="80" w:type="dxa"/>
-            </w:tcMar>
-          </w:tcPr>
-          <w:p>
-            <w:pPr>
-              <w:spacing w:after="40" w:line="240" w:lineRule="auto"/>
-              <w:jc w:val="left"/>
-            </w:pPr>
-            <w:r>
-              <w:rPr>
-                <w:rFonts w:ascii="Palatino Linotype" w:hAnsi="Palatino Linotype" w:cs="Palatino Linotype"/>
-                <w:color w:val="000000"/>
-                <w:sz w:val="19"/>
-                <w:szCs w:val="17"/>
-              </w:rPr>
-              <w:t>S23</w:t>
-            </w:r>
-          </w:p>
-        </w:tc>
-        <w:tc>
-          <w:tcPr>
-            <w:tcW w:w="1814" w:type="dxa"/>
-            <w:tcBorders>
-              <w:top w:val="nil"/>
-              <w:left w:val="nil"/>
-              <w:bottom w:val="nil"/>
-              <w:right w:val="nil"/>
-              <w:insideH w:val="nil"/>
-              <w:insideV w:val="nil"/>
-            </w:tcBorders>
-            <w:tcMar>
-              <w:top w:w="40" w:type="dxa"/>
-              <w:left w:w="80" w:type="dxa"/>
-              <w:bottom w:w="40" w:type="dxa"/>
-              <w:right w:w="80" w:type="dxa"/>
-            </w:tcMar>
-          </w:tcPr>
-          <w:p>
-            <w:pPr>
-              <w:spacing w:after="40" w:line="240" w:lineRule="auto"/>
-              <w:jc w:val="left"/>
-            </w:pPr>
-            <w:r>
-              <w:rPr>
-                <w:rFonts w:ascii="Palatino Linotype" w:hAnsi="Palatino Linotype" w:cs="Palatino Linotype"/>
-                <w:color w:val="000000"/>
-                <w:sz w:val="19"/>
-                <w:szCs w:val="17"/>
-              </w:rPr>
-              <w:t>Tseng et al. (2025)</w:t>
-            </w:r>
-          </w:p>
-        </w:tc>
-        <w:tc>
-          <w:tcPr>
-            <w:tcW w:w="680" w:type="dxa"/>
-            <w:tcBorders>
-              <w:top w:val="nil"/>
-              <w:left w:val="nil"/>
-              <w:bottom w:val="nil"/>
-              <w:right w:val="nil"/>
-              <w:insideH w:val="nil"/>
-              <w:insideV w:val="nil"/>
-            </w:tcBorders>
-            <w:tcMar>
-              <w:top w:w="40" w:type="dxa"/>
-              <w:left w:w="80" w:type="dxa"/>
-              <w:bottom w:w="40" w:type="dxa"/>
-              <w:right w:w="80" w:type="dxa"/>
-            </w:tcMar>
-          </w:tcPr>
-          <w:p>
-            <w:pPr>
-              <w:spacing w:after="40" w:line="240" w:lineRule="auto"/>
-              <w:jc w:val="left"/>
-            </w:pPr>
-            <w:r>
-              <w:rPr>
-                <w:rFonts w:ascii="Palatino Linotype" w:hAnsi="Palatino Linotype" w:cs="Palatino Linotype"/>
-                <w:color w:val="000000"/>
-                <w:sz w:val="19"/>
-                <w:szCs w:val="17"/>
-              </w:rPr>
-              <w:t>2025</w:t>
-            </w:r>
-          </w:p>
-        </w:tc>
-        <w:tc>
-          <w:tcPr>
-            <w:tcW w:w="3515" w:type="dxa"/>
-            <w:tcBorders>
-              <w:top w:val="nil"/>
-              <w:left w:val="nil"/>
-              <w:bottom w:val="nil"/>
-              <w:right w:val="nil"/>
-              <w:insideH w:val="nil"/>
-              <w:insideV w:val="nil"/>
-            </w:tcBorders>
-            <w:tcMar>
-              <w:top w:w="40" w:type="dxa"/>
-              <w:left w:w="80" w:type="dxa"/>
-              <w:bottom w:w="40" w:type="dxa"/>
-              <w:right w:w="80" w:type="dxa"/>
-            </w:tcMar>
-          </w:tcPr>
-          <w:p>
-            <w:pPr>
-              <w:spacing w:after="40" w:line="240" w:lineRule="auto"/>
-              <w:jc w:val="left"/>
-            </w:pPr>
-            <w:r>
-              <w:rPr>
-                <w:rFonts w:ascii="Palatino Linotype" w:hAnsi="Palatino Linotype" w:cs="Palatino Linotype"/>
-                <w:color w:val="000000"/>
-                <w:sz w:val="19"/>
-                <w:szCs w:val="17"/>
-              </w:rPr>
-              <w:t>EMR-Chain: Decentralized Electronic Medical Record Exchange System</w:t>
-            </w:r>
-          </w:p>
-        </w:tc>
-        <w:tc>
-          <w:tcPr>
-            <w:tcW w:w="1814" w:type="dxa"/>
-            <w:tcBorders>
-              <w:top w:val="nil"/>
-              <w:left w:val="nil"/>
-              <w:bottom w:val="nil"/>
-              <w:right w:val="nil"/>
-              <w:insideH w:val="nil"/>
-              <w:insideV w:val="nil"/>
-            </w:tcBorders>
-            <w:tcMar>
-              <w:top w:w="40" w:type="dxa"/>
-              <w:left w:w="80" w:type="dxa"/>
-              <w:bottom w:w="40" w:type="dxa"/>
-              <w:right w:w="80" w:type="dxa"/>
-            </w:tcMar>
-          </w:tcPr>
-          <w:p>
-            <w:pPr>
-              <w:spacing w:after="40" w:line="240" w:lineRule="auto"/>
-              <w:jc w:val="left"/>
-            </w:pPr>
-            <w:r>
-              <w:rPr>
-                <w:rFonts w:ascii="Palatino Linotype" w:hAnsi="Palatino Linotype" w:cs="Palatino Linotype"/>
-                <w:color w:val="000000"/>
-                <w:sz w:val="19"/>
-                <w:szCs w:val="17"/>
-              </w:rPr>
-              <w:t>Identity and authority (Req 2)</w:t>
-            </w:r>
-          </w:p>
-        </w:tc>
-      </w:tr>
-      <w:tr>
-        <w:trPr>
-          <w:cantSplit/>
-        </w:trPr>
-        <w:tc>
-          <w:tcPr>
-            <w:tcW w:w="680" w:type="dxa"/>
-            <w:tcBorders>
-              <w:top w:val="nil"/>
-              <w:left w:val="nil"/>
-              <w:bottom w:val="nil"/>
-              <w:right w:val="nil"/>
-              <w:insideH w:val="nil"/>
-              <w:insideV w:val="nil"/>
-            </w:tcBorders>
-            <w:tcMar>
-              <w:top w:w="40" w:type="dxa"/>
-              <w:left w:w="80" w:type="dxa"/>
-              <w:bottom w:w="40" w:type="dxa"/>
-              <w:right w:w="80" w:type="dxa"/>
-            </w:tcMar>
-          </w:tcPr>
-          <w:p>
-            <w:pPr>
-              <w:spacing w:after="40" w:line="240" w:lineRule="auto"/>
-              <w:jc w:val="left"/>
-            </w:pPr>
-            <w:r>
-              <w:rPr>
-                <w:rFonts w:ascii="Palatino Linotype" w:hAnsi="Palatino Linotype" w:cs="Palatino Linotype"/>
-                <w:color w:val="000000"/>
-                <w:sz w:val="19"/>
-                <w:szCs w:val="17"/>
-              </w:rPr>
-              <w:t>S24</w:t>
-            </w:r>
-          </w:p>
-        </w:tc>
-        <w:tc>
-          <w:tcPr>
-            <w:tcW w:w="1814" w:type="dxa"/>
-            <w:tcBorders>
-              <w:top w:val="nil"/>
-              <w:left w:val="nil"/>
-              <w:bottom w:val="nil"/>
-              <w:right w:val="nil"/>
-              <w:insideH w:val="nil"/>
-              <w:insideV w:val="nil"/>
-            </w:tcBorders>
-            <w:tcMar>
-              <w:top w:w="40" w:type="dxa"/>
-              <w:left w:w="80" w:type="dxa"/>
-              <w:bottom w:w="40" w:type="dxa"/>
-              <w:right w:w="80" w:type="dxa"/>
-            </w:tcMar>
-          </w:tcPr>
-          <w:p>
-            <w:pPr>
-              <w:spacing w:after="40" w:line="240" w:lineRule="auto"/>
-              <w:jc w:val="left"/>
-            </w:pPr>
-            <w:r>
-              <w:rPr>
-                <w:rFonts w:ascii="Palatino Linotype" w:hAnsi="Palatino Linotype" w:cs="Palatino Linotype"/>
-                <w:color w:val="000000"/>
-                <w:sz w:val="19"/>
-                <w:szCs w:val="17"/>
-              </w:rPr>
-              <w:t>Wu et al. (2022)</w:t>
-            </w:r>
-          </w:p>
-        </w:tc>
-        <w:tc>
-          <w:tcPr>
-            <w:tcW w:w="680" w:type="dxa"/>
-            <w:tcBorders>
-              <w:top w:val="nil"/>
-              <w:left w:val="nil"/>
-              <w:bottom w:val="nil"/>
-              <w:right w:val="nil"/>
-              <w:insideH w:val="nil"/>
-              <w:insideV w:val="nil"/>
-            </w:tcBorders>
-            <w:tcMar>
-              <w:top w:w="40" w:type="dxa"/>
-              <w:left w:w="80" w:type="dxa"/>
-              <w:bottom w:w="40" w:type="dxa"/>
-              <w:right w:w="80" w:type="dxa"/>
-            </w:tcMar>
-          </w:tcPr>
-          <w:p>
-            <w:pPr>
-              <w:spacing w:after="40" w:line="240" w:lineRule="auto"/>
-              <w:jc w:val="left"/>
-            </w:pPr>
-            <w:r>
-              <w:rPr>
-                <w:rFonts w:ascii="Palatino Linotype" w:hAnsi="Palatino Linotype" w:cs="Palatino Linotype"/>
-                <w:color w:val="000000"/>
-                <w:sz w:val="19"/>
-                <w:szCs w:val="17"/>
-              </w:rPr>
-              <w:t>2022</w:t>
-            </w:r>
-          </w:p>
-        </w:tc>
-        <w:tc>
-          <w:tcPr>
-            <w:tcW w:w="3515" w:type="dxa"/>
-            <w:tcBorders>
-              <w:top w:val="nil"/>
-              <w:left w:val="nil"/>
-              <w:bottom w:val="nil"/>
-              <w:right w:val="nil"/>
-              <w:insideH w:val="nil"/>
-              <w:insideV w:val="nil"/>
-            </w:tcBorders>
-            <w:tcMar>
-              <w:top w:w="40" w:type="dxa"/>
-              <w:left w:w="80" w:type="dxa"/>
-              <w:bottom w:w="40" w:type="dxa"/>
-              <w:right w:w="80" w:type="dxa"/>
-            </w:tcMar>
-          </w:tcPr>
-          <w:p>
-            <w:pPr>
-              <w:spacing w:after="40" w:line="240" w:lineRule="auto"/>
-              <w:jc w:val="left"/>
-            </w:pPr>
-            <w:r>
-              <w:rPr>
-                <w:rFonts w:ascii="Palatino Linotype" w:hAnsi="Palatino Linotype" w:cs="Palatino Linotype"/>
-                <w:color w:val="000000"/>
-                <w:sz w:val="19"/>
-                <w:szCs w:val="17"/>
-              </w:rPr>
-              <w:t xml:space="preserve">Apply Trust Computing and Privacy Preserving Smart Contracts to Manage, Share, and Analyze Multi-site Clinical Trial Data</w:t>
-            </w:r>
-          </w:p>
-        </w:tc>
-        <w:tc>
-          <w:tcPr>
-            <w:tcW w:w="1814" w:type="dxa"/>
-            <w:tcBorders>
-              <w:top w:val="nil"/>
-              <w:left w:val="nil"/>
-              <w:bottom w:val="nil"/>
-              <w:right w:val="nil"/>
-              <w:insideH w:val="nil"/>
-              <w:insideV w:val="nil"/>
-            </w:tcBorders>
-            <w:tcMar>
-              <w:top w:w="40" w:type="dxa"/>
-              <w:left w:w="80" w:type="dxa"/>
-              <w:bottom w:w="40" w:type="dxa"/>
-              <w:right w:w="80" w:type="dxa"/>
-            </w:tcMar>
-          </w:tcPr>
-          <w:p>
-            <w:pPr>
-              <w:spacing w:after="40" w:line="240" w:lineRule="auto"/>
-              <w:jc w:val="left"/>
-            </w:pPr>
-            <w:r>
-              <w:rPr>
-                <w:rFonts w:ascii="Palatino Linotype" w:hAnsi="Palatino Linotype" w:cs="Palatino Linotype"/>
-                <w:color w:val="000000"/>
-                <w:sz w:val="19"/>
-                <w:szCs w:val="17"/>
-              </w:rPr>
-              <w:t>Multi-party authorisation (Req 3)</w:t>
-            </w:r>
-          </w:p>
-        </w:tc>
-      </w:tr>
-      <w:tr>
-        <w:trPr>
-          <w:cantSplit/>
-        </w:trPr>
-        <w:tc>
-          <w:tcPr>
-            <w:tcW w:w="680" w:type="dxa"/>
-            <w:tcBorders>
-              <w:top w:val="nil"/>
-              <w:left w:val="nil"/>
-              <w:bottom w:val="nil"/>
-              <w:right w:val="nil"/>
-              <w:insideH w:val="nil"/>
-              <w:insideV w:val="nil"/>
-            </w:tcBorders>
-            <w:tcMar>
-              <w:top w:w="40" w:type="dxa"/>
-              <w:left w:w="80" w:type="dxa"/>
-              <w:bottom w:w="40" w:type="dxa"/>
-              <w:right w:w="80" w:type="dxa"/>
-            </w:tcMar>
-          </w:tcPr>
-          <w:p>
-            <w:pPr>
-              <w:spacing w:after="40" w:line="240" w:lineRule="auto"/>
-              <w:jc w:val="left"/>
-            </w:pPr>
-            <w:r>
-              <w:rPr>
-                <w:rFonts w:ascii="Palatino Linotype" w:hAnsi="Palatino Linotype" w:cs="Palatino Linotype"/>
-                <w:color w:val="000000"/>
-                <w:sz w:val="19"/>
-                <w:szCs w:val="17"/>
-              </w:rPr>
-              <w:t>S25</w:t>
-            </w:r>
-          </w:p>
-        </w:tc>
-        <w:tc>
-          <w:tcPr>
-            <w:tcW w:w="1814" w:type="dxa"/>
-            <w:tcBorders>
-              <w:top w:val="nil"/>
-              <w:left w:val="nil"/>
-              <w:bottom w:val="nil"/>
-              <w:right w:val="nil"/>
-              <w:insideH w:val="nil"/>
-              <w:insideV w:val="nil"/>
-            </w:tcBorders>
-            <w:tcMar>
-              <w:top w:w="40" w:type="dxa"/>
-              <w:left w:w="80" w:type="dxa"/>
-              <w:bottom w:w="40" w:type="dxa"/>
-              <w:right w:w="80" w:type="dxa"/>
-            </w:tcMar>
-          </w:tcPr>
-          <w:p>
-            <w:pPr>
-              <w:spacing w:after="40" w:line="240" w:lineRule="auto"/>
-              <w:jc w:val="left"/>
-            </w:pPr>
-            <w:r>
-              <w:rPr>
-                <w:rFonts w:ascii="Palatino Linotype" w:hAnsi="Palatino Linotype" w:cs="Palatino Linotype"/>
-                <w:color w:val="000000"/>
-                <w:sz w:val="19"/>
-                <w:szCs w:val="17"/>
-              </w:rPr>
-              <w:t>Wu and Zhang (2025)</w:t>
-            </w:r>
-          </w:p>
-        </w:tc>
-        <w:tc>
-          <w:tcPr>
-            <w:tcW w:w="680" w:type="dxa"/>
-            <w:tcBorders>
-              <w:top w:val="nil"/>
-              <w:left w:val="nil"/>
-              <w:bottom w:val="nil"/>
-              <w:right w:val="nil"/>
-              <w:insideH w:val="nil"/>
-              <w:insideV w:val="nil"/>
-            </w:tcBorders>
-            <w:tcMar>
-              <w:top w:w="40" w:type="dxa"/>
-              <w:left w:w="80" w:type="dxa"/>
-              <w:bottom w:w="40" w:type="dxa"/>
-              <w:right w:w="80" w:type="dxa"/>
-            </w:tcMar>
-          </w:tcPr>
-          <w:p>
-            <w:pPr>
-              <w:spacing w:after="40" w:line="240" w:lineRule="auto"/>
-              <w:jc w:val="left"/>
-            </w:pPr>
-            <w:r>
-              <w:rPr>
-                <w:rFonts w:ascii="Palatino Linotype" w:hAnsi="Palatino Linotype" w:cs="Palatino Linotype"/>
-                <w:color w:val="000000"/>
-                <w:sz w:val="19"/>
-                <w:szCs w:val="17"/>
-              </w:rPr>
-              <w:t>2025</w:t>
-            </w:r>
-          </w:p>
-        </w:tc>
-        <w:tc>
-          <w:tcPr>
-            <w:tcW w:w="3515" w:type="dxa"/>
-            <w:tcBorders>
-              <w:top w:val="nil"/>
-              <w:left w:val="nil"/>
-              <w:bottom w:val="nil"/>
-              <w:right w:val="nil"/>
-              <w:insideH w:val="nil"/>
-              <w:insideV w:val="nil"/>
-            </w:tcBorders>
-            <w:tcMar>
-              <w:top w:w="40" w:type="dxa"/>
-              <w:left w:w="80" w:type="dxa"/>
-              <w:bottom w:w="40" w:type="dxa"/>
-              <w:right w:w="80" w:type="dxa"/>
-            </w:tcMar>
-          </w:tcPr>
-          <w:p>
-            <w:pPr>
-              <w:spacing w:after="40" w:line="240" w:lineRule="auto"/>
-              <w:jc w:val="left"/>
-            </w:pPr>
-            <w:r>
-              <w:rPr>
-                <w:rFonts w:ascii="Palatino Linotype" w:hAnsi="Palatino Linotype" w:cs="Palatino Linotype"/>
-                <w:color w:val="000000"/>
-                <w:sz w:val="19"/>
-                <w:szCs w:val="17"/>
-              </w:rPr>
               <w:t>HealthDID: An efficient and authorizable multi-party privacy-preserving EMR sharing system based on DID</w:t>
-            </w:r>
-          </w:p>
-        </w:tc>
-        <w:tc>
-          <w:tcPr>
-            <w:tcW w:w="1814" w:type="dxa"/>
-            <w:tcBorders>
-              <w:top w:val="nil"/>
-              <w:left w:val="nil"/>
-              <w:bottom w:val="nil"/>
-              <w:right w:val="nil"/>
-              <w:insideH w:val="nil"/>
-              <w:insideV w:val="nil"/>
-            </w:tcBorders>
-            <w:tcMar>
-              <w:top w:w="40" w:type="dxa"/>
-              <w:left w:w="80" w:type="dxa"/>
-              <w:bottom w:w="40" w:type="dxa"/>
-              <w:right w:w="80" w:type="dxa"/>
-            </w:tcMar>
-          </w:tcPr>
-          <w:p>
-            <w:pPr>
-              <w:spacing w:after="40" w:line="240" w:lineRule="auto"/>
-              <w:jc w:val="left"/>
-            </w:pPr>
-            <w:r>
-              <w:rPr>
-                <w:rFonts w:ascii="Palatino Linotype" w:hAnsi="Palatino Linotype" w:cs="Palatino Linotype"/>
-                <w:color w:val="000000"/>
-                <w:sz w:val="19"/>
-                <w:szCs w:val="17"/>
-              </w:rPr>
-              <w:t>Security assurance (Req 6)</w:t>
             </w:r>
           </w:p>
         </w:tc>

--- a/docs/Yasir_Thesis_Chapters_1-5.docx
+++ b/docs/Yasir_Thesis_Chapters_1-5.docx
@@ -2593,7 +2593,7 @@
           <w:b w:val="0"/>
           <w:sz w:val="22"/>
         </w:rPr>
-        <w:t>2.2 Synthesis of the review: the conjunction gap and the assurance gap addressed by the proposed framework, with the number of the 25 analysed studies graded Yes for each requirement in Table 2.11.</w:t>
+        <w:t>2.2 Synthesis of the review: the conjunction gap and the assurance gap addressed by the proposed framework, with the number of the 25 analysed studies graded Yes for each requirement in Table 2.10.</w:t>
         <w:tab/>
         <w:t>23</w:t>
       </w:r>
@@ -2891,9 +2891,9 @@
           <w:b w:val="0"/>
           <w:sz w:val="22"/>
         </w:rPr>
-        <w:t>2.3 Quality assessment questions QA1 to QA6</w:t>
+        <w:t>2.3 Listing of the 25 primary studies identified after the selection process</w:t>
         <w:tab/>
-        <w:t>13</w:t>
+        <w:t>14</w:t>
       </w:r>
     </w:p>
     <w:p>
@@ -2911,9 +2911,9 @@
           <w:b w:val="0"/>
           <w:sz w:val="22"/>
         </w:rPr>
-        <w:t>2.4 Listing of the 25 primary studies identified after the selection process</w:t>
+        <w:t>2.4 Descriptions, issues and limitations of the studies on consent representation</w:t>
         <w:tab/>
-        <w:t>14</w:t>
+        <w:t>15</w:t>
       </w:r>
     </w:p>
     <w:p>
@@ -2931,9 +2931,9 @@
           <w:b w:val="0"/>
           <w:sz w:val="22"/>
         </w:rPr>
-        <w:t>2.5 Descriptions, issues and limitations of the studies on consent representation</w:t>
+        <w:t>2.5 Descriptions, issues and limitations of the studies on identity and authority</w:t>
         <w:tab/>
-        <w:t>15</w:t>
+        <w:t>16</w:t>
       </w:r>
     </w:p>
     <w:p>
@@ -2951,9 +2951,9 @@
           <w:b w:val="0"/>
           <w:sz w:val="22"/>
         </w:rPr>
-        <w:t>2.6 Descriptions, issues and limitations of the studies on identity and authority</w:t>
+        <w:t>2.6 Descriptions, issues and limitations of the studies on multi-party authorisation</w:t>
         <w:tab/>
-        <w:t>16</w:t>
+        <w:t>17</w:t>
       </w:r>
     </w:p>
     <w:p>
@@ -2971,9 +2971,9 @@
           <w:b w:val="0"/>
           <w:sz w:val="22"/>
         </w:rPr>
-        <w:t>2.7 Descriptions, issues and limitations of the studies on multi-party authorisation</w:t>
+        <w:t>2.7 Descriptions, issues and limitations of the studies on policy and context</w:t>
         <w:tab/>
-        <w:t>17</w:t>
+        <w:t>18</w:t>
       </w:r>
     </w:p>
     <w:p>
@@ -2991,9 +2991,9 @@
           <w:b w:val="0"/>
           <w:sz w:val="22"/>
         </w:rPr>
-        <w:t>2.8 Descriptions, issues and limitations of the studies on policy and context</w:t>
+        <w:t>2.8 Descriptions, issues and limitations of the studies on temporal validity and lifecycle</w:t>
         <w:tab/>
-        <w:t>18</w:t>
+        <w:t>19</w:t>
       </w:r>
     </w:p>
     <w:p>
@@ -3011,9 +3011,9 @@
           <w:b w:val="0"/>
           <w:sz w:val="22"/>
         </w:rPr>
-        <w:t>2.9 Descriptions, issues and limitations of the studies on temporal validity and lifecycle</w:t>
+        <w:t>2.9 Descriptions, issues and limitations of the studies on security assurance</w:t>
         <w:tab/>
-        <w:t>19</w:t>
+        <w:t>20</w:t>
       </w:r>
     </w:p>
     <w:p>
@@ -3031,27 +3031,7 @@
           <w:b w:val="0"/>
           <w:sz w:val="22"/>
         </w:rPr>
-        <w:t>2.10 Descriptions, issues and limitations of the studies on security assurance</w:t>
-        <w:tab/>
-        <w:t>20</w:t>
-      </w:r>
-    </w:p>
-    <w:p>
-      <w:pPr>
-        <w:tabs>
-          <w:tab w:pos="8504" w:val="right" w:leader="dot"/>
-        </w:tabs>
-        <w:spacing w:after="40" w:before="0"/>
-        <w:ind w:left="454"/>
-        <w:jc w:val="left"/>
-      </w:pPr>
-      <w:r>
-        <w:rPr>
-          <w:rFonts w:ascii="Palatino Linotype" w:hAnsi="Palatino Linotype"/>
-          <w:b w:val="0"/>
-          <w:sz w:val="22"/>
-        </w:rPr>
-        <w:t>2.11 Comparison of the included studies against the key requirements</w:t>
+        <w:t>2.10 Comparison of the included studies against the key requirements</w:t>
         <w:tab/>
         <w:t>22</w:t>
       </w:r>
@@ -4024,7 +4004,7 @@
     <w:p>
       <w:pPr/>
       <w:r>
-        <w:t>Step 3: Quality evaluation. Each of the full-text studies is reviewed against the six quality evaluation questions, QA1 to QA6, one for each key requirement.</w:t>
+        <w:t>Step 3: Quality evaluation. Each of the full-text studies is reviewed against six quality evaluation questions, one for each key requirement.</w:t>
       </w:r>
     </w:p>
     <w:p>
@@ -6188,7 +6168,75 @@
     <w:p>
       <w:pPr/>
       <w:r>
-        <w:t>The 39 full-text studies were retrieved and evaluated against six quality evaluation questions, QA1 to QA6, listed in Table 2.3, one for each key requirement of Section 2.2. Quality inclusion uses QA1 to QA4: each question was answered Yes or No, and a study was included when it answered Yes to at least three of them. QA5 and QA6 were answered for every included study but were not used for inclusion. Each included study was then coded Yes or No against each of the six requirements, Req 1 to Req 6, with a page reference for every Yes. A study is core if its gap-impact verdict is contradicts, weakens or narrows, or if it provides a multi-party approval mechanism. Of the 25 included studies, S1 to S25, 23 are core studies and 2 are supporting studies (Albalwy, Brass &amp; Davies 2021; Li et al. 2026a).</w:t>
+        <w:t>The 39 full-text studies were retrieved and critically evaluated based on the six quality evaluation questions, one for each key requirement of Section 2.2, as follows:</w:t>
+      </w:r>
+    </w:p>
+    <w:p>
+      <w:pPr>
+        <w:spacing w:after="40"/>
+      </w:pPr>
+      <w:r>
+        <w:t>QA1: Does the study define a consent model covering identity, authority, policy, and evidence?</w:t>
+      </w:r>
+    </w:p>
+    <w:p>
+      <w:pPr>
+        <w:spacing w:after="40"/>
+      </w:pPr>
+      <w:r>
+        <w:t>QA2: Does the study verify participant identities and their authorisation authority?</w:t>
+      </w:r>
+    </w:p>
+    <w:p>
+      <w:pPr>
+        <w:spacing w:after="40"/>
+      </w:pPr>
+      <w:r>
+        <w:t>QA3: Does the study support consent decisions requiring approval from multiple authorised participants?</w:t>
+      </w:r>
+    </w:p>
+    <w:p>
+      <w:pPr>
+        <w:spacing w:after="40"/>
+      </w:pPr>
+      <w:r>
+        <w:t>QA4: Does the study enforce purpose, data scope, and approval rules before allowing access?</w:t>
+      </w:r>
+    </w:p>
+    <w:p>
+      <w:pPr>
+        <w:spacing w:after="40"/>
+      </w:pPr>
+      <w:r>
+        <w:t>QA5: Does the study manage consent validity, expiry, and revocation?</w:t>
+      </w:r>
+    </w:p>
+    <w:p>
+      <w:pPr>
+        <w:spacing w:after="40"/>
+      </w:pPr>
+      <w:r>
+        <w:t>QA6: Does the study validate security and access decisions through formal analysis or implementation testing?</w:t>
+      </w:r>
+    </w:p>
+    <w:p>
+      <w:pPr/>
+      <w:r>
+        <w:t>Quality inclusion uses QA1 to QA4. Each question was answered Yes or No, and any study which has at least three Yes answers to QA1 to QA4 is included in this SLR. QA5 and QA6 were answered for every included study but were not used for inclusion. Of the 39 full-text studies, 25 satisfied the criteria, as shown in Table 2.3. Each included study was then coded Yes or No against each of the six requirements, Req 1 to Req 6, with a page reference for every Yes. A study is core if its gap-impact verdict is contradicts, weakens or narrows, or if it provides a multi-party approval mechanism. Of the 25 included studies, S1 to S25, 23 are core studies and 2 are supporting studies (Albalwy, Brass &amp; Davies 2021; Li et al. 2026a).</w:t>
+      </w:r>
+    </w:p>
+    <w:p>
+      <w:pPr>
+        <w:pStyle w:val="3"/>
+      </w:pPr>
+      <w:r>
+        <w:t>2.3.4 Step 4: Shortlisted Papers for SLR and Categorising Them into Broad Areas</w:t>
+      </w:r>
+    </w:p>
+    <w:p>
+      <w:pPr/>
+      <w:r>
+        <w:t>Each of the shortlisted papers was analysed according to its scope, topic and contribution to the review questions. Based on the analysis, each study was placed in one of six streams, one per requirement: consent representation (Req 1), identity and authority (Req 2), multi-party authorisation (Req 3), policy and context (Req 4), temporal and lifecycle (Req 5) and security assurance (Req 6). Table 2.3 lists the 25 primary studies with their authors, year and title. The papers in each stream are summarised in the next section, and their issues and limitations with respect to the key requirements defined in Section 2.2 are discussed.</w:t>
       </w:r>
     </w:p>
     <w:p>
@@ -6205,654 +6253,6 @@
           <w:szCs w:val="18"/>
         </w:rPr>
         <w:t>Table 2.3:</w:t>
-      </w:r>
-      <w:r>
-        <w:rPr>
-          <w:b/>
-          <w:bCs/>
-          <w:sz w:val="20"/>
-          <w:szCs w:val="18"/>
-        </w:rPr>
-        <w:t xml:space="preserve"> </w:t>
-      </w:r>
-      <w:r>
-        <w:rPr>
-          <w:sz w:val="20"/>
-          <w:szCs w:val="18"/>
-        </w:rPr>
-        <w:t>Quality assessment questions QA1 to QA6</w:t>
-      </w:r>
-    </w:p>
-    <w:tbl>
-      <w:tblPr>
-        <w:tblW w:w="9128" w:type="dxa"/>
-        <w:jc w:val="center"/>
-        <w:tblBorders>
-          <w:top w:val="single" w:sz="12" w:color="000000" w:space="0"/>
-          <w:left w:val="nil"/>
-          <w:bottom w:val="single" w:sz="12" w:color="000000" w:space="0"/>
-          <w:right w:val="nil"/>
-          <w:insideH w:val="nil"/>
-          <w:insideV w:val="nil"/>
-        </w:tblBorders>
-        <w:tblLayout w:type="fixed"/>
-        <w:tblCellMar>
-          <w:left w:w="10" w:type="dxa"/>
-          <w:right w:w="10" w:type="dxa"/>
-        </w:tblCellMar>
-        <w:tblLook w:val="0000" w:firstRow="0" w:lastRow="0" w:firstColumn="0" w:lastColumn="0" w:noHBand="0" w:noVBand="0"/>
-      </w:tblPr>
-      <w:tblGrid>
-        <w:gridCol w:w="1134"/>
-        <w:gridCol w:w="7370"/>
-      </w:tblGrid>
-      <w:tr>
-        <w:trPr>
-          <w:cantSplit/>
-          <w:tblHeader/>
-        </w:trPr>
-        <w:tc>
-          <w:tcPr>
-            <w:tcW w:w="1134" w:type="dxa"/>
-            <w:tcBorders>
-              <w:top w:val="nil"/>
-              <w:left w:val="nil"/>
-              <w:bottom w:val="single" w:sz="6" w:color="000000" w:space="0"/>
-              <w:right w:val="nil"/>
-              <w:insideH w:val="nil"/>
-              <w:insideV w:val="nil"/>
-            </w:tcBorders>
-            <w:tcMar>
-              <w:top w:w="40" w:type="dxa"/>
-              <w:left w:w="80" w:type="dxa"/>
-              <w:bottom w:w="40" w:type="dxa"/>
-              <w:right w:w="80" w:type="dxa"/>
-            </w:tcMar>
-          </w:tcPr>
-          <w:p>
-            <w:pPr>
-              <w:keepNext/>
-              <w:spacing w:after="40" w:line="240" w:lineRule="auto"/>
-              <w:jc w:val="left"/>
-              <w:rPr>
-                <w:sz w:val="20"/>
-                <w:szCs w:val="20"/>
-              </w:rPr>
-            </w:pPr>
-            <w:r>
-              <w:rPr>
-                <w:rFonts w:ascii="Palatino Linotype" w:hAnsi="Palatino Linotype" w:cs="Palatino Linotype"/>
-                <w:b/>
-                <w:bCs/>
-                <w:color w:val="000000"/>
-                <w:sz w:val="19"/>
-                <w:szCs w:val="20"/>
-              </w:rPr>
-              <w:t>Item</w:t>
-            </w:r>
-          </w:p>
-        </w:tc>
-        <w:tc>
-          <w:tcPr>
-            <w:tcW w:w="7370" w:type="dxa"/>
-            <w:tcBorders>
-              <w:top w:val="nil"/>
-              <w:left w:val="nil"/>
-              <w:bottom w:val="single" w:sz="6" w:color="000000" w:space="0"/>
-              <w:right w:val="nil"/>
-              <w:insideH w:val="nil"/>
-              <w:insideV w:val="nil"/>
-            </w:tcBorders>
-            <w:tcMar>
-              <w:top w:w="40" w:type="dxa"/>
-              <w:left w:w="80" w:type="dxa"/>
-              <w:bottom w:w="40" w:type="dxa"/>
-              <w:right w:w="80" w:type="dxa"/>
-            </w:tcMar>
-          </w:tcPr>
-          <w:p>
-            <w:pPr>
-              <w:keepNext/>
-              <w:spacing w:after="40" w:line="240" w:lineRule="auto"/>
-              <w:jc w:val="left"/>
-              <w:rPr>
-                <w:sz w:val="20"/>
-                <w:szCs w:val="20"/>
-              </w:rPr>
-            </w:pPr>
-            <w:r>
-              <w:rPr>
-                <w:rFonts w:ascii="Palatino Linotype" w:hAnsi="Palatino Linotype" w:cs="Palatino Linotype"/>
-                <w:b/>
-                <w:bCs/>
-                <w:color w:val="000000"/>
-                <w:sz w:val="19"/>
-                <w:szCs w:val="20"/>
-              </w:rPr>
-              <w:t xml:space="preserve">Inclusion question</w:t>
-            </w:r>
-          </w:p>
-        </w:tc>
-      </w:tr>
-      <w:tr>
-        <w:trPr>
-          <w:cantSplit/>
-        </w:trPr>
-        <w:tc>
-          <w:tcPr>
-            <w:tcW w:w="1134" w:type="dxa"/>
-            <w:tcBorders>
-              <w:top w:val="nil"/>
-              <w:left w:val="nil"/>
-              <w:bottom w:val="nil"/>
-              <w:right w:val="nil"/>
-              <w:insideH w:val="nil"/>
-              <w:insideV w:val="nil"/>
-            </w:tcBorders>
-            <w:tcMar>
-              <w:top w:w="40" w:type="dxa"/>
-              <w:left w:w="80" w:type="dxa"/>
-              <w:bottom w:w="40" w:type="dxa"/>
-              <w:right w:w="80" w:type="dxa"/>
-            </w:tcMar>
-          </w:tcPr>
-          <w:p>
-            <w:pPr>
-              <w:spacing w:after="40" w:line="240" w:lineRule="auto"/>
-              <w:jc w:val="left"/>
-              <w:rPr>
-                <w:sz w:val="20"/>
-                <w:szCs w:val="20"/>
-              </w:rPr>
-            </w:pPr>
-            <w:r>
-              <w:rPr>
-                <w:rFonts w:ascii="Palatino Linotype" w:hAnsi="Palatino Linotype" w:cs="Palatino Linotype"/>
-                <w:color w:val="000000"/>
-                <w:sz w:val="19"/>
-                <w:szCs w:val="20"/>
-              </w:rPr>
-              <w:t xml:space="preserve">QA1</w:t>
-            </w:r>
-          </w:p>
-        </w:tc>
-        <w:tc>
-          <w:tcPr>
-            <w:tcW w:w="7370" w:type="dxa"/>
-            <w:tcBorders>
-              <w:top w:val="nil"/>
-              <w:left w:val="nil"/>
-              <w:bottom w:val="nil"/>
-              <w:right w:val="nil"/>
-              <w:insideH w:val="nil"/>
-              <w:insideV w:val="nil"/>
-            </w:tcBorders>
-            <w:tcMar>
-              <w:top w:w="40" w:type="dxa"/>
-              <w:left w:w="80" w:type="dxa"/>
-              <w:bottom w:w="40" w:type="dxa"/>
-              <w:right w:w="80" w:type="dxa"/>
-            </w:tcMar>
-          </w:tcPr>
-          <w:p>
-            <w:pPr>
-              <w:spacing w:after="40" w:line="240" w:lineRule="auto"/>
-              <w:jc w:val="left"/>
-              <w:rPr>
-                <w:sz w:val="20"/>
-                <w:szCs w:val="20"/>
-              </w:rPr>
-            </w:pPr>
-            <w:r>
-              <w:rPr>
-                <w:rFonts w:ascii="Palatino Linotype" w:hAnsi="Palatino Linotype" w:cs="Palatino Linotype"/>
-                <w:color w:val="000000"/>
-                <w:sz w:val="19"/>
-                <w:szCs w:val="20"/>
-              </w:rPr>
-              <w:t xml:space="preserve">Does the study define a consent model covering identity, authority, policy, and evidence?</w:t>
-            </w:r>
-          </w:p>
-        </w:tc>
-      </w:tr>
-      <w:tr>
-        <w:trPr>
-          <w:cantSplit/>
-        </w:trPr>
-        <w:tc>
-          <w:tcPr>
-            <w:tcW w:w="1134" w:type="dxa"/>
-            <w:tcBorders>
-              <w:top w:val="nil"/>
-              <w:left w:val="nil"/>
-              <w:bottom w:val="nil"/>
-              <w:right w:val="nil"/>
-              <w:insideH w:val="nil"/>
-              <w:insideV w:val="nil"/>
-            </w:tcBorders>
-            <w:tcMar>
-              <w:top w:w="40" w:type="dxa"/>
-              <w:left w:w="80" w:type="dxa"/>
-              <w:bottom w:w="40" w:type="dxa"/>
-              <w:right w:w="80" w:type="dxa"/>
-            </w:tcMar>
-          </w:tcPr>
-          <w:p>
-            <w:pPr>
-              <w:spacing w:after="40" w:line="240" w:lineRule="auto"/>
-              <w:jc w:val="left"/>
-              <w:rPr>
-                <w:sz w:val="20"/>
-                <w:szCs w:val="20"/>
-              </w:rPr>
-            </w:pPr>
-            <w:r>
-              <w:rPr>
-                <w:rFonts w:ascii="Palatino Linotype" w:hAnsi="Palatino Linotype" w:cs="Palatino Linotype"/>
-                <w:color w:val="000000"/>
-                <w:sz w:val="19"/>
-                <w:szCs w:val="20"/>
-              </w:rPr>
-              <w:t xml:space="preserve">QA2</w:t>
-            </w:r>
-          </w:p>
-        </w:tc>
-        <w:tc>
-          <w:tcPr>
-            <w:tcW w:w="7370" w:type="dxa"/>
-            <w:tcBorders>
-              <w:top w:val="nil"/>
-              <w:left w:val="nil"/>
-              <w:bottom w:val="nil"/>
-              <w:right w:val="nil"/>
-              <w:insideH w:val="nil"/>
-              <w:insideV w:val="nil"/>
-            </w:tcBorders>
-            <w:tcMar>
-              <w:top w:w="40" w:type="dxa"/>
-              <w:left w:w="80" w:type="dxa"/>
-              <w:bottom w:w="40" w:type="dxa"/>
-              <w:right w:w="80" w:type="dxa"/>
-            </w:tcMar>
-          </w:tcPr>
-          <w:p>
-            <w:pPr>
-              <w:spacing w:after="40" w:line="240" w:lineRule="auto"/>
-              <w:jc w:val="left"/>
-              <w:rPr>
-                <w:sz w:val="20"/>
-                <w:szCs w:val="20"/>
-              </w:rPr>
-            </w:pPr>
-            <w:r>
-              <w:rPr>
-                <w:rFonts w:ascii="Palatino Linotype" w:hAnsi="Palatino Linotype" w:cs="Palatino Linotype"/>
-                <w:color w:val="000000"/>
-                <w:sz w:val="19"/>
-                <w:szCs w:val="20"/>
-              </w:rPr>
-              <w:t xml:space="preserve">Does the study verify participant identities and their authorisation authority?</w:t>
-            </w:r>
-          </w:p>
-        </w:tc>
-      </w:tr>
-      <w:tr>
-        <w:trPr>
-          <w:cantSplit/>
-        </w:trPr>
-        <w:tc>
-          <w:tcPr>
-            <w:tcW w:w="1134" w:type="dxa"/>
-            <w:tcBorders>
-              <w:top w:val="nil"/>
-              <w:left w:val="nil"/>
-              <w:bottom w:val="nil"/>
-              <w:right w:val="nil"/>
-              <w:insideH w:val="nil"/>
-              <w:insideV w:val="nil"/>
-            </w:tcBorders>
-            <w:tcMar>
-              <w:top w:w="40" w:type="dxa"/>
-              <w:left w:w="80" w:type="dxa"/>
-              <w:bottom w:w="40" w:type="dxa"/>
-              <w:right w:w="80" w:type="dxa"/>
-            </w:tcMar>
-          </w:tcPr>
-          <w:p>
-            <w:pPr>
-              <w:spacing w:after="40" w:line="240" w:lineRule="auto"/>
-              <w:jc w:val="left"/>
-              <w:rPr>
-                <w:sz w:val="20"/>
-                <w:szCs w:val="20"/>
-              </w:rPr>
-            </w:pPr>
-            <w:r>
-              <w:rPr>
-                <w:rFonts w:ascii="Palatino Linotype" w:hAnsi="Palatino Linotype" w:cs="Palatino Linotype"/>
-                <w:color w:val="000000"/>
-                <w:sz w:val="19"/>
-                <w:szCs w:val="20"/>
-              </w:rPr>
-              <w:t xml:space="preserve">QA3</w:t>
-            </w:r>
-          </w:p>
-        </w:tc>
-        <w:tc>
-          <w:tcPr>
-            <w:tcW w:w="7370" w:type="dxa"/>
-            <w:tcBorders>
-              <w:top w:val="nil"/>
-              <w:left w:val="nil"/>
-              <w:bottom w:val="nil"/>
-              <w:right w:val="nil"/>
-              <w:insideH w:val="nil"/>
-              <w:insideV w:val="nil"/>
-            </w:tcBorders>
-            <w:tcMar>
-              <w:top w:w="40" w:type="dxa"/>
-              <w:left w:w="80" w:type="dxa"/>
-              <w:bottom w:w="40" w:type="dxa"/>
-              <w:right w:w="80" w:type="dxa"/>
-            </w:tcMar>
-          </w:tcPr>
-          <w:p>
-            <w:pPr>
-              <w:spacing w:after="40" w:line="240" w:lineRule="auto"/>
-              <w:jc w:val="left"/>
-              <w:rPr>
-                <w:sz w:val="20"/>
-                <w:szCs w:val="20"/>
-              </w:rPr>
-            </w:pPr>
-            <w:r>
-              <w:rPr>
-                <w:rFonts w:ascii="Palatino Linotype" w:hAnsi="Palatino Linotype" w:cs="Palatino Linotype"/>
-                <w:color w:val="000000"/>
-                <w:sz w:val="19"/>
-                <w:szCs w:val="20"/>
-              </w:rPr>
-              <w:t xml:space="preserve">Does the study support consent decisions requiring approval from multiple authorised participants?</w:t>
-            </w:r>
-          </w:p>
-        </w:tc>
-      </w:tr>
-      <w:tr>
-        <w:trPr>
-          <w:cantSplit/>
-        </w:trPr>
-        <w:tc>
-          <w:tcPr>
-            <w:tcW w:w="1134" w:type="dxa"/>
-            <w:tcBorders>
-              <w:top w:val="nil"/>
-              <w:left w:val="nil"/>
-              <w:bottom w:val="nil"/>
-              <w:right w:val="nil"/>
-              <w:insideH w:val="nil"/>
-              <w:insideV w:val="nil"/>
-            </w:tcBorders>
-            <w:tcMar>
-              <w:top w:w="40" w:type="dxa"/>
-              <w:left w:w="80" w:type="dxa"/>
-              <w:bottom w:w="40" w:type="dxa"/>
-              <w:right w:w="80" w:type="dxa"/>
-            </w:tcMar>
-          </w:tcPr>
-          <w:p>
-            <w:pPr>
-              <w:spacing w:after="40" w:line="240" w:lineRule="auto"/>
-              <w:jc w:val="left"/>
-              <w:rPr>
-                <w:sz w:val="20"/>
-                <w:szCs w:val="20"/>
-              </w:rPr>
-            </w:pPr>
-            <w:r>
-              <w:rPr>
-                <w:rFonts w:ascii="Palatino Linotype" w:hAnsi="Palatino Linotype" w:cs="Palatino Linotype"/>
-                <w:color w:val="000000"/>
-                <w:sz w:val="19"/>
-                <w:szCs w:val="20"/>
-              </w:rPr>
-              <w:t xml:space="preserve">QA4</w:t>
-            </w:r>
-          </w:p>
-        </w:tc>
-        <w:tc>
-          <w:tcPr>
-            <w:tcW w:w="7370" w:type="dxa"/>
-            <w:tcBorders>
-              <w:top w:val="nil"/>
-              <w:left w:val="nil"/>
-              <w:bottom w:val="nil"/>
-              <w:right w:val="nil"/>
-              <w:insideH w:val="nil"/>
-              <w:insideV w:val="nil"/>
-            </w:tcBorders>
-            <w:tcMar>
-              <w:top w:w="40" w:type="dxa"/>
-              <w:left w:w="80" w:type="dxa"/>
-              <w:bottom w:w="40" w:type="dxa"/>
-              <w:right w:w="80" w:type="dxa"/>
-            </w:tcMar>
-          </w:tcPr>
-          <w:p>
-            <w:pPr>
-              <w:spacing w:after="40" w:line="240" w:lineRule="auto"/>
-              <w:jc w:val="left"/>
-              <w:rPr>
-                <w:sz w:val="20"/>
-                <w:szCs w:val="20"/>
-              </w:rPr>
-            </w:pPr>
-            <w:r>
-              <w:rPr>
-                <w:rFonts w:ascii="Palatino Linotype" w:hAnsi="Palatino Linotype" w:cs="Palatino Linotype"/>
-                <w:color w:val="000000"/>
-                <w:sz w:val="19"/>
-                <w:szCs w:val="20"/>
-              </w:rPr>
-              <w:t xml:space="preserve">Does the study enforce purpose, data scope, and approval rules before allowing access?</w:t>
-            </w:r>
-          </w:p>
-        </w:tc>
-      </w:tr>
-      <w:tr>
-        <w:trPr>
-          <w:cantSplit/>
-        </w:trPr>
-        <w:tc>
-          <w:tcPr>
-            <w:tcW w:w="1134" w:type="dxa"/>
-            <w:tcBorders>
-              <w:top w:val="nil"/>
-              <w:left w:val="nil"/>
-              <w:bottom w:val="nil"/>
-              <w:right w:val="nil"/>
-              <w:insideH w:val="nil"/>
-              <w:insideV w:val="nil"/>
-            </w:tcBorders>
-            <w:tcMar>
-              <w:top w:w="40" w:type="dxa"/>
-              <w:left w:w="80" w:type="dxa"/>
-              <w:bottom w:w="40" w:type="dxa"/>
-              <w:right w:w="80" w:type="dxa"/>
-            </w:tcMar>
-          </w:tcPr>
-          <w:p>
-            <w:pPr>
-              <w:spacing w:after="40" w:line="240" w:lineRule="auto"/>
-              <w:jc w:val="left"/>
-              <w:rPr>
-                <w:sz w:val="20"/>
-                <w:szCs w:val="20"/>
-              </w:rPr>
-            </w:pPr>
-            <w:r>
-              <w:rPr>
-                <w:rFonts w:ascii="Palatino Linotype" w:hAnsi="Palatino Linotype" w:cs="Palatino Linotype"/>
-                <w:color w:val="000000"/>
-                <w:sz w:val="19"/>
-                <w:szCs w:val="20"/>
-              </w:rPr>
-              <w:t xml:space="preserve">QA5</w:t>
-            </w:r>
-          </w:p>
-        </w:tc>
-        <w:tc>
-          <w:tcPr>
-            <w:tcW w:w="7370" w:type="dxa"/>
-            <w:tcBorders>
-              <w:top w:val="nil"/>
-              <w:left w:val="nil"/>
-              <w:bottom w:val="nil"/>
-              <w:right w:val="nil"/>
-              <w:insideH w:val="nil"/>
-              <w:insideV w:val="nil"/>
-            </w:tcBorders>
-            <w:tcMar>
-              <w:top w:w="40" w:type="dxa"/>
-              <w:left w:w="80" w:type="dxa"/>
-              <w:bottom w:w="40" w:type="dxa"/>
-              <w:right w:w="80" w:type="dxa"/>
-            </w:tcMar>
-          </w:tcPr>
-          <w:p>
-            <w:pPr>
-              <w:spacing w:after="40" w:line="240" w:lineRule="auto"/>
-              <w:jc w:val="left"/>
-              <w:rPr>
-                <w:sz w:val="20"/>
-                <w:szCs w:val="20"/>
-              </w:rPr>
-            </w:pPr>
-            <w:r>
-              <w:rPr>
-                <w:rFonts w:ascii="Palatino Linotype" w:hAnsi="Palatino Linotype" w:cs="Palatino Linotype"/>
-                <w:color w:val="000000"/>
-                <w:sz w:val="19"/>
-                <w:szCs w:val="20"/>
-              </w:rPr>
-              <w:t xml:space="preserve">Does the study manage consent validity, expiry, and revocation?</w:t>
-            </w:r>
-          </w:p>
-        </w:tc>
-      </w:tr>
-      <w:tr>
-        <w:trPr>
-          <w:cantSplit/>
-        </w:trPr>
-        <w:tc>
-          <w:tcPr>
-            <w:tcW w:w="1134" w:type="dxa"/>
-            <w:tcBorders>
-              <w:top w:val="nil"/>
-              <w:left w:val="nil"/>
-              <w:bottom w:val="nil"/>
-              <w:right w:val="nil"/>
-              <w:insideH w:val="nil"/>
-              <w:insideV w:val="nil"/>
-            </w:tcBorders>
-            <w:tcMar>
-              <w:top w:w="40" w:type="dxa"/>
-              <w:left w:w="80" w:type="dxa"/>
-              <w:bottom w:w="40" w:type="dxa"/>
-              <w:right w:w="80" w:type="dxa"/>
-            </w:tcMar>
-          </w:tcPr>
-          <w:p>
-            <w:pPr>
-              <w:spacing w:after="40" w:line="240" w:lineRule="auto"/>
-              <w:jc w:val="left"/>
-              <w:rPr>
-                <w:sz w:val="20"/>
-                <w:szCs w:val="20"/>
-              </w:rPr>
-            </w:pPr>
-            <w:r>
-              <w:rPr>
-                <w:rFonts w:ascii="Palatino Linotype" w:hAnsi="Palatino Linotype" w:cs="Palatino Linotype"/>
-                <w:color w:val="000000"/>
-                <w:sz w:val="19"/>
-                <w:szCs w:val="20"/>
-              </w:rPr>
-              <w:t xml:space="preserve">QA6</w:t>
-            </w:r>
-          </w:p>
-        </w:tc>
-        <w:tc>
-          <w:tcPr>
-            <w:tcW w:w="7370" w:type="dxa"/>
-            <w:tcBorders>
-              <w:top w:val="nil"/>
-              <w:left w:val="nil"/>
-              <w:bottom w:val="nil"/>
-              <w:right w:val="nil"/>
-              <w:insideH w:val="nil"/>
-              <w:insideV w:val="nil"/>
-            </w:tcBorders>
-            <w:tcMar>
-              <w:top w:w="40" w:type="dxa"/>
-              <w:left w:w="80" w:type="dxa"/>
-              <w:bottom w:w="40" w:type="dxa"/>
-              <w:right w:w="80" w:type="dxa"/>
-            </w:tcMar>
-          </w:tcPr>
-          <w:p>
-            <w:pPr>
-              <w:spacing w:after="40" w:line="240" w:lineRule="auto"/>
-              <w:jc w:val="left"/>
-              <w:rPr>
-                <w:sz w:val="20"/>
-                <w:szCs w:val="20"/>
-              </w:rPr>
-            </w:pPr>
-            <w:r>
-              <w:rPr>
-                <w:rFonts w:ascii="Palatino Linotype" w:hAnsi="Palatino Linotype" w:cs="Palatino Linotype"/>
-                <w:color w:val="000000"/>
-                <w:sz w:val="19"/>
-                <w:szCs w:val="20"/>
-              </w:rPr>
-              <w:t xml:space="preserve">Does the study validate security and access decisions through formal analysis or implementation testing?</w:t>
-            </w:r>
-          </w:p>
-        </w:tc>
-      </w:tr>
-    </w:tbl>
-    <w:p>
-      <w:pPr/>
-      <w:r/>
-    </w:p>
-    <w:p>
-      <w:pPr>
-        <w:pStyle w:val="3"/>
-      </w:pPr>
-      <w:r>
-        <w:t>2.3.4 Step 4: Shortlisted Papers for SLR and Categorising Them into Broad Areas</w:t>
-      </w:r>
-    </w:p>
-    <w:p>
-      <w:pPr/>
-      <w:r>
-        <w:t>Each of the shortlisted papers was analysed according to its scope, topic and contribution to the review questions. Based on the analysis, each study was placed in one of six streams, one per requirement: consent representation (Req 1), identity and authority (Req 2), multi-party authorisation (Req 3), policy and context (Req 4), temporal and lifecycle (Req 5) and security assurance (Req 6). Table 2.4 lists the 25 primary studies with their authors, year and title. The papers in each stream are summarised in the next section, and their issues and limitations with respect to the key requirements defined in Section 2.2 are discussed.</w:t>
-      </w:r>
-    </w:p>
-    <w:p>
-      <w:pPr>
-        <w:keepNext/>
-        <w:spacing w:before="160" w:after="160"/>
-        <w:jc w:val="center"/>
-      </w:pPr>
-      <w:r>
-        <w:rPr>
-          <w:b/>
-          <w:bCs/>
-          <w:sz w:val="20"/>
-          <w:szCs w:val="18"/>
-        </w:rPr>
-        <w:t>Table 2.4:</w:t>
       </w:r>
       <w:r>
         <w:rPr>
@@ -9741,7 +9141,7 @@
         <w:rPr>
           <w:sz w:val="20"/>
         </w:rPr>
-        <w:t>Table 2.5: Descriptions, issues and limitations of the studies on consent representation</w:t>
+        <w:t>Table 2.4: Descriptions, issues and limitations of the studies on consent representation</w:t>
       </w:r>
     </w:p>
     <w:tbl>
@@ -11062,7 +10462,7 @@
       </w:pPr>
       <w:r/>
       <w:r>
-        <w:t>Req 2, which needs both identity and authority, is graded Yes in only 7 of the 25 studies in Table 2.11.</w:t>
+        <w:t>Req 2, which needs both identity and authority, is graded Yes in only 7 of the 25 studies in Table 2.10.</w:t>
       </w:r>
       <w:r>
         <w:t xml:space="preserve"> Phuyal et al. (2026b) present the most integrated system, with EUDI-compatible wallets, W3C decentralised identifiers, verifiable credentials, an on-chain consent object on Hyperledger Besu, and Groth16 access proofs. Its licensing-body credential asserts role and scope of practice separately from authentication, which is among the strongest Req 2 evidence in the corpus. However, a single patient grants consent, the stored expiry is not checked, there is no threat model, and the companion architecture (Phuyal et al. 2026a) is design-only. Tseng et al. (2025) verify authority-issued roles separately from X.509 identities, although without W3C identifiers and with purpose logged but never evaluated. Neither identity verification nor credential possession automatically establishes that the participant should be granted access to a particular patient's information.</w:t>
@@ -11071,7 +10471,7 @@
     <w:p>
       <w:pPr/>
       <w:r>
-        <w:t>Table 2.6 summarises the description, the issues and limitations, and the requirement grades of the studies in this stream.</w:t>
+        <w:t>Table 2.5 summarises the description, the issues and limitations, and the requirement grades of the studies in this stream.</w:t>
       </w:r>
     </w:p>
     <w:p>
@@ -11084,7 +10484,7 @@
         <w:rPr>
           <w:sz w:val="20"/>
         </w:rPr>
-        <w:t>Table 2.6: Descriptions, issues and limitations of the studies on identity and authority</w:t>
+        <w:t>Table 2.5: Descriptions, issues and limitations of the studies on identity and authority</w:t>
       </w:r>
     </w:p>
     <w:tbl>
@@ -12414,7 +11814,7 @@
     <w:p>
       <w:pPr/>
       <w:r>
-        <w:t>Table 2.7 summarises the description, the issues and limitations, and the requirement grades of the studies in this stream.</w:t>
+        <w:t>Table 2.6 summarises the description, the issues and limitations, and the requirement grades of the studies in this stream.</w:t>
       </w:r>
     </w:p>
     <w:p>
@@ -12427,7 +11827,7 @@
         <w:rPr>
           <w:sz w:val="20"/>
         </w:rPr>
-        <w:t>Table 2.7: Descriptions, issues and limitations of the studies on multi-party authorisation</w:t>
+        <w:t>Table 2.6: Descriptions, issues and limitations of the studies on multi-party authorisation</w:t>
       </w:r>
     </w:p>
     <w:tbl>
@@ -14994,7 +14394,7 @@
         <w:t xml:space="preserve">Tith et al. (2020) match a purpose tree in chaincode, and Jaiman and Urovi (2020) match ontology terms against the patient's consent. Albalwy et al. (2021) evaluate a hashed policy tree of data type, role, and purpose, and Román-Martínez et al. (2023) evaluate the FHIR purpose-of-use through XACML. </w:t>
       </w:r>
       <w:r>
-        <w:t>Req 4 is graded Yes in 10 studies and No in 15 in Table 2.11.</w:t>
+        <w:t>Req 4 is graded Yes in 10 studies and No in 15 in Table 2.10.</w:t>
       </w:r>
       <w:r>
         <w:t xml:space="preserve"> However, purpose-of-use enters the decision in only six studies (Eneh et al. 2026; Panagoulias et al. 2026), </w:t>
@@ -15009,7 +14409,7 @@
     <w:p>
       <w:pPr/>
       <w:r>
-        <w:t>Table 2.8 summarises the description, the issues and limitations, and the requirement grades of the studies in this stream.</w:t>
+        <w:t>Table 2.7 summarises the description, the issues and limitations, and the requirement grades of the studies in this stream.</w:t>
       </w:r>
     </w:p>
     <w:p>
@@ -15022,7 +14422,7 @@
         <w:rPr>
           <w:sz w:val="20"/>
         </w:rPr>
-        <w:t>Table 2.8: Descriptions, issues and limitations of the studies on policy and context</w:t>
+        <w:t>Table 2.7: Descriptions, issues and limitations of the studies on policy and context</w:t>
       </w:r>
     </w:p>
     <w:tbl>
@@ -16665,7 +16065,7 @@
     <w:p>
       <w:pPr/>
       <w:r>
-        <w:t>Table 2.9 summarises the description, the issues and limitations, and the requirement grades of the studies in this stream.</w:t>
+        <w:t>Table 2.8 summarises the description, the issues and limitations, and the requirement grades of the studies in this stream.</w:t>
       </w:r>
     </w:p>
     <w:p>
@@ -16678,7 +16078,7 @@
         <w:rPr>
           <w:sz w:val="20"/>
         </w:rPr>
-        <w:t>Table 2.9: Descriptions, issues and limitations of the studies on temporal validity and lifecycle</w:t>
+        <w:t>Table 2.8: Descriptions, issues and limitations of the studies on temporal validity and lifecycle</w:t>
       </w:r>
     </w:p>
     <w:tbl>
@@ -18321,7 +17721,7 @@
     <w:p>
       <w:pPr/>
       <w:r>
-        <w:t>Table 2.10 summarises the description, the issues and limitations, and the requirement grades of the studies in this stream.</w:t>
+        <w:t>Table 2.9 summarises the description, the issues and limitations, and the requirement grades of the studies in this stream.</w:t>
       </w:r>
     </w:p>
     <w:p>
@@ -18334,7 +17734,7 @@
         <w:rPr>
           <w:sz w:val="20"/>
         </w:rPr>
-        <w:t>Table 2.10: Descriptions, issues and limitations of the studies on security assurance</w:t>
+        <w:t>Table 2.9: Descriptions, issues and limitations of the studies on security assurance</w:t>
       </w:r>
     </w:p>
     <w:tbl>
@@ -20022,7 +19422,7 @@
         <w:t xml:space="preserve">Existing approaches solve single dimensions of trustworthy data sharing, each at a different layer of the security problem. No individual mechanism can independently establish that a healthcare data-access decision is trustworthy. The systems that enforce purpose and time are authored by a single patient and lack a formal argument. The multi-party systems carry no purpose condition, whereas the proved schemes either omit policy, temporal validity, and lifecycle or, as in (Mei et al. 2026), prove only a static encryption predicate. </w:t>
       </w:r>
       <w:r>
-        <w:t>Table 2.11 summarises</w:t>
+        <w:t>Table 2.10 summarises</w:t>
       </w:r>
       <w:r>
         <w:t xml:space="preserve"> the 25 studies against the six requirements, where Yes denotes that the requirement is fully satisfied and No that it is not fully satisfied. Req 6 combines review questions 6 and 7, so in that column each study takes the higher of its formal assurance grade and its empirical validation grade.</w:t>
@@ -20041,7 +19441,7 @@
           <w:sz w:val="20"/>
           <w:szCs w:val="18"/>
         </w:rPr>
-        <w:t>Table 2.11:</w:t>
+        <w:t>Table 2.10:</w:t>
       </w:r>
       <w:r>
         <w:rPr>
@@ -26475,7 +25875,7 @@
         <w:t xml:space="preserve">The literature review identifies a consistent pattern of fragmentation across existing research. Across the corpus, Req 3 is the least satisfied requirement, while within Req 6, formal assurance alone is provided by 4 studies, argued informally by 9, and absent in 12. The other five Yes grades for </w:t>
       </w:r>
       <w:r>
-        <w:t>Req 6 in Table 2.11</w:t>
+        <w:t>Req 6 in Table 2.10</w:t>
       </w:r>
       <w:r>
         <w:t xml:space="preserve"> rest on empirical validation.</w:t>
@@ -26608,13 +26008,13 @@
           <w:sz w:val="20"/>
           <w:szCs w:val="18"/>
         </w:rPr>
-        <w:t>in Table 2.11.</w:t>
+        <w:t>in Table 2.10.</w:t>
       </w:r>
     </w:p>
     <w:p>
       <w:pPr/>
       <w:r>
-        <w:t>As presented in Tables 2.5 to 2.11, researchers have focused on securing individual aspects of healthcare data sharing: recording consent, verifying identity, approving access, and restricting the data that are released. However, from the perspective of the six requirements stated in Section 2.2, the existing work has the following drawbacks:</w:t>
+        <w:t>As presented in Tables 2.4 to 2.10, researchers have focused on securing individual aspects of healthcare data sharing: recording consent, verifying identity, approving access, and restricting the data that are released. However, from the perspective of the six requirements stated in Section 2.2, the existing work has the following drawbacks:</w:t>
       </w:r>
     </w:p>
     <w:p>
@@ -26660,7 +26060,7 @@
         <w:t>Inability to verify authority separately from identity (Req 2):</w:t>
       </w:r>
       <w:r>
-        <w:t xml:space="preserve"> A valid decentralised identity establishes who a participant is (Mazzocca et al. 2025), but it does not establish what that participant is authorised to do. Authority is verified separately from authentication in only 10 of the 25 studies, and Req 2 is graded Yes in 7 of them (Table 2.11). Without this separation, an authenticated participant is treated as an authorised one.</w:t>
+        <w:t xml:space="preserve"> A valid decentralised identity establishes who a participant is (Mazzocca et al. 2025), but it does not establish what that participant is authorised to do. Authority is verified separately from authentication in only 10 of the 25 studies, and Req 2 is graded Yes in 7 of them (Table 2.10). Without this separation, an authenticated participant is treated as an authorised one.</w:t>
       </w:r>
     </w:p>
     <w:p>
@@ -26683,7 +26083,7 @@
         <w:t>Absence of multi-party approval as a standing condition of every access decision (Req 3):</w:t>
       </w:r>
       <w:r>
-        <w:t xml:space="preserve"> Multi-party approval appears in the reviewed studies as a contingency path, an admission gate or a registration-time co-consent (Madine et al. 2020; Punia et al. 2025; Tan, Chi &amp; Lam 2024). The approving set is defined on the institutional or delegate side (Punia et al. 2025; Wu et al. 2022; Zhao &amp; Su 2024), or it is appointed by the patient but evaluated only as a contingency path or as a key-custody threshold (Maruthi &amp; Singh 2025; Tan, Chi &amp; Lam 2024). Req 3 is the least satisfied requirement, graded Yes in 6 studies (Table 2.11). None of the papers examined makes approval by a patient-defined set a condition of every access decision.</w:t>
+        <w:t xml:space="preserve"> Multi-party approval appears in the reviewed studies as a contingency path, an admission gate or a registration-time co-consent (Madine et al. 2020; Punia et al. 2025; Tan, Chi &amp; Lam 2024). The approving set is defined on the institutional or delegate side (Punia et al. 2025; Wu et al. 2022; Zhao &amp; Su 2024), or it is appointed by the patient but evaluated only as a contingency path or as a key-custody threshold (Maruthi &amp; Singh 2025; Tan, Chi &amp; Lam 2024). Req 3 is the least satisfied requirement, graded Yes in 6 studies (Table 2.10). None of the papers examined makes approval by a patient-defined set a condition of every access decision.</w:t>
       </w:r>
     </w:p>
     <w:p>
@@ -26706,7 +26106,7 @@
         <w:t>Inability to bind purpose and data scope to the same decision as identity, authority and approval (Req 4):</w:t>
       </w:r>
       <w:r>
-        <w:t xml:space="preserve"> Purpose and data-scope constraints are enforced by 10 of the 25 studies (Table 2.11), but in none of them are they bound to the same decision as identity, authority and multi-party approval; in the reviewed studies, multi-party approval is never conjoined with a purpose condition (Madine et al. 2020; Punia et al. 2025; Tan, Chi &amp; Lam 2024). Without this binding, a valid identity and sufficient approvals can be used to obtain data outside the authorised scope.</w:t>
+        <w:t xml:space="preserve"> Purpose and data-scope constraints are enforced by 10 of the 25 studies (Table 2.10), but in none of them are they bound to the same decision as identity, authority and multi-party approval; in the reviewed studies, multi-party approval is never conjoined with a purpose condition (Madine et al. 2020; Punia et al. 2025; Tan, Chi &amp; Lam 2024). Without this binding, a valid identity and sufficient approvals can be used to obtain data outside the authorised scope.</w:t>
       </w:r>
     </w:p>
     <w:p>
@@ -26729,7 +26129,7 @@
         <w:t>Absence of temporal and lifecycle evaluation at the time of each access request (Req 5):</w:t>
       </w:r>
       <w:r>
-        <w:t xml:space="preserve"> Req 5 is graded Yes in 8 of the 25 studies (Table 2.11). In these studies, the validity period, the lifecycle state and the revocation of a consent are enforced on a credential or at registration rather than evaluated when the request is made. Without such evaluation, a consent that has expired or been revoked remains usable once its approvals have been recorded.</w:t>
+        <w:t xml:space="preserve"> Req 5 is graded Yes in 8 of the 25 studies (Table 2.10). In these studies, the validity period, the lifecycle state and the revocation of a consent are enforced on a credential or at registration rather than evaluated when the request is made. Without such evaluation, a consent that has expired or been revoked remains usable once its approvals have been recorded.</w:t>
       </w:r>
     </w:p>
     <w:p>

--- a/docs/Yasir_Thesis_Chapters_1-5.docx
+++ b/docs/Yasir_Thesis_Chapters_1-5.docx
@@ -6222,7 +6222,7 @@
     <w:p>
       <w:pPr/>
       <w:r>
-        <w:t>Quality inclusion uses QA1 to QA4. Each question was answered Yes or No, and any study which has at least three Yes answers to QA1 to QA4 is included in this SLR. QA5 and QA6 were answered for every included study but were not used for inclusion. Of the 39 full-text studies, 25 satisfied the criteria, as shown in Table 2.3. Each included study was then coded Yes or No against each of the six requirements, Req 1 to Req 6, with a page reference for every Yes. A study is core if its gap-impact verdict is contradicts, weakens or narrows, or if it provides a multi-party approval mechanism. Of the 25 included studies, S1 to S25, 23 are core studies and 2 are supporting studies (Albalwy, Brass &amp; Davies 2021; Li et al. 2026a).</w:t>
+        <w:t>Each question was answered Yes or No, and any study which has at least three Yes answers to the six questions, and meets the eligibility criteria of Step 2, is included in this SLR. Of the 39 full-text studies, 25 satisfied the criteria, as shown in Table 2.3. Each included study was then coded Yes or No against each of the six requirements, Req 1 to Req 6, with a page reference for every Yes. A study is core if its gap-impact verdict is contradicts, weakens or narrows, or if it provides a multi-party approval mechanism. Of the 25 included studies, S1 to S25, 23 are core studies and 2 are supporting studies (Albalwy, Brass &amp; Davies 2021; Li et al. 2026a).</w:t>
       </w:r>
     </w:p>
     <w:p>

--- a/docs/Yasir_Thesis_Chapters_1-5.docx
+++ b/docs/Yasir_Thesis_Chapters_1-5.docx
@@ -9128,7 +9128,7 @@
         <w:t xml:space="preserve">Two of the three studies of this stream are deployed platforms that do not fully satisfy Req 1. SooHoo et al. (2026) describe the iAgree portal across three United States health systems with a permissioned Ethereum audit contract, but consent enforcement is outside its scope. Tremper et al. (2026) report ten years of the Mainzelliste service with FHIR consent directives, but specify no check semantics and no demonstrated enforcement of withdrawal. The two platforms are single-party systems. Al Amin et al. (2023) model informed consent as a patient-driven policy object with hash integrity, but specify no purpose condition and report no measured results. The supporting references represent consent as a permission indicating whether a particular party is allowed to perform a specified operation (Akter &amp; Sanam 2025; Prashanth et al. 2024), as conditions fixed at encryption time (Zhang, Kan &amp; Huang 2022), or as a key issued by the patient for each request (Teeda &amp; Subba Rao 2026). The existence of a consent record does not necessarily explain whether the conditions required for a subsequent access request are still satisfied. </w:t>
       </w:r>
       <w:r>
-        <w:t>Table 2.5 summarises the description, the issues and limitations, and the requirement grades of the studies in this stream.</w:t>
+        <w:t>Table 2.4 summarises the description, the issues and limitations, and the requirement grades of the studies in this stream.</w:t>
       </w:r>
     </w:p>
     <w:p>

--- a/docs/Yasir_Thesis_Chapters_1-5.docx
+++ b/docs/Yasir_Thesis_Chapters_1-5.docx
@@ -4019,7 +4019,10 @@
         <w:jc w:val="both"/>
       </w:pPr>
       <w:r>
-        <w:t>The review process was structured according to the Preferred Reporting Items for Systematic Reviews and Meta-Analyses (PRISMA) 2020 statement (Page et al. 2021). PRISMA was adopted to improve the transparency, reproducibility, and traceability of the literature identification and selection process. A written protocol (Protocol v1.1) fixed the review questions, databases, master query, eligibility criteria, codebook, and quality items before screening. All screening, coding, and quality assessment were carried out by the author. This systematic literature review (SLR) is guided by seven review questions. Questions 1 to 5 correspond to Req 1 to Req 5, and Questions 6 and 7 together to Req 6. The questions follow the technical objectives of the proposed system.</w:t>
+        <w:t xml:space="preserve">The review process was structured according to the Preferred Reporting Items for Systematic Reviews and Meta-Analyses (PRISMA) 2020 statement (Page et al. 2021). PRISMA was adopted to improve the transparency, reproducibility, and traceability of the literature identification and selection process. A written protocol (Protocol v1.1) fixed the review questions, databases, master query, eligibility criteria, codebook, and quality items before screening. All screening, coding, and quality assessment were carried out by the author. </w:t>
+      </w:r>
+      <w:r>
+        <w:t>The review is guided by the six key requirements of Section 2.2, and the six quality evaluation questions of Step 3 are derived from them, one for each requirement.</w:t>
       </w:r>
     </w:p>
     <w:p>
@@ -5097,7 +5100,13 @@
         <w:t>between 2020 and 2026</w:t>
       </w:r>
       <w:r>
-        <w:t xml:space="preserve">. Nine exclusion criteria (EC1 to EC9) removed, among others, </w:t>
+        <w:t xml:space="preserve">. </w:t>
+      </w:r>
+      <w:r>
+        <w:t>The exclusion criteria removed, among others,</w:t>
+      </w:r>
+      <w:r>
+        <w:t xml:space="preserve"> </w:t>
       </w:r>
       <w:r>
         <w:rPr/>
@@ -16056,10 +16065,13 @@
         <w:t xml:space="preserve">A consent that is valid at one point in time cannot necessarily be assumed to remain valid indefinitely. Eneh et al. (2026) present EdgeConsent, which enforces temporal validity inside the decision predicate, although its lifecycle is only an active flag. Temporal validity must also be evaluated together with the lifecycle state of the consent. Hema et al. (2026) bind the expiry into key derivation, and Panagoulias et al. (2026) enforce revocation at decision time across 43,500 simulated attempts in a single-node ledger. </w:t>
       </w:r>
       <w:r>
-        <w:t>Req 5 is graded Yes in 8 studies, a post-revocation</w:t>
-      </w:r>
-      <w:r>
-        <w:t xml:space="preserve"> denial is demonstrated only by (Phuyal et al. 2026b), and the four stream-5 systems that enforce time inside the decision are all single-party, with Li et al. (2026a) doing so through the credential rather than the consent.</w:t>
+        <w:t xml:space="preserve">Req 5 is graded Yes in 8 studies, </w:t>
+      </w:r>
+      <w:r>
+        <w:t>a post-revocation denial is demonstrated only by Phuyal et al. (2026b), which enforces revocation but not expiry, so it does not fully satisfy Req 5,</w:t>
+      </w:r>
+      <w:r>
+        <w:t xml:space="preserve"> and the four stream-5 systems that enforce time inside the decision are all single-party, with Li et al. (2026a) doing so through the credential rather than the consent.</w:t>
       </w:r>
     </w:p>
     <w:p>
@@ -19425,7 +19437,10 @@
         <w:t>Table 2.10 summarises</w:t>
       </w:r>
       <w:r>
-        <w:t xml:space="preserve"> the 25 studies against the six requirements, where Yes denotes that the requirement is fully satisfied and No that it is not fully satisfied. Req 6 combines review questions 6 and 7, so in that column each study takes the higher of its formal assurance grade and its empirical validation grade.</w:t>
+        <w:t xml:space="preserve"> the 25 studies against the six requirements, where Yes denotes that the requirement is fully satisfied and No that it is not fully satisfied. </w:t>
+      </w:r>
+      <w:r>
+        <w:t>In the Req 6 column each study takes the higher of its formal assurance grade and its empirical validation grade.</w:t>
       </w:r>
     </w:p>
     <w:p>

--- a/docs/Yasir_Thesis_Chapters_1-5.docx
+++ b/docs/Yasir_Thesis_Chapters_1-5.docx
@@ -229,6 +229,7 @@
     <w:p>
       <w:pPr>
         <w:pStyle w:val="1"/>
+        <w:keepNext/>
         <w:jc w:val="center"/>
       </w:pPr>
       <w:r>
@@ -261,6 +262,7 @@
     <w:p>
       <w:pPr>
         <w:pStyle w:val="1"/>
+        <w:keepNext/>
         <w:jc w:val="center"/>
       </w:pPr>
       <w:r>
@@ -289,6 +291,7 @@
     <w:p>
       <w:pPr>
         <w:pStyle w:val="1"/>
+        <w:keepNext/>
         <w:jc w:val="center"/>
       </w:pPr>
       <w:r>
@@ -333,6 +336,7 @@
     <w:p>
       <w:pPr>
         <w:pStyle w:val="1"/>
+        <w:keepNext/>
         <w:jc w:val="center"/>
       </w:pPr>
       <w:r>
@@ -383,6 +387,7 @@
     <w:p>
       <w:pPr>
         <w:pStyle w:val="1"/>
+        <w:keepNext/>
         <w:jc w:val="center"/>
       </w:pPr>
       <w:r>
@@ -617,7 +622,7 @@
         </w:rPr>
         <w:t>1.2 Statement of the Problem</w:t>
         <w:tab/>
-        <w:t>1</w:t>
+        <w:t>2</w:t>
       </w:r>
     </w:p>
     <w:p>
@@ -817,7 +822,7 @@
         </w:rPr>
         <w:t>1.8.1 The Audit Ledger</w:t>
         <w:tab/>
-        <w:t>5</w:t>
+        <w:t>6</w:t>
       </w:r>
     </w:p>
     <w:p>
@@ -1637,7 +1642,7 @@
         </w:rPr>
         <w:t>3.3 Key Definitions</w:t>
         <w:tab/>
-        <w:t>27</w:t>
+        <w:t>28</w:t>
       </w:r>
     </w:p>
     <w:p>
@@ -2057,7 +2062,7 @@
         </w:rPr>
         <w:t>4.9 Overview of Solution for RQ5</w:t>
         <w:tab/>
-        <w:t>37</w:t>
+        <w:t>38</w:t>
       </w:r>
     </w:p>
     <w:p>
@@ -2541,6 +2546,7 @@
     <w:p>
       <w:pPr>
         <w:pStyle w:val="1"/>
+        <w:keepNext/>
         <w:jc w:val="center"/>
       </w:pPr>
       <w:r>
@@ -2819,6 +2825,7 @@
     <w:p>
       <w:pPr>
         <w:pStyle w:val="1"/>
+        <w:keepNext/>
         <w:jc w:val="center"/>
       </w:pPr>
       <w:r>
@@ -3177,6 +3184,7 @@
     <w:p>
       <w:pPr>
         <w:pStyle w:val="1"/>
+        <w:keepNext/>
         <w:jc w:val="center"/>
       </w:pPr>
       <w:r>
@@ -3282,6 +3290,7 @@
     <w:p>
       <w:pPr>
         <w:pStyle w:val="1"/>
+        <w:keepNext/>
         <w:spacing w:before="360"/>
       </w:pPr>
       <w:r/>
@@ -3302,6 +3311,7 @@
     <w:p>
       <w:pPr>
         <w:pStyle w:val="2"/>
+        <w:keepNext/>
       </w:pPr>
       <w:r>
         <w:t>1.1 Introduction</w:t>
@@ -3337,6 +3347,7 @@
     <w:p>
       <w:pPr>
         <w:pStyle w:val="2"/>
+        <w:keepNext/>
       </w:pPr>
       <w:r>
         <w:t>1.2 Statement of the Problem</w:t>
@@ -3364,6 +3375,7 @@
     <w:p>
       <w:pPr>
         <w:pStyle w:val="2"/>
+        <w:keepNext/>
       </w:pPr>
       <w:r>
         <w:t>1.3 Research Motivation</w:t>
@@ -3410,6 +3422,7 @@
     <w:p>
       <w:pPr>
         <w:pStyle w:val="2"/>
+        <w:keepNext/>
       </w:pPr>
       <w:r>
         <w:t>1.4 Decentralised Identity Technology</w:t>
@@ -3424,6 +3437,7 @@
     <w:p>
       <w:pPr>
         <w:pStyle w:val="3"/>
+        <w:keepNext/>
       </w:pPr>
       <w:r>
         <w:t>1.4.1 Decentralised Identifiers (DIDs)</w:t>
@@ -3438,6 +3452,7 @@
     <w:p>
       <w:pPr>
         <w:pStyle w:val="3"/>
+        <w:keepNext/>
       </w:pPr>
       <w:r>
         <w:t>1.4.2 Verifiable Credentials (VCs)</w:t>
@@ -3452,6 +3467,7 @@
     <w:p>
       <w:pPr>
         <w:pStyle w:val="3"/>
+        <w:keepNext/>
       </w:pPr>
       <w:r>
         <w:t>1.4.3 Trusted Issuers and Credential Verification</w:t>
@@ -3466,6 +3482,7 @@
     <w:p>
       <w:pPr>
         <w:pStyle w:val="2"/>
+        <w:keepNext/>
       </w:pPr>
       <w:r>
         <w:t>1.5 Multi-Party Authorisation</w:t>
@@ -3486,6 +3503,7 @@
     <w:p>
       <w:pPr>
         <w:pStyle w:val="2"/>
+        <w:keepNext/>
       </w:pPr>
       <w:r>
         <w:t>1.6 The Relationship between Multi-Party Authorisation and Patient Consent</w:t>
@@ -3500,6 +3518,7 @@
     <w:p>
       <w:pPr>
         <w:pStyle w:val="2"/>
+        <w:keepNext/>
       </w:pPr>
       <w:r>
         <w:t>1.7 Purpose of Using Multi-Party Authorisation in Consent Management</w:t>
@@ -3514,6 +3533,7 @@
     <w:p>
       <w:pPr>
         <w:pStyle w:val="2"/>
+        <w:keepNext/>
       </w:pPr>
       <w:r>
         <w:t>1.8 Authorisation Evidence and Auditability</w:t>
@@ -3528,6 +3548,7 @@
     <w:p>
       <w:pPr>
         <w:pStyle w:val="3"/>
+        <w:keepNext/>
       </w:pPr>
       <w:r>
         <w:t>1.8.1 The Audit Ledger</w:t>
@@ -3542,6 +3563,7 @@
     <w:p>
       <w:pPr>
         <w:pStyle w:val="2"/>
+        <w:keepNext/>
       </w:pPr>
       <w:r>
         <w:t>1.9 Consent Management Systems</w:t>
@@ -3556,6 +3578,7 @@
     <w:p>
       <w:pPr>
         <w:pStyle w:val="2"/>
+        <w:keepNext/>
       </w:pPr>
       <w:r>
         <w:t>1.10 Challenges Faced by Current Consent Management Systems</w:t>
@@ -3582,6 +3605,7 @@
     <w:p>
       <w:pPr>
         <w:pStyle w:val="2"/>
+        <w:keepNext/>
       </w:pPr>
       <w:r>
         <w:t>1.11 Research Contribution</w:t>
@@ -3590,6 +3614,7 @@
     <w:p>
       <w:pPr>
         <w:pStyle w:val="3"/>
+        <w:keepNext/>
       </w:pPr>
       <w:r>
         <w:t>1.11.1 Scientific Contribution</w:t>
@@ -3607,6 +3632,7 @@
     <w:p>
       <w:pPr>
         <w:pStyle w:val="3"/>
+        <w:keepNext/>
       </w:pPr>
       <w:r>
         <w:t>1.11.2 Social Contribution</w:t>
@@ -3624,6 +3650,7 @@
     <w:p>
       <w:pPr>
         <w:pStyle w:val="2"/>
+        <w:keepNext/>
       </w:pPr>
       <w:r>
         <w:t>1.12 Thesis Plan</w:t>
@@ -3704,6 +3731,7 @@
     <w:p>
       <w:pPr>
         <w:pStyle w:val="2"/>
+        <w:keepNext/>
       </w:pPr>
       <w:r>
         <w:t>1.13 Conclusion</w:t>
@@ -3780,6 +3808,7 @@
     <w:p>
       <w:pPr>
         <w:pStyle w:val="1"/>
+        <w:keepNext/>
         <w:spacing w:before="360"/>
       </w:pPr>
       <w:r/>
@@ -3800,6 +3829,7 @@
     <w:p>
       <w:pPr>
         <w:pStyle w:val="2"/>
+        <w:keepNext/>
       </w:pPr>
       <w:r>
         <w:t>2.1 Introduction</w:t>
@@ -3823,6 +3853,7 @@
     <w:p>
       <w:pPr>
         <w:pStyle w:val="2"/>
+        <w:keepNext/>
       </w:pPr>
       <w:r>
         <w:t>2.2 Key Requirements for Trustworthy Multi-Party Consent Authorisation</w:t>
@@ -3846,6 +3877,7 @@
     <w:p>
       <w:pPr>
         <w:pStyle w:val="3"/>
+        <w:keepNext/>
       </w:pPr>
       <w:r>
         <w:t>2.2.1 Req 1: Representation of consent as an evaluable authorisation object</w:t>
@@ -3868,6 +3900,7 @@
     <w:p>
       <w:pPr>
         <w:pStyle w:val="3"/>
+        <w:keepNext/>
       </w:pPr>
       <w:r>
         <w:t>2.2.2 Req 2: Decentralised verification of identity and authority</w:t>
@@ -3890,6 +3923,7 @@
     <w:p>
       <w:pPr>
         <w:pStyle w:val="3"/>
+        <w:keepNext/>
       </w:pPr>
       <w:r>
         <w:t>2.2.3 Req 3: Multi-party authorisation through a verifiable threshold</w:t>
@@ -3912,6 +3946,7 @@
     <w:p>
       <w:pPr>
         <w:pStyle w:val="3"/>
+        <w:keepNext/>
       </w:pPr>
       <w:r>
         <w:t>2.2.4 Req 4: Policy- and context-aware enforcement at the time of access</w:t>
@@ -3934,6 +3969,7 @@
     <w:p>
       <w:pPr>
         <w:pStyle w:val="3"/>
+        <w:keepNext/>
       </w:pPr>
       <w:r>
         <w:t>2.2.5 Req 5: Temporal validity and lifecycle control of consent</w:t>
@@ -3956,6 +3992,7 @@
     <w:p>
       <w:pPr>
         <w:pStyle w:val="3"/>
+        <w:keepNext/>
       </w:pPr>
       <w:r>
         <w:t>2.2.6 Req 6: Verifiable auditability and security assurance</w:t>
@@ -3978,6 +4015,7 @@
     <w:p>
       <w:pPr>
         <w:pStyle w:val="2"/>
+        <w:keepNext/>
       </w:pPr>
       <w:r>
         <w:t>2.3 Process Adopted for Shortlisting the Papers for SLR</w:t>
@@ -4028,6 +4066,7 @@
     <w:p>
       <w:pPr>
         <w:pStyle w:val="3"/>
+        <w:keepNext/>
       </w:pPr>
       <w:r>
         <w:t>2.3.1 Step 1: Criteria for Searching the Literature</w:t>
@@ -5067,6 +5106,7 @@
     <w:p>
       <w:pPr>
         <w:pStyle w:val="3"/>
+        <w:keepNext/>
       </w:pPr>
       <w:r>
         <w:t>2.3.2 Step 2: Inclusion and Exclusion Criteria</w:t>
@@ -6169,6 +6209,7 @@
     <w:p>
       <w:pPr>
         <w:pStyle w:val="3"/>
+        <w:keepNext/>
       </w:pPr>
       <w:r>
         <w:t>2.3.3 Step 3: Quality Evaluation</w:t>
@@ -6237,6 +6278,7 @@
     <w:p>
       <w:pPr>
         <w:pStyle w:val="3"/>
+        <w:keepNext/>
       </w:pPr>
       <w:r>
         <w:t>2.3.4 Step 4: Shortlisted Papers for SLR and Categorising Them into Broad Areas</w:t>
@@ -9106,6 +9148,7 @@
     <w:p>
       <w:pPr>
         <w:pStyle w:val="2"/>
+        <w:keepNext/>
       </w:pPr>
       <w:r>
         <w:t>2.4 Summary of Papers Shortlisted in the SLR</w:t>
@@ -9123,6 +9166,7 @@
     <w:p>
       <w:pPr>
         <w:pStyle w:val="3"/>
+        <w:keepNext/>
       </w:pPr>
       <w:r>
         <w:t>2.4.1 Consent representation and blockchain-based consent governance (Req 1)</w:t>
@@ -10459,6 +10503,7 @@
     <w:p>
       <w:pPr>
         <w:pStyle w:val="3"/>
+        <w:keepNext/>
       </w:pPr>
       <w:r>
         <w:t>2.4.2 Decentralised identity and authority trust (Req 2)</w:t>
@@ -11802,6 +11847,7 @@
     <w:p>
       <w:pPr>
         <w:pStyle w:val="3"/>
+        <w:keepNext/>
       </w:pPr>
       <w:r>
         <w:t>2.4.3 Multi-party authorisation and collaborative consent (Req 3)</w:t>
@@ -14389,6 +14435,7 @@
     <w:p>
       <w:pPr>
         <w:pStyle w:val="3"/>
+        <w:keepNext/>
       </w:pPr>
       <w:r>
         <w:t>2.4.4 Policy- and context-aware access control (Req 4)</w:t>
@@ -16051,6 +16098,7 @@
     <w:p>
       <w:pPr>
         <w:pStyle w:val="3"/>
+        <w:keepNext/>
       </w:pPr>
       <w:r>
         <w:t>2.4.5 Temporal validity and consent lifecycle (Req 5)</w:t>
@@ -17710,6 +17758,7 @@
     <w:p>
       <w:pPr>
         <w:pStyle w:val="3"/>
+        <w:keepNext/>
       </w:pPr>
       <w:r>
         <w:t>2.4.6 Formal security assurance and empirical validation (Req 6)</w:t>
@@ -19366,6 +19415,7 @@
     <w:p>
       <w:pPr>
         <w:pStyle w:val="3"/>
+        <w:keepNext/>
       </w:pPr>
       <w:r>
         <w:t>2.4.7 Research Gaps in the Existing Studies from the Requirement Perspective</w:t>
@@ -26188,6 +26238,7 @@
     <w:p>
       <w:pPr>
         <w:pStyle w:val="2"/>
+        <w:keepNext/>
       </w:pPr>
       <w:r>
         <w:t>2.5 Trust-Oriented Multi-Party Consent Authorisation Framework</w:t>
@@ -26208,6 +26259,7 @@
     <w:p>
       <w:pPr>
         <w:pStyle w:val="3"/>
+        <w:keepNext/>
       </w:pPr>
       <w:r>
         <w:t>2.5.1 Representation of Consent as an Evaluable Authorisation Object (Req 1)</w:t>
@@ -26225,6 +26277,7 @@
     <w:p>
       <w:pPr>
         <w:pStyle w:val="3"/>
+        <w:keepNext/>
       </w:pPr>
       <w:r>
         <w:t>2.5.2 Decentralised Verification of Identity and Authority (Req 2)</w:t>
@@ -26242,6 +26295,7 @@
     <w:p>
       <w:pPr>
         <w:pStyle w:val="3"/>
+        <w:keepNext/>
       </w:pPr>
       <w:r>
         <w:t>2.5.3 Multi-Party Authorisation through a Verifiable Threshold (Req 3)</w:t>
@@ -26259,6 +26313,7 @@
     <w:p>
       <w:pPr>
         <w:pStyle w:val="3"/>
+        <w:keepNext/>
       </w:pPr>
       <w:r>
         <w:t>2.5.4 Policy- and Context-Aware Enforcement at the Time of Access (Req 4)</w:t>
@@ -26276,6 +26331,7 @@
     <w:p>
       <w:pPr>
         <w:pStyle w:val="3"/>
+        <w:keepNext/>
       </w:pPr>
       <w:r>
         <w:t>2.5.5 Temporal Validity and Lifecycle Control of Consent (Req 5)</w:t>
@@ -26293,6 +26349,7 @@
     <w:p>
       <w:pPr>
         <w:pStyle w:val="3"/>
+        <w:keepNext/>
       </w:pPr>
       <w:r>
         <w:t>2.5.6 Verifiable Auditability and Security Assurance (Req 6)</w:t>
@@ -26310,6 +26367,7 @@
     <w:p>
       <w:pPr>
         <w:pStyle w:val="2"/>
+        <w:keepNext/>
       </w:pPr>
       <w:r>
         <w:t>2.6 Conclusion</w:t>
@@ -26392,6 +26450,7 @@
     <w:p>
       <w:pPr>
         <w:pStyle w:val="1"/>
+        <w:keepNext/>
         <w:spacing w:before="360"/>
       </w:pPr>
       <w:r/>
@@ -26412,6 +26471,7 @@
     <w:p>
       <w:pPr>
         <w:pStyle w:val="2"/>
+        <w:keepNext/>
       </w:pPr>
       <w:r>
         <w:t>3.1 Introduction</w:t>
@@ -26426,6 +26486,7 @@
     <w:p>
       <w:pPr>
         <w:pStyle w:val="2"/>
+        <w:keepNext/>
       </w:pPr>
       <w:r>
         <w:t>3.2 Gaps in the Literature</w:t>
@@ -26524,6 +26585,7 @@
     <w:p>
       <w:pPr>
         <w:pStyle w:val="2"/>
+        <w:keepNext/>
       </w:pPr>
       <w:r>
         <w:t>3.3 Key Definitions</w:t>
@@ -26575,6 +26637,7 @@
     <w:p>
       <w:pPr>
         <w:pStyle w:val="2"/>
+        <w:keepNext/>
       </w:pPr>
       <w:r>
         <w:t>3.4 Research Questions</w:t>
@@ -26749,6 +26812,7 @@
     <w:p>
       <w:pPr>
         <w:pStyle w:val="3"/>
+        <w:keepNext/>
       </w:pPr>
       <w:r>
         <w:t>3.4.1 Research Questions as an Integrated Problem</w:t>
@@ -26924,40 +26988,19 @@
         <w:jc w:val="both"/>
       </w:pPr>
       <w:r>
-        <w:lastRenderedPageBreak/>
-        <w:t>A valid authorisation decision requires the simultaneous satisfaction of all relevant trust conditions. Consequently, failure of any individual condition results in denial. In the prototype, an ALLOW decision additionally requires the exploratory jurisdiction check V</w:t>
-      </w:r>
-      <w:r>
-        <w:rPr>
-          <w:vertAlign w:val="subscript"/>
-        </w:rPr>
-        <w:t>J</w:t>
-      </w:r>
-      <w:r>
-        <w:t xml:space="preserve"> </w:t>
-      </w:r>
-      <w:r>
-        <w:t>(Chapter 8)</w:t>
-      </w:r>
-      <w:r>
-        <w:t xml:space="preserve"> to pass and the Groth16 ZK proof (Groth 2016) to verify, so a request that satisfies the five predicates is still denied when either fails, as in Scenario 4 </w:t>
-      </w:r>
-      <w:r>
-        <w:t>(Chapter 10)</w:t>
-      </w:r>
-      <w:r>
-        <w:t xml:space="preserve"> and attack A9 </w:t>
-      </w:r>
-      <w:r>
-        <w:t>(Chapter 10)</w:t>
-      </w:r>
-      <w:r>
-        <w:t>. Formal security assurance does not constitute another authorisation condition to be evaluated at runtime. Instead, it provides a means of specifying, analysing, and verifying the security properties of the integrated authorisation mechanism. Thus, RQ6 operates as an assurance layer over the mechanisms established by RQ1–RQ5.</w:t>
+        <w:t xml:space="preserve">A valid authorisation decision requires the simultaneous satisfaction of all relevant trust conditions. Consequently, failure of any individual condition results in denial. In the prototype, an ALLOW decision additionally </w:t>
+      </w:r>
+      <w:r>
+        <w:t>requires the Groth16 ZK proof (Groth 2016) to verify, so a request that satisfies the five predicates is still denied when the proof fails, as in attack A9 (Chapter 10).</w:t>
+      </w:r>
+      <w:r>
+        <w:t xml:space="preserve"> Formal security assurance does not constitute another authorisation condition to be evaluated at runtime. Instead, it provides a means of specifying, analysing, and verifying the security properties of the integrated authorisation mechanism. Thus, RQ6 operates as an assurance layer over the mechanisms established by RQ1–RQ5.</w:t>
       </w:r>
     </w:p>
     <w:p>
       <w:pPr>
         <w:pStyle w:val="2"/>
+        <w:keepNext/>
       </w:pPr>
       <w:r>
         <w:t>3.5 Research Objectives</w:t>
@@ -26975,6 +27018,7 @@
     <w:p>
       <w:pPr>
         <w:pStyle w:val="3"/>
+        <w:keepNext/>
       </w:pPr>
       <w:r>
         <w:t>3.5.1 RO1: Trust-Centric Consent Model</w:t>
@@ -26992,6 +27036,7 @@
     <w:p>
       <w:pPr>
         <w:pStyle w:val="3"/>
+        <w:keepNext/>
       </w:pPr>
       <w:r>
         <w:t>3.5.2 RO2: Decentralised Identity and Authority Trust</w:t>
@@ -27009,6 +27054,7 @@
     <w:p>
       <w:pPr>
         <w:pStyle w:val="3"/>
+        <w:keepNext/>
       </w:pPr>
       <w:r>
         <w:t>3.5.3 RO3: Trustworthy Multi-Party Authorisation</w:t>
@@ -27026,6 +27072,7 @@
     <w:p>
       <w:pPr>
         <w:pStyle w:val="3"/>
+        <w:keepNext/>
       </w:pPr>
       <w:r>
         <w:t>3.5.4 RO4: Policy- and Context-Aware Access Control</w:t>
@@ -27043,6 +27090,7 @@
     <w:p>
       <w:pPr>
         <w:pStyle w:val="3"/>
+        <w:keepNext/>
       </w:pPr>
       <w:r>
         <w:t>3.5.5 RO5: Temporal and Lifecycle Trust</w:t>
@@ -27078,6 +27126,7 @@
     <w:p>
       <w:pPr>
         <w:pStyle w:val="3"/>
+        <w:keepNext/>
       </w:pPr>
       <w:r>
         <w:t>3.5.6 RO6: Formal Security Assurance and Empirical Validation</w:t>
@@ -27089,18 +27138,19 @@
         <w:jc w:val="both"/>
       </w:pPr>
       <w:r>
-        <w:t xml:space="preserve">The sixth research objective is to formally analyse and empirically evaluate whether the implemented framework satisfies its defined trust and authorisation properties under representative healthcare data-sharing scenarios. RO6 addresses RQ6 and combines formal security assurance with empirical validation of the proposed framework. The prototype must execute valid consent workflows, and it must also behave correctly when one or more trust conditions are violated. RO6 is partially completed through the implementation and initial scenario-based validation of the HALAH prototype. In particular, 46 automated tests cover signature rejection, proof tampering, credential checks, and twelve attack scenarios, A1 to A12, against the components of C and the contract. All twelve attacks are refused. Preliminary measurements of on-chain cost, confirmation latency, and processing time have been obtained, and a live out-of-jurisdiction request against a consent anchored on the deployed Sepolia contract was refused by the exploratory jurisdiction check of the application </w:t>
-      </w:r>
-      <w:r>
-        <w:t>(Chapter 8)</w:t>
-      </w:r>
-      <w:r>
-        <w:t>. The formal component will specify and analyse the security properties, consistency requirements, and soundness conditions of the trust-oriented authorisation mechanism. Although preliminary implementation and scenario-based testing support the current stage findings, the complete formal analysis, through proofs or model checking, and a larger evaluation under load will be conducted as part of next stage works.</w:t>
+        <w:t>The sixth research objective is to formally analyse and empirically evaluate whether the implemented framework satisfies its defined trust and authorisation properties under representative healthcare data-sharing scenarios. RO6 addresses RQ6 and combines formal security assurance with empirical validation of the proposed framework. The prototype must execute valid consent workflows, and it must also behave correctly when one or more trust conditions are violated. RO6 is partially completed through the implementation and initial scenario-based validation of the HALAH prototype. In particular, 46 automated tests cover signature rejection, proof tampering, credential checks, and twelve attack scenarios, A1 to A12, against the components of C and the contract. All twelve attacks are refused. Preliminary measurements of on-chain cost, confirmation latency, and processing time have been obtained</w:t>
+      </w:r>
+      <w:r>
+        <w:t>.</w:t>
+      </w:r>
+      <w:r>
+        <w:t xml:space="preserve"> The formal component will specify and analyse the security properties, consistency requirements, and soundness conditions of the trust-oriented authorisation mechanism. Although preliminary implementation and scenario-based testing support the current stage findings, the complete formal analysis, through proofs or model checking, and a larger evaluation under load will be conducted as part of next stage works.</w:t>
       </w:r>
     </w:p>
     <w:p>
       <w:pPr>
         <w:pStyle w:val="3"/>
+        <w:keepNext/>
       </w:pPr>
       <w:r>
         <w:t>3.5.7 Relationship Between Research Questions and Objectives</w:t>
@@ -28236,6 +28286,7 @@
     <w:p>
       <w:pPr>
         <w:pStyle w:val="2"/>
+        <w:keepNext/>
       </w:pPr>
       <w:r>
         <w:t>3.6 Conclusion</w:t>
@@ -28318,6 +28369,7 @@
     <w:p>
       <w:pPr>
         <w:pStyle w:val="1"/>
+        <w:keepNext/>
         <w:spacing w:before="360"/>
       </w:pPr>
       <w:r/>
@@ -28338,6 +28390,7 @@
     <w:p>
       <w:pPr>
         <w:pStyle w:val="2"/>
+        <w:keepNext/>
       </w:pPr>
       <w:r>
         <w:t>4.1 Introduction</w:t>
@@ -28352,6 +28405,7 @@
     <w:p>
       <w:pPr>
         <w:pStyle w:val="2"/>
+        <w:keepNext/>
       </w:pPr>
       <w:r>
         <w:t>4.2 Key Definitions</w:t>
@@ -28420,6 +28474,7 @@
     <w:p>
       <w:pPr>
         <w:pStyle w:val="2"/>
+        <w:keepNext/>
       </w:pPr>
       <w:r>
         <w:t>4.3 Selected Research Methodology</w:t>
@@ -28518,6 +28573,7 @@
     <w:p>
       <w:pPr>
         <w:pStyle w:val="2"/>
+        <w:keepNext/>
       </w:pPr>
       <w:r>
         <w:t>4.4 Solution Overview</w:t>
@@ -28883,16 +28939,7 @@
         <w:t>L</w:t>
       </w:r>
       <w:r>
-        <w:t>, together with the exploratory jurisdiction check V</w:t>
-      </w:r>
-      <w:r>
-        <w:rPr>
-          <w:vertAlign w:val="subscript"/>
-        </w:rPr>
-        <w:t>J</w:t>
-      </w:r>
-      <w:r>
-        <w:t xml:space="preserve">, are then evaluated, a Groth16 proof is generated and verified before access is granted, and the audit evidence is recorded. Beyond the access decision </w:t>
+        <w:t xml:space="preserve"> are then evaluated, a Groth16 proof is generated and verified before access is granted, and the audit evidence is recorded. Beyond the access decision </w:t>
       </w:r>
       <w:r>
         <w:t>shown in Figure 4.2</w:t>
@@ -28910,6 +28957,7 @@
     <w:p>
       <w:pPr>
         <w:pStyle w:val="2"/>
+        <w:keepNext/>
       </w:pPr>
       <w:r>
         <w:t>4.5 Overview of Solution for RQ1</w:t>
@@ -28930,6 +28978,7 @@
     <w:p>
       <w:pPr>
         <w:pStyle w:val="2"/>
+        <w:keepNext/>
       </w:pPr>
       <w:r>
         <w:t>4.6 Overview of Solution for RQ2</w:t>
@@ -28950,6 +28999,7 @@
     <w:p>
       <w:pPr>
         <w:pStyle w:val="2"/>
+        <w:keepNext/>
       </w:pPr>
       <w:r>
         <w:t>4.7 Overview of Solution for RQ3</w:t>
@@ -28970,6 +29020,7 @@
     <w:p>
       <w:pPr>
         <w:pStyle w:val="2"/>
+        <w:keepNext/>
       </w:pPr>
       <w:r>
         <w:t>4.8 Overview of Solution for RQ4</w:t>
@@ -28990,6 +29041,7 @@
     <w:p>
       <w:pPr>
         <w:pStyle w:val="2"/>
+        <w:keepNext/>
       </w:pPr>
       <w:r>
         <w:t>4.9 Overview of Solution for RQ5</w:t>
@@ -29010,6 +29062,7 @@
     <w:p>
       <w:pPr>
         <w:pStyle w:val="2"/>
+        <w:keepNext/>
       </w:pPr>
       <w:r>
         <w:t>4.10 Overview of Solution for RQ6</w:t>
@@ -29024,6 +29077,7 @@
     <w:p>
       <w:pPr>
         <w:pStyle w:val="3"/>
+        <w:keepNext/>
       </w:pPr>
       <w:r>
         <w:t>4.10.1 Testing and Verification of the Solution</w:t>
@@ -29038,6 +29092,7 @@
     <w:p>
       <w:pPr>
         <w:pStyle w:val="2"/>
+        <w:keepNext/>
       </w:pPr>
       <w:r>
         <w:t>4.11 Conclusion</w:t>
@@ -29114,6 +29169,7 @@
     <w:p>
       <w:pPr>
         <w:pStyle w:val="1"/>
+        <w:keepNext/>
         <w:spacing w:before="360"/>
       </w:pPr>
       <w:r/>
@@ -29134,6 +29190,7 @@
     <w:p>
       <w:pPr>
         <w:pStyle w:val="2"/>
+        <w:keepNext/>
       </w:pPr>
       <w:r>
         <w:t>5.1 Introduction</w:t>
@@ -29264,6 +29321,7 @@
     <w:p>
       <w:pPr>
         <w:pStyle w:val="2"/>
+        <w:keepNext/>
       </w:pPr>
       <w:r>
         <w:t>5.2 Layered Architecture and Component Decomposition</w:t>
@@ -29472,14 +29530,19 @@
         <w:t>I</w:t>
       </w:r>
       <w:r>
-        <w:t xml:space="preserve"> combines the doctor's credential check with the EIP-712 verification of each listed guardian's signature. The requester's DID and jurisdiction are declared in the </w:t>
-        <w:lastRenderedPageBreak/>
-        <w:t>interface rather than authenticated, and wallet-held signing keys, full DID resolution and proof that the user controls the DID are deferred to the next stage. However, each guardian approval is an EIP-712 typed-data signature bound to the consent identifier, so the multi-party threshold is enforced over signed approvals rather than over interface actions.</w:t>
+        <w:t xml:space="preserve"> combines the doctor's credential check with the EIP-712 verification of each listed guardian's signature. </w:t>
+      </w:r>
+      <w:r>
+        <w:t>The requester's DID is declared</w:t>
+      </w:r>
+      <w:r>
+        <w:t xml:space="preserve"> in the interface rather than authenticated, and wallet-held signing keys, full DID resolution and proof that the user controls the DID are deferred to the next stage. However, each guardian approval is an EIP-712 typed-data signature bound to the consent identifier, so the multi-party threshold is enforced over signed approvals rather than over interface actions.</w:t>
       </w:r>
     </w:p>
     <w:p>
       <w:pPr>
         <w:pStyle w:val="2"/>
+        <w:keepNext/>
       </w:pPr>
       <w:r>
         <w:t>5.3 Trust Evaluation and Architectural Boundaries</w:t>
@@ -29536,7 +29599,13 @@
         <w:t>L</w:t>
       </w:r>
       <w:r>
-        <w:t>(C), determines whether the consent remains in a valid lifecycle state. The integrated decision can therefore be expressed as Equation (3.2). In the current prototype, the Consent Engine derives the lifecycle state, a request proceeds only when this state is ACTIVE, and the revocation flag and the token are also checked within V</w:t>
+        <w:t xml:space="preserve">(C), determines whether the consent remains in a valid lifecycle state. The integrated decision </w:t>
+      </w:r>
+      <w:r>
+        <w:t>can therefore be expressed as Equation (5.1)</w:t>
+      </w:r>
+      <w:r>
+        <w:t>. In the current prototype, the Consent Engine derives the lifecycle state, a request proceeds only when this state is ACTIVE, and the revocation flag and the token are also checked within V</w:t>
       </w:r>
       <w:r>
         <w:rPr>
@@ -29545,28 +29614,215 @@
         <w:t>A</w:t>
       </w:r>
       <w:r>
-        <w:t xml:space="preserve">. The prototype interface also shows a check labelled VL, which compares the jurisdiction declared in the request with the jurisdiction recorded in the consent. </w:t>
-      </w:r>
-      <w:r>
-        <w:t>This thesis denotes</w:t>
-      </w:r>
-      <w:r>
-        <w:t xml:space="preserve"> that check V</w:t>
-      </w:r>
-      <w:r>
-        <w:rPr>
+        <w:t>.</w:t>
+      </w:r>
+    </w:p>
+    <w:p>
+      <w:pPr/>
+      <w:r>
+        <w:t>Equation (5.1) states that a request is allowed only when every one of the five conditions holds at the time of the request. Conversely, the failure of any one condition is sufficient for refusal, as Equation (5.2) states, and the success of the other conditions cannot compensate for it.</w:t>
+      </w:r>
+    </w:p>
+    <w:p>
+      <w:pPr>
+        <w:keepLines/>
+        <w:tabs>
+          <w:tab w:val="center" w:pos="4564"/>
+          <w:tab w:val="right" w:pos="9128"/>
+        </w:tabs>
+        <w:spacing w:before="80" w:after="160"/>
+      </w:pPr>
+      <w:r>
+        <w:rPr/>
+        <w:tab/>
+      </w:r>
+      <w:r>
+        <w:rPr>
+          <w:rFonts w:ascii="Cambria Math" w:hAnsi="Cambria Math" w:cs="Cambria Math" w:eastAsia="Cambria Math"/>
+          <w:sz w:val="18"/>
+        </w:rPr>
+        <w:t>Decision(C, R, t) = ALLOW ⟺ V</w:t>
+      </w:r>
+      <w:r>
+        <w:rPr>
+          <w:rFonts w:ascii="Cambria Math" w:hAnsi="Cambria Math" w:cs="Cambria Math" w:eastAsia="Cambria Math"/>
+          <w:sz w:val="18"/>
           <w:vertAlign w:val="subscript"/>
         </w:rPr>
-        <w:t>J</w:t>
-      </w:r>
-      <w:r>
-        <w:t xml:space="preserve"> and treats jurisdiction as a contextual policy condition for the next stage </w:t>
-      </w:r>
-      <w:r>
-        <w:t>(Chapter 8)</w:t>
-      </w:r>
-      <w:r>
-        <w:t>.</w:t>
+        <w:t>I</w:t>
+      </w:r>
+      <w:r>
+        <w:rPr>
+          <w:rFonts w:ascii="Cambria Math" w:hAnsi="Cambria Math" w:cs="Cambria Math" w:eastAsia="Cambria Math"/>
+          <w:sz w:val="18"/>
+        </w:rPr>
+        <w:t>(u) ∧ V</w:t>
+      </w:r>
+      <w:r>
+        <w:rPr>
+          <w:rFonts w:ascii="Cambria Math" w:hAnsi="Cambria Math" w:cs="Cambria Math" w:eastAsia="Cambria Math"/>
+          <w:sz w:val="18"/>
+          <w:vertAlign w:val="subscript"/>
+        </w:rPr>
+        <w:t>A</w:t>
+      </w:r>
+      <w:r>
+        <w:rPr>
+          <w:rFonts w:ascii="Cambria Math" w:hAnsi="Cambria Math" w:cs="Cambria Math" w:eastAsia="Cambria Math"/>
+          <w:sz w:val="18"/>
+        </w:rPr>
+        <w:t>(C) ∧ V</w:t>
+      </w:r>
+      <w:r>
+        <w:rPr>
+          <w:rFonts w:ascii="Cambria Math" w:hAnsi="Cambria Math" w:cs="Cambria Math" w:eastAsia="Cambria Math"/>
+          <w:sz w:val="18"/>
+          <w:vertAlign w:val="subscript"/>
+        </w:rPr>
+        <w:t>P</w:t>
+      </w:r>
+      <w:r>
+        <w:rPr>
+          <w:rFonts w:ascii="Cambria Math" w:hAnsi="Cambria Math" w:cs="Cambria Math" w:eastAsia="Cambria Math"/>
+          <w:sz w:val="18"/>
+        </w:rPr>
+        <w:t>(C, R) ∧ V</w:t>
+      </w:r>
+      <w:r>
+        <w:rPr>
+          <w:rFonts w:ascii="Cambria Math" w:hAnsi="Cambria Math" w:cs="Cambria Math" w:eastAsia="Cambria Math"/>
+          <w:sz w:val="18"/>
+          <w:vertAlign w:val="subscript"/>
+        </w:rPr>
+        <w:t>T</w:t>
+      </w:r>
+      <w:r>
+        <w:rPr>
+          <w:rFonts w:ascii="Cambria Math" w:hAnsi="Cambria Math" w:cs="Cambria Math" w:eastAsia="Cambria Math"/>
+          <w:sz w:val="18"/>
+        </w:rPr>
+        <w:t>(C, t) ∧ V</w:t>
+      </w:r>
+      <w:r>
+        <w:rPr>
+          <w:rFonts w:ascii="Cambria Math" w:hAnsi="Cambria Math" w:cs="Cambria Math" w:eastAsia="Cambria Math"/>
+          <w:sz w:val="18"/>
+          <w:vertAlign w:val="subscript"/>
+        </w:rPr>
+        <w:t>L</w:t>
+      </w:r>
+      <w:r>
+        <w:rPr>
+          <w:rFonts w:ascii="Cambria Math" w:hAnsi="Cambria Math" w:cs="Cambria Math" w:eastAsia="Cambria Math"/>
+          <w:sz w:val="18"/>
+        </w:rPr>
+        <w:t>(C).</w:t>
+      </w:r>
+      <w:r>
+        <w:rPr/>
+        <w:tab/>
+        <w:t>(5.1)</w:t>
+      </w:r>
+    </w:p>
+    <w:p>
+      <w:pPr>
+        <w:keepLines/>
+        <w:tabs>
+          <w:tab w:val="center" w:pos="4564"/>
+          <w:tab w:val="right" w:pos="9128"/>
+        </w:tabs>
+        <w:spacing w:before="80" w:after="160"/>
+      </w:pPr>
+      <w:r>
+        <w:rPr/>
+        <w:tab/>
+      </w:r>
+      <w:r>
+        <w:rPr>
+          <w:rFonts w:ascii="Cambria Math" w:hAnsi="Cambria Math" w:cs="Cambria Math" w:eastAsia="Cambria Math"/>
+          <w:sz w:val="18"/>
+        </w:rPr>
+        <w:t>¬(V</w:t>
+      </w:r>
+      <w:r>
+        <w:rPr>
+          <w:rFonts w:ascii="Cambria Math" w:hAnsi="Cambria Math" w:cs="Cambria Math" w:eastAsia="Cambria Math"/>
+          <w:sz w:val="18"/>
+          <w:vertAlign w:val="subscript"/>
+        </w:rPr>
+        <w:t>I</w:t>
+      </w:r>
+      <w:r>
+        <w:rPr>
+          <w:rFonts w:ascii="Cambria Math" w:hAnsi="Cambria Math" w:cs="Cambria Math" w:eastAsia="Cambria Math"/>
+          <w:sz w:val="18"/>
+        </w:rPr>
+        <w:t xml:space="preserve"> ∧ V</w:t>
+      </w:r>
+      <w:r>
+        <w:rPr>
+          <w:rFonts w:ascii="Cambria Math" w:hAnsi="Cambria Math" w:cs="Cambria Math" w:eastAsia="Cambria Math"/>
+          <w:sz w:val="18"/>
+          <w:vertAlign w:val="subscript"/>
+        </w:rPr>
+        <w:t>A</w:t>
+      </w:r>
+      <w:r>
+        <w:rPr>
+          <w:rFonts w:ascii="Cambria Math" w:hAnsi="Cambria Math" w:cs="Cambria Math" w:eastAsia="Cambria Math"/>
+          <w:sz w:val="18"/>
+        </w:rPr>
+        <w:t xml:space="preserve"> ∧ V</w:t>
+      </w:r>
+      <w:r>
+        <w:rPr>
+          <w:rFonts w:ascii="Cambria Math" w:hAnsi="Cambria Math" w:cs="Cambria Math" w:eastAsia="Cambria Math"/>
+          <w:sz w:val="18"/>
+          <w:vertAlign w:val="subscript"/>
+        </w:rPr>
+        <w:t>P</w:t>
+      </w:r>
+      <w:r>
+        <w:rPr>
+          <w:rFonts w:ascii="Cambria Math" w:hAnsi="Cambria Math" w:cs="Cambria Math" w:eastAsia="Cambria Math"/>
+          <w:sz w:val="18"/>
+        </w:rPr>
+        <w:t xml:space="preserve"> ∧ V</w:t>
+      </w:r>
+      <w:r>
+        <w:rPr>
+          <w:rFonts w:ascii="Cambria Math" w:hAnsi="Cambria Math" w:cs="Cambria Math" w:eastAsia="Cambria Math"/>
+          <w:sz w:val="18"/>
+          <w:vertAlign w:val="subscript"/>
+        </w:rPr>
+        <w:t>T</w:t>
+      </w:r>
+      <w:r>
+        <w:rPr>
+          <w:rFonts w:ascii="Cambria Math" w:hAnsi="Cambria Math" w:cs="Cambria Math" w:eastAsia="Cambria Math"/>
+          <w:sz w:val="18"/>
+        </w:rPr>
+        <w:t xml:space="preserve"> ∧ V</w:t>
+      </w:r>
+      <w:r>
+        <w:rPr>
+          <w:rFonts w:ascii="Cambria Math" w:hAnsi="Cambria Math" w:cs="Cambria Math" w:eastAsia="Cambria Math"/>
+          <w:sz w:val="18"/>
+          <w:vertAlign w:val="subscript"/>
+        </w:rPr>
+        <w:t>L</w:t>
+      </w:r>
+      <w:r>
+        <w:rPr>
+          <w:rFonts w:ascii="Cambria Math" w:hAnsi="Cambria Math" w:cs="Cambria Math" w:eastAsia="Cambria Math"/>
+          <w:sz w:val="18"/>
+        </w:rPr>
+        <w:t>) ⟹ Decision(C, R, t) = DENY.</w:t>
+      </w:r>
+      <w:r>
+        <w:rPr/>
+        <w:tab/>
+        <w:t>(5.2)</w:t>
       </w:r>
     </w:p>
     <w:p>
@@ -29742,6 +29998,7 @@
     <w:p>
       <w:pPr>
         <w:pStyle w:val="2"/>
+        <w:keepNext/>
       </w:pPr>
       <w:r>
         <w:t>5.4 MVC Architecture and the Research Objectives</w:t>
@@ -31706,6 +31963,7 @@
     <w:p>
       <w:pPr>
         <w:pStyle w:val="2"/>
+        <w:keepNext/>
       </w:pPr>
       <w:r>
         <w:t>5.5 Trust-Centric Consent Model</w:t>
@@ -31732,7 +31990,7 @@
         <w:t xml:space="preserve">RO1 addresses RQ1 by developing a trust-aware consent model that represents patient consent as a structured and evaluable authorisation object. The purpose of this objective is to establish a formal representation of what the patient intends to authorise, who is permitted to participate in the authorisation process, which healthcare data may be accessed, and under what conditions. The proposed consent object is represented as </w:t>
       </w:r>
       <w:r>
-        <w:t>Equation (5.1)</w:t>
+        <w:t>Equation (5.3)</w:t>
       </w:r>
       <w:r>
         <w:t>.</w:t>
@@ -31762,7 +32020,7 @@
         <w:tab/>
       </w:r>
       <w:r>
-        <w:t>(5.1)</w:t>
+        <w:t>(5.3)</w:t>
       </w:r>
     </w:p>
     <w:p>
@@ -31771,7 +32029,7 @@
         <w:jc w:val="both"/>
       </w:pPr>
       <w:r>
-        <w:t>In Equation (5.1)</w:t>
+        <w:t>In Equation (5.3)</w:t>
       </w:r>
       <w:r>
         <w:t xml:space="preserve">, I represents patient and participant identity information, A represents authorisation requirements, P represents policy constraints, and E represents authorisation evidence. T represents the temporal validity window, and L represents the current state of the consent object and its permissible transitions. </w:t>
@@ -31786,6 +32044,7 @@
     <w:p>
       <w:pPr>
         <w:pStyle w:val="3"/>
+        <w:keepNext/>
       </w:pPr>
       <w:r>
         <w:t>5.5.1 Consent Creation Workflow</w:t>
@@ -31891,10 +32150,7 @@
         <w:jc w:val="both"/>
       </w:pPr>
       <w:r>
-        <w:t xml:space="preserve">The specification is accepted only when the required fields are valid. For example, the expiry time must be later than the start time, the data scope must not be empty, and each guardian DID must be well formed. After validation, the system creates the consent object, assigns a consent identifier, persists the record, and records the creation event in the audit layer. This process ensures that the consent object contains sufficient information for subsequent identity verification, multi-party authorisation, policy evaluation, and auditability. Once the consent object is created, its lifecycle state L becomes PENDING, because the consent cannot produce an effective authorisation decision until the required approvals have been obtained. In the current prototype, this state is PENDING_SIGNATURE, and the interface also records a jurisdiction code, AU in the demonstrated transactions, for the exploratory jurisdiction check </w:t>
-      </w:r>
-      <w:r>
-        <w:t>(Chapter 8)</w:t>
+        <w:t>The specification is accepted only when the required fields are valid. For example, the expiry time must be later than the start time, the data scope must not be empty, and each guardian DID must be well formed. After validation, the system creates the consent object, assigns a consent identifier, persists the record, and records the creation event in the audit layer. This process ensures that the consent object contains sufficient information for subsequent identity verification, multi-party authorisation, policy evaluation, and auditability. Once the consent object is created, its lifecycle state L becomes PENDING, because the consent cannot produce an effective authorisation decision until the required approvals have been obtained. In the current prototype, this state is PENDING_SIGNATURE</w:t>
       </w:r>
       <w:r>
         <w:t>.</w:t>
@@ -31903,6 +32159,7 @@
     <w:p>
       <w:pPr>
         <w:pStyle w:val="3"/>
+        <w:keepNext/>
       </w:pPr>
       <w:r>
         <w:t>5.5.2 Structure of the Consent Object</w:t>
@@ -32021,6 +32278,7 @@
     <w:p>
       <w:pPr>
         <w:pStyle w:val="3"/>
+        <w:keepNext/>
       </w:pPr>
       <w:r>
         <w:t>5.5.3 Trust-Aware Consent Creation Procedure and Algorithm</w:t>
@@ -33072,6 +33330,7 @@
     <w:p>
       <w:pPr>
         <w:pStyle w:val="2"/>
+        <w:keepNext/>
       </w:pPr>
       <w:r>
         <w:t>5.6 Prototype Implementation</w:t>
@@ -33098,6 +33357,7 @@
     <w:p>
       <w:pPr>
         <w:pStyle w:val="3"/>
+        <w:keepNext/>
       </w:pPr>
       <w:r>
         <w:t>5.6.1 Aims of Engineering the Prototype System</w:t>
@@ -33124,6 +33384,7 @@
     <w:p>
       <w:pPr>
         <w:pStyle w:val="2"/>
+        <w:keepNext/>
       </w:pPr>
       <w:r>
         <w:t>5.7 Datasets Used for Validation</w:t>
@@ -34055,6 +34316,7 @@
     <w:p>
       <w:pPr>
         <w:pStyle w:val="2"/>
+        <w:keepNext/>
       </w:pPr>
       <w:r>
         <w:t>5.8 Steps in the Working of the Prototype System for Consent Creation</w:t>
@@ -34069,6 +34331,7 @@
     <w:p>
       <w:pPr>
         <w:pStyle w:val="3"/>
+        <w:keepNext/>
       </w:pPr>
       <w:r>
         <w:t>5.8.1 Steps in the patient interface</w:t>
@@ -34101,6 +34364,7 @@
     <w:p>
       <w:pPr>
         <w:pStyle w:val="3"/>
+        <w:keepNext/>
       </w:pPr>
       <w:r>
         <w:t>5.8.2 Steps in the service layer</w:t>
@@ -34172,6 +34436,7 @@
     <w:p>
       <w:pPr>
         <w:pStyle w:val="2"/>
+        <w:keepNext/>
       </w:pPr>
       <w:r>
         <w:t>5.9 Prototype Evaluation and Discussion</w:t>
@@ -34186,6 +34451,7 @@
     <w:p>
       <w:pPr>
         <w:pStyle w:val="3"/>
+        <w:keepNext/>
       </w:pPr>
       <w:r>
         <w:t>5.9.1 Validation of Consent Creation</w:t>
@@ -35304,6 +35570,7 @@
     <w:p>
       <w:pPr>
         <w:pStyle w:val="3"/>
+        <w:keepNext/>
       </w:pPr>
       <w:r>
         <w:t>5.9.2 Evaluation of the Architecture against the Security Properties</w:t>
@@ -36127,6 +36394,7 @@
     <w:p>
       <w:pPr>
         <w:pStyle w:val="3"/>
+        <w:keepNext/>
       </w:pPr>
       <w:r>
         <w:t>5.9.3 Discussion</w:t>
@@ -36147,6 +36415,7 @@
     <w:p>
       <w:pPr>
         <w:pStyle w:val="2"/>
+        <w:keepNext/>
       </w:pPr>
       <w:r>
         <w:t>5.10 Conclusion</w:t>

--- a/docs/Yasir_Thesis_Chapters_1-5.docx
+++ b/docs/Yasir_Thesis_Chapters_1-5.docx
@@ -30080,7 +30080,7 @@
         <w:t xml:space="preserve">Blockchain: </w:t>
       </w:r>
       <w:r>
-        <w:t>A blockchain is a decentralised and distributed ledger that records transactions across many computers so that a recorded entry cannot be altered retroactively without altering the blocks that follow it (Wood 2014). In this research, the Ethereum test network Sepolia (Ethereum Foundation 2026b) is used to anchor the state of an approved consent as a soulbound token (Cai 2022) and to record its revocation.</w:t>
+        <w:t>A blockchain is a decentralised and distributed ledger in which a recorded entry cannot be altered retroactively without altering the blocks that follow it (Wood 2014). In HALAH the chain holds no medical content; it anchors only the state of an approved consent, as a soulbound token (Cai 2022) that cannot be transferred, and its revocation. The Ethereum test network Sepolia (Ethereum Foundation 2026b) was chosen because it runs the same virtual machine as the main network, so the contract behaves as it would in production, while its ether has no monetary value. The contract was deployed and its transactions sent through the MetaMask wallet (Consensys 2026), and every transaction is publicly visible on Etherscan.</w:t>
       </w:r>
     </w:p>
     <w:p>
@@ -30102,7 +30102,7 @@
         <w:t xml:space="preserve">Solidity: </w:t>
       </w:r>
       <w:r>
-        <w:t>The consent contract is written in Solidity, the contract language of Ethereum (Ethereum Foundation 2026a), and was deployed to Sepolia with the Remix environment (Ethereum Foundation 2026c). The contract stores the start time, the expiry time and the revocation flag of each consent and reports whether the consent is valid at a given time.</w:t>
+        <w:t>The consent contract ConsentSBTv3 is written in Solidity, the contract language of Ethereum (Ethereum Foundation 2026a), on the OpenZeppelin implementation of the ERC-721 token standard (Entriken et al. 2018) with the ERC-5484 soulbound interface (Cai 2022), and was compiled in the Remix environment (Ethereum Foundation 2026c). The contract stores the start time, the expiry time and the revocation flag of each consent and reports whether the consent is valid at a given time, so the temporal and lifecycle conditions of Req 5 can be checked against the chain by any party, independently of the application.</w:t>
       </w:r>
     </w:p>
     <w:p>
@@ -30124,7 +30124,7 @@
         <w:t xml:space="preserve">Python and Streamlit: </w:t>
       </w:r>
       <w:r>
-        <w:t>The Controller and the four role interfaces of the prototype, for the patient, the guardian, the doctor and the auditor, are written in Python. The interfaces use the Streamlit library, and the application talks to Sepolia through the web3 library. Consents, approvals, decisions and the audit ledger are kept in a local SQLite database.</w:t>
+        <w:t>The Controller and the four role interfaces of the prototype, for the patient, the guardian, the doctor and the auditor, are written in Python with the Streamlit library, and the application reaches Sepolia through the web3 library. Consents, approvals, decisions and the audit ledger are kept in a local SQLite database, so the auditor can query the evidence of every decision while nothing but the consent state goes to the chain.</w:t>
       </w:r>
     </w:p>
     <w:p>
@@ -30143,10 +30143,10 @@
         <w:rPr>
           <w:b/>
         </w:rPr>
-        <w:t xml:space="preserve">EIP-712 and Groth16: </w:t>
-      </w:r>
-      <w:r>
-        <w:t>Each guardian approval is a typed-data signature under EIP-712 (Bloemen, Logvinov &amp; Evans 2017), so an approval is bound to one consent, one guardian and one network. The zero-knowledge proof that a consent has not expired is written in circom (iden3 2026b) and is generated and verified with snarkjs (iden3 2026a) under the Groth16 scheme (Groth 2016).</w:t>
+        <w:t xml:space="preserve">Decentralised identifiers and verifiable credentials: </w:t>
+      </w:r>
+      <w:r>
+        <w:t>Every participant is named by a decentralised identifier (W3C 2022) and holds a role credential (W3C 2025) signed by a trusted issuer, so the identity of a participant and the authority of that participant are verified as two separate conditions, as Chapter 6 presents.</w:t>
       </w:r>
     </w:p>
     <w:p>

--- a/docs/Yasir_Thesis_Chapters_1-5.docx
+++ b/docs/Yasir_Thesis_Chapters_1-5.docx
@@ -2599,7 +2599,7 @@
           <w:b w:val="0"/>
           <w:sz w:val="22"/>
         </w:rPr>
-        <w:t>2.2 Synthesis of the review: the conjunction gap and the assurance gap addressed by the proposed framework, with the number of the 25 analysed studies graded Yes for each requirement in Table 2.10.</w:t>
+        <w:t>2.2 Synthesis of the review: the conjunction gap and the assurance gap</w:t>
         <w:tab/>
         <w:t>25</w:t>
       </w:r>
@@ -26823,6 +26823,9 @@
       </w:r>
       <w:r>
         <w:t>.</w:t>
+      </w:r>
+      <w:r>
+        <w:t xml:space="preserve"> The figure also shows how the proposed framework addresses the two gaps and gives, for each requirement, the number of the 25 analysed studies graded Yes in Table 2.10.</w:t>
       </w:r>
     </w:p>
     <w:p>
@@ -26895,14 +26898,7 @@
           <w:sz w:val="20"/>
           <w:szCs w:val="18"/>
         </w:rPr>
-        <w:t xml:space="preserve">Synthesis of the review: the conjunction gap and the assurance gap addressed by the proposed framework, with the number of the 25 analysed studies graded Yes for each requirement </w:t>
-      </w:r>
-      <w:r>
-        <w:rPr>
-          <w:sz w:val="20"/>
-          <w:szCs w:val="18"/>
-        </w:rPr>
-        <w:t>in Table 2.10.</w:t>
+        <w:t>Synthesis of the review: the conjunction gap and the assurance gap</w:t>
       </w:r>
     </w:p>
     <w:p>

--- a/docs/Yasir_Thesis_Chapters_1-5.docx
+++ b/docs/Yasir_Thesis_Chapters_1-5.docx
@@ -30370,7 +30370,13 @@
         <w:jc w:val="both"/>
       </w:pPr>
       <w:r>
-        <w:t xml:space="preserve">In the implemented prototype, the Controller comprises eight principal functions rather than six, since a zero-knowledge (ZK) Proof Service generates and verifies the Groth16 proof that feeds the Authorisation Decision, and an On-chain Anchor Service anchors the Sepolia mint as a background process. A revoke transaction is sent when the patient revokes a consent, and the patient view waits for its confirmation. The Model correspondingly contains the ConsentSBTv3 soulbound contract deployed on Sepolia together with the application audit ledger, both of which an independent verification tool reads, </w:t>
+        <w:t xml:space="preserve">In the implemented prototype, the Controller comprises eight principal functions rather than six, </w:t>
+      </w:r>
+      <w:r>
+        <w:t>since a Validity Proof Service checks the consent once more before any data are released, as Chapter 8 presents, and an On-chain Anchor Service</w:t>
+      </w:r>
+      <w:r>
+        <w:t xml:space="preserve"> anchors the Sepolia mint as a background process. A revoke transaction is sent when the patient revokes a consent, and the patient view waits for its confirmation. The Model correspondingly contains the ConsentSBTv3 soulbound contract deployed on Sepolia together with the application audit ledger, both of which an independent verification tool reads, </w:t>
       </w:r>
       <w:r>
         <w:t>as described in Chapter 10</w:t>
@@ -30766,9 +30772,13 @@
         <w:jc w:val="both"/>
       </w:pPr>
       <w:r>
-        <w:t xml:space="preserve">If any required predicate evaluates to false, the decision is DENY. The Controller does not itself create these trust conditions. Instead, it evaluates evidence represented by the Model and coordinates the resulting decision. For the interpretation of the architecture: the Controller is a decision-enforcement mechanism, whereas the Model is a representation of trust and governance state. Both successful and unsuccessful decisions are subsequently associated with authorisation evidence, which supports accountability and subsequent verification. The layered architecture also establishes explicit trust boundaries. The View is considered an interaction boundary and therefore cannot be treated as a trusted source of authorisation decisions. The Controller represents the security enforcement boundary. It is responsible for applying the authorisation rules consistently and for preventing direct access to protected healthcare data when the required trust conditions are not satisfied. The Model represents the security-state boundary. Its records provide the evidence and state required for authorisation evaluation, but stored state alone does not constitute permission. In particular, the presence of a consent record, credential, or approval record cannot independently produce an access decision. The protected healthcare data represent the final resource boundary, and access is permitted only through the authorisation path enforced by the Controller. The proposed framework does not claim that MVC itself provides security. Instead, security arises from the explicit placement of trust-sensitive operations within the Controller, the structured representation of security state within the Model, and the prevention of direct security </w:t>
-        <w:lastRenderedPageBreak/>
-        <w:t>decisions at the View layer. In the present prototype, the Controller is a single trusted server that both evaluates the predicates and writes the audit ledger, and accordingly, the on-chain anchoring of consent state and the independent verification tool provide the external evidence against which the Controller's own records can be checked. Figure 5.4 puts the same conditions in the order a request meets them. A DID answers who is asking, a verifiable credential and a signed approval answer what that participant may do, the threshold answers whether the members of G agreed, and the policy, temporal and lifecycle checks with the zero-knowledge proof answer whether the consent is still valid for this request. The figure also states, gate by gate, what the current prototype checks, so the reader can see where the design and the prototype differ before the detailed sections.</w:t>
+        <w:t xml:space="preserve">If any required predicate evaluates to false, the decision is DENY. The Controller does not itself create these trust conditions. Instead, it evaluates evidence represented by the Model and coordinates the resulting decision. For the interpretation of the architecture: the Controller is a decision-enforcement mechanism, whereas the Model is a representation of trust and governance state. Both successful and unsuccessful decisions are subsequently associated with authorisation evidence, which supports accountability and subsequent verification. The layered architecture also establishes explicit trust boundaries. The View is considered an interaction boundary and therefore cannot be treated as a trusted source of authorisation decisions. The Controller represents the security enforcement boundary. It is responsible for applying the authorisation rules consistently and for preventing direct access to protected healthcare data when the required trust conditions are not satisfied. The Model represents the security-state boundary. Its records provide the evidence and state required for authorisation evaluation, but stored state alone does not constitute permission. In particular, the presence of a consent record, credential, or approval record cannot independently produce an access decision. The protected healthcare data represent the final resource boundary, and access is permitted only through the authorisation path enforced by the Controller. The proposed framework does not claim that MVC itself provides security. Instead, security arises from the explicit placement of trust-sensitive operations within the Controller, the structured representation of security state within the Model, and the prevention of direct security decisions at the View layer. In the present prototype, the Controller is a single trusted server that both evaluates the predicates and writes the audit ledger, and accordingly, the on-chain anchoring of consent state and the independent verification tool provide the external evidence against which the Controller's own records can be checked. Figure 5.4 puts the same conditions in the order a request meets them. A DID answers who is asking, a verifiable credential and a signed approval answer what that participant may do, the threshold answers whether the members of G agreed, and </w:t>
+      </w:r>
+      <w:r>
+        <w:t>the policy, temporal and lifecycle checks answer</w:t>
+      </w:r>
+      <w:r>
+        <w:t xml:space="preserve"> whether the consent is still valid for this request. The figure also states, gate by gate, what the current prototype checks, so the reader can see where the design and the prototype differ before the detailed sections.</w:t>
       </w:r>
     </w:p>
     <w:p>
@@ -32614,7 +32624,7 @@
                 <w:sz w:val="20"/>
                 <w:szCs w:val="17"/>
               </w:rPr>
-              <w:t>VI ∧ VA ∧ VP ∧ VT ∧ VL, plus a Groth16 proof before data is released</w:t>
+              <w:t>VI ∧ VA ∧ VP ∧ VT ∧ VL, evaluated at every request</w:t>
             </w:r>
           </w:p>
         </w:tc>

--- a/docs/Yasir_Thesis_Chapters_1-5.docx
+++ b/docs/Yasir_Thesis_Chapters_1-5.docx
@@ -215,10 +215,10 @@
     <w:p>
       <w:pPr>
         <w:sectPr>
-          <w:headerReference w:type="default" r:id="rId40"/>
-          <w:headerReference w:type="even" r:id="rId41"/>
+          <w:headerReference w:type="default" r:id="rId41"/>
+          <w:headerReference w:type="even" r:id="rId42"/>
           <w:footerReference w:type="default" r:id="rId34"/>
-          <w:footerReference w:type="even" r:id="rId42"/>
+          <w:footerReference w:type="even" r:id="rId43"/>
           <w:pgSz w:w="11906" w:h="16838"/>
           <w:pgMar w:top="1417" w:right="1701" w:bottom="1417" w:left="1701" w:header="737" w:footer="737" w:gutter="0"/>
           <w:cols w:space="720"/>
@@ -2262,7 +2262,7 @@
         </w:rPr>
         <w:t>5.5.1 Consent Creation Workflow</w:t>
         <w:tab/>
-        <w:t>50</w:t>
+        <w:t>49</w:t>
       </w:r>
     </w:p>
     <w:p>
@@ -2282,7 +2282,7 @@
         </w:rPr>
         <w:t>5.5.2 Structure of the Consent Object</w:t>
         <w:tab/>
-        <w:t>51</w:t>
+        <w:t>50</w:t>
       </w:r>
     </w:p>
     <w:p>
@@ -2302,7 +2302,7 @@
         </w:rPr>
         <w:t>5.5.3 Trust-Aware Consent Creation Procedure and Algorithm</w:t>
         <w:tab/>
-        <w:t>52</w:t>
+        <w:t>51</w:t>
       </w:r>
     </w:p>
     <w:p>
@@ -2322,7 +2322,7 @@
         </w:rPr>
         <w:t>5.6 Prototype Implementation</w:t>
         <w:tab/>
-        <w:t>54</w:t>
+        <w:t>53</w:t>
       </w:r>
     </w:p>
     <w:p>
@@ -2342,7 +2342,7 @@
         </w:rPr>
         <w:t>5.6.1 Aims of Engineering the Prototype System</w:t>
         <w:tab/>
-        <w:t>54</w:t>
+        <w:t>53</w:t>
       </w:r>
     </w:p>
     <w:p>
@@ -2362,7 +2362,7 @@
         </w:rPr>
         <w:t>5.7 Datasets Used for Validation</w:t>
         <w:tab/>
-        <w:t>55</w:t>
+        <w:t>54</w:t>
       </w:r>
     </w:p>
     <w:p>
@@ -2382,7 +2382,7 @@
         </w:rPr>
         <w:t>5.8 Steps in the Working of the Prototype System for Consent Creation</w:t>
         <w:tab/>
-        <w:t>56</w:t>
+        <w:t>55</w:t>
       </w:r>
     </w:p>
     <w:p>
@@ -2402,7 +2402,7 @@
         </w:rPr>
         <w:t>5.8.1 Steps in the patient interface</w:t>
         <w:tab/>
-        <w:t>56</w:t>
+        <w:t>55</w:t>
       </w:r>
     </w:p>
     <w:p>
@@ -2422,7 +2422,7 @@
         </w:rPr>
         <w:t>5.8.2 Steps in the service layer</w:t>
         <w:tab/>
-        <w:t>56</w:t>
+        <w:t>55</w:t>
       </w:r>
     </w:p>
     <w:p>
@@ -2442,7 +2442,7 @@
         </w:rPr>
         <w:t>5.9 Prototype Evaluation and Discussion</w:t>
         <w:tab/>
-        <w:t>57</w:t>
+        <w:t>56</w:t>
       </w:r>
     </w:p>
     <w:p>
@@ -2462,7 +2462,7 @@
         </w:rPr>
         <w:t>5.9.1 Validation of Consent Creation</w:t>
         <w:tab/>
-        <w:t>57</w:t>
+        <w:t>56</w:t>
       </w:r>
     </w:p>
     <w:p>
@@ -2482,7 +2482,7 @@
         </w:rPr>
         <w:t>5.9.2 Evaluation of the Architecture against the Security Properties</w:t>
         <w:tab/>
-        <w:t>59</w:t>
+        <w:t>58</w:t>
       </w:r>
     </w:p>
     <w:p>
@@ -2502,7 +2502,7 @@
         </w:rPr>
         <w:t>5.9.3 Discussion</w:t>
         <w:tab/>
-        <w:t>61</w:t>
+        <w:t>60</w:t>
       </w:r>
     </w:p>
     <w:p>
@@ -2522,7 +2522,7 @@
         </w:rPr>
         <w:t>5.10 Conclusion</w:t>
         <w:tab/>
-        <w:t>61</w:t>
+        <w:t>60</w:t>
       </w:r>
     </w:p>
     <w:p>
@@ -2741,7 +2741,7 @@
         </w:rPr>
         <w:t>5.5 RO1 workflow for trust-centric consent creation.</w:t>
         <w:tab/>
-        <w:t>51</w:t>
+        <w:t>50</w:t>
       </w:r>
     </w:p>
     <w:p>
@@ -2761,7 +2761,7 @@
         </w:rPr>
         <w:t>5.6 Six-component consent model C = (I, A, P, T, L, E).</w:t>
         <w:tab/>
-        <w:t>52</w:t>
+        <w:t>51</w:t>
       </w:r>
     </w:p>
     <w:p>
@@ -2781,7 +2781,7 @@
         </w:rPr>
         <w:t>5.7 The patient interface of the HALAH prototype after a consent has been created.</w:t>
         <w:tab/>
-        <w:t>57</w:t>
+        <w:t>56</w:t>
       </w:r>
     </w:p>
     <w:p>
@@ -2801,7 +2801,7 @@
         </w:rPr>
         <w:t>5.8 A specification that names the same guardian twice is rejected by Algorithm 1 before any consent is stored.</w:t>
         <w:tab/>
-        <w:t>58</w:t>
+        <w:t>57</w:t>
       </w:r>
     </w:p>
     <w:p>
@@ -3100,7 +3100,7 @@
         </w:rPr>
         <w:t>5.2 Traditional EHR access control compared with the HALAH framework</w:t>
         <w:tab/>
-        <w:t>49</w:t>
+        <w:t>48</w:t>
       </w:r>
     </w:p>
     <w:p>
@@ -3120,7 +3120,7 @@
         </w:rPr>
         <w:t>5.3 Synthea tables loaded by the prototype and the consent module supplied by each</w:t>
         <w:tab/>
-        <w:t>55</w:t>
+        <w:t>54</w:t>
       </w:r>
     </w:p>
     <w:p>
@@ -3140,7 +3140,7 @@
         </w:rPr>
         <w:t>5.4 Validation results of the prototype for consent creation</w:t>
         <w:tab/>
-        <w:t>59</w:t>
+        <w:t>58</w:t>
       </w:r>
     </w:p>
     <w:p>
@@ -3160,7 +3160,7 @@
         </w:rPr>
         <w:t>5.5 Security properties supported by the proposed MVC-based consent architecture</w:t>
         <w:tab/>
-        <w:t>60</w:t>
+        <w:t>59</w:t>
       </w:r>
     </w:p>
     <w:p>
@@ -3218,10 +3218,10 @@
     <w:p>
       <w:pPr>
         <w:sectPr>
-          <w:headerReference w:type="default" r:id="rId43"/>
-          <w:headerReference w:type="even" r:id="rId44"/>
-          <w:footerReference w:type="default" r:id="rId45"/>
-          <w:footerReference w:type="even" r:id="rId46"/>
+          <w:headerReference w:type="default" r:id="rId44"/>
+          <w:headerReference w:type="even" r:id="rId45"/>
+          <w:footerReference w:type="default" r:id="rId46"/>
+          <w:footerReference w:type="even" r:id="rId47"/>
           <w:pgSz w:w="11906" w:h="16838"/>
           <w:pgMar w:top="1417" w:right="1701" w:bottom="1417" w:left="1701" w:header="737" w:footer="737" w:gutter="0"/>
           <w:pgNumType w:fmt="lowerRoman" w:start="1"/>
@@ -30783,46 +30783,35 @@
     </w:p>
     <w:p>
       <w:pPr>
-        <w:keepNext/>
-        <w:spacing w:before="160" w:after="60"/>
         <w:jc w:val="center"/>
       </w:pPr>
       <w:r>
-        <w:rPr>
-          <w:noProof/>
-        </w:rPr>
         <w:drawing>
-          <wp:inline distT="0" distB="0" distL="0" distR="0" wp14:anchorId="363ECF6C" wp14:editId="22A82C44">
-            <wp:extent cx="5715000" cy="5000625"/>
-            <wp:effectExtent l="0" t="0" r="0" b="0"/>
-            <wp:docPr id="510887197" name="F44_slide.png" descr="The four gates that an access request passes before data are released: identity (DID), authority (VC and signed approval), collective approval (threshold), and validity of the consent for the request (policy, time, lifecycle and the zero-knowledge proof). Each gate names what the current prototype checks, and a failure at any gate produces DENY. The prototype records the decision matrix in the audit ledger for every request, including one against a consent that is not ACTIVE" title="The four gates that an access request passes before data are released: identity (DID), authority (VC and signed approval), collective approval (threshold), and validity of the consent for the request (policy, time, lifecycle and the zero-knowledge proof). Each gate names what the current prototype checks, and a failure at any gate produces DENY. The prototype records the decision matrix in the audit ledger for every request, including one against a consent that is not ACTIVE"/>
+          <wp:inline xmlns:a="http://schemas.openxmlformats.org/drawingml/2006/main" xmlns:pic="http://schemas.openxmlformats.org/drawingml/2006/picture">
+            <wp:extent cx="5400000" cy="3436780"/>
+            <wp:docPr id="2086885383" name="Picture 2086885383"/>
             <wp:cNvGraphicFramePr>
-              <a:graphicFrameLocks xmlns:a="http://schemas.openxmlformats.org/drawingml/2006/main" noChangeAspect="1"/>
+              <a:graphicFrameLocks noChangeAspect="1"/>
             </wp:cNvGraphicFramePr>
-            <a:graphic xmlns:a="http://schemas.openxmlformats.org/drawingml/2006/main">
+            <a:graphic>
               <a:graphicData uri="http://schemas.openxmlformats.org/drawingml/2006/picture">
-                <pic:pic xmlns:pic="http://schemas.openxmlformats.org/drawingml/2006/picture">
+                <pic:pic>
                   <pic:nvPicPr>
-                    <pic:cNvPr id="0" name=""/>
-                    <pic:cNvPicPr>
-                      <a:picLocks noChangeAspect="1" noChangeArrowheads="1"/>
-                    </pic:cNvPicPr>
+                    <pic:cNvPr id="0" name="ch5_gates.png"/>
+                    <pic:cNvPicPr/>
                   </pic:nvPicPr>
                   <pic:blipFill>
-                    <a:blip r:embed="rId12"/>
-                    <a:srcRect/>
+                    <a:blip r:embed="rId38"/>
                     <a:stretch>
                       <a:fillRect/>
                     </a:stretch>
                   </pic:blipFill>
-                  <pic:spPr bwMode="auto">
+                  <pic:spPr>
                     <a:xfrm>
                       <a:off x="0" y="0"/>
-                      <a:ext cx="5715000" cy="5000625"/>
+                      <a:ext cx="5400000" cy="3436780"/>
                     </a:xfrm>
-                    <a:prstGeom prst="rect">
-                      <a:avLst/>
-                    </a:prstGeom>
+                    <a:prstGeom prst="rect"/>
                   </pic:spPr>
                 </pic:pic>
               </a:graphicData>
@@ -35354,7 +35343,7 @@
         <w:drawing>
           <wp:inline xmlns:a="http://schemas.openxmlformats.org/drawingml/2006/main" xmlns:pic="http://schemas.openxmlformats.org/drawingml/2006/picture">
             <wp:extent cx="4860000" cy="3645000"/>
-            <wp:docPr id="2086885383" name="Picture 2086885383"/>
+            <wp:docPr id="2086885384" name="Picture 2086885384"/>
             <wp:cNvGraphicFramePr>
               <a:graphicFrameLocks noChangeAspect="1"/>
             </wp:cNvGraphicFramePr>
@@ -35366,7 +35355,7 @@
                     <pic:cNvPicPr/>
                   </pic:nvPicPr>
                   <pic:blipFill>
-                    <a:blip r:embed="rId38"/>
+                    <a:blip r:embed="rId39"/>
                     <a:stretch>
                       <a:fillRect/>
                     </a:stretch>
@@ -35447,7 +35436,7 @@
         <w:drawing>
           <wp:inline xmlns:a="http://schemas.openxmlformats.org/drawingml/2006/main" xmlns:pic="http://schemas.openxmlformats.org/drawingml/2006/picture">
             <wp:extent cx="4860000" cy="2930294"/>
-            <wp:docPr id="2086885384" name="Picture 2086885384"/>
+            <wp:docPr id="2086885385" name="Picture 2086885385"/>
             <wp:cNvGraphicFramePr>
               <a:graphicFrameLocks noChangeAspect="1"/>
             </wp:cNvGraphicFramePr>
@@ -35459,7 +35448,7 @@
                     <pic:cNvPicPr/>
                   </pic:nvPicPr>
                   <pic:blipFill>
-                    <a:blip r:embed="rId39"/>
+                    <a:blip r:embed="rId40"/>
                     <a:stretch>
                       <a:fillRect/>
                     </a:stretch>
@@ -35838,7 +35827,7 @@
                 <w:color w:val="000000"/>
                 <w:sz w:val="20"/>
               </w:rPr>
-              <w:t>Invalid identities rejected before anything is stored; valid identities accepted.</w:t>
+              <w:t>Identifiers without a valid credential rejected before anything is stored; valid identifiers holding valid credentials accepted.</w:t>
             </w:r>
           </w:p>
         </w:tc>
@@ -35915,7 +35904,7 @@
                 <w:color w:val="000000"/>
                 <w:sz w:val="20"/>
               </w:rPr>
-              <w:t>Step 3: the guardian set G and the threshold N; no guardian may appear twice.</w:t>
+              <w:t>Steps 3 and 7: the guardian set G, and the threshold N derived from it as |G|; no guardian may appear twice.</w:t>
             </w:r>
           </w:p>
         </w:tc>
@@ -36362,7 +36351,7 @@
                 <w:color w:val="000000"/>
                 <w:sz w:val="20"/>
               </w:rPr>
-              <w:t>Steps 8 and 9: the consent identifier is generated and the object is created in the state PENDING_SIGNATURE.</w:t>
+              <w:t>Steps 8 to 10: the consent identifier is generated, the object is constructed and persisted, and its state becomes PENDING_SIGNATURE.</w:t>
             </w:r>
           </w:p>
         </w:tc>
@@ -37500,10 +37489,10 @@
       </w:r>
     </w:p>
     <w:sectPr>
-      <w:headerReference w:type="default" r:id="rId47"/>
-      <w:headerReference w:type="even" r:id="rId48"/>
-      <w:footerReference w:type="default" r:id="rId49"/>
-      <w:footerReference w:type="even" r:id="rId50"/>
+      <w:headerReference w:type="default" r:id="rId48"/>
+      <w:headerReference w:type="even" r:id="rId49"/>
+      <w:footerReference w:type="default" r:id="rId50"/>
+      <w:footerReference w:type="even" r:id="rId51"/>
       <w:pgSz w:w="11906" w:h="16838"/>
       <w:pgMar w:top="1417" w:right="1701" w:bottom="1417" w:left="1701" w:header="737" w:footer="737" w:gutter="0"/>
       <w:pgNumType w:fmt="decimal" w:start="1"/>

--- a/docs/Yasir_Thesis_Chapters_1-5.docx
+++ b/docs/Yasir_Thesis_Chapters_1-5.docx
@@ -1562,7 +1562,7 @@
         </w:rPr>
         <w:t>2.6 Conclusion</w:t>
         <w:tab/>
-        <w:t>28</w:t>
+        <w:t>27</w:t>
       </w:r>
     </w:p>
     <w:p>
@@ -6351,7 +6351,7 @@
     <w:p>
       <w:pPr/>
       <w:r>
-        <w:t>Each question was answered Yes or No, and any study which has at least three Yes answers to the six questions, and meets the eligibility criteria of Step 2, is included in this SLR. Of the 39 full-text studies, 25 satisfied the criteria, as shown in Table 2.3. Each included study was then coded Yes or No against each of the six requirements, Req 1 to Req 6, with a page reference for every Yes. A study is core if its gap-impact verdict is contradicts, weakens or narrows, or if it provides a multi-party approval mechanism. Of the 25 included studies, S1 to S25, 23 are core studies and 2 are supporting studies (Albalwy, Brass &amp; Davies 2021; Li et al. 2026a).</w:t>
+        <w:t>Each question was answered Yes or No, and any study which has at least three Yes answers to the six questions, and meets the eligibility criteria of Step 2, is included in this SLR. These questions decide whether a study enters the review; whether it satisfies the requirements of Section 2.2 is decided separately in Section 2.4. Of the 39 full-text studies, 25 satisfied the criteria, as shown in Table 2.3. Each included study was then coded Yes or No against each of the six requirements, Req 1 to Req 6, with a page reference for every Yes. A study is core if its gap-impact verdict is contradicts, weakens or narrows, or if it provides a multi-party approval mechanism. Of the 25 included studies, S1 to S25, 23 are core studies and 2 are supporting studies (Albalwy, Brass &amp; Davies 2021; Li et al. 2026a).</w:t>
       </w:r>
     </w:p>
     <w:p>
@@ -20132,7 +20132,13 @@
         <w:t>Table 2.10 summarises</w:t>
       </w:r>
       <w:r>
-        <w:t xml:space="preserve"> the 25 studies against the six requirements, where Yes denotes that the requirement is fully satisfied and No that it is not fully satisfied. </w:t>
+        <w:t xml:space="preserve"> the 25 studies against the six requirements</w:t>
+      </w:r>
+      <w:r>
+        <w:t>.</w:t>
+      </w:r>
+      <w:r>
+        <w:t xml:space="preserve"> </w:t>
       </w:r>
       <w:r>
         <w:t>In the Req 6 column each study takes the higher of its formal assurance grade and its empirical validation grade.</w:t>
@@ -26810,7 +26816,13 @@
         <w:t>assurance gap</w:t>
       </w:r>
       <w:r>
-        <w:t xml:space="preserve">, since co-existing conditions are neither proved nor tested as an authorisation decision, and any proof covers only a fragment of the predicate. As shown in Figure 2.2, the proposed research addresses both gaps by developing a trusted multi-party consent governance framework in which consent is represented as an evaluable authorisation object. Each of Req 1 to Req 6 also leaves a requirement-level gap, termed Gap 1 to Gap 6 and </w:t>
+        <w:t xml:space="preserve">, </w:t>
+      </w:r>
+      <w:r>
+        <w:t>since the studies that combine several conditions test their own decisions, but none proves or tests the complete conjunction that includes multi-party approval</w:t>
+      </w:r>
+      <w:r>
+        <w:t xml:space="preserve">, and any proof covers only a fragment of the predicate. As shown in Figure 2.2, the proposed research addresses both gaps by developing a trusted multi-party consent governance framework in which consent is represented as an evaluable authorisation object. Each of Req 1 to Req 6 also leaves a requirement-level gap, termed Gap 1 to Gap 6 and </w:t>
       </w:r>
       <w:r>
         <w:t>stated in Chapter 3</w:t>
@@ -26996,7 +27008,7 @@
         <w:t>Inability to bind purpose and data scope to the same decision as identity, authority and approval (Req 4):</w:t>
       </w:r>
       <w:r>
-        <w:t xml:space="preserve"> Purpose and data-scope constraints are enforced by 10 of the 25 studies (Table 2.10), but in none of them are they bound to the same decision as identity, authority and multi-party approval; in the reviewed studies, multi-party approval is never conjoined with a purpose condition (Madine et al. 2020; Punia et al. 2025; Tan, Chi &amp; Lam 2024). Without this binding, a valid identity and sufficient approvals can be used to obtain data outside the authorised scope.</w:t>
+        <w:t xml:space="preserve"> Policy controls on purpose or data scope are enforced by 10 of the 25 studies (Table 2.10), only six of which evaluate purpose-of-use as part of the access decision, and in none of them are they bound to the same decision as identity, authority and multi-party approval; in the reviewed studies, multi-party approval is never conjoined with a purpose condition (Madine et al. 2020; Punia et al. 2025; Tan, Chi &amp; Lam 2024). Without this binding, a valid identity and sufficient approvals can be used to obtain data outside the authorised scope.</w:t>
       </w:r>
     </w:p>
     <w:p>
@@ -27016,10 +27028,10 @@
           <w:i/>
           <w:u w:val="single"/>
         </w:rPr>
-        <w:t>Absence of temporal and lifecycle evaluation at the time of each access request (Req 5):</w:t>
-      </w:r>
-      <w:r>
-        <w:t xml:space="preserve"> Req 5 is graded Yes in 8 of the 25 studies (Table 2.10). In these studies, the validity period, the lifecycle state and the revocation of a consent are enforced on a credential or at registration rather than evaluated when the request is made. Without such evaluation, a consent that has expired or been revoked remains usable once its approvals have been recorded.</w:t>
+        <w:t>Absence of temporal and lifecycle evaluation integrated with the complete access decision (Req 5):</w:t>
+      </w:r>
+      <w:r>
+        <w:t xml:space="preserve"> Req 5 is graded Yes in 8 of the 25 studies (Table 2.10). While some of them, such as (Eneh et al. 2026; Panagoulias et al. 2026), evaluate the validity period or the revocation of a consent at the time of the request, the others enforce them on a credential or at registration, and none integrates them with the complete multi-party authorisation decision. Without such integration, a consent that has expired or been revoked can remain usable once its approvals have been recorded.</w:t>
       </w:r>
     </w:p>
     <w:p>
@@ -27096,7 +27108,7 @@
         <w:t xml:space="preserve">Consent is represented as the evaluable object C = (I, A, P, T, L, E), created through Algorithm 1 and evaluated at every access request. </w:t>
       </w:r>
       <w:r>
-        <w:t>This requirement is delivered by RO1, presented in Chapter 5.</w:t>
+        <w:t>This requirement is addressed through RO1, presented in Chapter 5.</w:t>
       </w:r>
     </w:p>
     <w:p>
@@ -27111,10 +27123,10 @@
     <w:p>
       <w:pPr/>
       <w:r>
-        <w:t xml:space="preserve">DID and VC verification separates identity from authority and is evaluated as VI through Algorithm 2. The prototype checks the DID format, verifies each guardian's credential before the signature is added, and verifies the requesting doctor's credential at every access request. Full DID resolution is planned for the next stage. </w:t>
-      </w:r>
-      <w:r>
-        <w:t>This requirement is delivered by RO2, presented in Chapter 6.</w:t>
+        <w:t xml:space="preserve">DID and VC verification separates identity from authority and is evaluated as VI through Algorithm 2. The prototype checks the DID format, verifies each guardian's credential before the signature is added, and verifies the requesting doctor's credential at every access request. </w:t>
+      </w:r>
+      <w:r>
+        <w:t>This requirement is addressed through RO2, presented in Chapter 6.</w:t>
       </w:r>
     </w:p>
     <w:p>
@@ -27132,7 +27144,7 @@
         <w:t xml:space="preserve">N-of-N approval by the guardian set G with EIP-712 guardian signatures (Bloemen, Logvinov &amp; Evans 2017), evaluated as VA through Algorithm 3. </w:t>
       </w:r>
       <w:r>
-        <w:t>This requirement is delivered by RO3, presented in Chapter 7.</w:t>
+        <w:t>This requirement is addressed through RO3, presented in Chapter 7.</w:t>
       </w:r>
     </w:p>
     <w:p>
@@ -27150,7 +27162,7 @@
         <w:t xml:space="preserve">Purpose and a non-empty data scope within the consent are evaluated as VP through Algorithm 4. </w:t>
       </w:r>
       <w:r>
-        <w:t>This requirement is delivered by RO4, presented in Chapter 8.</w:t>
+        <w:t>This requirement is addressed through RO4, presented in Chapter 8.</w:t>
       </w:r>
     </w:p>
     <w:p>
@@ -27165,10 +27177,10 @@
     <w:p>
       <w:pPr/>
       <w:r>
-        <w:t xml:space="preserve">The validity window VT, revocation, the lifecycle states, and the on-chain revocation on Sepolia are implemented, as specified in Algorithm 5. The SUSPENDED state and the lifecycle transition check are not yet implemented. </w:t>
-      </w:r>
-      <w:r>
-        <w:t>This requirement is delivered by RO5, presented in Chapter 9.</w:t>
+        <w:t xml:space="preserve">The validity window VT, revocation, the lifecycle states, and the on-chain revocation on Sepolia are implemented, as specified in Algorithm 5. </w:t>
+      </w:r>
+      <w:r>
+        <w:t>This requirement is addressed through RO5, presented in Chapter 9.</w:t>
       </w:r>
     </w:p>
     <w:p>
@@ -27183,10 +27195,10 @@
     <w:p>
       <w:pPr/>
       <w:r>
-        <w:t xml:space="preserve">Audit ledger evidence and 46 automated tests, including twelve attack scenarios A1 to A12. The testing part of Algorithm 6 is done. Formal analysis is left for the next stage. </w:t>
-      </w:r>
-      <w:r>
-        <w:t>This requirement is delivered by RO6, presented in Chapter 10.</w:t>
+        <w:t xml:space="preserve">Audit ledger evidence and 46 automated tests, including twelve attack scenarios A1 to A12. </w:t>
+      </w:r>
+      <w:r>
+        <w:t>This requirement is addressed through RO6, presented in Chapter 10.</w:t>
       </w:r>
     </w:p>
     <w:p>
@@ -27207,7 +27219,7 @@
     <w:p>
       <w:pPr/>
       <w:r>
-        <w:t>The review shows that each requirement is met by some of the studies, but that no study meets them together. Multi-party approval, where it appears, is a contingency path, an admission gate or a registration-time co-consent, not a standing condition of every access decision with an approving set defined by the patient. Purpose and data scope are rarely bound to the same decision as identity, authority and approval, and temporal validity and revocation are usually enforced on a credential rather than at the time of each request. Where several conditions are combined, the combined decision is neither proved nor systematically tested. These findings form the conjunction gap and the assurance gap. The next chapter states these gaps, the research questions that follow from them, and the objectives of this thesis.</w:t>
+        <w:t>The review shows that each requirement is met by some of the studies, but that no study meets them together. Multi-party approval, where it appears, is a contingency path, an admission gate or a registration-time co-consent, not a standing condition of every access decision with an approving set defined by the patient. Purpose and data scope are rarely bound to the same decision as identity, authority and approval, and temporal validity and revocation are usually enforced on a credential rather than at the time of each request. Where several conditions are combined, some studies test their own decisions, but none proves or tests the complete conjunction defined in this review, including patient-defined multi-party approval as a standing condition of access. These findings form the conjunction gap and the assurance gap. The next chapter states these gaps, the research questions that follow from them, and the objectives of this thesis.</w:t>
       </w:r>
     </w:p>
     <w:p>
@@ -27390,7 +27402,7 @@
       <w:r>
         <w:t>5.</w:t>
         <w:tab/>
-        <w:t>There is no evaluation of temporal validity, lifecycle state and revocation at the moment of each access request; where they exist, they are enforced on a credential or at registration.</w:t>
+        <w:t>There is no evaluation of temporal validity, lifecycle state and revocation that is integrated with the complete access decision; where they are evaluated at the time of the request, they stand apart from the identity, authority and approval conditions, and elsewhere they are enforced on a credential or at registration.</w:t>
       </w:r>
     </w:p>
     <w:p>

--- a/docs/Yasir_Thesis_Chapters_1-5.docx
+++ b/docs/Yasir_Thesis_Chapters_1-5.docx
@@ -30066,7 +30066,13 @@
     <w:p>
       <w:pPr/>
       <w:r>
-        <w:t>In this chapter, firstly the research architecture on which the whole framework is built is presented. There are three layers in the architecture, and the role of each layer is explained in this chapter. Furthermore, a model is proposed to represent patient consent as an evaluable authorisation object; this provides a complete solution to research objective 1. In this chapter, we also present the results of the validation of the proposed solution to research question one. To validate this research question, we built the HALAH prototype and used the following technologies to test the system:</w:t>
+        <w:t xml:space="preserve">In this chapter, firstly the research architecture on which the whole framework is built is presented. There are three layers in the architecture, and the role of each layer is explained in this chapter. Furthermore, a model is proposed to represent patient consent as an evaluable authorisation object</w:t>
+      </w:r>
+      <w:r>
+        <w:t xml:space="preserve">. This provides</w:t>
+      </w:r>
+      <w:r>
+        <w:t xml:space="preserve"> a complete solution to research objective 1. In this chapter, we also present the results of the validation of the proposed solution to research question one. To validate this research question, we built the HALAH prototype and used the following technologies to test the system:</w:t>
       </w:r>
     </w:p>
     <w:p>
@@ -30088,7 +30094,19 @@
         <w:t xml:space="preserve">Blockchain: </w:t>
       </w:r>
       <w:r>
-        <w:t>A blockchain is a decentralised and distributed ledger in which a recorded entry cannot be altered retroactively without altering the blocks that follow it (Wood 2014). In HALAH the chain holds no medical content; it anchors only the state of an approved consent, as a soulbound token (Cai 2022) that cannot be transferred, and its revocation. The Ethereum test network Sepolia (Ethereum Foundation 2026b) was chosen because it runs the same virtual machine as the main network, so the contract behaves as it would in production, while its ether has no monetary value. The contract was deployed and its transactions sent through the MetaMask wallet (Consensys 2026), and every transaction is publicly visible on Etherscan.</w:t>
+        <w:t xml:space="preserve">A blockchain is a decentralised and distributed ledger in which a recorded entry cannot be altered retroactively without altering the blocks that follow it (Wood 2014). In HALAH the chain holds no medical content</w:t>
+      </w:r>
+      <w:r>
+        <w:t xml:space="preserve">. It anchors</w:t>
+      </w:r>
+      <w:r>
+        <w:t xml:space="preserve"> only the state of an approved consent, as a soulbound token (Cai 2022) that cannot be transferred, and its revocation. The Ethereum test network Sepolia (Ethereum Foundation 2026b) was chosen because it runs the same virtual machine as the main network, so the contract behaves as it would in production, while its ether has no monetary value. </w:t>
+      </w:r>
+      <w:r>
+        <w:t xml:space="preserve">The contract was deployed through</w:t>
+      </w:r>
+      <w:r>
+        <w:t xml:space="preserve"> the MetaMask wallet (Consensys 2026), and every transaction is publicly visible on Etherscan.</w:t>
       </w:r>
     </w:p>
     <w:p>
@@ -30154,7 +30172,13 @@
         <w:t xml:space="preserve">Decentralised identifiers and verifiable credentials: </w:t>
       </w:r>
       <w:r>
-        <w:t>Every participant is named by a decentralised identifier (W3C 2022) and holds a role credential (W3C 2025) signed by a trusted issuer, so the identity of a participant and the authority of that participant are verified as two separate conditions, as Chapter 6 presents.</w:t>
+        <w:t xml:space="preserve">Every participant is named by a decentralised identifier </w:t>
+      </w:r>
+      <w:r>
+        <w:t xml:space="preserve">(W3C 2022), and the doctor and each guardian hold a role credential</w:t>
+      </w:r>
+      <w:r>
+        <w:t xml:space="preserve"> (W3C 2025) signed by a trusted issuer, so the identity of a participant and the authority of that participant are verified as two separate conditions, as Chapter 6 presents.</w:t>
       </w:r>
     </w:p>
     <w:p>
@@ -30713,7 +30737,7 @@
           <wp:inline distT="0" distB="0" distL="0" distR="0" wp14:anchorId="4803924F" wp14:editId="4C10A961">
             <wp:extent cx="3676650" cy="5334000"/>
             <wp:effectExtent l="0" t="0" r="0" b="0"/>
-            <wp:docPr id="2086885382" name="F8.png" descr="Trust predicate evaluation and authorisation decision flow (in the current prototype, VI also checks the EIP-712 signature of each listed guardian, and a refusal for a consent that is not ACTIVE is recorded in the audit ledger like any other refusal, while the check labelled VL in the prototype interface is the exploratory jurisdiction check VJ)" title="Trust predicate evaluation and authorisation decision flow (in the current prototype, VI also checks the EIP-712 signature of each listed guardian, and a refusal for a consent that is not ACTIVE is recorded in the audit ledger like any other refusal, while the check labelled VL in the prototype interface is the exploratory jurisdiction check VJ)"/>
+            <wp:docPr id="2086885382" name="F8.png" descr="Trust predicate evaluation and authorisation decision flow" title="Trust predicate evaluation and authorisation decision flow"/>
             <wp:cNvGraphicFramePr>
               <a:graphicFrameLocks xmlns:a="http://schemas.openxmlformats.org/drawingml/2006/main" noChangeAspect="1"/>
             </wp:cNvGraphicFramePr>
@@ -32250,7 +32274,25 @@
                 <w:sz w:val="20"/>
                 <w:szCs w:val="17"/>
               </w:rPr>
-              <w:t>Central identity provider; institution login</w:t>
+              <w:t xml:space="preserve">Central identity provider</w:t>
+            </w:r>
+            <w:r>
+              <w:rPr>
+                <w:rFonts w:ascii="Palatino Linotype" w:hAnsi="Palatino Linotype" w:cs="Palatino Linotype"/>
+                <w:color w:val="000000"/>
+                <w:sz w:val="20"/>
+                <w:szCs w:val="17"/>
+              </w:rPr>
+              <w:t xml:space="preserve">,</w:t>
+            </w:r>
+            <w:r>
+              <w:rPr>
+                <w:rFonts w:ascii="Palatino Linotype" w:hAnsi="Palatino Linotype" w:cs="Palatino Linotype"/>
+                <w:color w:val="000000"/>
+                <w:sz w:val="20"/>
+                <w:szCs w:val="17"/>
+              </w:rPr>
+              <w:t xml:space="preserve"> institution login</w:t>
             </w:r>
           </w:p>
         </w:tc>
@@ -32286,7 +32328,25 @@
                 <w:sz w:val="20"/>
                 <w:szCs w:val="17"/>
               </w:rPr>
-              <w:t>A DID for every participant; identity kept separate from authority</w:t>
+              <w:t xml:space="preserve">A DID for every participant</w:t>
+            </w:r>
+            <w:r>
+              <w:rPr>
+                <w:rFonts w:ascii="Palatino Linotype" w:hAnsi="Palatino Linotype" w:cs="Palatino Linotype"/>
+                <w:color w:val="000000"/>
+                <w:sz w:val="20"/>
+                <w:szCs w:val="17"/>
+              </w:rPr>
+              <w:t xml:space="preserve">,</w:t>
+            </w:r>
+            <w:r>
+              <w:rPr>
+                <w:rFonts w:ascii="Palatino Linotype" w:hAnsi="Palatino Linotype" w:cs="Palatino Linotype"/>
+                <w:color w:val="000000"/>
+                <w:sz w:val="20"/>
+                <w:szCs w:val="17"/>
+              </w:rPr>
+              <w:t xml:space="preserve"> identity kept separate from authority</w:t>
             </w:r>
           </w:p>
         </w:tc>
@@ -32512,7 +32572,25 @@
                 <w:sz w:val="20"/>
                 <w:szCs w:val="17"/>
               </w:rPr>
-              <w:t>All listed guardians sign (EIP-712); no single party can approve alone</w:t>
+              <w:t xml:space="preserve">All listed guardians sign (EIP-712)</w:t>
+            </w:r>
+            <w:r>
+              <w:rPr>
+                <w:rFonts w:ascii="Palatino Linotype" w:hAnsi="Palatino Linotype" w:cs="Palatino Linotype"/>
+                <w:color w:val="000000"/>
+                <w:sz w:val="20"/>
+                <w:szCs w:val="17"/>
+              </w:rPr>
+              <w:t xml:space="preserve">,</w:t>
+            </w:r>
+            <w:r>
+              <w:rPr>
+                <w:rFonts w:ascii="Palatino Linotype" w:hAnsi="Palatino Linotype" w:cs="Palatino Linotype"/>
+                <w:color w:val="000000"/>
+                <w:sz w:val="20"/>
+                <w:szCs w:val="17"/>
+              </w:rPr>
+              <w:t xml:space="preserve"> no single party can approve alone</w:t>
             </w:r>
           </w:p>
         </w:tc>
@@ -32738,7 +32816,25 @@
                 <w:sz w:val="20"/>
                 <w:szCs w:val="17"/>
               </w:rPr>
-              <w:t>Validity window and revocation checked each time; on-chain revoke</w:t>
+              <w:t xml:space="preserve">Validity window and revocation checked each time</w:t>
+            </w:r>
+            <w:r>
+              <w:rPr>
+                <w:rFonts w:ascii="Palatino Linotype" w:hAnsi="Palatino Linotype" w:cs="Palatino Linotype"/>
+                <w:color w:val="000000"/>
+                <w:sz w:val="20"/>
+                <w:szCs w:val="17"/>
+              </w:rPr>
+              <w:t xml:space="preserve">,</w:t>
+            </w:r>
+            <w:r>
+              <w:rPr>
+                <w:rFonts w:ascii="Palatino Linotype" w:hAnsi="Palatino Linotype" w:cs="Palatino Linotype"/>
+                <w:color w:val="000000"/>
+                <w:sz w:val="20"/>
+                <w:szCs w:val="17"/>
+              </w:rPr>
+              <w:t xml:space="preserve"> on-chain revoke</w:t>
             </w:r>
           </w:p>
         </w:tc>
@@ -32851,7 +32947,25 @@
                 <w:sz w:val="20"/>
                 <w:szCs w:val="17"/>
               </w:rPr>
-              <w:t>Every access decision, allowed or denied, logged off-chain with its decision matrix; consent state anchored on Sepolia</w:t>
+              <w:t xml:space="preserve">Every access decision, allowed or denied, logged off-chain with its decision matrix</w:t>
+            </w:r>
+            <w:r>
+              <w:rPr>
+                <w:rFonts w:ascii="Palatino Linotype" w:hAnsi="Palatino Linotype" w:cs="Palatino Linotype"/>
+                <w:color w:val="000000"/>
+                <w:sz w:val="20"/>
+                <w:szCs w:val="17"/>
+              </w:rPr>
+              <w:t xml:space="preserve">,</w:t>
+            </w:r>
+            <w:r>
+              <w:rPr>
+                <w:rFonts w:ascii="Palatino Linotype" w:hAnsi="Palatino Linotype" w:cs="Palatino Linotype"/>
+                <w:color w:val="000000"/>
+                <w:sz w:val="20"/>
+                <w:szCs w:val="17"/>
+              </w:rPr>
+              <w:t xml:space="preserve"> consent state anchored on Sepolia</w:t>
             </w:r>
           </w:p>
         </w:tc>
@@ -33111,7 +33225,7 @@
           <wp:inline distT="0" distB="0" distL="0" distR="0" wp14:anchorId="7ADA6155" wp14:editId="26D4F596">
             <wp:extent cx="5715000" cy="3162300"/>
             <wp:effectExtent l="0" t="0" r="0" b="0"/>
-            <wp:docPr id="71915820" name="F11.png" descr="Six-component consent model C = (I, A, P, T, L, E) with the content and supplier of each component, where L is the lifecycle state. The states shown are those of the design, and the states implemented in the prototype are given in Section 10.3" title="Six-component consent model C = (I, A, P, T, L, E) with the content and supplier of each component, where L is the lifecycle state. The states shown are those of the design, and the states implemented in the prototype are given in Section 10.3"/>
+            <wp:docPr id="71915820" name="F11.png" descr="Six-component consent model C = (I, A, P, T, L, E) with the content and supplier of each component, where L is the lifecycle state. The states shown are those of the design, and the states implemented in the prototype are given in Chapter 9" title="Six-component consent model C = (I, A, P, T, L, E) with the content and supplier of each component, where L is the lifecycle state. The states shown are those of the design, and the states implemented in the prototype are given in Chapter 9"/>
             <wp:cNvGraphicFramePr>
               <a:graphicFrameLocks xmlns:a="http://schemas.openxmlformats.org/drawingml/2006/main" noChangeAspect="1"/>
             </wp:cNvGraphicFramePr>
@@ -34297,7 +34411,13 @@
     <w:p>
       <w:pPr/>
       <w:r>
-        <w:t>We used the Ethereum test network Sepolia as the computing platform for the on-chain part of the prototype, and Solidity as its programming language (Ethereum Foundation 2026a). Sepolia was chosen because it runs the same virtual machine as the Ethereum main network, so the contract and its transactions behave as they would in production, while its ether has no monetary value, which allowed the mint and revoke transactions to be repeated during development. The prototype is not engineered for throughput or for a production deployment; its purpose is to validate the design.</w:t>
+        <w:t xml:space="preserve">We used the Ethereum test network Sepolia as the computing platform for the on-chain part of the prototype, and Solidity as its programming language (Ethereum Foundation 2026a). Sepolia was chosen because it runs the same virtual machine as the Ethereum main network, so the contract and its transactions behave as they would in production, while its ether has no monetary value, which allowed the mint and revoke transactions to be repeated during development. The prototype is not engineered for throughput or for a production deployment</w:t>
+      </w:r>
+      <w:r>
+        <w:t xml:space="preserve">. Its purpose</w:t>
+      </w:r>
+      <w:r>
+        <w:t xml:space="preserve"> is to validate the design.</w:t>
       </w:r>
     </w:p>
     <w:p>
@@ -35410,7 +35530,13 @@
     <w:p>
       <w:pPr/>
       <w:r>
-        <w:t>Objective one involves the representation of patient consent as an evaluable authorisation object. The result of RO1 is therefore the conceptual model of Sections 5.2 to 5.5, not a set of measurements. The prototype results reported in this section show only that the model can be realised and behaves as specified, so they are reported as outcomes, created or rejected, rather than as numbers; the quantitative evaluation of the complete framework is given in Chapter 10. The results of the validation carried out for this objective are shown in Figure 5.8 and Table 5.4, and the security properties of the architecture are examined in Table 5.5. RO1 is validated in two ways. First, the creation of the consent object is checked functionally: a valid specification must produce a consent object with all six components, and an invalid specification must be rejected before anything is stored. Second, the architecture is evaluated against the security properties it is designed to provide. The validation of the predicates that are evaluated against the consent object, VI, VA, VP, VT and VL, belongs to the chapters of RO2 to RO5, and the evaluation of the complete decision belongs to Chapter 10.</w:t>
+        <w:t xml:space="preserve">Objective one involves the representation of patient consent as an evaluable authorisation object. The result of RO1 is therefore the conceptual model of Sections 5.2 to 5.5, not a set of measurements. The prototype results reported in this section show only that the model can be realised and behaves as specified, so they are reported as outcomes, created or rejected, rather than as numbers</w:t>
+      </w:r>
+      <w:r>
+        <w:t xml:space="preserve">. The quantitative</w:t>
+      </w:r>
+      <w:r>
+        <w:t xml:space="preserve"> evaluation of the complete framework is given in Chapter 10. The results of the validation carried out for this objective are shown in Figure 5.8 and Table 5.4, and the security properties of the architecture are examined in Table 5.5. RO1 is validated in two ways. First, the creation of the consent object is checked functionally: a valid specification must produce a consent object with all six components, and an invalid specification must be rejected before anything is stored. Second, the architecture is evaluated against the security properties it is designed to provide. The validation of the predicates that are evaluated against the consent object, VI, VA, VP, VT and VL, belongs to the chapters of RO2 to RO5, and the evaluation of the complete decision belongs to Chapter 10.</w:t>
       </w:r>
     </w:p>
     <w:p>
@@ -35437,7 +35563,25 @@
     <w:p>
       <w:pPr/>
       <w:r>
-        <w:t>Automated tests. Two tests cover consent creation. The test test_patient_form_checks_the_doctor_and_the_guardians drives the patient form itself: it submits a malformed doctor DID, a guardian without a credential and a duplicate guardian, and asserts that each is refused with the right message, then submits a valid specification and asserts that the consent is created and logged. The test test_consent_persists_across_reload stores a consent, adds an approval, reloads the store from disk and asserts that the stored object is unchanged. The adversarial test A5 (test_A5_empty_scope_is_rejected) belongs to RO4 but also exercises the creation rule that the data scope must not be empty. All of these tests pass in the suite of 46 reported in Chapter 10.</w:t>
+        <w:t xml:space="preserve">Automated tests. Two tests cover consent creation. The test test_patient_form_checks_the_doctor_and_the_guardians drives the patient form itself: it submits </w:t>
+      </w:r>
+      <w:r>
+        <w:t xml:space="preserve">a doctor DID without a valid doctor credential</w:t>
+      </w:r>
+      <w:r>
+        <w:t xml:space="preserve">, a guardian without a credential and a duplicate guardian, and asserts that each is refused with the right message, then submits a valid specification and asserts that the consent is created and logged. The test test_consent_persists_across_reload stores a consent, adds an approval, reloads the store from disk and asserts that </w:t>
+      </w:r>
+      <w:r>
+        <w:t xml:space="preserve">the stored approval is unchanged</w:t>
+      </w:r>
+      <w:r>
+        <w:t xml:space="preserve">. </w:t>
+      </w:r>
+      <w:r>
+        <w:t xml:space="preserve">Both tests pass</w:t>
+      </w:r>
+      <w:r>
+        <w:t xml:space="preserve"> in the suite of 46 reported in Chapter 10.</w:t>
       </w:r>
     </w:p>
     <w:p>
@@ -35839,7 +35983,23 @@
                 <w:color w:val="000000"/>
                 <w:sz w:val="20"/>
               </w:rPr>
-              <w:t>Identifiers without a valid credential rejected before anything is stored; valid identifiers holding valid credentials accepted.</w:t>
+              <w:t xml:space="preserve">Identifiers without a valid credential rejected before anything is stored</w:t>
+            </w:r>
+            <w:r>
+              <w:rPr>
+                <w:rFonts w:ascii="Palatino Linotype" w:hAnsi="Palatino Linotype" w:cs="Palatino Linotype"/>
+                <w:color w:val="000000"/>
+                <w:sz w:val="20"/>
+              </w:rPr>
+              <w:t xml:space="preserve">. Valid</w:t>
+            </w:r>
+            <w:r>
+              <w:rPr>
+                <w:rFonts w:ascii="Palatino Linotype" w:hAnsi="Palatino Linotype" w:cs="Palatino Linotype"/>
+                <w:color w:val="000000"/>
+                <w:sz w:val="20"/>
+              </w:rPr>
+              <w:t xml:space="preserve"> identifiers holding valid credentials accepted.</w:t>
             </w:r>
           </w:p>
         </w:tc>
@@ -35916,7 +36076,23 @@
                 <w:color w:val="000000"/>
                 <w:sz w:val="20"/>
               </w:rPr>
-              <w:t>Steps 3 and 7: the guardian set G, and the threshold N derived from it as |G|; no guardian may appear twice.</w:t>
+              <w:t xml:space="preserve">Steps 3 and 7: the guardian set G, and the threshold N derived from it as |G|</w:t>
+            </w:r>
+            <w:r>
+              <w:rPr>
+                <w:rFonts w:ascii="Palatino Linotype" w:hAnsi="Palatino Linotype" w:cs="Palatino Linotype"/>
+                <w:color w:val="000000"/>
+                <w:sz w:val="20"/>
+              </w:rPr>
+              <w:t xml:space="preserve">. No guardian</w:t>
+            </w:r>
+            <w:r>
+              <w:rPr>
+                <w:rFonts w:ascii="Palatino Linotype" w:hAnsi="Palatino Linotype" w:cs="Palatino Linotype"/>
+                <w:color w:val="000000"/>
+                <w:sz w:val="20"/>
+              </w:rPr>
+              <w:t xml:space="preserve"> may appear twice.</w:t>
             </w:r>
           </w:p>
         </w:tc>
@@ -35988,7 +36164,23 @@
                 <w:color w:val="000000"/>
                 <w:sz w:val="20"/>
               </w:rPr>
-              <w:t>Duplicate guardian rejected; consent created with N set to the number of guardians.</w:t>
+              <w:t xml:space="preserve">Duplicate guardian rejected</w:t>
+            </w:r>
+            <w:r>
+              <w:rPr>
+                <w:rFonts w:ascii="Palatino Linotype" w:hAnsi="Palatino Linotype" w:cs="Palatino Linotype"/>
+                <w:color w:val="000000"/>
+                <w:sz w:val="20"/>
+              </w:rPr>
+              <w:t xml:space="preserve">. Consent created</w:t>
+            </w:r>
+            <w:r>
+              <w:rPr>
+                <w:rFonts w:ascii="Palatino Linotype" w:hAnsi="Palatino Linotype" w:cs="Palatino Linotype"/>
+                <w:color w:val="000000"/>
+                <w:sz w:val="20"/>
+              </w:rPr>
+              <w:t xml:space="preserve"> with N set to the number of guardians.</w:t>
             </w:r>
           </w:p>
         </w:tc>
@@ -36065,7 +36257,23 @@
                 <w:color w:val="000000"/>
                 <w:sz w:val="20"/>
               </w:rPr>
-              <w:t>Steps 4 and 5: the purpose and the data scope; the data scope must not be empty.</w:t>
+              <w:t xml:space="preserve">Steps 4 and 5: the purpose and the data scope</w:t>
+            </w:r>
+            <w:r>
+              <w:rPr>
+                <w:rFonts w:ascii="Palatino Linotype" w:hAnsi="Palatino Linotype" w:cs="Palatino Linotype"/>
+                <w:color w:val="000000"/>
+                <w:sz w:val="20"/>
+              </w:rPr>
+              <w:t xml:space="preserve">. The data scope must</w:t>
+            </w:r>
+            <w:r>
+              <w:rPr>
+                <w:rFonts w:ascii="Palatino Linotype" w:hAnsi="Palatino Linotype" w:cs="Palatino Linotype"/>
+                <w:color w:val="000000"/>
+                <w:sz w:val="20"/>
+              </w:rPr>
+              <w:t xml:space="preserve"> not be empty.</w:t>
             </w:r>
           </w:p>
         </w:tc>
@@ -36101,7 +36309,23 @@
                 <w:color w:val="000000"/>
                 <w:sz w:val="20"/>
               </w:rPr>
-              <w:t>Adversarial test A5 (test_A5_empty_scope_is_rejected). Scenario 1 recorded the four data modules and the purpose Treatment; the purpose vocabulary check is exercised by the automated tests.</w:t>
+              <w:t xml:space="preserve">Scenario 1 recorded the four data modules and the purpose Treatment</w:t>
+            </w:r>
+            <w:r>
+              <w:rPr>
+                <w:rFonts w:ascii="Palatino Linotype" w:hAnsi="Palatino Linotype" w:cs="Palatino Linotype"/>
+                <w:color w:val="000000"/>
+                <w:sz w:val="20"/>
+              </w:rPr>
+              <w:t xml:space="preserve">. The purpose vocabulary</w:t>
+            </w:r>
+            <w:r>
+              <w:rPr>
+                <w:rFonts w:ascii="Palatino Linotype" w:hAnsi="Palatino Linotype" w:cs="Palatino Linotype"/>
+                <w:color w:val="000000"/>
+                <w:sz w:val="20"/>
+              </w:rPr>
+              <w:t xml:space="preserve"> check is exercised by the automated tests.</w:t>
             </w:r>
           </w:p>
         </w:tc>
@@ -36137,7 +36361,23 @@
                 <w:color w:val="000000"/>
                 <w:sz w:val="20"/>
               </w:rPr>
-              <w:t>Empty scope rejected; purpose and scope recorded in the consent object.</w:t>
+              <w:t xml:space="preserve">Empty scope rejected</w:t>
+            </w:r>
+            <w:r>
+              <w:rPr>
+                <w:rFonts w:ascii="Palatino Linotype" w:hAnsi="Palatino Linotype" w:cs="Palatino Linotype"/>
+                <w:color w:val="000000"/>
+                <w:sz w:val="20"/>
+              </w:rPr>
+              <w:t xml:space="preserve">. Purpose and scope</w:t>
+            </w:r>
+            <w:r>
+              <w:rPr>
+                <w:rFonts w:ascii="Palatino Linotype" w:hAnsi="Palatino Linotype" w:cs="Palatino Linotype"/>
+                <w:color w:val="000000"/>
+                <w:sz w:val="20"/>
+              </w:rPr>
+              <w:t xml:space="preserve"> recorded in the consent object.</w:t>
             </w:r>
           </w:p>
         </w:tc>
@@ -36214,7 +36454,23 @@
                 <w:color w:val="000000"/>
                 <w:sz w:val="20"/>
               </w:rPr>
-              <w:t>Step 6: the validity interval T = (ts, te); the expiry time must be later than the start time.</w:t>
+              <w:t xml:space="preserve">Step 6: the validity interval T = (ts, te)</w:t>
+            </w:r>
+            <w:r>
+              <w:rPr>
+                <w:rFonts w:ascii="Palatino Linotype" w:hAnsi="Palatino Linotype" w:cs="Palatino Linotype"/>
+                <w:color w:val="000000"/>
+                <w:sz w:val="20"/>
+              </w:rPr>
+              <w:t xml:space="preserve">. The expiry time</w:t>
+            </w:r>
+            <w:r>
+              <w:rPr>
+                <w:rFonts w:ascii="Palatino Linotype" w:hAnsi="Palatino Linotype" w:cs="Palatino Linotype"/>
+                <w:color w:val="000000"/>
+                <w:sz w:val="20"/>
+              </w:rPr>
+              <w:t xml:space="preserve"> must be later than the start time.</w:t>
             </w:r>
           </w:p>
         </w:tc>
@@ -36250,7 +36506,23 @@
                 <w:color w:val="000000"/>
                 <w:sz w:val="20"/>
               </w:rPr>
-              <w:t>Scenario 1 recorded a validity window ending on 31 December 2026; the prototype refuses an expiry time that is not later than the start time (Section 5.8).</w:t>
+              <w:t xml:space="preserve">Scenario 1 recorded a validity window ending on 31 December 2026</w:t>
+            </w:r>
+            <w:r>
+              <w:rPr>
+                <w:rFonts w:ascii="Palatino Linotype" w:hAnsi="Palatino Linotype" w:cs="Palatino Linotype"/>
+                <w:color w:val="000000"/>
+                <w:sz w:val="20"/>
+              </w:rPr>
+              <w:t xml:space="preserve">. The prototype refuses</w:t>
+            </w:r>
+            <w:r>
+              <w:rPr>
+                <w:rFonts w:ascii="Palatino Linotype" w:hAnsi="Palatino Linotype" w:cs="Palatino Linotype"/>
+                <w:color w:val="000000"/>
+                <w:sz w:val="20"/>
+              </w:rPr>
+              <w:t xml:space="preserve"> an expiry time that is not later than the start time (Section 5.8).</w:t>
             </w:r>
           </w:p>
         </w:tc>
@@ -36286,7 +36558,23 @@
                 <w:color w:val="000000"/>
                 <w:sz w:val="20"/>
               </w:rPr>
-              <w:t>Validity interval recorded; the interval is enforced at every request by VT (Chapter 9).</w:t>
+              <w:t xml:space="preserve">Validity interval recorded</w:t>
+            </w:r>
+            <w:r>
+              <w:rPr>
+                <w:rFonts w:ascii="Palatino Linotype" w:hAnsi="Palatino Linotype" w:cs="Palatino Linotype"/>
+                <w:color w:val="000000"/>
+                <w:sz w:val="20"/>
+              </w:rPr>
+              <w:t xml:space="preserve">. The interval</w:t>
+            </w:r>
+            <w:r>
+              <w:rPr>
+                <w:rFonts w:ascii="Palatino Linotype" w:hAnsi="Palatino Linotype" w:cs="Palatino Linotype"/>
+                <w:color w:val="000000"/>
+                <w:sz w:val="20"/>
+              </w:rPr>
+              <w:t xml:space="preserve"> is enforced at every request by VT (Chapter 9).</w:t>
             </w:r>
           </w:p>
         </w:tc>
@@ -36399,7 +36687,23 @@
                 <w:color w:val="000000"/>
                 <w:sz w:val="20"/>
               </w:rPr>
-              <w:t>Consents f050c29a, 04da25f5 and 18ab9b62 were created in PENDING_SIGNATURE. Test test_consent_persists_across_reload: the stored object, including its state, is unchanged after a reload from disk.</w:t>
+              <w:t xml:space="preserve">Consents f050c29a, 04da25f5 and 18ab9b62 were created in PENDING_SIGNATURE. Test test_consent_persists_across_reload: </w:t>
+            </w:r>
+            <w:r>
+              <w:rPr>
+                <w:rFonts w:ascii="Palatino Linotype" w:hAnsi="Palatino Linotype" w:cs="Palatino Linotype"/>
+                <w:color w:val="000000"/>
+                <w:sz w:val="20"/>
+              </w:rPr>
+              <w:t xml:space="preserve">the stored approval is unchanged</w:t>
+            </w:r>
+            <w:r>
+              <w:rPr>
+                <w:rFonts w:ascii="Palatino Linotype" w:hAnsi="Palatino Linotype" w:cs="Palatino Linotype"/>
+                <w:color w:val="000000"/>
+                <w:sz w:val="20"/>
+              </w:rPr>
+              <w:t xml:space="preserve"> after a reload from disk.</w:t>
             </w:r>
           </w:p>
         </w:tc>
@@ -36435,7 +36739,23 @@
                 <w:color w:val="000000"/>
                 <w:sz w:val="20"/>
               </w:rPr>
-              <w:t>Created in PENDING_SIGNATURE; no access is possible until the state is ACTIVE (Chapter 9).</w:t>
+              <w:t xml:space="preserve">Created in PENDING_SIGNATURE</w:t>
+            </w:r>
+            <w:r>
+              <w:rPr>
+                <w:rFonts w:ascii="Palatino Linotype" w:hAnsi="Palatino Linotype" w:cs="Palatino Linotype"/>
+                <w:color w:val="000000"/>
+                <w:sz w:val="20"/>
+              </w:rPr>
+              <w:t xml:space="preserve">. No access</w:t>
+            </w:r>
+            <w:r>
+              <w:rPr>
+                <w:rFonts w:ascii="Palatino Linotype" w:hAnsi="Palatino Linotype" w:cs="Palatino Linotype"/>
+                <w:color w:val="000000"/>
+                <w:sz w:val="20"/>
+              </w:rPr>
+              <w:t xml:space="preserve"> is possible until the state is ACTIVE (Chapter 9).</w:t>
             </w:r>
           </w:p>
         </w:tc>
@@ -36510,7 +36830,15 @@
                 <w:color w:val="000000"/>
                 <w:sz w:val="20"/>
               </w:rPr>
-              <w:t>Step 11: the CREATE_CONSENT event is written to the audit ledger with the consent identifier, participants and timestamp.</w:t>
+              <w:t xml:space="preserve">Step 11: the CREATE_CONSENT event is written to the audit ledger </w:t>
+            </w:r>
+            <w:r>
+              <w:rPr>
+                <w:rFonts w:ascii="Palatino Linotype" w:hAnsi="Palatino Linotype" w:cs="Palatino Linotype"/>
+                <w:color w:val="000000"/>
+                <w:sz w:val="20"/>
+              </w:rPr>
+              <w:t xml:space="preserve">with the consent identifier and timestamp.</w:t>
             </w:r>
           </w:p>
         </w:tc>
@@ -36580,7 +36908,23 @@
                 <w:color w:val="000000"/>
                 <w:sz w:val="20"/>
               </w:rPr>
-              <w:t>Every creation is logged; a rejected specification stores and logs nothing.</w:t>
+              <w:t xml:space="preserve">Every creation is logged</w:t>
+            </w:r>
+            <w:r>
+              <w:rPr>
+                <w:rFonts w:ascii="Palatino Linotype" w:hAnsi="Palatino Linotype" w:cs="Palatino Linotype"/>
+                <w:color w:val="000000"/>
+                <w:sz w:val="20"/>
+              </w:rPr>
+              <w:t xml:space="preserve">. A rejected</w:t>
+            </w:r>
+            <w:r>
+              <w:rPr>
+                <w:rFonts w:ascii="Palatino Linotype" w:hAnsi="Palatino Linotype" w:cs="Palatino Linotype"/>
+                <w:color w:val="000000"/>
+                <w:sz w:val="20"/>
+              </w:rPr>
+              <w:t xml:space="preserve"> specification stores and logs nothing.</w:t>
             </w:r>
           </w:p>
         </w:tc>
@@ -37449,7 +37793,13 @@
     <w:p>
       <w:pPr/>
       <w:r>
-        <w:t>Each property in Table 5.5 is realised by a component of the architecture and tested in a later chapter. Identity-dependent participation and authority separation are tested in Chapter 6 through the credential checks and the forged-credential attack. Multi-party authorisation integrity is tested in Chapter 7 through the outside-signer, replayed-signature and duplicate-approval attacks. Policy-bounded access is tested in Chapter 8 through the over-scope and empty-scope attacks. Authorisation evidence is checked in every chapter through the audit ledger and in Chapter 10 through the recorded decisions. Separation of interaction and enforcement is the property that the hardening of 1 October 2026 made real: three attacks that the interface already blocked were also accepted by the service functions until the checks were moved into the Controller, as reported in Chapter 10. The architecture therefore does not claim security from MVC itself; it claims it from the placement of every trust-sensitive check inside the Controller, and the tests of the following chapters are the evidence for that claim.</w:t>
+        <w:t xml:space="preserve">Each property in Table 5.5 is realised by a component of the architecture and tested in a later chapter. Identity-dependent participation and authority separation are tested in Chapter 6 through the credential checks and the forged-credential attack. Multi-party authorisation integrity is tested in Chapter 7 through the outside-signer, replayed-signature and duplicate-approval attacks. Policy-bounded access is tested in Chapter 8 through the over-scope and empty-scope attacks. Authorisation evidence is checked in every chapter through the audit ledger and in Chapter 10 through the recorded decisions. Separation of interaction and enforcement is the property that the hardening of 1 October 2026 made real: three attacks that the interface already blocked were also accepted by the service functions until the checks were moved into the Controller, as reported in Chapter 10. The architecture therefore does not claim security from MVC itself</w:t>
+      </w:r>
+      <w:r>
+        <w:t xml:space="preserve">. It claims</w:t>
+      </w:r>
+      <w:r>
+        <w:t xml:space="preserve"> it from the placement of every trust-sensitive check inside the Controller, and the tests of the following chapters are the evidence for that claim.</w:t>
       </w:r>
     </w:p>
     <w:p>
@@ -37464,7 +37814,13 @@
     <w:p>
       <w:pPr/>
       <w:r>
-        <w:t>The use of the consent object for consent creation has several advantages which include completeness, rejection before storage, and evidence. Completeness means that a created consent carries every condition that the later checks need, so no check has to look for its condition outside the object. Rejection before storage means that an invalid specification leaves no record behind, so the store never holds a consent that cannot be evaluated. Evidence means that every creation is written to the audit ledger with its identifier, its participants and its time, so the later decisions can be traced back to the consent they were taken on.</w:t>
+        <w:t xml:space="preserve">The use of the consent object for consent creation has several advantages which include completeness, rejection before storage, and evidence. Completeness means that a created consent carries every condition that the later checks need, so no check has to look for its condition outside the object. Rejection before storage means that an invalid specification leaves no record behind, so the store never holds a consent that cannot be evaluated. Evidence means that every creation is written to the audit ledger </w:t>
+      </w:r>
+      <w:r>
+        <w:t xml:space="preserve">with its identifier and its time</w:t>
+      </w:r>
+      <w:r>
+        <w:t xml:space="preserve">, so the later decisions can be traced back to the consent they were taken on.</w:t>
       </w:r>
     </w:p>
     <w:p>
@@ -37491,7 +37847,13 @@
     <w:p>
       <w:pPr/>
       <w:r>
-        <w:t>In this chapter we also presented the prototype used for validating the solution to research objective 1. This was done using a public synthetic dataset. At the end of the validation process, the results show that valid specifications are created with all six components and that invalid ones are rejected before anything is stored, and the architecture was evaluated against the six security properties it is designed to provide. However, a key finding from the validation was that a consent cannot be changed once it has been created; the users of HALAH will have to create a new consent when its terms change.</w:t>
+        <w:t xml:space="preserve">In this chapter we also presented the prototype used for validating the solution to research objective 1. This was done using a public synthetic dataset. At the end of the validation process, the results show that valid specifications are created with all six components and that invalid ones are rejected before anything is stored, and the architecture was evaluated against the six security properties it is designed to provide. However, a key finding from the validation was that a consent cannot be changed once it has been created</w:t>
+      </w:r>
+      <w:r>
+        <w:t xml:space="preserve">. The users</w:t>
+      </w:r>
+      <w:r>
+        <w:t xml:space="preserve"> of HALAH will have to create a new consent when its terms change.</w:t>
       </w:r>
     </w:p>
     <w:p>

--- a/docs/Yasir_Thesis_Chapters_1-5.docx
+++ b/docs/Yasir_Thesis_Chapters_1-5.docx
@@ -5859,7 +5859,15 @@
                 <w:color w:val="000000"/>
                 <w:sz w:val="20"/>
               </w:rPr>
-              <w:t>Within healthcare consent or authorisation; otherwise exclude</w:t>
+              <w:t xml:space="preserve">Within healthcare consent or authorisation</w:t>
+            </w:r>
+            <w:r>
+              <w:rPr>
+                <w:rFonts w:ascii="Palatino Linotype" w:hAnsi="Palatino Linotype" w:cs="Palatino Linotype"/>
+                <w:color w:val="000000"/>
+                <w:sz w:val="20"/>
+              </w:rPr>
+              <w:t xml:space="preserve">. Otherwise exclude</w:t>
             </w:r>
           </w:p>
         </w:tc>
@@ -6008,7 +6016,15 @@
                 <w:color w:val="000000"/>
                 <w:sz w:val="20"/>
               </w:rPr>
-              <w:t>Relevant to a review question; otherwise exclude</w:t>
+              <w:t xml:space="preserve">Relevant to a review question</w:t>
+            </w:r>
+            <w:r>
+              <w:rPr>
+                <w:rFonts w:ascii="Palatino Linotype" w:hAnsi="Palatino Linotype" w:cs="Palatino Linotype"/>
+                <w:color w:val="000000"/>
+                <w:sz w:val="20"/>
+              </w:rPr>
+              <w:t xml:space="preserve">. Otherwise exclude</w:t>
             </w:r>
           </w:p>
         </w:tc>
@@ -6351,7 +6367,13 @@
     <w:p>
       <w:pPr/>
       <w:r>
-        <w:t>Each question was answered Yes or No, and any study which has at least three Yes answers to the six questions, and meets the eligibility criteria of Step 2, is included in this SLR. These questions decide whether a study enters the review; whether it satisfies the requirements of Section 2.2 is decided separately in Section 2.4. Of the 39 full-text studies, 25 satisfied the criteria, as shown in Table 2.3. Each included study was then coded Yes or No against each of the six requirements, Req 1 to Req 6, with a page reference for every Yes. A study is core if its gap-impact verdict is contradicts, weakens or narrows, or if it provides a multi-party approval mechanism. Of the 25 included studies, S1 to S25, 23 are core studies and 2 are supporting studies (Albalwy, Brass &amp; Davies 2021; Li et al. 2026a).</w:t>
+        <w:t xml:space="preserve">Each question was answered Yes or No, and any study which has at least three Yes answers to the six questions, and meets the eligibility criteria of Step 2, is included in this SLR. These questions decide whether a study enters the review</w:t>
+      </w:r>
+      <w:r>
+        <w:t xml:space="preserve">. Whether it satisfies</w:t>
+      </w:r>
+      <w:r>
+        <w:t xml:space="preserve"> the requirements of Section 2.2 is decided separately in Section 2.4. Of the 39 full-text studies, 25 satisfied the criteria, as shown in Table 2.3. Each included study was then coded Yes or No against each of the six requirements, Req 1 to Req 6, with a page reference for every Yes. A study is core if its gap-impact verdict is contradicts, weakens or narrows, or if it provides a multi-party approval mechanism. Of the 25 included studies, S1 to S25, 23 are core studies and 2 are supporting studies (Albalwy, Brass &amp; Davies 2021; Li et al. 2026a).</w:t>
       </w:r>
     </w:p>
     <w:p>
@@ -26998,6 +27020,8 @@
       </w:pPr>
       <w:r>
         <w:t>•</w:t>
+      </w:r>
+      <w:r>
         <w:tab/>
       </w:r>
       <w:r>
@@ -27008,7 +27032,13 @@
         <w:t>Inability to bind purpose and data scope to the same decision as identity, authority and approval (Req 4):</w:t>
       </w:r>
       <w:r>
-        <w:t xml:space="preserve"> Policy controls on purpose or data scope are enforced by 10 of the 25 studies (Table 2.10), only six of which evaluate purpose-of-use as part of the access decision, and in none of them are they bound to the same decision as identity, authority and multi-party approval; in the reviewed studies, multi-party approval is never conjoined with a purpose condition (Madine et al. 2020; Punia et al. 2025; Tan, Chi &amp; Lam 2024). Without this binding, a valid identity and sufficient approvals can be used to obtain data outside the authorised scope.</w:t>
+        <w:t xml:space="preserve"> Policy controls on purpose or data scope are enforced by 10 of the 25 studies (Table 2.10), only six of which evaluate purpose-of-use as part of the access decision, and in none of them are they bound to the same decision as identity, authority and multi-party approval</w:t>
+      </w:r>
+      <w:r>
+        <w:t xml:space="preserve">. In the reviewed studies</w:t>
+      </w:r>
+      <w:r>
+        <w:t xml:space="preserve">, multi-party approval is never conjoined with a purpose condition (Madine et al. 2020; Punia et al. 2025; Tan, Chi &amp; Lam 2024). Without this binding, a valid identity and sufficient approvals can be used to obtain data outside the authorised scope.</w:t>
       </w:r>
     </w:p>
     <w:p>
@@ -27401,8 +27431,18 @@
       </w:pPr>
       <w:r>
         <w:t>5.</w:t>
+      </w:r>
+      <w:r>
         <w:tab/>
-        <w:t>There is no evaluation of temporal validity, lifecycle state and revocation that is integrated with the complete access decision; where they are evaluated at the time of the request, they stand apart from the identity, authority and approval conditions, and elsewhere they are enforced on a credential or at registration.</w:t>
+      </w:r>
+      <w:r>
+        <w:t xml:space="preserve">There is no evaluation of temporal validity, lifecycle state and revocation that is integrated with the complete access decision</w:t>
+      </w:r>
+      <w:r>
+        <w:t xml:space="preserve">. Where they are evaluated</w:t>
+      </w:r>
+      <w:r>
+        <w:t xml:space="preserve"> at the time of the request, they stand apart from the identity, authority and approval conditions, and elsewhere they are enforced on a credential or at registration.</w:t>
       </w:r>
     </w:p>
     <w:p>
@@ -27415,8 +27455,18 @@
       </w:pPr>
       <w:r>
         <w:t>6.</w:t>
+      </w:r>
+      <w:r>
         <w:tab/>
-        <w:t>There is no formal definition or systematic testing of the complete authorisation decision under valid, invalid and adversarial conditions; any proof covers only a fragment of it.</w:t>
+      </w:r>
+      <w:r>
+        <w:t xml:space="preserve">There is no formal definition or systematic testing of the complete authorisation decision under valid, invalid and adversarial conditions</w:t>
+      </w:r>
+      <w:r>
+        <w:t xml:space="preserve">. Any proof covers</w:t>
+      </w:r>
+      <w:r>
+        <w:t xml:space="preserve"> only a fragment of it.</w:t>
       </w:r>
     </w:p>
     <w:p>
